--- a/zht/docx/122.content.docx
+++ b/zht/docx/122.content.docx
@@ -149,27 +149,7 @@
         <w:rPr>
           <w:lang w:val="zh_TW" w:bidi="zh_TW"/>
         </w:rPr>
-        <w:t>wen</w:t>
-      </w:r>
-      <w:r>
-        <w:rPr>
-          <w:lang w:val="zh_TW" w:bidi="zh_TW"/>
-        </w:rPr>
-      </w:r>
-    </w:p>
-    <w:p>
-      <w:pPr/>
-      <w:r>
-        <w:rPr>
-          <w:lang w:val="zh_TW" w:bidi="zh_TW"/>
-        </w:rPr>
-      </w:r>
-      <w:r>
-        <w:rPr>
-          <w:i/>
-          <w:lang w:val="zh_TW" w:bidi="zh_TW"/>
-        </w:rPr>
-        <w:t>溫柔, 文士</w:t>
+        <w:t>shu</w:t>
       </w:r>
       <w:r>
         <w:rPr>
@@ -232,7 +212,7 @@
         <w:rPr>
           <w:lang w:val="zh_TW" w:bidi="zh_TW"/>
         </w:rPr>
-        <w:t>溫柔</w:t>
+        <w:t>書卷</w:t>
       </w:r>
       <w:r>
         <w:rPr>
@@ -251,7 +231,46 @@
         <w:rPr>
           <w:lang w:val="zh_TW" w:bidi="zh_TW"/>
         </w:rPr>
-        <w:t>舊約聖經將溫柔描述為謙卑或屈身的態度（</w:t>
+        <w:t>書寫用的紙張或卷軸，常被用來保存記錄或故事。這些材料通常由木材、羊皮紙、或蒲草紙製成。至於有頁面裝訂成冊的書籍，則是在聖經時期之後才逐漸發展出來的。</w:t>
+      </w:r>
+    </w:p>
+    <w:p>
+      <w:pPr/>
+      <w:r>
+        <w:rPr>
+          <w:lang w:val="zh_TW" w:bidi="zh_TW"/>
+        </w:rPr>
+      </w:r>
+      <w:r>
+        <w:rPr>
+          <w:lang w:val="zh_TW" w:bidi="zh_TW"/>
+        </w:rPr>
+        <w:t>聖經包含多卷被稱為「書卷」的經文，因為這些文獻在被編入聖經之前就是單獨的書卷。聖經共有66卷書（例如：創世記、以賽亞書、馬太福音和啟示錄）。</w:t>
+      </w:r>
+    </w:p>
+    <w:p>
+      <w:pPr>
+        <w:pStyle w:val="Heading3"/>
+      </w:pPr>
+      <w:r>
+        <w:rPr>
+          <w:lang w:val="zh_TW" w:bidi="zh_TW"/>
+        </w:rPr>
+        <w:t>律法書</w:t>
+      </w:r>
+    </w:p>
+    <w:p>
+      <w:pPr/>
+      <w:r>
+        <w:rPr>
+          <w:lang w:val="zh_TW" w:bidi="zh_TW"/>
+        </w:rPr>
+      </w:r>
+      <w:r>
+        <w:rPr>
+          <w:lang w:val="zh_TW" w:bidi="zh_TW"/>
+        </w:rPr>
+        <w:t>對古代以色列人來說是最重要的書卷（</w:t>
       </w:r>
       <w:hyperlink r:id="rId13">
         <w:r>
@@ -262,14 +281,14 @@
             <w:color w:val="0000EE"/>
             <w:u w:val="single"/>
           </w:rPr>
-          <w:t>撒下22:36</w:t>
-        </w:r>
-      </w:hyperlink>
-      <w:r>
-        <w:rPr>
-          <w:lang w:val="zh_TW" w:bidi="zh_TW"/>
-        </w:rPr>
-        <w:t>；參</w:t>
+          <w:t>王下22:8</w:t>
+        </w:r>
+      </w:hyperlink>
+      <w:r>
+        <w:rPr>
+          <w:lang w:val="zh_TW" w:bidi="zh_TW"/>
+        </w:rPr>
+        <w:t>）。這卷書之所以重要，是因為它是神賜給摩西的（</w:t>
       </w:r>
       <w:hyperlink r:id="rId14">
         <w:r>
@@ -280,14 +299,14 @@
             <w:color w:val="0000EE"/>
             <w:u w:val="single"/>
           </w:rPr>
-          <w:t>詩18:35</w:t>
-        </w:r>
-      </w:hyperlink>
-      <w:r>
-        <w:rPr>
-          <w:lang w:val="zh_TW" w:bidi="zh_TW"/>
-        </w:rPr>
-        <w:t>）。「溫柔」或「溫柔地」可以指禮貌和不做作（</w:t>
+          <w:t>書23:6</w:t>
+        </w:r>
+      </w:hyperlink>
+      <w:r>
+        <w:rPr>
+          <w:lang w:val="zh_TW" w:bidi="zh_TW"/>
+        </w:rPr>
+        <w:t>；</w:t>
       </w:r>
       <w:hyperlink r:id="rId15">
         <w:r>
@@ -298,14 +317,14 @@
             <w:color w:val="0000EE"/>
             <w:u w:val="single"/>
           </w:rPr>
-          <w:t>箴15:4</w:t>
-        </w:r>
-      </w:hyperlink>
-      <w:r>
-        <w:rPr>
-          <w:lang w:val="zh_TW" w:bidi="zh_TW"/>
-        </w:rPr>
-        <w:t>），安靜而柔和（</w:t>
+          <w:t>可12:26</w:t>
+        </w:r>
+      </w:hyperlink>
+      <w:r>
+        <w:rPr>
+          <w:lang w:val="zh_TW" w:bidi="zh_TW"/>
+        </w:rPr>
+        <w:t>）。它很重要，也是因為其中包含了摩西之約（例如，</w:t>
       </w:r>
       <w:hyperlink r:id="rId16">
         <w:r>
@@ -316,7 +335,158 @@
             <w:color w:val="0000EE"/>
             <w:u w:val="single"/>
           </w:rPr>
-          <w:t>申32:2</w:t>
+          <w:t>出20章</w:t>
+        </w:r>
+      </w:hyperlink>
+      <w:r>
+        <w:rPr>
+          <w:lang w:val="zh_TW" w:bidi="zh_TW"/>
+        </w:rPr>
+        <w:t>）。神曾吩咐約書亞晝夜思想這卷書（</w:t>
+      </w:r>
+      <w:hyperlink r:id="rId17">
+        <w:r>
+          <w:rPr>
+            <w:lang w:val="zh_TW" w:bidi="zh_TW"/>
+          </w:rPr>
+          <w:rPr>
+            <w:color w:val="0000EE"/>
+            <w:u w:val="single"/>
+          </w:rPr>
+          <w:t>書1:8</w:t>
+        </w:r>
+      </w:hyperlink>
+      <w:r>
+        <w:rPr>
+          <w:lang w:val="zh_TW" w:bidi="zh_TW"/>
+        </w:rPr>
+        <w:t>）。先知們經常引用它，尤其是申命記。在約西亞作王時期，律法書在聖殿的修復過程中被發現，這導致了重要的宗教改革（</w:t>
+      </w:r>
+      <w:hyperlink r:id="rId18">
+        <w:r>
+          <w:rPr>
+            <w:lang w:val="zh_TW" w:bidi="zh_TW"/>
+          </w:rPr>
+          <w:rPr>
+            <w:color w:val="0000EE"/>
+            <w:u w:val="single"/>
+          </w:rPr>
+          <w:t>王下22:8</w:t>
+        </w:r>
+      </w:hyperlink>
+      <w:r>
+        <w:rPr>
+          <w:lang w:val="zh_TW" w:bidi="zh_TW"/>
+        </w:rPr>
+        <w:t>–</w:t>
+      </w:r>
+      <w:hyperlink r:id="rId18">
+        <w:r>
+          <w:rPr>
+            <w:lang w:val="zh_TW" w:bidi="zh_TW"/>
+          </w:rPr>
+          <w:rPr>
+            <w:color w:val="0000EE"/>
+            <w:u w:val="single"/>
+          </w:rPr>
+          <w:t>13</w:t>
+        </w:r>
+      </w:hyperlink>
+      <w:r>
+        <w:rPr>
+          <w:lang w:val="zh_TW" w:bidi="zh_TW"/>
+        </w:rPr>
+        <w:t>）。</w:t>
+      </w:r>
+    </w:p>
+    <w:p>
+      <w:pPr>
+        <w:pStyle w:val="Heading3"/>
+      </w:pPr>
+      <w:r>
+        <w:rPr>
+          <w:lang w:val="zh_TW" w:bidi="zh_TW"/>
+        </w:rPr>
+        <w:t>聖經中提到的書卷</w:t>
+      </w:r>
+    </w:p>
+    <w:p>
+      <w:pPr/>
+      <w:r>
+        <w:rPr>
+          <w:lang w:val="zh_TW" w:bidi="zh_TW"/>
+        </w:rPr>
+      </w:r>
+      <w:r>
+        <w:rPr>
+          <w:lang w:val="zh_TW" w:bidi="zh_TW"/>
+        </w:rPr>
+        <w:t>聖經中特別提到的一些作為資料來源的書卷包括：</w:t>
+      </w:r>
+    </w:p>
+    <w:p>
+      <w:pPr>
+        <w:pStyle w:val="ListBullet"/>
+        <w:spacing w:line="240" w:lineRule="auto"/>
+        <w:ind w:left="720"/>
+      </w:pPr>
+      <w:r>
+        <w:rPr>
+          <w:lang w:val="zh_TW" w:bidi="zh_TW"/>
+        </w:rPr>
+      </w:r>
+      <w:r>
+        <w:rPr>
+          <w:lang w:val="zh_TW" w:bidi="zh_TW"/>
+        </w:rPr>
+        <w:t>耶和華的戰記（</w:t>
+      </w:r>
+      <w:hyperlink r:id="rId19">
+        <w:r>
+          <w:rPr>
+            <w:lang w:val="zh_TW" w:bidi="zh_TW"/>
+          </w:rPr>
+          <w:rPr>
+            <w:color w:val="0000EE"/>
+            <w:u w:val="single"/>
+          </w:rPr>
+          <w:t>民21:14</w:t>
+        </w:r>
+      </w:hyperlink>
+      <w:r>
+        <w:rPr>
+          <w:lang w:val="zh_TW" w:bidi="zh_TW"/>
+        </w:rPr>
+        <w:t>）</w:t>
+      </w:r>
+    </w:p>
+    <w:p>
+      <w:pPr>
+        <w:pStyle w:val="ListBullet"/>
+        <w:spacing w:line="240" w:lineRule="auto"/>
+        <w:ind w:left="720"/>
+      </w:pPr>
+      <w:r>
+        <w:rPr>
+          <w:lang w:val="zh_TW" w:bidi="zh_TW"/>
+        </w:rPr>
+      </w:r>
+      <w:r>
+        <w:rPr>
+          <w:lang w:val="zh_TW" w:bidi="zh_TW"/>
+        </w:rPr>
+        <w:t>雅煞珥書（</w:t>
+      </w:r>
+      <w:hyperlink r:id="rId20">
+        <w:r>
+          <w:rPr>
+            <w:lang w:val="zh_TW" w:bidi="zh_TW"/>
+          </w:rPr>
+          <w:rPr>
+            <w:color w:val="0000EE"/>
+            <w:u w:val="single"/>
+          </w:rPr>
+          <w:t>約書亞10:13</w:t>
         </w:r>
       </w:hyperlink>
       <w:r>
@@ -325,34 +495,323 @@
         </w:rPr>
         <w:t>；</w:t>
       </w:r>
-      <w:hyperlink r:id="rId17">
-        <w:r>
-          <w:rPr>
-            <w:lang w:val="zh_TW" w:bidi="zh_TW"/>
-          </w:rPr>
-          <w:rPr>
-            <w:color w:val="0000EE"/>
-            <w:u w:val="single"/>
-          </w:rPr>
-          <w:t>賽8:6</w:t>
-        </w:r>
-      </w:hyperlink>
-      <w:r>
-        <w:rPr>
-          <w:lang w:val="zh_TW" w:bidi="zh_TW"/>
-        </w:rPr>
-        <w:t>），或柔軟且寬容（</w:t>
-      </w:r>
-      <w:hyperlink r:id="rId18">
-        <w:r>
-          <w:rPr>
-            <w:lang w:val="zh_TW" w:bidi="zh_TW"/>
-          </w:rPr>
-          <w:rPr>
-            <w:color w:val="0000EE"/>
-            <w:u w:val="single"/>
-          </w:rPr>
-          <w:t>撒下18:5</w:t>
+      <w:hyperlink r:id="rId21">
+        <w:r>
+          <w:rPr>
+            <w:lang w:val="zh_TW" w:bidi="zh_TW"/>
+          </w:rPr>
+          <w:rPr>
+            <w:color w:val="0000EE"/>
+            <w:u w:val="single"/>
+          </w:rPr>
+          <w:t>撒母耳下1:18</w:t>
+        </w:r>
+      </w:hyperlink>
+      <w:r>
+        <w:rPr>
+          <w:lang w:val="zh_TW" w:bidi="zh_TW"/>
+        </w:rPr>
+        <w:t>）</w:t>
+      </w:r>
+    </w:p>
+    <w:p>
+      <w:pPr>
+        <w:pStyle w:val="ListBullet"/>
+        <w:spacing w:line="240" w:lineRule="auto"/>
+        <w:ind w:left="720"/>
+      </w:pPr>
+      <w:r>
+        <w:rPr>
+          <w:lang w:val="zh_TW" w:bidi="zh_TW"/>
+        </w:rPr>
+      </w:r>
+      <w:r>
+        <w:rPr>
+          <w:lang w:val="zh_TW" w:bidi="zh_TW"/>
+        </w:rPr>
+        <w:t>所羅門記（</w:t>
+      </w:r>
+      <w:hyperlink r:id="rId22">
+        <w:r>
+          <w:rPr>
+            <w:lang w:val="zh_TW" w:bidi="zh_TW"/>
+          </w:rPr>
+          <w:rPr>
+            <w:color w:val="0000EE"/>
+            <w:u w:val="single"/>
+          </w:rPr>
+          <w:t>王上11:41</w:t>
+        </w:r>
+      </w:hyperlink>
+      <w:r>
+        <w:rPr>
+          <w:lang w:val="zh_TW" w:bidi="zh_TW"/>
+        </w:rPr>
+        <w:t>）</w:t>
+      </w:r>
+    </w:p>
+    <w:p>
+      <w:pPr>
+        <w:pStyle w:val="ListBullet"/>
+        <w:spacing w:line="240" w:lineRule="auto"/>
+        <w:ind w:left="720"/>
+      </w:pPr>
+      <w:r>
+        <w:rPr>
+          <w:lang w:val="zh_TW" w:bidi="zh_TW"/>
+        </w:rPr>
+      </w:r>
+      <w:r>
+        <w:rPr>
+          <w:lang w:val="zh_TW" w:bidi="zh_TW"/>
+        </w:rPr>
+        <w:t>猶大列王記（</w:t>
+      </w:r>
+      <w:hyperlink r:id="rId23">
+        <w:r>
+          <w:rPr>
+            <w:lang w:val="zh_TW" w:bidi="zh_TW"/>
+          </w:rPr>
+          <w:rPr>
+            <w:color w:val="0000EE"/>
+            <w:u w:val="single"/>
+          </w:rPr>
+          <w:t>王上14:29</w:t>
+        </w:r>
+      </w:hyperlink>
+      <w:r>
+        <w:rPr>
+          <w:lang w:val="zh_TW" w:bidi="zh_TW"/>
+        </w:rPr>
+        <w:t>）</w:t>
+      </w:r>
+    </w:p>
+    <w:p>
+      <w:pPr/>
+      <w:r>
+        <w:rPr>
+          <w:lang w:val="zh_TW" w:bidi="zh_TW"/>
+        </w:rPr>
+      </w:r>
+      <w:r>
+        <w:rPr>
+          <w:lang w:val="zh_TW" w:bidi="zh_TW"/>
+        </w:rPr>
+        <w:t>歷代志中還提到了多卷被用作資料來源的先知文獻：</w:t>
+      </w:r>
+    </w:p>
+    <w:p>
+      <w:pPr>
+        <w:pStyle w:val="ListBullet"/>
+        <w:spacing w:line="240" w:lineRule="auto"/>
+        <w:ind w:left="720"/>
+      </w:pPr>
+      <w:r>
+        <w:rPr>
+          <w:lang w:val="zh_TW" w:bidi="zh_TW"/>
+        </w:rPr>
+      </w:r>
+      <w:r>
+        <w:rPr>
+          <w:lang w:val="zh_TW" w:bidi="zh_TW"/>
+        </w:rPr>
+        <w:t>先見撒母耳的書</w:t>
+      </w:r>
+    </w:p>
+    <w:p>
+      <w:pPr>
+        <w:pStyle w:val="ListBullet"/>
+        <w:spacing w:line="240" w:lineRule="auto"/>
+        <w:ind w:left="720"/>
+      </w:pPr>
+      <w:r>
+        <w:rPr>
+          <w:lang w:val="zh_TW" w:bidi="zh_TW"/>
+        </w:rPr>
+      </w:r>
+      <w:r>
+        <w:rPr>
+          <w:lang w:val="zh_TW" w:bidi="zh_TW"/>
+        </w:rPr>
+        <w:t>先知拿單的書</w:t>
+      </w:r>
+    </w:p>
+    <w:p>
+      <w:pPr>
+        <w:pStyle w:val="ListBullet"/>
+        <w:spacing w:line="240" w:lineRule="auto"/>
+        <w:ind w:left="720"/>
+      </w:pPr>
+      <w:r>
+        <w:rPr>
+          <w:lang w:val="zh_TW" w:bidi="zh_TW"/>
+        </w:rPr>
+      </w:r>
+      <w:r>
+        <w:rPr>
+          <w:lang w:val="zh_TW" w:bidi="zh_TW"/>
+        </w:rPr>
+        <w:t>先見迦得的書（</w:t>
+      </w:r>
+      <w:hyperlink r:id="rId24">
+        <w:r>
+          <w:rPr>
+            <w:lang w:val="zh_TW" w:bidi="zh_TW"/>
+          </w:rPr>
+          <w:rPr>
+            <w:color w:val="0000EE"/>
+            <w:u w:val="single"/>
+          </w:rPr>
+          <w:t>代上29:29</w:t>
+        </w:r>
+      </w:hyperlink>
+      <w:r>
+        <w:rPr>
+          <w:lang w:val="zh_TW" w:bidi="zh_TW"/>
+        </w:rPr>
+        <w:t>）</w:t>
+      </w:r>
+    </w:p>
+    <w:p>
+      <w:pPr>
+        <w:pStyle w:val="ListBullet"/>
+        <w:spacing w:line="240" w:lineRule="auto"/>
+        <w:ind w:left="720"/>
+      </w:pPr>
+      <w:r>
+        <w:rPr>
+          <w:lang w:val="zh_TW" w:bidi="zh_TW"/>
+        </w:rPr>
+      </w:r>
+      <w:r>
+        <w:rPr>
+          <w:lang w:val="zh_TW" w:bidi="zh_TW"/>
+        </w:rPr>
+        <w:t>示羅人亞希雅的預言書（</w:t>
+      </w:r>
+      <w:hyperlink r:id="rId25">
+        <w:r>
+          <w:rPr>
+            <w:lang w:val="zh_TW" w:bidi="zh_TW"/>
+          </w:rPr>
+          <w:rPr>
+            <w:color w:val="0000EE"/>
+            <w:u w:val="single"/>
+          </w:rPr>
+          <w:t>代下9:29</w:t>
+        </w:r>
+      </w:hyperlink>
+      <w:r>
+        <w:rPr>
+          <w:lang w:val="zh_TW" w:bidi="zh_TW"/>
+        </w:rPr>
+        <w:t>）</w:t>
+      </w:r>
+    </w:p>
+    <w:p>
+      <w:pPr/>
+      <w:r>
+        <w:rPr>
+          <w:lang w:val="zh_TW" w:bidi="zh_TW"/>
+        </w:rPr>
+      </w:r>
+      <w:r>
+        <w:rPr>
+          <w:lang w:val="zh_TW" w:bidi="zh_TW"/>
+        </w:rPr>
+        <w:t>這些先知文獻被引用於歷代志，表明以色列人將自己的歷史視為神作為的記錄。</w:t>
+      </w:r>
+    </w:p>
+    <w:p>
+      <w:pPr/>
+      <w:r>
+        <w:rPr>
+          <w:lang w:val="zh_TW" w:bidi="zh_TW"/>
+        </w:rPr>
+      </w:r>
+      <w:r>
+        <w:rPr>
+          <w:i/>
+          <w:lang w:val="zh_TW" w:bidi="zh_TW"/>
+        </w:rPr>
+        <w:t>見</w:t>
+      </w:r>
+      <w:r>
+        <w:rPr>
+          <w:lang w:val="zh_TW" w:bidi="zh_TW"/>
+        </w:rPr>
+        <w:t xml:space="preserve"> </w:t>
+      </w:r>
+      <w:r>
+        <w:rPr>
+          <w:lang w:val="zh_TW" w:bidi="zh_TW"/>
+        </w:rPr>
+        <w:t>寫作</w:t>
+      </w:r>
+      <w:r>
+        <w:rPr>
+          <w:lang w:val="zh_TW" w:bidi="zh_TW"/>
+        </w:rPr>
+        <w:t>。</w:t>
+      </w:r>
+      <w:r>
+        <w:rPr>
+          <w:lang w:val="zh_TW" w:bidi="zh_TW"/>
+        </w:rPr>
+      </w:r>
+      <w:r>
+        <w:rPr>
+          <w:lang w:val="zh_TW" w:bidi="zh_TW"/>
+        </w:rPr>
+      </w:r>
+    </w:p>
+    <w:p>
+      <w:pPr/>
+      <w:r>
+        <w:rPr>
+          <w:lang w:val="zh_TW" w:bidi="zh_TW"/>
+        </w:rPr>
+      </w:r>
+    </w:p>
+    <w:p>
+      <w:pPr>
+        <w:pStyle w:val="Heading2"/>
+      </w:pPr>
+      <w:r>
+        <w:rPr>
+          <w:lang w:val="zh_TW" w:bidi="zh_TW"/>
+        </w:rPr>
+        <w:t>贖價</w:t>
+      </w:r>
+      <w:r>
+        <w:rPr>
+          <w:lang w:val="zh_TW" w:bidi="zh_TW"/>
+        </w:rPr>
+      </w:r>
+    </w:p>
+    <w:p>
+      <w:pPr/>
+      <w:r>
+        <w:rPr>
+          <w:lang w:val="zh_TW" w:bidi="zh_TW"/>
+        </w:rPr>
+      </w:r>
+      <w:r>
+        <w:rPr>
+          <w:lang w:val="zh_TW" w:bidi="zh_TW"/>
+        </w:rPr>
+        <w:t>為釋放奴隸、俘虜、財產或生命而付出的代價。 耶穌說祂的全部工作就是通過捨命作多人的贖價來服事他們（</w:t>
+      </w:r>
+      <w:hyperlink r:id="rId26">
+        <w:r>
+          <w:rPr>
+            <w:lang w:val="zh_TW" w:bidi="zh_TW"/>
+          </w:rPr>
+          <w:rPr>
+            <w:color w:val="0000EE"/>
+            <w:u w:val="single"/>
+          </w:rPr>
+          <w:t>太20:28</w:t>
         </w:r>
       </w:hyperlink>
       <w:r>
@@ -361,16 +820,208 @@
         </w:rPr>
         <w:t>；</w:t>
       </w:r>
-      <w:hyperlink r:id="rId19">
-        <w:r>
-          <w:rPr>
-            <w:lang w:val="zh_TW" w:bidi="zh_TW"/>
-          </w:rPr>
-          <w:rPr>
-            <w:color w:val="0000EE"/>
-            <w:u w:val="single"/>
-          </w:rPr>
-          <w:t>伯15:11</w:t>
+      <w:hyperlink r:id="rId27">
+        <w:r>
+          <w:rPr>
+            <w:lang w:val="zh_TW" w:bidi="zh_TW"/>
+          </w:rPr>
+          <w:rPr>
+            <w:color w:val="0000EE"/>
+            <w:u w:val="single"/>
+          </w:rPr>
+          <w:t>可10:45</w:t>
+        </w:r>
+      </w:hyperlink>
+      <w:r>
+        <w:rPr>
+          <w:lang w:val="zh_TW" w:bidi="zh_TW"/>
+        </w:rPr>
+        <w:t>）。「贖價（ransom）」與「救贖（redemption）」和「拯救（salvation）」等詞密切相關，指的是基督如何為人類的罪付出代價。</w:t>
+      </w:r>
+    </w:p>
+    <w:p>
+      <w:pPr>
+        <w:pStyle w:val="Heading3"/>
+      </w:pPr>
+      <w:r>
+        <w:rPr>
+          <w:lang w:val="zh_TW" w:bidi="zh_TW"/>
+        </w:rPr>
+        <w:t>在舊約中</w:t>
+      </w:r>
+    </w:p>
+    <w:p>
+      <w:pPr/>
+      <w:r>
+        <w:rPr>
+          <w:lang w:val="zh_TW" w:bidi="zh_TW"/>
+        </w:rPr>
+      </w:r>
+      <w:r>
+        <w:rPr>
+          <w:lang w:val="zh_TW" w:bidi="zh_TW"/>
+        </w:rPr>
+        <w:t>在舊約中，神給祂的百姓一些規則，允許他們通過支付贖價來買回（或贖回）生命和財產（參</w:t>
+      </w:r>
+      <w:hyperlink r:id="rId28">
+        <w:r>
+          <w:rPr>
+            <w:lang w:val="zh_TW" w:bidi="zh_TW"/>
+          </w:rPr>
+          <w:rPr>
+            <w:color w:val="0000EE"/>
+            <w:u w:val="single"/>
+          </w:rPr>
+          <w:t>利25–27章</w:t>
+        </w:r>
+      </w:hyperlink>
+      <w:r>
+        <w:rPr>
+          <w:lang w:val="zh_TW" w:bidi="zh_TW"/>
+        </w:rPr>
+        <w:t>）。贖價是用來替代被贖回或被釋放的某物或某人而支付的款項。</w:t>
+      </w:r>
+    </w:p>
+    <w:p>
+      <w:pPr/>
+      <w:r>
+        <w:rPr>
+          <w:lang w:val="zh_TW" w:bidi="zh_TW"/>
+        </w:rPr>
+      </w:r>
+      <w:r>
+        <w:rPr>
+          <w:lang w:val="zh_TW" w:bidi="zh_TW"/>
+        </w:rPr>
+        <w:t>舊約使用了三個不同的希伯來文詞語來表示贖價或贖回。只有在經文明確顯示已支付某種代價時，這些詞語才會被翻譯為「贖價」。即使英文譯本使用其他詞彙如redemption（救贖），它們通常仍然意味著某種贖價已被支付。</w:t>
+      </w:r>
+    </w:p>
+    <w:p>
+      <w:pPr/>
+      <w:r>
+        <w:rPr>
+          <w:lang w:val="zh_TW" w:bidi="zh_TW"/>
+        </w:rPr>
+      </w:r>
+      <w:r>
+        <w:rPr>
+          <w:lang w:val="zh_TW" w:bidi="zh_TW"/>
+        </w:rPr>
+        <w:t>其中一個希伯文詞語（</w:t>
+      </w:r>
+      <w:r>
+        <w:rPr>
+          <w:i/>
+          <w:lang w:val="zh_TW" w:bidi="zh_TW"/>
+        </w:rPr>
+        <w:t>kopher</w:t>
+      </w:r>
+      <w:r>
+        <w:rPr>
+          <w:lang w:val="zh_TW" w:bidi="zh_TW"/>
+        </w:rPr>
+        <w:t>）意指「覆蓋」或「遮蓋」。這是一種用來代替懲罰的支付。例如：</w:t>
+      </w:r>
+    </w:p>
+    <w:p>
+      <w:pPr>
+        <w:pStyle w:val="ListBullet"/>
+        <w:spacing w:line="240" w:lineRule="auto"/>
+        <w:ind w:left="720"/>
+      </w:pPr>
+      <w:r>
+        <w:rPr>
+          <w:lang w:val="zh_TW" w:bidi="zh_TW"/>
+        </w:rPr>
+      </w:r>
+      <w:r>
+        <w:rPr>
+          <w:lang w:val="zh_TW" w:bidi="zh_TW"/>
+        </w:rPr>
+        <w:t>如果一頭牛殺了人，牛的主人可以支付贖價來保全自己的性命（</w:t>
+      </w:r>
+      <w:hyperlink r:id="rId29">
+        <w:r>
+          <w:rPr>
+            <w:lang w:val="zh_TW" w:bidi="zh_TW"/>
+          </w:rPr>
+          <w:rPr>
+            <w:color w:val="0000EE"/>
+            <w:u w:val="single"/>
+          </w:rPr>
+          <w:t>出21:30</w:t>
+        </w:r>
+      </w:hyperlink>
+      <w:r>
+        <w:rPr>
+          <w:lang w:val="zh_TW" w:bidi="zh_TW"/>
+        </w:rPr>
+        <w:t xml:space="preserve">）。 </w:t>
+      </w:r>
+    </w:p>
+    <w:p>
+      <w:pPr>
+        <w:pStyle w:val="ListBullet"/>
+        <w:spacing w:line="240" w:lineRule="auto"/>
+        <w:ind w:left="720"/>
+      </w:pPr>
+      <w:r>
+        <w:rPr>
+          <w:lang w:val="zh_TW" w:bidi="zh_TW"/>
+        </w:rPr>
+      </w:r>
+      <w:r>
+        <w:rPr>
+          <w:lang w:val="zh_TW" w:bidi="zh_TW"/>
+        </w:rPr>
+        <w:t>神要求每個以色列人在人口普查時支付半舍客勒作為贖價，以防止瘟疫（</w:t>
+      </w:r>
+      <w:hyperlink r:id="rId30">
+        <w:r>
+          <w:rPr>
+            <w:lang w:val="zh_TW" w:bidi="zh_TW"/>
+          </w:rPr>
+          <w:rPr>
+            <w:color w:val="0000EE"/>
+            <w:u w:val="single"/>
+          </w:rPr>
+          <w:t>出30:12</w:t>
+        </w:r>
+      </w:hyperlink>
+      <w:r>
+        <w:rPr>
+          <w:lang w:val="zh_TW" w:bidi="zh_TW"/>
+        </w:rPr>
+        <w:t>）。這「贖罪銀（atonement money）」是用於會幕事奉中使用的祭物。</w:t>
+      </w:r>
+    </w:p>
+    <w:p>
+      <w:pPr>
+        <w:pStyle w:val="ListBullet"/>
+        <w:spacing w:line="240" w:lineRule="auto"/>
+        <w:ind w:left="720"/>
+      </w:pPr>
+      <w:r>
+        <w:rPr>
+          <w:lang w:val="zh_TW" w:bidi="zh_TW"/>
+        </w:rPr>
+      </w:r>
+      <w:r>
+        <w:rPr>
+          <w:lang w:val="zh_TW" w:bidi="zh_TW"/>
+        </w:rPr>
+        <w:t>兇手不能被贖，任何在逃城中尋求避難的人也不能被贖回（</w:t>
+      </w:r>
+      <w:hyperlink r:id="rId31">
+        <w:r>
+          <w:rPr>
+            <w:lang w:val="zh_TW" w:bidi="zh_TW"/>
+          </w:rPr>
+          <w:rPr>
+            <w:color w:val="0000EE"/>
+            <w:u w:val="single"/>
+          </w:rPr>
+          <w:t>民35:31–32</w:t>
         </w:r>
       </w:hyperlink>
       <w:r>
@@ -381,6 +1032,42 @@
       </w:r>
     </w:p>
     <w:p>
+      <w:pPr>
+        <w:pStyle w:val="ListBullet"/>
+        <w:spacing w:line="240" w:lineRule="auto"/>
+        <w:ind w:left="720"/>
+      </w:pPr>
+      <w:r>
+        <w:rPr>
+          <w:lang w:val="zh_TW" w:bidi="zh_TW"/>
+        </w:rPr>
+      </w:r>
+      <w:r>
+        <w:rPr>
+          <w:lang w:val="zh_TW" w:bidi="zh_TW"/>
+        </w:rPr>
+        <w:t>無法通過支付贖價來避免死亡（</w:t>
+      </w:r>
+      <w:hyperlink r:id="rId32">
+        <w:r>
+          <w:rPr>
+            <w:lang w:val="zh_TW" w:bidi="zh_TW"/>
+          </w:rPr>
+          <w:rPr>
+            <w:color w:val="0000EE"/>
+            <w:u w:val="single"/>
+          </w:rPr>
+          <w:t>詩49:7–9</w:t>
+        </w:r>
+      </w:hyperlink>
+      <w:r>
+        <w:rPr>
+          <w:lang w:val="zh_TW" w:bidi="zh_TW"/>
+        </w:rPr>
+        <w:t xml:space="preserve">）。 </w:t>
+      </w:r>
+    </w:p>
+    <w:p>
       <w:pPr/>
       <w:r>
         <w:rPr>
@@ -391,7 +1078,1154 @@
         <w:rPr>
           <w:lang w:val="zh_TW" w:bidi="zh_TW"/>
         </w:rPr>
-        <w:t>在新約聖經中，有幾個詞被翻譯為「溫柔」、「溫和」或「溫柔地」。其不同的意思包括：</w:t>
+        <w:t>在某些情況下，這個詞用來指為了不正當地影響某人或讓他們保持沉默而支付的款項（</w:t>
+      </w:r>
+      <w:hyperlink r:id="rId33">
+        <w:r>
+          <w:rPr>
+            <w:lang w:val="zh_TW" w:bidi="zh_TW"/>
+          </w:rPr>
+          <w:rPr>
+            <w:color w:val="0000EE"/>
+            <w:u w:val="single"/>
+          </w:rPr>
+          <w:t>撒上12:3</w:t>
+        </w:r>
+      </w:hyperlink>
+      <w:r>
+        <w:rPr>
+          <w:lang w:val="zh_TW" w:bidi="zh_TW"/>
+        </w:rPr>
+        <w:t>；</w:t>
+      </w:r>
+      <w:hyperlink r:id="rId34">
+        <w:r>
+          <w:rPr>
+            <w:lang w:val="zh_TW" w:bidi="zh_TW"/>
+          </w:rPr>
+          <w:rPr>
+            <w:color w:val="0000EE"/>
+            <w:u w:val="single"/>
+          </w:rPr>
+          <w:t>箴6:35</w:t>
+        </w:r>
+      </w:hyperlink>
+      <w:r>
+        <w:rPr>
+          <w:lang w:val="zh_TW" w:bidi="zh_TW"/>
+        </w:rPr>
+        <w:t>；</w:t>
+      </w:r>
+      <w:hyperlink r:id="rId35">
+        <w:r>
+          <w:rPr>
+            <w:lang w:val="zh_TW" w:bidi="zh_TW"/>
+          </w:rPr>
+          <w:rPr>
+            <w:color w:val="0000EE"/>
+            <w:u w:val="single"/>
+          </w:rPr>
+          <w:t>摩5:12</w:t>
+        </w:r>
+      </w:hyperlink>
+      <w:r>
+        <w:rPr>
+          <w:lang w:val="zh_TW" w:bidi="zh_TW"/>
+        </w:rPr>
+        <w:t>）。</w:t>
+      </w:r>
+    </w:p>
+    <w:p>
+      <w:pPr/>
+      <w:r>
+        <w:rPr>
+          <w:lang w:val="zh_TW" w:bidi="zh_TW"/>
+        </w:rPr>
+      </w:r>
+      <w:r>
+        <w:rPr>
+          <w:lang w:val="zh_TW" w:bidi="zh_TW"/>
+        </w:rPr>
+        <w:t>第二個希伯來詞語「贖價」和「贖回」與</w:t>
+      </w:r>
+      <w:r>
+        <w:rPr>
+          <w:i/>
+          <w:lang w:val="zh_TW" w:bidi="zh_TW"/>
+        </w:rPr>
+        <w:t>go’el</w:t>
+      </w:r>
+      <w:r>
+        <w:rPr>
+          <w:lang w:val="zh_TW" w:bidi="zh_TW"/>
+        </w:rPr>
+        <w:t>有關。</w:t>
+      </w:r>
+      <w:r>
+        <w:rPr>
+          <w:i/>
+          <w:lang w:val="zh_TW" w:bidi="zh_TW"/>
+        </w:rPr>
+        <w:t>Go’el</w:t>
+      </w:r>
+      <w:r>
+        <w:rPr>
+          <w:lang w:val="zh_TW" w:bidi="zh_TW"/>
+        </w:rPr>
+        <w:t>的意思是「救贖者（redeemer）」，或將失去的東西取回來的人。這個詞源自希伯來文詞語，意為「恢復、修復、拯救或救援（restore, repair, deliver, or rescue）」。這個詞涉及神的家庭律法，要求親屬互相幫助（</w:t>
+      </w:r>
+      <w:hyperlink r:id="rId36">
+        <w:r>
+          <w:rPr>
+            <w:lang w:val="zh_TW" w:bidi="zh_TW"/>
+          </w:rPr>
+          <w:rPr>
+            <w:color w:val="0000EE"/>
+            <w:u w:val="single"/>
+          </w:rPr>
+          <w:t>利25:25–55</w:t>
+        </w:r>
+      </w:hyperlink>
+      <w:r>
+        <w:rPr>
+          <w:lang w:val="zh_TW" w:bidi="zh_TW"/>
+        </w:rPr>
+        <w:t>）。一位近親（親屬）有以下幾項職責：</w:t>
+      </w:r>
+    </w:p>
+    <w:p>
+      <w:pPr>
+        <w:pStyle w:val="ListBullet"/>
+        <w:spacing w:line="240" w:lineRule="auto"/>
+        <w:ind w:left="720"/>
+      </w:pPr>
+      <w:r>
+        <w:rPr>
+          <w:lang w:val="zh_TW" w:bidi="zh_TW"/>
+        </w:rPr>
+      </w:r>
+      <w:r>
+        <w:rPr>
+          <w:lang w:val="zh_TW" w:bidi="zh_TW"/>
+        </w:rPr>
+        <w:t>親屬有責任買回家族成員因為某些原因必須賣掉的財產（</w:t>
+      </w:r>
+      <w:hyperlink r:id="rId37">
+        <w:r>
+          <w:rPr>
+            <w:lang w:val="zh_TW" w:bidi="zh_TW"/>
+          </w:rPr>
+          <w:rPr>
+            <w:color w:val="0000EE"/>
+            <w:u w:val="single"/>
+          </w:rPr>
+          <w:t>利25:25–34；</w:t>
+        </w:r>
+      </w:hyperlink>
+      <w:hyperlink r:id="rId38">
+        <w:r>
+          <w:rPr>
+            <w:lang w:val="zh_TW" w:bidi="zh_TW"/>
+          </w:rPr>
+          <w:rPr>
+            <w:color w:val="0000EE"/>
+            <w:u w:val="single"/>
+          </w:rPr>
+          <w:t>得4:4–6</w:t>
+        </w:r>
+      </w:hyperlink>
+      <w:r>
+        <w:rPr>
+          <w:lang w:val="zh_TW" w:bidi="zh_TW"/>
+        </w:rPr>
+        <w:t>）。</w:t>
+      </w:r>
+    </w:p>
+    <w:p>
+      <w:pPr>
+        <w:pStyle w:val="ListBullet"/>
+        <w:spacing w:line="240" w:lineRule="auto"/>
+        <w:ind w:left="720"/>
+      </w:pPr>
+      <w:r>
+        <w:rPr>
+          <w:lang w:val="zh_TW" w:bidi="zh_TW"/>
+        </w:rPr>
+      </w:r>
+      <w:r>
+        <w:rPr>
+          <w:lang w:val="zh_TW" w:bidi="zh_TW"/>
+        </w:rPr>
+        <w:t>親屬有責任解救因貧困而被迫賣身為奴的親屬（</w:t>
+      </w:r>
+      <w:hyperlink r:id="rId39">
+        <w:r>
+          <w:rPr>
+            <w:lang w:val="zh_TW" w:bidi="zh_TW"/>
+          </w:rPr>
+          <w:rPr>
+            <w:color w:val="0000EE"/>
+            <w:u w:val="single"/>
+          </w:rPr>
+          <w:t>利25:47–55</w:t>
+        </w:r>
+      </w:hyperlink>
+      <w:r>
+        <w:rPr>
+          <w:lang w:val="zh_TW" w:bidi="zh_TW"/>
+        </w:rPr>
+        <w:t>）。</w:t>
+      </w:r>
+    </w:p>
+    <w:p>
+      <w:pPr>
+        <w:pStyle w:val="ListBullet"/>
+        <w:spacing w:line="240" w:lineRule="auto"/>
+        <w:ind w:left="720"/>
+      </w:pPr>
+      <w:r>
+        <w:rPr>
+          <w:lang w:val="zh_TW" w:bidi="zh_TW"/>
+        </w:rPr>
+      </w:r>
+      <w:r>
+        <w:rPr>
+          <w:lang w:val="zh_TW" w:bidi="zh_TW"/>
+        </w:rPr>
+        <w:t>親屬有責任為死去的親屬伸張正義，懲罰殺害他們的人（</w:t>
+      </w:r>
+      <w:hyperlink r:id="rId40">
+        <w:r>
+          <w:rPr>
+            <w:lang w:val="zh_TW" w:bidi="zh_TW"/>
+          </w:rPr>
+          <w:rPr>
+            <w:color w:val="0000EE"/>
+            <w:u w:val="single"/>
+          </w:rPr>
+          <w:t>民35:19–27；</w:t>
+        </w:r>
+      </w:hyperlink>
+      <w:hyperlink r:id="rId41">
+        <w:r>
+          <w:rPr>
+            <w:lang w:val="zh_TW" w:bidi="zh_TW"/>
+          </w:rPr>
+          <w:rPr>
+            <w:color w:val="0000EE"/>
+            <w:u w:val="single"/>
+          </w:rPr>
+          <w:t>書20:3–5</w:t>
+        </w:r>
+      </w:hyperlink>
+      <w:r>
+        <w:rPr>
+          <w:lang w:val="zh_TW" w:bidi="zh_TW"/>
+        </w:rPr>
+        <w:t xml:space="preserve">）。 </w:t>
+      </w:r>
+    </w:p>
+    <w:p>
+      <w:pPr>
+        <w:pStyle w:val="ListBullet"/>
+        <w:spacing w:line="240" w:lineRule="auto"/>
+        <w:ind w:left="720"/>
+      </w:pPr>
+      <w:r>
+        <w:rPr>
+          <w:lang w:val="zh_TW" w:bidi="zh_TW"/>
+        </w:rPr>
+      </w:r>
+      <w:r>
+        <w:rPr>
+          <w:lang w:val="zh_TW" w:bidi="zh_TW"/>
+        </w:rPr>
+        <w:t>親屬也有義務娶已故兄弟沒有子女的妻子，以延續家族血脈（</w:t>
+      </w:r>
+      <w:hyperlink r:id="rId42">
+        <w:r>
+          <w:rPr>
+            <w:lang w:val="zh_TW" w:bidi="zh_TW"/>
+          </w:rPr>
+          <w:rPr>
+            <w:color w:val="0000EE"/>
+            <w:u w:val="single"/>
+          </w:rPr>
+          <w:t>得3:9–13，</w:t>
+        </w:r>
+      </w:hyperlink>
+      <w:hyperlink r:id="rId43">
+        <w:r>
+          <w:rPr>
+            <w:lang w:val="zh_TW" w:bidi="zh_TW"/>
+          </w:rPr>
+          <w:rPr>
+            <w:color w:val="0000EE"/>
+            <w:u w:val="single"/>
+          </w:rPr>
+          <w:t>4:1–12</w:t>
+        </w:r>
+      </w:hyperlink>
+      <w:r>
+        <w:rPr>
+          <w:lang w:val="zh_TW" w:bidi="zh_TW"/>
+        </w:rPr>
+        <w:t xml:space="preserve">）。 </w:t>
+      </w:r>
+    </w:p>
+    <w:p>
+      <w:pPr/>
+      <w:r>
+        <w:rPr>
+          <w:lang w:val="zh_TW" w:bidi="zh_TW"/>
+        </w:rPr>
+      </w:r>
+      <w:r>
+        <w:rPr>
+          <w:lang w:val="zh_TW" w:bidi="zh_TW"/>
+        </w:rPr>
+        <w:t>一般來說，</w:t>
+      </w:r>
+      <w:r>
+        <w:rPr>
+          <w:i/>
+          <w:lang w:val="zh_TW" w:bidi="zh_TW"/>
+        </w:rPr>
+        <w:t>go‘el</w:t>
+      </w:r>
+      <w:r>
+        <w:rPr>
+          <w:lang w:val="zh_TW" w:bidi="zh_TW"/>
+        </w:rPr>
+        <w:t xml:space="preserve"> 是幫助或保護他人的人。例如，約伯呼求神捍衛他（</w:t>
+      </w:r>
+      <w:hyperlink r:id="rId44">
+        <w:r>
+          <w:rPr>
+            <w:lang w:val="zh_TW" w:bidi="zh_TW"/>
+          </w:rPr>
+          <w:rPr>
+            <w:color w:val="0000EE"/>
+            <w:u w:val="single"/>
+          </w:rPr>
+          <w:t>伯19:25</w:t>
+        </w:r>
+      </w:hyperlink>
+      <w:r>
+        <w:rPr>
+          <w:lang w:val="zh_TW" w:bidi="zh_TW"/>
+        </w:rPr>
+        <w:t xml:space="preserve">）。 </w:t>
+      </w:r>
+    </w:p>
+    <w:p>
+      <w:pPr/>
+      <w:r>
+        <w:rPr>
+          <w:lang w:val="zh_TW" w:bidi="zh_TW"/>
+        </w:rPr>
+      </w:r>
+      <w:r>
+        <w:rPr>
+          <w:lang w:val="zh_TW" w:bidi="zh_TW"/>
+        </w:rPr>
+        <w:t>在最高意義上，神是以色列的親屬和</w:t>
+      </w:r>
+      <w:r>
+        <w:rPr>
+          <w:i/>
+          <w:lang w:val="zh_TW" w:bidi="zh_TW"/>
+        </w:rPr>
+        <w:t xml:space="preserve">go’el </w:t>
+      </w:r>
+      <w:r>
+        <w:rPr>
+          <w:lang w:val="zh_TW" w:bidi="zh_TW"/>
+        </w:rPr>
+        <w:t>（救贖者）。神救贖他們脫離：</w:t>
+      </w:r>
+    </w:p>
+    <w:p>
+      <w:pPr>
+        <w:pStyle w:val="ListBullet"/>
+        <w:spacing w:line="240" w:lineRule="auto"/>
+        <w:ind w:left="720"/>
+      </w:pPr>
+      <w:r>
+        <w:rPr>
+          <w:lang w:val="zh_TW" w:bidi="zh_TW"/>
+        </w:rPr>
+      </w:r>
+      <w:r>
+        <w:rPr>
+          <w:lang w:val="zh_TW" w:bidi="zh_TW"/>
+        </w:rPr>
+        <w:t>埃及的奴役（</w:t>
+      </w:r>
+      <w:hyperlink r:id="rId45">
+        <w:r>
+          <w:rPr>
+            <w:lang w:val="zh_TW" w:bidi="zh_TW"/>
+          </w:rPr>
+          <w:rPr>
+            <w:color w:val="0000EE"/>
+            <w:u w:val="single"/>
+          </w:rPr>
+          <w:t>出6:5–7</w:t>
+        </w:r>
+      </w:hyperlink>
+      <w:r>
+        <w:rPr>
+          <w:lang w:val="zh_TW" w:bidi="zh_TW"/>
+        </w:rPr>
+        <w:t>），</w:t>
+      </w:r>
+    </w:p>
+    <w:p>
+      <w:pPr>
+        <w:pStyle w:val="ListBullet"/>
+        <w:spacing w:line="240" w:lineRule="auto"/>
+        <w:ind w:left="720"/>
+      </w:pPr>
+      <w:r>
+        <w:rPr>
+          <w:lang w:val="zh_TW" w:bidi="zh_TW"/>
+        </w:rPr>
+      </w:r>
+      <w:r>
+        <w:rPr>
+          <w:lang w:val="zh_TW" w:bidi="zh_TW"/>
+        </w:rPr>
+        <w:t>被擄到巴比倫的困境中，</w:t>
+      </w:r>
+    </w:p>
+    <w:p>
+      <w:pPr>
+        <w:pStyle w:val="ListBullet"/>
+        <w:spacing w:line="240" w:lineRule="auto"/>
+        <w:ind w:left="720"/>
+      </w:pPr>
+      <w:r>
+        <w:rPr>
+          <w:lang w:val="zh_TW" w:bidi="zh_TW"/>
+        </w:rPr>
+      </w:r>
+      <w:r>
+        <w:rPr>
+          <w:lang w:val="zh_TW" w:bidi="zh_TW"/>
+        </w:rPr>
+        <w:t>一般的苦難（</w:t>
+      </w:r>
+      <w:r>
+        <w:rPr>
+          <w:i/>
+          <w:lang w:val="zh_TW" w:bidi="zh_TW"/>
+        </w:rPr>
+        <w:t>go’el</w:t>
+      </w:r>
+      <w:r>
+        <w:rPr>
+          <w:lang w:val="zh_TW" w:bidi="zh_TW"/>
+        </w:rPr>
+        <w:t>一詞在</w:t>
+      </w:r>
+      <w:hyperlink r:id="rId46">
+        <w:r>
+          <w:rPr>
+            <w:lang w:val="zh_TW" w:bidi="zh_TW"/>
+          </w:rPr>
+          <w:rPr>
+            <w:color w:val="0000EE"/>
+            <w:u w:val="single"/>
+          </w:rPr>
+          <w:t>賽40–46章</w:t>
+        </w:r>
+      </w:hyperlink>
+      <w:r>
+        <w:rPr>
+          <w:lang w:val="zh_TW" w:bidi="zh_TW"/>
+        </w:rPr>
+        <w:t xml:space="preserve">中出現了13次）。 </w:t>
+      </w:r>
+    </w:p>
+    <w:p>
+      <w:pPr/>
+      <w:r>
+        <w:rPr>
+          <w:lang w:val="zh_TW" w:bidi="zh_TW"/>
+        </w:rPr>
+      </w:r>
+      <w:r>
+        <w:rPr>
+          <w:lang w:val="zh_TW" w:bidi="zh_TW"/>
+        </w:rPr>
+        <w:t>因此，以色列被稱為「耶和華救贖的民」（</w:t>
+      </w:r>
+      <w:hyperlink r:id="rId47">
+        <w:r>
+          <w:rPr>
+            <w:lang w:val="zh_TW" w:bidi="zh_TW"/>
+          </w:rPr>
+          <w:rPr>
+            <w:color w:val="0000EE"/>
+            <w:u w:val="single"/>
+          </w:rPr>
+          <w:t>賽35:10</w:t>
+        </w:r>
+      </w:hyperlink>
+      <w:r>
+        <w:rPr>
+          <w:lang w:val="zh_TW" w:bidi="zh_TW"/>
+        </w:rPr>
+        <w:t>），「無銀」被贖（</w:t>
+      </w:r>
+      <w:hyperlink r:id="rId48">
+        <w:r>
+          <w:rPr>
+            <w:lang w:val="zh_TW" w:bidi="zh_TW"/>
+          </w:rPr>
+          <w:rPr>
+            <w:color w:val="0000EE"/>
+            <w:u w:val="single"/>
+          </w:rPr>
+          <w:t>52:3</w:t>
+        </w:r>
+      </w:hyperlink>
+      <w:r>
+        <w:rPr>
+          <w:lang w:val="zh_TW" w:bidi="zh_TW"/>
+        </w:rPr>
+        <w:t>）。在這些情況下，「贖價」是指神的大能和力量。</w:t>
+      </w:r>
+    </w:p>
+    <w:p>
+      <w:pPr/>
+      <w:r>
+        <w:rPr>
+          <w:lang w:val="zh_TW" w:bidi="zh_TW"/>
+        </w:rPr>
+      </w:r>
+      <w:r>
+        <w:rPr>
+          <w:lang w:val="zh_TW" w:bidi="zh_TW"/>
+        </w:rPr>
+        <w:t>舊約使用第三個希伯來文詞語（</w:t>
+      </w:r>
+      <w:r>
+        <w:rPr>
+          <w:i/>
+          <w:lang w:val="zh_TW" w:bidi="zh_TW"/>
+        </w:rPr>
+        <w:t>pidyon</w:t>
+      </w:r>
+      <w:r>
+        <w:rPr>
+          <w:lang w:val="zh_TW" w:bidi="zh_TW"/>
+        </w:rPr>
+        <w:t>）來表示贖價或支付。這個詞來自商業律法。在舊約中，它主要有三種用法：</w:t>
+      </w:r>
+    </w:p>
+    <w:p>
+      <w:pPr>
+        <w:pStyle w:val="ListBullet"/>
+        <w:spacing w:line="240" w:lineRule="auto"/>
+        <w:ind w:left="720"/>
+      </w:pPr>
+      <w:r>
+        <w:rPr>
+          <w:lang w:val="zh_TW" w:bidi="zh_TW"/>
+        </w:rPr>
+      </w:r>
+      <w:r>
+        <w:rPr>
+          <w:lang w:val="zh_TW" w:bidi="zh_TW"/>
+        </w:rPr>
+        <w:t>這個詞用於長子。神在埃及的逾越節拯救了以色列的長子，之後所有的長子和頭生的牲畜都屬於神。人們必須支付贖價來保留自己的長子（</w:t>
+      </w:r>
+      <w:hyperlink r:id="rId49">
+        <w:r>
+          <w:rPr>
+            <w:lang w:val="zh_TW" w:bidi="zh_TW"/>
+          </w:rPr>
+          <w:rPr>
+            <w:color w:val="0000EE"/>
+            <w:u w:val="single"/>
+          </w:rPr>
+          <w:t>出13:12–15</w:t>
+        </w:r>
+      </w:hyperlink>
+      <w:r>
+        <w:rPr>
+          <w:lang w:val="zh_TW" w:bidi="zh_TW"/>
+        </w:rPr>
+        <w:t>，</w:t>
+      </w:r>
+      <w:hyperlink r:id="rId50">
+        <w:r>
+          <w:rPr>
+            <w:lang w:val="zh_TW" w:bidi="zh_TW"/>
+          </w:rPr>
+          <w:rPr>
+            <w:color w:val="0000EE"/>
+            <w:u w:val="single"/>
+          </w:rPr>
+          <w:t>34:20</w:t>
+        </w:r>
+      </w:hyperlink>
+      <w:r>
+        <w:rPr>
+          <w:lang w:val="zh_TW" w:bidi="zh_TW"/>
+        </w:rPr>
+        <w:t>；</w:t>
+      </w:r>
+      <w:hyperlink r:id="rId51">
+        <w:r>
+          <w:rPr>
+            <w:lang w:val="zh_TW" w:bidi="zh_TW"/>
+          </w:rPr>
+          <w:rPr>
+            <w:color w:val="0000EE"/>
+            <w:u w:val="single"/>
+          </w:rPr>
+          <w:t>利27:27</w:t>
+        </w:r>
+      </w:hyperlink>
+      <w:r>
+        <w:rPr>
+          <w:lang w:val="zh_TW" w:bidi="zh_TW"/>
+        </w:rPr>
+        <w:t>；</w:t>
+      </w:r>
+      <w:hyperlink r:id="rId52">
+        <w:r>
+          <w:rPr>
+            <w:lang w:val="zh_TW" w:bidi="zh_TW"/>
+          </w:rPr>
+          <w:rPr>
+            <w:color w:val="0000EE"/>
+            <w:u w:val="single"/>
+          </w:rPr>
+          <w:t>民18:15–17</w:t>
+        </w:r>
+      </w:hyperlink>
+      <w:r>
+        <w:rPr>
+          <w:lang w:val="zh_TW" w:bidi="zh_TW"/>
+        </w:rPr>
+        <w:t>）。後來，神揀選了利未人來事奉祂，而不是所有的長子。由於長子比利未人多273人，因此多出的長子需要每人支付五舍客勒的贖銀（</w:t>
+      </w:r>
+      <w:hyperlink r:id="rId53">
+        <w:r>
+          <w:rPr>
+            <w:lang w:val="zh_TW" w:bidi="zh_TW"/>
+          </w:rPr>
+          <w:rPr>
+            <w:color w:val="0000EE"/>
+            <w:u w:val="single"/>
+          </w:rPr>
+          <w:t>民3:40–48</w:t>
+        </w:r>
+      </w:hyperlink>
+      <w:r>
+        <w:rPr>
+          <w:lang w:val="zh_TW" w:bidi="zh_TW"/>
+        </w:rPr>
+        <w:t xml:space="preserve">）。 </w:t>
+      </w:r>
+    </w:p>
+    <w:p>
+      <w:pPr>
+        <w:pStyle w:val="ListBullet"/>
+        <w:spacing w:line="240" w:lineRule="auto"/>
+        <w:ind w:left="720"/>
+      </w:pPr>
+      <w:r>
+        <w:rPr>
+          <w:lang w:val="zh_TW" w:bidi="zh_TW"/>
+        </w:rPr>
+      </w:r>
+      <w:r>
+        <w:rPr>
+          <w:lang w:val="zh_TW" w:bidi="zh_TW"/>
+        </w:rPr>
+        <w:t>這個詞也用於贖回奴隸所支付的價錢（</w:t>
+      </w:r>
+      <w:hyperlink r:id="rId54">
+        <w:r>
+          <w:rPr>
+            <w:lang w:val="zh_TW" w:bidi="zh_TW"/>
+          </w:rPr>
+          <w:rPr>
+            <w:color w:val="0000EE"/>
+            <w:u w:val="single"/>
+          </w:rPr>
+          <w:t>申15:15</w:t>
+        </w:r>
+      </w:hyperlink>
+      <w:r>
+        <w:rPr>
+          <w:lang w:val="zh_TW" w:bidi="zh_TW"/>
+        </w:rPr>
+        <w:t>，</w:t>
+      </w:r>
+      <w:hyperlink r:id="rId55">
+        <w:r>
+          <w:rPr>
+            <w:lang w:val="zh_TW" w:bidi="zh_TW"/>
+          </w:rPr>
+          <w:rPr>
+            <w:color w:val="0000EE"/>
+            <w:u w:val="single"/>
+          </w:rPr>
+          <w:t>24:18</w:t>
+        </w:r>
+      </w:hyperlink>
+      <w:r>
+        <w:rPr>
+          <w:lang w:val="zh_TW" w:bidi="zh_TW"/>
+        </w:rPr>
+        <w:t>）。它也適用於釋放作為妾的婢女（</w:t>
+      </w:r>
+      <w:hyperlink r:id="rId56">
+        <w:r>
+          <w:rPr>
+            <w:lang w:val="zh_TW" w:bidi="zh_TW"/>
+          </w:rPr>
+          <w:rPr>
+            <w:color w:val="0000EE"/>
+            <w:u w:val="single"/>
+          </w:rPr>
+          <w:t>出21:8–11</w:t>
+        </w:r>
+      </w:hyperlink>
+      <w:r>
+        <w:rPr>
+          <w:lang w:val="zh_TW" w:bidi="zh_TW"/>
+        </w:rPr>
+        <w:t>；</w:t>
+      </w:r>
+      <w:hyperlink r:id="rId57">
+        <w:r>
+          <w:rPr>
+            <w:lang w:val="zh_TW" w:bidi="zh_TW"/>
+          </w:rPr>
+          <w:rPr>
+            <w:color w:val="0000EE"/>
+            <w:u w:val="single"/>
+          </w:rPr>
+          <w:t>利19:20</w:t>
+        </w:r>
+      </w:hyperlink>
+      <w:r>
+        <w:rPr>
+          <w:lang w:val="zh_TW" w:bidi="zh_TW"/>
+        </w:rPr>
+        <w:t>）。神透過提醒以色列人祂曾將他們從埃及的奴役中解救出來，藉此證明這些規則的合理性（</w:t>
+      </w:r>
+      <w:hyperlink r:id="rId54">
+        <w:r>
+          <w:rPr>
+            <w:lang w:val="zh_TW" w:bidi="zh_TW"/>
+          </w:rPr>
+          <w:rPr>
+            <w:color w:val="0000EE"/>
+            <w:u w:val="single"/>
+          </w:rPr>
+          <w:t>申15:15，</w:t>
+        </w:r>
+      </w:hyperlink>
+      <w:hyperlink r:id="rId55">
+        <w:r>
+          <w:rPr>
+            <w:lang w:val="zh_TW" w:bidi="zh_TW"/>
+          </w:rPr>
+          <w:rPr>
+            <w:color w:val="0000EE"/>
+            <w:u w:val="single"/>
+          </w:rPr>
+          <w:t>24:18</w:t>
+        </w:r>
+      </w:hyperlink>
+      <w:r>
+        <w:rPr>
+          <w:lang w:val="zh_TW" w:bidi="zh_TW"/>
+        </w:rPr>
+        <w:t xml:space="preserve">）。 </w:t>
+      </w:r>
+    </w:p>
+    <w:p>
+      <w:pPr>
+        <w:pStyle w:val="ListBullet"/>
+        <w:spacing w:line="240" w:lineRule="auto"/>
+        <w:ind w:left="720"/>
+      </w:pPr>
+      <w:r>
+        <w:rPr>
+          <w:lang w:val="zh_TW" w:bidi="zh_TW"/>
+        </w:rPr>
+      </w:r>
+      <w:r>
+        <w:rPr>
+          <w:lang w:val="zh_TW" w:bidi="zh_TW"/>
+        </w:rPr>
+        <w:t>當聖經提到神將以色列人從埃及（</w:t>
+      </w:r>
+      <w:hyperlink r:id="rId58">
+        <w:r>
+          <w:rPr>
+            <w:lang w:val="zh_TW" w:bidi="zh_TW"/>
+          </w:rPr>
+          <w:rPr>
+            <w:color w:val="0000EE"/>
+            <w:u w:val="single"/>
+          </w:rPr>
+          <w:t>申7:8</w:t>
+        </w:r>
+      </w:hyperlink>
+      <w:r>
+        <w:rPr>
+          <w:lang w:val="zh_TW" w:bidi="zh_TW"/>
+        </w:rPr>
+        <w:t>，</w:t>
+      </w:r>
+      <w:hyperlink r:id="rId59">
+        <w:r>
+          <w:rPr>
+            <w:lang w:val="zh_TW" w:bidi="zh_TW"/>
+          </w:rPr>
+          <w:rPr>
+            <w:color w:val="0000EE"/>
+            <w:u w:val="single"/>
+          </w:rPr>
+          <w:t>9:26</w:t>
+        </w:r>
+      </w:hyperlink>
+      <w:r>
+        <w:rPr>
+          <w:lang w:val="zh_TW" w:bidi="zh_TW"/>
+        </w:rPr>
+        <w:t>，</w:t>
+      </w:r>
+      <w:hyperlink r:id="rId60">
+        <w:r>
+          <w:rPr>
+            <w:lang w:val="zh_TW" w:bidi="zh_TW"/>
+          </w:rPr>
+          <w:rPr>
+            <w:color w:val="0000EE"/>
+            <w:u w:val="single"/>
+          </w:rPr>
+          <w:t>13:5</w:t>
+        </w:r>
+      </w:hyperlink>
+      <w:r>
+        <w:rPr>
+          <w:lang w:val="zh_TW" w:bidi="zh_TW"/>
+        </w:rPr>
+        <w:t>；</w:t>
+      </w:r>
+      <w:hyperlink r:id="rId61">
+        <w:r>
+          <w:rPr>
+            <w:lang w:val="zh_TW" w:bidi="zh_TW"/>
+          </w:rPr>
+          <w:rPr>
+            <w:color w:val="0000EE"/>
+            <w:u w:val="single"/>
+          </w:rPr>
+          <w:t>撒下7:23</w:t>
+        </w:r>
+      </w:hyperlink>
+      <w:r>
+        <w:rPr>
+          <w:lang w:val="zh_TW" w:bidi="zh_TW"/>
+        </w:rPr>
+        <w:t>；</w:t>
+      </w:r>
+      <w:hyperlink r:id="rId62">
+        <w:r>
+          <w:rPr>
+            <w:lang w:val="zh_TW" w:bidi="zh_TW"/>
+          </w:rPr>
+          <w:rPr>
+            <w:color w:val="0000EE"/>
+            <w:u w:val="single"/>
+          </w:rPr>
+          <w:t>代上17:21</w:t>
+        </w:r>
+      </w:hyperlink>
+      <w:r>
+        <w:rPr>
+          <w:lang w:val="zh_TW" w:bidi="zh_TW"/>
+        </w:rPr>
+        <w:t>；</w:t>
+      </w:r>
+      <w:hyperlink r:id="rId63">
+        <w:r>
+          <w:rPr>
+            <w:lang w:val="zh_TW" w:bidi="zh_TW"/>
+          </w:rPr>
+          <w:rPr>
+            <w:color w:val="0000EE"/>
+            <w:u w:val="single"/>
+          </w:rPr>
+          <w:t>詩78:42</w:t>
+        </w:r>
+      </w:hyperlink>
+      <w:r>
+        <w:rPr>
+          <w:lang w:val="zh_TW" w:bidi="zh_TW"/>
+        </w:rPr>
+        <w:t>）以及從巴比倫（</w:t>
+      </w:r>
+      <w:hyperlink r:id="rId47">
+        <w:r>
+          <w:rPr>
+            <w:lang w:val="zh_TW" w:bidi="zh_TW"/>
+          </w:rPr>
+          <w:rPr>
+            <w:color w:val="0000EE"/>
+            <w:u w:val="single"/>
+          </w:rPr>
+          <w:t>賽35:10，</w:t>
+        </w:r>
+      </w:hyperlink>
+      <w:hyperlink r:id="rId64">
+        <w:r>
+          <w:rPr>
+            <w:lang w:val="zh_TW" w:bidi="zh_TW"/>
+          </w:rPr>
+          <w:rPr>
+            <w:color w:val="0000EE"/>
+            <w:u w:val="single"/>
+          </w:rPr>
+          <w:t>51:11</w:t>
+        </w:r>
+      </w:hyperlink>
+      <w:r>
+        <w:rPr>
+          <w:lang w:val="zh_TW" w:bidi="zh_TW"/>
+        </w:rPr>
+        <w:t>）中救贖出來時，也使用了這個希伯來詞。聖經有時提及神拯救百姓，卻沒有提到具體事件（</w:t>
+      </w:r>
+      <w:hyperlink r:id="rId65">
+        <w:r>
+          <w:rPr>
+            <w:lang w:val="zh_TW" w:bidi="zh_TW"/>
+          </w:rPr>
+          <w:rPr>
+            <w:color w:val="0000EE"/>
+            <w:u w:val="single"/>
+          </w:rPr>
+          <w:t>何7:13；</w:t>
+        </w:r>
+      </w:hyperlink>
+      <w:r>
+        <w:rPr>
+          <w:lang w:val="zh_TW" w:bidi="zh_TW"/>
+        </w:rPr>
+        <w:t>參</w:t>
+      </w:r>
+      <w:hyperlink r:id="rId66">
+        <w:r>
+          <w:rPr>
+            <w:lang w:val="zh_TW" w:bidi="zh_TW"/>
+          </w:rPr>
+          <w:rPr>
+            <w:color w:val="0000EE"/>
+            <w:u w:val="single"/>
+          </w:rPr>
+          <w:t>申21:8</w:t>
+        </w:r>
+      </w:hyperlink>
+      <w:r>
+        <w:rPr>
+          <w:lang w:val="zh_TW" w:bidi="zh_TW"/>
+        </w:rPr>
+        <w:t>；</w:t>
+      </w:r>
+      <w:hyperlink r:id="rId67">
+        <w:r>
+          <w:rPr>
+            <w:lang w:val="zh_TW" w:bidi="zh_TW"/>
+          </w:rPr>
+          <w:rPr>
+            <w:color w:val="0000EE"/>
+            <w:u w:val="single"/>
+          </w:rPr>
+          <w:t>尼1:10</w:t>
+        </w:r>
+      </w:hyperlink>
+      <w:r>
+        <w:rPr>
+          <w:lang w:val="zh_TW" w:bidi="zh_TW"/>
+        </w:rPr>
+        <w:t>；</w:t>
+      </w:r>
+      <w:hyperlink r:id="rId68">
+        <w:r>
+          <w:rPr>
+            <w:lang w:val="zh_TW" w:bidi="zh_TW"/>
+          </w:rPr>
+          <w:rPr>
+            <w:color w:val="0000EE"/>
+            <w:u w:val="single"/>
+          </w:rPr>
+          <w:t>賽1:27</w:t>
+        </w:r>
+      </w:hyperlink>
+      <w:r>
+        <w:rPr>
+          <w:lang w:val="zh_TW" w:bidi="zh_TW"/>
+        </w:rPr>
+        <w:t>；</w:t>
+      </w:r>
+      <w:hyperlink r:id="rId69">
+        <w:r>
+          <w:rPr>
+            <w:lang w:val="zh_TW" w:bidi="zh_TW"/>
+          </w:rPr>
+          <w:rPr>
+            <w:color w:val="0000EE"/>
+            <w:u w:val="single"/>
+          </w:rPr>
+          <w:t>耶31:11</w:t>
+        </w:r>
+      </w:hyperlink>
+      <w:r>
+        <w:rPr>
+          <w:lang w:val="zh_TW" w:bidi="zh_TW"/>
+        </w:rPr>
+        <w:t>）。神也救贖人脫離死亡（</w:t>
+      </w:r>
+      <w:hyperlink r:id="rId70">
+        <w:r>
+          <w:rPr>
+            <w:lang w:val="zh_TW" w:bidi="zh_TW"/>
+          </w:rPr>
+          <w:rPr>
+            <w:color w:val="0000EE"/>
+            <w:u w:val="single"/>
+          </w:rPr>
+          <w:t>何13:14</w:t>
+        </w:r>
+      </w:hyperlink>
+      <w:r>
+        <w:rPr>
+          <w:lang w:val="zh_TW" w:bidi="zh_TW"/>
+        </w:rPr>
+        <w:t>）、脫離罪惡（</w:t>
+      </w:r>
+      <w:hyperlink r:id="rId71">
+        <w:r>
+          <w:rPr>
+            <w:lang w:val="zh_TW" w:bidi="zh_TW"/>
+          </w:rPr>
+          <w:rPr>
+            <w:color w:val="0000EE"/>
+            <w:u w:val="single"/>
+          </w:rPr>
+          <w:t>詩130:8</w:t>
+        </w:r>
+      </w:hyperlink>
+      <w:r>
+        <w:rPr>
+          <w:lang w:val="zh_TW" w:bidi="zh_TW"/>
+        </w:rPr>
+        <w:t>）、脫離困難（</w:t>
+      </w:r>
+      <w:hyperlink r:id="rId72">
+        <w:r>
+          <w:rPr>
+            <w:lang w:val="zh_TW" w:bidi="zh_TW"/>
+          </w:rPr>
+          <w:rPr>
+            <w:color w:val="0000EE"/>
+            <w:u w:val="single"/>
+          </w:rPr>
+          <w:t>25:22</w:t>
+        </w:r>
+      </w:hyperlink>
+      <w:r>
+        <w:rPr>
+          <w:lang w:val="zh_TW" w:bidi="zh_TW"/>
+        </w:rPr>
+        <w:t>）。這種拯救總是暗示某種形式的支付或代價，例如救贖所需的神的「大能」或「大能之手」。</w:t>
+      </w:r>
+    </w:p>
+    <w:p>
+      <w:pPr>
+        <w:pStyle w:val="Heading3"/>
+      </w:pPr>
+      <w:r>
+        <w:rPr>
+          <w:lang w:val="zh_TW" w:bidi="zh_TW"/>
+        </w:rPr>
+        <w:t>在新約中</w:t>
+      </w:r>
+    </w:p>
+    <w:p>
+      <w:pPr/>
+      <w:r>
+        <w:rPr>
+          <w:lang w:val="zh_TW" w:bidi="zh_TW"/>
+        </w:rPr>
+      </w:r>
+      <w:r>
+        <w:rPr>
+          <w:lang w:val="zh_TW" w:bidi="zh_TW"/>
+        </w:rPr>
+        <w:t>在新約中，只有一組相關的詞語用來表示贖價。這個詞的基本意思是「釋放（set free）」或「解救（release）」。它的意思是通過支付代價來釋放某人。在英文聖經中，ransom（贖價）這個詞大約出現了8次。這些都是明確描述支付代價來解救某人的情況。希臘文舊約（稱為七十士譯本）謹慎地使用了這個詞。他們只在三個希伯來文詞語明確表示支付贖價時才使用它。</w:t>
+      </w:r>
+    </w:p>
+    <w:p>
+      <w:pPr/>
+      <w:r>
+        <w:rPr>
+          <w:lang w:val="zh_TW" w:bidi="zh_TW"/>
+        </w:rPr>
+      </w:r>
+      <w:r>
+        <w:rPr>
+          <w:lang w:val="zh_TW" w:bidi="zh_TW"/>
+        </w:rPr>
+        <w:t>在新約中，「贖價」最重要的用法是當耶穌談到祂自己的死亡時。耶穌說祂的死將作為「多人的贖價」（</w:t>
+      </w:r>
+      <w:hyperlink r:id="rId26">
+        <w:r>
+          <w:rPr>
+            <w:lang w:val="zh_TW" w:bidi="zh_TW"/>
+          </w:rPr>
+          <w:rPr>
+            <w:color w:val="0000EE"/>
+            <w:u w:val="single"/>
+          </w:rPr>
+          <w:t>太20:28</w:t>
+        </w:r>
+      </w:hyperlink>
+      <w:r>
+        <w:rPr>
+          <w:lang w:val="zh_TW" w:bidi="zh_TW"/>
+        </w:rPr>
+        <w:t>；</w:t>
+      </w:r>
+      <w:hyperlink r:id="rId27">
+        <w:r>
+          <w:rPr>
+            <w:lang w:val="zh_TW" w:bidi="zh_TW"/>
+          </w:rPr>
+          <w:rPr>
+            <w:color w:val="0000EE"/>
+            <w:u w:val="single"/>
+          </w:rPr>
+          <w:t>可10:45</w:t>
+        </w:r>
+      </w:hyperlink>
+      <w:r>
+        <w:rPr>
+          <w:lang w:val="zh_TW" w:bidi="zh_TW"/>
+        </w:rPr>
+        <w:t>）。耶穌的這一說法有三個重要含義：</w:t>
       </w:r>
     </w:p>
     <w:p>
@@ -413,133 +2247,7 @@
         <w:rPr>
           <w:lang w:val="zh_TW" w:bidi="zh_TW"/>
         </w:rPr>
-        <w:t>柔和、柔順、忍耐（</w:t>
-      </w:r>
-      <w:hyperlink r:id="rId20">
-        <w:r>
-          <w:rPr>
-            <w:lang w:val="zh_TW" w:bidi="zh_TW"/>
-          </w:rPr>
-          <w:rPr>
-            <w:color w:val="0000EE"/>
-            <w:u w:val="single"/>
-          </w:rPr>
-          <w:t>太11:29</w:t>
-        </w:r>
-      </w:hyperlink>
-      <w:r>
-        <w:rPr>
-          <w:lang w:val="zh_TW" w:bidi="zh_TW"/>
-        </w:rPr>
-        <w:t>；</w:t>
-      </w:r>
-      <w:hyperlink r:id="rId21">
-        <w:r>
-          <w:rPr>
-            <w:lang w:val="zh_TW" w:bidi="zh_TW"/>
-          </w:rPr>
-          <w:rPr>
-            <w:color w:val="0000EE"/>
-            <w:u w:val="single"/>
-          </w:rPr>
-          <w:t>林前4:21</w:t>
-        </w:r>
-      </w:hyperlink>
-      <w:r>
-        <w:rPr>
-          <w:lang w:val="zh_TW" w:bidi="zh_TW"/>
-        </w:rPr>
-        <w:t>；</w:t>
-      </w:r>
-      <w:hyperlink r:id="rId22">
-        <w:r>
-          <w:rPr>
-            <w:lang w:val="zh_TW" w:bidi="zh_TW"/>
-          </w:rPr>
-          <w:rPr>
-            <w:color w:val="0000EE"/>
-            <w:u w:val="single"/>
-          </w:rPr>
-          <w:t>林後10:1</w:t>
-        </w:r>
-      </w:hyperlink>
-      <w:r>
-        <w:rPr>
-          <w:lang w:val="zh_TW" w:bidi="zh_TW"/>
-        </w:rPr>
-        <w:t>；</w:t>
-      </w:r>
-      <w:hyperlink r:id="rId23">
-        <w:r>
-          <w:rPr>
-            <w:lang w:val="zh_TW" w:bidi="zh_TW"/>
-          </w:rPr>
-          <w:rPr>
-            <w:color w:val="0000EE"/>
-            <w:u w:val="single"/>
-          </w:rPr>
-          <w:t>加5:23</w:t>
-        </w:r>
-      </w:hyperlink>
-      <w:r>
-        <w:rPr>
-          <w:lang w:val="zh_TW" w:bidi="zh_TW"/>
-        </w:rPr>
-        <w:t>；</w:t>
-      </w:r>
-      <w:hyperlink r:id="rId24">
-        <w:r>
-          <w:rPr>
-            <w:lang w:val="zh_TW" w:bidi="zh_TW"/>
-          </w:rPr>
-          <w:rPr>
-            <w:color w:val="0000EE"/>
-            <w:u w:val="single"/>
-          </w:rPr>
-          <w:t>提前6:11</w:t>
-        </w:r>
-      </w:hyperlink>
-      <w:r>
-        <w:rPr>
-          <w:lang w:val="zh_TW" w:bidi="zh_TW"/>
-        </w:rPr>
-        <w:t>；</w:t>
-      </w:r>
-      <w:hyperlink r:id="rId25">
-        <w:r>
-          <w:rPr>
-            <w:lang w:val="zh_TW" w:bidi="zh_TW"/>
-          </w:rPr>
-          <w:rPr>
-            <w:color w:val="0000EE"/>
-            <w:u w:val="single"/>
-          </w:rPr>
-          <w:t>彼前3:4、15</w:t>
-        </w:r>
-      </w:hyperlink>
-      <w:r>
-        <w:rPr>
-          <w:lang w:val="zh_TW" w:bidi="zh_TW"/>
-        </w:rPr>
-        <w:t>），或禮貌和謙遜的態度（</w:t>
-      </w:r>
-      <w:hyperlink r:id="rId26">
-        <w:r>
-          <w:rPr>
-            <w:lang w:val="zh_TW" w:bidi="zh_TW"/>
-          </w:rPr>
-          <w:rPr>
-            <w:color w:val="0000EE"/>
-            <w:u w:val="single"/>
-          </w:rPr>
-          <w:t>提後2:25</w:t>
-        </w:r>
-      </w:hyperlink>
-      <w:r>
-        <w:rPr>
-          <w:lang w:val="zh_TW" w:bidi="zh_TW"/>
-        </w:rPr>
-        <w:t>）；</w:t>
+        <w:t>耶穌來是要服事人，並付上贖價。</w:t>
       </w:r>
     </w:p>
     <w:p>
@@ -557,43 +2265,7 @@
         <w:rPr>
           <w:lang w:val="zh_TW" w:bidi="zh_TW"/>
         </w:rPr>
-        <w:t>對他人表達的善意（</w:t>
-      </w:r>
-      <w:hyperlink r:id="rId27">
-        <w:r>
-          <w:rPr>
-            <w:lang w:val="zh_TW" w:bidi="zh_TW"/>
-          </w:rPr>
-          <w:rPr>
-            <w:color w:val="0000EE"/>
-            <w:u w:val="single"/>
-          </w:rPr>
-          <w:t>帖前2:7</w:t>
-        </w:r>
-      </w:hyperlink>
-      <w:r>
-        <w:rPr>
-          <w:lang w:val="zh_TW" w:bidi="zh_TW"/>
-        </w:rPr>
-        <w:t>；</w:t>
-      </w:r>
-      <w:hyperlink r:id="rId28">
-        <w:r>
-          <w:rPr>
-            <w:lang w:val="zh_TW" w:bidi="zh_TW"/>
-          </w:rPr>
-          <w:rPr>
-            <w:color w:val="0000EE"/>
-            <w:u w:val="single"/>
-          </w:rPr>
-          <w:t>提後2:24</w:t>
-        </w:r>
-      </w:hyperlink>
-      <w:r>
-        <w:rPr>
-          <w:lang w:val="zh_TW" w:bidi="zh_TW"/>
-        </w:rPr>
-        <w:t>）；</w:t>
+        <w:t>贖價是祂自己的生命。</w:t>
       </w:r>
     </w:p>
     <w:p>
@@ -611,61 +2283,7 @@
         <w:rPr>
           <w:lang w:val="zh_TW" w:bidi="zh_TW"/>
         </w:rPr>
-        <w:t>在各種情況下適當、公平或合適的行為（</w:t>
-      </w:r>
-      <w:hyperlink r:id="rId29">
-        <w:r>
-          <w:rPr>
-            <w:lang w:val="zh_TW" w:bidi="zh_TW"/>
-          </w:rPr>
-          <w:rPr>
-            <w:color w:val="0000EE"/>
-            <w:u w:val="single"/>
-          </w:rPr>
-          <w:t>提前3:3</w:t>
-        </w:r>
-      </w:hyperlink>
-      <w:r>
-        <w:rPr>
-          <w:lang w:val="zh_TW" w:bidi="zh_TW"/>
-        </w:rPr>
-        <w:t>；</w:t>
-      </w:r>
-      <w:hyperlink r:id="rId30">
-        <w:r>
-          <w:rPr>
-            <w:lang w:val="zh_TW" w:bidi="zh_TW"/>
-          </w:rPr>
-          <w:rPr>
-            <w:color w:val="0000EE"/>
-            <w:u w:val="single"/>
-          </w:rPr>
-          <w:t>多3:2</w:t>
-        </w:r>
-      </w:hyperlink>
-      <w:r>
-        <w:rPr>
-          <w:lang w:val="zh_TW" w:bidi="zh_TW"/>
-        </w:rPr>
-        <w:t>；</w:t>
-      </w:r>
-      <w:hyperlink r:id="rId31">
-        <w:r>
-          <w:rPr>
-            <w:lang w:val="zh_TW" w:bidi="zh_TW"/>
-          </w:rPr>
-          <w:rPr>
-            <w:color w:val="0000EE"/>
-            <w:u w:val="single"/>
-          </w:rPr>
-          <w:t>彼前2:18</w:t>
-        </w:r>
-      </w:hyperlink>
-      <w:r>
-        <w:rPr>
-          <w:lang w:val="zh_TW" w:bidi="zh_TW"/>
-        </w:rPr>
-        <w:t>）。</w:t>
+        <w:t xml:space="preserve">祂的贖價具有替代性（substitutionary，耶穌通過支付這個贖價來代替我們）。 </w:t>
       </w:r>
     </w:p>
     <w:p>
@@ -679,134 +2297,7 @@
         <w:rPr>
           <w:lang w:val="zh_TW" w:bidi="zh_TW"/>
         </w:rPr>
-        <w:t>教會領袖和其他信徒被教導要溫柔地對待犯錯的人（</w:t>
-      </w:r>
-      <w:hyperlink r:id="rId32">
-        <w:r>
-          <w:rPr>
-            <w:lang w:val="zh_TW" w:bidi="zh_TW"/>
-          </w:rPr>
-          <w:rPr>
-            <w:color w:val="0000EE"/>
-            <w:u w:val="single"/>
-          </w:rPr>
-          <w:t>加6:1</w:t>
-        </w:r>
-      </w:hyperlink>
-      <w:r>
-        <w:rPr>
-          <w:lang w:val="zh_TW" w:bidi="zh_TW"/>
-        </w:rPr>
-        <w:t>），反對信仰的人（</w:t>
-      </w:r>
-      <w:hyperlink r:id="rId26">
-        <w:r>
-          <w:rPr>
-            <w:lang w:val="zh_TW" w:bidi="zh_TW"/>
-          </w:rPr>
-          <w:rPr>
-            <w:color w:val="0000EE"/>
-            <w:u w:val="single"/>
-          </w:rPr>
-          <w:t>提後2:25</w:t>
-        </w:r>
-      </w:hyperlink>
-      <w:r>
-        <w:rPr>
-          <w:lang w:val="zh_TW" w:bidi="zh_TW"/>
-        </w:rPr>
-        <w:t>），或無知和被誤導的人（</w:t>
-      </w:r>
-      <w:hyperlink r:id="rId33">
-        <w:r>
-          <w:rPr>
-            <w:lang w:val="zh_TW" w:bidi="zh_TW"/>
-          </w:rPr>
-          <w:rPr>
-            <w:color w:val="0000EE"/>
-            <w:u w:val="single"/>
-          </w:rPr>
-          <w:t>來5:2</w:t>
-        </w:r>
-      </w:hyperlink>
-      <w:r>
-        <w:rPr>
-          <w:lang w:val="zh_TW" w:bidi="zh_TW"/>
-        </w:rPr>
-        <w:t>）。</w:t>
-      </w:r>
-      <w:r>
-        <w:rPr>
-          <w:lang w:val="zh_TW" w:bidi="zh_TW"/>
-        </w:rPr>
-      </w:r>
-      <w:r>
-        <w:rPr>
-          <w:lang w:val="zh_TW" w:bidi="zh_TW"/>
-        </w:rPr>
-      </w:r>
-    </w:p>
-    <w:p>
-      <w:pPr/>
-      <w:r>
-        <w:rPr>
-          <w:lang w:val="zh_TW" w:bidi="zh_TW"/>
-        </w:rPr>
-      </w:r>
-    </w:p>
-    <w:p>
-      <w:pPr>
-        <w:pStyle w:val="Heading2"/>
-      </w:pPr>
-      <w:r>
-        <w:rPr>
-          <w:lang w:val="zh_TW" w:bidi="zh_TW"/>
-        </w:rPr>
-        <w:t>文士</w:t>
-      </w:r>
-      <w:r>
-        <w:rPr>
-          <w:lang w:val="zh_TW" w:bidi="zh_TW"/>
-        </w:rPr>
-      </w:r>
-    </w:p>
-    <w:p>
-      <w:pPr/>
-      <w:r>
-        <w:rPr>
-          <w:lang w:val="zh_TW" w:bidi="zh_TW"/>
-        </w:rPr>
-      </w:r>
-      <w:r>
-        <w:rPr>
-          <w:lang w:val="zh_TW" w:bidi="zh_TW"/>
-        </w:rPr>
-        <w:t>指舊約時代早期，那些負責書寫和記錄資訊的人。在巴比倫被擄歸回之後，文士成為一個學者階層，為百姓做教導、抄寫和解釋猶太律法的工作。他們在福音書中主要作為耶穌的對手出現。</w:t>
-      </w:r>
-    </w:p>
-    <w:p>
-      <w:pPr>
-        <w:pStyle w:val="Heading3"/>
-      </w:pPr>
-      <w:r>
-        <w:rPr>
-          <w:lang w:val="zh_TW" w:bidi="zh_TW"/>
-        </w:rPr>
-        <w:t>巴比倫被擄前的文士</w:t>
-      </w:r>
-    </w:p>
-    <w:p>
-      <w:pPr/>
-      <w:r>
-        <w:rPr>
-          <w:lang w:val="zh_TW" w:bidi="zh_TW"/>
-        </w:rPr>
-      </w:r>
-      <w:r>
-        <w:rPr>
-          <w:lang w:val="zh_TW" w:bidi="zh_TW"/>
-        </w:rPr>
-        <w:t>在古代以色列，閱讀和書寫的能力並不普及，公共生活的各個方面都需要專業人士。這似乎是聖經對「文士」一詞最早的理解，並無特別的宗教意涵。文士負責保存記錄或抄寫</w:t>
+        <w:t>新約的其他部分進一步解釋了這一點：</w:t>
       </w:r>
     </w:p>
     <w:p>
@@ -824,25 +2315,25 @@
         <w:rPr>
           <w:lang w:val="zh_TW" w:bidi="zh_TW"/>
         </w:rPr>
-        <w:t>法律文件（</w:t>
-      </w:r>
-      <w:hyperlink r:id="rId34">
-        <w:r>
-          <w:rPr>
-            <w:lang w:val="zh_TW" w:bidi="zh_TW"/>
-          </w:rPr>
-          <w:rPr>
-            <w:color w:val="0000EE"/>
-            <w:u w:val="single"/>
-          </w:rPr>
-          <w:t>耶32:12</w:t>
-        </w:r>
-      </w:hyperlink>
-      <w:r>
-        <w:rPr>
-          <w:lang w:val="zh_TW" w:bidi="zh_TW"/>
-        </w:rPr>
-        <w:t>），</w:t>
+        <w:t>耶穌基督「捨自己作萬人的贖價」（</w:t>
+      </w:r>
+      <w:hyperlink r:id="rId73">
+        <w:r>
+          <w:rPr>
+            <w:lang w:val="zh_TW" w:bidi="zh_TW"/>
+          </w:rPr>
+          <w:rPr>
+            <w:color w:val="0000EE"/>
+            <w:u w:val="single"/>
+          </w:rPr>
+          <w:t>提前2:6</w:t>
+        </w:r>
+      </w:hyperlink>
+      <w:r>
+        <w:rPr>
+          <w:lang w:val="zh_TW" w:bidi="zh_TW"/>
+        </w:rPr>
+        <w:t xml:space="preserve">）。 </w:t>
       </w:r>
     </w:p>
     <w:p>
@@ -860,25 +2351,25 @@
         <w:rPr>
           <w:lang w:val="zh_TW" w:bidi="zh_TW"/>
         </w:rPr>
-        <w:t>軍事檔案（</w:t>
-      </w:r>
-      <w:hyperlink r:id="rId35">
-        <w:r>
-          <w:rPr>
-            <w:lang w:val="zh_TW" w:bidi="zh_TW"/>
-          </w:rPr>
-          <w:rPr>
-            <w:color w:val="0000EE"/>
-            <w:u w:val="single"/>
-          </w:rPr>
-          <w:t>代下26:11</w:t>
-        </w:r>
-      </w:hyperlink>
-      <w:r>
-        <w:rPr>
-          <w:lang w:val="zh_TW" w:bidi="zh_TW"/>
-        </w:rPr>
-        <w:t>），</w:t>
+        <w:t>耶穌基督「為我們捨了自己，要贖我們脫離一切罪惡」（</w:t>
+      </w:r>
+      <w:hyperlink r:id="rId74">
+        <w:r>
+          <w:rPr>
+            <w:lang w:val="zh_TW" w:bidi="zh_TW"/>
+          </w:rPr>
+          <w:rPr>
+            <w:color w:val="0000EE"/>
+            <w:u w:val="single"/>
+          </w:rPr>
+          <w:t>多2:14</w:t>
+        </w:r>
+      </w:hyperlink>
+      <w:r>
+        <w:rPr>
+          <w:lang w:val="zh_TW" w:bidi="zh_TW"/>
+        </w:rPr>
+        <w:t xml:space="preserve">）。 </w:t>
       </w:r>
     </w:p>
     <w:p>
@@ -896,43 +2387,39 @@
         <w:rPr>
           <w:lang w:val="zh_TW" w:bidi="zh_TW"/>
         </w:rPr>
-        <w:t>其它公文（</w:t>
-      </w:r>
-      <w:hyperlink r:id="rId36">
-        <w:r>
-          <w:rPr>
-            <w:lang w:val="zh_TW" w:bidi="zh_TW"/>
-          </w:rPr>
-          <w:rPr>
-            <w:color w:val="0000EE"/>
-            <w:u w:val="single"/>
-          </w:rPr>
-          <w:t>士8:14</w:t>
-        </w:r>
-      </w:hyperlink>
-      <w:r>
-        <w:rPr>
-          <w:lang w:val="zh_TW" w:bidi="zh_TW"/>
-        </w:rPr>
-        <w:t>；</w:t>
-      </w:r>
-      <w:hyperlink r:id="rId37">
-        <w:r>
-          <w:rPr>
-            <w:lang w:val="zh_TW" w:bidi="zh_TW"/>
-          </w:rPr>
-          <w:rPr>
-            <w:color w:val="0000EE"/>
-            <w:u w:val="single"/>
-          </w:rPr>
-          <w:t>賽50:1</w:t>
-        </w:r>
-      </w:hyperlink>
-      <w:r>
-        <w:rPr>
-          <w:lang w:val="zh_TW" w:bidi="zh_TW"/>
-        </w:rPr>
-        <w:t>），或</w:t>
+        <w:t>贖價的代價是「基督的寶血」，祂如同無瑕疵的羔羊（</w:t>
+      </w:r>
+      <w:hyperlink r:id="rId75">
+        <w:r>
+          <w:rPr>
+            <w:lang w:val="zh_TW" w:bidi="zh_TW"/>
+          </w:rPr>
+          <w:rPr>
+            <w:color w:val="0000EE"/>
+            <w:u w:val="single"/>
+          </w:rPr>
+          <w:t>彼前1:18–19</w:t>
+        </w:r>
+      </w:hyperlink>
+      <w:r>
+        <w:rPr>
+          <w:lang w:val="zh_TW" w:bidi="zh_TW"/>
+        </w:rPr>
+        <w:t>）。</w:t>
+      </w:r>
+    </w:p>
+    <w:p>
+      <w:pPr/>
+      <w:r>
+        <w:rPr>
+          <w:lang w:val="zh_TW" w:bidi="zh_TW"/>
+        </w:rPr>
+      </w:r>
+      <w:r>
+        <w:rPr>
+          <w:lang w:val="zh_TW" w:bidi="zh_TW"/>
+        </w:rPr>
+        <w:t>這讓我們想起舊約中指向耶穌的動物獻祭，但是有一個很大的區別：</w:t>
       </w:r>
     </w:p>
     <w:p>
@@ -950,39 +2437,7 @@
         <w:rPr>
           <w:lang w:val="zh_TW" w:bidi="zh_TW"/>
         </w:rPr>
-        <w:t>私人書信（</w:t>
-      </w:r>
-      <w:hyperlink r:id="rId38">
-        <w:r>
-          <w:rPr>
-            <w:lang w:val="zh_TW" w:bidi="zh_TW"/>
-          </w:rPr>
-          <w:rPr>
-            <w:color w:val="0000EE"/>
-            <w:u w:val="single"/>
-          </w:rPr>
-          <w:t>耶36:18</w:t>
-        </w:r>
-      </w:hyperlink>
-      <w:r>
-        <w:rPr>
-          <w:lang w:val="zh_TW" w:bidi="zh_TW"/>
-        </w:rPr>
-        <w:t>）。</w:t>
-      </w:r>
-    </w:p>
-    <w:p>
-      <w:pPr/>
-      <w:r>
-        <w:rPr>
-          <w:lang w:val="zh_TW" w:bidi="zh_TW"/>
-        </w:rPr>
-      </w:r>
-      <w:r>
-        <w:rPr>
-          <w:lang w:val="zh_TW" w:bidi="zh_TW"/>
-        </w:rPr>
-        <w:t>文士對於王室行政至關重要。文士長通常擔任</w:t>
+        <w:t>山羊和牛犢的血無法拯救人。</w:t>
       </w:r>
     </w:p>
     <w:p>
@@ -1000,43 +2455,285 @@
         <w:rPr>
           <w:lang w:val="zh_TW" w:bidi="zh_TW"/>
         </w:rPr>
-        <w:t>王室書記（</w:t>
-      </w:r>
-      <w:hyperlink r:id="rId39">
-        <w:r>
-          <w:rPr>
-            <w:lang w:val="zh_TW" w:bidi="zh_TW"/>
-          </w:rPr>
-          <w:rPr>
-            <w:color w:val="0000EE"/>
-            <w:u w:val="single"/>
-          </w:rPr>
-          <w:t>王上4:3</w:t>
-        </w:r>
-      </w:hyperlink>
+        <w:t>但是基督的血提供了永遠的贖罪（</w:t>
+      </w:r>
+      <w:hyperlink r:id="rId76">
+        <w:r>
+          <w:rPr>
+            <w:lang w:val="zh_TW" w:bidi="zh_TW"/>
+          </w:rPr>
+          <w:rPr>
+            <w:color w:val="0000EE"/>
+            <w:u w:val="single"/>
+          </w:rPr>
+          <w:t>來9:12</w:t>
+        </w:r>
+      </w:hyperlink>
+      <w:r>
+        <w:rPr>
+          <w:lang w:val="zh_TW" w:bidi="zh_TW"/>
+        </w:rPr>
+        <w:t xml:space="preserve">）。 </w:t>
+      </w:r>
+    </w:p>
+    <w:p>
+      <w:pPr/>
+      <w:r>
+        <w:rPr>
+          <w:lang w:val="zh_TW" w:bidi="zh_TW"/>
+        </w:rPr>
+      </w:r>
+      <w:r>
+        <w:rPr>
+          <w:lang w:val="zh_TW" w:bidi="zh_TW"/>
+        </w:rPr>
+        <w:t>聖經告訴我們，得救的人在天堂會唱新歌。他們讚美耶穌（稱為羔羊），因為祂的血為他們付了贖價（</w:t>
+      </w:r>
+      <w:hyperlink r:id="rId77">
+        <w:r>
+          <w:rPr>
+            <w:lang w:val="zh_TW" w:bidi="zh_TW"/>
+          </w:rPr>
+          <w:rPr>
+            <w:color w:val="0000EE"/>
+            <w:u w:val="single"/>
+          </w:rPr>
+          <w:t>啟5:9</w:t>
+        </w:r>
+      </w:hyperlink>
+      <w:r>
+        <w:rPr>
+          <w:lang w:val="zh_TW" w:bidi="zh_TW"/>
+        </w:rPr>
+        <w:t>；參</w:t>
+      </w:r>
+      <w:hyperlink r:id="rId78">
+        <w:r>
+          <w:rPr>
+            <w:lang w:val="zh_TW" w:bidi="zh_TW"/>
+          </w:rPr>
+          <w:rPr>
+            <w:color w:val="0000EE"/>
+            <w:u w:val="single"/>
+          </w:rPr>
+          <w:t>14:3–4</w:t>
+        </w:r>
+      </w:hyperlink>
+      <w:r>
+        <w:rPr>
+          <w:lang w:val="zh_TW" w:bidi="zh_TW"/>
+        </w:rPr>
+        <w:t>）。</w:t>
+      </w:r>
+    </w:p>
+    <w:p>
+      <w:pPr/>
+      <w:r>
+        <w:rPr>
+          <w:lang w:val="zh_TW" w:bidi="zh_TW"/>
+        </w:rPr>
+      </w:r>
+      <w:r>
+        <w:rPr>
+          <w:i/>
+          <w:lang w:val="zh_TW" w:bidi="zh_TW"/>
+        </w:rPr>
+        <w:t>另見</w:t>
+      </w:r>
+      <w:r>
+        <w:rPr>
+          <w:lang w:val="zh_TW" w:bidi="zh_TW"/>
+        </w:rPr>
+        <w:t>贖罪</w:t>
+      </w:r>
       <w:r>
         <w:rPr>
           <w:lang w:val="zh_TW" w:bidi="zh_TW"/>
         </w:rPr>
         <w:t>；</w:t>
       </w:r>
-      <w:hyperlink r:id="rId40">
-        <w:r>
-          <w:rPr>
-            <w:lang w:val="zh_TW" w:bidi="zh_TW"/>
-          </w:rPr>
-          <w:rPr>
-            <w:color w:val="0000EE"/>
-            <w:u w:val="single"/>
-          </w:rPr>
-          <w:t>代下24:11</w:t>
-        </w:r>
-      </w:hyperlink>
-      <w:r>
-        <w:rPr>
-          <w:lang w:val="zh_TW" w:bidi="zh_TW"/>
-        </w:rPr>
-        <w:t>），</w:t>
+      <w:r>
+        <w:rPr>
+          <w:lang w:val="zh_TW" w:bidi="zh_TW"/>
+        </w:rPr>
+        <w:t>救贖主、救贖</w:t>
+      </w:r>
+      <w:r>
+        <w:rPr>
+          <w:lang w:val="zh_TW" w:bidi="zh_TW"/>
+        </w:rPr>
+        <w:t>。</w:t>
+      </w:r>
+      <w:r>
+        <w:rPr>
+          <w:lang w:val="zh_TW" w:bidi="zh_TW"/>
+        </w:rPr>
+      </w:r>
+      <w:r>
+        <w:rPr>
+          <w:lang w:val="zh_TW" w:bidi="zh_TW"/>
+        </w:rPr>
+      </w:r>
+    </w:p>
+    <w:p>
+      <w:pPr/>
+      <w:r>
+        <w:rPr>
+          <w:lang w:val="zh_TW" w:bidi="zh_TW"/>
+        </w:rPr>
+      </w:r>
+    </w:p>
+    <w:p>
+      <w:pPr>
+        <w:pStyle w:val="Heading2"/>
+      </w:pPr>
+      <w:r>
+        <w:rPr>
+          <w:lang w:val="zh_TW" w:bidi="zh_TW"/>
+        </w:rPr>
+        <w:t>屬血氣的人</w:t>
+      </w:r>
+      <w:r>
+        <w:rPr>
+          <w:lang w:val="zh_TW" w:bidi="zh_TW"/>
+        </w:rPr>
+      </w:r>
+    </w:p>
+    <w:p>
+      <w:pPr/>
+      <w:r>
+        <w:rPr>
+          <w:lang w:val="zh_TW" w:bidi="zh_TW"/>
+        </w:rPr>
+      </w:r>
+      <w:r>
+        <w:rPr>
+          <w:lang w:val="zh_TW" w:bidi="zh_TW"/>
+        </w:rPr>
+        <w:t>「屬血氣的人」（譯註：NLT譯為Natural man，意即「自然人」）這個表達出現在一些聖經翻譯中，例如在</w:t>
+      </w:r>
+      <w:hyperlink r:id="rId79">
+        <w:r>
+          <w:rPr>
+            <w:lang w:val="zh_TW" w:bidi="zh_TW"/>
+          </w:rPr>
+          <w:rPr>
+            <w:color w:val="0000EE"/>
+            <w:u w:val="single"/>
+          </w:rPr>
+          <w:t>哥林多前書二章14節</w:t>
+        </w:r>
+      </w:hyperlink>
+      <w:r>
+        <w:rPr>
+          <w:lang w:val="zh_TW" w:bidi="zh_TW"/>
+        </w:rPr>
+        <w:t>。翻譯為「血氣的」或「屬情</w:t>
+      </w:r>
+      <w:r>
+        <w:rPr>
+          <w:lang w:val="zh_TW" w:bidi="zh_TW"/>
+        </w:rPr>
+        <w:t>慾的</w:t>
+      </w:r>
+      <w:r>
+        <w:rPr>
+          <w:lang w:val="zh_TW" w:bidi="zh_TW"/>
+        </w:rPr>
+        <w:t>」一詞也出現在</w:t>
+      </w:r>
+      <w:hyperlink r:id="rId80">
+        <w:r>
+          <w:rPr>
+            <w:lang w:val="zh_TW" w:bidi="zh_TW"/>
+          </w:rPr>
+          <w:rPr>
+            <w:color w:val="0000EE"/>
+            <w:u w:val="single"/>
+          </w:rPr>
+          <w:t>哥林多前書十五章44節、46節</w:t>
+        </w:r>
+      </w:hyperlink>
+      <w:r>
+        <w:rPr>
+          <w:lang w:val="zh_TW" w:bidi="zh_TW"/>
+        </w:rPr>
+        <w:t>，</w:t>
+      </w:r>
+      <w:hyperlink r:id="rId81">
+        <w:r>
+          <w:rPr>
+            <w:lang w:val="zh_TW" w:bidi="zh_TW"/>
+          </w:rPr>
+          <w:rPr>
+            <w:color w:val="0000EE"/>
+            <w:u w:val="single"/>
+          </w:rPr>
+          <w:t>雅各書三章15節</w:t>
+        </w:r>
+      </w:hyperlink>
+      <w:r>
+        <w:rPr>
+          <w:lang w:val="zh_TW" w:bidi="zh_TW"/>
+        </w:rPr>
+        <w:t>，和</w:t>
+      </w:r>
+      <w:hyperlink r:id="rId82">
+        <w:r>
+          <w:rPr>
+            <w:lang w:val="zh_TW" w:bidi="zh_TW"/>
+          </w:rPr>
+          <w:rPr>
+            <w:color w:val="0000EE"/>
+            <w:u w:val="single"/>
+          </w:rPr>
+          <w:t>猶大書19節</w:t>
+        </w:r>
+      </w:hyperlink>
+      <w:r>
+        <w:rPr>
+          <w:lang w:val="zh_TW" w:bidi="zh_TW"/>
+        </w:rPr>
+        <w:t>中。</w:t>
+      </w:r>
+    </w:p>
+    <w:p>
+      <w:pPr>
+        <w:pStyle w:val="Heading3"/>
+      </w:pPr>
+      <w:r>
+        <w:rPr>
+          <w:lang w:val="zh_TW" w:bidi="zh_TW"/>
+        </w:rPr>
+        <w:t>「屬血氣的人」的意思是什麼？</w:t>
+      </w:r>
+    </w:p>
+    <w:p>
+      <w:pPr/>
+      <w:r>
+        <w:rPr>
+          <w:lang w:val="zh_TW" w:bidi="zh_TW"/>
+        </w:rPr>
+      </w:r>
+      <w:r>
+        <w:rPr>
+          <w:lang w:val="zh_TW" w:bidi="zh_TW"/>
+        </w:rPr>
+        <w:t>這個詞與希臘文中通常譯為「魂」（soul）的名詞有關，其具體意義取決於上下文。這詞在哥林多前書出現過四次，都與「屬靈的」形成對比，而「屬靈的」在保羅書信中是一個常見的詞。在幾乎每個例子中，「屬靈的」都是指聖靈的工作。</w:t>
+      </w:r>
+    </w:p>
+    <w:p>
+      <w:pPr/>
+      <w:r>
+        <w:rPr>
+          <w:lang w:val="zh_TW" w:bidi="zh_TW"/>
+        </w:rPr>
+      </w:r>
+      <w:r>
+        <w:rPr>
+          <w:lang w:val="zh_TW" w:bidi="zh_TW"/>
+        </w:rPr>
+        <w:t>應用於事物上，「屬靈的」意味著「來自聖靈」或「由聖靈而生的」。新約作者描述了幾件事為「屬靈的」：</w:t>
       </w:r>
     </w:p>
     <w:p>
@@ -1054,97 +2751,25 @@
         <w:rPr>
           <w:lang w:val="zh_TW" w:bidi="zh_TW"/>
         </w:rPr>
-        <w:t>謀士（</w:t>
-      </w:r>
-      <w:hyperlink r:id="rId41">
-        <w:r>
-          <w:rPr>
-            <w:lang w:val="zh_TW" w:bidi="zh_TW"/>
-          </w:rPr>
-          <w:rPr>
-            <w:color w:val="0000EE"/>
-            <w:u w:val="single"/>
-          </w:rPr>
-          <w:t>撒下8:16–17</w:t>
-        </w:r>
-      </w:hyperlink>
-      <w:r>
-        <w:rPr>
-          <w:lang w:val="zh_TW" w:bidi="zh_TW"/>
-        </w:rPr>
-        <w:t>；</w:t>
-      </w:r>
-      <w:hyperlink r:id="rId42">
-        <w:r>
-          <w:rPr>
-            <w:lang w:val="zh_TW" w:bidi="zh_TW"/>
-          </w:rPr>
-          <w:rPr>
-            <w:color w:val="0000EE"/>
-            <w:u w:val="single"/>
-          </w:rPr>
-          <w:t>王下18:18</w:t>
-        </w:r>
-      </w:hyperlink>
-      <w:r>
-        <w:rPr>
-          <w:lang w:val="zh_TW" w:bidi="zh_TW"/>
-        </w:rPr>
-        <w:t>，</w:t>
-      </w:r>
-      <w:hyperlink r:id="rId43">
-        <w:r>
-          <w:rPr>
-            <w:lang w:val="zh_TW" w:bidi="zh_TW"/>
-          </w:rPr>
-          <w:rPr>
-            <w:color w:val="0000EE"/>
-            <w:u w:val="single"/>
-          </w:rPr>
-          <w:t>22:12</w:t>
-        </w:r>
-      </w:hyperlink>
-      <w:r>
-        <w:rPr>
-          <w:lang w:val="zh_TW" w:bidi="zh_TW"/>
-        </w:rPr>
-        <w:t>；</w:t>
-      </w:r>
-      <w:hyperlink r:id="rId44">
-        <w:r>
-          <w:rPr>
-            <w:lang w:val="zh_TW" w:bidi="zh_TW"/>
-          </w:rPr>
-          <w:rPr>
-            <w:color w:val="0000EE"/>
-            <w:u w:val="single"/>
-          </w:rPr>
-          <w:t>代上27:32</w:t>
-        </w:r>
-      </w:hyperlink>
-      <w:r>
-        <w:rPr>
-          <w:lang w:val="zh_TW" w:bidi="zh_TW"/>
-        </w:rPr>
-        <w:t>；</w:t>
-      </w:r>
-      <w:hyperlink r:id="rId45">
-        <w:r>
-          <w:rPr>
-            <w:lang w:val="zh_TW" w:bidi="zh_TW"/>
-          </w:rPr>
-          <w:rPr>
-            <w:color w:val="0000EE"/>
-            <w:u w:val="single"/>
-          </w:rPr>
-          <w:t>賽36:3</w:t>
-        </w:r>
-      </w:hyperlink>
-      <w:r>
-        <w:rPr>
-          <w:lang w:val="zh_TW" w:bidi="zh_TW"/>
-        </w:rPr>
-        <w:t>），和</w:t>
+        <w:t>律法在</w:t>
+      </w:r>
+      <w:hyperlink r:id="rId83">
+        <w:r>
+          <w:rPr>
+            <w:lang w:val="zh_TW" w:bidi="zh_TW"/>
+          </w:rPr>
+          <w:rPr>
+            <w:color w:val="0000EE"/>
+            <w:u w:val="single"/>
+          </w:rPr>
+          <w:t>羅馬書七章14節</w:t>
+        </w:r>
+      </w:hyperlink>
+      <w:r>
+        <w:rPr>
+          <w:lang w:val="zh_TW" w:bidi="zh_TW"/>
+        </w:rPr>
+        <w:t>中是「屬靈的」。</w:t>
       </w:r>
     </w:p>
     <w:p>
@@ -1162,702 +2787,25 @@
         <w:rPr>
           <w:lang w:val="zh_TW" w:bidi="zh_TW"/>
         </w:rPr>
-        <w:t>財務監督（</w:t>
-      </w:r>
-      <w:hyperlink r:id="rId46">
-        <w:r>
-          <w:rPr>
-            <w:lang w:val="zh_TW" w:bidi="zh_TW"/>
-          </w:rPr>
-          <w:rPr>
-            <w:color w:val="0000EE"/>
-            <w:u w:val="single"/>
-          </w:rPr>
-          <w:t>王下22:3–4</w:t>
-        </w:r>
-      </w:hyperlink>
-      <w:r>
-        <w:rPr>
-          <w:lang w:val="zh_TW" w:bidi="zh_TW"/>
-        </w:rPr>
-        <w:t>）。</w:t>
-      </w:r>
-    </w:p>
-    <w:p>
-      <w:pPr/>
-      <w:r>
-        <w:rPr>
-          <w:lang w:val="zh_TW" w:bidi="zh_TW"/>
-        </w:rPr>
-      </w:r>
-      <w:r>
-        <w:rPr>
-          <w:lang w:val="zh_TW" w:bidi="zh_TW"/>
-        </w:rPr>
-        <w:t>書記也與祭司職分有關，負責聖殿的紀錄工作（</w:t>
-      </w:r>
-      <w:hyperlink r:id="rId47">
-        <w:r>
-          <w:rPr>
-            <w:lang w:val="zh_TW" w:bidi="zh_TW"/>
-          </w:rPr>
-          <w:rPr>
-            <w:color w:val="0000EE"/>
-            <w:u w:val="single"/>
-          </w:rPr>
-          <w:t>代上24:6</w:t>
-        </w:r>
-      </w:hyperlink>
-      <w:r>
-        <w:rPr>
-          <w:lang w:val="zh_TW" w:bidi="zh_TW"/>
-        </w:rPr>
-        <w:t>；</w:t>
-      </w:r>
-      <w:hyperlink r:id="rId48">
-        <w:r>
-          <w:rPr>
-            <w:lang w:val="zh_TW" w:bidi="zh_TW"/>
-          </w:rPr>
-          <w:rPr>
-            <w:color w:val="0000EE"/>
-            <w:u w:val="single"/>
-          </w:rPr>
-          <w:t>代下34:13–15</w:t>
-        </w:r>
-      </w:hyperlink>
-      <w:r>
-        <w:rPr>
-          <w:lang w:val="zh_TW" w:bidi="zh_TW"/>
-        </w:rPr>
-        <w:t>）。</w:t>
-      </w:r>
-    </w:p>
-    <w:p>
-      <w:pPr>
-        <w:pStyle w:val="Heading3"/>
-      </w:pPr>
-      <w:r>
-        <w:rPr>
-          <w:lang w:val="zh_TW" w:bidi="zh_TW"/>
-        </w:rPr>
-        <w:t>巴比倫被擄歸回後的文士</w:t>
-      </w:r>
-    </w:p>
-    <w:p>
-      <w:pPr/>
-      <w:r>
-        <w:rPr>
-          <w:lang w:val="zh_TW" w:bidi="zh_TW"/>
-        </w:rPr>
-      </w:r>
-      <w:r>
-        <w:rPr>
-          <w:lang w:val="zh_TW" w:bidi="zh_TW"/>
-        </w:rPr>
-        <w:t>猶太人被擄歸回後，在以斯拉和尼希米的領導下，猶太信仰傳統得以重建。此時「文士」一詞更具體地指那些聚集在一起，研究並解釋妥拉（猶太律法）的人。文士成為教師的專業，能給猶太百姓準確保存並解釋摩西律法。在這時期的開始，以斯拉被視為理想的文士，他是「通達耶和華誡命和賜以色列之律例的文士」（</w:t>
-      </w:r>
-      <w:hyperlink r:id="rId49">
-        <w:r>
-          <w:rPr>
-            <w:lang w:val="zh_TW" w:bidi="zh_TW"/>
-          </w:rPr>
-          <w:rPr>
-            <w:color w:val="0000EE"/>
-            <w:u w:val="single"/>
-          </w:rPr>
-          <w:t>拉7:11</w:t>
-        </w:r>
-      </w:hyperlink>
-      <w:r>
-        <w:rPr>
-          <w:lang w:val="zh_TW" w:bidi="zh_TW"/>
-        </w:rPr>
-        <w:t>）。</w:t>
-      </w:r>
-    </w:p>
-    <w:p>
-      <w:pPr/>
-      <w:r>
-        <w:rPr>
-          <w:lang w:val="zh_TW" w:bidi="zh_TW"/>
-        </w:rPr>
-      </w:r>
-      <w:r>
-        <w:rPr>
-          <w:lang w:val="zh_TW" w:bidi="zh_TW"/>
-        </w:rPr>
-        <w:t>便西拉智訓（</w:t>
-      </w:r>
-      <w:r>
-        <w:rPr>
-          <w:lang w:val="zh_TW" w:bidi="zh_TW"/>
-        </w:rPr>
-        <w:t>The book of Sirach</w:t>
-      </w:r>
-      <w:r>
-        <w:rPr>
-          <w:lang w:val="zh_TW" w:bidi="zh_TW"/>
-        </w:rPr>
-        <w:t>）</w:t>
-      </w:r>
-      <w:r>
-        <w:rPr>
-          <w:lang w:val="zh_TW" w:bidi="zh_TW"/>
-        </w:rPr>
-        <w:t>描述文士是能夠深刻理解經文的隱含意義的人（</w:t>
-      </w:r>
-      <w:hyperlink r:id="rId50">
-        <w:r>
-          <w:rPr>
-            <w:lang w:val="zh_TW" w:bidi="zh_TW"/>
-          </w:rPr>
-          <w:rPr>
-            <w:color w:val="0000EE"/>
-            <w:u w:val="single"/>
-          </w:rPr>
-          <w:t>便西拉智訓39:2–3</w:t>
-        </w:r>
-      </w:hyperlink>
-      <w:r>
-        <w:rPr>
-          <w:lang w:val="zh_TW" w:bidi="zh_TW"/>
-        </w:rPr>
-        <w:t>），這種理解源於他勤奮研究律法、先知書和聖卷的結果（</w:t>
-      </w:r>
-      <w:hyperlink r:id="rId51">
-        <w:r>
-          <w:rPr>
-            <w:lang w:val="zh_TW" w:bidi="zh_TW"/>
-          </w:rPr>
-          <w:rPr>
-            <w:color w:val="0000EE"/>
-            <w:u w:val="single"/>
-          </w:rPr>
-          <w:t>38:24</w:t>
-        </w:r>
-      </w:hyperlink>
-      <w:r>
-        <w:rPr>
-          <w:lang w:val="zh_TW" w:bidi="zh_TW"/>
-        </w:rPr>
-        <w:t>及以下，</w:t>
-      </w:r>
-      <w:hyperlink r:id="rId52">
-        <w:r>
-          <w:rPr>
-            <w:lang w:val="zh_TW" w:bidi="zh_TW"/>
-          </w:rPr>
-          <w:rPr>
-            <w:color w:val="0000EE"/>
-            <w:u w:val="single"/>
-          </w:rPr>
-          <w:t>39:1</w:t>
-        </w:r>
-      </w:hyperlink>
-      <w:r>
-        <w:rPr>
-          <w:lang w:val="zh_TW" w:bidi="zh_TW"/>
-        </w:rPr>
-        <w:t>）。因此，文士能夠為百姓和國擔任審判官和謀士（</w:t>
-      </w:r>
-      <w:hyperlink r:id="rId53">
-        <w:r>
-          <w:rPr>
-            <w:lang w:val="zh_TW" w:bidi="zh_TW"/>
-          </w:rPr>
-          <w:rPr>
-            <w:color w:val="0000EE"/>
-            <w:u w:val="single"/>
-          </w:rPr>
-          <w:t>38:33</w:t>
-        </w:r>
-      </w:hyperlink>
-      <w:r>
-        <w:rPr>
-          <w:lang w:val="zh_TW" w:bidi="zh_TW"/>
-        </w:rPr>
-        <w:t>，</w:t>
-      </w:r>
-      <w:hyperlink r:id="rId54">
-        <w:r>
-          <w:rPr>
-            <w:lang w:val="zh_TW" w:bidi="zh_TW"/>
-          </w:rPr>
-          <w:rPr>
-            <w:color w:val="0000EE"/>
-            <w:u w:val="single"/>
-          </w:rPr>
-          <w:t>39:4–8</w:t>
-        </w:r>
-      </w:hyperlink>
-      <w:r>
-        <w:rPr>
-          <w:lang w:val="zh_TW" w:bidi="zh_TW"/>
-        </w:rPr>
-        <w:t>）。由於文士在一個由律法統治的社會中有不可或缺的地位，他應當受到世世代代的讚譽和尊敬（</w:t>
-      </w:r>
-      <w:hyperlink r:id="rId55">
-        <w:r>
-          <w:rPr>
-            <w:lang w:val="zh_TW" w:bidi="zh_TW"/>
-          </w:rPr>
-          <w:rPr>
-            <w:color w:val="0000EE"/>
-            <w:u w:val="single"/>
-          </w:rPr>
-          <w:t>39:9</w:t>
-        </w:r>
-      </w:hyperlink>
-      <w:r>
-        <w:rPr>
-          <w:lang w:val="zh_TW" w:bidi="zh_TW"/>
-        </w:rPr>
-        <w:t>）。到公元前二世紀，文士成為猶太社會中一個相當獨特的階級。從這時期開始，文士與法利賽人的興起有密切聯繫，多數文士都隸屬於他們（見新約中的密切關係：</w:t>
-      </w:r>
-      <w:hyperlink r:id="rId56">
-        <w:r>
-          <w:rPr>
-            <w:lang w:val="zh_TW" w:bidi="zh_TW"/>
-          </w:rPr>
-          <w:rPr>
-            <w:color w:val="0000EE"/>
-            <w:u w:val="single"/>
-          </w:rPr>
-          <w:t>太5:20</w:t>
-        </w:r>
-      </w:hyperlink>
-      <w:r>
-        <w:rPr>
-          <w:lang w:val="zh_TW" w:bidi="zh_TW"/>
-        </w:rPr>
-        <w:t>，</w:t>
-      </w:r>
-      <w:hyperlink r:id="rId57">
-        <w:r>
-          <w:rPr>
-            <w:lang w:val="zh_TW" w:bidi="zh_TW"/>
-          </w:rPr>
-          <w:rPr>
-            <w:color w:val="0000EE"/>
-            <w:u w:val="single"/>
-          </w:rPr>
-          <w:t>12:38，</w:t>
-        </w:r>
-      </w:hyperlink>
-      <w:hyperlink r:id="rId58">
-        <w:r>
-          <w:rPr>
-            <w:lang w:val="zh_TW" w:bidi="zh_TW"/>
-          </w:rPr>
-          <w:rPr>
-            <w:color w:val="0000EE"/>
-            <w:u w:val="single"/>
-          </w:rPr>
-          <w:t>15:1</w:t>
-        </w:r>
-      </w:hyperlink>
-      <w:r>
-        <w:rPr>
-          <w:lang w:val="zh_TW" w:bidi="zh_TW"/>
-        </w:rPr>
-        <w:t>；</w:t>
-      </w:r>
-      <w:hyperlink r:id="rId59">
-        <w:r>
-          <w:rPr>
-            <w:lang w:val="zh_TW" w:bidi="zh_TW"/>
-          </w:rPr>
-          <w:rPr>
-            <w:color w:val="0000EE"/>
-            <w:u w:val="single"/>
-          </w:rPr>
-          <w:t>可7:5</w:t>
-        </w:r>
-      </w:hyperlink>
-      <w:r>
-        <w:rPr>
-          <w:lang w:val="zh_TW" w:bidi="zh_TW"/>
-        </w:rPr>
-        <w:t>；</w:t>
-      </w:r>
-      <w:hyperlink r:id="rId60">
-        <w:r>
-          <w:rPr>
-            <w:lang w:val="zh_TW" w:bidi="zh_TW"/>
-          </w:rPr>
-          <w:rPr>
-            <w:color w:val="0000EE"/>
-            <w:u w:val="single"/>
-          </w:rPr>
-          <w:t>路6:7</w:t>
-        </w:r>
-      </w:hyperlink>
-      <w:r>
-        <w:rPr>
-          <w:lang w:val="zh_TW" w:bidi="zh_TW"/>
-        </w:rPr>
-        <w:t>）。</w:t>
-      </w:r>
-    </w:p>
-    <w:p>
-      <w:pPr>
-        <w:pStyle w:val="Heading3"/>
-      </w:pPr>
-      <w:r>
-        <w:rPr>
-          <w:lang w:val="zh_TW" w:bidi="zh_TW"/>
-        </w:rPr>
-        <w:t>訓練和地位</w:t>
-      </w:r>
-    </w:p>
-    <w:p>
-      <w:pPr/>
-      <w:r>
-        <w:rPr>
-          <w:lang w:val="zh_TW" w:bidi="zh_TW"/>
-        </w:rPr>
-      </w:r>
-      <w:r>
-        <w:rPr>
-          <w:lang w:val="zh_TW" w:bidi="zh_TW"/>
-        </w:rPr>
-        <w:t>最初，文士都是在祭司家族中接受訓練，這些家族成員從事同樣的職業，且代代相傳。身為這些家族的一員，他們的工作就有了保障（</w:t>
-      </w:r>
-      <w:hyperlink r:id="rId61">
-        <w:r>
-          <w:rPr>
-            <w:lang w:val="zh_TW" w:bidi="zh_TW"/>
-          </w:rPr>
-          <w:rPr>
-            <w:color w:val="0000EE"/>
-            <w:u w:val="single"/>
-          </w:rPr>
-          <w:t>代上2:55</w:t>
-        </w:r>
-      </w:hyperlink>
-      <w:r>
-        <w:rPr>
-          <w:lang w:val="zh_TW" w:bidi="zh_TW"/>
-        </w:rPr>
-        <w:t>）。後來，所有社會階層的人都可接受相關訓練。到耶穌時代，許多有影響力的文士來自非祭司家庭。訓練從年幼時開始，在教師或拉比的個別指導下進行。拉比教導有關猶太律法的所有內容及其解釋。</w:t>
-      </w:r>
-    </w:p>
-    <w:p>
-      <w:pPr/>
-      <w:r>
-        <w:rPr>
-          <w:lang w:val="zh_TW" w:bidi="zh_TW"/>
-        </w:rPr>
-      </w:r>
-      <w:r>
-        <w:rPr>
-          <w:lang w:val="zh_TW" w:bidi="zh_TW"/>
-        </w:rPr>
-        <w:t>由於摩西書寫的律法無法直接應對被擄歸回後的各種情況，文士的技能成為了一個極其重要的貢獻。他們建立的「口傳律法（oral law）」被視為與書面猶太律法同等重要。因此，對於那些渴望取悅神的人來說，這些律法同樣具有約束力（見</w:t>
-      </w:r>
-      <w:hyperlink r:id="rId62">
-        <w:r>
-          <w:rPr>
-            <w:lang w:val="zh_TW" w:bidi="zh_TW"/>
-          </w:rPr>
-          <w:rPr>
-            <w:color w:val="0000EE"/>
-            <w:u w:val="single"/>
-          </w:rPr>
-          <w:t>可7:6–13</w:t>
-        </w:r>
-      </w:hyperlink>
-      <w:r>
-        <w:rPr>
-          <w:lang w:val="zh_TW" w:bidi="zh_TW"/>
-        </w:rPr>
-        <w:t>）。由於文士有專業知識，他們參與猶太公會，即充當以色列最高法院的長老議會。文士是該公會中唯一來自非大祭司和長老等最高社會階層的成員（</w:t>
-      </w:r>
-      <w:hyperlink r:id="rId63">
-        <w:r>
-          <w:rPr>
-            <w:lang w:val="zh_TW" w:bidi="zh_TW"/>
-          </w:rPr>
-          <w:rPr>
-            <w:color w:val="0000EE"/>
-            <w:u w:val="single"/>
-          </w:rPr>
-          <w:t>太26:57</w:t>
-        </w:r>
-      </w:hyperlink>
-      <w:r>
-        <w:rPr>
-          <w:lang w:val="zh_TW" w:bidi="zh_TW"/>
-        </w:rPr>
-        <w:t>；</w:t>
-      </w:r>
-      <w:hyperlink r:id="rId64">
-        <w:r>
-          <w:rPr>
-            <w:lang w:val="zh_TW" w:bidi="zh_TW"/>
-          </w:rPr>
-          <w:rPr>
-            <w:color w:val="0000EE"/>
-            <w:u w:val="single"/>
-          </w:rPr>
-          <w:t>可14:43、53</w:t>
-        </w:r>
-      </w:hyperlink>
-      <w:r>
-        <w:rPr>
-          <w:lang w:val="zh_TW" w:bidi="zh_TW"/>
-        </w:rPr>
-        <w:t>；</w:t>
-      </w:r>
-      <w:hyperlink r:id="rId65">
-        <w:r>
-          <w:rPr>
-            <w:lang w:val="zh_TW" w:bidi="zh_TW"/>
-          </w:rPr>
-          <w:rPr>
-            <w:color w:val="0000EE"/>
-            <w:u w:val="single"/>
-          </w:rPr>
-          <w:t>路22:66</w:t>
-        </w:r>
-      </w:hyperlink>
-      <w:r>
-        <w:rPr>
-          <w:lang w:val="zh_TW" w:bidi="zh_TW"/>
-        </w:rPr>
-        <w:t>；</w:t>
-      </w:r>
-      <w:hyperlink r:id="rId66">
-        <w:r>
-          <w:rPr>
-            <w:lang w:val="zh_TW" w:bidi="zh_TW"/>
-          </w:rPr>
-          <w:rPr>
-            <w:color w:val="0000EE"/>
-            <w:u w:val="single"/>
-          </w:rPr>
-          <w:t>徒23:9</w:t>
-        </w:r>
-      </w:hyperlink>
-      <w:r>
-        <w:rPr>
-          <w:lang w:val="zh_TW" w:bidi="zh_TW"/>
-        </w:rPr>
-        <w:t>）。</w:t>
-      </w:r>
-    </w:p>
-    <w:p>
-      <w:pPr/>
-      <w:r>
-        <w:rPr>
-          <w:lang w:val="zh_TW" w:bidi="zh_TW"/>
-        </w:rPr>
-      </w:r>
-      <w:r>
-        <w:rPr>
-          <w:lang w:val="zh_TW" w:bidi="zh_TW"/>
-        </w:rPr>
-        <w:t>文士在猶太社區中備受尊敬。他們是猶太律法的權威教師，不僅在聖殿內（</w:t>
-      </w:r>
-      <w:hyperlink r:id="rId67">
-        <w:r>
-          <w:rPr>
-            <w:lang w:val="zh_TW" w:bidi="zh_TW"/>
-          </w:rPr>
-          <w:rPr>
-            <w:color w:val="0000EE"/>
-            <w:u w:val="single"/>
-          </w:rPr>
-          <w:t>路2:46</w:t>
-        </w:r>
-      </w:hyperlink>
-      <w:r>
-        <w:rPr>
-          <w:lang w:val="zh_TW" w:bidi="zh_TW"/>
-        </w:rPr>
-        <w:t>），也在猶太和加利利的各會堂中（</w:t>
-      </w:r>
-      <w:hyperlink r:id="rId68">
-        <w:r>
-          <w:rPr>
-            <w:lang w:val="zh_TW" w:bidi="zh_TW"/>
-          </w:rPr>
-          <w:rPr>
-            <w:color w:val="0000EE"/>
-            <w:u w:val="single"/>
-          </w:rPr>
-          <w:t>5:17</w:t>
-        </w:r>
-      </w:hyperlink>
-      <w:r>
-        <w:rPr>
-          <w:lang w:val="zh_TW" w:bidi="zh_TW"/>
-        </w:rPr>
-        <w:t>）教導。他們同時也是公會的重要成員，穿著特製的長衣（</w:t>
-      </w:r>
-      <w:hyperlink r:id="rId69">
-        <w:r>
-          <w:rPr>
-            <w:lang w:val="zh_TW" w:bidi="zh_TW"/>
-          </w:rPr>
-          <w:rPr>
-            <w:color w:val="0000EE"/>
-            <w:u w:val="single"/>
-          </w:rPr>
-          <w:t>可12:38</w:t>
-        </w:r>
-      </w:hyperlink>
-      <w:r>
-        <w:rPr>
-          <w:lang w:val="zh_TW" w:bidi="zh_TW"/>
-        </w:rPr>
-        <w:t>），下擺有作為紀念的穗子，並在手臂上佩戴裝有經文的「佩經盒（</w:t>
-      </w:r>
-      <w:r>
-        <w:rPr>
-          <w:lang w:val="zh_TW" w:bidi="zh_TW"/>
-        </w:rPr>
-        <w:t>prayer boxes</w:t>
-      </w:r>
-      <w:r>
-        <w:rPr>
-          <w:lang w:val="zh_TW" w:bidi="zh_TW"/>
-        </w:rPr>
-        <w:t>）」（</w:t>
-      </w:r>
-      <w:hyperlink r:id="rId70">
-        <w:r>
-          <w:rPr>
-            <w:lang w:val="zh_TW" w:bidi="zh_TW"/>
-          </w:rPr>
-          <w:rPr>
-            <w:color w:val="0000EE"/>
-            <w:u w:val="single"/>
-          </w:rPr>
-          <w:t>太23:5</w:t>
-        </w:r>
-      </w:hyperlink>
-      <w:r>
-        <w:rPr>
-          <w:lang w:val="zh_TW" w:bidi="zh_TW"/>
-        </w:rPr>
-        <w:t>）。這樣的服裝使他們備受注目，吸引人在街上向他們問安（</w:t>
-      </w:r>
-      <w:hyperlink r:id="rId69">
-        <w:r>
-          <w:rPr>
-            <w:lang w:val="zh_TW" w:bidi="zh_TW"/>
-          </w:rPr>
-          <w:rPr>
-            <w:color w:val="0000EE"/>
-            <w:u w:val="single"/>
-          </w:rPr>
-          <w:t>可12:38</w:t>
-        </w:r>
-      </w:hyperlink>
-      <w:r>
-        <w:rPr>
-          <w:lang w:val="zh_TW" w:bidi="zh_TW"/>
-        </w:rPr>
-        <w:t>）。他們被尊稱為「拉比」或「師傅」（</w:t>
-      </w:r>
-      <w:hyperlink r:id="rId71">
-        <w:r>
-          <w:rPr>
-            <w:lang w:val="zh_TW" w:bidi="zh_TW"/>
-          </w:rPr>
-          <w:rPr>
-            <w:color w:val="0000EE"/>
-            <w:u w:val="single"/>
-          </w:rPr>
-          <w:t>太23:7</w:t>
-        </w:r>
-      </w:hyperlink>
-      <w:r>
-        <w:rPr>
-          <w:lang w:val="zh_TW" w:bidi="zh_TW"/>
-        </w:rPr>
-        <w:t>），在敬拜和社交場合中享有首座（</w:t>
-      </w:r>
-      <w:hyperlink r:id="rId72">
-        <w:r>
-          <w:rPr>
-            <w:lang w:val="zh_TW" w:bidi="zh_TW"/>
-          </w:rPr>
-          <w:rPr>
-            <w:color w:val="0000EE"/>
-            <w:u w:val="single"/>
-          </w:rPr>
-          <w:t>太23:2</w:t>
-        </w:r>
-      </w:hyperlink>
-      <w:r>
-        <w:rPr>
-          <w:lang w:val="zh_TW" w:bidi="zh_TW"/>
-        </w:rPr>
-        <w:t>；</w:t>
-      </w:r>
-      <w:hyperlink r:id="rId73">
-        <w:r>
-          <w:rPr>
-            <w:lang w:val="zh_TW" w:bidi="zh_TW"/>
-          </w:rPr>
-          <w:rPr>
-            <w:color w:val="0000EE"/>
-            <w:u w:val="single"/>
-          </w:rPr>
-          <w:t>可12:39</w:t>
-        </w:r>
-      </w:hyperlink>
-      <w:r>
-        <w:rPr>
-          <w:lang w:val="zh_TW" w:bidi="zh_TW"/>
-        </w:rPr>
-        <w:t>；</w:t>
-      </w:r>
-      <w:hyperlink r:id="rId74">
-        <w:r>
-          <w:rPr>
-            <w:lang w:val="zh_TW" w:bidi="zh_TW"/>
-          </w:rPr>
-          <w:rPr>
-            <w:color w:val="0000EE"/>
-            <w:u w:val="single"/>
-          </w:rPr>
-          <w:t>路20:46</w:t>
-        </w:r>
-      </w:hyperlink>
-      <w:r>
-        <w:rPr>
-          <w:lang w:val="zh_TW" w:bidi="zh_TW"/>
-        </w:rPr>
-        <w:t>）。</w:t>
-      </w:r>
-    </w:p>
-    <w:p>
-      <w:pPr>
-        <w:pStyle w:val="Heading3"/>
-      </w:pPr>
-      <w:r>
-        <w:rPr>
-          <w:lang w:val="zh_TW" w:bidi="zh_TW"/>
-        </w:rPr>
-        <w:t>耶穌時代的文士</w:t>
-      </w:r>
-    </w:p>
-    <w:p>
-      <w:pPr/>
-      <w:r>
-        <w:rPr>
-          <w:lang w:val="zh_TW" w:bidi="zh_TW"/>
-        </w:rPr>
-      </w:r>
-      <w:r>
-        <w:rPr>
-          <w:lang w:val="zh_TW" w:bidi="zh_TW"/>
-        </w:rPr>
-        <w:t>在耶穌的事工期間，文士主要是那些對猶太律法的要求極為關注的人。路加稱文士為「律法師」，藉此向他的外邦（非猶太）聽眾和讀者說明文士的主要職責是解釋猶太律法。文士經常批評耶穌，他們多次指責耶穌違反猶太律法，例如：</w:t>
+        <w:t>恩賜在</w:t>
+      </w:r>
+      <w:hyperlink r:id="rId84">
+        <w:r>
+          <w:rPr>
+            <w:lang w:val="zh_TW" w:bidi="zh_TW"/>
+          </w:rPr>
+          <w:rPr>
+            <w:color w:val="0000EE"/>
+            <w:u w:val="single"/>
+          </w:rPr>
+          <w:t>哥林多前書十二章1節</w:t>
+        </w:r>
+      </w:hyperlink>
+      <w:r>
+        <w:rPr>
+          <w:lang w:val="zh_TW" w:bidi="zh_TW"/>
+        </w:rPr>
+        <w:t>中是「屬靈的」。</w:t>
       </w:r>
     </w:p>
     <w:p>
@@ -1875,43 +2823,25 @@
         <w:rPr>
           <w:lang w:val="zh_TW" w:bidi="zh_TW"/>
         </w:rPr>
-        <w:t>當耶穌赦免罪人時（</w:t>
-      </w:r>
-      <w:hyperlink r:id="rId75">
-        <w:r>
-          <w:rPr>
-            <w:lang w:val="zh_TW" w:bidi="zh_TW"/>
-          </w:rPr>
-          <w:rPr>
-            <w:color w:val="0000EE"/>
-            <w:u w:val="single"/>
-          </w:rPr>
-          <w:t>太9:1–3</w:t>
-        </w:r>
-      </w:hyperlink>
-      <w:r>
-        <w:rPr>
-          <w:lang w:val="zh_TW" w:bidi="zh_TW"/>
-        </w:rPr>
-        <w:t>；</w:t>
-      </w:r>
-      <w:hyperlink r:id="rId76">
-        <w:r>
-          <w:rPr>
-            <w:lang w:val="zh_TW" w:bidi="zh_TW"/>
-          </w:rPr>
-          <w:rPr>
-            <w:color w:val="0000EE"/>
-            <w:u w:val="single"/>
-          </w:rPr>
-          <w:t>路5:17–26</w:t>
-        </w:r>
-      </w:hyperlink>
-      <w:r>
-        <w:rPr>
-          <w:lang w:val="zh_TW" w:bidi="zh_TW"/>
-        </w:rPr>
-        <w:t>）</w:t>
+        <w:t>福氣在</w:t>
+      </w:r>
+      <w:hyperlink r:id="rId85">
+        <w:r>
+          <w:rPr>
+            <w:lang w:val="zh_TW" w:bidi="zh_TW"/>
+          </w:rPr>
+          <w:rPr>
+            <w:color w:val="0000EE"/>
+            <w:u w:val="single"/>
+          </w:rPr>
+          <w:t>以弗所書一章3節</w:t>
+        </w:r>
+      </w:hyperlink>
+      <w:r>
+        <w:rPr>
+          <w:lang w:val="zh_TW" w:bidi="zh_TW"/>
+        </w:rPr>
+        <w:t>中是「屬靈的」。</w:t>
       </w:r>
     </w:p>
     <w:p>
@@ -1929,43 +2859,530 @@
         <w:rPr>
           <w:lang w:val="zh_TW" w:bidi="zh_TW"/>
         </w:rPr>
-        <w:t>當他們認為耶穌在安息日工作（</w:t>
-      </w:r>
-      <w:hyperlink r:id="rId77">
-        <w:r>
-          <w:rPr>
-            <w:lang w:val="zh_TW" w:bidi="zh_TW"/>
-          </w:rPr>
-          <w:rPr>
-            <w:color w:val="0000EE"/>
-            <w:u w:val="single"/>
-          </w:rPr>
-          <w:t>路6:1–2</w:t>
-        </w:r>
-      </w:hyperlink>
-      <w:r>
-        <w:rPr>
-          <w:lang w:val="zh_TW" w:bidi="zh_TW"/>
-        </w:rPr>
-        <w:t>）或醫治人時（</w:t>
-      </w:r>
-      <w:hyperlink r:id="rId78">
-        <w:r>
-          <w:rPr>
-            <w:lang w:val="zh_TW" w:bidi="zh_TW"/>
-          </w:rPr>
-          <w:rPr>
-            <w:color w:val="0000EE"/>
-            <w:u w:val="single"/>
-          </w:rPr>
-          <w:t>6–11</w:t>
-        </w:r>
-      </w:hyperlink>
-      <w:r>
-        <w:rPr>
-          <w:lang w:val="zh_TW" w:bidi="zh_TW"/>
-        </w:rPr>
-        <w:t>節），沒有適當遵守安息日</w:t>
+        <w:t>靈祭</w:t>
+      </w:r>
+      <w:r>
+        <w:rPr>
+          <w:lang w:val="zh_TW" w:bidi="zh_TW"/>
+        </w:rPr>
+        <w:t>在</w:t>
+      </w:r>
+      <w:hyperlink r:id="rId86">
+        <w:r>
+          <w:rPr>
+            <w:lang w:val="zh_TW" w:bidi="zh_TW"/>
+          </w:rPr>
+          <w:rPr>
+            <w:color w:val="0000EE"/>
+            <w:u w:val="single"/>
+          </w:rPr>
+          <w:t>彼得前書二章5節</w:t>
+        </w:r>
+      </w:hyperlink>
+      <w:r>
+        <w:rPr>
+          <w:lang w:val="zh_TW" w:bidi="zh_TW"/>
+        </w:rPr>
+        <w:t>中是「屬靈的」。</w:t>
+      </w:r>
+    </w:p>
+    <w:p>
+      <w:pPr/>
+      <w:r>
+        <w:rPr>
+          <w:lang w:val="zh_TW" w:bidi="zh_TW"/>
+        </w:rPr>
+      </w:r>
+      <w:r>
+        <w:rPr>
+          <w:lang w:val="zh_TW" w:bidi="zh_TW"/>
+        </w:rPr>
+        <w:t>當這個詞應用在人身上時，意味著一個人受到聖靈的激勵和引導（</w:t>
+      </w:r>
+      <w:hyperlink r:id="rId87">
+        <w:r>
+          <w:rPr>
+            <w:lang w:val="zh_TW" w:bidi="zh_TW"/>
+          </w:rPr>
+          <w:rPr>
+            <w:color w:val="0000EE"/>
+            <w:u w:val="single"/>
+          </w:rPr>
+          <w:t>林前2:15</w:t>
+        </w:r>
+      </w:hyperlink>
+      <w:r>
+        <w:rPr>
+          <w:lang w:val="zh_TW" w:bidi="zh_TW"/>
+        </w:rPr>
+        <w:t>，</w:t>
+      </w:r>
+      <w:hyperlink r:id="rId88">
+        <w:r>
+          <w:rPr>
+            <w:lang w:val="zh_TW" w:bidi="zh_TW"/>
+          </w:rPr>
+          <w:rPr>
+            <w:color w:val="0000EE"/>
+            <w:u w:val="single"/>
+          </w:rPr>
+          <w:t>14:37</w:t>
+        </w:r>
+      </w:hyperlink>
+      <w:r>
+        <w:rPr>
+          <w:lang w:val="zh_TW" w:bidi="zh_TW"/>
+        </w:rPr>
+        <w:t>；</w:t>
+      </w:r>
+      <w:hyperlink r:id="rId89">
+        <w:r>
+          <w:rPr>
+            <w:lang w:val="zh_TW" w:bidi="zh_TW"/>
+          </w:rPr>
+          <w:rPr>
+            <w:color w:val="0000EE"/>
+            <w:u w:val="single"/>
+          </w:rPr>
+          <w:t>加6:1</w:t>
+        </w:r>
+      </w:hyperlink>
+      <w:r>
+        <w:rPr>
+          <w:lang w:val="zh_TW" w:bidi="zh_TW"/>
+        </w:rPr>
+        <w:t>）。與「屬靈的」相對，「屬血氣的」則通常指缺乏聖靈或敵對聖靈及其工作的狀態。</w:t>
+      </w:r>
+    </w:p>
+    <w:p>
+      <w:pPr>
+        <w:pStyle w:val="Heading3"/>
+      </w:pPr>
+      <w:r>
+        <w:rPr>
+          <w:lang w:val="zh_TW" w:bidi="zh_TW"/>
+        </w:rPr>
+        <w:t>聖經中「屬血氣的」與「屬靈的」區別</w:t>
+      </w:r>
+    </w:p>
+    <w:p>
+      <w:pPr/>
+      <w:r>
+        <w:rPr>
+          <w:lang w:val="zh_TW" w:bidi="zh_TW"/>
+        </w:rPr>
+      </w:r>
+      <w:r>
+        <w:rPr>
+          <w:lang w:val="zh_TW" w:bidi="zh_TW"/>
+        </w:rPr>
+        <w:t>在</w:t>
+      </w:r>
+      <w:hyperlink r:id="rId90">
+        <w:r>
+          <w:rPr>
+            <w:lang w:val="zh_TW" w:bidi="zh_TW"/>
+          </w:rPr>
+          <w:rPr>
+            <w:color w:val="0000EE"/>
+            <w:u w:val="single"/>
+          </w:rPr>
+          <w:t>哥林多前書二章14至15節</w:t>
+        </w:r>
+      </w:hyperlink>
+      <w:r>
+        <w:rPr>
+          <w:lang w:val="zh_TW" w:bidi="zh_TW"/>
+        </w:rPr>
+        <w:t>中，「屬血氣的人」與「屬靈的人」形成鮮明對比。在這個語境中，屬血氣的人不接受從神的靈而來的事物（</w:t>
+      </w:r>
+      <w:hyperlink r:id="rId79">
+        <w:r>
+          <w:rPr>
+            <w:lang w:val="zh_TW" w:bidi="zh_TW"/>
+          </w:rPr>
+          <w:rPr>
+            <w:color w:val="0000EE"/>
+            <w:u w:val="single"/>
+          </w:rPr>
+          <w:t>林前2:14</w:t>
+        </w:r>
+      </w:hyperlink>
+      <w:r>
+        <w:rPr>
+          <w:lang w:val="zh_TW" w:bidi="zh_TW"/>
+        </w:rPr>
+        <w:t>）。相反，這些事物對他來說是「愚拙的」，因為這些事必須用屬靈的方法才能明白。他之所以認為愚拙，是因為不信（</w:t>
+      </w:r>
+      <w:hyperlink r:id="rId91">
+        <w:r>
+          <w:rPr>
+            <w:lang w:val="zh_TW" w:bidi="zh_TW"/>
+          </w:rPr>
+          <w:rPr>
+            <w:color w:val="0000EE"/>
+            <w:u w:val="single"/>
+          </w:rPr>
+          <w:t>1:21</w:t>
+        </w:r>
+      </w:hyperlink>
+      <w:r>
+        <w:rPr>
+          <w:lang w:val="zh_TW" w:bidi="zh_TW"/>
+        </w:rPr>
+        <w:t>）；而他所缺乏的，是唯有聖靈才能帶來的洞見。保羅所描繪的，明顯是指一個沒有聖靈，甚至敵對聖靈和神啟示真理的人。</w:t>
+      </w:r>
+    </w:p>
+    <w:p>
+      <w:pPr/>
+      <w:r>
+        <w:rPr>
+          <w:lang w:val="zh_TW" w:bidi="zh_TW"/>
+        </w:rPr>
+      </w:r>
+      <w:r>
+        <w:rPr>
+          <w:lang w:val="zh_TW" w:bidi="zh_TW"/>
+        </w:rPr>
+        <w:t>在</w:t>
+      </w:r>
+      <w:hyperlink r:id="rId92">
+        <w:r>
+          <w:rPr>
+            <w:lang w:val="zh_TW" w:bidi="zh_TW"/>
+          </w:rPr>
+          <w:rPr>
+            <w:color w:val="0000EE"/>
+            <w:u w:val="single"/>
+          </w:rPr>
+          <w:t>哥林多前書十五章44至46節</w:t>
+        </w:r>
+      </w:hyperlink>
+      <w:r>
+        <w:rPr>
+          <w:lang w:val="zh_TW" w:bidi="zh_TW"/>
+        </w:rPr>
+        <w:t>中，「屬靈的」與「屬血氣的」對比則出現在另一個脈絡。這裡將死亡時的「身體」與復活時的「身體」作比較。信徒埋葬時「所種的是血氣的身體」（第</w:t>
+      </w:r>
+      <w:hyperlink r:id="rId80">
+        <w:r>
+          <w:rPr>
+            <w:lang w:val="zh_TW" w:bidi="zh_TW"/>
+          </w:rPr>
+          <w:rPr>
+            <w:color w:val="0000EE"/>
+            <w:u w:val="single"/>
+          </w:rPr>
+          <w:t>44</w:t>
+        </w:r>
+      </w:hyperlink>
+      <w:r>
+        <w:rPr>
+          <w:lang w:val="zh_TW" w:bidi="zh_TW"/>
+        </w:rPr>
+        <w:t>節上）；復活時，「</w:t>
+      </w:r>
+      <w:r>
+        <w:rPr>
+          <w:lang w:val="zh_TW" w:bidi="zh_TW"/>
+        </w:rPr>
+        <w:t>是靈性的身體</w:t>
+      </w:r>
+      <w:r>
+        <w:rPr>
+          <w:lang w:val="zh_TW" w:bidi="zh_TW"/>
+        </w:rPr>
+        <w:t>」。復活的身體將被聖靈更新並轉化（</w:t>
+      </w:r>
+      <w:hyperlink r:id="rId93">
+        <w:r>
+          <w:rPr>
+            <w:lang w:val="zh_TW" w:bidi="zh_TW"/>
+          </w:rPr>
+          <w:rPr>
+            <w:color w:val="0000EE"/>
+            <w:u w:val="single"/>
+          </w:rPr>
+          <w:t>羅8:11</w:t>
+        </w:r>
+      </w:hyperlink>
+      <w:r>
+        <w:rPr>
+          <w:lang w:val="zh_TW" w:bidi="zh_TW"/>
+        </w:rPr>
+        <w:t>）。</w:t>
+      </w:r>
+    </w:p>
+    <w:p>
+      <w:pPr/>
+      <w:r>
+        <w:rPr>
+          <w:lang w:val="zh_TW" w:bidi="zh_TW"/>
+        </w:rPr>
+      </w:r>
+      <w:r>
+        <w:rPr>
+          <w:lang w:val="zh_TW" w:bidi="zh_TW"/>
+        </w:rPr>
+        <w:t>然而，在</w:t>
+      </w:r>
+      <w:hyperlink r:id="rId80">
+        <w:r>
+          <w:rPr>
+            <w:lang w:val="zh_TW" w:bidi="zh_TW"/>
+          </w:rPr>
+          <w:rPr>
+            <w:color w:val="0000EE"/>
+            <w:u w:val="single"/>
+          </w:rPr>
+          <w:t>哥林多前書十五章44節下</w:t>
+        </w:r>
+      </w:hyperlink>
+      <w:r>
+        <w:rPr>
+          <w:lang w:val="zh_TW" w:bidi="zh_TW"/>
+        </w:rPr>
+        <w:t>和</w:t>
+      </w:r>
+      <w:hyperlink r:id="rId94">
+        <w:r>
+          <w:rPr>
+            <w:lang w:val="zh_TW" w:bidi="zh_TW"/>
+          </w:rPr>
+          <w:rPr>
+            <w:color w:val="0000EE"/>
+            <w:u w:val="single"/>
+          </w:rPr>
+          <w:t>45節上</w:t>
+        </w:r>
+      </w:hyperlink>
+      <w:r>
+        <w:rPr>
+          <w:lang w:val="zh_TW" w:bidi="zh_TW"/>
+        </w:rPr>
+        <w:t>，保羅將「血氣的身體」與剛剛受造、墮落之前的亞當聯繫起來（</w:t>
+      </w:r>
+      <w:hyperlink r:id="rId95">
+        <w:r>
+          <w:rPr>
+            <w:lang w:val="zh_TW" w:bidi="zh_TW"/>
+          </w:rPr>
+          <w:rPr>
+            <w:color w:val="0000EE"/>
+            <w:u w:val="single"/>
+          </w:rPr>
+          <w:t>創2:7</w:t>
+        </w:r>
+      </w:hyperlink>
+      <w:r>
+        <w:rPr>
+          <w:lang w:val="zh_TW" w:bidi="zh_TW"/>
+        </w:rPr>
+        <w:t>）。這表明，所謂的「血氣」是指創造時的模樣。按照神起初的創造，「血氣的」亞當是「甚好」（</w:t>
+      </w:r>
+      <w:hyperlink r:id="rId96">
+        <w:r>
+          <w:rPr>
+            <w:lang w:val="zh_TW" w:bidi="zh_TW"/>
+          </w:rPr>
+          <w:rPr>
+            <w:color w:val="0000EE"/>
+            <w:u w:val="single"/>
+          </w:rPr>
+          <w:t>創1:31</w:t>
+        </w:r>
+      </w:hyperlink>
+      <w:r>
+        <w:rPr>
+          <w:lang w:val="zh_TW" w:bidi="zh_TW"/>
+        </w:rPr>
+        <w:t>）。然而，人類的罪惡破壞了「血氣的」亞當，使他落在死亡的定罪之下。因此，按照原始創造的角度來衡量，原來創造那個「血氣的」亞當本是自然的，人的罪惡卻使本是自然的「血氣」反成了異常的「血氣」。聖靈現在在基督裡的工作，就是除去這種異常，並完成神創造時原本的旨意（</w:t>
+      </w:r>
+      <w:hyperlink r:id="rId97">
+        <w:r>
+          <w:rPr>
+            <w:lang w:val="zh_TW" w:bidi="zh_TW"/>
+          </w:rPr>
+          <w:rPr>
+            <w:color w:val="0000EE"/>
+            <w:u w:val="single"/>
+          </w:rPr>
+          <w:t>羅8:19</w:t>
+        </w:r>
+      </w:hyperlink>
+      <w:hyperlink r:id="rId92">
+        <w:r>
+          <w:rPr>
+            <w:lang w:val="zh_TW" w:bidi="zh_TW"/>
+          </w:rPr>
+          <w:rPr>
+            <w:color w:val="0000EE"/>
+            <w:u w:val="single"/>
+          </w:rPr>
+          <w:t>–</w:t>
+        </w:r>
+      </w:hyperlink>
+      <w:hyperlink r:id="rId97">
+        <w:r>
+          <w:rPr>
+            <w:lang w:val="zh_TW" w:bidi="zh_TW"/>
+          </w:rPr>
+          <w:rPr>
+            <w:color w:val="0000EE"/>
+            <w:u w:val="single"/>
+          </w:rPr>
+          <w:t>22</w:t>
+        </w:r>
+      </w:hyperlink>
+      <w:r>
+        <w:rPr>
+          <w:lang w:val="zh_TW" w:bidi="zh_TW"/>
+        </w:rPr>
+        <w:t>；</w:t>
+      </w:r>
+      <w:hyperlink r:id="rId98">
+        <w:r>
+          <w:rPr>
+            <w:lang w:val="zh_TW" w:bidi="zh_TW"/>
+          </w:rPr>
+          <w:rPr>
+            <w:color w:val="0000EE"/>
+            <w:u w:val="single"/>
+          </w:rPr>
+          <w:t>林後5:17</w:t>
+        </w:r>
+      </w:hyperlink>
+      <w:r>
+        <w:rPr>
+          <w:lang w:val="zh_TW" w:bidi="zh_TW"/>
+        </w:rPr>
+        <w:t>）。</w:t>
+      </w:r>
+    </w:p>
+    <w:p>
+      <w:pPr/>
+      <w:r>
+        <w:rPr>
+          <w:lang w:val="zh_TW" w:bidi="zh_TW"/>
+        </w:rPr>
+      </w:r>
+      <w:r>
+        <w:rPr>
+          <w:i/>
+          <w:lang w:val="zh_TW" w:bidi="zh_TW"/>
+        </w:rPr>
+        <w:t>另見</w:t>
+      </w:r>
+      <w:r>
+        <w:rPr>
+          <w:lang w:val="zh_TW" w:bidi="zh_TW"/>
+        </w:rPr>
+        <w:t>人</w:t>
+      </w:r>
+      <w:r>
+        <w:rPr>
+          <w:lang w:val="zh_TW" w:bidi="zh_TW"/>
+        </w:rPr>
+        <w:t>；</w:t>
+      </w:r>
+      <w:r>
+        <w:rPr>
+          <w:lang w:val="zh_TW" w:bidi="zh_TW"/>
+        </w:rPr>
+        <w:t>新人與舊人</w:t>
+      </w:r>
+      <w:r>
+        <w:rPr>
+          <w:lang w:val="zh_TW" w:bidi="zh_TW"/>
+        </w:rPr>
+        <w:t>。</w:t>
+      </w:r>
+      <w:r>
+        <w:rPr>
+          <w:lang w:val="zh_TW" w:bidi="zh_TW"/>
+        </w:rPr>
+      </w:r>
+      <w:r>
+        <w:rPr>
+          <w:lang w:val="zh_TW" w:bidi="zh_TW"/>
+        </w:rPr>
+      </w:r>
+    </w:p>
+    <w:p>
+      <w:pPr/>
+      <w:r>
+        <w:rPr>
+          <w:lang w:val="zh_TW" w:bidi="zh_TW"/>
+        </w:rPr>
+      </w:r>
+    </w:p>
+    <w:p>
+      <w:pPr>
+        <w:pStyle w:val="Heading2"/>
+      </w:pPr>
+      <w:r>
+        <w:rPr>
+          <w:lang w:val="zh_TW" w:bidi="zh_TW"/>
+        </w:rPr>
+        <w:t>數字和數字象徵學</w:t>
+      </w:r>
+      <w:r>
+        <w:rPr>
+          <w:lang w:val="zh_TW" w:bidi="zh_TW"/>
+        </w:rPr>
+      </w:r>
+    </w:p>
+    <w:p>
+      <w:pPr/>
+      <w:r>
+        <w:rPr>
+          <w:lang w:val="zh_TW" w:bidi="zh_TW"/>
+        </w:rPr>
+      </w:r>
+      <w:r>
+        <w:rPr>
+          <w:lang w:val="zh_TW" w:bidi="zh_TW"/>
+        </w:rPr>
+        <w:t>在聖經中，數字常有兩層意思。首先，它們表明了實際的數量，例如計算人數或測量時間。其次，數字也可能具有特別的意義，用以教導我們關於神或祂的計劃。</w:t>
+      </w:r>
+    </w:p>
+    <w:p>
+      <w:pPr/>
+      <w:r>
+        <w:rPr>
+          <w:lang w:val="zh_TW" w:bidi="zh_TW"/>
+        </w:rPr>
+      </w:r>
+      <w:r>
+        <w:rPr>
+          <w:lang w:val="zh_TW" w:bidi="zh_TW"/>
+        </w:rPr>
+        <w:t>但以理書和啟示錄以特殊的方式使用數字，這兩卷書常以具體的數字來傳達重要的信息。</w:t>
+      </w:r>
+    </w:p>
+    <w:p>
+      <w:pPr/>
+      <w:r>
+        <w:rPr>
+          <w:lang w:val="zh_TW" w:bidi="zh_TW"/>
+        </w:rPr>
+      </w:r>
+      <w:r>
+        <w:rPr>
+          <w:lang w:val="zh_TW" w:bidi="zh_TW"/>
+        </w:rPr>
+        <w:t>許多基督徒對於從數字中尋找隱藏意義持謹慎態度。因為有些團體過度使用數字象徵學（numerology），試圖在舊約聖經的每一個數字中找出特別的含義，即使那些數字可能只是單純的事實。這種看法最早出自神祕的前基督教（pre-Christian）猶太團體，後來卡巴拉學派（Kabbalists）進一步發展，他們經常為數字賦予隱藏的意義。</w:t>
+      </w:r>
+    </w:p>
+    <w:p>
+      <w:pPr>
+        <w:pStyle w:val="Heading3"/>
+      </w:pPr>
+      <w:r>
+        <w:rPr>
+          <w:lang w:val="zh_TW" w:bidi="zh_TW"/>
+        </w:rPr>
+        <w:t>概述</w:t>
       </w:r>
     </w:p>
     <w:p>
@@ -1981,45 +3398,154 @@
       </w:r>
       <w:r>
         <w:rPr>
-          <w:lang w:val="zh_TW" w:bidi="zh_TW"/>
-        </w:rPr>
-        <w:t>當他們發現耶穌不遵守他們的儀式性洗手禮（</w:t>
-      </w:r>
-      <w:hyperlink r:id="rId79">
-        <w:r>
-          <w:rPr>
-            <w:lang w:val="zh_TW" w:bidi="zh_TW"/>
-          </w:rPr>
-          <w:rPr>
-            <w:color w:val="0000EE"/>
-            <w:u w:val="single"/>
-          </w:rPr>
-          <w:t>可7:2–5</w:t>
-        </w:r>
-      </w:hyperlink>
-      <w:r>
-        <w:rPr>
-          <w:lang w:val="zh_TW" w:bidi="zh_TW"/>
-        </w:rPr>
-        <w:t>）且忽視禁食的做法時（</w:t>
-      </w:r>
-      <w:hyperlink r:id="rId80">
-        <w:r>
-          <w:rPr>
-            <w:lang w:val="zh_TW" w:bidi="zh_TW"/>
-          </w:rPr>
-          <w:rPr>
-            <w:color w:val="0000EE"/>
-            <w:u w:val="single"/>
-          </w:rPr>
-          <w:t>路5:33–39</w:t>
-        </w:r>
-      </w:hyperlink>
-      <w:r>
-        <w:rPr>
-          <w:lang w:val="zh_TW" w:bidi="zh_TW"/>
-        </w:rPr>
-        <w:t>）</w:t>
+          <w:u w:val="single"/>
+          <w:lang w:val="zh_TW" w:bidi="zh_TW"/>
+        </w:rPr>
+        <w:t>數字的表達</w:t>
+      </w:r>
+    </w:p>
+    <w:p>
+      <w:pPr>
+        <w:pStyle w:val="ListBullet"/>
+        <w:spacing w:line="240" w:lineRule="auto"/>
+        <w:ind w:left="720"/>
+      </w:pPr>
+      <w:r>
+        <w:rPr>
+          <w:lang w:val="zh_TW" w:bidi="zh_TW"/>
+        </w:rPr>
+      </w:r>
+      <w:r>
+        <w:rPr>
+          <w:u w:val="single"/>
+          <w:lang w:val="zh_TW" w:bidi="zh_TW"/>
+        </w:rPr>
+        <w:t>數字符號的書寫方式</w:t>
+      </w:r>
+    </w:p>
+    <w:p>
+      <w:pPr>
+        <w:pStyle w:val="ListBullet"/>
+        <w:spacing w:line="240" w:lineRule="auto"/>
+        <w:ind w:left="720"/>
+      </w:pPr>
+      <w:r>
+        <w:rPr>
+          <w:lang w:val="zh_TW" w:bidi="zh_TW"/>
+        </w:rPr>
+      </w:r>
+      <w:r>
+        <w:rPr>
+          <w:u w:val="single"/>
+          <w:lang w:val="zh_TW" w:bidi="zh_TW"/>
+        </w:rPr>
+        <w:t>大數字的問題</w:t>
+      </w:r>
+    </w:p>
+    <w:p>
+      <w:pPr>
+        <w:pStyle w:val="ListBullet"/>
+        <w:spacing w:line="240" w:lineRule="auto"/>
+        <w:ind w:left="720"/>
+      </w:pPr>
+      <w:r>
+        <w:rPr>
+          <w:lang w:val="zh_TW" w:bidi="zh_TW"/>
+        </w:rPr>
+      </w:r>
+      <w:r>
+        <w:rPr>
+          <w:u w:val="single"/>
+          <w:lang w:val="zh_TW" w:bidi="zh_TW"/>
+        </w:rPr>
+        <w:t>按世代計算</w:t>
+      </w:r>
+    </w:p>
+    <w:p>
+      <w:pPr>
+        <w:pStyle w:val="ListBullet"/>
+        <w:spacing w:line="240" w:lineRule="auto"/>
+        <w:ind w:left="720"/>
+      </w:pPr>
+      <w:r>
+        <w:rPr>
+          <w:lang w:val="zh_TW" w:bidi="zh_TW"/>
+        </w:rPr>
+      </w:r>
+      <w:r>
+        <w:rPr>
+          <w:u w:val="single"/>
+          <w:lang w:val="zh_TW" w:bidi="zh_TW"/>
+        </w:rPr>
+        <w:t>數字的約略用法</w:t>
+      </w:r>
+    </w:p>
+    <w:p>
+      <w:pPr>
+        <w:pStyle w:val="ListBullet"/>
+        <w:spacing w:line="240" w:lineRule="auto"/>
+        <w:ind w:left="720"/>
+      </w:pPr>
+      <w:r>
+        <w:rPr>
+          <w:lang w:val="zh_TW" w:bidi="zh_TW"/>
+        </w:rPr>
+      </w:r>
+      <w:r>
+        <w:rPr>
+          <w:u w:val="single"/>
+          <w:lang w:val="zh_TW" w:bidi="zh_TW"/>
+        </w:rPr>
+        <w:t>數字的象徵用法</w:t>
+      </w:r>
+    </w:p>
+    <w:p>
+      <w:pPr>
+        <w:pStyle w:val="ListBullet"/>
+        <w:spacing w:line="240" w:lineRule="auto"/>
+        <w:ind w:left="720"/>
+      </w:pPr>
+      <w:r>
+        <w:rPr>
+          <w:lang w:val="zh_TW" w:bidi="zh_TW"/>
+        </w:rPr>
+      </w:r>
+      <w:r>
+        <w:rPr>
+          <w:u w:val="single"/>
+          <w:lang w:val="zh_TW" w:bidi="zh_TW"/>
+        </w:rPr>
+        <w:t>精確的統計</w:t>
+      </w:r>
+    </w:p>
+    <w:p>
+      <w:pPr>
+        <w:pStyle w:val="ListBullet"/>
+        <w:spacing w:line="240" w:lineRule="auto"/>
+        <w:ind w:left="720"/>
+      </w:pPr>
+      <w:r>
+        <w:rPr>
+          <w:lang w:val="zh_TW" w:bidi="zh_TW"/>
+        </w:rPr>
+      </w:r>
+      <w:r>
+        <w:rPr>
+          <w:u w:val="single"/>
+          <w:lang w:val="zh_TW" w:bidi="zh_TW"/>
+        </w:rPr>
+        <w:t>數字象徵學</w:t>
+      </w:r>
+    </w:p>
+    <w:p>
+      <w:pPr>
+        <w:pStyle w:val="Heading3"/>
+      </w:pPr>
+      <w:r>
+        <w:rPr>
+          <w:lang w:val="zh_TW" w:bidi="zh_TW"/>
+        </w:rPr>
+        <w:t>數字的表達</w:t>
       </w:r>
     </w:p>
     <w:p>
@@ -2033,18 +3559,2228 @@
         <w:rPr>
           <w:lang w:val="zh_TW" w:bidi="zh_TW"/>
         </w:rPr>
-        <w:t>不出意料，他們特別反對耶穌與猶太社會中的不潔淨者（禮儀上不潔）和被排斥者交往（</w:t>
-      </w:r>
-      <w:hyperlink r:id="rId81">
-        <w:r>
-          <w:rPr>
-            <w:lang w:val="zh_TW" w:bidi="zh_TW"/>
-          </w:rPr>
-          <w:rPr>
-            <w:color w:val="0000EE"/>
-            <w:u w:val="single"/>
-          </w:rPr>
-          <w:t>可2:16–17</w:t>
+        <w:t>希伯來文與其它閃族語言一樣，擁有一個簡單但實用的數字系統。數字一是形容詞，從二開始，數字則是名詞。這些名詞有男性與女性兩種形式，且以平行方式使用：男性形式用於女性名詞之前，女性形式則用於男性名詞之前。</w:t>
+      </w:r>
+    </w:p>
+    <w:p>
+      <w:pPr/>
+      <w:r>
+        <w:rPr>
+          <w:lang w:val="zh_TW" w:bidi="zh_TW"/>
+        </w:rPr>
+      </w:r>
+      <w:r>
+        <w:rPr>
+          <w:lang w:val="zh_TW" w:bidi="zh_TW"/>
+        </w:rPr>
+        <w:t>序數（第一、第二、第三）與基數（一、二、三）並存。如同多數語言，基數有時可以代替序數。例如，「第二日」可以表達為「日二」。從十到十九之間，有一種合成形式，與英文的十三（thirteen〔three-ten〕）相似，而二十（twenty）的字面意思是「十的複數」。它是「十」的複數。「三十」、「四十」等的字面意思則是「三的複數」、「四的複數」。這樣的規律一直持續到一百，而一百則是另一個全新的字詞。</w:t>
+      </w:r>
+    </w:p>
+    <w:p>
+      <w:pPr/>
+      <w:r>
+        <w:rPr>
+          <w:lang w:val="zh_TW" w:bidi="zh_TW"/>
+        </w:rPr>
+      </w:r>
+      <w:r>
+        <w:rPr>
+          <w:lang w:val="zh_TW" w:bidi="zh_TW"/>
+        </w:rPr>
+        <w:t>希伯來文中也有「一千」與「一萬」等獨立的字詞，這與希臘文、中文及許多其它語言相似。更大的數字必須用這些單位的倍數來表達。「萬萬」和「千千」這些表達方式顯示，古人對大數字的表達多是約略的。由於當時的人口稀少、國度規模也小，因此很少需要使用極大的數字。</w:t>
+      </w:r>
+    </w:p>
+    <w:p>
+      <w:pPr/>
+      <w:r>
+        <w:rPr>
+          <w:lang w:val="zh_TW" w:bidi="zh_TW"/>
+        </w:rPr>
+      </w:r>
+      <w:r>
+        <w:rPr>
+          <w:lang w:val="zh_TW" w:bidi="zh_TW"/>
+        </w:rPr>
+        <w:t>在希伯來文中除了單數與複數形式外，還有一種雙數形式，用以表達兩個東西（例如兩百、兩千）。分數（如二分之一、三分之一、十分之一）也可以表達。乘法、除法、加法與減法都曾使用，聖經中可以找到這四種運算的例子。希伯來數學系統基本上屬於更廣泛的西亞數學體系之一。我們對這體系的了解主要來自美索不達米亞與埃及。不過，這些地區所使用的數學系統比以色列的更為發達。</w:t>
+      </w:r>
+    </w:p>
+    <w:p>
+      <w:pPr>
+        <w:pStyle w:val="Heading3"/>
+      </w:pPr>
+      <w:r>
+        <w:rPr>
+          <w:lang w:val="zh_TW" w:bidi="zh_TW"/>
+        </w:rPr>
+        <w:t>數字符號的書寫方法</w:t>
+      </w:r>
+    </w:p>
+    <w:p>
+      <w:pPr/>
+      <w:r>
+        <w:rPr>
+          <w:lang w:val="zh_TW" w:bidi="zh_TW"/>
+        </w:rPr>
+      </w:r>
+      <w:r>
+        <w:rPr>
+          <w:lang w:val="zh_TW" w:bidi="zh_TW"/>
+        </w:rPr>
+        <w:t>在聖經中，數字一律以文字寫出。這種做法也見於著名的摩押石碑（Moabite Stone）與西羅亞銘文（Siloam Inscription）。古代世界的各民族都能以各種符號或代碼（如我們的1、2、3）來表示數字。然而，這種方法容易出錯，因此後來人們通常以完整的文字寫出數字。雖然仍有可能引起混淆，但機率已大為減少。</w:t>
+      </w:r>
+    </w:p>
+    <w:p>
+      <w:pPr/>
+      <w:r>
+        <w:rPr>
+          <w:lang w:val="zh_TW" w:bidi="zh_TW"/>
+        </w:rPr>
+      </w:r>
+      <w:r>
+        <w:rPr>
+          <w:lang w:val="zh_TW" w:bidi="zh_TW"/>
+        </w:rPr>
+        <w:t>在希伯來文與希臘文中，還有另一種書寫數字的方式，就是用字母表中的連續字母代替連續的數字，類似以A代表1、B代表2。到了新約聖經的時代，已廣泛使用這種方法，並且成為現代希伯來文的慣例。這種系統的優點是，可以在數字組合中插入任意的母音，形成可讀的造字。例如，在</w:t>
+      </w:r>
+      <w:hyperlink r:id="rId99">
+        <w:r>
+          <w:rPr>
+            <w:lang w:val="zh_TW" w:bidi="zh_TW"/>
+          </w:rPr>
+          <w:rPr>
+            <w:color w:val="0000EE"/>
+            <w:u w:val="single"/>
+          </w:rPr>
+          <w:t>啟示錄十三章18節</w:t>
+        </w:r>
+      </w:hyperlink>
+      <w:r>
+        <w:rPr>
+          <w:lang w:val="zh_TW" w:bidi="zh_TW"/>
+        </w:rPr>
+        <w:t>所提到的「獸的數目」666，可以用字母表示，對應於「尼祿凱撒」這個名字的子音。若採用另一讀法616，則也可能對應其它名字。</w:t>
+      </w:r>
+    </w:p>
+    <w:p>
+      <w:pPr>
+        <w:pStyle w:val="Heading3"/>
+      </w:pPr>
+      <w:r>
+        <w:rPr>
+          <w:lang w:val="zh_TW" w:bidi="zh_TW"/>
+        </w:rPr>
+        <w:t>大數字的問題</w:t>
+      </w:r>
+    </w:p>
+    <w:p>
+      <w:pPr/>
+      <w:r>
+        <w:rPr>
+          <w:lang w:val="zh_TW" w:bidi="zh_TW"/>
+        </w:rPr>
+      </w:r>
+      <w:r>
+        <w:rPr>
+          <w:lang w:val="zh_TW" w:bidi="zh_TW"/>
+        </w:rPr>
+        <w:t>即使考慮到所有這些可能性，與大數字有關的問題仍然存在，尤其是在舊約聖經中。最明顯的例子是</w:t>
+      </w:r>
+      <w:hyperlink r:id="rId100">
+        <w:r>
+          <w:rPr>
+            <w:lang w:val="zh_TW" w:bidi="zh_TW"/>
+          </w:rPr>
+          <w:rPr>
+            <w:color w:val="0000EE"/>
+            <w:u w:val="single"/>
+          </w:rPr>
+          <w:t>創世記五章</w:t>
+        </w:r>
+      </w:hyperlink>
+      <w:r>
+        <w:rPr>
+          <w:lang w:val="zh_TW" w:bidi="zh_TW"/>
+        </w:rPr>
+        <w:t>中十位長壽族長的年歲。希伯來文本、撒馬利亞文本以及最早的希臘文譯本（即七十士譯本）所記載的數字彼此不同，相差達數百年。然而，這些年歲都極大。</w:t>
+      </w:r>
+    </w:p>
+    <w:p>
+      <w:pPr/>
+      <w:r>
+        <w:rPr>
+          <w:lang w:val="zh_TW" w:bidi="zh_TW"/>
+        </w:rPr>
+      </w:r>
+      <w:r>
+        <w:rPr>
+          <w:lang w:val="zh_TW" w:bidi="zh_TW"/>
+        </w:rPr>
+        <w:t>有些人將這些數字按字面意思來理解。他們指出，這些族長的年歲逐步遞減，直到挪亞時代，神為人所設定的壽命降為120歲（</w:t>
+      </w:r>
+      <w:hyperlink r:id="rId101">
+        <w:r>
+          <w:rPr>
+            <w:lang w:val="zh_TW" w:bidi="zh_TW"/>
+          </w:rPr>
+          <w:rPr>
+            <w:color w:val="0000EE"/>
+            <w:u w:val="single"/>
+          </w:rPr>
+          <w:t>創6:3</w:t>
+        </w:r>
+      </w:hyperlink>
+      <w:r>
+        <w:rPr>
+          <w:lang w:val="zh_TW" w:bidi="zh_TW"/>
+        </w:rPr>
+        <w:t>）；後來又降到人類平均七十歲的壽數（</w:t>
+      </w:r>
+      <w:hyperlink r:id="rId102">
+        <w:r>
+          <w:rPr>
+            <w:lang w:val="zh_TW" w:bidi="zh_TW"/>
+          </w:rPr>
+          <w:rPr>
+            <w:color w:val="0000EE"/>
+            <w:u w:val="single"/>
+          </w:rPr>
+          <w:t>詩90:10</w:t>
+        </w:r>
+      </w:hyperlink>
+      <w:r>
+        <w:rPr>
+          <w:lang w:val="zh_TW" w:bidi="zh_TW"/>
+        </w:rPr>
+        <w:t>）。這與人類在墮落之後靈性的逐步敗壞相對應——從亞當的完全狀態到如今的光景。無論這些數字的具體解釋為何，毫無疑問，聖經的神學意圖正是在於表達這一點。</w:t>
+      </w:r>
+    </w:p>
+    <w:p>
+      <w:pPr/>
+      <w:r>
+        <w:rPr>
+          <w:lang w:val="zh_TW" w:bidi="zh_TW"/>
+        </w:rPr>
+      </w:r>
+      <w:r>
+        <w:rPr>
+          <w:lang w:val="zh_TW" w:bidi="zh_TW"/>
+        </w:rPr>
+        <w:t>以色列人出埃及的龐大人數也是一個問題。如果真的有60萬名能作戰的男子（</w:t>
+      </w:r>
+      <w:hyperlink r:id="rId103">
+        <w:r>
+          <w:rPr>
+            <w:lang w:val="zh_TW" w:bidi="zh_TW"/>
+          </w:rPr>
+          <w:rPr>
+            <w:color w:val="0000EE"/>
+            <w:u w:val="single"/>
+          </w:rPr>
+          <w:t>民1:46</w:t>
+        </w:r>
+      </w:hyperlink>
+      <w:r>
+        <w:rPr>
+          <w:lang w:val="zh_TW" w:bidi="zh_TW"/>
+        </w:rPr>
+        <w:t>），那就意味著整個民族的人口約有200萬或更多。也許那個譯為「千」的字詞其實是指「支派單位」。無論確切的數字是多少，總人數顯然要小得多。當然，神完全有能力在曠野中供養任何數量的人。然而，考古學中關於以色列人攻取迦南前後該地人口的證據，似乎支持人口數較少的看法。相同的原則也可以用來解釋各以色列支派勇士人數的龐大記載，甚至也可能適用於舊約歷史書中所提到以色列和猶大的軍事總數之巨大數據。</w:t>
+      </w:r>
+    </w:p>
+    <w:p>
+      <w:pPr/>
+      <w:r>
+        <w:rPr>
+          <w:lang w:val="zh_TW" w:bidi="zh_TW"/>
+        </w:rPr>
+      </w:r>
+      <w:r>
+        <w:rPr>
+          <w:lang w:val="zh_TW" w:bidi="zh_TW"/>
+        </w:rPr>
+        <w:t>對一般的聖經讀者或聽眾而言，也許最大的問題之一是歷代志與列王紀中所記載的數字不同，儘管兩卷書描述的是同樣的事件。這些差異可能是由於抄寫錯誤，或因以符號或單一字母書寫數字時產生混淆所致，這可以解釋許多個別的不一致情況，但並不能解釋所有的差異。歷代志中的數字通常大得多，這些極大的整數很可能具有象徵意義，而非要按字面來理解。猶太人當時同時擁有列王紀與歷代志這兩卷書，因此他們自己也不太可能把這兩組數字都視為字面上的事實。</w:t>
+      </w:r>
+    </w:p>
+    <w:p>
+      <w:pPr>
+        <w:pStyle w:val="Heading3"/>
+      </w:pPr>
+      <w:r>
+        <w:rPr>
+          <w:lang w:val="zh_TW" w:bidi="zh_TW"/>
+        </w:rPr>
+        <w:t>按世代計算</w:t>
+      </w:r>
+    </w:p>
+    <w:p>
+      <w:pPr/>
+      <w:r>
+        <w:rPr>
+          <w:lang w:val="zh_TW" w:bidi="zh_TW"/>
+        </w:rPr>
+      </w:r>
+      <w:r>
+        <w:rPr>
+          <w:lang w:val="zh_TW" w:bidi="zh_TW"/>
+        </w:rPr>
+        <w:t>舊約聖經的一個問題是事件的年代推算。即使有精確的數字系統，也沒有一個絕對固定的起算點。後來的猶太人和基督徒以創造的推定日期作為起點來計算。從大衛和所羅門之後，年代的推算既依據內部參照，也依據外部參照。內部參照是指猶大諸王與以色列諸王的對比年代，外部參照則涉及以色列以外的君王與王后。</w:t>
+      </w:r>
+    </w:p>
+    <w:p>
+      <w:pPr/>
+      <w:r>
+        <w:rPr>
+          <w:lang w:val="zh_TW" w:bidi="zh_TW"/>
+        </w:rPr>
+      </w:r>
+      <w:r>
+        <w:rPr>
+          <w:lang w:val="zh_TW" w:bidi="zh_TW"/>
+        </w:rPr>
+        <w:t>這種開放的時間結構解釋了「四十年」這個模糊的時期，舊約聖經中常使用這個表達（例如士師記）來指任何漫長但不確定的時段。這幾乎可以肯定是指一個世代（希伯來文</w:t>
+      </w:r>
+      <w:r>
+        <w:rPr>
+          <w:i/>
+          <w:lang w:val="zh_TW" w:bidi="zh_TW"/>
+        </w:rPr>
+        <w:t>dor</w:t>
+      </w:r>
+      <w:r>
+        <w:rPr>
+          <w:lang w:val="zh_TW" w:bidi="zh_TW"/>
+        </w:rPr>
+        <w:t>）。按世代計算的方法明顯地出現在聖經某些地方，在其它地方則可能是隱含的。例如，亞伯拉罕的後裔要「到了第四代」才回到迦南（</w:t>
+      </w:r>
+      <w:hyperlink r:id="rId104">
+        <w:r>
+          <w:rPr>
+            <w:lang w:val="zh_TW" w:bidi="zh_TW"/>
+          </w:rPr>
+          <w:rPr>
+            <w:color w:val="0000EE"/>
+            <w:u w:val="single"/>
+          </w:rPr>
+          <w:t>創15:16</w:t>
+        </w:r>
+      </w:hyperlink>
+      <w:r>
+        <w:rPr>
+          <w:lang w:val="zh_TW" w:bidi="zh_TW"/>
+        </w:rPr>
+        <w:t>）。而基督的家譜則整齊地分為三組，每組十四代（</w:t>
+      </w:r>
+      <w:hyperlink r:id="rId105">
+        <w:r>
+          <w:rPr>
+            <w:lang w:val="zh_TW" w:bidi="zh_TW"/>
+          </w:rPr>
+          <w:rPr>
+            <w:color w:val="0000EE"/>
+            <w:u w:val="single"/>
+          </w:rPr>
+          <w:t>太1:17</w:t>
+        </w:r>
+      </w:hyperlink>
+      <w:r>
+        <w:rPr>
+          <w:lang w:val="zh_TW" w:bidi="zh_TW"/>
+        </w:rPr>
+        <w:t>），並非按年分分段。</w:t>
+      </w:r>
+    </w:p>
+    <w:p>
+      <w:pPr/>
+      <w:r>
+        <w:rPr>
+          <w:lang w:val="zh_TW" w:bidi="zh_TW"/>
+        </w:rPr>
+      </w:r>
+      <w:r>
+        <w:rPr>
+          <w:lang w:val="zh_TW" w:bidi="zh_TW"/>
+        </w:rPr>
+        <w:t>凡有人保存與誦讀祖先名錄的地方，按世代來計算是自然的事。然而，經文也說亞伯拉罕的後裔大約在四百年後回到迦南（</w:t>
+      </w:r>
+      <w:hyperlink r:id="rId106">
+        <w:r>
+          <w:rPr>
+            <w:lang w:val="zh_TW" w:bidi="zh_TW"/>
+          </w:rPr>
+          <w:rPr>
+            <w:color w:val="0000EE"/>
+            <w:u w:val="single"/>
+          </w:rPr>
+          <w:t>加3:17</w:t>
+        </w:r>
+      </w:hyperlink>
+      <w:r>
+        <w:rPr>
+          <w:lang w:val="zh_TW" w:bidi="zh_TW"/>
+        </w:rPr>
+        <w:t>）。「世代」一詞有時是指100年，而希伯來文中「世代」也可能是指120年（</w:t>
+      </w:r>
+      <w:hyperlink r:id="rId101">
+        <w:r>
+          <w:rPr>
+            <w:lang w:val="zh_TW" w:bidi="zh_TW"/>
+          </w:rPr>
+          <w:rPr>
+            <w:color w:val="0000EE"/>
+            <w:u w:val="single"/>
+          </w:rPr>
+          <w:t>創6:3</w:t>
+        </w:r>
+      </w:hyperlink>
+      <w:r>
+        <w:rPr>
+          <w:lang w:val="zh_TW" w:bidi="zh_TW"/>
+        </w:rPr>
+        <w:t>）。古代希伯來人通常會用一些模糊的表達，如「在那些日子」、「那些日子以後」或「日子將到」，來指過去、現在與未來，而不具體提及數字。換句話說，聖經的作者更關心神學意義，而非數學的精確性。</w:t>
+      </w:r>
+    </w:p>
+    <w:p>
+      <w:pPr>
+        <w:pStyle w:val="Heading3"/>
+      </w:pPr>
+      <w:r>
+        <w:rPr>
+          <w:lang w:val="zh_TW" w:bidi="zh_TW"/>
+        </w:rPr>
+        <w:t>數字的約略用法</w:t>
+      </w:r>
+    </w:p>
+    <w:p>
+      <w:pPr/>
+      <w:r>
+        <w:rPr>
+          <w:lang w:val="zh_TW" w:bidi="zh_TW"/>
+        </w:rPr>
+      </w:r>
+      <w:r>
+        <w:rPr>
+          <w:lang w:val="zh_TW" w:bidi="zh_TW"/>
+        </w:rPr>
+        <w:t>在舊約聖經中，以色列人在曠野漂流40年就是數字約略用法的一個好例子 （</w:t>
+      </w:r>
+      <w:hyperlink r:id="rId107">
+        <w:r>
+          <w:rPr>
+            <w:lang w:val="zh_TW" w:bidi="zh_TW"/>
+          </w:rPr>
+          <w:rPr>
+            <w:color w:val="0000EE"/>
+            <w:u w:val="single"/>
+          </w:rPr>
+          <w:t>民14:33</w:t>
+        </w:r>
+      </w:hyperlink>
+      <w:r>
+        <w:rPr>
+          <w:lang w:val="zh_TW" w:bidi="zh_TW"/>
+        </w:rPr>
+        <w:t>）。在新約聖經中，耶穌在曠野受試探40天（</w:t>
+      </w:r>
+      <w:hyperlink r:id="rId108">
+        <w:r>
+          <w:rPr>
+            <w:lang w:val="zh_TW" w:bidi="zh_TW"/>
+          </w:rPr>
+          <w:rPr>
+            <w:color w:val="0000EE"/>
+            <w:u w:val="single"/>
+          </w:rPr>
+          <w:t>太4:2</w:t>
+        </w:r>
+      </w:hyperlink>
+      <w:r>
+        <w:rPr>
+          <w:lang w:val="zh_TW" w:bidi="zh_TW"/>
+        </w:rPr>
+        <w:t>）；從祂復活到升天之間也有40天 （</w:t>
+      </w:r>
+      <w:hyperlink r:id="rId109">
+        <w:r>
+          <w:rPr>
+            <w:lang w:val="zh_TW" w:bidi="zh_TW"/>
+          </w:rPr>
+          <w:rPr>
+            <w:color w:val="0000EE"/>
+            <w:u w:val="single"/>
+          </w:rPr>
+          <w:t>徒1:3</w:t>
+        </w:r>
+      </w:hyperlink>
+      <w:r>
+        <w:rPr>
+          <w:lang w:val="zh_TW" w:bidi="zh_TW"/>
+        </w:rPr>
+        <w:t>）。</w:t>
+      </w:r>
+    </w:p>
+    <w:p>
+      <w:pPr/>
+      <w:r>
+        <w:rPr>
+          <w:lang w:val="zh_TW" w:bidi="zh_TW"/>
+        </w:rPr>
+      </w:r>
+      <w:r>
+        <w:rPr>
+          <w:lang w:val="zh_TW" w:bidi="zh_TW"/>
+        </w:rPr>
+        <w:t>摩西蒙召時年40歲（</w:t>
+      </w:r>
+      <w:hyperlink r:id="rId110">
+        <w:r>
+          <w:rPr>
+            <w:lang w:val="zh_TW" w:bidi="zh_TW"/>
+          </w:rPr>
+          <w:rPr>
+            <w:color w:val="0000EE"/>
+            <w:u w:val="single"/>
+          </w:rPr>
+          <w:t>徒7:23</w:t>
+        </w:r>
+      </w:hyperlink>
+      <w:r>
+        <w:rPr>
+          <w:lang w:val="zh_TW" w:bidi="zh_TW"/>
+        </w:rPr>
+        <w:t>），他顯然在米甸住了40年（</w:t>
+      </w:r>
+      <w:hyperlink r:id="rId111">
+        <w:r>
+          <w:rPr>
+            <w:lang w:val="zh_TW" w:bidi="zh_TW"/>
+          </w:rPr>
+          <w:rPr>
+            <w:color w:val="0000EE"/>
+            <w:u w:val="single"/>
+          </w:rPr>
+          <w:t>出7:7</w:t>
+        </w:r>
+      </w:hyperlink>
+      <w:r>
+        <w:rPr>
+          <w:lang w:val="zh_TW" w:bidi="zh_TW"/>
+        </w:rPr>
+        <w:t>），又帶領以色列人出埃及並在曠野中行走40年（</w:t>
+      </w:r>
+      <w:hyperlink r:id="rId112">
+        <w:r>
+          <w:rPr>
+            <w:lang w:val="zh_TW" w:bidi="zh_TW"/>
+          </w:rPr>
+          <w:rPr>
+            <w:color w:val="0000EE"/>
+            <w:u w:val="single"/>
+          </w:rPr>
+          <w:t>申34:7</w:t>
+        </w:r>
+      </w:hyperlink>
+      <w:r>
+        <w:rPr>
+          <w:lang w:val="zh_TW" w:bidi="zh_TW"/>
+        </w:rPr>
+        <w:t>）。因此，經上說他死的時候是120歲。然而，兩個世代，也就是40年的兩倍，乃是健康男子的正常最長壽命（</w:t>
+      </w:r>
+      <w:hyperlink r:id="rId102">
+        <w:r>
+          <w:rPr>
+            <w:lang w:val="zh_TW" w:bidi="zh_TW"/>
+          </w:rPr>
+          <w:rPr>
+            <w:color w:val="0000EE"/>
+            <w:u w:val="single"/>
+          </w:rPr>
+          <w:t>詩90:10</w:t>
+        </w:r>
+      </w:hyperlink>
+      <w:r>
+        <w:rPr>
+          <w:lang w:val="zh_TW" w:bidi="zh_TW"/>
+        </w:rPr>
+        <w:t>），但因人生艱難，往往縮短為70年。數字七十有時也以這種約略的方式使用。</w:t>
+      </w:r>
+    </w:p>
+    <w:p>
+      <w:pPr>
+        <w:pStyle w:val="Heading3"/>
+      </w:pPr>
+      <w:r>
+        <w:rPr>
+          <w:lang w:val="zh_TW" w:bidi="zh_TW"/>
+        </w:rPr>
+        <w:t>數字的象徵用法</w:t>
+      </w:r>
+    </w:p>
+    <w:p>
+      <w:pPr/>
+      <w:r>
+        <w:rPr>
+          <w:lang w:val="zh_TW" w:bidi="zh_TW"/>
+        </w:rPr>
+      </w:r>
+      <w:r>
+        <w:rPr>
+          <w:lang w:val="zh_TW" w:bidi="zh_TW"/>
+        </w:rPr>
+        <w:t>在聖經中，七象徵完全或完美。神在第七日歇了祂一切的工，完成創造（</w:t>
+      </w:r>
+      <w:hyperlink r:id="rId113">
+        <w:r>
+          <w:rPr>
+            <w:lang w:val="zh_TW" w:bidi="zh_TW"/>
+          </w:rPr>
+          <w:rPr>
+            <w:color w:val="0000EE"/>
+            <w:u w:val="single"/>
+          </w:rPr>
+          <w:t>創2:2</w:t>
+        </w:r>
+      </w:hyperlink>
+      <w:r>
+        <w:rPr>
+          <w:lang w:val="zh_TW" w:bidi="zh_TW"/>
+        </w:rPr>
+        <w:t>）。法老在夢中看見七隻從尼羅河上來的母牛（</w:t>
+      </w:r>
+      <w:hyperlink r:id="rId114">
+        <w:r>
+          <w:rPr>
+            <w:lang w:val="zh_TW" w:bidi="zh_TW"/>
+          </w:rPr>
+          <w:rPr>
+            <w:color w:val="0000EE"/>
+            <w:u w:val="single"/>
+          </w:rPr>
+          <w:t>41:2</w:t>
+        </w:r>
+      </w:hyperlink>
+      <w:r>
+        <w:rPr>
+          <w:lang w:val="zh_TW" w:bidi="zh_TW"/>
+        </w:rPr>
+        <w:t>）。參孫那分別為聖的拿細耳人之髮被編成七條辮子（</w:t>
+      </w:r>
+      <w:hyperlink r:id="rId115">
+        <w:r>
+          <w:rPr>
+            <w:lang w:val="zh_TW" w:bidi="zh_TW"/>
+          </w:rPr>
+          <w:rPr>
+            <w:color w:val="0000EE"/>
+            <w:u w:val="single"/>
+          </w:rPr>
+          <w:t>士16:13</w:t>
+        </w:r>
+      </w:hyperlink>
+      <w:r>
+        <w:rPr>
+          <w:lang w:val="zh_TW" w:bidi="zh_TW"/>
+        </w:rPr>
+        <w:t>）。抹大拉的馬利亞身上曾有七個鬼被趕出，表明她先前完全被撒但轄制（</w:t>
+      </w:r>
+      <w:hyperlink r:id="rId116">
+        <w:r>
+          <w:rPr>
+            <w:lang w:val="zh_TW" w:bidi="zh_TW"/>
+          </w:rPr>
+          <w:rPr>
+            <w:color w:val="0000EE"/>
+            <w:u w:val="single"/>
+          </w:rPr>
+          <w:t>路8:2</w:t>
+        </w:r>
+      </w:hyperlink>
+      <w:r>
+        <w:rPr>
+          <w:lang w:val="zh_TW" w:bidi="zh_TW"/>
+        </w:rPr>
+        <w:t>）。而「七個......鬼」要進入那被潔淨卻空虛的人的裡面（</w:t>
+      </w:r>
+      <w:hyperlink r:id="rId117">
+        <w:r>
+          <w:rPr>
+            <w:lang w:val="zh_TW" w:bidi="zh_TW"/>
+          </w:rPr>
+          <w:rPr>
+            <w:color w:val="0000EE"/>
+            <w:u w:val="single"/>
+          </w:rPr>
+          <w:t>太12:45</w:t>
+        </w:r>
+      </w:hyperlink>
+      <w:r>
+        <w:rPr>
+          <w:lang w:val="zh_TW" w:bidi="zh_TW"/>
+        </w:rPr>
+        <w:t>）。然而，從正面的例子來看，也有神的七靈（</w:t>
+      </w:r>
+      <w:hyperlink r:id="rId118">
+        <w:r>
+          <w:rPr>
+            <w:lang w:val="zh_TW" w:bidi="zh_TW"/>
+          </w:rPr>
+          <w:rPr>
+            <w:color w:val="0000EE"/>
+            <w:u w:val="single"/>
+          </w:rPr>
+          <w:t>啟3:1</w:t>
+        </w:r>
+      </w:hyperlink>
+      <w:r>
+        <w:rPr>
+          <w:lang w:val="zh_TW" w:bidi="zh_TW"/>
+        </w:rPr>
+        <w:t>）。</w:t>
+      </w:r>
+    </w:p>
+    <w:p>
+      <w:pPr/>
+      <w:r>
+        <w:rPr>
+          <w:lang w:val="zh_TW" w:bidi="zh_TW"/>
+        </w:rPr>
+      </w:r>
+      <w:r>
+        <w:rPr>
+          <w:lang w:val="zh_TW" w:bidi="zh_TW"/>
+        </w:rPr>
+        <w:t>在第七年，希伯來的奴僕要得自由（</w:t>
+      </w:r>
+      <w:hyperlink r:id="rId119">
+        <w:r>
+          <w:rPr>
+            <w:lang w:val="zh_TW" w:bidi="zh_TW"/>
+          </w:rPr>
+          <w:rPr>
+            <w:color w:val="0000EE"/>
+            <w:u w:val="single"/>
+          </w:rPr>
+          <w:t>出21:2</w:t>
+        </w:r>
+      </w:hyperlink>
+      <w:r>
+        <w:rPr>
+          <w:lang w:val="zh_TW" w:bidi="zh_TW"/>
+        </w:rPr>
+        <w:t>）。奴僕的勞役在七年之後就完成。每逢第七年是安息年（</w:t>
+      </w:r>
+      <w:hyperlink r:id="rId120">
+        <w:r>
+          <w:rPr>
+            <w:lang w:val="zh_TW" w:bidi="zh_TW"/>
+          </w:rPr>
+          <w:rPr>
+            <w:color w:val="0000EE"/>
+            <w:u w:val="single"/>
+          </w:rPr>
+          <w:t>利25:4</w:t>
+        </w:r>
+      </w:hyperlink>
+      <w:r>
+        <w:rPr>
+          <w:lang w:val="zh_TW" w:bidi="zh_TW"/>
+        </w:rPr>
+        <w:t>）。七個七再次強調完全的意義。禧年是在七個七年之後的第50年舉行，那一年所有的地都要釋放，歸還原主（</w:t>
+      </w:r>
+      <w:hyperlink r:id="rId121">
+        <w:r>
+          <w:rPr>
+            <w:lang w:val="zh_TW" w:bidi="zh_TW"/>
+          </w:rPr>
+          <w:rPr>
+            <w:color w:val="0000EE"/>
+            <w:u w:val="single"/>
+          </w:rPr>
+          <w:t>利25:10</w:t>
+        </w:r>
+      </w:hyperlink>
+      <w:r>
+        <w:rPr>
+          <w:lang w:val="zh_TW" w:bidi="zh_TW"/>
+        </w:rPr>
+        <w:t>）。五旬節或七七節是在逾越節後七個七日舉行。</w:t>
+      </w:r>
+    </w:p>
+    <w:p>
+      <w:pPr/>
+      <w:r>
+        <w:rPr>
+          <w:lang w:val="zh_TW" w:bidi="zh_TW"/>
+        </w:rPr>
+      </w:r>
+      <w:r>
+        <w:rPr>
+          <w:lang w:val="zh_TW" w:bidi="zh_TW"/>
+        </w:rPr>
+        <w:t>「七十」在希伯來文中直譯為「許多的七」。 「七十」更進一步強化了完全的概念。 以色列有70位長老（</w:t>
+      </w:r>
+      <w:hyperlink r:id="rId122">
+        <w:r>
+          <w:rPr>
+            <w:lang w:val="zh_TW" w:bidi="zh_TW"/>
+          </w:rPr>
+          <w:rPr>
+            <w:color w:val="0000EE"/>
+            <w:u w:val="single"/>
+          </w:rPr>
+          <w:t>出24:1</w:t>
+        </w:r>
+      </w:hyperlink>
+      <w:r>
+        <w:rPr>
+          <w:lang w:val="zh_TW" w:bidi="zh_TW"/>
+        </w:rPr>
+        <w:t>）。以色列被擄到巴比倫70年，以完成受罰的年數 （</w:t>
+      </w:r>
+      <w:hyperlink r:id="rId123">
+        <w:r>
+          <w:rPr>
+            <w:lang w:val="zh_TW" w:bidi="zh_TW"/>
+          </w:rPr>
+          <w:rPr>
+            <w:color w:val="0000EE"/>
+            <w:u w:val="single"/>
+          </w:rPr>
+          <w:t>耶25:12</w:t>
+        </w:r>
+      </w:hyperlink>
+      <w:r>
+        <w:rPr>
+          <w:lang w:val="zh_TW" w:bidi="zh_TW"/>
+        </w:rPr>
+        <w:t>）。「七十個七次」（</w:t>
+      </w:r>
+      <w:hyperlink r:id="rId124">
+        <w:r>
+          <w:rPr>
+            <w:lang w:val="zh_TW" w:bidi="zh_TW"/>
+          </w:rPr>
+          <w:rPr>
+            <w:color w:val="0000EE"/>
+            <w:u w:val="single"/>
+          </w:rPr>
+          <w:t>太18:22</w:t>
+        </w:r>
+      </w:hyperlink>
+      <w:r>
+        <w:rPr>
+          <w:lang w:val="zh_TW" w:bidi="zh_TW"/>
+        </w:rPr>
+        <w:t>）更進一步重申這意象。主耶穌並不是給彼得一個數學上的計算標準，而是強調人應該對弟兄的罪行實行無限的饒恕。</w:t>
+      </w:r>
+    </w:p>
+    <w:p>
+      <w:pPr/>
+      <w:r>
+        <w:rPr>
+          <w:lang w:val="zh_TW" w:bidi="zh_TW"/>
+        </w:rPr>
+      </w:r>
+      <w:r>
+        <w:rPr>
+          <w:lang w:val="zh_TW" w:bidi="zh_TW"/>
+        </w:rPr>
+        <w:t>「三」也可能具有完全或完美的意義，雖然不如七那樣強烈（</w:t>
+      </w:r>
+      <w:hyperlink r:id="rId125">
+        <w:r>
+          <w:rPr>
+            <w:lang w:val="zh_TW" w:bidi="zh_TW"/>
+          </w:rPr>
+          <w:rPr>
+            <w:color w:val="0000EE"/>
+            <w:u w:val="single"/>
+          </w:rPr>
+          <w:t>王下13:18</w:t>
+        </w:r>
+      </w:hyperlink>
+      <w:r>
+        <w:rPr>
+          <w:lang w:val="zh_TW" w:bidi="zh_TW"/>
+        </w:rPr>
+        <w:t>）。許多事情都發生在「第三天」（</w:t>
+      </w:r>
+      <w:hyperlink r:id="rId126">
+        <w:r>
+          <w:rPr>
+            <w:lang w:val="zh_TW" w:bidi="zh_TW"/>
+          </w:rPr>
+          <w:rPr>
+            <w:color w:val="0000EE"/>
+            <w:u w:val="single"/>
+          </w:rPr>
+          <w:t>何6:2</w:t>
+        </w:r>
+      </w:hyperlink>
+      <w:r>
+        <w:rPr>
+          <w:lang w:val="zh_TW" w:bidi="zh_TW"/>
+        </w:rPr>
+        <w:t>）。約拿在大魚腹中三日（</w:t>
+      </w:r>
+      <w:hyperlink r:id="rId127">
+        <w:r>
+          <w:rPr>
+            <w:lang w:val="zh_TW" w:bidi="zh_TW"/>
+          </w:rPr>
+          <w:rPr>
+            <w:color w:val="0000EE"/>
+            <w:u w:val="single"/>
+          </w:rPr>
+          <w:t>太12:40</w:t>
+        </w:r>
+      </w:hyperlink>
+      <w:r>
+        <w:rPr>
+          <w:lang w:val="zh_TW" w:bidi="zh_TW"/>
+        </w:rPr>
+        <w:t>）。主耶穌在第三天復活（</w:t>
+      </w:r>
+      <w:hyperlink r:id="rId128">
+        <w:r>
+          <w:rPr>
+            <w:lang w:val="zh_TW" w:bidi="zh_TW"/>
+          </w:rPr>
+          <w:rPr>
+            <w:color w:val="0000EE"/>
+            <w:u w:val="single"/>
+          </w:rPr>
+          <w:t>林前15:4</w:t>
+        </w:r>
+      </w:hyperlink>
+      <w:r>
+        <w:rPr>
+          <w:lang w:val="zh_TW" w:bidi="zh_TW"/>
+        </w:rPr>
+        <w:t>）。神給大衛三種懲罰選擇：三年的饑荒、三個月的敗逃，或三天的瘟疫（</w:t>
+      </w:r>
+      <w:hyperlink r:id="rId129">
+        <w:r>
+          <w:rPr>
+            <w:lang w:val="zh_TW" w:bidi="zh_TW"/>
+          </w:rPr>
+          <w:rPr>
+            <w:color w:val="0000EE"/>
+            <w:u w:val="single"/>
+          </w:rPr>
+          <w:t>撒下24:13</w:t>
+        </w:r>
+      </w:hyperlink>
+      <w:r>
+        <w:rPr>
+          <w:lang w:val="zh_TW" w:bidi="zh_TW"/>
+        </w:rPr>
+        <w:t>）。</w:t>
+      </w:r>
+    </w:p>
+    <w:p>
+      <w:pPr/>
+      <w:r>
+        <w:rPr>
+          <w:lang w:val="zh_TW" w:bidi="zh_TW"/>
+        </w:rPr>
+      </w:r>
+      <w:r>
+        <w:rPr>
+          <w:lang w:val="zh_TW" w:bidi="zh_TW"/>
+        </w:rPr>
+        <w:t>對基督徒而言，「三」有更深的屬靈意義，代表三位一體中的三個位格。這三個位格在大使命中被清楚表達出來（</w:t>
+      </w:r>
+      <w:hyperlink r:id="rId130">
+        <w:r>
+          <w:rPr>
+            <w:lang w:val="zh_TW" w:bidi="zh_TW"/>
+          </w:rPr>
+          <w:rPr>
+            <w:color w:val="0000EE"/>
+            <w:u w:val="single"/>
+          </w:rPr>
+          <w:t>太28:19</w:t>
+        </w:r>
+      </w:hyperlink>
+      <w:r>
+        <w:rPr>
+          <w:lang w:val="zh_TW" w:bidi="zh_TW"/>
+        </w:rPr>
+        <w:t>），也出現在保羅的祝禱中（</w:t>
+      </w:r>
+      <w:hyperlink r:id="rId131">
+        <w:r>
+          <w:rPr>
+            <w:lang w:val="zh_TW" w:bidi="zh_TW"/>
+          </w:rPr>
+          <w:rPr>
+            <w:color w:val="0000EE"/>
+            <w:u w:val="single"/>
+          </w:rPr>
+          <w:t>林後13:13</w:t>
+        </w:r>
+      </w:hyperlink>
+      <w:r>
+        <w:rPr>
+          <w:lang w:val="zh_TW" w:bidi="zh_TW"/>
+        </w:rPr>
+        <w:t>）。新約聖經中有許多三重結構的例子，而舊約聖經中也有其預表。</w:t>
+      </w:r>
+      <w:hyperlink r:id="rId132">
+        <w:r>
+          <w:rPr>
+            <w:lang w:val="zh_TW" w:bidi="zh_TW"/>
+          </w:rPr>
+          <w:rPr>
+            <w:color w:val="0000EE"/>
+            <w:u w:val="single"/>
+          </w:rPr>
+          <w:t>以賽亞書六章3節</w:t>
+        </w:r>
+      </w:hyperlink>
+      <w:r>
+        <w:rPr>
+          <w:lang w:val="zh_TW" w:bidi="zh_TW"/>
+        </w:rPr>
+        <w:t>三次重複的「聖哉」最為著名。</w:t>
+      </w:r>
+    </w:p>
+    <w:p>
+      <w:pPr/>
+      <w:r>
+        <w:rPr>
+          <w:lang w:val="zh_TW" w:bidi="zh_TW"/>
+        </w:rPr>
+      </w:r>
+      <w:r>
+        <w:rPr>
+          <w:lang w:val="zh_TW" w:bidi="zh_TW"/>
+        </w:rPr>
+        <w:t>有些學者認為四也是完全的象徵。例如，在</w:t>
+      </w:r>
+      <w:hyperlink r:id="rId133">
+        <w:r>
+          <w:rPr>
+            <w:lang w:val="zh_TW" w:bidi="zh_TW"/>
+          </w:rPr>
+          <w:rPr>
+            <w:color w:val="0000EE"/>
+            <w:u w:val="single"/>
+          </w:rPr>
+          <w:t>但以理書七章2節</w:t>
+        </w:r>
+      </w:hyperlink>
+      <w:r>
+        <w:rPr>
+          <w:lang w:val="zh_TW" w:bidi="zh_TW"/>
+        </w:rPr>
+        <w:t>中提到天的四風；</w:t>
+      </w:r>
+      <w:hyperlink r:id="rId134">
+        <w:r>
+          <w:rPr>
+            <w:lang w:val="zh_TW" w:bidi="zh_TW"/>
+          </w:rPr>
+          <w:rPr>
+            <w:color w:val="0000EE"/>
+            <w:u w:val="single"/>
+          </w:rPr>
+          <w:t>啟示錄六章1至7節</w:t>
+        </w:r>
+      </w:hyperlink>
+      <w:r>
+        <w:rPr>
+          <w:lang w:val="zh_TW" w:bidi="zh_TW"/>
+        </w:rPr>
+        <w:t>中有四匹馬；</w:t>
+      </w:r>
+      <w:hyperlink r:id="rId135">
+        <w:r>
+          <w:rPr>
+            <w:lang w:val="zh_TW" w:bidi="zh_TW"/>
+          </w:rPr>
+          <w:rPr>
+            <w:color w:val="0000EE"/>
+            <w:u w:val="single"/>
+          </w:rPr>
+          <w:t>啟示錄四章6節</w:t>
+        </w:r>
+      </w:hyperlink>
+      <w:r>
+        <w:rPr>
+          <w:lang w:val="zh_TW" w:bidi="zh_TW"/>
+        </w:rPr>
+        <w:t>描述神寶座周圍有四個活物。</w:t>
+      </w:r>
+    </w:p>
+    <w:p>
+      <w:pPr/>
+      <w:r>
+        <w:rPr>
+          <w:lang w:val="zh_TW" w:bidi="zh_TW"/>
+        </w:rPr>
+      </w:r>
+      <w:r>
+        <w:rPr>
+          <w:lang w:val="zh_TW" w:bidi="zh_TW"/>
+        </w:rPr>
+        <w:t>五通常被用作小數字的象徵，帶有不確定的意思（</w:t>
+      </w:r>
+      <w:hyperlink r:id="rId136">
+        <w:r>
+          <w:rPr>
+            <w:lang w:val="zh_TW" w:bidi="zh_TW"/>
+          </w:rPr>
+          <w:rPr>
+            <w:color w:val="0000EE"/>
+            <w:u w:val="single"/>
+          </w:rPr>
+          <w:t>賽19:18</w:t>
+        </w:r>
+      </w:hyperlink>
+      <w:r>
+        <w:rPr>
+          <w:lang w:val="zh_TW" w:bidi="zh_TW"/>
+        </w:rPr>
+        <w:t>，</w:t>
+      </w:r>
+      <w:hyperlink r:id="rId137">
+        <w:r>
+          <w:rPr>
+            <w:lang w:val="zh_TW" w:bidi="zh_TW"/>
+          </w:rPr>
+          <w:rPr>
+            <w:color w:val="0000EE"/>
+            <w:u w:val="single"/>
+          </w:rPr>
+          <w:t>30:17</w:t>
+        </w:r>
+      </w:hyperlink>
+      <w:r>
+        <w:rPr>
+          <w:lang w:val="zh_TW" w:bidi="zh_TW"/>
+        </w:rPr>
+        <w:t>）。至於八或九，則似乎沒有特別的象徵意義。它們與其它數字一樣，常用來實際描述神的作為（臨到埃及的九災，</w:t>
+      </w:r>
+      <w:hyperlink r:id="rId138">
+        <w:r>
+          <w:rPr>
+            <w:lang w:val="zh_TW" w:bidi="zh_TW"/>
+          </w:rPr>
+          <w:rPr>
+            <w:color w:val="0000EE"/>
+            <w:u w:val="single"/>
+          </w:rPr>
+          <w:t>出7–10章</w:t>
+        </w:r>
+      </w:hyperlink>
+      <w:r>
+        <w:rPr>
+          <w:lang w:val="zh_TW" w:bidi="zh_TW"/>
+        </w:rPr>
+        <w:t>）。</w:t>
+      </w:r>
+    </w:p>
+    <w:p>
+      <w:pPr/>
+      <w:r>
+        <w:rPr>
+          <w:lang w:val="zh_TW" w:bidi="zh_TW"/>
+        </w:rPr>
+      </w:r>
+      <w:r>
+        <w:rPr>
+          <w:lang w:val="zh_TW" w:bidi="zh_TW"/>
+        </w:rPr>
+        <w:t>「十」之所以有特別的意義，是因為有十誡（</w:t>
+      </w:r>
+      <w:hyperlink r:id="rId139">
+        <w:r>
+          <w:rPr>
+            <w:lang w:val="zh_TW" w:bidi="zh_TW"/>
+          </w:rPr>
+          <w:rPr>
+            <w:color w:val="0000EE"/>
+            <w:u w:val="single"/>
+          </w:rPr>
+          <w:t>出20:1–17</w:t>
+        </w:r>
+      </w:hyperlink>
+      <w:r>
+        <w:rPr>
+          <w:lang w:val="zh_TW" w:bidi="zh_TW"/>
+        </w:rPr>
+        <w:t>）。在聖經較早的部分，十並沒有特殊的象徵含義。如果有的話，它往往很寬泛地被使用。拉班改變雅各的工價十次（</w:t>
+      </w:r>
+      <w:hyperlink r:id="rId140">
+        <w:r>
+          <w:rPr>
+            <w:lang w:val="zh_TW" w:bidi="zh_TW"/>
+          </w:rPr>
+          <w:rPr>
+            <w:color w:val="0000EE"/>
+            <w:u w:val="single"/>
+          </w:rPr>
+          <w:t>創31:7</w:t>
+        </w:r>
+      </w:hyperlink>
+      <w:r>
+        <w:rPr>
+          <w:lang w:val="zh_TW" w:bidi="zh_TW"/>
+        </w:rPr>
+        <w:t>）。但以理和他的朋友們比所有其他學生聰明十倍（</w:t>
+      </w:r>
+      <w:hyperlink r:id="rId141">
+        <w:r>
+          <w:rPr>
+            <w:lang w:val="zh_TW" w:bidi="zh_TW"/>
+          </w:rPr>
+          <w:rPr>
+            <w:color w:val="0000EE"/>
+            <w:u w:val="single"/>
+          </w:rPr>
+          <w:t>但1:20</w:t>
+        </w:r>
+      </w:hyperlink>
+      <w:r>
+        <w:rPr>
+          <w:lang w:val="zh_TW" w:bidi="zh_TW"/>
+        </w:rPr>
+        <w:t>）。猶太的居民被十次警告敵人即將來襲（</w:t>
+      </w:r>
+      <w:hyperlink r:id="rId142">
+        <w:r>
+          <w:rPr>
+            <w:lang w:val="zh_TW" w:bidi="zh_TW"/>
+          </w:rPr>
+          <w:rPr>
+            <w:color w:val="0000EE"/>
+            <w:u w:val="single"/>
+          </w:rPr>
+          <w:t>尼4:12</w:t>
+        </w:r>
+      </w:hyperlink>
+      <w:r>
+        <w:rPr>
+          <w:lang w:val="zh_TW" w:bidi="zh_TW"/>
+        </w:rPr>
+        <w:t>）。</w:t>
+      </w:r>
+    </w:p>
+    <w:p>
+      <w:pPr/>
+      <w:r>
+        <w:rPr>
+          <w:lang w:val="zh_TW" w:bidi="zh_TW"/>
+        </w:rPr>
+      </w:r>
+      <w:r>
+        <w:rPr>
+          <w:lang w:val="zh_TW" w:bidi="zh_TW"/>
+        </w:rPr>
+        <w:t>十一似乎沒有特別的聖經意義，但十二則確實有特別的意義。最明顯的例證就是以色列的十二支派。在</w:t>
+      </w:r>
+      <w:hyperlink r:id="rId143">
+        <w:r>
+          <w:rPr>
+            <w:lang w:val="zh_TW" w:bidi="zh_TW"/>
+          </w:rPr>
+          <w:rPr>
+            <w:color w:val="0000EE"/>
+            <w:u w:val="single"/>
+          </w:rPr>
+          <w:t>啟示錄七章4至8節</w:t>
+        </w:r>
+      </w:hyperlink>
+      <w:r>
+        <w:rPr>
+          <w:lang w:val="zh_TW" w:bidi="zh_TW"/>
+        </w:rPr>
+        <w:t>中，支派的數目被限定為12，在數學上具有重要意義。但支派完全被排除——可能是因為但陷入拜偶像的罪（</w:t>
+      </w:r>
+      <w:hyperlink r:id="rId144">
+        <w:r>
+          <w:rPr>
+            <w:lang w:val="zh_TW" w:bidi="zh_TW"/>
+          </w:rPr>
+          <w:rPr>
+            <w:color w:val="0000EE"/>
+            <w:u w:val="single"/>
+          </w:rPr>
+          <w:t>士18:14–20</w:t>
+        </w:r>
+      </w:hyperlink>
+      <w:r>
+        <w:rPr>
+          <w:lang w:val="zh_TW" w:bidi="zh_TW"/>
+        </w:rPr>
+        <w:t>）。以實瑪利的後裔也分為十二個支派（</w:t>
+      </w:r>
+      <w:hyperlink r:id="rId145">
+        <w:r>
+          <w:rPr>
+            <w:lang w:val="zh_TW" w:bidi="zh_TW"/>
+          </w:rPr>
+          <w:rPr>
+            <w:color w:val="0000EE"/>
+            <w:u w:val="single"/>
+          </w:rPr>
+          <w:t>創17:20</w:t>
+        </w:r>
+      </w:hyperlink>
+      <w:r>
+        <w:rPr>
+          <w:lang w:val="zh_TW" w:bidi="zh_TW"/>
+        </w:rPr>
+        <w:t>）。</w:t>
+      </w:r>
+    </w:p>
+    <w:p>
+      <w:pPr/>
+      <w:r>
+        <w:rPr>
+          <w:lang w:val="zh_TW" w:bidi="zh_TW"/>
+        </w:rPr>
+      </w:r>
+      <w:r>
+        <w:rPr>
+          <w:lang w:val="zh_TW" w:bidi="zh_TW"/>
+        </w:rPr>
+        <w:t>數字十二在以色列以外也顯然具有重要意義。在新約聖經中，基督揀選了十二位使徒（</w:t>
+      </w:r>
+      <w:hyperlink r:id="rId146">
+        <w:r>
+          <w:rPr>
+            <w:lang w:val="zh_TW" w:bidi="zh_TW"/>
+          </w:rPr>
+          <w:rPr>
+            <w:color w:val="0000EE"/>
+            <w:u w:val="single"/>
+          </w:rPr>
+          <w:t>太10:1–4</w:t>
+        </w:r>
+      </w:hyperlink>
+      <w:r>
+        <w:rPr>
+          <w:lang w:val="zh_TW" w:bidi="zh_TW"/>
+        </w:rPr>
+        <w:t>）。當基督告訴使徒們，他們將坐在十二個寶座上審判以色列十二支派時，就明確指出了這個數字的聯繫（</w:t>
+      </w:r>
+      <w:hyperlink r:id="rId147">
+        <w:r>
+          <w:rPr>
+            <w:lang w:val="zh_TW" w:bidi="zh_TW"/>
+          </w:rPr>
+          <w:rPr>
+            <w:color w:val="0000EE"/>
+            <w:u w:val="single"/>
+          </w:rPr>
+          <w:t>太19:28</w:t>
+        </w:r>
+      </w:hyperlink>
+      <w:r>
+        <w:rPr>
+          <w:lang w:val="zh_TW" w:bidi="zh_TW"/>
+        </w:rPr>
+        <w:t>）。有趣的是，在選出並任命馬提亞之後（</w:t>
+      </w:r>
+      <w:hyperlink r:id="rId148">
+        <w:r>
+          <w:rPr>
+            <w:lang w:val="zh_TW" w:bidi="zh_TW"/>
+          </w:rPr>
+          <w:rPr>
+            <w:color w:val="0000EE"/>
+            <w:u w:val="single"/>
+          </w:rPr>
+          <w:t>徒1:26</w:t>
+        </w:r>
+      </w:hyperlink>
+      <w:r>
+        <w:rPr>
+          <w:lang w:val="zh_TW" w:bidi="zh_TW"/>
+        </w:rPr>
+        <w:t>），基督教會並沒有再刻意維持使徒人數為十二。正如「七個七」加強了七的意象，「十二乘十二」也強化了十二的象徵意義；當這個數字再乘以一千，就成為144,000被救贖的人（</w:t>
+      </w:r>
+      <w:hyperlink r:id="rId149">
+        <w:r>
+          <w:rPr>
+            <w:lang w:val="zh_TW" w:bidi="zh_TW"/>
+          </w:rPr>
+          <w:rPr>
+            <w:color w:val="0000EE"/>
+            <w:u w:val="single"/>
+          </w:rPr>
+          <w:t>啟7:4</w:t>
+        </w:r>
+      </w:hyperlink>
+      <w:r>
+        <w:rPr>
+          <w:lang w:val="zh_TW" w:bidi="zh_TW"/>
+        </w:rPr>
+        <w:t>）。這144,000人是從「以色列人各支派中」受印的。</w:t>
+      </w:r>
+    </w:p>
+    <w:p>
+      <w:pPr>
+        <w:pStyle w:val="Heading3"/>
+      </w:pPr>
+      <w:r>
+        <w:rPr>
+          <w:lang w:val="zh_TW" w:bidi="zh_TW"/>
+        </w:rPr>
+        <w:t>精確的統計</w:t>
+      </w:r>
+    </w:p>
+    <w:p>
+      <w:pPr/>
+      <w:r>
+        <w:rPr>
+          <w:lang w:val="zh_TW" w:bidi="zh_TW"/>
+        </w:rPr>
+      </w:r>
+      <w:r>
+        <w:rPr>
+          <w:lang w:val="zh_TW" w:bidi="zh_TW"/>
+        </w:rPr>
+        <w:t>有些數字具有比喻性的用法，用來表達完全、極大的數量或類似的概念。但希伯來文中也常用數字來表達精確的計算或測量。這類用法我們是從泥板與陶片（即寫有墨字、用於記錄的破陶片）中得知的。然而，要確定經文最早的原貌及其準確含義，仍然非常困難。</w:t>
+      </w:r>
+    </w:p>
+    <w:p>
+      <w:pPr/>
+      <w:r>
+        <w:rPr>
+          <w:lang w:val="zh_TW" w:bidi="zh_TW"/>
+        </w:rPr>
+      </w:r>
+      <w:r>
+        <w:rPr>
+          <w:lang w:val="zh_TW" w:bidi="zh_TW"/>
+        </w:rPr>
+        <w:t>一個例子是伯‧示麥居民中約耶哥尼雅子孫的人數，這些人因未與其他人一同歡喜迎接神的約櫃從非利士地回到以色列而被神擊殺（</w:t>
+      </w:r>
+      <w:hyperlink r:id="rId150">
+        <w:r>
+          <w:rPr>
+            <w:lang w:val="zh_TW" w:bidi="zh_TW"/>
+          </w:rPr>
+          <w:rPr>
+            <w:color w:val="0000EE"/>
+            <w:u w:val="single"/>
+          </w:rPr>
+          <w:t>撒上6:19</w:t>
+        </w:r>
+      </w:hyperlink>
+      <w:r>
+        <w:rPr>
+          <w:lang w:val="zh_TW" w:bidi="zh_TW"/>
+        </w:rPr>
+        <w:t>）。希臘文譯本（七十士譯本）記為「七十人」，而後來的希伯來抄本則增添了「五萬」。由於伯‧示麥本身只是個邊境小城，而「耶哥尼雅的子孫」想必只是其中一個支派，因此較小的數字顯然才是原本的。那龐大的數字顯然是後來抄寫時混亂所致。</w:t>
+      </w:r>
+    </w:p>
+    <w:p>
+      <w:pPr/>
+      <w:r>
+        <w:rPr>
+          <w:lang w:val="zh_TW" w:bidi="zh_TW"/>
+        </w:rPr>
+      </w:r>
+      <w:r>
+        <w:rPr>
+          <w:lang w:val="zh_TW" w:bidi="zh_TW"/>
+        </w:rPr>
+        <w:t>要判斷一個數字是實際的還是象徵性的，可以採用幾個原則：這個數字是否很小？是否不尋常且沒有明顯的神學意義？例如，艾城的人在第一次攻擊中殺死了大約36名以色列人（</w:t>
+      </w:r>
+      <w:hyperlink r:id="rId151">
+        <w:r>
+          <w:rPr>
+            <w:lang w:val="zh_TW" w:bidi="zh_TW"/>
+          </w:rPr>
+          <w:rPr>
+            <w:color w:val="0000EE"/>
+            <w:u w:val="single"/>
+          </w:rPr>
+          <w:t>書7:5</w:t>
+        </w:r>
+      </w:hyperlink>
+      <w:r>
+        <w:rPr>
+          <w:lang w:val="zh_TW" w:bidi="zh_TW"/>
+        </w:rPr>
+        <w:t>）。這個數字很小，顯示這是人們清楚記得的歷史細節。同樣地，</w:t>
+      </w:r>
+      <w:hyperlink r:id="rId152">
+        <w:r>
+          <w:rPr>
+            <w:lang w:val="zh_TW" w:bidi="zh_TW"/>
+          </w:rPr>
+          <w:rPr>
+            <w:color w:val="0000EE"/>
+            <w:u w:val="single"/>
+          </w:rPr>
+          <w:t>創世記十四章14節</w:t>
+        </w:r>
+      </w:hyperlink>
+      <w:r>
+        <w:rPr>
+          <w:lang w:val="zh_TW" w:bidi="zh_TW"/>
+        </w:rPr>
+        <w:t>中亞伯拉罕的318名壯丁，以及</w:t>
+      </w:r>
+      <w:hyperlink r:id="rId153">
+        <w:r>
+          <w:rPr>
+            <w:lang w:val="zh_TW" w:bidi="zh_TW"/>
+          </w:rPr>
+          <w:rPr>
+            <w:color w:val="0000EE"/>
+            <w:u w:val="single"/>
+          </w:rPr>
+          <w:t>約翰福音二十一章11節</w:t>
+        </w:r>
+      </w:hyperlink>
+      <w:r>
+        <w:rPr>
+          <w:lang w:val="zh_TW" w:bidi="zh_TW"/>
+        </w:rPr>
+        <w:t>中西門‧彼得在耶穌復活後捕得的153條魚，都是數量不尋常的大數字，顯然是按字面或統計意義使用的。像這樣看似無關緊要的細節，往往最容易留在人們記憶中，也正是敘事可信度的最佳證據。</w:t>
+      </w:r>
+    </w:p>
+    <w:p>
+      <w:pPr>
+        <w:pStyle w:val="Heading3"/>
+      </w:pPr>
+      <w:r>
+        <w:rPr>
+          <w:lang w:val="zh_TW" w:bidi="zh_TW"/>
+        </w:rPr>
+        <w:t>數字象徵學</w:t>
+      </w:r>
+    </w:p>
+    <w:p>
+      <w:pPr/>
+      <w:r>
+        <w:rPr>
+          <w:lang w:val="zh_TW" w:bidi="zh_TW"/>
+        </w:rPr>
+      </w:r>
+      <w:r>
+        <w:rPr>
+          <w:lang w:val="zh_TW" w:bidi="zh_TW"/>
+        </w:rPr>
+        <w:t>數字象徵學可說是進一步延伸應用數字的比喻性意義（如7與40）。在聖經中，這種數字的系統始終反映出神的主權、祂對歷史進程的掌管，以及祂持續不斷的計劃與最後勝利的確信。</w:t>
+      </w:r>
+    </w:p>
+    <w:p>
+      <w:pPr/>
+      <w:r>
+        <w:rPr>
+          <w:lang w:val="zh_TW" w:bidi="zh_TW"/>
+        </w:rPr>
+      </w:r>
+      <w:r>
+        <w:rPr>
+          <w:lang w:val="zh_TW" w:bidi="zh_TW"/>
+        </w:rPr>
+        <w:t>或許聖經中最早明確出現數字象徵學的例子是</w:t>
+      </w:r>
+      <w:hyperlink r:id="rId154">
+        <w:r>
+          <w:rPr>
+            <w:lang w:val="zh_TW" w:bidi="zh_TW"/>
+          </w:rPr>
+          <w:rPr>
+            <w:color w:val="0000EE"/>
+            <w:u w:val="single"/>
+          </w:rPr>
+          <w:t>列王紀上六章1節</w:t>
+        </w:r>
+      </w:hyperlink>
+      <w:r>
+        <w:rPr>
+          <w:lang w:val="zh_TW" w:bidi="zh_TW"/>
+        </w:rPr>
+        <w:t>。所羅門在出埃及後480年開始建造聖殿。這個數字可以5乘以10乘以12計算而得，也可以由4乘以120推算，而120是早期的人理想的壽命（</w:t>
+      </w:r>
+      <w:hyperlink r:id="rId101">
+        <w:r>
+          <w:rPr>
+            <w:lang w:val="zh_TW" w:bidi="zh_TW"/>
+          </w:rPr>
+          <w:rPr>
+            <w:color w:val="0000EE"/>
+            <w:u w:val="single"/>
+          </w:rPr>
+          <w:t>創6:3</w:t>
+        </w:r>
+      </w:hyperlink>
+      <w:r>
+        <w:rPr>
+          <w:lang w:val="zh_TW" w:bidi="zh_TW"/>
+        </w:rPr>
+        <w:t>）。</w:t>
+      </w:r>
+    </w:p>
+    <w:p>
+      <w:pPr/>
+      <w:r>
+        <w:rPr>
+          <w:lang w:val="zh_TW" w:bidi="zh_TW"/>
+        </w:rPr>
+      </w:r>
+      <w:hyperlink r:id="rId155">
+        <w:r>
+          <w:rPr>
+            <w:lang w:val="zh_TW" w:bidi="zh_TW"/>
+          </w:rPr>
+          <w:rPr>
+            <w:color w:val="0000EE"/>
+            <w:u w:val="single"/>
+          </w:rPr>
+          <w:t>歷代志上六章3至8節</w:t>
+        </w:r>
+      </w:hyperlink>
+      <w:r>
+        <w:rPr>
+          <w:lang w:val="zh_TW" w:bidi="zh_TW"/>
+        </w:rPr>
+        <w:t>記載了12代人，假設每代約40年，正好涵蓋同一時期。「十二代」可能才是這個數字計算的真實基礎，而非精確的總和。因為在士師時代，精確的統計幾乎是不可能的事，而在以色列立王之前也是極不可能的事。</w:t>
+      </w:r>
+    </w:p>
+    <w:p>
+      <w:pPr/>
+      <w:r>
+        <w:rPr>
+          <w:lang w:val="zh_TW" w:bidi="zh_TW"/>
+        </w:rPr>
+      </w:r>
+      <w:r>
+        <w:rPr>
+          <w:lang w:val="zh_TW" w:bidi="zh_TW"/>
+        </w:rPr>
+        <w:t>大衛是第一位在以色列設立官員記錄每日事件的君王（</w:t>
+      </w:r>
+      <w:hyperlink r:id="rId156">
+        <w:r>
+          <w:rPr>
+            <w:lang w:val="zh_TW" w:bidi="zh_TW"/>
+          </w:rPr>
+          <w:rPr>
+            <w:color w:val="0000EE"/>
+            <w:u w:val="single"/>
+          </w:rPr>
+          <w:t>撒下8:16–17</w:t>
+        </w:r>
+      </w:hyperlink>
+      <w:r>
+        <w:rPr>
+          <w:lang w:val="zh_TW" w:bidi="zh_TW"/>
+        </w:rPr>
+        <w:t>）。這種做法在古代的大國早已普遍存在。後來，這些以色列的編年史被提及為列王紀的參考來源之一（</w:t>
+      </w:r>
+      <w:hyperlink r:id="rId157">
+        <w:r>
+          <w:rPr>
+            <w:lang w:val="zh_TW" w:bidi="zh_TW"/>
+          </w:rPr>
+          <w:rPr>
+            <w:color w:val="0000EE"/>
+            <w:u w:val="single"/>
+          </w:rPr>
+          <w:t>王下14:18</w:t>
+        </w:r>
+      </w:hyperlink>
+      <w:r>
+        <w:rPr>
+          <w:lang w:val="zh_TW" w:bidi="zh_TW"/>
+        </w:rPr>
+        <w:t>）。因此，480這個數字很可能是約略的估算而非精確的統計，是用來表示神一個時期的結束。</w:t>
+      </w:r>
+    </w:p>
+    <w:p>
+      <w:pPr/>
+      <w:r>
+        <w:rPr>
+          <w:lang w:val="zh_TW" w:bidi="zh_TW"/>
+        </w:rPr>
+      </w:r>
+      <w:r>
+        <w:rPr>
+          <w:lang w:val="zh_TW" w:bidi="zh_TW"/>
+        </w:rPr>
+        <w:t>耶利米預言猶大將被擄70年（</w:t>
+      </w:r>
+      <w:hyperlink r:id="rId158">
+        <w:r>
+          <w:rPr>
+            <w:lang w:val="zh_TW" w:bidi="zh_TW"/>
+          </w:rPr>
+          <w:rPr>
+            <w:color w:val="0000EE"/>
+            <w:u w:val="single"/>
+          </w:rPr>
+          <w:t>耶25:11</w:t>
+        </w:r>
+      </w:hyperlink>
+      <w:r>
+        <w:rPr>
+          <w:lang w:val="zh_TW" w:bidi="zh_TW"/>
+        </w:rPr>
+        <w:t>，</w:t>
+      </w:r>
+      <w:hyperlink r:id="rId159">
+        <w:r>
+          <w:rPr>
+            <w:lang w:val="zh_TW" w:bidi="zh_TW"/>
+          </w:rPr>
+          <w:rPr>
+            <w:color w:val="0000EE"/>
+            <w:u w:val="single"/>
+          </w:rPr>
+          <w:t>29:10</w:t>
+        </w:r>
+      </w:hyperlink>
+      <w:r>
+        <w:rPr>
+          <w:lang w:val="zh_TW" w:bidi="zh_TW"/>
+        </w:rPr>
+        <w:t>）。這不僅是一個歷史上確實應驗的預言，也是一個象徵完全的數字，表明猶大的刑罰已經滿足（參</w:t>
+      </w:r>
+      <w:hyperlink r:id="rId160">
+        <w:r>
+          <w:rPr>
+            <w:lang w:val="zh_TW" w:bidi="zh_TW"/>
+          </w:rPr>
+          <w:rPr>
+            <w:color w:val="0000EE"/>
+            <w:u w:val="single"/>
+          </w:rPr>
+          <w:t>賽40:2</w:t>
+        </w:r>
+      </w:hyperlink>
+      <w:r>
+        <w:rPr>
+          <w:lang w:val="zh_TW" w:bidi="zh_TW"/>
+        </w:rPr>
+        <w:t>）。以賽亞（</w:t>
+      </w:r>
+      <w:hyperlink r:id="rId161">
+        <w:r>
+          <w:rPr>
+            <w:lang w:val="zh_TW" w:bidi="zh_TW"/>
+          </w:rPr>
+          <w:rPr>
+            <w:color w:val="0000EE"/>
+            <w:u w:val="single"/>
+          </w:rPr>
+          <w:t>賽23:15</w:t>
+        </w:r>
+      </w:hyperlink>
+      <w:r>
+        <w:rPr>
+          <w:lang w:val="zh_TW" w:bidi="zh_TW"/>
+        </w:rPr>
+        <w:t>）也曾預言泰爾要受懲罰70年。</w:t>
+      </w:r>
+    </w:p>
+    <w:p>
+      <w:pPr/>
+      <w:r>
+        <w:rPr>
+          <w:lang w:val="zh_TW" w:bidi="zh_TW"/>
+        </w:rPr>
+      </w:r>
+      <w:r>
+        <w:rPr>
+          <w:lang w:val="zh_TW" w:bidi="zh_TW"/>
+        </w:rPr>
+        <w:t>在</w:t>
+      </w:r>
+      <w:hyperlink r:id="rId162">
+        <w:r>
+          <w:rPr>
+            <w:lang w:val="zh_TW" w:bidi="zh_TW"/>
+          </w:rPr>
+          <w:rPr>
+            <w:color w:val="0000EE"/>
+            <w:u w:val="single"/>
+          </w:rPr>
+          <w:t>以西結書二十九章11至13節</w:t>
+        </w:r>
+      </w:hyperlink>
+      <w:r>
+        <w:rPr>
+          <w:lang w:val="zh_TW" w:bidi="zh_TW"/>
+        </w:rPr>
+        <w:t>中，先知預言埃及將「被擄」40年。而那70年被視為安息年之期，這地必須荒蕪，以補償在真正的數字象徵學開始之前因罪所累積的7個70年的虧欠（</w:t>
+      </w:r>
+      <w:hyperlink r:id="rId163">
+        <w:r>
+          <w:rPr>
+            <w:lang w:val="zh_TW" w:bidi="zh_TW"/>
+          </w:rPr>
+          <w:rPr>
+            <w:color w:val="0000EE"/>
+            <w:u w:val="single"/>
+          </w:rPr>
+          <w:t>代下36:21</w:t>
+        </w:r>
+      </w:hyperlink>
+      <w:r>
+        <w:rPr>
+          <w:lang w:val="zh_TW" w:bidi="zh_TW"/>
+        </w:rPr>
+        <w:t>）。在這裡，數字象徵學僅用來解釋過去與現在；但它也可以用來闡釋未來，特別是在但以理書中。</w:t>
+      </w:r>
+    </w:p>
+    <w:p>
+      <w:pPr/>
+      <w:r>
+        <w:rPr>
+          <w:lang w:val="zh_TW" w:bidi="zh_TW"/>
+        </w:rPr>
+      </w:r>
+      <w:hyperlink r:id="rId164">
+        <w:r>
+          <w:rPr>
+            <w:lang w:val="zh_TW" w:bidi="zh_TW"/>
+          </w:rPr>
+          <w:rPr>
+            <w:color w:val="0000EE"/>
+            <w:u w:val="single"/>
+          </w:rPr>
+          <w:t>但以理書九章2節</w:t>
+        </w:r>
+      </w:hyperlink>
+      <w:r>
+        <w:rPr>
+          <w:lang w:val="zh_TW" w:bidi="zh_TW"/>
+        </w:rPr>
+        <w:t>提到耶利米所預言的實際被擄70年。到了</w:t>
+      </w:r>
+      <w:hyperlink r:id="rId165">
+        <w:r>
+          <w:rPr>
+            <w:lang w:val="zh_TW" w:bidi="zh_TW"/>
+          </w:rPr>
+          <w:rPr>
+            <w:color w:val="0000EE"/>
+            <w:u w:val="single"/>
+          </w:rPr>
+          <w:t>但以理書九章24節</w:t>
+        </w:r>
+      </w:hyperlink>
+      <w:r>
+        <w:rPr>
+          <w:lang w:val="zh_TW" w:bidi="zh_TW"/>
+        </w:rPr>
+        <w:t>中，這一數字被延伸為七十個七的年數（即490年），應驗於遙遠的將來。</w:t>
+      </w:r>
+      <w:hyperlink r:id="rId166">
+        <w:r>
+          <w:rPr>
+            <w:lang w:val="zh_TW" w:bidi="zh_TW"/>
+          </w:rPr>
+          <w:rPr>
+            <w:color w:val="0000EE"/>
+            <w:u w:val="single"/>
+          </w:rPr>
+          <w:t>但以理書九章25節</w:t>
+        </w:r>
+      </w:hyperlink>
+      <w:r>
+        <w:rPr>
+          <w:lang w:val="zh_TW" w:bidi="zh_TW"/>
+        </w:rPr>
+        <w:t>指出，其中的69個七（即483年）將在彌賽亞出現之前過去，因此，人們推想最後一個七就是彌賽亞作工的時期。</w:t>
+      </w:r>
+    </w:p>
+    <w:p>
+      <w:pPr/>
+      <w:r>
+        <w:rPr>
+          <w:lang w:val="zh_TW" w:bidi="zh_TW"/>
+        </w:rPr>
+      </w:r>
+      <w:r>
+        <w:rPr>
+          <w:lang w:val="zh_TW" w:bidi="zh_TW"/>
+        </w:rPr>
+        <w:t>然而，無論如何解釋其實際年代，都必須與</w:t>
+      </w:r>
+      <w:hyperlink r:id="rId167">
+        <w:r>
+          <w:rPr>
+            <w:lang w:val="zh_TW" w:bidi="zh_TW"/>
+          </w:rPr>
+          <w:rPr>
+            <w:color w:val="0000EE"/>
+            <w:u w:val="single"/>
+          </w:rPr>
+          <w:t>九章26節</w:t>
+        </w:r>
+      </w:hyperlink>
+      <w:r>
+        <w:rPr>
+          <w:lang w:val="zh_TW" w:bidi="zh_TW"/>
+        </w:rPr>
+        <w:t>相符——那裡說彌賽亞在62個七之後（即434年）被「剪除」。難題在於確定這長時間段的起始點。這是一個精密的數字象徵學例子，涵蓋了數個世紀的歷史，而其根基最終仍在耶利米所說的70年之上。根據聖經的原則，這既可以有「即時的」應驗——即被擄歸回，也可以有「預言性的」應驗——指向將來基督的來臨。</w:t>
+      </w:r>
+    </w:p>
+    <w:p>
+      <w:pPr/>
+      <w:r>
+        <w:rPr>
+          <w:lang w:val="zh_TW" w:bidi="zh_TW"/>
+        </w:rPr>
+      </w:r>
+      <w:r>
+        <w:rPr>
+          <w:lang w:val="zh_TW" w:bidi="zh_TW"/>
+        </w:rPr>
+        <w:t>但以理書中另一個延伸的數字象徵學例子是「一載、二載、半載」（</w:t>
+      </w:r>
+      <w:hyperlink r:id="rId168">
+        <w:r>
+          <w:rPr>
+            <w:lang w:val="zh_TW" w:bidi="zh_TW"/>
+          </w:rPr>
+          <w:rPr>
+            <w:color w:val="0000EE"/>
+            <w:u w:val="single"/>
+          </w:rPr>
+          <w:t>7:25</w:t>
+        </w:r>
+      </w:hyperlink>
+      <w:r>
+        <w:rPr>
+          <w:lang w:val="zh_TW" w:bidi="zh_TW"/>
+        </w:rPr>
+        <w:t>）。這代表三年半，也就是七年的一半。它可以代表三年半（即「一個七」的一半），或指三個半「七」的年期（參</w:t>
+      </w:r>
+      <w:hyperlink r:id="rId169">
+        <w:r>
+          <w:rPr>
+            <w:lang w:val="zh_TW" w:bidi="zh_TW"/>
+          </w:rPr>
+          <w:rPr>
+            <w:color w:val="0000EE"/>
+            <w:u w:val="single"/>
+          </w:rPr>
+          <w:t>4:16</w:t>
+        </w:r>
+      </w:hyperlink>
+      <w:r>
+        <w:rPr>
+          <w:lang w:val="zh_TW" w:bidi="zh_TW"/>
+        </w:rPr>
+        <w:t>中的「七期」，那裡明顯是指「七年」）。</w:t>
+      </w:r>
+    </w:p>
+    <w:p>
+      <w:pPr/>
+      <w:r>
+        <w:rPr>
+          <w:lang w:val="zh_TW" w:bidi="zh_TW"/>
+        </w:rPr>
+      </w:r>
+      <w:r>
+        <w:rPr>
+          <w:lang w:val="zh_TW" w:bidi="zh_TW"/>
+        </w:rPr>
+        <w:t>無論這預言最終在基督裡如何應驗，其「初步」或「部分」的應驗，乃是主前167年至164年間安提阿古·伊皮法尼（Antiochus Epiphanes）對神的子民為期約三年半的激烈逼迫。這三年半的時期在</w:t>
+      </w:r>
+      <w:hyperlink r:id="rId170">
+        <w:r>
+          <w:rPr>
+            <w:lang w:val="zh_TW" w:bidi="zh_TW"/>
+          </w:rPr>
+          <w:rPr>
+            <w:color w:val="0000EE"/>
+            <w:u w:val="single"/>
+          </w:rPr>
+          <w:t>啟示錄十一章2節</w:t>
+        </w:r>
+      </w:hyperlink>
+      <w:r>
+        <w:rPr>
+          <w:lang w:val="zh_TW" w:bidi="zh_TW"/>
+        </w:rPr>
+        <w:t>（「四十二個月」）和</w:t>
+      </w:r>
+      <w:hyperlink r:id="rId171">
+        <w:r>
+          <w:rPr>
+            <w:lang w:val="zh_TW" w:bidi="zh_TW"/>
+          </w:rPr>
+          <w:rPr>
+            <w:color w:val="0000EE"/>
+            <w:u w:val="single"/>
+          </w:rPr>
+          <w:t>十二章14節</w:t>
+        </w:r>
+      </w:hyperlink>
+      <w:r>
+        <w:rPr>
+          <w:lang w:val="zh_TW" w:bidi="zh_TW"/>
+        </w:rPr>
+        <w:t>（「一載二載半載」）中再次出現，用來描述羅馬迫害基督教會的時期。這個數字很可能已成為一種象徵，用來代表任何痛苦但有時限的逼迫。</w:t>
+      </w:r>
+      <w:hyperlink r:id="rId172">
+        <w:r>
+          <w:rPr>
+            <w:lang w:val="zh_TW" w:bidi="zh_TW"/>
+          </w:rPr>
+          <w:rPr>
+            <w:color w:val="0000EE"/>
+            <w:u w:val="single"/>
+          </w:rPr>
+          <w:t>但以理書八章14節</w:t>
+        </w:r>
+      </w:hyperlink>
+      <w:r>
+        <w:rPr>
+          <w:lang w:val="zh_TW" w:bidi="zh_TW"/>
+        </w:rPr>
+        <w:t>中的「二千三百個晚上和早晨（譯註：和合本譯為「二千三百日」）」，或可理解為1,150日，這時間長度大致相同。</w:t>
+      </w:r>
+    </w:p>
+    <w:p>
+      <w:pPr/>
+      <w:r>
+        <w:rPr>
+          <w:lang w:val="zh_TW" w:bidi="zh_TW"/>
+        </w:rPr>
+      </w:r>
+      <w:hyperlink r:id="rId168">
+        <w:r>
+          <w:rPr>
+            <w:lang w:val="zh_TW" w:bidi="zh_TW"/>
+          </w:rPr>
+          <w:rPr>
+            <w:color w:val="0000EE"/>
+            <w:u w:val="single"/>
+          </w:rPr>
+          <w:t>但以理書七章25節</w:t>
+        </w:r>
+      </w:hyperlink>
+      <w:r>
+        <w:rPr>
+          <w:lang w:val="zh_TW" w:bidi="zh_TW"/>
+        </w:rPr>
+        <w:t>的三年半又在</w:t>
+      </w:r>
+      <w:hyperlink r:id="rId173">
+        <w:r>
+          <w:rPr>
+            <w:lang w:val="zh_TW" w:bidi="zh_TW"/>
+          </w:rPr>
+          <w:rPr>
+            <w:color w:val="0000EE"/>
+            <w:u w:val="single"/>
+          </w:rPr>
+          <w:t>啟示錄十一章</w:t>
+        </w:r>
+      </w:hyperlink>
+      <w:r>
+        <w:rPr>
+          <w:lang w:val="zh_TW" w:bidi="zh_TW"/>
+        </w:rPr>
+        <w:t>中以「四十二個月」的形式重現，指外邦人踐踏耶路撒冷的時期（</w:t>
+      </w:r>
+      <w:hyperlink r:id="rId170">
+        <w:r>
+          <w:rPr>
+            <w:lang w:val="zh_TW" w:bidi="zh_TW"/>
+          </w:rPr>
+          <w:rPr>
+            <w:color w:val="0000EE"/>
+            <w:u w:val="single"/>
+          </w:rPr>
+          <w:t>啟11:2</w:t>
+        </w:r>
+      </w:hyperlink>
+      <w:r>
+        <w:rPr>
+          <w:lang w:val="zh_TW" w:bidi="zh_TW"/>
+        </w:rPr>
+        <w:t>）。而</w:t>
+      </w:r>
+      <w:hyperlink r:id="rId174">
+        <w:r>
+          <w:rPr>
+            <w:lang w:val="zh_TW" w:bidi="zh_TW"/>
+          </w:rPr>
+          <w:rPr>
+            <w:color w:val="0000EE"/>
+            <w:u w:val="single"/>
+          </w:rPr>
+          <w:t>但以理書十二章11節</w:t>
+        </w:r>
+      </w:hyperlink>
+      <w:r>
+        <w:rPr>
+          <w:lang w:val="zh_TW" w:bidi="zh_TW"/>
+        </w:rPr>
+        <w:t>中的1,290日，則在此以略為不同的形式（1,260日）再現，指神的兩位見證人要傳講預言的期間（</w:t>
+      </w:r>
+      <w:hyperlink r:id="rId175">
+        <w:r>
+          <w:rPr>
+            <w:lang w:val="zh_TW" w:bidi="zh_TW"/>
+          </w:rPr>
+          <w:rPr>
+            <w:color w:val="0000EE"/>
+            <w:u w:val="single"/>
+          </w:rPr>
+          <w:t>啟11:3</w:t>
+        </w:r>
+      </w:hyperlink>
+      <w:r>
+        <w:rPr>
+          <w:lang w:val="zh_TW" w:bidi="zh_TW"/>
+        </w:rPr>
+        <w:t>）。</w:t>
+      </w:r>
+    </w:p>
+    <w:p>
+      <w:pPr/>
+      <w:r>
+        <w:rPr>
+          <w:lang w:val="zh_TW" w:bidi="zh_TW"/>
+        </w:rPr>
+      </w:r>
+      <w:r>
+        <w:rPr>
+          <w:lang w:val="zh_TW" w:bidi="zh_TW"/>
+        </w:rPr>
+        <w:t>這四十二個月又在</w:t>
+      </w:r>
+      <w:hyperlink r:id="rId176">
+        <w:r>
+          <w:rPr>
+            <w:lang w:val="zh_TW" w:bidi="zh_TW"/>
+          </w:rPr>
+          <w:rPr>
+            <w:color w:val="0000EE"/>
+            <w:u w:val="single"/>
+          </w:rPr>
+          <w:t>啟示錄十三章5節</w:t>
+        </w:r>
+      </w:hyperlink>
+      <w:r>
+        <w:rPr>
+          <w:lang w:val="zh_TW" w:bidi="zh_TW"/>
+        </w:rPr>
+        <w:t>中出現，作為那獸被允許褻瀆的期限。至於</w:t>
+      </w:r>
+      <w:hyperlink r:id="rId177">
+        <w:r>
+          <w:rPr>
+            <w:lang w:val="zh_TW" w:bidi="zh_TW"/>
+          </w:rPr>
+          <w:rPr>
+            <w:color w:val="0000EE"/>
+            <w:u w:val="single"/>
+          </w:rPr>
+          <w:t>二十章6節</w:t>
+        </w:r>
+      </w:hyperlink>
+      <w:r>
+        <w:rPr>
+          <w:lang w:val="zh_TW" w:bidi="zh_TW"/>
+        </w:rPr>
+        <w:t>所提的「一千年」，雖然並非取自但以理書，但「一千」的比喻用法在舊約聖經中相當常見。其中最直接的平行經文是</w:t>
+      </w:r>
+      <w:hyperlink r:id="rId178">
+        <w:r>
+          <w:rPr>
+            <w:lang w:val="zh_TW" w:bidi="zh_TW"/>
+          </w:rPr>
+          <w:rPr>
+            <w:color w:val="0000EE"/>
+            <w:u w:val="single"/>
+          </w:rPr>
+          <w:t>申命記七章9節</w:t>
+        </w:r>
+      </w:hyperlink>
+      <w:r>
+        <w:rPr>
+          <w:lang w:val="zh_TW" w:bidi="zh_TW"/>
+        </w:rPr>
+        <w:t>，說神要向「千代」守祂所立的約。</w:t>
+      </w:r>
+      <w:r>
+        <w:rPr>
+          <w:lang w:val="zh_TW" w:bidi="zh_TW"/>
+        </w:rPr>
+      </w:r>
+      <w:r>
+        <w:rPr>
+          <w:lang w:val="zh_TW" w:bidi="zh_TW"/>
+        </w:rPr>
+      </w:r>
+    </w:p>
+    <w:p>
+      <w:pPr/>
+      <w:r>
+        <w:rPr>
+          <w:lang w:val="zh_TW" w:bidi="zh_TW"/>
+        </w:rPr>
+      </w:r>
+    </w:p>
+    <w:p>
+      <w:pPr>
+        <w:pStyle w:val="Heading2"/>
+      </w:pPr>
+      <w:r>
+        <w:rPr>
+          <w:lang w:val="zh_TW" w:bidi="zh_TW"/>
+        </w:rPr>
+        <w:t>樹</w:t>
+      </w:r>
+      <w:r>
+        <w:rPr>
+          <w:lang w:val="zh_TW" w:bidi="zh_TW"/>
+        </w:rPr>
+      </w:r>
+    </w:p>
+    <w:p>
+      <w:pPr/>
+      <w:r>
+        <w:rPr>
+          <w:lang w:val="zh_TW" w:bidi="zh_TW"/>
+        </w:rPr>
+      </w:r>
+      <w:r>
+        <w:rPr>
+          <w:lang w:val="zh_TW" w:bidi="zh_TW"/>
+        </w:rPr>
+        <w:t>樹是一種有木質莖（稱為樹幹）的植物。大多數樹都有枝子和葉子。</w:t>
+      </w:r>
+    </w:p>
+    <w:p>
+      <w:pPr/>
+      <w:r>
+        <w:rPr>
+          <w:lang w:val="zh_TW" w:bidi="zh_TW"/>
+        </w:rPr>
+      </w:r>
+      <w:r>
+        <w:rPr>
+          <w:lang w:val="zh_TW" w:bidi="zh_TW"/>
+        </w:rPr>
+        <w:t>聖經提到許多不同的樹，如橄欖樹、棕樹和香柏樹。樹對提供食物、遮蔽、製作工具和建造房屋都具有重要作用。它們也常出現在聖經的象徵與故事中（</w:t>
+      </w:r>
+      <w:hyperlink r:id="rId179">
+        <w:r>
+          <w:rPr>
+            <w:lang w:val="zh_TW" w:bidi="zh_TW"/>
+          </w:rPr>
+          <w:rPr>
+            <w:color w:val="0000EE"/>
+            <w:u w:val="single"/>
+          </w:rPr>
+          <w:t>創2:9</w:t>
         </w:r>
       </w:hyperlink>
       <w:r>
@@ -2053,52 +5789,16 @@
         </w:rPr>
         <w:t>；</w:t>
       </w:r>
-      <w:hyperlink r:id="rId82">
-        <w:r>
-          <w:rPr>
-            <w:lang w:val="zh_TW" w:bidi="zh_TW"/>
-          </w:rPr>
-          <w:rPr>
-            <w:color w:val="0000EE"/>
-            <w:u w:val="single"/>
-          </w:rPr>
-          <w:t>路15:1–2</w:t>
-        </w:r>
-      </w:hyperlink>
-      <w:r>
-        <w:rPr>
-          <w:lang w:val="zh_TW" w:bidi="zh_TW"/>
-        </w:rPr>
-        <w:t>）。他們經常試圖用有關猶太律法的問題來陷害耶穌（</w:t>
-      </w:r>
-      <w:hyperlink r:id="rId59">
-        <w:r>
-          <w:rPr>
-            <w:lang w:val="zh_TW" w:bidi="zh_TW"/>
-          </w:rPr>
-          <w:rPr>
-            <w:color w:val="0000EE"/>
-            <w:u w:val="single"/>
-          </w:rPr>
-          <w:t>可7:5</w:t>
-        </w:r>
-      </w:hyperlink>
-      <w:r>
-        <w:rPr>
-          <w:lang w:val="zh_TW" w:bidi="zh_TW"/>
-        </w:rPr>
-        <w:t>，</w:t>
-      </w:r>
-      <w:hyperlink r:id="rId83">
-        <w:r>
-          <w:rPr>
-            <w:lang w:val="zh_TW" w:bidi="zh_TW"/>
-          </w:rPr>
-          <w:rPr>
-            <w:color w:val="0000EE"/>
-            <w:u w:val="single"/>
-          </w:rPr>
-          <w:t>12:28、35</w:t>
+      <w:hyperlink r:id="rId180">
+        <w:r>
+          <w:rPr>
+            <w:lang w:val="zh_TW" w:bidi="zh_TW"/>
+          </w:rPr>
+          <w:rPr>
+            <w:color w:val="0000EE"/>
+            <w:u w:val="single"/>
+          </w:rPr>
+          <w:t>詩1:3</w:t>
         </w:r>
       </w:hyperlink>
       <w:r>
@@ -2107,650 +5807,75 @@
         </w:rPr>
         <w:t>；</w:t>
       </w:r>
-      <w:hyperlink r:id="rId84">
-        <w:r>
-          <w:rPr>
-            <w:lang w:val="zh_TW" w:bidi="zh_TW"/>
-          </w:rPr>
-          <w:rPr>
-            <w:color w:val="0000EE"/>
-            <w:u w:val="single"/>
-          </w:rPr>
-          <w:t>路11:53</w:t>
-        </w:r>
-      </w:hyperlink>
+      <w:hyperlink r:id="rId181">
+        <w:r>
+          <w:rPr>
+            <w:lang w:val="zh_TW" w:bidi="zh_TW"/>
+          </w:rPr>
+          <w:rPr>
+            <w:color w:val="0000EE"/>
+            <w:u w:val="single"/>
+          </w:rPr>
+          <w:t>啟22:2</w:t>
+        </w:r>
+      </w:hyperlink>
+      <w:r>
+        <w:rPr>
+          <w:lang w:val="zh_TW" w:bidi="zh_TW"/>
+        </w:rPr>
+        <w:t>）。</w:t>
+      </w:r>
+    </w:p>
+    <w:p>
+      <w:pPr/>
+      <w:r>
+        <w:rPr>
+          <w:lang w:val="zh_TW" w:bidi="zh_TW"/>
+        </w:rPr>
+      </w:r>
+      <w:r>
+        <w:rPr>
+          <w:i/>
+          <w:lang w:val="zh_TW" w:bidi="zh_TW"/>
+        </w:rPr>
+        <w:t>見</w:t>
+      </w:r>
+      <w:r>
+        <w:rPr>
+          <w:lang w:val="zh_TW" w:bidi="zh_TW"/>
+        </w:rPr>
+        <w:t>植物</w:t>
+      </w:r>
       <w:r>
         <w:rPr>
           <w:lang w:val="zh_TW" w:bidi="zh_TW"/>
         </w:rPr>
         <w:t>；</w:t>
       </w:r>
-      <w:hyperlink r:id="rId85">
-        <w:r>
-          <w:rPr>
-            <w:lang w:val="zh_TW" w:bidi="zh_TW"/>
-          </w:rPr>
-          <w:rPr>
-            <w:color w:val="0000EE"/>
-            <w:u w:val="single"/>
-          </w:rPr>
-          <w:t>約8:3–4</w:t>
-        </w:r>
-      </w:hyperlink>
-      <w:r>
-        <w:rPr>
-          <w:lang w:val="zh_TW" w:bidi="zh_TW"/>
-        </w:rPr>
-        <w:t>）。他們要求耶穌明確表明自己的身份（</w:t>
-      </w:r>
-      <w:hyperlink r:id="rId57">
-        <w:r>
-          <w:rPr>
-            <w:lang w:val="zh_TW" w:bidi="zh_TW"/>
-          </w:rPr>
-          <w:rPr>
-            <w:color w:val="0000EE"/>
-            <w:u w:val="single"/>
-          </w:rPr>
-          <w:t>太12:38</w:t>
-        </w:r>
-      </w:hyperlink>
-      <w:r>
-        <w:rPr>
-          <w:lang w:val="zh_TW" w:bidi="zh_TW"/>
-        </w:rPr>
-        <w:t>），並揭示祂行神蹟的權柄來源（</w:t>
-      </w:r>
-      <w:hyperlink r:id="rId86">
-        <w:r>
-          <w:rPr>
-            <w:lang w:val="zh_TW" w:bidi="zh_TW"/>
-          </w:rPr>
-          <w:rPr>
-            <w:color w:val="0000EE"/>
-            <w:u w:val="single"/>
-          </w:rPr>
-          <w:t>可3:22</w:t>
-        </w:r>
-      </w:hyperlink>
+      <w:r>
+        <w:rPr>
+          <w:i/>
+          <w:lang w:val="zh_TW" w:bidi="zh_TW"/>
+        </w:rPr>
+        <w:t>另見</w:t>
+      </w:r>
+      <w:r>
+        <w:rPr>
+          <w:lang w:val="zh_TW" w:bidi="zh_TW"/>
+        </w:rPr>
+        <w:t>分辨善惡樹</w:t>
+      </w:r>
       <w:r>
         <w:rPr>
           <w:lang w:val="zh_TW" w:bidi="zh_TW"/>
         </w:rPr>
         <w:t>；</w:t>
       </w:r>
-      <w:hyperlink r:id="rId87">
-        <w:r>
-          <w:rPr>
-            <w:lang w:val="zh_TW" w:bidi="zh_TW"/>
-          </w:rPr>
-          <w:rPr>
-            <w:color w:val="0000EE"/>
-            <w:u w:val="single"/>
-          </w:rPr>
-          <w:t>路20:1–4</w:t>
-        </w:r>
-      </w:hyperlink>
-      <w:r>
-        <w:rPr>
-          <w:lang w:val="zh_TW" w:bidi="zh_TW"/>
-        </w:rPr>
-        <w:t>）。儘管有少數文士接受耶穌（</w:t>
-      </w:r>
-      <w:hyperlink r:id="rId88">
-        <w:r>
-          <w:rPr>
-            <w:lang w:val="zh_TW" w:bidi="zh_TW"/>
-          </w:rPr>
-          <w:rPr>
-            <w:color w:val="0000EE"/>
-            <w:u w:val="single"/>
-          </w:rPr>
-          <w:t>太8:19</w:t>
-        </w:r>
-      </w:hyperlink>
-      <w:r>
-        <w:rPr>
-          <w:lang w:val="zh_TW" w:bidi="zh_TW"/>
-        </w:rPr>
-        <w:t>，</w:t>
-      </w:r>
-      <w:hyperlink r:id="rId89">
-        <w:r>
-          <w:rPr>
-            <w:lang w:val="zh_TW" w:bidi="zh_TW"/>
-          </w:rPr>
-          <w:rPr>
-            <w:color w:val="0000EE"/>
-            <w:u w:val="single"/>
-          </w:rPr>
-          <w:t>13:52</w:t>
-        </w:r>
-      </w:hyperlink>
-      <w:r>
-        <w:rPr>
-          <w:lang w:val="zh_TW" w:bidi="zh_TW"/>
-        </w:rPr>
-        <w:t>；</w:t>
-      </w:r>
-      <w:hyperlink r:id="rId90">
-        <w:r>
-          <w:rPr>
-            <w:lang w:val="zh_TW" w:bidi="zh_TW"/>
-          </w:rPr>
-          <w:rPr>
-            <w:color w:val="0000EE"/>
-            <w:u w:val="single"/>
-          </w:rPr>
-          <w:t>可12:32</w:t>
-        </w:r>
-      </w:hyperlink>
-      <w:r>
-        <w:rPr>
-          <w:lang w:val="zh_TW" w:bidi="zh_TW"/>
-        </w:rPr>
-        <w:t>；</w:t>
-      </w:r>
-      <w:hyperlink r:id="rId91">
-        <w:r>
-          <w:rPr>
-            <w:lang w:val="zh_TW" w:bidi="zh_TW"/>
-          </w:rPr>
-          <w:rPr>
-            <w:color w:val="0000EE"/>
-            <w:u w:val="single"/>
-          </w:rPr>
-          <w:t>約3:1–2</w:t>
-        </w:r>
-      </w:hyperlink>
-      <w:r>
-        <w:rPr>
-          <w:lang w:val="zh_TW" w:bidi="zh_TW"/>
-        </w:rPr>
-        <w:t>），但大多數文士對耶穌充滿敵意，這也是由於耶穌的聲望日漸高漲，威脅到他們的權威（</w:t>
-      </w:r>
-      <w:hyperlink r:id="rId92">
-        <w:r>
-          <w:rPr>
-            <w:lang w:val="zh_TW" w:bidi="zh_TW"/>
-          </w:rPr>
-          <w:rPr>
-            <w:color w:val="0000EE"/>
-            <w:u w:val="single"/>
-          </w:rPr>
-          <w:t>太7:29</w:t>
-        </w:r>
-      </w:hyperlink>
-      <w:r>
-        <w:rPr>
-          <w:lang w:val="zh_TW" w:bidi="zh_TW"/>
-        </w:rPr>
-        <w:t>），並危及城鎮的安全（</w:t>
-      </w:r>
-      <w:hyperlink r:id="rId93">
-        <w:r>
-          <w:rPr>
-            <w:lang w:val="zh_TW" w:bidi="zh_TW"/>
-          </w:rPr>
-          <w:rPr>
-            <w:color w:val="0000EE"/>
-            <w:u w:val="single"/>
-          </w:rPr>
-          <w:t>太21:15</w:t>
-        </w:r>
-      </w:hyperlink>
-      <w:r>
-        <w:rPr>
-          <w:lang w:val="zh_TW" w:bidi="zh_TW"/>
-        </w:rPr>
-        <w:t>；</w:t>
-      </w:r>
-      <w:hyperlink r:id="rId94">
-        <w:r>
-          <w:rPr>
-            <w:lang w:val="zh_TW" w:bidi="zh_TW"/>
-          </w:rPr>
-          <w:rPr>
-            <w:color w:val="0000EE"/>
-            <w:u w:val="single"/>
-          </w:rPr>
-          <w:t>可11:18</w:t>
-        </w:r>
-      </w:hyperlink>
-      <w:r>
-        <w:rPr>
-          <w:lang w:val="zh_TW" w:bidi="zh_TW"/>
-        </w:rPr>
-        <w:t>）。</w:t>
-      </w:r>
-    </w:p>
-    <w:p>
-      <w:pPr/>
-      <w:r>
-        <w:rPr>
-          <w:lang w:val="zh_TW" w:bidi="zh_TW"/>
-        </w:rPr>
-      </w:r>
-      <w:r>
-        <w:rPr>
-          <w:lang w:val="zh_TW" w:bidi="zh_TW"/>
-        </w:rPr>
-        <w:t>他們反對耶穌的另一個重要原因是耶穌揭露了他們的假冒為善與腐敗。耶穌公開指責他們追求公眾的認可（</w:t>
-      </w:r>
-      <w:hyperlink r:id="rId95">
-        <w:r>
-          <w:rPr>
-            <w:lang w:val="zh_TW" w:bidi="zh_TW"/>
-          </w:rPr>
-          <w:rPr>
-            <w:color w:val="0000EE"/>
-            <w:u w:val="single"/>
-          </w:rPr>
-          <w:t>太23:5–7</w:t>
-        </w:r>
-      </w:hyperlink>
-      <w:r>
-        <w:rPr>
-          <w:lang w:val="zh_TW" w:bidi="zh_TW"/>
-        </w:rPr>
-        <w:t>；</w:t>
-      </w:r>
-      <w:hyperlink r:id="rId96">
-        <w:r>
-          <w:rPr>
-            <w:lang w:val="zh_TW" w:bidi="zh_TW"/>
-          </w:rPr>
-          <w:rPr>
-            <w:color w:val="0000EE"/>
-            <w:u w:val="single"/>
-          </w:rPr>
-          <w:t>可12:38–39</w:t>
-        </w:r>
-      </w:hyperlink>
-      <w:r>
-        <w:rPr>
-          <w:lang w:val="zh_TW" w:bidi="zh_TW"/>
-        </w:rPr>
-        <w:t>；</w:t>
-      </w:r>
-      <w:hyperlink r:id="rId97">
-        <w:r>
-          <w:rPr>
-            <w:lang w:val="zh_TW" w:bidi="zh_TW"/>
-          </w:rPr>
-          <w:rPr>
-            <w:color w:val="0000EE"/>
-            <w:u w:val="single"/>
-          </w:rPr>
-          <w:t>路11:43</w:t>
-        </w:r>
-      </w:hyperlink>
-      <w:r>
-        <w:rPr>
-          <w:lang w:val="zh_TW" w:bidi="zh_TW"/>
-        </w:rPr>
-        <w:t>）。他們外表看似正確和聖潔，內心卻充滿腐敗（</w:t>
-      </w:r>
-      <w:hyperlink r:id="rId98">
-        <w:r>
-          <w:rPr>
-            <w:lang w:val="zh_TW" w:bidi="zh_TW"/>
-          </w:rPr>
-          <w:rPr>
-            <w:color w:val="0000EE"/>
-            <w:u w:val="single"/>
-          </w:rPr>
-          <w:t>太23:25–28</w:t>
-        </w:r>
-      </w:hyperlink>
-      <w:r>
-        <w:rPr>
-          <w:lang w:val="zh_TW" w:bidi="zh_TW"/>
-        </w:rPr>
-        <w:t>；</w:t>
-      </w:r>
-      <w:hyperlink r:id="rId99">
-        <w:r>
-          <w:rPr>
-            <w:lang w:val="zh_TW" w:bidi="zh_TW"/>
-          </w:rPr>
-          <w:rPr>
-            <w:color w:val="0000EE"/>
-            <w:u w:val="single"/>
-          </w:rPr>
-          <w:t>路11:39–41</w:t>
-        </w:r>
-      </w:hyperlink>
-      <w:r>
-        <w:rPr>
-          <w:lang w:val="zh_TW" w:bidi="zh_TW"/>
-        </w:rPr>
-        <w:t>）。換句話說，他們看似遵守所有的規則，但卻缺乏真誠。</w:t>
-      </w:r>
-    </w:p>
-    <w:p>
-      <w:pPr/>
-      <w:r>
-        <w:rPr>
-          <w:lang w:val="zh_TW" w:bidi="zh_TW"/>
-        </w:rPr>
-      </w:r>
-      <w:r>
-        <w:rPr>
-          <w:lang w:val="zh_TW" w:bidi="zh_TW"/>
-        </w:rPr>
-        <w:t>耶穌也攻擊文士所教導的口傳猶太律法的原則，稱這律法是「重擔」，連文士自己都不遵守（</w:t>
-      </w:r>
-      <w:hyperlink r:id="rId100">
-        <w:r>
-          <w:rPr>
-            <w:lang w:val="zh_TW" w:bidi="zh_TW"/>
-          </w:rPr>
-          <w:rPr>
-            <w:color w:val="0000EE"/>
-            <w:u w:val="single"/>
-          </w:rPr>
-          <w:t>太23:2–4、13–22</w:t>
-        </w:r>
-      </w:hyperlink>
-      <w:r>
-        <w:rPr>
-          <w:lang w:val="zh_TW" w:bidi="zh_TW"/>
-        </w:rPr>
-        <w:t>；</w:t>
-      </w:r>
-      <w:hyperlink r:id="rId101">
-        <w:r>
-          <w:rPr>
-            <w:lang w:val="zh_TW" w:bidi="zh_TW"/>
-          </w:rPr>
-          <w:rPr>
-            <w:color w:val="0000EE"/>
-            <w:u w:val="single"/>
-          </w:rPr>
-          <w:t>路11:46</w:t>
-        </w:r>
-      </w:hyperlink>
-      <w:r>
-        <w:rPr>
-          <w:lang w:val="zh_TW" w:bidi="zh_TW"/>
-        </w:rPr>
-        <w:t>）。他們強調律法的細節，卻忽視了更重要的公義、憐憫和信實（</w:t>
-      </w:r>
-      <w:hyperlink r:id="rId102">
-        <w:r>
-          <w:rPr>
-            <w:lang w:val="zh_TW" w:bidi="zh_TW"/>
-          </w:rPr>
-          <w:rPr>
-            <w:color w:val="0000EE"/>
-            <w:u w:val="single"/>
-          </w:rPr>
-          <w:t>太23:23–24</w:t>
-        </w:r>
-      </w:hyperlink>
-      <w:r>
-        <w:rPr>
-          <w:lang w:val="zh_TW" w:bidi="zh_TW"/>
-        </w:rPr>
-        <w:t>；</w:t>
-      </w:r>
-      <w:hyperlink r:id="rId103">
-        <w:r>
-          <w:rPr>
-            <w:lang w:val="zh_TW" w:bidi="zh_TW"/>
-          </w:rPr>
-          <w:rPr>
-            <w:color w:val="0000EE"/>
-            <w:u w:val="single"/>
-          </w:rPr>
-          <w:t>可12:40</w:t>
-        </w:r>
-      </w:hyperlink>
-      <w:r>
-        <w:rPr>
-          <w:lang w:val="zh_TW" w:bidi="zh_TW"/>
-        </w:rPr>
-        <w:t>；</w:t>
-      </w:r>
-      <w:hyperlink r:id="rId104">
-        <w:r>
-          <w:rPr>
-            <w:lang w:val="zh_TW" w:bidi="zh_TW"/>
-          </w:rPr>
-          <w:rPr>
-            <w:color w:val="0000EE"/>
-            <w:u w:val="single"/>
-          </w:rPr>
-          <w:t>路11:42</w:t>
-        </w:r>
-      </w:hyperlink>
-      <w:r>
-        <w:rPr>
-          <w:lang w:val="zh_TW" w:bidi="zh_TW"/>
-        </w:rPr>
-        <w:t>）。他們自視為舊約先知的後裔，但耶穌告訴他們，如果他們活在先知的時代，他們也會殺害那些先知（</w:t>
-      </w:r>
-      <w:hyperlink r:id="rId105">
-        <w:r>
-          <w:rPr>
-            <w:lang w:val="zh_TW" w:bidi="zh_TW"/>
-          </w:rPr>
-          <w:rPr>
-            <w:color w:val="0000EE"/>
-            <w:u w:val="single"/>
-          </w:rPr>
-          <w:t>太23:29–36</w:t>
-        </w:r>
-      </w:hyperlink>
-      <w:r>
-        <w:rPr>
-          <w:lang w:val="zh_TW" w:bidi="zh_TW"/>
-        </w:rPr>
-        <w:t>；</w:t>
-      </w:r>
-      <w:hyperlink r:id="rId106">
-        <w:r>
-          <w:rPr>
-            <w:lang w:val="zh_TW" w:bidi="zh_TW"/>
-          </w:rPr>
-          <w:rPr>
-            <w:color w:val="0000EE"/>
-            <w:u w:val="single"/>
-          </w:rPr>
-          <w:t>路20:9–19</w:t>
-        </w:r>
-      </w:hyperlink>
-      <w:r>
-        <w:rPr>
-          <w:lang w:val="zh_TW" w:bidi="zh_TW"/>
-        </w:rPr>
-        <w:t>）。</w:t>
-      </w:r>
-    </w:p>
-    <w:p>
-      <w:pPr/>
-      <w:r>
-        <w:rPr>
-          <w:lang w:val="zh_TW" w:bidi="zh_TW"/>
-        </w:rPr>
-      </w:r>
-      <w:r>
-        <w:rPr>
-          <w:lang w:val="zh_TW" w:bidi="zh_TW"/>
-        </w:rPr>
-        <w:t>因此，文士急於逮捕耶穌並不令人驚訝（</w:t>
-      </w:r>
-      <w:hyperlink r:id="rId107">
-        <w:r>
-          <w:rPr>
-            <w:lang w:val="zh_TW" w:bidi="zh_TW"/>
-          </w:rPr>
-          <w:rPr>
-            <w:color w:val="0000EE"/>
-            <w:u w:val="single"/>
-          </w:rPr>
-          <w:t>可14:1</w:t>
-        </w:r>
-      </w:hyperlink>
-      <w:r>
-        <w:rPr>
-          <w:lang w:val="zh_TW" w:bidi="zh_TW"/>
-        </w:rPr>
-        <w:t>；</w:t>
-      </w:r>
-      <w:hyperlink r:id="rId84">
-        <w:r>
-          <w:rPr>
-            <w:lang w:val="zh_TW" w:bidi="zh_TW"/>
-          </w:rPr>
-          <w:rPr>
-            <w:color w:val="0000EE"/>
-            <w:u w:val="single"/>
-          </w:rPr>
-          <w:t>路11:53</w:t>
-        </w:r>
-      </w:hyperlink>
-      <w:r>
-        <w:rPr>
-          <w:lang w:val="zh_TW" w:bidi="zh_TW"/>
-        </w:rPr>
-        <w:t>）。耶穌對猶太律法的解釋，威脅到了他們在社會中的地位和權柄。文士與他們的對手（猶太祭司）聯手策劃逮捕耶穌（</w:t>
-      </w:r>
-      <w:hyperlink r:id="rId108">
-        <w:r>
-          <w:rPr>
-            <w:lang w:val="zh_TW" w:bidi="zh_TW"/>
-          </w:rPr>
-          <w:rPr>
-            <w:color w:val="0000EE"/>
-            <w:u w:val="single"/>
-          </w:rPr>
-          <w:t>可14:43</w:t>
-        </w:r>
-      </w:hyperlink>
-      <w:r>
-        <w:rPr>
-          <w:lang w:val="zh_TW" w:bidi="zh_TW"/>
-        </w:rPr>
-        <w:t>）。當耶穌在他們和公會其他成員面前受審時，他們參與構建了一個足以判耶穌死刑的罪名（</w:t>
-      </w:r>
-      <w:hyperlink r:id="rId109">
-        <w:r>
-          <w:rPr>
-            <w:lang w:val="zh_TW" w:bidi="zh_TW"/>
-          </w:rPr>
-          <w:rPr>
-            <w:color w:val="0000EE"/>
-            <w:u w:val="single"/>
-          </w:rPr>
-          <w:t>太26:57–66</w:t>
-        </w:r>
-      </w:hyperlink>
-      <w:r>
-        <w:rPr>
-          <w:lang w:val="zh_TW" w:bidi="zh_TW"/>
-        </w:rPr>
-        <w:t>）。當耶穌被帶到希律面前時，他們與其他人一起極力指控耶穌（</w:t>
-      </w:r>
-      <w:hyperlink r:id="rId110">
-        <w:r>
-          <w:rPr>
-            <w:lang w:val="zh_TW" w:bidi="zh_TW"/>
-          </w:rPr>
-          <w:rPr>
-            <w:color w:val="0000EE"/>
-            <w:u w:val="single"/>
-          </w:rPr>
-          <w:t>路23:10</w:t>
-        </w:r>
-      </w:hyperlink>
-      <w:r>
-        <w:rPr>
-          <w:lang w:val="zh_TW" w:bidi="zh_TW"/>
-        </w:rPr>
-        <w:t>）。最終，他們與公會的其他成員一起戲弄在十字架上的耶穌（</w:t>
-      </w:r>
-      <w:hyperlink r:id="rId111">
-        <w:r>
-          <w:rPr>
-            <w:lang w:val="zh_TW" w:bidi="zh_TW"/>
-          </w:rPr>
-          <w:rPr>
-            <w:color w:val="0000EE"/>
-            <w:u w:val="single"/>
-          </w:rPr>
-          <w:t>太27:41–43</w:t>
-        </w:r>
-      </w:hyperlink>
-      <w:r>
-        <w:rPr>
-          <w:lang w:val="zh_TW" w:bidi="zh_TW"/>
-        </w:rPr>
-        <w:t>）。在公元70年耶路撒冷被毀之前，文士繼續與公會合作，反對早期的基督教會。他們還促使司提反的殉道（</w:t>
-      </w:r>
-      <w:hyperlink r:id="rId112">
-        <w:r>
-          <w:rPr>
-            <w:lang w:val="zh_TW" w:bidi="zh_TW"/>
-          </w:rPr>
-          <w:rPr>
-            <w:color w:val="0000EE"/>
-            <w:u w:val="single"/>
-          </w:rPr>
-          <w:t>徒6:12–14</w:t>
-        </w:r>
-      </w:hyperlink>
-      <w:r>
-        <w:rPr>
-          <w:lang w:val="zh_TW" w:bidi="zh_TW"/>
-        </w:rPr>
-        <w:t>）。</w:t>
-      </w:r>
-    </w:p>
-    <w:p>
-      <w:pPr/>
-      <w:r>
-        <w:rPr>
-          <w:lang w:val="zh_TW" w:bidi="zh_TW"/>
-        </w:rPr>
-      </w:r>
-      <w:r>
-        <w:rPr>
-          <w:i/>
-          <w:lang w:val="zh_TW" w:bidi="zh_TW"/>
-        </w:rPr>
-        <w:t>另見</w:t>
-      </w:r>
-      <w:r>
-        <w:rPr>
-          <w:lang w:val="zh_TW" w:bidi="zh_TW"/>
-        </w:rPr>
-        <w:t xml:space="preserve"> </w:t>
-      </w:r>
-      <w:r>
-        <w:rPr>
-          <w:lang w:val="zh_TW" w:bidi="zh_TW"/>
-        </w:rPr>
-        <w:t>猶太教；</w:t>
-      </w:r>
-      <w:r>
-        <w:rPr>
-          <w:lang w:val="zh_TW" w:bidi="zh_TW"/>
-        </w:rPr>
-        <w:t>法利賽人</w:t>
-      </w:r>
-      <w:r>
-        <w:rPr>
-          <w:lang w:val="zh_TW" w:bidi="zh_TW"/>
-        </w:rPr>
-        <w:t>；</w:t>
-      </w:r>
-      <w:r>
-        <w:rPr>
-          <w:lang w:val="zh_TW" w:bidi="zh_TW"/>
-        </w:rPr>
-        <w:t>抄寫員</w:t>
+      <w:r>
+        <w:rPr>
+          <w:lang w:val="zh_TW" w:bidi="zh_TW"/>
+        </w:rPr>
+        <w:t>生命樹</w:t>
       </w:r>
       <w:r>
         <w:rPr>

--- a/zht/docx/122.content.docx
+++ b/zht/docx/122.content.docx
@@ -149,7 +149,7 @@
         <w:rPr>
           <w:lang w:val="zh_TW" w:bidi="zh_TW"/>
         </w:rPr>
-        <w:t>she</w:t>
+        <w:t>sa</w:t>
       </w:r>
       <w:r>
         <w:rPr>
@@ -212,7 +212,7 @@
         <w:rPr>
           <w:lang w:val="zh_TW" w:bidi="zh_TW"/>
         </w:rPr>
-        <w:t>蛇</w:t>
+        <w:t>撒但</w:t>
       </w:r>
       <w:r>
         <w:rPr>
@@ -231,7 +231,32 @@
         <w:rPr>
           <w:lang w:val="zh_TW" w:bidi="zh_TW"/>
         </w:rPr>
-        <w:t>蛇或海怪。聖經中使用不同的詞語來描述蛇或蛇類。蛇或蛇類是爬行動物，是以牠們能夠咬人並注射毒液而為人熟知。聖經提及的特定蛇類包括虺蛇（</w:t>
+        <w:t>一個與神為敵的靈體。撒但試圖阻止神的計劃，並引誘神的子民叛逆神。</w:t>
+      </w:r>
+    </w:p>
+    <w:p>
+      <w:pPr>
+        <w:pStyle w:val="Heading3"/>
+      </w:pPr>
+      <w:r>
+        <w:rPr>
+          <w:lang w:val="zh_TW" w:bidi="zh_TW"/>
+        </w:rPr>
+        <w:t>舊約中的撒但</w:t>
+      </w:r>
+    </w:p>
+    <w:p>
+      <w:pPr/>
+      <w:r>
+        <w:rPr>
+          <w:lang w:val="zh_TW" w:bidi="zh_TW"/>
+        </w:rPr>
+      </w:r>
+      <w:r>
+        <w:rPr>
+          <w:lang w:val="zh_TW" w:bidi="zh_TW"/>
+        </w:rPr>
+        <w:t>舊約很少提及撒但。牠被描述為一個天使，扮演天上控告者的角色（指控他人的人；</w:t>
       </w:r>
       <w:hyperlink r:id="rId13">
         <w:r>
@@ -242,15 +267,9 @@
             <w:color w:val="0000EE"/>
             <w:u w:val="single"/>
           </w:rPr>
-          <w:t>賽11:8</w:t>
-        </w:r>
-      </w:hyperlink>
-      <w:r>
-        <w:rPr>
-          <w:lang w:val="zh_TW" w:bidi="zh_TW"/>
-        </w:rPr>
-        <w:t>）和毒蛇（</w:t>
-      </w:r>
+          <w:t>伯1:6–12，</w:t>
+        </w:r>
+      </w:hyperlink>
       <w:hyperlink r:id="rId14">
         <w:r>
           <w:rPr>
@@ -260,15 +279,9 @@
             <w:color w:val="0000EE"/>
             <w:u w:val="single"/>
           </w:rPr>
-          <w:t>徒28:3</w:t>
-        </w:r>
-      </w:hyperlink>
-      <w:r>
-        <w:rPr>
-          <w:lang w:val="zh_TW" w:bidi="zh_TW"/>
-        </w:rPr>
-        <w:t>）。「蛇」這個術語也可以用來描述在</w:t>
-      </w:r>
+          <w:t>2:1–7；</w:t>
+        </w:r>
+      </w:hyperlink>
       <w:hyperlink r:id="rId15">
         <w:r>
           <w:rPr>
@@ -278,14 +291,28 @@
             <w:color w:val="0000EE"/>
             <w:u w:val="single"/>
           </w:rPr>
-          <w:t>約伯記二十六章13節</w:t>
-        </w:r>
-      </w:hyperlink>
-      <w:r>
-        <w:rPr>
-          <w:lang w:val="zh_TW" w:bidi="zh_TW"/>
-        </w:rPr>
-        <w:t>、</w:t>
+          <w:t>亞3:1–2</w:t>
+        </w:r>
+      </w:hyperlink>
+      <w:r>
+        <w:rPr>
+          <w:lang w:val="zh_TW" w:bidi="zh_TW"/>
+        </w:rPr>
+        <w:t>）。在這裡，撒但被稱為「撒但」或「控告者」，並無跡象顯示此天使是邪惡的。</w:t>
+      </w:r>
+    </w:p>
+    <w:p>
+      <w:pPr/>
+      <w:r>
+        <w:rPr>
+          <w:lang w:val="zh_TW" w:bidi="zh_TW"/>
+        </w:rPr>
+      </w:r>
+      <w:r>
+        <w:rPr>
+          <w:lang w:val="zh_TW" w:bidi="zh_TW"/>
+        </w:rPr>
+        <w:t>在舊約的後期，「撒但」的形象開始轉變為試探者。在</w:t>
       </w:r>
       <w:hyperlink r:id="rId16">
         <w:r>
@@ -296,14 +323,14 @@
             <w:color w:val="0000EE"/>
             <w:u w:val="single"/>
           </w:rPr>
-          <w:t>以賽亞書二十七章1節</w:t>
-        </w:r>
-      </w:hyperlink>
-      <w:r>
-        <w:rPr>
-          <w:lang w:val="zh_TW" w:bidi="zh_TW"/>
-        </w:rPr>
-        <w:t>和</w:t>
+          <w:t>歷代志上二十一章1節</w:t>
+        </w:r>
+      </w:hyperlink>
+      <w:r>
+        <w:rPr>
+          <w:lang w:val="zh_TW" w:bidi="zh_TW"/>
+        </w:rPr>
+        <w:t>中，撒但首次以名字出現，並被描繪為一位邪惡的角色，重新敘述了</w:t>
       </w:r>
       <w:hyperlink r:id="rId17">
         <w:r>
@@ -314,14 +341,43 @@
             <w:color w:val="0000EE"/>
             <w:u w:val="single"/>
           </w:rPr>
-          <w:t>阿摩司書九章3節</w:t>
-        </w:r>
-      </w:hyperlink>
-      <w:r>
-        <w:rPr>
-          <w:lang w:val="zh_TW" w:bidi="zh_TW"/>
-        </w:rPr>
-        <w:t>中提到的巨大海蛇。</w:t>
+          <w:t>撒母耳記下二十四章1節</w:t>
+        </w:r>
+      </w:hyperlink>
+      <w:r>
+        <w:rPr>
+          <w:lang w:val="zh_TW" w:bidi="zh_TW"/>
+        </w:rPr>
+        <w:t>的故事。然而，舊約本身並未完整建立撒但的概念，而是為後來的教義奠定了基礎。有人認為</w:t>
+      </w:r>
+      <w:hyperlink r:id="rId18">
+        <w:r>
+          <w:rPr>
+            <w:lang w:val="zh_TW" w:bidi="zh_TW"/>
+          </w:rPr>
+          <w:rPr>
+            <w:color w:val="0000EE"/>
+            <w:u w:val="single"/>
+          </w:rPr>
+          <w:t>以賽亞書十四章12節</w:t>
+        </w:r>
+      </w:hyperlink>
+      <w:r>
+        <w:rPr>
+          <w:lang w:val="zh_TW" w:bidi="zh_TW"/>
+        </w:rPr>
+        <w:t>中的「明亮之星」指的是撒但，但實際上是指巴比倫王。</w:t>
+      </w:r>
+    </w:p>
+    <w:p>
+      <w:pPr>
+        <w:pStyle w:val="Heading3"/>
+      </w:pPr>
+      <w:r>
+        <w:rPr>
+          <w:lang w:val="zh_TW" w:bidi="zh_TW"/>
+        </w:rPr>
+        <w:t>撒但在猶太思想中的發展</w:t>
       </w:r>
     </w:p>
     <w:p>
@@ -335,951 +391,31 @@
         <w:rPr>
           <w:lang w:val="zh_TW" w:bidi="zh_TW"/>
         </w:rPr>
-        <w:t>在</w:t>
-      </w:r>
-      <w:hyperlink r:id="rId18">
-        <w:r>
-          <w:rPr>
-            <w:lang w:val="zh_TW" w:bidi="zh_TW"/>
-          </w:rPr>
-          <w:rPr>
-            <w:color w:val="0000EE"/>
-            <w:u w:val="single"/>
-          </w:rPr>
-          <w:t>創世記三章1節</w:t>
-        </w:r>
-      </w:hyperlink>
-      <w:r>
-        <w:rPr>
-          <w:lang w:val="zh_TW" w:bidi="zh_TW"/>
-        </w:rPr>
-        <w:t>，蛇引誘亞當和夏娃。牠是「耶和華神所造的，惟有蛇比田野一切的活物更狡猾」，因此，蛇被詛咒：「你必用肚子行走， 終身吃土」（</w:t>
-      </w:r>
-      <w:hyperlink r:id="rId19">
-        <w:r>
-          <w:rPr>
-            <w:lang w:val="zh_TW" w:bidi="zh_TW"/>
-          </w:rPr>
-          <w:rPr>
-            <w:color w:val="0000EE"/>
-            <w:u w:val="single"/>
-          </w:rPr>
-          <w:t>創3:14</w:t>
-        </w:r>
-      </w:hyperlink>
-      <w:r>
-        <w:rPr>
-          <w:lang w:val="zh_TW" w:bidi="zh_TW"/>
-        </w:rPr>
-        <w:t>）。</w:t>
-      </w:r>
-      <w:hyperlink r:id="rId20">
-        <w:r>
-          <w:rPr>
-            <w:lang w:val="zh_TW" w:bidi="zh_TW"/>
-          </w:rPr>
-          <w:rPr>
-            <w:color w:val="0000EE"/>
-            <w:u w:val="single"/>
-          </w:rPr>
-          <w:t>哥林多後書十一章3節</w:t>
-        </w:r>
-      </w:hyperlink>
-      <w:r>
-        <w:rPr>
-          <w:lang w:val="zh_TW" w:bidi="zh_TW"/>
-        </w:rPr>
-        <w:t>說蛇用詭詐欺騙了夏娃。</w:t>
-      </w:r>
-      <w:hyperlink r:id="rId21">
-        <w:r>
-          <w:rPr>
-            <w:lang w:val="zh_TW" w:bidi="zh_TW"/>
-          </w:rPr>
-          <w:rPr>
-            <w:color w:val="0000EE"/>
-            <w:u w:val="single"/>
-          </w:rPr>
-          <w:t>啟示錄十二章9節</w:t>
-        </w:r>
-      </w:hyperlink>
-      <w:r>
-        <w:rPr>
-          <w:lang w:val="zh_TW" w:bidi="zh_TW"/>
-        </w:rPr>
-        <w:t>稱蛇為：「名叫魔鬼，又叫撒但，是迷惑普天下的」（另見</w:t>
-      </w:r>
-      <w:hyperlink r:id="rId22">
-        <w:r>
-          <w:rPr>
-            <w:lang w:val="zh_TW" w:bidi="zh_TW"/>
-          </w:rPr>
-          <w:rPr>
-            <w:color w:val="0000EE"/>
-            <w:u w:val="single"/>
-          </w:rPr>
-          <w:t>啟12:14–15</w:t>
-        </w:r>
-      </w:hyperlink>
-      <w:r>
-        <w:rPr>
-          <w:lang w:val="zh_TW" w:bidi="zh_TW"/>
-        </w:rPr>
-        <w:t>，</w:t>
-      </w:r>
-      <w:hyperlink r:id="rId23">
-        <w:r>
-          <w:rPr>
-            <w:lang w:val="zh_TW" w:bidi="zh_TW"/>
-          </w:rPr>
-          <w:rPr>
-            <w:color w:val="0000EE"/>
-            <w:u w:val="single"/>
-          </w:rPr>
-          <w:t>20:2</w:t>
-        </w:r>
-      </w:hyperlink>
-      <w:r>
-        <w:rPr>
-          <w:lang w:val="zh_TW" w:bidi="zh_TW"/>
-        </w:rPr>
-        <w:t>）。</w:t>
-      </w:r>
-    </w:p>
-    <w:p>
-      <w:pPr/>
-      <w:r>
-        <w:rPr>
-          <w:lang w:val="zh_TW" w:bidi="zh_TW"/>
-        </w:rPr>
-      </w:r>
-      <w:r>
-        <w:rPr>
-          <w:lang w:val="zh_TW" w:bidi="zh_TW"/>
-        </w:rPr>
-        <w:t>聖經中對蛇的描述通常是比喻性的。牠們代表能以毒害人的能力（例如，</w:t>
-      </w:r>
-      <w:hyperlink r:id="rId24">
-        <w:r>
-          <w:rPr>
-            <w:lang w:val="zh_TW" w:bidi="zh_TW"/>
-          </w:rPr>
-          <w:rPr>
-            <w:color w:val="0000EE"/>
-            <w:u w:val="single"/>
-          </w:rPr>
-          <w:t>創49:17</w:t>
-        </w:r>
-      </w:hyperlink>
-      <w:r>
-        <w:rPr>
-          <w:lang w:val="zh_TW" w:bidi="zh_TW"/>
-        </w:rPr>
-        <w:t>；</w:t>
-      </w:r>
-      <w:hyperlink r:id="rId25">
-        <w:r>
-          <w:rPr>
-            <w:lang w:val="zh_TW" w:bidi="zh_TW"/>
-          </w:rPr>
-          <w:rPr>
-            <w:color w:val="0000EE"/>
-            <w:u w:val="single"/>
-          </w:rPr>
-          <w:t>傳10:8</w:t>
-        </w:r>
-      </w:hyperlink>
-      <w:r>
-        <w:rPr>
-          <w:lang w:val="zh_TW" w:bidi="zh_TW"/>
-        </w:rPr>
-        <w:t>、</w:t>
-      </w:r>
-      <w:hyperlink r:id="rId25">
-        <w:r>
-          <w:rPr>
-            <w:lang w:val="zh_TW" w:bidi="zh_TW"/>
-          </w:rPr>
-          <w:rPr>
-            <w:color w:val="0000EE"/>
-            <w:u w:val="single"/>
-          </w:rPr>
-          <w:t>11</w:t>
-        </w:r>
-      </w:hyperlink>
-      <w:r>
-        <w:rPr>
-          <w:lang w:val="zh_TW" w:bidi="zh_TW"/>
-        </w:rPr>
-        <w:t>；</w:t>
-      </w:r>
-      <w:hyperlink r:id="rId26">
-        <w:r>
-          <w:rPr>
-            <w:lang w:val="zh_TW" w:bidi="zh_TW"/>
-          </w:rPr>
-          <w:rPr>
-            <w:color w:val="0000EE"/>
-            <w:u w:val="single"/>
-          </w:rPr>
-          <w:t>賽14:29</w:t>
-        </w:r>
-      </w:hyperlink>
-      <w:r>
-        <w:rPr>
-          <w:lang w:val="zh_TW" w:bidi="zh_TW"/>
-        </w:rPr>
-        <w:t>；</w:t>
-      </w:r>
-      <w:hyperlink r:id="rId27">
-        <w:r>
-          <w:rPr>
-            <w:lang w:val="zh_TW" w:bidi="zh_TW"/>
-          </w:rPr>
-          <w:rPr>
-            <w:color w:val="0000EE"/>
-            <w:u w:val="single"/>
-          </w:rPr>
-          <w:t>摩5:19</w:t>
-        </w:r>
-      </w:hyperlink>
-      <w:r>
-        <w:rPr>
-          <w:lang w:val="zh_TW" w:bidi="zh_TW"/>
-        </w:rPr>
-        <w:t>；</w:t>
-      </w:r>
-      <w:hyperlink r:id="rId28">
-        <w:r>
-          <w:rPr>
-            <w:lang w:val="zh_TW" w:bidi="zh_TW"/>
-          </w:rPr>
-          <w:rPr>
-            <w:color w:val="0000EE"/>
-            <w:u w:val="single"/>
-          </w:rPr>
-          <w:t>啟9:19</w:t>
-        </w:r>
-      </w:hyperlink>
-      <w:r>
-        <w:rPr>
-          <w:lang w:val="zh_TW" w:bidi="zh_TW"/>
-        </w:rPr>
-        <w:t>）。在</w:t>
-      </w:r>
-      <w:hyperlink r:id="rId29">
-        <w:r>
-          <w:rPr>
-            <w:lang w:val="zh_TW" w:bidi="zh_TW"/>
-          </w:rPr>
-          <w:rPr>
-            <w:color w:val="0000EE"/>
-            <w:u w:val="single"/>
-          </w:rPr>
-          <w:t>詩篇五十八篇4至5節</w:t>
-        </w:r>
-      </w:hyperlink>
-      <w:r>
-        <w:rPr>
-          <w:lang w:val="zh_TW" w:bidi="zh_TW"/>
-        </w:rPr>
-        <w:t>中，惡人被比作蛇。</w:t>
-      </w:r>
-      <w:hyperlink r:id="rId30">
-        <w:r>
-          <w:rPr>
-            <w:lang w:val="zh_TW" w:bidi="zh_TW"/>
-          </w:rPr>
-          <w:rPr>
-            <w:color w:val="0000EE"/>
-            <w:u w:val="single"/>
-          </w:rPr>
-          <w:t>詩篇一四〇篇3節</w:t>
-        </w:r>
-      </w:hyperlink>
-      <w:r>
-        <w:rPr>
-          <w:lang w:val="zh_TW" w:bidi="zh_TW"/>
-        </w:rPr>
-        <w:t>描述人們的舌頭像蛇一樣尖利，他們的嘴唇有虺蛇的毒氣。</w:t>
-      </w:r>
-      <w:hyperlink r:id="rId31">
-        <w:r>
-          <w:rPr>
-            <w:lang w:val="zh_TW" w:bidi="zh_TW"/>
-          </w:rPr>
-          <w:rPr>
-            <w:color w:val="0000EE"/>
-            <w:u w:val="single"/>
-          </w:rPr>
-          <w:t>箴言二十三章32節</w:t>
-        </w:r>
-      </w:hyperlink>
-      <w:r>
-        <w:rPr>
-          <w:lang w:val="zh_TW" w:bidi="zh_TW"/>
-        </w:rPr>
-        <w:t>將烈酒比作蛇的咬傷，說它「咬你如蛇，刺你如毒蛇」。</w:t>
-      </w:r>
-      <w:hyperlink r:id="rId32">
-        <w:r>
-          <w:rPr>
-            <w:lang w:val="zh_TW" w:bidi="zh_TW"/>
-          </w:rPr>
-          <w:rPr>
-            <w:color w:val="0000EE"/>
-            <w:u w:val="single"/>
-          </w:rPr>
-          <w:t>耶利米書八章17節</w:t>
-        </w:r>
-      </w:hyperlink>
-      <w:r>
-        <w:rPr>
-          <w:lang w:val="zh_TW" w:bidi="zh_TW"/>
-        </w:rPr>
-        <w:t>描述以色列的敵人為「不服法術的， 必咬你們」。</w:t>
-      </w:r>
-    </w:p>
-    <w:p>
-      <w:pPr/>
-      <w:r>
-        <w:rPr>
-          <w:lang w:val="zh_TW" w:bidi="zh_TW"/>
-        </w:rPr>
-      </w:r>
-      <w:r>
-        <w:rPr>
-          <w:lang w:val="zh_TW" w:bidi="zh_TW"/>
-        </w:rPr>
-        <w:t>正面來說，蛇以其智慧著稱。耶穌勸告祂的門徒：「靈巧像蛇，馴良像鴿子」（</w:t>
-      </w:r>
-      <w:hyperlink r:id="rId33">
-        <w:r>
-          <w:rPr>
-            <w:lang w:val="zh_TW" w:bidi="zh_TW"/>
-          </w:rPr>
-          <w:rPr>
-            <w:color w:val="0000EE"/>
-            <w:u w:val="single"/>
-          </w:rPr>
-          <w:t>太10:16</w:t>
-        </w:r>
-      </w:hyperlink>
-      <w:r>
-        <w:rPr>
-          <w:lang w:val="zh_TW" w:bidi="zh_TW"/>
-        </w:rPr>
-        <w:t>）。然而，蛇的主要意象是負面的。它象徵欺騙。耶穌稱文士和法利賽人為：「蛇類、毒蛇之種」（</w:t>
-      </w:r>
-      <w:hyperlink r:id="rId34">
-        <w:r>
-          <w:rPr>
-            <w:lang w:val="zh_TW" w:bidi="zh_TW"/>
-          </w:rPr>
-          <w:rPr>
-            <w:color w:val="0000EE"/>
-            <w:u w:val="single"/>
-          </w:rPr>
-          <w:t>太23:33</w:t>
-        </w:r>
-      </w:hyperlink>
-      <w:r>
-        <w:rPr>
-          <w:lang w:val="zh_TW" w:bidi="zh_TW"/>
-        </w:rPr>
-        <w:t>）。施洗約翰也稱法利賽人和撒都該人為「毒蛇的種類」（</w:t>
-      </w:r>
-      <w:hyperlink r:id="rId35">
-        <w:r>
-          <w:rPr>
-            <w:lang w:val="zh_TW" w:bidi="zh_TW"/>
-          </w:rPr>
-          <w:rPr>
-            <w:color w:val="0000EE"/>
-            <w:u w:val="single"/>
-          </w:rPr>
-          <w:t>太3:7</w:t>
-        </w:r>
-      </w:hyperlink>
-      <w:r>
-        <w:rPr>
-          <w:lang w:val="zh_TW" w:bidi="zh_TW"/>
-        </w:rPr>
-        <w:t>）。</w:t>
-      </w:r>
-    </w:p>
-    <w:p>
-      <w:pPr/>
-      <w:r>
-        <w:rPr>
-          <w:lang w:val="zh_TW" w:bidi="zh_TW"/>
-        </w:rPr>
-      </w:r>
-      <w:r>
-        <w:rPr>
-          <w:i/>
-          <w:lang w:val="zh_TW" w:bidi="zh_TW"/>
-        </w:rPr>
-        <w:t>見</w:t>
-      </w:r>
-      <w:r>
-        <w:rPr>
-          <w:lang w:val="zh_TW" w:bidi="zh_TW"/>
-        </w:rPr>
-        <w:t>動物</w:t>
-      </w:r>
-      <w:r>
-        <w:rPr>
-          <w:lang w:val="zh_TW" w:bidi="zh_TW"/>
-        </w:rPr>
-        <w:t>。</w:t>
-      </w:r>
-      <w:r>
-        <w:rPr>
-          <w:lang w:val="zh_TW" w:bidi="zh_TW"/>
-        </w:rPr>
-      </w:r>
-      <w:r>
-        <w:rPr>
-          <w:lang w:val="zh_TW" w:bidi="zh_TW"/>
-        </w:rPr>
-      </w:r>
-    </w:p>
-    <w:p>
-      <w:pPr/>
-      <w:r>
-        <w:rPr>
-          <w:lang w:val="zh_TW" w:bidi="zh_TW"/>
-        </w:rPr>
-      </w:r>
-    </w:p>
-    <w:p>
-      <w:pPr>
-        <w:pStyle w:val="Heading2"/>
-      </w:pPr>
-      <w:r>
-        <w:rPr>
-          <w:lang w:val="zh_TW" w:bidi="zh_TW"/>
-        </w:rPr>
-        <w:t>赦罪</w:t>
-      </w:r>
-      <w:r>
-        <w:rPr>
-          <w:lang w:val="zh_TW" w:bidi="zh_TW"/>
-        </w:rPr>
-      </w:r>
-    </w:p>
-    <w:p>
-      <w:pPr/>
-      <w:r>
-        <w:rPr>
-          <w:lang w:val="zh_TW" w:bidi="zh_TW"/>
-        </w:rPr>
-      </w:r>
-      <w:r>
-        <w:rPr>
-          <w:lang w:val="zh_TW" w:bidi="zh_TW"/>
-        </w:rPr>
-        <w:t>此短語在一些英譯本中與「罪得赦免（forgiveness of sins）」同義。新約中使用多種詞語來表達同一個真理。對於罪得赦免的概念，有多種表達方式（「寬容（passing over）」，</w:t>
-      </w:r>
-      <w:hyperlink r:id="rId36">
-        <w:r>
-          <w:rPr>
-            <w:lang w:val="zh_TW" w:bidi="zh_TW"/>
-          </w:rPr>
-          <w:rPr>
-            <w:color w:val="0000EE"/>
-            <w:u w:val="single"/>
-          </w:rPr>
-          <w:t>羅3:25</w:t>
-        </w:r>
-      </w:hyperlink>
-      <w:r>
-        <w:rPr>
-          <w:lang w:val="zh_TW" w:bidi="zh_TW"/>
-        </w:rPr>
-        <w:t>；「遮蓋」，</w:t>
-      </w:r>
-      <w:hyperlink r:id="rId37">
-        <w:r>
-          <w:rPr>
-            <w:lang w:val="zh_TW" w:bidi="zh_TW"/>
-          </w:rPr>
-          <w:rPr>
-            <w:color w:val="0000EE"/>
-            <w:u w:val="single"/>
-          </w:rPr>
-          <w:t>羅4:7</w:t>
-        </w:r>
-      </w:hyperlink>
-      <w:r>
-        <w:rPr>
-          <w:lang w:val="zh_TW" w:bidi="zh_TW"/>
-        </w:rPr>
-        <w:t>；「不算為有罪」，</w:t>
-      </w:r>
-      <w:hyperlink r:id="rId38">
-        <w:r>
-          <w:rPr>
-            <w:lang w:val="zh_TW" w:bidi="zh_TW"/>
-          </w:rPr>
-          <w:rPr>
-            <w:color w:val="0000EE"/>
-            <w:u w:val="single"/>
-          </w:rPr>
-          <w:t>羅4:8</w:t>
-        </w:r>
-      </w:hyperlink>
-      <w:r>
-        <w:rPr>
-          <w:lang w:val="zh_TW" w:bidi="zh_TW"/>
-        </w:rPr>
-        <w:t>；「不再記念」，</w:t>
-      </w:r>
-      <w:hyperlink r:id="rId39">
-        <w:r>
-          <w:rPr>
-            <w:lang w:val="zh_TW" w:bidi="zh_TW"/>
-          </w:rPr>
-          <w:rPr>
-            <w:color w:val="0000EE"/>
-            <w:u w:val="single"/>
-          </w:rPr>
-          <w:t>來10:17</w:t>
-        </w:r>
-      </w:hyperlink>
-      <w:r>
-        <w:rPr>
-          <w:lang w:val="zh_TW" w:bidi="zh_TW"/>
-        </w:rPr>
-        <w:t>）。其中一個最重要的是譯為「赦免（remission）」的詞（</w:t>
-      </w:r>
-      <w:hyperlink r:id="rId40">
-        <w:r>
-          <w:rPr>
-            <w:lang w:val="zh_TW" w:bidi="zh_TW"/>
-          </w:rPr>
-          <w:rPr>
-            <w:color w:val="0000EE"/>
-            <w:u w:val="single"/>
-          </w:rPr>
-          <w:t>太26:28</w:t>
-        </w:r>
-      </w:hyperlink>
-      <w:r>
-        <w:rPr>
-          <w:lang w:val="zh_TW" w:bidi="zh_TW"/>
-        </w:rPr>
-        <w:t>；</w:t>
-      </w:r>
-      <w:hyperlink r:id="rId41">
-        <w:r>
-          <w:rPr>
-            <w:lang w:val="zh_TW" w:bidi="zh_TW"/>
-          </w:rPr>
-          <w:rPr>
-            <w:color w:val="0000EE"/>
-            <w:u w:val="single"/>
-          </w:rPr>
-          <w:t>可1:4</w:t>
-        </w:r>
-      </w:hyperlink>
-      <w:r>
-        <w:rPr>
-          <w:lang w:val="zh_TW" w:bidi="zh_TW"/>
-        </w:rPr>
-        <w:t>；</w:t>
-      </w:r>
-      <w:hyperlink r:id="rId42">
-        <w:r>
-          <w:rPr>
-            <w:lang w:val="zh_TW" w:bidi="zh_TW"/>
-          </w:rPr>
-          <w:rPr>
-            <w:color w:val="0000EE"/>
-            <w:u w:val="single"/>
-          </w:rPr>
-          <w:t>路1:77</w:t>
-        </w:r>
-      </w:hyperlink>
-      <w:r>
-        <w:rPr>
-          <w:lang w:val="zh_TW" w:bidi="zh_TW"/>
-        </w:rPr>
-        <w:t>，</w:t>
-      </w:r>
-      <w:hyperlink r:id="rId43">
-        <w:r>
-          <w:rPr>
-            <w:lang w:val="zh_TW" w:bidi="zh_TW"/>
-          </w:rPr>
-          <w:rPr>
-            <w:color w:val="0000EE"/>
-            <w:u w:val="single"/>
-          </w:rPr>
-          <w:t>3:3</w:t>
-        </w:r>
-      </w:hyperlink>
-      <w:r>
-        <w:rPr>
-          <w:lang w:val="zh_TW" w:bidi="zh_TW"/>
-        </w:rPr>
-        <w:t>，</w:t>
-      </w:r>
-      <w:hyperlink r:id="rId44">
-        <w:r>
-          <w:rPr>
-            <w:lang w:val="zh_TW" w:bidi="zh_TW"/>
-          </w:rPr>
-          <w:rPr>
-            <w:color w:val="0000EE"/>
-            <w:u w:val="single"/>
-          </w:rPr>
-          <w:t>24:47</w:t>
-        </w:r>
-      </w:hyperlink>
-      <w:r>
-        <w:rPr>
-          <w:lang w:val="zh_TW" w:bidi="zh_TW"/>
-        </w:rPr>
-        <w:t>；</w:t>
-      </w:r>
-      <w:hyperlink r:id="rId45">
-        <w:r>
-          <w:rPr>
-            <w:lang w:val="zh_TW" w:bidi="zh_TW"/>
-          </w:rPr>
-          <w:rPr>
-            <w:color w:val="0000EE"/>
-            <w:u w:val="single"/>
-          </w:rPr>
-          <w:t>徒2:38，</w:t>
-        </w:r>
-      </w:hyperlink>
-      <w:hyperlink r:id="rId46">
-        <w:r>
-          <w:rPr>
-            <w:lang w:val="zh_TW" w:bidi="zh_TW"/>
-          </w:rPr>
-          <w:rPr>
-            <w:color w:val="0000EE"/>
-            <w:u w:val="single"/>
-          </w:rPr>
-          <w:t>10:43</w:t>
-        </w:r>
-      </w:hyperlink>
-      <w:r>
-        <w:rPr>
-          <w:lang w:val="zh_TW" w:bidi="zh_TW"/>
-        </w:rPr>
-        <w:t>；</w:t>
-      </w:r>
-      <w:hyperlink r:id="rId47">
-        <w:r>
-          <w:rPr>
-            <w:lang w:val="zh_TW" w:bidi="zh_TW"/>
-          </w:rPr>
-          <w:rPr>
-            <w:color w:val="0000EE"/>
-            <w:u w:val="single"/>
-          </w:rPr>
-          <w:t>來9:22</w:t>
-        </w:r>
-      </w:hyperlink>
-      <w:r>
-        <w:rPr>
-          <w:lang w:val="zh_TW" w:bidi="zh_TW"/>
-        </w:rPr>
-        <w:t>，</w:t>
-      </w:r>
-      <w:hyperlink r:id="rId48">
-        <w:r>
-          <w:rPr>
-            <w:lang w:val="zh_TW" w:bidi="zh_TW"/>
-          </w:rPr>
-          <w:rPr>
-            <w:color w:val="0000EE"/>
-            <w:u w:val="single"/>
-          </w:rPr>
-          <w:t>10:18</w:t>
-        </w:r>
-      </w:hyperlink>
-      <w:r>
-        <w:rPr>
-          <w:lang w:val="zh_TW" w:bidi="zh_TW"/>
-        </w:rPr>
-        <w:t>）。</w:t>
-      </w:r>
-    </w:p>
-    <w:p>
-      <w:pPr/>
-      <w:r>
-        <w:rPr>
-          <w:lang w:val="zh_TW" w:bidi="zh_TW"/>
-        </w:rPr>
-      </w:r>
-      <w:r>
-        <w:rPr>
-          <w:lang w:val="zh_TW" w:bidi="zh_TW"/>
-        </w:rPr>
-        <w:t>這個詞在希臘文中有一個有趣的傳統。在法律上，它被用來表示解除職務、免除責任、豁免債務或懲罰。後來，它也指特赦或免稅。在新約的用法中，該動詞意為「釋放」、「留下」或「送走」。因此，這個名詞可以（而且經常）被翻譯為「饒恕」以及「赦免」（</w:t>
-      </w:r>
-      <w:hyperlink r:id="rId49">
-        <w:r>
-          <w:rPr>
-            <w:lang w:val="zh_TW" w:bidi="zh_TW"/>
-          </w:rPr>
-          <w:rPr>
-            <w:color w:val="0000EE"/>
-            <w:u w:val="single"/>
-          </w:rPr>
-          <w:t>徒5:31</w:t>
-        </w:r>
-      </w:hyperlink>
-      <w:r>
-        <w:rPr>
-          <w:lang w:val="zh_TW" w:bidi="zh_TW"/>
-        </w:rPr>
-        <w:t>，</w:t>
-      </w:r>
-      <w:hyperlink r:id="rId50">
-        <w:r>
-          <w:rPr>
-            <w:lang w:val="zh_TW" w:bidi="zh_TW"/>
-          </w:rPr>
-          <w:rPr>
-            <w:color w:val="0000EE"/>
-            <w:u w:val="single"/>
-          </w:rPr>
-          <w:t>13:38</w:t>
-        </w:r>
-      </w:hyperlink>
-      <w:r>
-        <w:rPr>
-          <w:lang w:val="zh_TW" w:bidi="zh_TW"/>
-        </w:rPr>
-        <w:t>，</w:t>
-      </w:r>
-      <w:hyperlink r:id="rId51">
-        <w:r>
-          <w:rPr>
-            <w:lang w:val="zh_TW" w:bidi="zh_TW"/>
-          </w:rPr>
-          <w:rPr>
-            <w:color w:val="0000EE"/>
-            <w:u w:val="single"/>
-          </w:rPr>
-          <w:t>26:18</w:t>
-        </w:r>
-      </w:hyperlink>
-      <w:r>
-        <w:rPr>
-          <w:lang w:val="zh_TW" w:bidi="zh_TW"/>
-        </w:rPr>
-        <w:t>；</w:t>
-      </w:r>
-      <w:hyperlink r:id="rId52">
-        <w:r>
-          <w:rPr>
-            <w:lang w:val="zh_TW" w:bidi="zh_TW"/>
-          </w:rPr>
-          <w:rPr>
-            <w:color w:val="0000EE"/>
-            <w:u w:val="single"/>
-          </w:rPr>
-          <w:t>弗1:7</w:t>
-        </w:r>
-      </w:hyperlink>
-      <w:r>
-        <w:rPr>
-          <w:lang w:val="zh_TW" w:bidi="zh_TW"/>
-        </w:rPr>
-        <w:t>；</w:t>
-      </w:r>
-      <w:hyperlink r:id="rId53">
-        <w:r>
-          <w:rPr>
-            <w:lang w:val="zh_TW" w:bidi="zh_TW"/>
-          </w:rPr>
-          <w:rPr>
-            <w:color w:val="0000EE"/>
-            <w:u w:val="single"/>
-          </w:rPr>
-          <w:t>西1:14</w:t>
-        </w:r>
-      </w:hyperlink>
-      <w:r>
-        <w:rPr>
-          <w:lang w:val="zh_TW" w:bidi="zh_TW"/>
-        </w:rPr>
-        <w:t>）。雖然饒恕可以在人與人之間以及神與人之間發生，但「赦免」這個詞所指的饒恕幾乎總是指神的赦免（</w:t>
-      </w:r>
-      <w:hyperlink r:id="rId40">
-        <w:r>
-          <w:rPr>
-            <w:lang w:val="zh_TW" w:bidi="zh_TW"/>
-          </w:rPr>
-          <w:rPr>
-            <w:color w:val="0000EE"/>
-            <w:u w:val="single"/>
-          </w:rPr>
-          <w:t>太26:28</w:t>
-        </w:r>
-      </w:hyperlink>
-      <w:r>
-        <w:rPr>
-          <w:lang w:val="zh_TW" w:bidi="zh_TW"/>
-        </w:rPr>
-        <w:t>；</w:t>
-      </w:r>
-      <w:hyperlink r:id="rId46">
-        <w:r>
-          <w:rPr>
-            <w:lang w:val="zh_TW" w:bidi="zh_TW"/>
-          </w:rPr>
-          <w:rPr>
-            <w:color w:val="0000EE"/>
-            <w:u w:val="single"/>
-          </w:rPr>
-          <w:t>徒10:43</w:t>
-        </w:r>
-      </w:hyperlink>
-      <w:r>
-        <w:rPr>
-          <w:lang w:val="zh_TW" w:bidi="zh_TW"/>
-        </w:rPr>
-        <w:t>）。</w:t>
-      </w:r>
-    </w:p>
-    <w:p>
-      <w:pPr/>
-      <w:r>
-        <w:rPr>
-          <w:lang w:val="zh_TW" w:bidi="zh_TW"/>
-        </w:rPr>
-      </w:r>
-      <w:r>
-        <w:rPr>
-          <w:i/>
-          <w:lang w:val="zh_TW" w:bidi="zh_TW"/>
-        </w:rPr>
-        <w:t>另見</w:t>
-      </w:r>
-      <w:r>
-        <w:rPr>
-          <w:lang w:val="zh_TW" w:bidi="zh_TW"/>
-        </w:rPr>
-        <w:t xml:space="preserve"> </w:t>
-      </w:r>
-      <w:r>
-        <w:rPr>
-          <w:lang w:val="zh_TW" w:bidi="zh_TW"/>
-        </w:rPr>
-        <w:t>饒恕</w:t>
-      </w:r>
-      <w:r>
-        <w:rPr>
-          <w:lang w:val="zh_TW" w:bidi="zh_TW"/>
-        </w:rPr>
-        <w:t>。</w:t>
-      </w:r>
-      <w:r>
-        <w:rPr>
-          <w:lang w:val="zh_TW" w:bidi="zh_TW"/>
-        </w:rPr>
-      </w:r>
-      <w:r>
-        <w:rPr>
-          <w:lang w:val="zh_TW" w:bidi="zh_TW"/>
-        </w:rPr>
-      </w:r>
-    </w:p>
-    <w:p>
-      <w:pPr/>
-      <w:r>
-        <w:rPr>
-          <w:lang w:val="zh_TW" w:bidi="zh_TW"/>
-        </w:rPr>
-      </w:r>
-    </w:p>
-    <w:p>
-      <w:pPr>
-        <w:pStyle w:val="Heading2"/>
-      </w:pPr>
-      <w:r>
-        <w:rPr>
-          <w:lang w:val="zh_TW" w:bidi="zh_TW"/>
-        </w:rPr>
-        <w:t>攝理</w:t>
-      </w:r>
-      <w:r>
-        <w:rPr>
-          <w:lang w:val="zh_TW" w:bidi="zh_TW"/>
-        </w:rPr>
-      </w:r>
-    </w:p>
-    <w:p>
-      <w:pPr/>
-      <w:r>
-        <w:rPr>
-          <w:lang w:val="zh_TW" w:bidi="zh_TW"/>
-        </w:rPr>
-      </w:r>
-      <w:r>
-        <w:rPr>
-          <w:lang w:val="zh_TW" w:bidi="zh_TW"/>
-        </w:rPr>
-        <w:t>神在歷史中扶助人類的作為，特別是扶助那些信靠祂的人。</w:t>
-      </w:r>
-    </w:p>
-    <w:p>
-      <w:pPr>
-        <w:pStyle w:val="Heading3"/>
-      </w:pPr>
-      <w:r>
-        <w:rPr>
-          <w:lang w:val="zh_TW" w:bidi="zh_TW"/>
-        </w:rPr>
-        <w:t>攝理的重要性</w:t>
-      </w:r>
-    </w:p>
-    <w:p>
-      <w:pPr/>
-      <w:r>
-        <w:rPr>
-          <w:lang w:val="zh_TW" w:bidi="zh_TW"/>
-        </w:rPr>
-      </w:r>
-      <w:r>
-        <w:rPr>
-          <w:lang w:val="zh_TW" w:bidi="zh_TW"/>
-        </w:rPr>
-        <w:t>歷世歷代，許多人都在神的看顧裡得著安慰。神沒有將地球留在宇宙中自生自滅，也沒有片刻忘記人。神臨到人當中、與人相交、掌權管理，也介入我們的生命、供應我們的需要。神攝理我們，因此我們要感謝祂。</w:t>
-      </w:r>
-    </w:p>
-    <w:p>
-      <w:pPr>
-        <w:pStyle w:val="Heading3"/>
-      </w:pPr>
-      <w:r>
-        <w:rPr>
-          <w:lang w:val="zh_TW" w:bidi="zh_TW"/>
-        </w:rPr>
-        <w:t>關於攝理的錯誤觀念</w:t>
-      </w:r>
-    </w:p>
-    <w:p>
-      <w:pPr/>
-      <w:r>
-        <w:rPr>
-          <w:lang w:val="zh_TW" w:bidi="zh_TW"/>
-        </w:rPr>
-      </w:r>
-      <w:r>
-        <w:rPr>
-          <w:lang w:val="zh_TW" w:bidi="zh_TW"/>
-        </w:rPr>
-        <w:t>關於攝理有許多錯誤觀念，這顯出它是一個重要的議題。當人否認神有位格，而他們對攝理的理解又不根據聖經的教導時，就會產生錯誤。如此一來，人只能將萬事看作有一股不相宜的力量在支配。在這些錯誤觀念中存在許多矛盾，包括：</w:t>
+        <w:t>在舊約和新約之間的時期，猶太思想進一步發展了撒但的概念。牠被稱為彼列、</w:t>
+      </w:r>
+      <w:r>
+        <w:rPr>
+          <w:lang w:val="zh_TW" w:bidi="zh_TW"/>
+        </w:rPr>
+        <w:t>馬斯泰瑪（</w:t>
+      </w:r>
+      <w:r>
+        <w:rPr>
+          <w:lang w:val="zh_TW" w:bidi="zh_TW"/>
+        </w:rPr>
+        <w:t>Mastema</w:t>
+      </w:r>
+      <w:r>
+        <w:rPr>
+          <w:lang w:val="zh_TW" w:bidi="zh_TW"/>
+        </w:rPr>
+        <w:t>）</w:t>
+      </w:r>
+      <w:r>
+        <w:rPr>
+          <w:lang w:val="zh_TW" w:bidi="zh_TW"/>
+        </w:rPr>
+        <w:t>和撒瑪爾（Sammael），並以三種不同的方式被描述：</w:t>
       </w:r>
     </w:p>
     <w:p>
@@ -1299,16 +435,21 @@
       </w:r>
       <w:r>
         <w:rPr>
-          <w:b/>
-          <w:lang w:val="zh_TW" w:bidi="zh_TW"/>
-        </w:rPr>
-        <w:t>命運</w:t>
-      </w:r>
-      <w:r>
-        <w:rPr>
-          <w:lang w:val="zh_TW" w:bidi="zh_TW"/>
-        </w:rPr>
-        <w:t>：有些人認為人生受一種不可預測的命運控制，他們會說像「命運使然」這類的話。</w:t>
+          <w:lang w:val="zh_TW" w:bidi="zh_TW"/>
+        </w:rPr>
+        <w:t>舊約中的撒但重新以試探者的形象出現，在神面前控告人，並阻礙神的救贖計劃（</w:t>
+      </w:r>
+      <w:r>
+        <w:rPr>
+          <w:lang w:val="zh_TW" w:bidi="zh_TW"/>
+        </w:rPr>
+        <w:t>禧年集</w:t>
+      </w:r>
+      <w:r>
+        <w:rPr>
+          <w:lang w:val="zh_TW" w:bidi="zh_TW"/>
+        </w:rPr>
+        <w:t>11:5，17:16；摩西升天記17章；以諾一書40:7）。</w:t>
       </w:r>
     </w:p>
     <w:p>
@@ -1324,16 +465,21 @@
       </w:r>
       <w:r>
         <w:rPr>
-          <w:b/>
-          <w:lang w:val="zh_TW" w:bidi="zh_TW"/>
-        </w:rPr>
-        <w:t>運氣</w:t>
-      </w:r>
-      <w:r>
-        <w:rPr>
-          <w:lang w:val="zh_TW" w:bidi="zh_TW"/>
-        </w:rPr>
-        <w:t>：也有人相信有「福氣」或「運氣」。但運氣不是一個有位格的存有，所以算命的人試圖去理解它，有些人甚至造出「幸運女神（lady luck）」之類的觀念（把運氣想成一位用法術掌控事件的女子）。</w:t>
+          <w:lang w:val="zh_TW" w:bidi="zh_TW"/>
+        </w:rPr>
+        <w:t>死海古卷中，撒但（彼列）被描繪為邪惡勢力的首領。這可能受到</w:t>
+      </w:r>
+      <w:r>
+        <w:rPr>
+          <w:lang w:val="zh_TW" w:bidi="zh_TW"/>
+        </w:rPr>
+        <w:t>拜火教</w:t>
+      </w:r>
+      <w:r>
+        <w:rPr>
+          <w:lang w:val="zh_TW" w:bidi="zh_TW"/>
+        </w:rPr>
+        <w:t>（Zoroastrianism，古波斯宗教）的影響，但它仍然保持了一神論的觀點，即一位創造了彼列和光明之子的神。</w:t>
       </w:r>
     </w:p>
     <w:p>
@@ -1349,41 +495,9 @@
       </w:r>
       <w:r>
         <w:rPr>
-          <w:b/>
-          <w:lang w:val="zh_TW" w:bidi="zh_TW"/>
-        </w:rPr>
-        <w:t>巧合</w:t>
-      </w:r>
-      <w:r>
-        <w:rPr>
-          <w:lang w:val="zh_TW" w:bidi="zh_TW"/>
-        </w:rPr>
-        <w:t>：有人把偶然發現好事的功勞歸給自己。這忽略了神的作為，也沒有獻上感謝。</w:t>
-      </w:r>
-    </w:p>
-    <w:p>
-      <w:pPr>
-        <w:pStyle w:val="ListNumber"/>
-        <w:spacing w:line="240" w:lineRule="auto"/>
-        <w:ind w:left="720"/>
-      </w:pPr>
-      <w:r>
-        <w:rPr>
-          <w:lang w:val="zh_TW" w:bidi="zh_TW"/>
-        </w:rPr>
-      </w:r>
-      <w:r>
-        <w:rPr>
-          <w:b/>
-          <w:lang w:val="zh_TW" w:bidi="zh_TW"/>
-        </w:rPr>
-        <w:t>歷史</w:t>
-      </w:r>
-      <w:r>
-        <w:rPr>
-          <w:lang w:val="zh_TW" w:bidi="zh_TW"/>
-        </w:rPr>
-        <w:t>：有些群體相信歷史支持他們的觀念。例如：</w:t>
+          <w:lang w:val="zh_TW" w:bidi="zh_TW"/>
+        </w:rPr>
+        <w:t>撒但被加入到一些原本並未提及牠的舊約故事中：</w:t>
       </w:r>
     </w:p>
     <w:p>
@@ -1401,7 +515,25 @@
         <w:rPr>
           <w:lang w:val="zh_TW" w:bidi="zh_TW"/>
         </w:rPr>
-        <w:t>馬克思主義的支持者（跟從馬克思〔Karl Marx〕思想的人）曾說：「歷史站在我們這邊。」他們相信未來的事件必然會導向一個由共產主義統治的世界。</w:t>
+        <w:t>牠貪戀夏娃，導致人的墮落（</w:t>
+      </w:r>
+      <w:hyperlink r:id="rId19">
+        <w:r>
+          <w:rPr>
+            <w:lang w:val="zh_TW" w:bidi="zh_TW"/>
+          </w:rPr>
+          <w:rPr>
+            <w:color w:val="0000EE"/>
+            <w:u w:val="single"/>
+          </w:rPr>
+          <w:t>所羅門智訓2:24</w:t>
+        </w:r>
+      </w:hyperlink>
+      <w:r>
+        <w:rPr>
+          <w:lang w:val="zh_TW" w:bidi="zh_TW"/>
+        </w:rPr>
+        <w:t>）</w:t>
       </w:r>
     </w:p>
     <w:p>
@@ -1419,7 +551,2346 @@
         <w:rPr>
           <w:lang w:val="zh_TW" w:bidi="zh_TW"/>
         </w:rPr>
-        <w:t>一些美國領袖相信「昭昭天命（Manifest Destiny）」。這種觀念宣稱，美國注定要在其所在的地區，甚至在全世界成為最強大的國家。</w:t>
+        <w:t>牠控制在</w:t>
+      </w:r>
+      <w:hyperlink r:id="rId20">
+        <w:r>
+          <w:rPr>
+            <w:lang w:val="zh_TW" w:bidi="zh_TW"/>
+          </w:rPr>
+          <w:rPr>
+            <w:color w:val="0000EE"/>
+            <w:u w:val="single"/>
+          </w:rPr>
+          <w:t>創世記六章1至4節</w:t>
+        </w:r>
+      </w:hyperlink>
+      <w:r>
+        <w:rPr>
+          <w:lang w:val="zh_TW" w:bidi="zh_TW"/>
+        </w:rPr>
+        <w:t>（</w:t>
+      </w:r>
+      <w:r>
+        <w:rPr>
+          <w:lang w:val="zh_TW" w:bidi="zh_TW"/>
+        </w:rPr>
+        <w:t>禧年集</w:t>
+      </w:r>
+      <w:r>
+        <w:rPr>
+          <w:lang w:val="zh_TW" w:bidi="zh_TW"/>
+        </w:rPr>
+        <w:t>10:5–8，19:28）中墮落的天使，或</w:t>
+      </w:r>
+    </w:p>
+    <w:p>
+      <w:pPr>
+        <w:pStyle w:val="ListBullet"/>
+        <w:spacing w:line="240" w:lineRule="auto"/>
+        <w:ind w:left="1440"/>
+      </w:pPr>
+      <w:r>
+        <w:rPr>
+          <w:lang w:val="zh_TW" w:bidi="zh_TW"/>
+        </w:rPr>
+      </w:r>
+      <w:r>
+        <w:rPr>
+          <w:lang w:val="zh_TW" w:bidi="zh_TW"/>
+        </w:rPr>
+        <w:t>牠本身就是墮落的天使（以諾二書29:4）。</w:t>
+      </w:r>
+    </w:p>
+    <w:p>
+      <w:pPr>
+        <w:pStyle w:val="Heading3"/>
+      </w:pPr>
+      <w:r>
+        <w:rPr>
+          <w:lang w:val="zh_TW" w:bidi="zh_TW"/>
+        </w:rPr>
+        <w:t>新約中的撒但</w:t>
+      </w:r>
+    </w:p>
+    <w:p>
+      <w:pPr/>
+      <w:r>
+        <w:rPr>
+          <w:lang w:val="zh_TW" w:bidi="zh_TW"/>
+        </w:rPr>
+      </w:r>
+      <w:r>
+        <w:rPr>
+          <w:lang w:val="zh_TW" w:bidi="zh_TW"/>
+        </w:rPr>
+        <w:t>在新約中，撒但的形象更為完整，並有多種稱呼：</w:t>
+      </w:r>
+    </w:p>
+    <w:p>
+      <w:pPr>
+        <w:pStyle w:val="ListBullet"/>
+        <w:spacing w:line="240" w:lineRule="auto"/>
+        <w:ind w:left="720"/>
+      </w:pPr>
+      <w:r>
+        <w:rPr>
+          <w:lang w:val="zh_TW" w:bidi="zh_TW"/>
+        </w:rPr>
+      </w:r>
+      <w:r>
+        <w:rPr>
+          <w:lang w:val="zh_TW" w:bidi="zh_TW"/>
+        </w:rPr>
+        <w:t>撒但（希伯來文意為「控告者」）</w:t>
+      </w:r>
+    </w:p>
+    <w:p>
+      <w:pPr>
+        <w:pStyle w:val="ListBullet"/>
+        <w:spacing w:line="240" w:lineRule="auto"/>
+        <w:ind w:left="720"/>
+      </w:pPr>
+      <w:r>
+        <w:rPr>
+          <w:lang w:val="zh_TW" w:bidi="zh_TW"/>
+        </w:rPr>
+      </w:r>
+      <w:r>
+        <w:rPr>
+          <w:lang w:val="zh_TW" w:bidi="zh_TW"/>
+        </w:rPr>
+        <w:t>魔鬼（撒但的希臘文譯名）</w:t>
+      </w:r>
+    </w:p>
+    <w:p>
+      <w:pPr>
+        <w:pStyle w:val="ListBullet"/>
+        <w:spacing w:line="240" w:lineRule="auto"/>
+        <w:ind w:left="720"/>
+      </w:pPr>
+      <w:r>
+        <w:rPr>
+          <w:lang w:val="zh_TW" w:bidi="zh_TW"/>
+        </w:rPr>
+      </w:r>
+      <w:r>
+        <w:rPr>
+          <w:lang w:val="zh_TW" w:bidi="zh_TW"/>
+        </w:rPr>
+        <w:t>彼列</w:t>
+      </w:r>
+    </w:p>
+    <w:p>
+      <w:pPr>
+        <w:pStyle w:val="ListBullet"/>
+        <w:spacing w:line="240" w:lineRule="auto"/>
+        <w:ind w:left="720"/>
+      </w:pPr>
+      <w:r>
+        <w:rPr>
+          <w:lang w:val="zh_TW" w:bidi="zh_TW"/>
+        </w:rPr>
+      </w:r>
+      <w:r>
+        <w:rPr>
+          <w:lang w:val="zh_TW" w:bidi="zh_TW"/>
+        </w:rPr>
+        <w:t>別西卜</w:t>
+      </w:r>
+    </w:p>
+    <w:p>
+      <w:pPr>
+        <w:pStyle w:val="ListBullet"/>
+        <w:spacing w:line="240" w:lineRule="auto"/>
+        <w:ind w:left="720"/>
+      </w:pPr>
+      <w:r>
+        <w:rPr>
+          <w:lang w:val="zh_TW" w:bidi="zh_TW"/>
+        </w:rPr>
+      </w:r>
+      <w:r>
+        <w:rPr>
+          <w:lang w:val="zh_TW" w:bidi="zh_TW"/>
+        </w:rPr>
+        <w:t>對頭</w:t>
+      </w:r>
+    </w:p>
+    <w:p>
+      <w:pPr>
+        <w:pStyle w:val="ListBullet"/>
+        <w:spacing w:line="240" w:lineRule="auto"/>
+        <w:ind w:left="720"/>
+      </w:pPr>
+      <w:r>
+        <w:rPr>
+          <w:lang w:val="zh_TW" w:bidi="zh_TW"/>
+        </w:rPr>
+      </w:r>
+      <w:r>
+        <w:rPr>
+          <w:lang w:val="zh_TW" w:bidi="zh_TW"/>
+        </w:rPr>
+        <w:t>大龍</w:t>
+      </w:r>
+    </w:p>
+    <w:p>
+      <w:pPr>
+        <w:pStyle w:val="ListBullet"/>
+        <w:spacing w:line="240" w:lineRule="auto"/>
+        <w:ind w:left="720"/>
+      </w:pPr>
+      <w:r>
+        <w:rPr>
+          <w:lang w:val="zh_TW" w:bidi="zh_TW"/>
+        </w:rPr>
+      </w:r>
+      <w:r>
+        <w:rPr>
+          <w:lang w:val="zh_TW" w:bidi="zh_TW"/>
+        </w:rPr>
+        <w:t>仇敵</w:t>
+      </w:r>
+    </w:p>
+    <w:p>
+      <w:pPr>
+        <w:pStyle w:val="ListBullet"/>
+        <w:spacing w:line="240" w:lineRule="auto"/>
+        <w:ind w:left="720"/>
+      </w:pPr>
+      <w:r>
+        <w:rPr>
+          <w:lang w:val="zh_TW" w:bidi="zh_TW"/>
+        </w:rPr>
+      </w:r>
+      <w:r>
+        <w:rPr>
+          <w:lang w:val="zh_TW" w:bidi="zh_TW"/>
+        </w:rPr>
+        <w:t>那條蛇</w:t>
+      </w:r>
+    </w:p>
+    <w:p>
+      <w:pPr>
+        <w:pStyle w:val="ListBullet"/>
+        <w:spacing w:line="240" w:lineRule="auto"/>
+        <w:ind w:left="720"/>
+      </w:pPr>
+      <w:r>
+        <w:rPr>
+          <w:lang w:val="zh_TW" w:bidi="zh_TW"/>
+        </w:rPr>
+      </w:r>
+      <w:r>
+        <w:rPr>
+          <w:lang w:val="zh_TW" w:bidi="zh_TW"/>
+        </w:rPr>
+        <w:t>那試探人的</w:t>
+      </w:r>
+    </w:p>
+    <w:p>
+      <w:pPr>
+        <w:pStyle w:val="ListBullet"/>
+        <w:spacing w:line="240" w:lineRule="auto"/>
+        <w:ind w:left="720"/>
+      </w:pPr>
+      <w:r>
+        <w:rPr>
+          <w:lang w:val="zh_TW" w:bidi="zh_TW"/>
+        </w:rPr>
+      </w:r>
+      <w:r>
+        <w:rPr>
+          <w:lang w:val="zh_TW" w:bidi="zh_TW"/>
+        </w:rPr>
+        <w:t>那惡者</w:t>
+      </w:r>
+    </w:p>
+    <w:p>
+      <w:pPr/>
+      <w:r>
+        <w:rPr>
+          <w:lang w:val="zh_TW" w:bidi="zh_TW"/>
+        </w:rPr>
+      </w:r>
+      <w:r>
+        <w:rPr>
+          <w:lang w:val="zh_TW" w:bidi="zh_TW"/>
+        </w:rPr>
+        <w:t>牠被視為：</w:t>
+      </w:r>
+    </w:p>
+    <w:p>
+      <w:pPr>
+        <w:pStyle w:val="ListBullet"/>
+        <w:spacing w:line="240" w:lineRule="auto"/>
+        <w:ind w:left="720"/>
+      </w:pPr>
+      <w:r>
+        <w:rPr>
+          <w:lang w:val="zh_TW" w:bidi="zh_TW"/>
+        </w:rPr>
+      </w:r>
+      <w:r>
+        <w:rPr>
+          <w:lang w:val="zh_TW" w:bidi="zh_TW"/>
+        </w:rPr>
+        <w:t>一群天使的統領（</w:t>
+      </w:r>
+      <w:hyperlink r:id="rId21">
+        <w:r>
+          <w:rPr>
+            <w:lang w:val="zh_TW" w:bidi="zh_TW"/>
+          </w:rPr>
+          <w:rPr>
+            <w:color w:val="0000EE"/>
+            <w:u w:val="single"/>
+          </w:rPr>
+          <w:t>太25:41</w:t>
+        </w:r>
+      </w:hyperlink>
+      <w:r>
+        <w:rPr>
+          <w:lang w:val="zh_TW" w:bidi="zh_TW"/>
+        </w:rPr>
+        <w:t>）</w:t>
+      </w:r>
+    </w:p>
+    <w:p>
+      <w:pPr>
+        <w:pStyle w:val="ListBullet"/>
+        <w:spacing w:line="240" w:lineRule="auto"/>
+        <w:ind w:left="720"/>
+      </w:pPr>
+      <w:r>
+        <w:rPr>
+          <w:lang w:val="zh_TW" w:bidi="zh_TW"/>
+        </w:rPr>
+      </w:r>
+      <w:r>
+        <w:rPr>
+          <w:lang w:val="zh_TW" w:bidi="zh_TW"/>
+        </w:rPr>
+        <w:t>世界的掌控者（</w:t>
+      </w:r>
+      <w:hyperlink r:id="rId22">
+        <w:r>
+          <w:rPr>
+            <w:lang w:val="zh_TW" w:bidi="zh_TW"/>
+          </w:rPr>
+          <w:rPr>
+            <w:color w:val="0000EE"/>
+            <w:u w:val="single"/>
+          </w:rPr>
+          <w:t>路4:6</w:t>
+        </w:r>
+      </w:hyperlink>
+      <w:r>
+        <w:rPr>
+          <w:lang w:val="zh_TW" w:bidi="zh_TW"/>
+        </w:rPr>
+        <w:t>；</w:t>
+      </w:r>
+      <w:hyperlink r:id="rId23">
+        <w:r>
+          <w:rPr>
+            <w:lang w:val="zh_TW" w:bidi="zh_TW"/>
+          </w:rPr>
+          <w:rPr>
+            <w:color w:val="0000EE"/>
+            <w:u w:val="single"/>
+          </w:rPr>
+          <w:t>徒26:18</w:t>
+        </w:r>
+      </w:hyperlink>
+      <w:r>
+        <w:rPr>
+          <w:lang w:val="zh_TW" w:bidi="zh_TW"/>
+        </w:rPr>
+        <w:t>；</w:t>
+      </w:r>
+      <w:hyperlink r:id="rId24">
+        <w:r>
+          <w:rPr>
+            <w:lang w:val="zh_TW" w:bidi="zh_TW"/>
+          </w:rPr>
+          <w:rPr>
+            <w:color w:val="0000EE"/>
+            <w:u w:val="single"/>
+          </w:rPr>
+          <w:t>林後4:4</w:t>
+        </w:r>
+      </w:hyperlink>
+      <w:r>
+        <w:rPr>
+          <w:lang w:val="zh_TW" w:bidi="zh_TW"/>
+        </w:rPr>
+        <w:t>）</w:t>
+      </w:r>
+    </w:p>
+    <w:p>
+      <w:pPr>
+        <w:pStyle w:val="ListBullet"/>
+        <w:spacing w:line="240" w:lineRule="auto"/>
+        <w:ind w:left="720"/>
+      </w:pPr>
+      <w:r>
+        <w:rPr>
+          <w:lang w:val="zh_TW" w:bidi="zh_TW"/>
+        </w:rPr>
+      </w:r>
+      <w:r>
+        <w:rPr>
+          <w:lang w:val="zh_TW" w:bidi="zh_TW"/>
+        </w:rPr>
+        <w:t>所有非基督徒的掌控者（</w:t>
+      </w:r>
+      <w:hyperlink r:id="rId25">
+        <w:r>
+          <w:rPr>
+            <w:lang w:val="zh_TW" w:bidi="zh_TW"/>
+          </w:rPr>
+          <w:rPr>
+            <w:color w:val="0000EE"/>
+            <w:u w:val="single"/>
+          </w:rPr>
+          <w:t>可4:15</w:t>
+        </w:r>
+      </w:hyperlink>
+      <w:r>
+        <w:rPr>
+          <w:lang w:val="zh_TW" w:bidi="zh_TW"/>
+        </w:rPr>
+        <w:t>；</w:t>
+      </w:r>
+      <w:hyperlink r:id="rId26">
+        <w:r>
+          <w:rPr>
+            <w:lang w:val="zh_TW" w:bidi="zh_TW"/>
+          </w:rPr>
+          <w:rPr>
+            <w:color w:val="0000EE"/>
+            <w:u w:val="single"/>
+          </w:rPr>
+          <w:t>約8:44</w:t>
+        </w:r>
+      </w:hyperlink>
+      <w:r>
+        <w:rPr>
+          <w:lang w:val="zh_TW" w:bidi="zh_TW"/>
+        </w:rPr>
+        <w:t>；</w:t>
+      </w:r>
+      <w:hyperlink r:id="rId27">
+        <w:r>
+          <w:rPr>
+            <w:lang w:val="zh_TW" w:bidi="zh_TW"/>
+          </w:rPr>
+          <w:rPr>
+            <w:color w:val="0000EE"/>
+            <w:u w:val="single"/>
+          </w:rPr>
+          <w:t>徒13:10</w:t>
+        </w:r>
+      </w:hyperlink>
+      <w:r>
+        <w:rPr>
+          <w:lang w:val="zh_TW" w:bidi="zh_TW"/>
+        </w:rPr>
+        <w:t>；</w:t>
+      </w:r>
+      <w:hyperlink r:id="rId28">
+        <w:r>
+          <w:rPr>
+            <w:lang w:val="zh_TW" w:bidi="zh_TW"/>
+          </w:rPr>
+          <w:rPr>
+            <w:color w:val="0000EE"/>
+            <w:u w:val="single"/>
+          </w:rPr>
+          <w:t>西1:13</w:t>
+        </w:r>
+      </w:hyperlink>
+      <w:r>
+        <w:rPr>
+          <w:lang w:val="zh_TW" w:bidi="zh_TW"/>
+        </w:rPr>
+        <w:t>）</w:t>
+      </w:r>
+    </w:p>
+    <w:p>
+      <w:pPr/>
+      <w:r>
+        <w:rPr>
+          <w:lang w:val="zh_TW" w:bidi="zh_TW"/>
+        </w:rPr>
+      </w:r>
+      <w:r>
+        <w:rPr>
+          <w:lang w:val="zh_TW" w:bidi="zh_TW"/>
+        </w:rPr>
+        <w:t>撒但是神的仇敵，想要將所有人與神分開。特別是基督徒的危險敵人（</w:t>
+      </w:r>
+      <w:hyperlink r:id="rId29">
+        <w:r>
+          <w:rPr>
+            <w:lang w:val="zh_TW" w:bidi="zh_TW"/>
+          </w:rPr>
+          <w:rPr>
+            <w:color w:val="0000EE"/>
+            <w:u w:val="single"/>
+          </w:rPr>
+          <w:t>路8:33</w:t>
+        </w:r>
+      </w:hyperlink>
+      <w:r>
+        <w:rPr>
+          <w:lang w:val="zh_TW" w:bidi="zh_TW"/>
+        </w:rPr>
+        <w:t>；</w:t>
+      </w:r>
+      <w:hyperlink r:id="rId30">
+        <w:r>
+          <w:rPr>
+            <w:lang w:val="zh_TW" w:bidi="zh_TW"/>
+          </w:rPr>
+          <w:rPr>
+            <w:color w:val="0000EE"/>
+            <w:u w:val="single"/>
+          </w:rPr>
+          <w:t>林前7:5</w:t>
+        </w:r>
+      </w:hyperlink>
+      <w:r>
+        <w:rPr>
+          <w:lang w:val="zh_TW" w:bidi="zh_TW"/>
+        </w:rPr>
+        <w:t>；</w:t>
+      </w:r>
+      <w:hyperlink r:id="rId31">
+        <w:r>
+          <w:rPr>
+            <w:lang w:val="zh_TW" w:bidi="zh_TW"/>
+          </w:rPr>
+          <w:rPr>
+            <w:color w:val="0000EE"/>
+            <w:u w:val="single"/>
+          </w:rPr>
+          <w:t>彼前5:8</w:t>
+        </w:r>
+      </w:hyperlink>
+      <w:r>
+        <w:rPr>
+          <w:lang w:val="zh_TW" w:bidi="zh_TW"/>
+        </w:rPr>
+        <w:t>），基督徒必須抵擋牠，不被牠的詭計所迷惑（</w:t>
+      </w:r>
+      <w:hyperlink r:id="rId32">
+        <w:r>
+          <w:rPr>
+            <w:lang w:val="zh_TW" w:bidi="zh_TW"/>
+          </w:rPr>
+          <w:rPr>
+            <w:color w:val="0000EE"/>
+            <w:u w:val="single"/>
+          </w:rPr>
+          <w:t>林後2:11</w:t>
+        </w:r>
+      </w:hyperlink>
+      <w:r>
+        <w:rPr>
+          <w:lang w:val="zh_TW" w:bidi="zh_TW"/>
+        </w:rPr>
+        <w:t>；</w:t>
+      </w:r>
+      <w:hyperlink r:id="rId33">
+        <w:r>
+          <w:rPr>
+            <w:lang w:val="zh_TW" w:bidi="zh_TW"/>
+          </w:rPr>
+          <w:rPr>
+            <w:color w:val="0000EE"/>
+            <w:u w:val="single"/>
+          </w:rPr>
+          <w:t>弗6:11</w:t>
+        </w:r>
+      </w:hyperlink>
+      <w:r>
+        <w:rPr>
+          <w:lang w:val="zh_TW" w:bidi="zh_TW"/>
+        </w:rPr>
+        <w:t>；</w:t>
+      </w:r>
+      <w:hyperlink r:id="rId34">
+        <w:r>
+          <w:rPr>
+            <w:lang w:val="zh_TW" w:bidi="zh_TW"/>
+          </w:rPr>
+          <w:rPr>
+            <w:color w:val="0000EE"/>
+            <w:u w:val="single"/>
+          </w:rPr>
+          <w:t>雅4:7</w:t>
+        </w:r>
+      </w:hyperlink>
+      <w:r>
+        <w:rPr>
+          <w:lang w:val="zh_TW" w:bidi="zh_TW"/>
+        </w:rPr>
+        <w:t>）。</w:t>
+      </w:r>
+    </w:p>
+    <w:p>
+      <w:pPr/>
+      <w:r>
+        <w:rPr>
+          <w:lang w:val="zh_TW" w:bidi="zh_TW"/>
+        </w:rPr>
+      </w:r>
+      <w:r>
+        <w:rPr>
+          <w:lang w:val="zh_TW" w:bidi="zh_TW"/>
+        </w:rPr>
+        <w:t>撒但透過以下方式執行牠的邪惡計劃：</w:t>
+      </w:r>
+    </w:p>
+    <w:p>
+      <w:pPr>
+        <w:pStyle w:val="ListBullet"/>
+        <w:spacing w:line="240" w:lineRule="auto"/>
+        <w:ind w:left="720"/>
+      </w:pPr>
+      <w:r>
+        <w:rPr>
+          <w:lang w:val="zh_TW" w:bidi="zh_TW"/>
+        </w:rPr>
+      </w:r>
+      <w:r>
+        <w:rPr>
+          <w:lang w:val="zh_TW" w:bidi="zh_TW"/>
+        </w:rPr>
+        <w:t>試探人（</w:t>
+      </w:r>
+      <w:hyperlink r:id="rId35">
+        <w:r>
+          <w:rPr>
+            <w:lang w:val="zh_TW" w:bidi="zh_TW"/>
+          </w:rPr>
+          <w:rPr>
+            <w:color w:val="0000EE"/>
+            <w:u w:val="single"/>
+          </w:rPr>
+          <w:t>約13:2</w:t>
+        </w:r>
+      </w:hyperlink>
+      <w:r>
+        <w:rPr>
+          <w:lang w:val="zh_TW" w:bidi="zh_TW"/>
+        </w:rPr>
+        <w:t>；</w:t>
+      </w:r>
+      <w:hyperlink r:id="rId36">
+        <w:r>
+          <w:rPr>
+            <w:lang w:val="zh_TW" w:bidi="zh_TW"/>
+          </w:rPr>
+          <w:rPr>
+            <w:color w:val="0000EE"/>
+            <w:u w:val="single"/>
+          </w:rPr>
+          <w:t>徒5:3</w:t>
+        </w:r>
+      </w:hyperlink>
+      <w:r>
+        <w:rPr>
+          <w:lang w:val="zh_TW" w:bidi="zh_TW"/>
+        </w:rPr>
+        <w:t>）</w:t>
+      </w:r>
+    </w:p>
+    <w:p>
+      <w:pPr>
+        <w:pStyle w:val="ListBullet"/>
+        <w:spacing w:line="240" w:lineRule="auto"/>
+        <w:ind w:left="720"/>
+      </w:pPr>
+      <w:r>
+        <w:rPr>
+          <w:lang w:val="zh_TW" w:bidi="zh_TW"/>
+        </w:rPr>
+      </w:r>
+      <w:r>
+        <w:rPr>
+          <w:lang w:val="zh_TW" w:bidi="zh_TW"/>
+        </w:rPr>
+        <w:t>阻礙神的工人（</w:t>
+      </w:r>
+      <w:hyperlink r:id="rId37">
+        <w:r>
+          <w:rPr>
+            <w:lang w:val="zh_TW" w:bidi="zh_TW"/>
+          </w:rPr>
+          <w:rPr>
+            <w:color w:val="0000EE"/>
+            <w:u w:val="single"/>
+          </w:rPr>
+          <w:t>帖前2:18</w:t>
+        </w:r>
+      </w:hyperlink>
+      <w:r>
+        <w:rPr>
+          <w:lang w:val="zh_TW" w:bidi="zh_TW"/>
+        </w:rPr>
+        <w:t>）</w:t>
+      </w:r>
+    </w:p>
+    <w:p>
+      <w:pPr>
+        <w:pStyle w:val="ListBullet"/>
+        <w:spacing w:line="240" w:lineRule="auto"/>
+        <w:ind w:left="720"/>
+      </w:pPr>
+      <w:r>
+        <w:rPr>
+          <w:lang w:val="zh_TW" w:bidi="zh_TW"/>
+        </w:rPr>
+      </w:r>
+      <w:r>
+        <w:rPr>
+          <w:lang w:val="zh_TW" w:bidi="zh_TW"/>
+        </w:rPr>
+        <w:t>在神面前控告基督徒（</w:t>
+      </w:r>
+      <w:hyperlink r:id="rId38">
+        <w:r>
+          <w:rPr>
+            <w:lang w:val="zh_TW" w:bidi="zh_TW"/>
+          </w:rPr>
+          <w:rPr>
+            <w:color w:val="0000EE"/>
+            <w:u w:val="single"/>
+          </w:rPr>
+          <w:t>啟12:10</w:t>
+        </w:r>
+      </w:hyperlink>
+      <w:r>
+        <w:rPr>
+          <w:lang w:val="zh_TW" w:bidi="zh_TW"/>
+        </w:rPr>
+        <w:t>）</w:t>
+      </w:r>
+    </w:p>
+    <w:p>
+      <w:pPr>
+        <w:pStyle w:val="ListBullet"/>
+        <w:spacing w:line="240" w:lineRule="auto"/>
+        <w:ind w:left="720"/>
+      </w:pPr>
+      <w:r>
+        <w:rPr>
+          <w:lang w:val="zh_TW" w:bidi="zh_TW"/>
+        </w:rPr>
+      </w:r>
+      <w:r>
+        <w:rPr>
+          <w:lang w:val="zh_TW" w:bidi="zh_TW"/>
+        </w:rPr>
+        <w:t>控制那些棄絕福音的惡人（</w:t>
+      </w:r>
+      <w:hyperlink r:id="rId39">
+        <w:r>
+          <w:rPr>
+            <w:lang w:val="zh_TW" w:bidi="zh_TW"/>
+          </w:rPr>
+          <w:rPr>
+            <w:color w:val="0000EE"/>
+            <w:u w:val="single"/>
+          </w:rPr>
+          <w:t>帖後2:9</w:t>
+        </w:r>
+      </w:hyperlink>
+      <w:r>
+        <w:rPr>
+          <w:lang w:val="zh_TW" w:bidi="zh_TW"/>
+        </w:rPr>
+        <w:t>；</w:t>
+      </w:r>
+      <w:hyperlink r:id="rId40">
+        <w:r>
+          <w:rPr>
+            <w:lang w:val="zh_TW" w:bidi="zh_TW"/>
+          </w:rPr>
+          <w:rPr>
+            <w:color w:val="0000EE"/>
+            <w:u w:val="single"/>
+          </w:rPr>
+          <w:t>啟2:9、13，</w:t>
+        </w:r>
+      </w:hyperlink>
+      <w:hyperlink r:id="rId41">
+        <w:r>
+          <w:rPr>
+            <w:lang w:val="zh_TW" w:bidi="zh_TW"/>
+          </w:rPr>
+          <w:rPr>
+            <w:color w:val="0000EE"/>
+            <w:u w:val="single"/>
+          </w:rPr>
+          <w:t>13:2</w:t>
+        </w:r>
+      </w:hyperlink>
+      <w:r>
+        <w:rPr>
+          <w:lang w:val="zh_TW" w:bidi="zh_TW"/>
+        </w:rPr>
+        <w:t>）。</w:t>
+      </w:r>
+    </w:p>
+    <w:p>
+      <w:pPr/>
+      <w:r>
+        <w:rPr>
+          <w:lang w:val="zh_TW" w:bidi="zh_TW"/>
+        </w:rPr>
+      </w:r>
+      <w:r>
+        <w:rPr>
+          <w:lang w:val="zh_TW" w:bidi="zh_TW"/>
+        </w:rPr>
+        <w:t>然而，最重要的是，新約教導魔鬼自起初就是邪惡的（</w:t>
+      </w:r>
+      <w:hyperlink r:id="rId42">
+        <w:r>
+          <w:rPr>
+            <w:lang w:val="zh_TW" w:bidi="zh_TW"/>
+          </w:rPr>
+          <w:rPr>
+            <w:color w:val="0000EE"/>
+            <w:u w:val="single"/>
+          </w:rPr>
+          <w:t>約一3:8</w:t>
+        </w:r>
+      </w:hyperlink>
+      <w:r>
+        <w:rPr>
+          <w:lang w:val="zh_TW" w:bidi="zh_TW"/>
+        </w:rPr>
+        <w:t>），但藉著耶穌的服事，撒但已被擊敗，並被驅逐出天上（</w:t>
+      </w:r>
+      <w:hyperlink r:id="rId43">
+        <w:r>
+          <w:rPr>
+            <w:lang w:val="zh_TW" w:bidi="zh_TW"/>
+          </w:rPr>
+          <w:rPr>
+            <w:color w:val="0000EE"/>
+            <w:u w:val="single"/>
+          </w:rPr>
+          <w:t>路10:18</w:t>
+        </w:r>
+      </w:hyperlink>
+      <w:r>
+        <w:rPr>
+          <w:lang w:val="zh_TW" w:bidi="zh_TW"/>
+        </w:rPr>
+        <w:t>；</w:t>
+      </w:r>
+      <w:hyperlink r:id="rId44">
+        <w:r>
+          <w:rPr>
+            <w:lang w:val="zh_TW" w:bidi="zh_TW"/>
+          </w:rPr>
+          <w:rPr>
+            <w:color w:val="0000EE"/>
+            <w:u w:val="single"/>
+          </w:rPr>
+          <w:t>啟12</w:t>
+        </w:r>
+      </w:hyperlink>
+      <w:r>
+        <w:rPr>
+          <w:lang w:val="zh_TW" w:bidi="zh_TW"/>
+        </w:rPr>
+        <w:t>）。儘管牠是一個危險的仇敵，基督徒擁有強大的武器——禱告、信心以及耶穌之血的果效。撒但若獲准，仍可引發身體疾病（</w:t>
+      </w:r>
+      <w:hyperlink r:id="rId45">
+        <w:r>
+          <w:rPr>
+            <w:lang w:val="zh_TW" w:bidi="zh_TW"/>
+          </w:rPr>
+          <w:rPr>
+            <w:color w:val="0000EE"/>
+            <w:u w:val="single"/>
+          </w:rPr>
+          <w:t>林後12:7</w:t>
+        </w:r>
+      </w:hyperlink>
+      <w:r>
+        <w:rPr>
+          <w:lang w:val="zh_TW" w:bidi="zh_TW"/>
+        </w:rPr>
+        <w:t>），而人也可能被交給撒但受懲罰（</w:t>
+      </w:r>
+      <w:hyperlink r:id="rId46">
+        <w:r>
+          <w:rPr>
+            <w:lang w:val="zh_TW" w:bidi="zh_TW"/>
+          </w:rPr>
+          <w:rPr>
+            <w:color w:val="0000EE"/>
+            <w:u w:val="single"/>
+          </w:rPr>
+          <w:t>林前5:5</w:t>
+        </w:r>
+      </w:hyperlink>
+      <w:r>
+        <w:rPr>
+          <w:lang w:val="zh_TW" w:bidi="zh_TW"/>
+        </w:rPr>
+        <w:t>；</w:t>
+      </w:r>
+      <w:hyperlink r:id="rId47">
+        <w:r>
+          <w:rPr>
+            <w:lang w:val="zh_TW" w:bidi="zh_TW"/>
+          </w:rPr>
+          <w:rPr>
+            <w:color w:val="0000EE"/>
+            <w:u w:val="single"/>
+          </w:rPr>
+          <w:t>提前1:20</w:t>
+        </w:r>
+      </w:hyperlink>
+      <w:r>
+        <w:rPr>
+          <w:lang w:val="zh_TW" w:bidi="zh_TW"/>
+        </w:rPr>
+        <w:t>）。最終，神掌控撒但，並將徹底毀滅牠（</w:t>
+      </w:r>
+      <w:hyperlink r:id="rId48">
+        <w:r>
+          <w:rPr>
+            <w:lang w:val="zh_TW" w:bidi="zh_TW"/>
+          </w:rPr>
+          <w:rPr>
+            <w:color w:val="0000EE"/>
+            <w:u w:val="single"/>
+          </w:rPr>
+          <w:t>羅16:20</w:t>
+        </w:r>
+      </w:hyperlink>
+      <w:r>
+        <w:rPr>
+          <w:lang w:val="zh_TW" w:bidi="zh_TW"/>
+        </w:rPr>
+        <w:t>；</w:t>
+      </w:r>
+      <w:hyperlink r:id="rId49">
+        <w:r>
+          <w:rPr>
+            <w:lang w:val="zh_TW" w:bidi="zh_TW"/>
+          </w:rPr>
+          <w:rPr>
+            <w:color w:val="0000EE"/>
+            <w:u w:val="single"/>
+          </w:rPr>
+          <w:t>啟20:10</w:t>
+        </w:r>
+      </w:hyperlink>
+      <w:r>
+        <w:rPr>
+          <w:lang w:val="zh_TW" w:bidi="zh_TW"/>
+        </w:rPr>
+        <w:t>）。</w:t>
+      </w:r>
+    </w:p>
+    <w:p>
+      <w:pPr/>
+      <w:r>
+        <w:rPr>
+          <w:lang w:val="zh_TW" w:bidi="zh_TW"/>
+        </w:rPr>
+      </w:r>
+      <w:r>
+        <w:rPr>
+          <w:i/>
+          <w:lang w:val="zh_TW" w:bidi="zh_TW"/>
+        </w:rPr>
+        <w:t>另見</w:t>
+      </w:r>
+      <w:r>
+        <w:rPr>
+          <w:lang w:val="zh_TW" w:bidi="zh_TW"/>
+        </w:rPr>
+        <w:t xml:space="preserve"> </w:t>
+      </w:r>
+      <w:r>
+        <w:rPr>
+          <w:lang w:val="zh_TW" w:bidi="zh_TW"/>
+        </w:rPr>
+        <w:t>天使，</w:t>
+      </w:r>
+      <w:r>
+        <w:rPr>
+          <w:lang w:val="zh_TW" w:bidi="zh_TW"/>
+        </w:rPr>
+        <w:t>鬼魔，</w:t>
+      </w:r>
+      <w:r>
+        <w:rPr>
+          <w:lang w:val="zh_TW" w:bidi="zh_TW"/>
+        </w:rPr>
+        <w:t>鬼附，</w:t>
+      </w:r>
+      <w:r>
+        <w:rPr>
+          <w:lang w:val="zh_TW" w:bidi="zh_TW"/>
+        </w:rPr>
+        <w:t>路西弗</w:t>
+      </w:r>
+      <w:r>
+        <w:rPr>
+          <w:lang w:val="zh_TW" w:bidi="zh_TW"/>
+        </w:rPr>
+        <w:t>。</w:t>
+      </w:r>
+      <w:r>
+        <w:rPr>
+          <w:lang w:val="zh_TW" w:bidi="zh_TW"/>
+        </w:rPr>
+      </w:r>
+      <w:r>
+        <w:rPr>
+          <w:lang w:val="zh_TW" w:bidi="zh_TW"/>
+        </w:rPr>
+      </w:r>
+    </w:p>
+    <w:p>
+      <w:pPr/>
+      <w:r>
+        <w:rPr>
+          <w:lang w:val="zh_TW" w:bidi="zh_TW"/>
+        </w:rPr>
+      </w:r>
+    </w:p>
+    <w:p>
+      <w:pPr>
+        <w:pStyle w:val="Heading2"/>
+      </w:pPr>
+      <w:r>
+        <w:rPr>
+          <w:lang w:val="zh_TW" w:bidi="zh_TW"/>
+        </w:rPr>
+        <w:t>撒都該人</w:t>
+      </w:r>
+      <w:r>
+        <w:rPr>
+          <w:lang w:val="zh_TW" w:bidi="zh_TW"/>
+        </w:rPr>
+      </w:r>
+    </w:p>
+    <w:p>
+      <w:pPr/>
+      <w:r>
+        <w:rPr>
+          <w:lang w:val="zh_TW" w:bidi="zh_TW"/>
+        </w:rPr>
+      </w:r>
+      <w:r>
+        <w:rPr>
+          <w:lang w:val="zh_TW" w:bidi="zh_TW"/>
+        </w:rPr>
+        <w:t>在新約中提到14次的猶太教派，在舊約中並未提及。</w:t>
+      </w:r>
+    </w:p>
+    <w:p>
+      <w:pPr>
+        <w:pStyle w:val="Heading3"/>
+      </w:pPr>
+      <w:r>
+        <w:rPr>
+          <w:lang w:val="zh_TW" w:bidi="zh_TW"/>
+        </w:rPr>
+        <w:t>他們的歷史</w:t>
+      </w:r>
+    </w:p>
+    <w:p>
+      <w:pPr/>
+      <w:r>
+        <w:rPr>
+          <w:lang w:val="zh_TW" w:bidi="zh_TW"/>
+        </w:rPr>
+      </w:r>
+      <w:r>
+        <w:rPr>
+          <w:lang w:val="zh_TW" w:bidi="zh_TW"/>
+        </w:rPr>
+        <w:t>關於該名稱的起源，學者提出了幾種可能的解釋。首先，有人認為撒都該人（Sadducees）</w:t>
+      </w:r>
+      <w:r>
+        <w:rPr>
+          <w:lang w:val="zh_TW" w:bidi="zh_TW"/>
+        </w:rPr>
+        <w:t>這個</w:t>
+      </w:r>
+      <w:r>
+        <w:rPr>
+          <w:lang w:val="zh_TW" w:bidi="zh_TW"/>
+        </w:rPr>
+        <w:t>名稱與希伯來文中的「公義」（saddik）有關。然而，從語源學的角度來看，這種解釋並不穩妥，因為</w:t>
+      </w:r>
+      <w:r>
+        <w:rPr>
+          <w:lang w:val="zh_TW" w:bidi="zh_TW"/>
+        </w:rPr>
+        <w:t>這個</w:t>
+      </w:r>
+      <w:r>
+        <w:rPr>
+          <w:lang w:val="zh_TW" w:bidi="zh_TW"/>
+        </w:rPr>
+        <w:t>詞中的</w:t>
+      </w:r>
+      <w:r>
+        <w:rPr>
+          <w:i/>
+          <w:lang w:val="zh_TW" w:bidi="zh_TW"/>
+        </w:rPr>
+        <w:t>i</w:t>
+      </w:r>
+      <w:r>
+        <w:rPr>
+          <w:lang w:val="zh_TW" w:bidi="zh_TW"/>
+        </w:rPr>
+        <w:t>會變成</w:t>
+      </w:r>
+      <w:r>
+        <w:rPr>
+          <w:i/>
+          <w:lang w:val="zh_TW" w:bidi="zh_TW"/>
+        </w:rPr>
+        <w:t>u</w:t>
+      </w:r>
+      <w:r>
+        <w:rPr>
+          <w:lang w:val="zh_TW" w:bidi="zh_TW"/>
+        </w:rPr>
+        <w:t>，而且沒有明確的證據表明他們自稱為「義人」。其次，有人認為</w:t>
+      </w:r>
+      <w:r>
+        <w:rPr>
+          <w:lang w:val="zh_TW" w:bidi="zh_TW"/>
+        </w:rPr>
+        <w:t>這個</w:t>
+      </w:r>
+      <w:r>
+        <w:rPr>
+          <w:lang w:val="zh_TW" w:bidi="zh_TW"/>
+        </w:rPr>
+        <w:t>名稱源於撒督（Zadok，有時在希臘文中寫作Saddouk），即大衛時代的一位祭司（</w:t>
+      </w:r>
+      <w:hyperlink r:id="rId50">
+        <w:r>
+          <w:rPr>
+            <w:lang w:val="zh_TW" w:bidi="zh_TW"/>
+          </w:rPr>
+          <w:rPr>
+            <w:color w:val="0000EE"/>
+            <w:u w:val="single"/>
+          </w:rPr>
+          <w:t>撒下8:17</w:t>
+        </w:r>
+      </w:hyperlink>
+      <w:r>
+        <w:rPr>
+          <w:lang w:val="zh_TW" w:bidi="zh_TW"/>
+        </w:rPr>
+        <w:t>，</w:t>
+      </w:r>
+      <w:hyperlink r:id="rId51">
+        <w:r>
+          <w:rPr>
+            <w:lang w:val="zh_TW" w:bidi="zh_TW"/>
+          </w:rPr>
+          <w:rPr>
+            <w:color w:val="0000EE"/>
+            <w:u w:val="single"/>
+          </w:rPr>
+          <w:t>15:24–29</w:t>
+        </w:r>
+      </w:hyperlink>
+      <w:r>
+        <w:rPr>
+          <w:lang w:val="zh_TW" w:bidi="zh_TW"/>
+        </w:rPr>
+        <w:t>），他</w:t>
+      </w:r>
+      <w:r>
+        <w:rPr>
+          <w:lang w:val="zh_TW" w:bidi="zh_TW"/>
+        </w:rPr>
+        <w:t>用膏</w:t>
+      </w:r>
+      <w:r>
+        <w:rPr>
+          <w:lang w:val="zh_TW" w:bidi="zh_TW"/>
+        </w:rPr>
+        <w:t>膏</w:t>
+      </w:r>
+      <w:r>
+        <w:rPr>
+          <w:lang w:val="zh_TW" w:bidi="zh_TW"/>
+        </w:rPr>
+        <w:t>所羅門</w:t>
+      </w:r>
+      <w:r>
+        <w:rPr>
+          <w:lang w:val="zh_TW" w:bidi="zh_TW"/>
+        </w:rPr>
+        <w:t>（</w:t>
+      </w:r>
+      <w:hyperlink r:id="rId52">
+        <w:r>
+          <w:rPr>
+            <w:lang w:val="zh_TW" w:bidi="zh_TW"/>
+          </w:rPr>
+          <w:rPr>
+            <w:color w:val="0000EE"/>
+            <w:u w:val="single"/>
+          </w:rPr>
+          <w:t>王上1:32–39</w:t>
+        </w:r>
+      </w:hyperlink>
+      <w:r>
+        <w:rPr>
+          <w:lang w:val="zh_TW" w:bidi="zh_TW"/>
+        </w:rPr>
+        <w:t>），並在所羅門統治期間成為大祭司（</w:t>
+      </w:r>
+      <w:hyperlink r:id="rId53">
+        <w:r>
+          <w:rPr>
+            <w:lang w:val="zh_TW" w:bidi="zh_TW"/>
+          </w:rPr>
+          <w:rPr>
+            <w:color w:val="0000EE"/>
+            <w:u w:val="single"/>
+          </w:rPr>
+          <w:t>2:35</w:t>
+        </w:r>
+      </w:hyperlink>
+      <w:r>
+        <w:rPr>
+          <w:lang w:val="zh_TW" w:bidi="zh_TW"/>
+        </w:rPr>
+        <w:t>）。據記載，他是亞倫的兒子以利亞撒的後裔（</w:t>
+      </w:r>
+      <w:hyperlink r:id="rId54">
+        <w:r>
+          <w:rPr>
+            <w:lang w:val="zh_TW" w:bidi="zh_TW"/>
+          </w:rPr>
+          <w:rPr>
+            <w:color w:val="0000EE"/>
+            <w:u w:val="single"/>
+          </w:rPr>
+          <w:t>代上6:3–8</w:t>
+        </w:r>
+      </w:hyperlink>
+      <w:r>
+        <w:rPr>
+          <w:lang w:val="zh_TW" w:bidi="zh_TW"/>
+        </w:rPr>
+        <w:t>），撒督家族的祭司（Zadokite priests）應該一直在聖殿事奉，直到被擄時期。在關於聖殿崇拜恢復的藍圖中（</w:t>
+      </w:r>
+      <w:hyperlink r:id="rId55">
+        <w:r>
+          <w:rPr>
+            <w:lang w:val="zh_TW" w:bidi="zh_TW"/>
+          </w:rPr>
+          <w:rPr>
+            <w:color w:val="0000EE"/>
+            <w:u w:val="single"/>
+          </w:rPr>
+          <w:t>結40–48</w:t>
+        </w:r>
+      </w:hyperlink>
+      <w:r>
+        <w:rPr>
+          <w:lang w:val="zh_TW" w:bidi="zh_TW"/>
+        </w:rPr>
+        <w:t>），撒督家族的祭司再次被指派為「利未祭司」來事奉（</w:t>
+      </w:r>
+      <w:hyperlink r:id="rId56">
+        <w:r>
+          <w:rPr>
+            <w:lang w:val="zh_TW" w:bidi="zh_TW"/>
+          </w:rPr>
+          <w:rPr>
+            <w:color w:val="0000EE"/>
+            <w:u w:val="single"/>
+          </w:rPr>
+          <w:t>44:15–16</w:t>
+        </w:r>
+      </w:hyperlink>
+      <w:r>
+        <w:rPr>
+          <w:lang w:val="zh_TW" w:bidi="zh_TW"/>
+        </w:rPr>
+        <w:t>，</w:t>
+      </w:r>
+      <w:hyperlink r:id="rId57">
+        <w:r>
+          <w:rPr>
+            <w:lang w:val="zh_TW" w:bidi="zh_TW"/>
+          </w:rPr>
+          <w:rPr>
+            <w:color w:val="0000EE"/>
+            <w:u w:val="single"/>
+          </w:rPr>
+          <w:t>48:11–12</w:t>
+        </w:r>
+      </w:hyperlink>
+      <w:r>
+        <w:rPr>
+          <w:lang w:val="zh_TW" w:bidi="zh_TW"/>
+        </w:rPr>
+        <w:t>）。被擄歸回之後，我們讀到約薩答的兒子約書亞擔任大祭司（</w:t>
+      </w:r>
+      <w:hyperlink r:id="rId58">
+        <w:r>
+          <w:rPr>
+            <w:lang w:val="zh_TW" w:bidi="zh_TW"/>
+          </w:rPr>
+          <w:rPr>
+            <w:color w:val="0000EE"/>
+            <w:u w:val="single"/>
+          </w:rPr>
+          <w:t>該1:1</w:t>
+        </w:r>
+      </w:hyperlink>
+      <w:r>
+        <w:rPr>
+          <w:lang w:val="zh_TW" w:bidi="zh_TW"/>
+        </w:rPr>
+        <w:t>），他的家譜可追溯至撒督（</w:t>
+      </w:r>
+      <w:hyperlink r:id="rId59">
+        <w:r>
+          <w:rPr>
+            <w:lang w:val="zh_TW" w:bidi="zh_TW"/>
+          </w:rPr>
+          <w:rPr>
+            <w:color w:val="0000EE"/>
+            <w:u w:val="single"/>
+          </w:rPr>
+          <w:t>代上6:8–15</w:t>
+        </w:r>
+      </w:hyperlink>
+      <w:r>
+        <w:rPr>
+          <w:lang w:val="zh_TW" w:bidi="zh_TW"/>
+        </w:rPr>
+        <w:t>）。公元前二世紀初的文獻顯示，撒督家族的祭司地位仍然受到重視，但並不確定撒都該人是否支持撒督祭司的職</w:t>
+      </w:r>
+      <w:r>
+        <w:rPr>
+          <w:lang w:val="zh_TW" w:bidi="zh_TW"/>
+        </w:rPr>
+        <w:t>分</w:t>
+      </w:r>
+      <w:r>
+        <w:rPr>
+          <w:lang w:val="zh_TW" w:bidi="zh_TW"/>
+        </w:rPr>
+        <w:t>。此外，這種關於撒都該人名稱起源的解釋，無法合理</w:t>
+      </w:r>
+      <w:r>
+        <w:rPr>
+          <w:lang w:val="zh_TW" w:bidi="zh_TW"/>
+        </w:rPr>
+        <w:t>解釋</w:t>
+      </w:r>
+      <w:r>
+        <w:rPr>
+          <w:lang w:val="zh_TW" w:bidi="zh_TW"/>
+        </w:rPr>
+        <w:t>該詞中的雙</w:t>
+      </w:r>
+      <w:r>
+        <w:rPr>
+          <w:i/>
+          <w:lang w:val="zh_TW" w:bidi="zh_TW"/>
+        </w:rPr>
+        <w:t>d</w:t>
+      </w:r>
+      <w:r>
+        <w:rPr>
+          <w:lang w:val="zh_TW" w:bidi="zh_TW"/>
+        </w:rPr>
+        <w:t>。</w:t>
+      </w:r>
+    </w:p>
+    <w:p>
+      <w:pPr/>
+      <w:r>
+        <w:rPr>
+          <w:lang w:val="zh_TW" w:bidi="zh_TW"/>
+        </w:rPr>
+      </w:r>
+      <w:r>
+        <w:rPr>
+          <w:lang w:val="zh_TW" w:bidi="zh_TW"/>
+        </w:rPr>
+        <w:t>第三，根據一個</w:t>
+      </w:r>
+      <w:r>
+        <w:rPr>
+          <w:lang w:val="zh_TW" w:bidi="zh_TW"/>
+        </w:rPr>
+        <w:t>晚期</w:t>
+      </w:r>
+      <w:r>
+        <w:rPr>
+          <w:lang w:val="zh_TW" w:bidi="zh_TW"/>
+        </w:rPr>
+        <w:t>的拉比傳統，撒都該人</w:t>
+      </w:r>
+      <w:r>
+        <w:rPr>
+          <w:lang w:val="zh_TW" w:bidi="zh_TW"/>
+        </w:rPr>
+        <w:t>的名稱</w:t>
+      </w:r>
+      <w:r>
+        <w:rPr>
+          <w:lang w:val="zh_TW" w:bidi="zh_TW"/>
+        </w:rPr>
+        <w:t>源於公元前二世紀一位名為撒督的人。然而，這種觀點缺乏足夠的支持。</w:t>
+      </w:r>
+    </w:p>
+    <w:p>
+      <w:pPr/>
+      <w:r>
+        <w:rPr>
+          <w:lang w:val="zh_TW" w:bidi="zh_TW"/>
+        </w:rPr>
+      </w:r>
+      <w:r>
+        <w:rPr>
+          <w:lang w:val="zh_TW" w:bidi="zh_TW"/>
+        </w:rPr>
+        <w:t>最後，英國新約學者文信（T. W. Manson）</w:t>
+      </w:r>
+      <w:r>
+        <w:rPr>
+          <w:lang w:val="zh_TW" w:bidi="zh_TW"/>
+        </w:rPr>
+        <w:t>提出</w:t>
+      </w:r>
+      <w:r>
+        <w:rPr>
+          <w:lang w:val="zh_TW" w:bidi="zh_TW"/>
+        </w:rPr>
+        <w:t>，他們的名稱可能與希臘文詞語sundikoi有關，意思是「議會成員」，</w:t>
+      </w:r>
+      <w:r>
+        <w:rPr>
+          <w:lang w:val="zh_TW" w:bidi="zh_TW"/>
+        </w:rPr>
+        <w:t>因此</w:t>
+      </w:r>
+      <w:r>
+        <w:rPr>
+          <w:lang w:val="zh_TW" w:bidi="zh_TW"/>
+        </w:rPr>
+        <w:t>視</w:t>
+      </w:r>
+      <w:r>
+        <w:rPr>
+          <w:lang w:val="zh_TW" w:bidi="zh_TW"/>
+        </w:rPr>
+        <w:t>撒都該人為哈斯蒙尼家族統治者下的議員</w:t>
+      </w:r>
+      <w:r>
+        <w:rPr>
+          <w:lang w:val="zh_TW" w:bidi="zh_TW"/>
+        </w:rPr>
+        <w:t>。</w:t>
+      </w:r>
+    </w:p>
+    <w:p>
+      <w:pPr/>
+      <w:r>
+        <w:rPr>
+          <w:lang w:val="zh_TW" w:bidi="zh_TW"/>
+        </w:rPr>
+      </w:r>
+      <w:r>
+        <w:rPr>
+          <w:lang w:val="zh_TW" w:bidi="zh_TW"/>
+        </w:rPr>
+        <w:t>撒都該人最早的歷史記載，可追溯至約拿單‧馬加比（Jonathan Maccabeus）</w:t>
+      </w:r>
+      <w:r>
+        <w:rPr>
+          <w:lang w:val="zh_TW" w:bidi="zh_TW"/>
+        </w:rPr>
+        <w:t>的</w:t>
+      </w:r>
+      <w:r>
+        <w:rPr>
+          <w:lang w:val="zh_TW" w:bidi="zh_TW"/>
+        </w:rPr>
+        <w:t>時代，他在公元前160年至143年期間領導猶太人對抗西流古（Seleucids）。約瑟夫（Josephus，猶太古史記 13.5.9）提到，撒都該人</w:t>
+      </w:r>
+      <w:r>
+        <w:rPr>
+          <w:lang w:val="zh_TW" w:bidi="zh_TW"/>
+        </w:rPr>
+        <w:t>在此時已是一個派別</w:t>
+      </w:r>
+      <w:r>
+        <w:rPr>
+          <w:lang w:val="zh_TW" w:bidi="zh_TW"/>
+        </w:rPr>
+        <w:t>，並且在</w:t>
+      </w:r>
+      <w:r>
+        <w:rPr>
+          <w:lang w:val="zh_TW" w:bidi="zh_TW"/>
+        </w:rPr>
+        <w:t>約翰‧許爾堪</w:t>
+      </w:r>
+      <w:r>
+        <w:rPr>
+          <w:lang w:val="zh_TW" w:bidi="zh_TW"/>
+        </w:rPr>
+        <w:t>（John Hyrcanus）擔任猶太國的領袖（公元前135–104年）時，與法利賽人發生衝突（猶太古史記 13.10.6）。撒都該人可能在某種意義上支持撒督祭司的傳統，或聲稱當時耶路撒冷的祭司職分源自撒督的後裔，但這一點並不</w:t>
+      </w:r>
+      <w:r>
+        <w:rPr>
+          <w:lang w:val="zh_TW" w:bidi="zh_TW"/>
+        </w:rPr>
+        <w:t>清楚</w:t>
+      </w:r>
+      <w:r>
+        <w:rPr>
+          <w:b/>
+          <w:lang w:val="zh_TW" w:bidi="zh_TW"/>
+        </w:rPr>
+        <w:t>。</w:t>
+      </w:r>
+      <w:r>
+        <w:rPr>
+          <w:lang w:val="zh_TW" w:bidi="zh_TW"/>
+        </w:rPr>
+        <w:t>約瑟夫</w:t>
+      </w:r>
+      <w:r>
+        <w:rPr>
+          <w:lang w:val="zh_TW" w:bidi="zh_TW"/>
+        </w:rPr>
+        <w:t>指出，</w:t>
+      </w:r>
+      <w:r>
+        <w:rPr>
+          <w:lang w:val="zh_TW" w:bidi="zh_TW"/>
+        </w:rPr>
+        <w:t>撒都該人</w:t>
+      </w:r>
+      <w:r>
+        <w:rPr>
+          <w:lang w:val="zh_TW" w:bidi="zh_TW"/>
+        </w:rPr>
+        <w:t>得到富人的支持</w:t>
+      </w:r>
+      <w:r>
+        <w:rPr>
+          <w:lang w:val="zh_TW" w:bidi="zh_TW"/>
+        </w:rPr>
+        <w:t>，</w:t>
+      </w:r>
+      <w:r>
+        <w:rPr>
+          <w:lang w:val="zh_TW" w:bidi="zh_TW"/>
+        </w:rPr>
+        <w:t>而法利賽人則在普通民眾中擁有影響力</w:t>
+      </w:r>
+      <w:r>
+        <w:rPr>
+          <w:lang w:val="zh_TW" w:bidi="zh_TW"/>
+        </w:rPr>
+        <w:t>。在莎樂美·亞歷山德拉（Salome Alexandra，公元前76–67年）</w:t>
+      </w:r>
+      <w:r>
+        <w:rPr>
+          <w:lang w:val="zh_TW" w:bidi="zh_TW"/>
+        </w:rPr>
+        <w:t>統治時期</w:t>
+      </w:r>
+      <w:r>
+        <w:rPr>
+          <w:lang w:val="zh_TW" w:bidi="zh_TW"/>
+        </w:rPr>
+        <w:t>，法利賽人</w:t>
+      </w:r>
+      <w:r>
+        <w:rPr>
+          <w:lang w:val="zh_TW" w:bidi="zh_TW"/>
+        </w:rPr>
+        <w:t>佔據上風</w:t>
+      </w:r>
+      <w:r>
+        <w:rPr>
+          <w:lang w:val="zh_TW" w:bidi="zh_TW"/>
+        </w:rPr>
+        <w:t>。然而，但當猶太成為羅馬省份後，羅馬總督開始頻繁更換大祭司，而大多數大祭司似乎都來自撒都該人的貴族家庭。這些撒都該人的家族雖然能與羅馬人妥協，但在當地仍擁有權力和影響力。隨著猶太人與羅馬統治者之間的敵意加劇，撒都該人的影響力逐漸</w:t>
+      </w:r>
+      <w:r>
+        <w:rPr>
+          <w:lang w:val="zh_TW" w:bidi="zh_TW"/>
+        </w:rPr>
+        <w:t>下降</w:t>
+      </w:r>
+      <w:r>
+        <w:rPr>
+          <w:lang w:val="zh_TW" w:bidi="zh_TW"/>
+        </w:rPr>
+        <w:t>。公元70年，耶路撒冷被羅馬人攻陷後，撒都該人便從歷史中消失。</w:t>
+      </w:r>
+    </w:p>
+    <w:p>
+      <w:pPr>
+        <w:pStyle w:val="Heading3"/>
+      </w:pPr>
+      <w:r>
+        <w:rPr>
+          <w:lang w:val="zh_TW" w:bidi="zh_TW"/>
+        </w:rPr>
+        <w:t>在新約聖經中</w:t>
+      </w:r>
+    </w:p>
+    <w:p>
+      <w:pPr/>
+      <w:r>
+        <w:rPr>
+          <w:lang w:val="zh_TW" w:bidi="zh_TW"/>
+        </w:rPr>
+      </w:r>
+      <w:r>
+        <w:rPr>
+          <w:lang w:val="zh_TW" w:bidi="zh_TW"/>
+        </w:rPr>
+        <w:t>在福音書的敘述中，撒都該人的首次出現是在約翰的洗禮現場，當時跟與法利賽人在</w:t>
+      </w:r>
+      <w:r>
+        <w:rPr>
+          <w:lang w:val="zh_TW" w:bidi="zh_TW"/>
+        </w:rPr>
+        <w:t>一起</w:t>
+      </w:r>
+      <w:r>
+        <w:rPr>
+          <w:lang w:val="zh_TW" w:bidi="zh_TW"/>
+        </w:rPr>
+        <w:t>。施洗約翰稱他們為「</w:t>
+      </w:r>
+      <w:r>
+        <w:rPr>
+          <w:lang w:val="zh_TW" w:bidi="zh_TW"/>
+        </w:rPr>
+        <w:t>毒蛇的種類</w:t>
+      </w:r>
+      <w:r>
+        <w:rPr>
+          <w:lang w:val="zh_TW" w:bidi="zh_TW"/>
+        </w:rPr>
+        <w:t>」，並挑戰他們在生活中悔改（</w:t>
+      </w:r>
+      <w:hyperlink r:id="rId60">
+        <w:r>
+          <w:rPr>
+            <w:lang w:val="zh_TW" w:bidi="zh_TW"/>
+          </w:rPr>
+          <w:rPr>
+            <w:color w:val="0000EE"/>
+            <w:u w:val="single"/>
+          </w:rPr>
+          <w:t>太3:7–10</w:t>
+        </w:r>
+      </w:hyperlink>
+      <w:r>
+        <w:rPr>
+          <w:lang w:val="zh_TW" w:bidi="zh_TW"/>
+        </w:rPr>
+        <w:t>）。後來，撒都該人與一些法利賽人一起來試探耶穌，要求祂</w:t>
+      </w:r>
+      <w:r>
+        <w:rPr>
+          <w:lang w:val="zh_TW" w:bidi="zh_TW"/>
+        </w:rPr>
+        <w:t>從天上顯個神蹟給他們看</w:t>
+      </w:r>
+      <w:r>
+        <w:rPr>
+          <w:lang w:val="zh_TW" w:bidi="zh_TW"/>
+        </w:rPr>
+        <w:t>（</w:t>
+      </w:r>
+      <w:hyperlink r:id="rId61">
+        <w:r>
+          <w:rPr>
+            <w:lang w:val="zh_TW" w:bidi="zh_TW"/>
+          </w:rPr>
+          <w:rPr>
+            <w:color w:val="0000EE"/>
+            <w:u w:val="single"/>
+          </w:rPr>
+          <w:t>16:1</w:t>
+        </w:r>
+      </w:hyperlink>
+      <w:r>
+        <w:rPr>
+          <w:lang w:val="zh_TW" w:bidi="zh_TW"/>
+        </w:rPr>
+        <w:t>）。耶穌告訴門徒要提防撒都該人（</w:t>
+      </w:r>
+      <w:hyperlink r:id="rId62">
+        <w:r>
+          <w:rPr>
+            <w:lang w:val="zh_TW" w:bidi="zh_TW"/>
+          </w:rPr>
+          <w:rPr>
+            <w:color w:val="0000EE"/>
+            <w:u w:val="single"/>
+          </w:rPr>
+          <w:t>6、11–12</w:t>
+        </w:r>
+      </w:hyperlink>
+      <w:r>
+        <w:rPr>
+          <w:lang w:val="zh_TW" w:bidi="zh_TW"/>
+        </w:rPr>
+        <w:t>）。</w:t>
+      </w:r>
+    </w:p>
+    <w:p>
+      <w:pPr/>
+      <w:r>
+        <w:rPr>
+          <w:lang w:val="zh_TW" w:bidi="zh_TW"/>
+        </w:rPr>
+      </w:r>
+      <w:r>
+        <w:rPr>
+          <w:lang w:val="zh_TW" w:bidi="zh_TW"/>
+        </w:rPr>
+        <w:t>在</w:t>
+      </w:r>
+      <w:hyperlink r:id="rId63">
+        <w:r>
+          <w:rPr>
+            <w:lang w:val="zh_TW" w:bidi="zh_TW"/>
+          </w:rPr>
+          <w:rPr>
+            <w:color w:val="0000EE"/>
+            <w:u w:val="single"/>
+          </w:rPr>
+          <w:t>馬太福音二十二章23至33節</w:t>
+        </w:r>
+      </w:hyperlink>
+      <w:r>
+        <w:rPr>
+          <w:lang w:val="zh_TW" w:bidi="zh_TW"/>
+        </w:rPr>
+        <w:t>中（參</w:t>
+      </w:r>
+      <w:hyperlink r:id="rId64">
+        <w:r>
+          <w:rPr>
+            <w:lang w:val="zh_TW" w:bidi="zh_TW"/>
+          </w:rPr>
+          <w:rPr>
+            <w:color w:val="0000EE"/>
+            <w:u w:val="single"/>
+          </w:rPr>
+          <w:t>可12:18–27</w:t>
+        </w:r>
+      </w:hyperlink>
+      <w:r>
+        <w:rPr>
+          <w:lang w:val="zh_TW" w:bidi="zh_TW"/>
+        </w:rPr>
+        <w:t>；</w:t>
+      </w:r>
+      <w:hyperlink r:id="rId65">
+        <w:r>
+          <w:rPr>
+            <w:lang w:val="zh_TW" w:bidi="zh_TW"/>
+          </w:rPr>
+          <w:rPr>
+            <w:color w:val="0000EE"/>
+            <w:u w:val="single"/>
+          </w:rPr>
+          <w:t>路20:27–38</w:t>
+        </w:r>
+      </w:hyperlink>
+      <w:r>
+        <w:rPr>
+          <w:lang w:val="zh_TW" w:bidi="zh_TW"/>
+        </w:rPr>
+        <w:t>），法利賽人和撒都該人之間開始出現巨大</w:t>
+      </w:r>
+      <w:r>
+        <w:rPr>
+          <w:lang w:val="zh_TW" w:bidi="zh_TW"/>
+        </w:rPr>
+        <w:t>分歧</w:t>
+      </w:r>
+      <w:r>
+        <w:rPr>
+          <w:lang w:val="zh_TW" w:bidi="zh_TW"/>
+        </w:rPr>
+        <w:t>。撒都該人和其他人一樣，想用問題讓刁難耶穌，於是提出了一個詭辯的問題，顯示他們對死人復活的懷疑</w:t>
+      </w:r>
+      <w:r>
+        <w:rPr>
+          <w:lang w:val="zh_TW" w:bidi="zh_TW"/>
+        </w:rPr>
+        <w:t>。</w:t>
+      </w:r>
+      <w:r>
+        <w:rPr>
+          <w:lang w:val="zh_TW" w:bidi="zh_TW"/>
+        </w:rPr>
+        <w:t>在這段經文中，撒都該人被描述為否認死後有復活的人。他們引用了一個</w:t>
+      </w:r>
+      <w:r>
+        <w:rPr>
+          <w:lang w:val="zh_TW" w:bidi="zh_TW"/>
+        </w:rPr>
+        <w:t>婦人</w:t>
+      </w:r>
+      <w:r>
+        <w:rPr>
+          <w:lang w:val="zh_TW" w:bidi="zh_TW"/>
+        </w:rPr>
+        <w:t>先後嫁給七個兄弟的例子，問道：「</w:t>
+      </w:r>
+      <w:r>
+        <w:rPr>
+          <w:lang w:val="zh_TW" w:bidi="zh_TW"/>
+        </w:rPr>
+        <w:t>當復活的時候，她是七個人中哪一個的妻子呢？</w:t>
+      </w:r>
+      <w:r>
+        <w:rPr>
+          <w:lang w:val="zh_TW" w:bidi="zh_TW"/>
+        </w:rPr>
+        <w:t>」這暗示了復活不可能是真實的，因為存在這樣的問題。</w:t>
+      </w:r>
+      <w:r>
+        <w:rPr>
+          <w:lang w:val="zh_TW" w:bidi="zh_TW"/>
+        </w:rPr>
+        <w:t>耶穌指出他們的錯誤在於不明白聖經和神的大能</w:t>
+      </w:r>
+      <w:r>
+        <w:rPr>
+          <w:lang w:val="zh_TW" w:bidi="zh_TW"/>
+        </w:rPr>
+        <w:t>。</w:t>
+      </w:r>
+    </w:p>
+    <w:p>
+      <w:pPr/>
+      <w:r>
+        <w:rPr>
+          <w:lang w:val="zh_TW" w:bidi="zh_TW"/>
+        </w:rPr>
+      </w:r>
+      <w:r>
+        <w:rPr>
+          <w:lang w:val="zh_TW" w:bidi="zh_TW"/>
+        </w:rPr>
+        <w:t>在耶路撒冷教會的初期，祭司、</w:t>
+      </w:r>
+      <w:r>
+        <w:rPr>
+          <w:lang w:val="zh_TW" w:bidi="zh_TW"/>
+        </w:rPr>
+        <w:t>守殿官</w:t>
+      </w:r>
+      <w:r>
+        <w:rPr>
+          <w:lang w:val="zh_TW" w:bidi="zh_TW"/>
+        </w:rPr>
+        <w:t>以及撒都該人</w:t>
+      </w:r>
+      <w:r>
+        <w:rPr>
+          <w:lang w:val="zh_TW" w:bidi="zh_TW"/>
+        </w:rPr>
+        <w:t>因使徒傳講死人復活而感到煩惱</w:t>
+      </w:r>
+      <w:r>
+        <w:rPr>
+          <w:lang w:val="zh_TW" w:bidi="zh_TW"/>
+        </w:rPr>
+        <w:t>（</w:t>
+      </w:r>
+      <w:hyperlink r:id="rId66">
+        <w:r>
+          <w:rPr>
+            <w:lang w:val="zh_TW" w:bidi="zh_TW"/>
+          </w:rPr>
+          <w:rPr>
+            <w:color w:val="0000EE"/>
+            <w:u w:val="single"/>
+          </w:rPr>
+          <w:t>徒4:1–2</w:t>
+        </w:r>
+      </w:hyperlink>
+      <w:r>
+        <w:rPr>
+          <w:lang w:val="zh_TW" w:bidi="zh_TW"/>
+        </w:rPr>
+        <w:t>）。撒都該人似乎主導了對使徒和他們</w:t>
+      </w:r>
+      <w:r>
+        <w:rPr>
+          <w:lang w:val="zh_TW" w:bidi="zh_TW"/>
+        </w:rPr>
+        <w:t>傳道</w:t>
+      </w:r>
+      <w:r>
+        <w:rPr>
+          <w:lang w:val="zh_TW" w:bidi="zh_TW"/>
+        </w:rPr>
+        <w:t>的反對聲音。後來，大祭司和撒都該人決定逮捕使徒並將他們關在監獄中（</w:t>
+      </w:r>
+      <w:hyperlink r:id="rId67">
+        <w:r>
+          <w:rPr>
+            <w:lang w:val="zh_TW" w:bidi="zh_TW"/>
+          </w:rPr>
+          <w:rPr>
+            <w:color w:val="0000EE"/>
+            <w:u w:val="single"/>
+          </w:rPr>
+          <w:t>5:17</w:t>
+        </w:r>
+      </w:hyperlink>
+      <w:r>
+        <w:rPr>
+          <w:lang w:val="zh_TW" w:bidi="zh_TW"/>
+        </w:rPr>
+        <w:t>）。</w:t>
+      </w:r>
+      <w:r>
+        <w:rPr>
+          <w:lang w:val="zh_TW" w:bidi="zh_TW"/>
+        </w:rPr>
+        <w:t>新約中唯一提到撒都該人的另一處，是</w:t>
+      </w:r>
+      <w:hyperlink r:id="rId68">
+        <w:r>
+          <w:rPr>
+            <w:lang w:val="zh_TW" w:bidi="zh_TW"/>
+          </w:rPr>
+          <w:rPr>
+            <w:color w:val="0000EE"/>
+            <w:u w:val="single"/>
+          </w:rPr>
+          <w:t>使徒行傳二十三章6至8節</w:t>
+        </w:r>
+      </w:hyperlink>
+      <w:r>
+        <w:rPr>
+          <w:lang w:val="zh_TW" w:bidi="zh_TW"/>
+        </w:rPr>
+        <w:t>，</w:t>
+      </w:r>
+      <w:r>
+        <w:rPr>
+          <w:lang w:val="zh_TW" w:bidi="zh_TW"/>
+        </w:rPr>
+        <w:t>記載</w:t>
+      </w:r>
+      <w:r>
+        <w:rPr>
+          <w:lang w:val="zh_TW" w:bidi="zh_TW"/>
+        </w:rPr>
+        <w:t>了保羅在猶太公會前的審訊。在那次場合中，保羅故意談到他對復活的信心，</w:t>
+      </w:r>
+      <w:r>
+        <w:rPr>
+          <w:lang w:val="zh_TW" w:bidi="zh_TW"/>
+        </w:rPr>
+        <w:t>以</w:t>
+      </w:r>
+      <w:r>
+        <w:rPr>
+          <w:lang w:val="zh_TW" w:bidi="zh_TW"/>
+        </w:rPr>
+        <w:t>引</w:t>
+      </w:r>
+      <w:r>
+        <w:rPr>
+          <w:lang w:val="zh_TW" w:bidi="zh_TW"/>
+        </w:rPr>
+        <w:t>起</w:t>
+      </w:r>
+      <w:r>
+        <w:rPr>
+          <w:lang w:val="zh_TW" w:bidi="zh_TW"/>
+        </w:rPr>
+        <w:t>法利賽人和不信復活的撒都該人之間的分歧。</w:t>
+      </w:r>
+    </w:p>
+    <w:p>
+      <w:pPr/>
+      <w:r>
+        <w:rPr>
+          <w:lang w:val="zh_TW" w:bidi="zh_TW"/>
+        </w:rPr>
+      </w:r>
+      <w:r>
+        <w:rPr>
+          <w:lang w:val="zh_TW" w:bidi="zh_TW"/>
+        </w:rPr>
+        <w:t>因此，從這些新約經文中，我們了解到撒都該人的基本信條、他們在大祭司家族中的顯赫地位，以及</w:t>
+      </w:r>
+      <w:r>
+        <w:rPr>
+          <w:lang w:val="zh_TW" w:bidi="zh_TW"/>
+        </w:rPr>
+        <w:t>他們與</w:t>
+      </w:r>
+      <w:r>
+        <w:rPr>
+          <w:lang w:val="zh_TW" w:bidi="zh_TW"/>
+        </w:rPr>
+        <w:t>法利賽人之間的</w:t>
+      </w:r>
+      <w:r>
+        <w:rPr>
+          <w:lang w:val="zh_TW" w:bidi="zh_TW"/>
+        </w:rPr>
+        <w:t>分歧。</w:t>
+      </w:r>
+    </w:p>
+    <w:p>
+      <w:pPr/>
+      <w:r>
+        <w:rPr>
+          <w:lang w:val="zh_TW" w:bidi="zh_TW"/>
+        </w:rPr>
+      </w:r>
+      <w:r>
+        <w:rPr>
+          <w:lang w:val="zh_TW" w:bidi="zh_TW"/>
+        </w:rPr>
+        <w:t>約瑟夫是公元一世紀末的猶太歷史學家，</w:t>
+      </w:r>
+      <w:r>
+        <w:rPr>
+          <w:lang w:val="zh_TW" w:bidi="zh_TW"/>
+        </w:rPr>
+        <w:t>他</w:t>
+      </w:r>
+      <w:r>
+        <w:rPr>
+          <w:lang w:val="zh_TW" w:bidi="zh_TW"/>
+        </w:rPr>
+        <w:t>補充了新約中關於這個派別的一些</w:t>
+      </w:r>
+      <w:r>
+        <w:rPr>
+          <w:lang w:val="zh_TW" w:bidi="zh_TW"/>
+        </w:rPr>
+        <w:t>信息</w:t>
+      </w:r>
+      <w:r>
+        <w:rPr>
+          <w:lang w:val="zh_TW" w:bidi="zh_TW"/>
+        </w:rPr>
+        <w:t>。他指出，與法利賽人和愛色尼派（Essenes）不同，</w:t>
+      </w:r>
+      <w:r>
+        <w:rPr>
+          <w:lang w:val="zh_TW" w:bidi="zh_TW"/>
+        </w:rPr>
+        <w:t>撒都該人</w:t>
+      </w:r>
+      <w:r>
+        <w:rPr>
+          <w:lang w:val="zh_TW" w:bidi="zh_TW"/>
+        </w:rPr>
+        <w:t>不承認神的主權護理，而強調我們所遭遇的一切都是我們所做的善或惡的結果（猶太古史記 13.5.9；猶太戰史</w:t>
+      </w:r>
+      <w:r>
+        <w:rPr>
+          <w:i/>
+          <w:lang w:val="zh_TW" w:bidi="zh_TW"/>
+        </w:rPr>
+        <w:t xml:space="preserve"> </w:t>
+      </w:r>
+      <w:r>
+        <w:rPr>
+          <w:lang w:val="zh_TW" w:bidi="zh_TW"/>
+        </w:rPr>
+        <w:t>2.8.14）。約瑟夫以類似新約的方式提到，撒都該人拒絕「靈魂的不朽持續性，以及在陰間的懲罰和獎賞」（猶太戰史 2.8.14）。他們宣稱「靈魂隨著身體一起死去」（</w:t>
+      </w:r>
+      <w:r>
+        <w:rPr>
+          <w:i/>
+          <w:lang w:val="zh_TW" w:bidi="zh_TW"/>
+        </w:rPr>
+        <w:t xml:space="preserve">猶太古史記 </w:t>
+      </w:r>
+      <w:r>
+        <w:rPr>
+          <w:lang w:val="zh_TW" w:bidi="zh_TW"/>
+        </w:rPr>
+        <w:t>18.1.4）。早期基督教作家——希坡律陀（Hippolytus）、俄利根（</w:t>
+      </w:r>
+      <w:r>
+        <w:rPr>
+          <w:lang w:val="zh_TW" w:bidi="zh_TW"/>
+        </w:rPr>
+        <w:t>Origen</w:t>
+      </w:r>
+      <w:r>
+        <w:rPr>
+          <w:lang w:val="zh_TW" w:bidi="zh_TW"/>
+        </w:rPr>
+        <w:t>）和耶柔米（</w:t>
+      </w:r>
+      <w:r>
+        <w:rPr>
+          <w:lang w:val="zh_TW" w:bidi="zh_TW"/>
+        </w:rPr>
+        <w:t>Jerome</w:t>
+      </w:r>
+      <w:r>
+        <w:rPr>
+          <w:lang w:val="zh_TW" w:bidi="zh_TW"/>
+        </w:rPr>
+        <w:t>）——表示撒都該人只接受摩西五經，而不接受其它舊約</w:t>
+      </w:r>
+      <w:r>
+        <w:rPr>
+          <w:lang w:val="zh_TW" w:bidi="zh_TW"/>
+        </w:rPr>
+        <w:t>書卷</w:t>
+      </w:r>
+      <w:r>
+        <w:rPr>
+          <w:lang w:val="zh_TW" w:bidi="zh_TW"/>
+        </w:rPr>
+        <w:t>。然而，他們似乎並不反對其它舊約書卷整體（不過我們可能懷疑，他們是否接受像但以理書這樣明確提到死人復活的書卷），而是反對法利賽人引入的律法規條，並主張只有舊約律法應被視為強制性的。在這一點上，</w:t>
+      </w:r>
+      <w:r>
+        <w:rPr>
+          <w:lang w:val="zh_TW" w:bidi="zh_TW"/>
+        </w:rPr>
+        <w:t>以及他們對天使和死後生命的否定上</w:t>
+      </w:r>
+      <w:r>
+        <w:rPr>
+          <w:lang w:val="zh_TW" w:bidi="zh_TW"/>
+        </w:rPr>
+        <w:t>，他們似乎</w:t>
+      </w:r>
+      <w:r>
+        <w:rPr>
+          <w:lang w:val="zh_TW" w:bidi="zh_TW"/>
+        </w:rPr>
+        <w:t>視法利賽人為革新者</w:t>
+      </w:r>
+      <w:r>
+        <w:rPr>
+          <w:lang w:val="zh_TW" w:bidi="zh_TW"/>
+        </w:rPr>
+        <w:t>，</w:t>
+      </w:r>
+      <w:r>
+        <w:rPr>
+          <w:lang w:val="zh_TW" w:bidi="zh_TW"/>
+        </w:rPr>
+        <w:t>而自視為保守派</w:t>
+      </w:r>
+      <w:r>
+        <w:rPr>
+          <w:lang w:val="zh_TW" w:bidi="zh_TW"/>
+        </w:rPr>
+        <w:t>。</w:t>
+      </w:r>
+    </w:p>
+    <w:p>
+      <w:pPr/>
+      <w:r>
+        <w:rPr>
+          <w:lang w:val="zh_TW" w:bidi="zh_TW"/>
+        </w:rPr>
+      </w:r>
+      <w:r>
+        <w:rPr>
+          <w:lang w:val="zh_TW" w:bidi="zh_TW"/>
+        </w:rPr>
+        <w:t>另一個</w:t>
+      </w:r>
+      <w:r>
+        <w:rPr>
+          <w:lang w:val="zh_TW" w:bidi="zh_TW"/>
+        </w:rPr>
+        <w:t>關於撒都該人的主要</w:t>
+      </w:r>
+      <w:r>
+        <w:rPr>
+          <w:lang w:val="zh_TW" w:bidi="zh_TW"/>
+        </w:rPr>
+        <w:t>資料</w:t>
+      </w:r>
+      <w:r>
+        <w:rPr>
+          <w:lang w:val="zh_TW" w:bidi="zh_TW"/>
+        </w:rPr>
+        <w:t>來源是米示拿（Mishnah），這是拉比教導的彙編，在公元二世紀成書。撒都該人反對法利賽人試圖強加於民眾的許多詳細規條（巴拉 3.3、7）。此外，它也表明，撒都該人比其它猶太派別，更傾向妥協接受外邦人的方式（拿達</w:t>
+      </w:r>
+      <w:r>
+        <w:rPr>
+          <w:i/>
+          <w:lang w:val="zh_TW" w:bidi="zh_TW"/>
+        </w:rPr>
+        <w:t xml:space="preserve"> </w:t>
+      </w:r>
+      <w:r>
+        <w:rPr>
+          <w:lang w:val="zh_TW" w:bidi="zh_TW"/>
+        </w:rPr>
+        <w:t>4.2）。</w:t>
+      </w:r>
+    </w:p>
+    <w:p>
+      <w:pPr/>
+      <w:r>
+        <w:rPr>
+          <w:lang w:val="zh_TW" w:bidi="zh_TW"/>
+        </w:rPr>
+      </w:r>
+      <w:r>
+        <w:rPr>
+          <w:i/>
+          <w:lang w:val="zh_TW" w:bidi="zh_TW"/>
+        </w:rPr>
+        <w:t>參見</w:t>
+      </w:r>
+      <w:r>
+        <w:rPr>
+          <w:lang w:val="zh_TW" w:bidi="zh_TW"/>
+        </w:rPr>
+        <w:t xml:space="preserve"> </w:t>
+      </w:r>
+      <w:r>
+        <w:rPr>
+          <w:lang w:val="zh_TW" w:bidi="zh_TW"/>
+        </w:rPr>
+        <w:t>愛色尼派</w:t>
+      </w:r>
+      <w:r>
+        <w:rPr>
+          <w:lang w:val="zh_TW" w:bidi="zh_TW"/>
+        </w:rPr>
+        <w:t>，</w:t>
+      </w:r>
+      <w:r>
+        <w:rPr>
+          <w:lang w:val="zh_TW" w:bidi="zh_TW"/>
+        </w:rPr>
+        <w:t>猶太教</w:t>
+      </w:r>
+      <w:r>
+        <w:rPr>
+          <w:lang w:val="zh_TW" w:bidi="zh_TW"/>
+        </w:rPr>
+        <w:t>，</w:t>
+      </w:r>
+      <w:r>
+        <w:rPr>
+          <w:lang w:val="zh_TW" w:bidi="zh_TW"/>
+        </w:rPr>
+        <w:t>法利賽人</w:t>
+      </w:r>
+      <w:r>
+        <w:rPr>
+          <w:lang w:val="zh_TW" w:bidi="zh_TW"/>
+        </w:rPr>
+        <w:t>。</w:t>
+      </w:r>
+      <w:r>
+        <w:rPr>
+          <w:lang w:val="zh_TW" w:bidi="zh_TW"/>
+        </w:rPr>
+      </w:r>
+      <w:r>
+        <w:rPr>
+          <w:lang w:val="zh_TW" w:bidi="zh_TW"/>
+        </w:rPr>
+      </w:r>
+    </w:p>
+    <w:p>
+      <w:pPr/>
+      <w:r>
+        <w:rPr>
+          <w:lang w:val="zh_TW" w:bidi="zh_TW"/>
+        </w:rPr>
+      </w:r>
+    </w:p>
+    <w:p>
+      <w:pPr>
+        <w:pStyle w:val="Heading2"/>
+      </w:pPr>
+      <w:r>
+        <w:rPr>
+          <w:lang w:val="zh_TW" w:bidi="zh_TW"/>
+        </w:rPr>
+        <w:t>撒羅米</w:t>
+      </w:r>
+      <w:r>
+        <w:rPr>
+          <w:lang w:val="zh_TW" w:bidi="zh_TW"/>
+        </w:rPr>
+      </w:r>
+    </w:p>
+    <w:p>
+      <w:pPr/>
+      <w:r>
+        <w:rPr>
+          <w:lang w:val="zh_TW" w:bidi="zh_TW"/>
+        </w:rPr>
+      </w:r>
+      <w:r>
+        <w:rPr>
+          <w:lang w:val="zh_TW" w:bidi="zh_TW"/>
+        </w:rPr>
+        <w:t>撒羅米這個名字來自希伯來的問候語</w:t>
+      </w:r>
+      <w:r>
+        <w:rPr>
+          <w:i/>
+          <w:lang w:val="zh_TW" w:bidi="zh_TW"/>
+        </w:rPr>
+        <w:t>shalom，</w:t>
+      </w:r>
+      <w:r>
+        <w:rPr>
+          <w:lang w:val="zh_TW" w:bidi="zh_TW"/>
+        </w:rPr>
+        <w:t>意思是平安。這個名字在結尾加上字母「e」是希臘式的風格。</w:t>
       </w:r>
     </w:p>
     <w:p>
@@ -1439,47 +2910,228 @@
       </w:r>
       <w:r>
         <w:rPr>
-          <w:b/>
-          <w:lang w:val="zh_TW" w:bidi="zh_TW"/>
-        </w:rPr>
-        <w:t>進步</w:t>
-      </w:r>
-      <w:r>
-        <w:rPr>
-          <w:lang w:val="zh_TW" w:bidi="zh_TW"/>
-        </w:rPr>
-        <w:t>：科學、技術、教育、社會的發展，使有些人將「進步」看作一股偉大的力量。某種程度上，這等於將攝理看成進步本身，卻把榮耀從神那裡奪去。</w:t>
+          <w:lang w:val="zh_TW" w:bidi="zh_TW"/>
+        </w:rPr>
+        <w:t>一位名叫撒羅米的婦人是耶穌的追隨者。她可能是馬利亞的姐妹，雅各和約翰的母親。在</w:t>
+      </w:r>
+      <w:hyperlink r:id="rId69">
+        <w:r>
+          <w:rPr>
+            <w:lang w:val="zh_TW" w:bidi="zh_TW"/>
+          </w:rPr>
+          <w:rPr>
+            <w:color w:val="0000EE"/>
+            <w:u w:val="single"/>
+          </w:rPr>
+          <w:t>馬可福音十五章40節</w:t>
+        </w:r>
+      </w:hyperlink>
+      <w:r>
+        <w:rPr>
+          <w:lang w:val="zh_TW" w:bidi="zh_TW"/>
+        </w:rPr>
+        <w:t>中，福音書作者描述了站在十字架下的婦人。有三位的名字被提及：抹大拉的馬利亞、小雅各和約西的母親馬利亞，以及撒羅米。</w:t>
+        <w:br/>
+      </w:r>
+      <w:r>
+        <w:rPr>
+          <w:lang w:val="zh_TW" w:bidi="zh_TW"/>
+        </w:rPr>
+        <w:t>馬可後來描述了天未亮之前來到墳墓的婦人。馬可記載抹大拉的馬利亞、雅各的母親馬利亞和撒羅米帶了香料來膏抹屍體（</w:t>
+      </w:r>
+      <w:hyperlink r:id="rId70">
+        <w:r>
+          <w:rPr>
+            <w:lang w:val="zh_TW" w:bidi="zh_TW"/>
+          </w:rPr>
+          <w:rPr>
+            <w:color w:val="0000EE"/>
+            <w:u w:val="single"/>
+          </w:rPr>
+          <w:t>馬可福音16:1</w:t>
+        </w:r>
+      </w:hyperlink>
+      <w:r>
+        <w:rPr>
+          <w:lang w:val="zh_TW" w:bidi="zh_TW"/>
+        </w:rPr>
+        <w:t>）。</w:t>
+        <w:br/>
+      </w:r>
+      <w:r>
+        <w:rPr>
+          <w:lang w:val="zh_TW" w:bidi="zh_TW"/>
+        </w:rPr>
+        <w:t>馬太提到兩位名叫馬利亞的女人，以及西庇太兒子的母親，她可能是撒羅米（</w:t>
+      </w:r>
+      <w:hyperlink r:id="rId71">
+        <w:r>
+          <w:rPr>
+            <w:lang w:val="zh_TW" w:bidi="zh_TW"/>
+          </w:rPr>
+          <w:rPr>
+            <w:color w:val="0000EE"/>
+            <w:u w:val="single"/>
+          </w:rPr>
+          <w:t>馬太福音27:56</w:t>
+        </w:r>
+      </w:hyperlink>
+      <w:r>
+        <w:rPr>
+          <w:lang w:val="zh_TW" w:bidi="zh_TW"/>
+        </w:rPr>
+        <w:t>）。</w:t>
+        <w:br/>
+      </w:r>
+      <w:r>
+        <w:rPr>
+          <w:lang w:val="zh_TW" w:bidi="zh_TW"/>
+        </w:rPr>
+        <w:t>約翰提到四位女性：</w:t>
       </w:r>
     </w:p>
     <w:p>
       <w:pPr>
         <w:pStyle w:val="ListNumber"/>
         <w:spacing w:line="240" w:lineRule="auto"/>
-        <w:ind w:left="720"/>
-      </w:pPr>
-      <w:r>
-        <w:rPr>
-          <w:lang w:val="zh_TW" w:bidi="zh_TW"/>
-        </w:rPr>
-      </w:r>
-      <w:r>
-        <w:rPr>
-          <w:b/>
-          <w:lang w:val="zh_TW" w:bidi="zh_TW"/>
-        </w:rPr>
-        <w:t>自然</w:t>
-      </w:r>
-      <w:r>
-        <w:rPr>
-          <w:lang w:val="zh_TW" w:bidi="zh_TW"/>
-        </w:rPr>
-        <w:t>：有些人物，例如愛默生（Ralph Waldo Emerson）和梭羅（Henry David Thoreau），將攝理歸於自然。但自然本身並不看顧人。</w:t>
+        <w:ind w:left="1440"/>
+      </w:pPr>
+      <w:r>
+        <w:rPr>
+          <w:lang w:val="zh_TW" w:bidi="zh_TW"/>
+        </w:rPr>
+      </w:r>
+      <w:r>
+        <w:rPr>
+          <w:lang w:val="zh_TW" w:bidi="zh_TW"/>
+        </w:rPr>
+        <w:t>耶穌的母親馬利亞；</w:t>
       </w:r>
     </w:p>
     <w:p>
       <w:pPr>
         <w:pStyle w:val="ListNumber"/>
         <w:spacing w:line="240" w:lineRule="auto"/>
+        <w:ind w:left="1440"/>
+      </w:pPr>
+      <w:r>
+        <w:rPr>
+          <w:lang w:val="zh_TW" w:bidi="zh_TW"/>
+        </w:rPr>
+      </w:r>
+      <w:r>
+        <w:rPr>
+          <w:lang w:val="zh_TW" w:bidi="zh_TW"/>
+        </w:rPr>
+        <w:t>革羅罷</w:t>
+      </w:r>
+      <w:r>
+        <w:rPr>
+          <w:lang w:val="zh_TW" w:bidi="zh_TW"/>
+        </w:rPr>
+        <w:t>的妻子馬利亞；</w:t>
+      </w:r>
+    </w:p>
+    <w:p>
+      <w:pPr>
+        <w:pStyle w:val="ListNumber"/>
+        <w:spacing w:line="240" w:lineRule="auto"/>
+        <w:ind w:left="1440"/>
+      </w:pPr>
+      <w:r>
+        <w:rPr>
+          <w:lang w:val="zh_TW" w:bidi="zh_TW"/>
+        </w:rPr>
+      </w:r>
+      <w:r>
+        <w:rPr>
+          <w:lang w:val="zh_TW" w:bidi="zh_TW"/>
+        </w:rPr>
+        <w:t>抹大拉的馬利亞；以及</w:t>
+      </w:r>
+    </w:p>
+    <w:p>
+      <w:pPr>
+        <w:pStyle w:val="ListNumber"/>
+        <w:spacing w:line="240" w:lineRule="auto"/>
+        <w:ind w:left="1440"/>
+      </w:pPr>
+      <w:r>
+        <w:rPr>
+          <w:lang w:val="zh_TW" w:bidi="zh_TW"/>
+        </w:rPr>
+      </w:r>
+      <w:r>
+        <w:rPr>
+          <w:lang w:val="zh_TW" w:bidi="zh_TW"/>
+        </w:rPr>
+        <w:t>馬利亞的</w:t>
+      </w:r>
+      <w:r>
+        <w:rPr>
+          <w:lang w:val="zh_TW" w:bidi="zh_TW"/>
+        </w:rPr>
+        <w:t>姊妹</w:t>
+      </w:r>
+      <w:r>
+        <w:rPr>
+          <w:lang w:val="zh_TW" w:bidi="zh_TW"/>
+        </w:rPr>
+        <w:t>（在</w:t>
+      </w:r>
+      <w:hyperlink r:id="rId72">
+        <w:r>
+          <w:rPr>
+            <w:lang w:val="zh_TW" w:bidi="zh_TW"/>
+          </w:rPr>
+          <w:rPr>
+            <w:color w:val="0000EE"/>
+            <w:u w:val="single"/>
+          </w:rPr>
+          <w:t>約翰福音19:25</w:t>
+        </w:r>
+      </w:hyperlink>
+      <w:r>
+        <w:rPr>
+          <w:lang w:val="zh_TW" w:bidi="zh_TW"/>
+        </w:rPr>
+        <w:t>中未提及名字）。</w:t>
+      </w:r>
+    </w:p>
+    <w:p>
+      <w:pPr/>
+      <w:r>
+        <w:rPr>
+          <w:lang w:val="zh_TW" w:bidi="zh_TW"/>
+        </w:rPr>
+      </w:r>
+      <w:r>
+        <w:rPr>
+          <w:lang w:val="zh_TW" w:bidi="zh_TW"/>
+        </w:rPr>
+        <w:t>如果馬利亞的</w:t>
+      </w:r>
+      <w:r>
+        <w:rPr>
+          <w:lang w:val="zh_TW" w:bidi="zh_TW"/>
+        </w:rPr>
+        <w:t>姊妹</w:t>
+      </w:r>
+      <w:r>
+        <w:rPr>
+          <w:lang w:val="zh_TW" w:bidi="zh_TW"/>
+        </w:rPr>
+        <w:t>是撒羅米，那麼她和西庇太兒子的母親很可能是同一個人。這就使雅各和約翰，即西庇太的兒子，是耶穌的表兄弟。</w:t>
+      </w:r>
+    </w:p>
+    <w:p>
+      <w:pPr>
+        <w:pStyle w:val="ListNumber"/>
+        <w:numPr>
+          <w:ilvl w:val="0"/>
+          <w:numId w:val="16"/>
+        </w:numPr>
+        <w:spacing w:line="240" w:lineRule="auto"/>
         <w:ind w:left="720"/>
       </w:pPr>
       <w:r>
@@ -1489,246 +3141,1181 @@
       </w:r>
       <w:r>
         <w:rPr>
+          <w:lang w:val="zh_TW" w:bidi="zh_TW"/>
+        </w:rPr>
+        <w:t>希羅底的女兒，來自希羅底與希律腓力的第一次婚姻。</w:t>
+      </w:r>
+      <w:hyperlink r:id="rId73">
+        <w:r>
+          <w:rPr>
+            <w:lang w:val="zh_TW" w:bidi="zh_TW"/>
+          </w:rPr>
+          <w:rPr>
+            <w:color w:val="0000EE"/>
+            <w:u w:val="single"/>
+          </w:rPr>
+          <w:t>馬太福音十四章6節</w:t>
+        </w:r>
+      </w:hyperlink>
+      <w:r>
+        <w:rPr>
+          <w:lang w:val="zh_TW" w:bidi="zh_TW"/>
+        </w:rPr>
+        <w:t>和</w:t>
+      </w:r>
+      <w:hyperlink r:id="rId74">
+        <w:r>
+          <w:rPr>
+            <w:lang w:val="zh_TW" w:bidi="zh_TW"/>
+          </w:rPr>
+          <w:rPr>
+            <w:color w:val="0000EE"/>
+            <w:u w:val="single"/>
+          </w:rPr>
+          <w:t>馬可福音六章22節</w:t>
+        </w:r>
+      </w:hyperlink>
+      <w:r>
+        <w:rPr>
+          <w:lang w:val="zh_TW" w:bidi="zh_TW"/>
+        </w:rPr>
+        <w:t>都沒有提到她的名字，但根據傳統，撒羅米是那位以舞蹈取悅希律的女孩。作為獎賞，希律發誓答應她任何要求，甚至他國的一半。在她母親的指使下，她要施洗約翰的頭。</w:t>
+      </w:r>
+      <w:r>
+        <w:rPr>
+          <w:lang w:val="zh_TW" w:bidi="zh_TW"/>
+        </w:rPr>
+      </w:r>
+      <w:r>
+        <w:rPr>
+          <w:lang w:val="zh_TW" w:bidi="zh_TW"/>
+        </w:rPr>
+      </w:r>
+    </w:p>
+    <w:p>
+      <w:pPr/>
+      <w:r>
+        <w:rPr>
+          <w:lang w:val="zh_TW" w:bidi="zh_TW"/>
+        </w:rPr>
+      </w:r>
+    </w:p>
+    <w:p>
+      <w:pPr>
+        <w:pStyle w:val="Heading2"/>
+      </w:pPr>
+      <w:r>
+        <w:rPr>
+          <w:lang w:val="zh_TW" w:bidi="zh_TW"/>
+        </w:rPr>
+        <w:t>撒馬利亞人</w:t>
+      </w:r>
+      <w:r>
+        <w:rPr>
+          <w:lang w:val="zh_TW" w:bidi="zh_TW"/>
+        </w:rPr>
+      </w:r>
+    </w:p>
+    <w:p>
+      <w:pPr/>
+      <w:r>
+        <w:rPr>
+          <w:lang w:val="zh_TW" w:bidi="zh_TW"/>
+        </w:rPr>
+      </w:r>
+      <w:r>
+        <w:rPr>
+          <w:lang w:val="zh_TW" w:bidi="zh_TW"/>
+        </w:rPr>
+        <w:t>從猶太人中分裂出來的群體。這個群體居住在猶太地的北方、加利利的南方，並且與其猶太鄰居之間處於敵對緊張的狀態。耶穌對這個備受鄙視的群體所表現的態度，與當時人們的普遍態度形成強烈對比。</w:t>
+      </w:r>
+    </w:p>
+    <w:p>
+      <w:pPr/>
+      <w:r>
+        <w:rPr>
+          <w:lang w:val="zh_TW" w:bidi="zh_TW"/>
+        </w:rPr>
+      </w:r>
+      <w:r>
+        <w:rPr>
+          <w:lang w:val="zh_TW" w:bidi="zh_TW"/>
+        </w:rPr>
+        <w:t>概述</w:t>
+      </w:r>
+    </w:p>
+    <w:p>
+      <w:pPr>
+        <w:pStyle w:val="ListBullet"/>
+        <w:spacing w:line="240" w:lineRule="auto"/>
+        <w:ind w:left="720"/>
+      </w:pPr>
+      <w:r>
+        <w:rPr>
+          <w:lang w:val="zh_TW" w:bidi="zh_TW"/>
+        </w:rPr>
+      </w:r>
+      <w:r>
+        <w:rPr>
           <w:b/>
-          <w:lang w:val="zh_TW" w:bidi="zh_TW"/>
-        </w:rPr>
-        <w:t>自然選擇</w:t>
-      </w:r>
-      <w:r>
-        <w:rPr>
-          <w:lang w:val="zh_TW" w:bidi="zh_TW"/>
-        </w:rPr>
-        <w:t>：達爾文那本關於生物進化的經典著作</w:t>
+          <w:u w:val="single"/>
+          <w:lang w:val="zh_TW" w:bidi="zh_TW"/>
+        </w:rPr>
+        <w:t>教派的起源</w:t>
+      </w:r>
+    </w:p>
+    <w:p>
+      <w:pPr>
+        <w:pStyle w:val="ListBullet"/>
+        <w:spacing w:line="240" w:lineRule="auto"/>
+        <w:ind w:left="720"/>
+      </w:pPr>
+      <w:r>
+        <w:rPr>
+          <w:lang w:val="zh_TW" w:bidi="zh_TW"/>
+        </w:rPr>
+      </w:r>
+      <w:r>
+        <w:rPr>
+          <w:b/>
+          <w:u w:val="single"/>
+          <w:lang w:val="zh_TW" w:bidi="zh_TW"/>
+        </w:rPr>
+        <w:t>撒馬利亞人與猶太人的關係</w:t>
+      </w:r>
+    </w:p>
+    <w:p>
+      <w:pPr>
+        <w:pStyle w:val="ListBullet"/>
+        <w:spacing w:line="240" w:lineRule="auto"/>
+        <w:ind w:left="720"/>
+      </w:pPr>
+      <w:r>
+        <w:rPr>
+          <w:lang w:val="zh_TW" w:bidi="zh_TW"/>
+        </w:rPr>
+      </w:r>
+      <w:r>
+        <w:rPr>
+          <w:b/>
+          <w:u w:val="single"/>
+          <w:lang w:val="zh_TW" w:bidi="zh_TW"/>
+        </w:rPr>
+        <w:t>撒馬利亞人的信仰</w:t>
+      </w:r>
+    </w:p>
+    <w:p>
+      <w:pPr>
+        <w:pStyle w:val="ListBullet"/>
+        <w:spacing w:line="240" w:lineRule="auto"/>
+        <w:ind w:left="720"/>
+      </w:pPr>
+      <w:r>
+        <w:rPr>
+          <w:lang w:val="zh_TW" w:bidi="zh_TW"/>
+        </w:rPr>
+      </w:r>
+      <w:r>
+        <w:rPr>
+          <w:b/>
+          <w:u w:val="single"/>
+          <w:lang w:val="zh_TW" w:bidi="zh_TW"/>
+        </w:rPr>
+        <w:t>耶穌與撒馬利亞人</w:t>
+      </w:r>
+    </w:p>
+    <w:p>
+      <w:pPr>
+        <w:pStyle w:val="ListBullet"/>
+        <w:spacing w:line="240" w:lineRule="auto"/>
+        <w:ind w:left="720"/>
+      </w:pPr>
+      <w:r>
+        <w:rPr>
+          <w:lang w:val="zh_TW" w:bidi="zh_TW"/>
+        </w:rPr>
+      </w:r>
+      <w:r>
+        <w:rPr>
+          <w:b/>
+          <w:u w:val="single"/>
+          <w:lang w:val="zh_TW" w:bidi="zh_TW"/>
+        </w:rPr>
+        <w:t>撒馬利亞在初代教會使命中的地位</w:t>
+      </w:r>
+    </w:p>
+    <w:p>
+      <w:pPr>
+        <w:pStyle w:val="Heading3"/>
+      </w:pPr>
+      <w:r>
+        <w:rPr>
+          <w:lang w:val="zh_TW" w:bidi="zh_TW"/>
+        </w:rPr>
+        <w:t>教派的起源</w:t>
+      </w:r>
+    </w:p>
+    <w:p>
+      <w:pPr/>
+      <w:r>
+        <w:rPr>
+          <w:lang w:val="zh_TW" w:bidi="zh_TW"/>
+        </w:rPr>
+      </w:r>
+      <w:r>
+        <w:rPr>
+          <w:lang w:val="zh_TW" w:bidi="zh_TW"/>
+        </w:rPr>
+        <w:t>我們難以確切判定撒馬利亞教派何時形成，以及與猶太教最終決裂的時間。舊約聖經對撒馬利亞人教派起源的看法是，他們源自被重新安置於該地的外邦民族，他們對神的敬拜只屬表面，其內在仍然是偶像崇拜。根據</w:t>
+      </w:r>
+      <w:hyperlink r:id="rId75">
+        <w:r>
+          <w:rPr>
+            <w:lang w:val="zh_TW" w:bidi="zh_TW"/>
+          </w:rPr>
+          <w:rPr>
+            <w:color w:val="0000EE"/>
+            <w:u w:val="single"/>
+          </w:rPr>
+          <w:t>列王紀下十七章</w:t>
+        </w:r>
+      </w:hyperlink>
+      <w:r>
+        <w:rPr>
+          <w:lang w:val="zh_TW" w:bidi="zh_TW"/>
+        </w:rPr>
+        <w:t>，撒馬利亞人教派起源於公元前722年，以色列被亞述擊敗後的人口安排。亞述王將以色列人逐出該地，並重新在該地安置巴比倫、古他和其它各國的被征服人民。</w:t>
+      </w:r>
+    </w:p>
+    <w:p>
+      <w:pPr/>
+      <w:r>
+        <w:rPr>
+          <w:lang w:val="zh_TW" w:bidi="zh_TW"/>
+        </w:rPr>
+      </w:r>
+      <w:r>
+        <w:rPr>
+          <w:lang w:val="zh_TW" w:bidi="zh_TW"/>
+        </w:rPr>
+        <w:t>撒馬利亞人對其起源提出了截然不同的見解。他們聲稱自己是以法蓮和瑪拿西兩個猶太支派的後裔（見</w:t>
+      </w:r>
+      <w:hyperlink r:id="rId76">
+        <w:r>
+          <w:rPr>
+            <w:lang w:val="zh_TW" w:bidi="zh_TW"/>
+          </w:rPr>
+          <w:rPr>
+            <w:color w:val="0000EE"/>
+            <w:u w:val="single"/>
+          </w:rPr>
+          <w:t>約4:12</w:t>
+        </w:r>
+      </w:hyperlink>
+      <w:r>
+        <w:rPr>
+          <w:lang w:val="zh_TW" w:bidi="zh_TW"/>
+        </w:rPr>
+        <w:t>），並認為以色列人在公元前722年被亞述擄掠，並非全面或永久性的。為了解釋他們群體與猶太人之間的敵意，撒馬利亞人的說法認為，猶太人有叛教之罪，他們在以利時代設立異教的敬拜聖所，而不是持守在基利心山上的唯一聖地。因此，撒馬利亞人認為自己在血統和敬拜上，都是真正的以色列人。</w:t>
+      </w:r>
+    </w:p>
+    <w:p>
+      <w:pPr/>
+      <w:r>
+        <w:rPr>
+          <w:lang w:val="zh_TW" w:bidi="zh_TW"/>
+        </w:rPr>
+      </w:r>
+      <w:r>
+        <w:rPr>
+          <w:lang w:val="zh_TW" w:bidi="zh_TW"/>
+        </w:rPr>
+        <w:t>根據該時期的亞述文獻記載，確實證明對北國的人口安排，但亞述王顯然未有全面驅逐（見</w:t>
+      </w:r>
+      <w:hyperlink r:id="rId77">
+        <w:r>
+          <w:rPr>
+            <w:lang w:val="zh_TW" w:bidi="zh_TW"/>
+          </w:rPr>
+          <w:rPr>
+            <w:color w:val="0000EE"/>
+            <w:u w:val="single"/>
+          </w:rPr>
+          <w:t>代下34:9</w:t>
+        </w:r>
+      </w:hyperlink>
+      <w:r>
+        <w:rPr>
+          <w:lang w:val="zh_TW" w:bidi="zh_TW"/>
+        </w:rPr>
+        <w:t>）。這表明該地可能存在兩個族群：第一是未被擄走的本地以色列餘民，第二是外來的被擄族群，他們逐漸被本地居民的信仰所吸引，然而在早期的融合過程中，無疑存在宗教混合的情況。</w:t>
+      </w:r>
+    </w:p>
+    <w:p>
+      <w:pPr>
+        <w:pStyle w:val="Heading3"/>
+      </w:pPr>
+      <w:r>
+        <w:rPr>
+          <w:lang w:val="zh_TW" w:bidi="zh_TW"/>
+        </w:rPr>
+        <w:t>撒馬利亞人與猶太人的關係</w:t>
+      </w:r>
+    </w:p>
+    <w:p>
+      <w:pPr/>
+      <w:r>
+        <w:rPr>
+          <w:lang w:val="zh_TW" w:bidi="zh_TW"/>
+        </w:rPr>
+      </w:r>
+      <w:r>
+        <w:rPr>
+          <w:lang w:val="zh_TW" w:bidi="zh_TW"/>
+        </w:rPr>
+        <w:t>住在北方的基利心山（他們的聖山）、示劍與撒馬利亞地區的撒馬利亞人，與曾住在猶太地、後來住到加利利的猶太人，他們的關係歷史實在充滿變化張力。被擄之民於波斯統治者賽魯士的詔令下（約公元前538年），返回耶路撒冷時，北方與南方王國之間古老的緊張關係再次出現。當時整個南部地區由北方撒馬利亞的參巴拉統治，他是波斯權下巴勒斯坦的本地統治者。被擄之民渴望返回耶路撒冷，特別是他們重建耶路撒冷聖殿的心願，對他在北方的領導地位構成實質的政治威脅（</w:t>
+      </w:r>
+      <w:hyperlink r:id="rId78">
+        <w:r>
+          <w:rPr>
+            <w:lang w:val="zh_TW" w:bidi="zh_TW"/>
+          </w:rPr>
+          <w:rPr>
+            <w:color w:val="0000EE"/>
+            <w:u w:val="single"/>
+          </w:rPr>
+          <w:t>拉4:7–24</w:t>
+        </w:r>
+      </w:hyperlink>
+      <w:r>
+        <w:rPr>
+          <w:lang w:val="zh_TW" w:bidi="zh_TW"/>
+        </w:rPr>
+        <w:t>；</w:t>
+      </w:r>
+      <w:hyperlink r:id="rId79">
+        <w:r>
+          <w:rPr>
+            <w:lang w:val="zh_TW" w:bidi="zh_TW"/>
+          </w:rPr>
+          <w:rPr>
+            <w:color w:val="0000EE"/>
+            <w:u w:val="single"/>
+          </w:rPr>
+          <w:t>尼4:1–9</w:t>
+        </w:r>
+      </w:hyperlink>
+      <w:r>
+        <w:rPr>
+          <w:lang w:val="zh_TW" w:bidi="zh_TW"/>
+        </w:rPr>
+        <w:t>）。</w:t>
+      </w:r>
+    </w:p>
+    <w:p>
+      <w:pPr/>
+      <w:r>
+        <w:rPr>
+          <w:lang w:val="zh_TW" w:bidi="zh_TW"/>
+        </w:rPr>
+      </w:r>
+      <w:r>
+        <w:rPr>
+          <w:lang w:val="zh_TW" w:bidi="zh_TW"/>
+        </w:rPr>
+        <w:t>最初的反對是出於政治動機，但在之後某個時期，可能是在主前五世紀，另有一座聖殿在基利心山上建立時，反對便轉變為宗教層面之事。這段時間猶太人對撒馬利亞人的敵意，可參考另一個例子，來自</w:t>
+      </w:r>
+      <w:hyperlink r:id="rId80">
+        <w:r>
+          <w:rPr>
+            <w:lang w:val="zh_TW" w:bidi="zh_TW"/>
+          </w:rPr>
+          <w:rPr>
+            <w:color w:val="0000EE"/>
+            <w:u w:val="single"/>
+          </w:rPr>
+          <w:t>便西拉智訓五十篇25至26節</w:t>
+        </w:r>
+      </w:hyperlink>
+      <w:r>
+        <w:rPr>
+          <w:lang w:val="zh_TW" w:bidi="zh_TW"/>
+        </w:rPr>
+        <w:t>（約寫於公元前200年），其中將撒馬利亞人的地位置於以東人和非利士人之下，並稱他們為「愚蠢的民族」（參利未遺訓7:2）。</w:t>
+      </w:r>
+    </w:p>
+    <w:p>
+      <w:pPr/>
+      <w:r>
+        <w:rPr>
+          <w:lang w:val="zh_TW" w:bidi="zh_TW"/>
+        </w:rPr>
+      </w:r>
+      <w:r>
+        <w:rPr>
+          <w:lang w:val="zh_TW" w:bidi="zh_TW"/>
+        </w:rPr>
+        <w:t>猶太人對撒馬利亞人的輕視加深，因為撒馬利亞人未有對抗安提阿古·伊皮法尼（約公元前167年）在該區推行的希臘化敬拜的行動。部分猶太群體反對將耶路撒冷聖殿尹為宙斯的聖殿（</w:t>
+      </w:r>
+      <w:hyperlink r:id="rId81">
+        <w:r>
+          <w:rPr>
+            <w:lang w:val="zh_TW" w:bidi="zh_TW"/>
+          </w:rPr>
+          <w:rPr>
+            <w:color w:val="0000EE"/>
+            <w:u w:val="single"/>
+          </w:rPr>
+          <w:t>馬加比一書1:62–64</w:t>
+        </w:r>
+      </w:hyperlink>
+      <w:r>
+        <w:rPr>
+          <w:lang w:val="zh_TW" w:bidi="zh_TW"/>
+        </w:rPr>
+        <w:t>），並最終跟隨馬加比起義（</w:t>
+      </w:r>
+      <w:hyperlink r:id="rId82">
+        <w:r>
+          <w:rPr>
+            <w:lang w:val="zh_TW" w:bidi="zh_TW"/>
+          </w:rPr>
+          <w:rPr>
+            <w:color w:val="0000EE"/>
+            <w:u w:val="single"/>
+          </w:rPr>
+          <w:t>馬加比一書2:42–43</w:t>
+        </w:r>
+      </w:hyperlink>
+      <w:r>
+        <w:rPr>
+          <w:lang w:val="zh_TW" w:bidi="zh_TW"/>
+        </w:rPr>
+        <w:t>），但資料顯示撒馬利亞人並未有同樣表態（見</w:t>
+      </w:r>
+      <w:hyperlink r:id="rId83">
+        <w:r>
+          <w:rPr>
+            <w:lang w:val="zh_TW" w:bidi="zh_TW"/>
+          </w:rPr>
+          <w:rPr>
+            <w:color w:val="0000EE"/>
+            <w:u w:val="single"/>
+          </w:rPr>
+          <w:t>馬加比一書6:2</w:t>
+        </w:r>
+      </w:hyperlink>
+      <w:r>
+        <w:rPr>
+          <w:lang w:val="zh_TW" w:bidi="zh_TW"/>
+        </w:rPr>
+        <w:t>）。</w:t>
+      </w:r>
+    </w:p>
+    <w:p>
+      <w:pPr/>
+      <w:r>
+        <w:rPr>
+          <w:lang w:val="zh_TW" w:bidi="zh_TW"/>
+        </w:rPr>
+      </w:r>
+      <w:r>
+        <w:rPr>
+          <w:lang w:val="zh_TW" w:bidi="zh_TW"/>
+        </w:rPr>
+        <w:t>這種惡劣的關係，在哈斯蒙尼家族帶來短暫的猶太獨立時期，達到高峰。當時，猶太統治者約翰‧許爾堪率軍攻擊示劍，征服並摧毀撒馬利亞人位於基利心山上的聖殿（約公元前128年）。</w:t>
+      </w:r>
+    </w:p>
+    <w:p>
+      <w:pPr/>
+      <w:r>
+        <w:rPr>
+          <w:lang w:val="zh_TW" w:bidi="zh_TW"/>
+        </w:rPr>
+      </w:r>
+      <w:r>
+        <w:rPr>
+          <w:lang w:val="zh_TW" w:bidi="zh_TW"/>
+        </w:rPr>
+        <w:t>在大希律王統治之下，撒馬利亞的處境有所改善，然而撒馬利亞人與猶太地及加利利猶太人之間的敵意仍然持續。撒馬利亞人認為耶路撒冷聖殿是虛假的宗教中心，並被耶路撒冷當局排除在內院之外。大約在公元6年，一群撒馬利亞人在逾越節期間，將人骨撒在聖殿的門廊和聖所內，褻瀆耶路撒冷聖殿。當加利利猶太人在各種節期期間前往耶路撒冷，而必須穿越撒馬利亞時，他們遭遇敵意的情況亦屢見不鮮（</w:t>
+      </w:r>
+      <w:hyperlink r:id="rId84">
+        <w:r>
+          <w:rPr>
+            <w:lang w:val="zh_TW" w:bidi="zh_TW"/>
+          </w:rPr>
+          <w:rPr>
+            <w:color w:val="0000EE"/>
+            <w:u w:val="single"/>
+          </w:rPr>
+          <w:t>路9:51–53</w:t>
+        </w:r>
+      </w:hyperlink>
+      <w:r>
+        <w:rPr>
+          <w:lang w:val="zh_TW" w:bidi="zh_TW"/>
+        </w:rPr>
+        <w:t>）。</w:t>
+      </w:r>
+    </w:p>
+    <w:p>
+      <w:pPr/>
+      <w:r>
+        <w:rPr>
+          <w:lang w:val="zh_TW" w:bidi="zh_TW"/>
+        </w:rPr>
+      </w:r>
+      <w:r>
+        <w:rPr>
+          <w:lang w:val="zh_TW" w:bidi="zh_TW"/>
+        </w:rPr>
+        <w:t>這種敵對在耶穌時代仍然持續，兩個群體將對方排除在各自的敬拜中心之外，即耶路撒冷聖殿和位於基利心山的撒馬利亞人聖殿。例如，撒馬利亞人被禁止進入聖殿內院，他們所獻的祭物都被視為外邦人的獻祭。因此，若將撒馬利亞人稱為「分裂者」會更為準確，但實際上他們被當作外邦人對待。兩個群體之間不可通婚，人際關係也受到極大限制（</w:t>
+      </w:r>
+      <w:hyperlink r:id="rId85">
+        <w:r>
+          <w:rPr>
+            <w:lang w:val="zh_TW" w:bidi="zh_TW"/>
+          </w:rPr>
+          <w:rPr>
+            <w:color w:val="0000EE"/>
+            <w:u w:val="single"/>
+          </w:rPr>
+          <w:t>約4:9</w:t>
+        </w:r>
+      </w:hyperlink>
+      <w:r>
+        <w:rPr>
+          <w:lang w:val="zh_TW" w:bidi="zh_TW"/>
+        </w:rPr>
+        <w:t>）。在這種強制隔離下，兩個群體之間的互動難免有限。僅僅是「撒馬利亞人」這個詞，在猶太人口中就已是蔑視（</w:t>
+      </w:r>
+      <w:hyperlink r:id="rId86">
+        <w:r>
+          <w:rPr>
+            <w:lang w:val="zh_TW" w:bidi="zh_TW"/>
+          </w:rPr>
+          <w:rPr>
+            <w:color w:val="0000EE"/>
+            <w:u w:val="single"/>
+          </w:rPr>
+          <w:t>約8:48</w:t>
+        </w:r>
+      </w:hyperlink>
+      <w:r>
+        <w:rPr>
+          <w:lang w:val="zh_TW" w:bidi="zh_TW"/>
+        </w:rPr>
+        <w:t>），一些文士甚至不願直接說出這個稱呼（參</w:t>
+      </w:r>
+      <w:hyperlink r:id="rId87">
+        <w:r>
+          <w:rPr>
+            <w:lang w:val="zh_TW" w:bidi="zh_TW"/>
+          </w:rPr>
+          <w:rPr>
+            <w:color w:val="0000EE"/>
+            <w:u w:val="single"/>
+          </w:rPr>
+          <w:t>路10:37</w:t>
+        </w:r>
+      </w:hyperlink>
+      <w:r>
+        <w:rPr>
+          <w:lang w:val="zh_TW" w:bidi="zh_TW"/>
+        </w:rPr>
+        <w:t>中明顯的委婉說法）。門徒對撒馬利亞人拒絕提供住宿的反應（</w:t>
+      </w:r>
+      <w:hyperlink r:id="rId88">
+        <w:r>
+          <w:rPr>
+            <w:lang w:val="zh_TW" w:bidi="zh_TW"/>
+          </w:rPr>
+          <w:rPr>
+            <w:color w:val="0000EE"/>
+            <w:u w:val="single"/>
+          </w:rPr>
+          <w:t>路9:51–55</w:t>
+        </w:r>
+      </w:hyperlink>
+      <w:r>
+        <w:rPr>
+          <w:lang w:val="zh_TW" w:bidi="zh_TW"/>
+        </w:rPr>
+        <w:t>），即是當時猶太人對撒馬利亞人敵意的典型例子。</w:t>
+      </w:r>
+    </w:p>
+    <w:p>
+      <w:pPr/>
+      <w:r>
+        <w:rPr>
+          <w:lang w:val="zh_TW" w:bidi="zh_TW"/>
+        </w:rPr>
+      </w:r>
+      <w:r>
+        <w:rPr>
+          <w:lang w:val="zh_TW" w:bidi="zh_TW"/>
+        </w:rPr>
+        <w:t>目前證據雖然不足以顯示撒馬利亞人的態度相同，但我們可推測這種情況存在，亦相當合理。因此，在</w:t>
+      </w:r>
+      <w:hyperlink r:id="rId88">
+        <w:r>
+          <w:rPr>
+            <w:lang w:val="zh_TW" w:bidi="zh_TW"/>
+          </w:rPr>
+          <w:rPr>
+            <w:color w:val="0000EE"/>
+            <w:u w:val="single"/>
+          </w:rPr>
+          <w:t>路加福音九章51至55節</w:t>
+        </w:r>
+      </w:hyperlink>
+      <w:r>
+        <w:rPr>
+          <w:lang w:val="zh_TW" w:bidi="zh_TW"/>
+        </w:rPr>
+        <w:t>所記載的情況中，撒馬利亞人拒絕款待其他「定意向耶路撒冷去」的猶太人，很可能並非罕見。</w:t>
+      </w:r>
+    </w:p>
+    <w:p>
+      <w:pPr>
+        <w:pStyle w:val="Heading3"/>
+      </w:pPr>
+      <w:r>
+        <w:rPr>
+          <w:lang w:val="zh_TW" w:bidi="zh_TW"/>
+        </w:rPr>
+        <w:t>撒馬利亞人的信仰</w:t>
+      </w:r>
+    </w:p>
+    <w:p>
+      <w:pPr/>
+      <w:r>
+        <w:rPr>
+          <w:lang w:val="zh_TW" w:bidi="zh_TW"/>
+        </w:rPr>
+      </w:r>
+      <w:r>
+        <w:rPr>
+          <w:lang w:val="zh_TW" w:bidi="zh_TW"/>
+        </w:rPr>
+        <w:t>撒馬利亞人的主要信仰，同時展現了他們與主流猶太教之間的共通之處與明顯差異。他們與猶太教共同持守對亞伯拉罕、以撒、雅各之神的一神信仰。然而，相較之下，北方基利心山作為唯一獻祭聖地的地位則有所提升，這主張是基於撒馬利亞文本中，數處與申命記和出埃及記不同的段落。基利心山因此被認定為亞伯第一次獻祭的地點（</w:t>
+      </w:r>
+      <w:hyperlink r:id="rId89">
+        <w:r>
+          <w:rPr>
+            <w:lang w:val="zh_TW" w:bidi="zh_TW"/>
+          </w:rPr>
+          <w:rPr>
+            <w:color w:val="0000EE"/>
+            <w:u w:val="single"/>
+          </w:rPr>
+          <w:t>創4:4</w:t>
+        </w:r>
+      </w:hyperlink>
+      <w:r>
+        <w:rPr>
+          <w:lang w:val="zh_TW" w:bidi="zh_TW"/>
+        </w:rPr>
+        <w:t>）、挪亞在洪水後獻祭的地方（</w:t>
+      </w:r>
+      <w:hyperlink r:id="rId90">
+        <w:r>
+          <w:rPr>
+            <w:lang w:val="zh_TW" w:bidi="zh_TW"/>
+          </w:rPr>
+          <w:rPr>
+            <w:color w:val="0000EE"/>
+            <w:u w:val="single"/>
+          </w:rPr>
+          <w:t>8:20</w:t>
+        </w:r>
+      </w:hyperlink>
+      <w:r>
+        <w:rPr>
+          <w:lang w:val="zh_TW" w:bidi="zh_TW"/>
+        </w:rPr>
+        <w:t>）、亞伯拉罕與麥基洗德相會之處（</w:t>
+      </w:r>
+      <w:hyperlink r:id="rId91">
+        <w:r>
+          <w:rPr>
+            <w:lang w:val="zh_TW" w:bidi="zh_TW"/>
+          </w:rPr>
+          <w:rPr>
+            <w:color w:val="0000EE"/>
+            <w:u w:val="single"/>
+          </w:rPr>
+          <w:t>14:18</w:t>
+        </w:r>
+      </w:hyperlink>
+      <w:r>
+        <w:rPr>
+          <w:lang w:val="zh_TW" w:bidi="zh_TW"/>
+        </w:rPr>
+        <w:t>）、以撒獻祭預備之地（第</w:t>
+      </w:r>
+      <w:hyperlink r:id="rId92">
+        <w:r>
+          <w:rPr>
+            <w:lang w:val="zh_TW" w:bidi="zh_TW"/>
+          </w:rPr>
+          <w:rPr>
+            <w:color w:val="0000EE"/>
+            <w:u w:val="single"/>
+          </w:rPr>
+          <w:t>22</w:t>
+        </w:r>
+      </w:hyperlink>
+      <w:r>
+        <w:rPr>
+          <w:lang w:val="zh_TW" w:bidi="zh_TW"/>
+        </w:rPr>
+        <w:t>章），以及許多其它相關的地方。</w:t>
+      </w:r>
+    </w:p>
+    <w:p>
+      <w:pPr/>
+      <w:r>
+        <w:rPr>
+          <w:lang w:val="zh_TW" w:bidi="zh_TW"/>
+        </w:rPr>
+      </w:r>
+      <w:r>
+        <w:rPr>
+          <w:lang w:val="zh_TW" w:bidi="zh_TW"/>
+        </w:rPr>
+        <w:t>撒馬利亞人僅承認聖經的前五卷書（摩西五經）為神的啟示，其教義和實踐完全基於這些書卷。如此狹窄的正典範圍，不僅決定了撒馬利亞神學的方向，也使他們與當時的猶太思想進一步分離。例如，在撒馬利亞人的思想中，摩西的地位比猶太人所理解的更為崇高；他不僅被視為最主要的先知，更在後來的思想中，被描述為最卓越的人，在創造世之時便已存在，為以色列向神代求，並且被認為是人類的「世界之光」。撒馬利亞神學中的彌賽亞盼望，也反映了這種狹窄的正典觀。由於在五經中找不到任何關於大衛家彌賽亞的證據，因此撒馬利亞人不會期待出自大衛家的彌賽亞。相反，根據</w:t>
+      </w:r>
+      <w:hyperlink r:id="rId93">
+        <w:r>
+          <w:rPr>
+            <w:lang w:val="zh_TW" w:bidi="zh_TW"/>
+          </w:rPr>
+          <w:rPr>
+            <w:color w:val="0000EE"/>
+            <w:u w:val="single"/>
+          </w:rPr>
+          <w:t>申命記十八章15至18節</w:t>
+        </w:r>
+      </w:hyperlink>
+      <w:r>
+        <w:rPr>
+          <w:lang w:val="zh_TW" w:bidi="zh_TW"/>
+        </w:rPr>
+        <w:t>的內容，他們期待著一位「像摩西的先知」。這位期盼的先知也被稱為「塔合伯」（Taheb），即復興者，因為他在末後的日子，要在基利心山恢復正確的敬拜秩序，並使異教的敬拜歸向此處。</w:t>
+      </w:r>
+    </w:p>
+    <w:p>
+      <w:pPr/>
+      <w:r>
+        <w:rPr>
+          <w:lang w:val="zh_TW" w:bidi="zh_TW"/>
+        </w:rPr>
+      </w:r>
+      <w:r>
+        <w:rPr>
+          <w:lang w:val="zh_TW" w:bidi="zh_TW"/>
+        </w:rPr>
+        <w:t>因此明顯的是，正是這個群體高舉基利心山的主張，使他們在神學和文化上與猶太鄰居區分開來。</w:t>
+      </w:r>
+    </w:p>
+    <w:p>
+      <w:pPr>
+        <w:pStyle w:val="Heading3"/>
+      </w:pPr>
+      <w:r>
+        <w:rPr>
+          <w:lang w:val="zh_TW" w:bidi="zh_TW"/>
+        </w:rPr>
+        <w:t>耶穌與撒馬利亞人</w:t>
+      </w:r>
+    </w:p>
+    <w:p>
+      <w:pPr/>
+      <w:r>
+        <w:rPr>
+          <w:lang w:val="zh_TW" w:bidi="zh_TW"/>
+        </w:rPr>
+      </w:r>
+      <w:r>
+        <w:rPr>
+          <w:lang w:val="zh_TW" w:bidi="zh_TW"/>
+        </w:rPr>
+        <w:t>猶太人普遍認為撒馬利亞人幾乎等同外邦人，而耶穌在某種程度上也有這樣的看法。耶穌稱那位撒馬利亞痲瘋病人為「這外族人」（</w:t>
+      </w:r>
+      <w:hyperlink r:id="rId94">
+        <w:r>
+          <w:rPr>
+            <w:lang w:val="zh_TW" w:bidi="zh_TW"/>
+          </w:rPr>
+          <w:rPr>
+            <w:color w:val="0000EE"/>
+            <w:u w:val="single"/>
+          </w:rPr>
+          <w:t>路17:18</w:t>
+        </w:r>
+      </w:hyperlink>
+      <w:r>
+        <w:rPr>
+          <w:lang w:val="zh_TW" w:bidi="zh_TW"/>
+        </w:rPr>
+        <w:t>），並在差遣門徒時禁止他們將國度的信息傳給撒馬利亞人或外邦人（</w:t>
+      </w:r>
+      <w:hyperlink r:id="rId95">
+        <w:r>
+          <w:rPr>
+            <w:lang w:val="zh_TW" w:bidi="zh_TW"/>
+          </w:rPr>
+          <w:rPr>
+            <w:color w:val="0000EE"/>
+            <w:u w:val="single"/>
+          </w:rPr>
+          <w:t>太10:5</w:t>
+        </w:r>
+      </w:hyperlink>
+      <w:r>
+        <w:rPr>
+          <w:lang w:val="zh_TW" w:bidi="zh_TW"/>
+        </w:rPr>
+        <w:t>）。</w:t>
+      </w:r>
+    </w:p>
+    <w:p>
+      <w:pPr/>
+      <w:r>
+        <w:rPr>
+          <w:lang w:val="zh_TW" w:bidi="zh_TW"/>
+        </w:rPr>
+      </w:r>
+      <w:r>
+        <w:rPr>
+          <w:lang w:val="zh_TW" w:bidi="zh_TW"/>
+        </w:rPr>
+        <w:t>然而，福音書確鑿的證據顯示，耶穌對撒馬利亞人的態度與祂同時代的猶太人南轅北轍。當門徒表現出猶太人的敵意，並要求降下「審判之火」，懲罰拒絕接待的撒馬利亞人時，耶穌「責備了他們」（</w:t>
+      </w:r>
+      <w:hyperlink r:id="rId96">
+        <w:r>
+          <w:rPr>
+            <w:lang w:val="zh_TW" w:bidi="zh_TW"/>
+          </w:rPr>
+          <w:rPr>
+            <w:color w:val="0000EE"/>
+            <w:u w:val="single"/>
+          </w:rPr>
+          <w:t>路9:55</w:t>
+        </w:r>
+      </w:hyperlink>
+      <w:r>
+        <w:rPr>
+          <w:lang w:val="zh_TW" w:bidi="zh_TW"/>
+        </w:rPr>
+        <w:t>）。此外，祂不僅沒有拒絕醫治那位撒馬利亞痲瘋病人，反而肯定他是十人中唯一記得歸榮耀給神的（</w:t>
+      </w:r>
+      <w:hyperlink r:id="rId97">
+        <w:r>
+          <w:rPr>
+            <w:lang w:val="zh_TW" w:bidi="zh_TW"/>
+          </w:rPr>
+          <w:rPr>
+            <w:color w:val="0000EE"/>
+            <w:u w:val="single"/>
+          </w:rPr>
+          <w:t>17:11–19</w:t>
+        </w:r>
+      </w:hyperlink>
+      <w:r>
+        <w:rPr>
+          <w:lang w:val="zh_TW" w:bidi="zh_TW"/>
+        </w:rPr>
+        <w:t>）。同樣在好撒馬利亞人的比喻中（</w:t>
+      </w:r>
+      <w:hyperlink r:id="rId98">
+        <w:r>
+          <w:rPr>
+            <w:lang w:val="zh_TW" w:bidi="zh_TW"/>
+          </w:rPr>
+          <w:rPr>
+            <w:color w:val="0000EE"/>
+            <w:u w:val="single"/>
+          </w:rPr>
+          <w:t>10:30–37</w:t>
+        </w:r>
+      </w:hyperlink>
+      <w:r>
+        <w:rPr>
+          <w:lang w:val="zh_TW" w:bidi="zh_TW"/>
+        </w:rPr>
+        <w:t>），耶穌明顯突破了傳統的偏見，將被鄙視的撒馬利亞人（而非受尊敬的猶太祭司或利未人），描繪為真正幫助有需要者的鄰舍。在此處及其它地方，耶穌以神的要求挑戰聽眾，突破傳統對「義人」與「被排斥者」的界定。</w:t>
+      </w:r>
+    </w:p>
+    <w:p>
+      <w:pPr/>
+      <w:r>
+        <w:rPr>
+          <w:lang w:val="zh_TW" w:bidi="zh_TW"/>
+        </w:rPr>
+      </w:r>
+      <w:hyperlink r:id="rId99">
+        <w:r>
+          <w:rPr>
+            <w:lang w:val="zh_TW" w:bidi="zh_TW"/>
+          </w:rPr>
+          <w:rPr>
+            <w:color w:val="0000EE"/>
+            <w:u w:val="single"/>
+          </w:rPr>
+          <w:t>約翰福音四章4至43節</w:t>
+        </w:r>
+      </w:hyperlink>
+      <w:r>
+        <w:rPr>
+          <w:lang w:val="zh_TW" w:bidi="zh_TW"/>
+        </w:rPr>
+        <w:t>不僅記錄了耶穌與撒馬利亞婦人之間引人入勝的對話，還記錄了耶穌隨後在敘加這個撒馬利亞城市停留兩日的事蹟。在此，我們看見耶穌不僅冒著風險，與井邊的撒馬利亞婦人接觸，不介意被視為禮儀上不潔淨（</w:t>
+      </w:r>
+      <w:hyperlink r:id="rId100">
+        <w:r>
+          <w:rPr>
+            <w:lang w:val="zh_TW" w:bidi="zh_TW"/>
+          </w:rPr>
+          <w:rPr>
+            <w:color w:val="0000EE"/>
+            <w:u w:val="single"/>
+          </w:rPr>
+          <w:t>7–9</w:t>
+        </w:r>
+      </w:hyperlink>
+      <w:r>
+        <w:rPr>
+          <w:lang w:val="zh_TW" w:bidi="zh_TW"/>
+        </w:rPr>
+        <w:t>節），還給予她救贖的恩賜（</w:t>
+      </w:r>
+      <w:hyperlink r:id="rId101">
+        <w:r>
+          <w:rPr>
+            <w:lang w:val="zh_TW" w:bidi="zh_TW"/>
+          </w:rPr>
+          <w:rPr>
+            <w:color w:val="0000EE"/>
+            <w:u w:val="single"/>
+          </w:rPr>
+          <w:t>10</w:t>
+        </w:r>
+      </w:hyperlink>
+      <w:r>
+        <w:rPr>
+          <w:lang w:val="zh_TW" w:bidi="zh_TW"/>
+        </w:rPr>
+        <w:t>節），甚至涵蓋整個撒馬利亞城鎮（</w:t>
+      </w:r>
+      <w:hyperlink r:id="rId102">
+        <w:r>
+          <w:rPr>
+            <w:lang w:val="zh_TW" w:bidi="zh_TW"/>
+          </w:rPr>
+          <w:rPr>
+            <w:color w:val="0000EE"/>
+            <w:u w:val="single"/>
+          </w:rPr>
+          <w:t>39–41</w:t>
+        </w:r>
+      </w:hyperlink>
+      <w:r>
+        <w:rPr>
+          <w:lang w:val="zh_TW" w:bidi="zh_TW"/>
+        </w:rPr>
+        <w:t>節）。婦人聽見耶穌了解她的婚姻生活（</w:t>
+      </w:r>
+      <w:hyperlink r:id="rId103">
+        <w:r>
+          <w:rPr>
+            <w:lang w:val="zh_TW" w:bidi="zh_TW"/>
+          </w:rPr>
+          <w:rPr>
+            <w:color w:val="0000EE"/>
+            <w:u w:val="single"/>
+          </w:rPr>
+          <w:t>16–18</w:t>
+        </w:r>
+      </w:hyperlink>
+      <w:r>
+        <w:rPr>
+          <w:lang w:val="zh_TW" w:bidi="zh_TW"/>
+        </w:rPr>
+        <w:t>節），知道他必定是一位「先知」。呼應撒馬利亞人期盼，在末後的日子會有一位「像摩西的先知」，可能婦人會想到，耶穌就是他們期待已久的先知彌賽亞（</w:t>
+      </w:r>
+      <w:hyperlink r:id="rId104">
+        <w:r>
+          <w:rPr>
+            <w:lang w:val="zh_TW" w:bidi="zh_TW"/>
+          </w:rPr>
+          <w:rPr>
+            <w:color w:val="0000EE"/>
+            <w:u w:val="single"/>
+          </w:rPr>
+          <w:t>19</w:t>
+        </w:r>
+      </w:hyperlink>
+      <w:r>
+        <w:rPr>
+          <w:lang w:val="zh_TW" w:bidi="zh_TW"/>
+        </w:rPr>
+        <w:t>、</w:t>
+      </w:r>
+      <w:hyperlink r:id="rId104">
+        <w:r>
+          <w:rPr>
+            <w:lang w:val="zh_TW" w:bidi="zh_TW"/>
+          </w:rPr>
+          <w:rPr>
+            <w:color w:val="0000EE"/>
+            <w:u w:val="single"/>
+          </w:rPr>
+          <w:t>25–26</w:t>
+        </w:r>
+      </w:hyperlink>
+      <w:r>
+        <w:rPr>
+          <w:lang w:val="zh_TW" w:bidi="zh_TW"/>
+        </w:rPr>
+        <w:t>節）。耶穌停留在這個受鄙視的群體中，藉此突破猶太人對撒馬利亞人根深蒂固的敵意，也接受他們對自己作為「彌賽亞」（</w:t>
+      </w:r>
+      <w:hyperlink r:id="rId105">
+        <w:r>
+          <w:rPr>
+            <w:lang w:val="zh_TW" w:bidi="zh_TW"/>
+          </w:rPr>
+          <w:rPr>
+            <w:color w:val="0000EE"/>
+            <w:u w:val="single"/>
+          </w:rPr>
+          <w:t>26</w:t>
+        </w:r>
+      </w:hyperlink>
+      <w:r>
+        <w:rPr>
+          <w:lang w:val="zh_TW" w:bidi="zh_TW"/>
+        </w:rPr>
+        <w:t>節）和「世界的救主」（</w:t>
+      </w:r>
+      <w:hyperlink r:id="rId106">
+        <w:r>
+          <w:rPr>
+            <w:lang w:val="zh_TW" w:bidi="zh_TW"/>
+          </w:rPr>
+          <w:rPr>
+            <w:color w:val="0000EE"/>
+            <w:u w:val="single"/>
+          </w:rPr>
+          <w:t>42</w:t>
+        </w:r>
+      </w:hyperlink>
+      <w:r>
+        <w:rPr>
+          <w:lang w:val="zh_TW" w:bidi="zh_TW"/>
+        </w:rPr>
+        <w:t>節）的信仰。在此，正如耶穌與猶太社會中被排斥者的互動一般，祂重新定義公義，肯定其意思不是根據血統或宗教實踐，而是根據他們對祂的信心。如此，祂打破了當時種族與文化的界線，為福音進入整個外邦世界奠定基礎。</w:t>
+      </w:r>
+    </w:p>
+    <w:p>
+      <w:pPr>
+        <w:pStyle w:val="Heading3"/>
+      </w:pPr>
+      <w:r>
+        <w:rPr>
+          <w:lang w:val="zh_TW" w:bidi="zh_TW"/>
+        </w:rPr>
+        <w:t>撒馬利亞在初代教會使命中的地位</w:t>
+      </w:r>
+    </w:p>
+    <w:p>
+      <w:pPr/>
+      <w:r>
+        <w:rPr>
+          <w:lang w:val="zh_TW" w:bidi="zh_TW"/>
+        </w:rPr>
+      </w:r>
+      <w:r>
+        <w:rPr>
+          <w:lang w:val="zh_TW" w:bidi="zh_TW"/>
+        </w:rPr>
+        <w:t>耶穌升天前頒布大使命，吩咐門徒將福音傳到撒馬利亞（</w:t>
+      </w:r>
+      <w:hyperlink r:id="rId107">
+        <w:r>
+          <w:rPr>
+            <w:lang w:val="zh_TW" w:bidi="zh_TW"/>
+          </w:rPr>
+          <w:rPr>
+            <w:color w:val="0000EE"/>
+            <w:u w:val="single"/>
+          </w:rPr>
+          <w:t>徒1:8</w:t>
+        </w:r>
+      </w:hyperlink>
+      <w:r>
+        <w:rPr>
+          <w:lang w:val="zh_TW" w:bidi="zh_TW"/>
+        </w:rPr>
+        <w:t>）。初代教會的宣教行動確實包含這個地區。司提反殉道之後，許多基督徒被迫離開耶路撒冷（</w:t>
+      </w:r>
+      <w:hyperlink r:id="rId108">
+        <w:r>
+          <w:rPr>
+            <w:lang w:val="zh_TW" w:bidi="zh_TW"/>
+          </w:rPr>
+          <w:rPr>
+            <w:color w:val="0000EE"/>
+            <w:u w:val="single"/>
+          </w:rPr>
+          <w:t>8:1</w:t>
+        </w:r>
+      </w:hyperlink>
+      <w:r>
+        <w:rPr>
+          <w:lang w:val="zh_TW" w:bidi="zh_TW"/>
+        </w:rPr>
+        <w:t>），其中一位名叫腓利的基督徒，在撒馬利亞的城市傳揚福音（</w:t>
+      </w:r>
+      <w:hyperlink r:id="rId109">
+        <w:r>
+          <w:rPr>
+            <w:lang w:val="zh_TW" w:bidi="zh_TW"/>
+          </w:rPr>
+          <w:rPr>
+            <w:color w:val="0000EE"/>
+            <w:u w:val="single"/>
+          </w:rPr>
+          <w:t>5</w:t>
+        </w:r>
+      </w:hyperlink>
+      <w:r>
+        <w:rPr>
+          <w:lang w:val="zh_TW" w:bidi="zh_TW"/>
+        </w:rPr>
+        <w:t>節）。他所行神蹟引發強烈回應，因此彼得與約翰（代表耶路撒冷的使徒）被差派前往，調查並確認聖靈在他們中間。然而，主後第二世紀的證據顯示，基督教並未在撒馬利亞人當中建立穩固基礎。大多數撒馬利亞人仍維持自身的宗教傳統。至今，撒馬利亞人的小型餘民仍然存在，居住在基利心山（示劍）附近，以及以色列境內的若干城市。</w:t>
+      </w:r>
+    </w:p>
+    <w:p>
+      <w:pPr/>
+      <w:r>
+        <w:rPr>
+          <w:lang w:val="zh_TW" w:bidi="zh_TW"/>
+        </w:rPr>
       </w:r>
       <w:r>
         <w:rPr>
           <w:i/>
           <w:lang w:val="zh_TW" w:bidi="zh_TW"/>
         </w:rPr>
-        <w:t>物種起源（The Origin of the Species）</w:t>
-      </w:r>
-      <w:r>
-        <w:rPr>
-          <w:lang w:val="zh_TW" w:bidi="zh_TW"/>
-        </w:rPr>
-        <w:t>，使「自然選擇」這個觀念普及起來。有些人認為，「自然選擇」背後的那股力量變得比神的攝理更重要。「適者生存」的想法使人變得不再需要攝理。</w:t>
-      </w:r>
-    </w:p>
-    <w:p>
-      <w:pPr/>
-      <w:r>
-        <w:rPr>
-          <w:lang w:val="zh_TW" w:bidi="zh_TW"/>
-        </w:rPr>
-      </w:r>
-      <w:r>
-        <w:rPr>
-          <w:lang w:val="zh_TW" w:bidi="zh_TW"/>
-        </w:rPr>
-        <w:t>這些觀點不可能同時都是真的。它們也不能滿足那些尋求一種能回應自己獨特需要之攝理的人。只有基督教關於攝理的教義能做到這一點。</w:t>
-      </w:r>
-    </w:p>
-    <w:p>
-      <w:pPr>
-        <w:pStyle w:val="Heading3"/>
-      </w:pPr>
-      <w:r>
-        <w:rPr>
-          <w:lang w:val="zh_TW" w:bidi="zh_TW"/>
-        </w:rPr>
-        <w:t>攝理的聖經意義</w:t>
-      </w:r>
-    </w:p>
-    <w:p>
-      <w:pPr/>
-      <w:r>
-        <w:rPr>
-          <w:lang w:val="zh_TW" w:bidi="zh_TW"/>
-        </w:rPr>
-      </w:r>
-      <w:r>
-        <w:rPr>
-          <w:lang w:val="zh_TW" w:bidi="zh_TW"/>
-        </w:rPr>
-        <w:t>攝理是神為人的需要所施行的幫助。</w:t>
-      </w:r>
-    </w:p>
-    <w:p>
-      <w:pPr/>
-      <w:r>
-        <w:rPr>
-          <w:lang w:val="zh_TW" w:bidi="zh_TW"/>
-        </w:rPr>
-      </w:r>
-      <w:r>
-        <w:rPr>
-          <w:lang w:val="zh_TW" w:bidi="zh_TW"/>
-        </w:rPr>
-        <w:t>亞伯拉罕在信心上的考驗是一個經典例子。神吩咐他將兒子獻上為祭——但那是他不能失去的禮物。亞伯拉罕十分掙扎去做這個決定，他不想失去兒子，也不想失去與神的情誼。當以撒問到獻祭的羊羔在哪裡時，亞伯拉罕回答說：「我兒，神必自己預備作燔祭的羊羔。」（</w:t>
-      </w:r>
-      <w:hyperlink r:id="rId54">
-        <w:r>
-          <w:rPr>
-            <w:lang w:val="zh_TW" w:bidi="zh_TW"/>
-          </w:rPr>
-          <w:rPr>
-            <w:color w:val="0000EE"/>
-            <w:u w:val="single"/>
-          </w:rPr>
-          <w:t>創22:8</w:t>
-        </w:r>
-      </w:hyperlink>
-      <w:r>
-        <w:rPr>
-          <w:lang w:val="zh_TW" w:bidi="zh_TW"/>
-        </w:rPr>
-        <w:t>）。神果然預備了合宜的祭物，就是「兩角扣在稠密的小樹中」的一隻公羊（</w:t>
-      </w:r>
-      <w:hyperlink r:id="rId55">
-        <w:r>
-          <w:rPr>
-            <w:lang w:val="zh_TW" w:bidi="zh_TW"/>
-          </w:rPr>
-          <w:rPr>
-            <w:color w:val="0000EE"/>
-            <w:u w:val="single"/>
-          </w:rPr>
-          <w:t>創22:13</w:t>
-        </w:r>
-      </w:hyperlink>
-      <w:r>
-        <w:rPr>
-          <w:lang w:val="zh_TW" w:bidi="zh_TW"/>
-        </w:rPr>
-        <w:t>）。</w:t>
-      </w:r>
-    </w:p>
-    <w:p>
-      <w:pPr/>
-      <w:r>
-        <w:rPr>
-          <w:lang w:val="zh_TW" w:bidi="zh_TW"/>
-        </w:rPr>
-      </w:r>
-      <w:r>
-        <w:rPr>
-          <w:lang w:val="zh_TW" w:bidi="zh_TW"/>
-        </w:rPr>
-        <w:t>「攝理」這個詞語的意思是「預先看見」，並且為那處境採取行動。所以亞伯拉罕相信，神特意在獻祭的地方預備了那隻公羊，讓他可以拿來獻上。「供應」和「攝理」都與「預備」這個詞語有關。不過，「攝理」後來就用來表示神的供應。</w:t>
-      </w:r>
-    </w:p>
-    <w:p>
-      <w:pPr/>
-      <w:r>
-        <w:rPr>
-          <w:lang w:val="zh_TW" w:bidi="zh_TW"/>
-        </w:rPr>
-      </w:r>
-      <w:r>
-        <w:rPr>
-          <w:lang w:val="zh_TW" w:bidi="zh_TW"/>
-        </w:rPr>
-        <w:t>在新約聖經裡，保羅稱讚腓立比信徒支持他的宣教工作。他深信神的攝理也必扶助他們：「我的神必照他榮耀的豐富，在基督耶穌裡，使你們一切所需用的都充足。」（</w:t>
-      </w:r>
-      <w:hyperlink r:id="rId56">
-        <w:r>
-          <w:rPr>
-            <w:lang w:val="zh_TW" w:bidi="zh_TW"/>
-          </w:rPr>
-          <w:rPr>
-            <w:color w:val="0000EE"/>
-            <w:u w:val="single"/>
-          </w:rPr>
-          <w:t>腓4:19</w:t>
-        </w:r>
-      </w:hyperlink>
-      <w:r>
-        <w:rPr>
-          <w:lang w:val="zh_TW" w:bidi="zh_TW"/>
-        </w:rPr>
-        <w:t>）。耶穌的獻祭也證實神的攝理。神曾要亞伯拉罕獻上兒子，卻沒有收下那祭。二千年之後，祂將自己的兒子獻為祭。神的性情就是預先看見人的需要，並且為人預備。</w:t>
-      </w:r>
-    </w:p>
-    <w:p>
-      <w:pPr>
-        <w:pStyle w:val="Heading3"/>
-      </w:pPr>
-      <w:r>
-        <w:rPr>
-          <w:lang w:val="zh_TW" w:bidi="zh_TW"/>
-        </w:rPr>
-        <w:t>攝理與神的本質</w:t>
-      </w:r>
-    </w:p>
-    <w:p>
-      <w:pPr/>
-      <w:r>
-        <w:rPr>
-          <w:lang w:val="zh_TW" w:bidi="zh_TW"/>
-        </w:rPr>
-      </w:r>
-      <w:r>
-        <w:rPr>
-          <w:lang w:val="zh_TW" w:bidi="zh_TW"/>
-        </w:rPr>
-        <w:t>保羅對腓立比信徒說完那句話之後（「我的神必照他榮耀的豐富」——</w:t>
-      </w:r>
-      <w:hyperlink r:id="rId56">
-        <w:r>
-          <w:rPr>
-            <w:lang w:val="zh_TW" w:bidi="zh_TW"/>
-          </w:rPr>
-          <w:rPr>
-            <w:color w:val="0000EE"/>
-            <w:u w:val="single"/>
-          </w:rPr>
-          <w:t>腓4:19</w:t>
-        </w:r>
-      </w:hyperlink>
-      <w:r>
-        <w:rPr>
-          <w:lang w:val="zh_TW" w:bidi="zh_TW"/>
-        </w:rPr>
-        <w:t>），他就向「我們的父神」獻上頌讚（</w:t>
-      </w:r>
-      <w:hyperlink r:id="rId57">
-        <w:r>
-          <w:rPr>
-            <w:lang w:val="zh_TW" w:bidi="zh_TW"/>
-          </w:rPr>
-          <w:rPr>
-            <w:color w:val="0000EE"/>
-            <w:u w:val="single"/>
-          </w:rPr>
-          <w:t>20</w:t>
-        </w:r>
-      </w:hyperlink>
-      <w:r>
-        <w:rPr>
-          <w:lang w:val="zh_TW" w:bidi="zh_TW"/>
-        </w:rPr>
-        <w:t>節）。攝理就像是父親的供應與引導。神是我們的父，而祂的攝理就是這父親身分的表現。父親會給兒女機會，卻不奪去他們的自由；父親也藉著看顧來帶領兒女。攝理自然地出於神慈父的性情。</w:t>
-      </w:r>
-    </w:p>
-    <w:p>
-      <w:pPr/>
-      <w:r>
-        <w:rPr>
-          <w:lang w:val="zh_TW" w:bidi="zh_TW"/>
-        </w:rPr>
-      </w:r>
-      <w:r>
-        <w:rPr>
-          <w:i/>
-          <w:lang w:val="zh_TW" w:bidi="zh_TW"/>
-        </w:rPr>
-        <w:t xml:space="preserve">另見 </w:t>
-      </w:r>
-      <w:r>
-        <w:rPr>
-          <w:lang w:val="zh_TW" w:bidi="zh_TW"/>
-        </w:rPr>
-        <w:t>預定</w:t>
+        <w:t>另見</w:t>
+      </w:r>
+      <w:r>
+        <w:rPr>
+          <w:lang w:val="zh_TW" w:bidi="zh_TW"/>
+        </w:rPr>
+        <w:t>聖經聖經抄本與文本（舊約）</w:t>
       </w:r>
       <w:r>
         <w:rPr>
@@ -1740,7 +4327,7 @@
         <w:rPr>
           <w:lang w:val="zh_TW" w:bidi="zh_TW"/>
         </w:rPr>
-        <w:t>神的存在與屬性</w:t>
+        <w:t>撒馬利亞</w:t>
       </w:r>
       <w:r>
         <w:rPr>
@@ -3656,6 +6243,12 @@
     </w:lvlOverride>
   </w:num>
   <w:num w:numId="15">
+    <w:abstractNumId w:val="3"/>
+    <w:lvlOverride w:ilvl="0">
+      <w:startOverride w:val="1"/>
+    </w:lvlOverride>
+  </w:num>
+  <w:num w:numId="16">
     <w:abstractNumId w:val="3"/>
     <w:lvlOverride w:ilvl="0">
       <w:startOverride w:val="1"/>

--- a/zht/docx/122.content.docx
+++ b/zht/docx/122.content.docx
@@ -149,7 +149,7 @@
         <w:rPr>
           <w:lang w:val="zh_TW" w:bidi="zh_TW"/>
         </w:rPr>
-        <w:t>sa</w:t>
+        <w:t>qie</w:t>
       </w:r>
       <w:r>
         <w:rPr>
@@ -212,7 +212,7 @@
         <w:rPr>
           <w:lang w:val="zh_TW" w:bidi="zh_TW"/>
         </w:rPr>
-        <w:t>撒但</w:t>
+        <w:t>妾制、妾</w:t>
       </w:r>
       <w:r>
         <w:rPr>
@@ -231,32 +231,7 @@
         <w:rPr>
           <w:lang w:val="zh_TW" w:bidi="zh_TW"/>
         </w:rPr>
-        <w:t>一個與神為敵的靈體。撒但試圖阻止神的計劃，並引誘神的子民叛逆神。</w:t>
-      </w:r>
-    </w:p>
-    <w:p>
-      <w:pPr>
-        <w:pStyle w:val="Heading3"/>
-      </w:pPr>
-      <w:r>
-        <w:rPr>
-          <w:lang w:val="zh_TW" w:bidi="zh_TW"/>
-        </w:rPr>
-        <w:t>舊約中的撒但</w:t>
-      </w:r>
-    </w:p>
-    <w:p>
-      <w:pPr/>
-      <w:r>
-        <w:rPr>
-          <w:lang w:val="zh_TW" w:bidi="zh_TW"/>
-        </w:rPr>
-      </w:r>
-      <w:r>
-        <w:rPr>
-          <w:lang w:val="zh_TW" w:bidi="zh_TW"/>
-        </w:rPr>
-        <w:t>舊約很少提及撒但。牠被描述為一個天使，扮演天上控告者的角色（指控他人的人；</w:t>
+        <w:t>妾制是指一名男子與一名女子同居，而該女子（稱爲「妾」）被視為其性伴侶或次要妻子，但其地位低於正妻。妾制在許多古代文化中相當普遍，尤其是在美索不達米亞地區。在那裡，君王往往擁有後宮；即使是一般平民，也可能在正妻之外另有一至兩名妾。聖經中亦提及這兩種類型的妾制。妾通常是奴隸或戰爭中被擄的女子（</w:t>
       </w:r>
       <w:hyperlink r:id="rId13">
         <w:r>
@@ -267,9 +242,43 @@
             <w:color w:val="0000EE"/>
             <w:u w:val="single"/>
           </w:rPr>
-          <w:t>伯1:6–12，</w:t>
+          <w:t>士5:30</w:t>
         </w:r>
       </w:hyperlink>
+      <w:r>
+        <w:rPr>
+          <w:lang w:val="zh_TW" w:bidi="zh_TW"/>
+        </w:rPr>
+        <w:t>）。</w:t>
+      </w:r>
+    </w:p>
+    <w:p>
+      <w:pPr/>
+      <w:r>
+        <w:rPr>
+          <w:lang w:val="zh_TW" w:bidi="zh_TW"/>
+        </w:rPr>
+      </w:r>
+      <w:r>
+        <w:rPr>
+          <w:lang w:val="zh_TW" w:bidi="zh_TW"/>
+        </w:rPr>
+        <w:t>男子選擇納妾，部分原因在於其成本較低，通常不需要支付聘禮或嫁妝。此外，納妾也能藉由增加子嗣來提升男子的社會地位。妾所生的兒女，往往在被呈交給正妻認可之後，便成為家族的一分子。妾的存在，同時也增加了家庭中的勞動力。</w:t>
+      </w:r>
+    </w:p>
+    <w:p>
+      <w:pPr/>
+      <w:r>
+        <w:rPr>
+          <w:lang w:val="zh_TW" w:bidi="zh_TW"/>
+        </w:rPr>
+      </w:r>
+      <w:r>
+        <w:rPr>
+          <w:lang w:val="zh_TW" w:bidi="zh_TW"/>
+        </w:rPr>
+        <w:t>在族長時期，納妾是一種常見的社會現象（</w:t>
+      </w:r>
       <w:hyperlink r:id="rId14">
         <w:r>
           <w:rPr>
@@ -279,9 +288,15 @@
             <w:color w:val="0000EE"/>
             <w:u w:val="single"/>
           </w:rPr>
-          <w:t>2:1–7；</w:t>
+          <w:t>創22:24</w:t>
         </w:r>
       </w:hyperlink>
+      <w:r>
+        <w:rPr>
+          <w:lang w:val="zh_TW" w:bidi="zh_TW"/>
+        </w:rPr>
+        <w:t>，</w:t>
+      </w:r>
       <w:hyperlink r:id="rId15">
         <w:r>
           <w:rPr>
@@ -291,28 +306,14 @@
             <w:color w:val="0000EE"/>
             <w:u w:val="single"/>
           </w:rPr>
-          <w:t>亞3:1–2</w:t>
+          <w:t>35:22</w:t>
         </w:r>
       </w:hyperlink>
       <w:r>
         <w:rPr>
           <w:lang w:val="zh_TW" w:bidi="zh_TW"/>
         </w:rPr>
-        <w:t>）。在這裡，撒但被稱為「撒但」或「控告者」，並無跡象顯示此天使是邪惡的。</w:t>
-      </w:r>
-    </w:p>
-    <w:p>
-      <w:pPr/>
-      <w:r>
-        <w:rPr>
-          <w:lang w:val="zh_TW" w:bidi="zh_TW"/>
-        </w:rPr>
-      </w:r>
-      <w:r>
-        <w:rPr>
-          <w:lang w:val="zh_TW" w:bidi="zh_TW"/>
-        </w:rPr>
-        <w:t>在舊約的後期，「撒但」的形象開始轉變為試探者。在</w:t>
+        <w:t>，</w:t>
       </w:r>
       <w:hyperlink r:id="rId16">
         <w:r>
@@ -323,14 +324,14 @@
             <w:color w:val="0000EE"/>
             <w:u w:val="single"/>
           </w:rPr>
-          <w:t>歷代志上二十一章1節</w:t>
+          <w:t>36:12</w:t>
         </w:r>
       </w:hyperlink>
       <w:r>
         <w:rPr>
           <w:lang w:val="zh_TW" w:bidi="zh_TW"/>
         </w:rPr>
-        <w:t>中，撒但首次以名字出現，並被描繪為一位邪惡的角色，重新敘述了</w:t>
+        <w:t>），尤其在正妻無法生育的情況下更為普遍（</w:t>
       </w:r>
       <w:hyperlink r:id="rId17">
         <w:r>
@@ -341,14 +342,14 @@
             <w:color w:val="0000EE"/>
             <w:u w:val="single"/>
           </w:rPr>
-          <w:t>撒母耳記下二十四章1節</w:t>
+          <w:t>創16:1–3</w:t>
         </w:r>
       </w:hyperlink>
       <w:r>
         <w:rPr>
           <w:lang w:val="zh_TW" w:bidi="zh_TW"/>
         </w:rPr>
-        <w:t>的故事。然而，舊約本身並未完整建立撒但的概念，而是為後來的教義奠定了基礎。有人認為</w:t>
+        <w:t>，</w:t>
       </w:r>
       <w:hyperlink r:id="rId18">
         <w:r>
@@ -359,163 +360,14 @@
             <w:color w:val="0000EE"/>
             <w:u w:val="single"/>
           </w:rPr>
-          <w:t>以賽亞書十四章12節</w:t>
+          <w:t>25:5–6</w:t>
         </w:r>
       </w:hyperlink>
       <w:r>
         <w:rPr>
           <w:lang w:val="zh_TW" w:bidi="zh_TW"/>
         </w:rPr>
-        <w:t>中的「明亮之星」指的是撒但，但實際上是指巴比倫王。</w:t>
-      </w:r>
-    </w:p>
-    <w:p>
-      <w:pPr>
-        <w:pStyle w:val="Heading3"/>
-      </w:pPr>
-      <w:r>
-        <w:rPr>
-          <w:lang w:val="zh_TW" w:bidi="zh_TW"/>
-        </w:rPr>
-        <w:t>撒但在猶太思想中的發展</w:t>
-      </w:r>
-    </w:p>
-    <w:p>
-      <w:pPr/>
-      <w:r>
-        <w:rPr>
-          <w:lang w:val="zh_TW" w:bidi="zh_TW"/>
-        </w:rPr>
-      </w:r>
-      <w:r>
-        <w:rPr>
-          <w:lang w:val="zh_TW" w:bidi="zh_TW"/>
-        </w:rPr>
-        <w:t>在舊約和新約之間的時期，猶太思想進一步發展了撒但的概念。牠被稱為彼列、</w:t>
-      </w:r>
-      <w:r>
-        <w:rPr>
-          <w:lang w:val="zh_TW" w:bidi="zh_TW"/>
-        </w:rPr>
-        <w:t>馬斯泰瑪（</w:t>
-      </w:r>
-      <w:r>
-        <w:rPr>
-          <w:lang w:val="zh_TW" w:bidi="zh_TW"/>
-        </w:rPr>
-        <w:t>Mastema</w:t>
-      </w:r>
-      <w:r>
-        <w:rPr>
-          <w:lang w:val="zh_TW" w:bidi="zh_TW"/>
-        </w:rPr>
-        <w:t>）</w:t>
-      </w:r>
-      <w:r>
-        <w:rPr>
-          <w:lang w:val="zh_TW" w:bidi="zh_TW"/>
-        </w:rPr>
-        <w:t>和撒瑪爾（Sammael），並以三種不同的方式被描述：</w:t>
-      </w:r>
-    </w:p>
-    <w:p>
-      <w:pPr>
-        <w:pStyle w:val="ListNumber"/>
-        <w:numPr>
-          <w:ilvl w:val="0"/>
-          <w:numId w:val="14"/>
-        </w:numPr>
-        <w:spacing w:line="240" w:lineRule="auto"/>
-        <w:ind w:left="720"/>
-      </w:pPr>
-      <w:r>
-        <w:rPr>
-          <w:lang w:val="zh_TW" w:bidi="zh_TW"/>
-        </w:rPr>
-      </w:r>
-      <w:r>
-        <w:rPr>
-          <w:lang w:val="zh_TW" w:bidi="zh_TW"/>
-        </w:rPr>
-        <w:t>舊約中的撒但重新以試探者的形象出現，在神面前控告人，並阻礙神的救贖計劃（</w:t>
-      </w:r>
-      <w:r>
-        <w:rPr>
-          <w:lang w:val="zh_TW" w:bidi="zh_TW"/>
-        </w:rPr>
-        <w:t>禧年集</w:t>
-      </w:r>
-      <w:r>
-        <w:rPr>
-          <w:lang w:val="zh_TW" w:bidi="zh_TW"/>
-        </w:rPr>
-        <w:t>11:5，17:16；摩西升天記17章；以諾一書40:7）。</w:t>
-      </w:r>
-    </w:p>
-    <w:p>
-      <w:pPr>
-        <w:pStyle w:val="ListNumber"/>
-        <w:spacing w:line="240" w:lineRule="auto"/>
-        <w:ind w:left="720"/>
-      </w:pPr>
-      <w:r>
-        <w:rPr>
-          <w:lang w:val="zh_TW" w:bidi="zh_TW"/>
-        </w:rPr>
-      </w:r>
-      <w:r>
-        <w:rPr>
-          <w:lang w:val="zh_TW" w:bidi="zh_TW"/>
-        </w:rPr>
-        <w:t>死海古卷中，撒但（彼列）被描繪為邪惡勢力的首領。這可能受到</w:t>
-      </w:r>
-      <w:r>
-        <w:rPr>
-          <w:lang w:val="zh_TW" w:bidi="zh_TW"/>
-        </w:rPr>
-        <w:t>拜火教</w:t>
-      </w:r>
-      <w:r>
-        <w:rPr>
-          <w:lang w:val="zh_TW" w:bidi="zh_TW"/>
-        </w:rPr>
-        <w:t>（Zoroastrianism，古波斯宗教）的影響，但它仍然保持了一神論的觀點，即一位創造了彼列和光明之子的神。</w:t>
-      </w:r>
-    </w:p>
-    <w:p>
-      <w:pPr>
-        <w:pStyle w:val="ListNumber"/>
-        <w:spacing w:line="240" w:lineRule="auto"/>
-        <w:ind w:left="720"/>
-      </w:pPr>
-      <w:r>
-        <w:rPr>
-          <w:lang w:val="zh_TW" w:bidi="zh_TW"/>
-        </w:rPr>
-      </w:r>
-      <w:r>
-        <w:rPr>
-          <w:lang w:val="zh_TW" w:bidi="zh_TW"/>
-        </w:rPr>
-        <w:t>撒但被加入到一些原本並未提及牠的舊約故事中：</w:t>
-      </w:r>
-    </w:p>
-    <w:p>
-      <w:pPr>
-        <w:pStyle w:val="ListBullet"/>
-        <w:spacing w:line="240" w:lineRule="auto"/>
-        <w:ind w:left="1440"/>
-      </w:pPr>
-      <w:r>
-        <w:rPr>
-          <w:lang w:val="zh_TW" w:bidi="zh_TW"/>
-        </w:rPr>
-      </w:r>
-      <w:r>
-        <w:rPr>
-          <w:lang w:val="zh_TW" w:bidi="zh_TW"/>
-        </w:rPr>
-        <w:t>牠貪戀夏娃，導致人的墮落（</w:t>
+        <w:t>；</w:t>
       </w:r>
       <w:hyperlink r:id="rId19">
         <w:r>
@@ -526,32 +378,14 @@
             <w:color w:val="0000EE"/>
             <w:u w:val="single"/>
           </w:rPr>
-          <w:t>所羅門智訓2:24</w:t>
+          <w:t>歷代志上1:32</w:t>
         </w:r>
       </w:hyperlink>
       <w:r>
         <w:rPr>
           <w:lang w:val="zh_TW" w:bidi="zh_TW"/>
         </w:rPr>
-        <w:t>）</w:t>
-      </w:r>
-    </w:p>
-    <w:p>
-      <w:pPr>
-        <w:pStyle w:val="ListBullet"/>
-        <w:spacing w:line="240" w:lineRule="auto"/>
-        <w:ind w:left="1440"/>
-      </w:pPr>
-      <w:r>
-        <w:rPr>
-          <w:lang w:val="zh_TW" w:bidi="zh_TW"/>
-        </w:rPr>
-      </w:r>
-      <w:r>
-        <w:rPr>
-          <w:lang w:val="zh_TW" w:bidi="zh_TW"/>
-        </w:rPr>
-        <w:t>牠控制在</w:t>
+        <w:t>）。妾享有一定的權利，她的子女可以被承認為家族成員，並且有繼承財產的資格。（例如，</w:t>
       </w:r>
       <w:hyperlink r:id="rId20">
         <w:r>
@@ -562,281 +396,14 @@
             <w:color w:val="0000EE"/>
             <w:u w:val="single"/>
           </w:rPr>
-          <w:t>創世記六章1至4節</w:t>
+          <w:t>創49:1–28</w:t>
         </w:r>
       </w:hyperlink>
       <w:r>
         <w:rPr>
           <w:lang w:val="zh_TW" w:bidi="zh_TW"/>
         </w:rPr>
-        <w:t>（</w:t>
-      </w:r>
-      <w:r>
-        <w:rPr>
-          <w:lang w:val="zh_TW" w:bidi="zh_TW"/>
-        </w:rPr>
-        <w:t>禧年集</w:t>
-      </w:r>
-      <w:r>
-        <w:rPr>
-          <w:lang w:val="zh_TW" w:bidi="zh_TW"/>
-        </w:rPr>
-        <w:t>10:5–8，19:28）中墮落的天使，或</w:t>
-      </w:r>
-    </w:p>
-    <w:p>
-      <w:pPr>
-        <w:pStyle w:val="ListBullet"/>
-        <w:spacing w:line="240" w:lineRule="auto"/>
-        <w:ind w:left="1440"/>
-      </w:pPr>
-      <w:r>
-        <w:rPr>
-          <w:lang w:val="zh_TW" w:bidi="zh_TW"/>
-        </w:rPr>
-      </w:r>
-      <w:r>
-        <w:rPr>
-          <w:lang w:val="zh_TW" w:bidi="zh_TW"/>
-        </w:rPr>
-        <w:t>牠本身就是墮落的天使（以諾二書29:4）。</w:t>
-      </w:r>
-    </w:p>
-    <w:p>
-      <w:pPr>
-        <w:pStyle w:val="Heading3"/>
-      </w:pPr>
-      <w:r>
-        <w:rPr>
-          <w:lang w:val="zh_TW" w:bidi="zh_TW"/>
-        </w:rPr>
-        <w:t>新約中的撒但</w:t>
-      </w:r>
-    </w:p>
-    <w:p>
-      <w:pPr/>
-      <w:r>
-        <w:rPr>
-          <w:lang w:val="zh_TW" w:bidi="zh_TW"/>
-        </w:rPr>
-      </w:r>
-      <w:r>
-        <w:rPr>
-          <w:lang w:val="zh_TW" w:bidi="zh_TW"/>
-        </w:rPr>
-        <w:t>在新約中，撒但的形象更為完整，並有多種稱呼：</w:t>
-      </w:r>
-    </w:p>
-    <w:p>
-      <w:pPr>
-        <w:pStyle w:val="ListBullet"/>
-        <w:spacing w:line="240" w:lineRule="auto"/>
-        <w:ind w:left="720"/>
-      </w:pPr>
-      <w:r>
-        <w:rPr>
-          <w:lang w:val="zh_TW" w:bidi="zh_TW"/>
-        </w:rPr>
-      </w:r>
-      <w:r>
-        <w:rPr>
-          <w:lang w:val="zh_TW" w:bidi="zh_TW"/>
-        </w:rPr>
-        <w:t>撒但（希伯來文意為「控告者」）</w:t>
-      </w:r>
-    </w:p>
-    <w:p>
-      <w:pPr>
-        <w:pStyle w:val="ListBullet"/>
-        <w:spacing w:line="240" w:lineRule="auto"/>
-        <w:ind w:left="720"/>
-      </w:pPr>
-      <w:r>
-        <w:rPr>
-          <w:lang w:val="zh_TW" w:bidi="zh_TW"/>
-        </w:rPr>
-      </w:r>
-      <w:r>
-        <w:rPr>
-          <w:lang w:val="zh_TW" w:bidi="zh_TW"/>
-        </w:rPr>
-        <w:t>魔鬼（撒但的希臘文譯名）</w:t>
-      </w:r>
-    </w:p>
-    <w:p>
-      <w:pPr>
-        <w:pStyle w:val="ListBullet"/>
-        <w:spacing w:line="240" w:lineRule="auto"/>
-        <w:ind w:left="720"/>
-      </w:pPr>
-      <w:r>
-        <w:rPr>
-          <w:lang w:val="zh_TW" w:bidi="zh_TW"/>
-        </w:rPr>
-      </w:r>
-      <w:r>
-        <w:rPr>
-          <w:lang w:val="zh_TW" w:bidi="zh_TW"/>
-        </w:rPr>
-        <w:t>彼列</w:t>
-      </w:r>
-    </w:p>
-    <w:p>
-      <w:pPr>
-        <w:pStyle w:val="ListBullet"/>
-        <w:spacing w:line="240" w:lineRule="auto"/>
-        <w:ind w:left="720"/>
-      </w:pPr>
-      <w:r>
-        <w:rPr>
-          <w:lang w:val="zh_TW" w:bidi="zh_TW"/>
-        </w:rPr>
-      </w:r>
-      <w:r>
-        <w:rPr>
-          <w:lang w:val="zh_TW" w:bidi="zh_TW"/>
-        </w:rPr>
-        <w:t>別西卜</w:t>
-      </w:r>
-    </w:p>
-    <w:p>
-      <w:pPr>
-        <w:pStyle w:val="ListBullet"/>
-        <w:spacing w:line="240" w:lineRule="auto"/>
-        <w:ind w:left="720"/>
-      </w:pPr>
-      <w:r>
-        <w:rPr>
-          <w:lang w:val="zh_TW" w:bidi="zh_TW"/>
-        </w:rPr>
-      </w:r>
-      <w:r>
-        <w:rPr>
-          <w:lang w:val="zh_TW" w:bidi="zh_TW"/>
-        </w:rPr>
-        <w:t>對頭</w:t>
-      </w:r>
-    </w:p>
-    <w:p>
-      <w:pPr>
-        <w:pStyle w:val="ListBullet"/>
-        <w:spacing w:line="240" w:lineRule="auto"/>
-        <w:ind w:left="720"/>
-      </w:pPr>
-      <w:r>
-        <w:rPr>
-          <w:lang w:val="zh_TW" w:bidi="zh_TW"/>
-        </w:rPr>
-      </w:r>
-      <w:r>
-        <w:rPr>
-          <w:lang w:val="zh_TW" w:bidi="zh_TW"/>
-        </w:rPr>
-        <w:t>大龍</w:t>
-      </w:r>
-    </w:p>
-    <w:p>
-      <w:pPr>
-        <w:pStyle w:val="ListBullet"/>
-        <w:spacing w:line="240" w:lineRule="auto"/>
-        <w:ind w:left="720"/>
-      </w:pPr>
-      <w:r>
-        <w:rPr>
-          <w:lang w:val="zh_TW" w:bidi="zh_TW"/>
-        </w:rPr>
-      </w:r>
-      <w:r>
-        <w:rPr>
-          <w:lang w:val="zh_TW" w:bidi="zh_TW"/>
-        </w:rPr>
-        <w:t>仇敵</w:t>
-      </w:r>
-    </w:p>
-    <w:p>
-      <w:pPr>
-        <w:pStyle w:val="ListBullet"/>
-        <w:spacing w:line="240" w:lineRule="auto"/>
-        <w:ind w:left="720"/>
-      </w:pPr>
-      <w:r>
-        <w:rPr>
-          <w:lang w:val="zh_TW" w:bidi="zh_TW"/>
-        </w:rPr>
-      </w:r>
-      <w:r>
-        <w:rPr>
-          <w:lang w:val="zh_TW" w:bidi="zh_TW"/>
-        </w:rPr>
-        <w:t>那條蛇</w:t>
-      </w:r>
-    </w:p>
-    <w:p>
-      <w:pPr>
-        <w:pStyle w:val="ListBullet"/>
-        <w:spacing w:line="240" w:lineRule="auto"/>
-        <w:ind w:left="720"/>
-      </w:pPr>
-      <w:r>
-        <w:rPr>
-          <w:lang w:val="zh_TW" w:bidi="zh_TW"/>
-        </w:rPr>
-      </w:r>
-      <w:r>
-        <w:rPr>
-          <w:lang w:val="zh_TW" w:bidi="zh_TW"/>
-        </w:rPr>
-        <w:t>那試探人的</w:t>
-      </w:r>
-    </w:p>
-    <w:p>
-      <w:pPr>
-        <w:pStyle w:val="ListBullet"/>
-        <w:spacing w:line="240" w:lineRule="auto"/>
-        <w:ind w:left="720"/>
-      </w:pPr>
-      <w:r>
-        <w:rPr>
-          <w:lang w:val="zh_TW" w:bidi="zh_TW"/>
-        </w:rPr>
-      </w:r>
-      <w:r>
-        <w:rPr>
-          <w:lang w:val="zh_TW" w:bidi="zh_TW"/>
-        </w:rPr>
-        <w:t>那惡者</w:t>
-      </w:r>
-    </w:p>
-    <w:p>
-      <w:pPr/>
-      <w:r>
-        <w:rPr>
-          <w:lang w:val="zh_TW" w:bidi="zh_TW"/>
-        </w:rPr>
-      </w:r>
-      <w:r>
-        <w:rPr>
-          <w:lang w:val="zh_TW" w:bidi="zh_TW"/>
-        </w:rPr>
-        <w:t>牠被視為：</w:t>
-      </w:r>
-    </w:p>
-    <w:p>
-      <w:pPr>
-        <w:pStyle w:val="ListBullet"/>
-        <w:spacing w:line="240" w:lineRule="auto"/>
-        <w:ind w:left="720"/>
-      </w:pPr>
-      <w:r>
-        <w:rPr>
-          <w:lang w:val="zh_TW" w:bidi="zh_TW"/>
-        </w:rPr>
-      </w:r>
-      <w:r>
-        <w:rPr>
-          <w:lang w:val="zh_TW" w:bidi="zh_TW"/>
-        </w:rPr>
-        <w:t>一群天使的統領（</w:t>
+        <w:t>中將妾所生的兒子與正妻所生的兒子一同列入以色列十二支派之中；另見</w:t>
       </w:r>
       <w:hyperlink r:id="rId21">
         <w:r>
@@ -847,32 +414,14 @@
             <w:color w:val="0000EE"/>
             <w:u w:val="single"/>
           </w:rPr>
-          <w:t>太25:41</w:t>
+          <w:t>創35:22–26</w:t>
         </w:r>
       </w:hyperlink>
       <w:r>
         <w:rPr>
           <w:lang w:val="zh_TW" w:bidi="zh_TW"/>
         </w:rPr>
-        <w:t>）</w:t>
-      </w:r>
-    </w:p>
-    <w:p>
-      <w:pPr>
-        <w:pStyle w:val="ListBullet"/>
-        <w:spacing w:line="240" w:lineRule="auto"/>
-        <w:ind w:left="720"/>
-      </w:pPr>
-      <w:r>
-        <w:rPr>
-          <w:lang w:val="zh_TW" w:bidi="zh_TW"/>
-        </w:rPr>
-      </w:r>
-      <w:r>
-        <w:rPr>
-          <w:lang w:val="zh_TW" w:bidi="zh_TW"/>
-        </w:rPr>
-        <w:t>世界的掌控者（</w:t>
+        <w:t>）。摩西律法並未禁止妾制，反而在關於多妻的規定中提及妾的地位（</w:t>
       </w:r>
       <w:hyperlink r:id="rId22">
         <w:r>
@@ -883,14 +432,14 @@
             <w:color w:val="0000EE"/>
             <w:u w:val="single"/>
           </w:rPr>
-          <w:t>路4:6</w:t>
+          <w:t>申17:17</w:t>
         </w:r>
       </w:hyperlink>
       <w:r>
         <w:rPr>
           <w:lang w:val="zh_TW" w:bidi="zh_TW"/>
         </w:rPr>
-        <w:t>；</w:t>
+        <w:t>，</w:t>
       </w:r>
       <w:hyperlink r:id="rId23">
         <w:r>
@@ -901,14 +450,28 @@
             <w:color w:val="0000EE"/>
             <w:u w:val="single"/>
           </w:rPr>
-          <w:t>徒26:18</w:t>
+          <w:t>21:15–17</w:t>
         </w:r>
       </w:hyperlink>
       <w:r>
         <w:rPr>
           <w:lang w:val="zh_TW" w:bidi="zh_TW"/>
         </w:rPr>
-        <w:t>；</w:t>
+        <w:t>）。</w:t>
+      </w:r>
+    </w:p>
+    <w:p>
+      <w:pPr/>
+      <w:r>
+        <w:rPr>
+          <w:lang w:val="zh_TW" w:bidi="zh_TW"/>
+        </w:rPr>
+      </w:r>
+      <w:r>
+        <w:rPr>
+          <w:lang w:val="zh_TW" w:bidi="zh_TW"/>
+        </w:rPr>
+        <w:t>到了士師時代，妾制仍然持續存在。基甸有一名妾（</w:t>
       </w:r>
       <w:hyperlink r:id="rId24">
         <w:r>
@@ -919,32 +482,14 @@
             <w:color w:val="0000EE"/>
             <w:u w:val="single"/>
           </w:rPr>
-          <w:t>林後4:4</w:t>
+          <w:t>士8:31</w:t>
         </w:r>
       </w:hyperlink>
       <w:r>
         <w:rPr>
           <w:lang w:val="zh_TW" w:bidi="zh_TW"/>
         </w:rPr>
-        <w:t>）</w:t>
-      </w:r>
-    </w:p>
-    <w:p>
-      <w:pPr>
-        <w:pStyle w:val="ListBullet"/>
-        <w:spacing w:line="240" w:lineRule="auto"/>
-        <w:ind w:left="720"/>
-      </w:pPr>
-      <w:r>
-        <w:rPr>
-          <w:lang w:val="zh_TW" w:bidi="zh_TW"/>
-        </w:rPr>
-      </w:r>
-      <w:r>
-        <w:rPr>
-          <w:lang w:val="zh_TW" w:bidi="zh_TW"/>
-        </w:rPr>
-        <w:t>所有非基督徒的掌控者（</w:t>
+        <w:t>），一位利未人也有妾（</w:t>
       </w:r>
       <w:hyperlink r:id="rId25">
         <w:r>
@@ -955,14 +500,14 @@
             <w:color w:val="0000EE"/>
             <w:u w:val="single"/>
           </w:rPr>
-          <w:t>可4:15</w:t>
+          <w:t>士19章</w:t>
         </w:r>
       </w:hyperlink>
       <w:r>
         <w:rPr>
           <w:lang w:val="zh_TW" w:bidi="zh_TW"/>
         </w:rPr>
-        <w:t>；</w:t>
+        <w:t>）。這名利未人的妾因遭便雅憫支派的人凌辱，引發了一場血腥的內戰（</w:t>
       </w:r>
       <w:hyperlink r:id="rId26">
         <w:r>
@@ -973,14 +518,32 @@
             <w:color w:val="0000EE"/>
             <w:u w:val="single"/>
           </w:rPr>
-          <w:t>約8:44</w:t>
+          <w:t>士20–21章</w:t>
         </w:r>
       </w:hyperlink>
       <w:r>
         <w:rPr>
           <w:lang w:val="zh_TW" w:bidi="zh_TW"/>
         </w:rPr>
-        <w:t>；</w:t>
+        <w:t>）。在以色列的君主時期，只有君王才負擔得起納妾的生活，例如：</w:t>
+      </w:r>
+    </w:p>
+    <w:p>
+      <w:pPr>
+        <w:pStyle w:val="ListBullet"/>
+        <w:spacing w:line="240" w:lineRule="auto"/>
+        <w:ind w:left="720"/>
+      </w:pPr>
+      <w:r>
+        <w:rPr>
+          <w:lang w:val="zh_TW" w:bidi="zh_TW"/>
+        </w:rPr>
+      </w:r>
+      <w:r>
+        <w:rPr>
+          <w:lang w:val="zh_TW" w:bidi="zh_TW"/>
+        </w:rPr>
+        <w:t>掃羅（</w:t>
       </w:r>
       <w:hyperlink r:id="rId27">
         <w:r>
@@ -991,14 +554,32 @@
             <w:color w:val="0000EE"/>
             <w:u w:val="single"/>
           </w:rPr>
-          <w:t>徒13:10</w:t>
+          <w:t>撒下3:7</w:t>
         </w:r>
       </w:hyperlink>
       <w:r>
         <w:rPr>
           <w:lang w:val="zh_TW" w:bidi="zh_TW"/>
         </w:rPr>
-        <w:t>；</w:t>
+        <w:t>）</w:t>
+      </w:r>
+    </w:p>
+    <w:p>
+      <w:pPr>
+        <w:pStyle w:val="ListBullet"/>
+        <w:spacing w:line="240" w:lineRule="auto"/>
+        <w:ind w:left="720"/>
+      </w:pPr>
+      <w:r>
+        <w:rPr>
+          <w:lang w:val="zh_TW" w:bidi="zh_TW"/>
+        </w:rPr>
+      </w:r>
+      <w:r>
+        <w:rPr>
+          <w:lang w:val="zh_TW" w:bidi="zh_TW"/>
+        </w:rPr>
+        <w:t>大衛（</w:t>
       </w:r>
       <w:hyperlink r:id="rId28">
         <w:r>
@@ -1009,28 +590,14 @@
             <w:color w:val="0000EE"/>
             <w:u w:val="single"/>
           </w:rPr>
-          <w:t>西1:13</w:t>
+          <w:t>撒下5:13</w:t>
         </w:r>
       </w:hyperlink>
       <w:r>
         <w:rPr>
           <w:lang w:val="zh_TW" w:bidi="zh_TW"/>
         </w:rPr>
-        <w:t>）</w:t>
-      </w:r>
-    </w:p>
-    <w:p>
-      <w:pPr/>
-      <w:r>
-        <w:rPr>
-          <w:lang w:val="zh_TW" w:bidi="zh_TW"/>
-        </w:rPr>
-      </w:r>
-      <w:r>
-        <w:rPr>
-          <w:lang w:val="zh_TW" w:bidi="zh_TW"/>
-        </w:rPr>
-        <w:t>撒但是神的仇敵，想要將所有人與神分開。特別是基督徒的危險敵人（</w:t>
+        <w:t>，</w:t>
       </w:r>
       <w:hyperlink r:id="rId29">
         <w:r>
@@ -1041,14 +608,32 @@
             <w:color w:val="0000EE"/>
             <w:u w:val="single"/>
           </w:rPr>
-          <w:t>路8:33</w:t>
+          <w:t>15:16</w:t>
         </w:r>
       </w:hyperlink>
       <w:r>
         <w:rPr>
           <w:lang w:val="zh_TW" w:bidi="zh_TW"/>
         </w:rPr>
-        <w:t>；</w:t>
+        <w:t>）</w:t>
+      </w:r>
+    </w:p>
+    <w:p>
+      <w:pPr>
+        <w:pStyle w:val="ListBullet"/>
+        <w:spacing w:line="240" w:lineRule="auto"/>
+        <w:ind w:left="720"/>
+      </w:pPr>
+      <w:r>
+        <w:rPr>
+          <w:lang w:val="zh_TW" w:bidi="zh_TW"/>
+        </w:rPr>
+      </w:r>
+      <w:r>
+        <w:rPr>
+          <w:lang w:val="zh_TW" w:bidi="zh_TW"/>
+        </w:rPr>
+        <w:t>所羅門（</w:t>
       </w:r>
       <w:hyperlink r:id="rId30">
         <w:r>
@@ -1059,14 +644,32 @@
             <w:color w:val="0000EE"/>
             <w:u w:val="single"/>
           </w:rPr>
-          <w:t>林前7:5</w:t>
+          <w:t>王上11:3</w:t>
         </w:r>
       </w:hyperlink>
       <w:r>
         <w:rPr>
           <w:lang w:val="zh_TW" w:bidi="zh_TW"/>
         </w:rPr>
-        <w:t>；</w:t>
+        <w:t>）</w:t>
+      </w:r>
+    </w:p>
+    <w:p>
+      <w:pPr>
+        <w:pStyle w:val="ListBullet"/>
+        <w:spacing w:line="240" w:lineRule="auto"/>
+        <w:ind w:left="720"/>
+      </w:pPr>
+      <w:r>
+        <w:rPr>
+          <w:lang w:val="zh_TW" w:bidi="zh_TW"/>
+        </w:rPr>
+      </w:r>
+      <w:r>
+        <w:rPr>
+          <w:lang w:val="zh_TW" w:bidi="zh_TW"/>
+        </w:rPr>
+        <w:t>羅波安（</w:t>
       </w:r>
       <w:hyperlink r:id="rId31">
         <w:r>
@@ -1077,14 +680,64 @@
             <w:color w:val="0000EE"/>
             <w:u w:val="single"/>
           </w:rPr>
-          <w:t>彼前5:8</w:t>
+          <w:t>代下11:21</w:t>
         </w:r>
       </w:hyperlink>
       <w:r>
         <w:rPr>
           <w:lang w:val="zh_TW" w:bidi="zh_TW"/>
         </w:rPr>
-        <w:t>），基督徒必須抵擋牠，不被牠的詭計所迷惑（</w:t>
+        <w:t>）</w:t>
+      </w:r>
+    </w:p>
+    <w:p>
+      <w:pPr/>
+      <w:r>
+        <w:rPr>
+          <w:lang w:val="zh_TW" w:bidi="zh_TW"/>
+        </w:rPr>
+      </w:r>
+      <w:r>
+        <w:rPr>
+          <w:lang w:val="zh_TW" w:bidi="zh_TW"/>
+        </w:rPr>
+        <w:t>在同一時期的其它文化中，王室後宮也十分常見，包括：</w:t>
+      </w:r>
+    </w:p>
+    <w:p>
+      <w:pPr>
+        <w:pStyle w:val="ListBullet"/>
+        <w:spacing w:line="240" w:lineRule="auto"/>
+        <w:ind w:left="720"/>
+      </w:pPr>
+      <w:r>
+        <w:rPr>
+          <w:lang w:val="zh_TW" w:bidi="zh_TW"/>
+        </w:rPr>
+      </w:r>
+      <w:r>
+        <w:rPr>
+          <w:lang w:val="zh_TW" w:bidi="zh_TW"/>
+        </w:rPr>
+        <w:t>埃及</w:t>
+      </w:r>
+    </w:p>
+    <w:p>
+      <w:pPr>
+        <w:pStyle w:val="ListBullet"/>
+        <w:spacing w:line="240" w:lineRule="auto"/>
+        <w:ind w:left="720"/>
+      </w:pPr>
+      <w:r>
+        <w:rPr>
+          <w:lang w:val="zh_TW" w:bidi="zh_TW"/>
+        </w:rPr>
+      </w:r>
+      <w:r>
+        <w:rPr>
+          <w:lang w:val="zh_TW" w:bidi="zh_TW"/>
+        </w:rPr>
+        <w:t>波斯（</w:t>
       </w:r>
       <w:hyperlink r:id="rId32">
         <w:r>
@@ -1095,14 +748,32 @@
             <w:color w:val="0000EE"/>
             <w:u w:val="single"/>
           </w:rPr>
-          <w:t>林後2:11</w:t>
+          <w:t>斯2:14</w:t>
         </w:r>
       </w:hyperlink>
       <w:r>
         <w:rPr>
           <w:lang w:val="zh_TW" w:bidi="zh_TW"/>
         </w:rPr>
-        <w:t>；</w:t>
+        <w:t>）</w:t>
+      </w:r>
+    </w:p>
+    <w:p>
+      <w:pPr>
+        <w:pStyle w:val="ListBullet"/>
+        <w:spacing w:line="240" w:lineRule="auto"/>
+        <w:ind w:left="720"/>
+      </w:pPr>
+      <w:r>
+        <w:rPr>
+          <w:lang w:val="zh_TW" w:bidi="zh_TW"/>
+        </w:rPr>
+      </w:r>
+      <w:r>
+        <w:rPr>
+          <w:lang w:val="zh_TW" w:bidi="zh_TW"/>
+        </w:rPr>
+        <w:t>巴比倫 （</w:t>
       </w:r>
       <w:hyperlink r:id="rId33">
         <w:r>
@@ -1113,14 +784,46 @@
             <w:color w:val="0000EE"/>
             <w:u w:val="single"/>
           </w:rPr>
-          <w:t>弗6:11</w:t>
+          <w:t>但5:2–3</w:t>
         </w:r>
       </w:hyperlink>
       <w:r>
         <w:rPr>
           <w:lang w:val="zh_TW" w:bidi="zh_TW"/>
         </w:rPr>
-        <w:t>；</w:t>
+        <w:t>、</w:t>
+      </w:r>
+      <w:hyperlink r:id="rId33">
+        <w:r>
+          <w:rPr>
+            <w:lang w:val="zh_TW" w:bidi="zh_TW"/>
+          </w:rPr>
+          <w:rPr>
+            <w:color w:val="0000EE"/>
+            <w:u w:val="single"/>
+          </w:rPr>
+          <w:t>23</w:t>
+        </w:r>
+      </w:hyperlink>
+      <w:r>
+        <w:rPr>
+          <w:lang w:val="zh_TW" w:bidi="zh_TW"/>
+        </w:rPr>
+        <w:t>）</w:t>
+      </w:r>
+    </w:p>
+    <w:p>
+      <w:pPr/>
+      <w:r>
+        <w:rPr>
+          <w:lang w:val="zh_TW" w:bidi="zh_TW"/>
+        </w:rPr>
+      </w:r>
+      <w:r>
+        <w:rPr>
+          <w:lang w:val="zh_TW" w:bidi="zh_TW"/>
+        </w:rPr>
+        <w:t>儘管妾制在古代社會被廣泛接受，但兩人之間的婚姻仍被視為更理想的婚姻。妾制的出現多與追求聲望和生育更多子嗣有關，但有時也可能導致性自由（</w:t>
       </w:r>
       <w:hyperlink r:id="rId34">
         <w:r>
@@ -1131,46 +834,14 @@
             <w:color w:val="0000EE"/>
             <w:u w:val="single"/>
           </w:rPr>
-          <w:t>雅4:7</w:t>
+          <w:t>傳2:8</w:t>
         </w:r>
       </w:hyperlink>
       <w:r>
         <w:rPr>
           <w:lang w:val="zh_TW" w:bidi="zh_TW"/>
         </w:rPr>
-        <w:t>）。</w:t>
-      </w:r>
-    </w:p>
-    <w:p>
-      <w:pPr/>
-      <w:r>
-        <w:rPr>
-          <w:lang w:val="zh_TW" w:bidi="zh_TW"/>
-        </w:rPr>
-      </w:r>
-      <w:r>
-        <w:rPr>
-          <w:lang w:val="zh_TW" w:bidi="zh_TW"/>
-        </w:rPr>
-        <w:t>撒但透過以下方式執行牠的邪惡計劃：</w:t>
-      </w:r>
-    </w:p>
-    <w:p>
-      <w:pPr>
-        <w:pStyle w:val="ListBullet"/>
-        <w:spacing w:line="240" w:lineRule="auto"/>
-        <w:ind w:left="720"/>
-      </w:pPr>
-      <w:r>
-        <w:rPr>
-          <w:lang w:val="zh_TW" w:bidi="zh_TW"/>
-        </w:rPr>
-      </w:r>
-      <w:r>
-        <w:rPr>
-          <w:lang w:val="zh_TW" w:bidi="zh_TW"/>
-        </w:rPr>
-        <w:t>試探人（</w:t>
+        <w:t>）。雖然妾制在希臘與羅馬文化中普遍存在，但這種制度並不符合耶穌對婚姻的教導（</w:t>
       </w:r>
       <w:hyperlink r:id="rId35">
         <w:r>
@@ -1181,163 +852,7 @@
             <w:color w:val="0000EE"/>
             <w:u w:val="single"/>
           </w:rPr>
-          <w:t>約13:2</w:t>
-        </w:r>
-      </w:hyperlink>
-      <w:r>
-        <w:rPr>
-          <w:lang w:val="zh_TW" w:bidi="zh_TW"/>
-        </w:rPr>
-        <w:t>；</w:t>
-      </w:r>
-      <w:hyperlink r:id="rId36">
-        <w:r>
-          <w:rPr>
-            <w:lang w:val="zh_TW" w:bidi="zh_TW"/>
-          </w:rPr>
-          <w:rPr>
-            <w:color w:val="0000EE"/>
-            <w:u w:val="single"/>
-          </w:rPr>
-          <w:t>徒5:3</w:t>
-        </w:r>
-      </w:hyperlink>
-      <w:r>
-        <w:rPr>
-          <w:lang w:val="zh_TW" w:bidi="zh_TW"/>
-        </w:rPr>
-        <w:t>）</w:t>
-      </w:r>
-    </w:p>
-    <w:p>
-      <w:pPr>
-        <w:pStyle w:val="ListBullet"/>
-        <w:spacing w:line="240" w:lineRule="auto"/>
-        <w:ind w:left="720"/>
-      </w:pPr>
-      <w:r>
-        <w:rPr>
-          <w:lang w:val="zh_TW" w:bidi="zh_TW"/>
-        </w:rPr>
-      </w:r>
-      <w:r>
-        <w:rPr>
-          <w:lang w:val="zh_TW" w:bidi="zh_TW"/>
-        </w:rPr>
-        <w:t>阻礙神的工人（</w:t>
-      </w:r>
-      <w:hyperlink r:id="rId37">
-        <w:r>
-          <w:rPr>
-            <w:lang w:val="zh_TW" w:bidi="zh_TW"/>
-          </w:rPr>
-          <w:rPr>
-            <w:color w:val="0000EE"/>
-            <w:u w:val="single"/>
-          </w:rPr>
-          <w:t>帖前2:18</w:t>
-        </w:r>
-      </w:hyperlink>
-      <w:r>
-        <w:rPr>
-          <w:lang w:val="zh_TW" w:bidi="zh_TW"/>
-        </w:rPr>
-        <w:t>）</w:t>
-      </w:r>
-    </w:p>
-    <w:p>
-      <w:pPr>
-        <w:pStyle w:val="ListBullet"/>
-        <w:spacing w:line="240" w:lineRule="auto"/>
-        <w:ind w:left="720"/>
-      </w:pPr>
-      <w:r>
-        <w:rPr>
-          <w:lang w:val="zh_TW" w:bidi="zh_TW"/>
-        </w:rPr>
-      </w:r>
-      <w:r>
-        <w:rPr>
-          <w:lang w:val="zh_TW" w:bidi="zh_TW"/>
-        </w:rPr>
-        <w:t>在神面前控告基督徒（</w:t>
-      </w:r>
-      <w:hyperlink r:id="rId38">
-        <w:r>
-          <w:rPr>
-            <w:lang w:val="zh_TW" w:bidi="zh_TW"/>
-          </w:rPr>
-          <w:rPr>
-            <w:color w:val="0000EE"/>
-            <w:u w:val="single"/>
-          </w:rPr>
-          <w:t>啟12:10</w:t>
-        </w:r>
-      </w:hyperlink>
-      <w:r>
-        <w:rPr>
-          <w:lang w:val="zh_TW" w:bidi="zh_TW"/>
-        </w:rPr>
-        <w:t>）</w:t>
-      </w:r>
-    </w:p>
-    <w:p>
-      <w:pPr>
-        <w:pStyle w:val="ListBullet"/>
-        <w:spacing w:line="240" w:lineRule="auto"/>
-        <w:ind w:left="720"/>
-      </w:pPr>
-      <w:r>
-        <w:rPr>
-          <w:lang w:val="zh_TW" w:bidi="zh_TW"/>
-        </w:rPr>
-      </w:r>
-      <w:r>
-        <w:rPr>
-          <w:lang w:val="zh_TW" w:bidi="zh_TW"/>
-        </w:rPr>
-        <w:t>控制那些棄絕福音的惡人（</w:t>
-      </w:r>
-      <w:hyperlink r:id="rId39">
-        <w:r>
-          <w:rPr>
-            <w:lang w:val="zh_TW" w:bidi="zh_TW"/>
-          </w:rPr>
-          <w:rPr>
-            <w:color w:val="0000EE"/>
-            <w:u w:val="single"/>
-          </w:rPr>
-          <w:t>帖後2:9</w:t>
-        </w:r>
-      </w:hyperlink>
-      <w:r>
-        <w:rPr>
-          <w:lang w:val="zh_TW" w:bidi="zh_TW"/>
-        </w:rPr>
-        <w:t>；</w:t>
-      </w:r>
-      <w:hyperlink r:id="rId40">
-        <w:r>
-          <w:rPr>
-            <w:lang w:val="zh_TW" w:bidi="zh_TW"/>
-          </w:rPr>
-          <w:rPr>
-            <w:color w:val="0000EE"/>
-            <w:u w:val="single"/>
-          </w:rPr>
-          <w:t>啟2:9、13，</w:t>
-        </w:r>
-      </w:hyperlink>
-      <w:hyperlink r:id="rId41">
-        <w:r>
-          <w:rPr>
-            <w:lang w:val="zh_TW" w:bidi="zh_TW"/>
-          </w:rPr>
-          <w:rPr>
-            <w:color w:val="0000EE"/>
-            <w:u w:val="single"/>
-          </w:rPr>
-          <w:t>13:2</w:t>
+          <w:t>太19:1–9</w:t>
         </w:r>
       </w:hyperlink>
       <w:r>
@@ -1356,2978 +871,46 @@
       </w:r>
       <w:r>
         <w:rPr>
-          <w:lang w:val="zh_TW" w:bidi="zh_TW"/>
-        </w:rPr>
-        <w:t>然而，最重要的是，新約教導魔鬼自起初就是邪惡的（</w:t>
-      </w:r>
-      <w:hyperlink r:id="rId42">
-        <w:r>
-          <w:rPr>
-            <w:lang w:val="zh_TW" w:bidi="zh_TW"/>
-          </w:rPr>
-          <w:rPr>
-            <w:color w:val="0000EE"/>
-            <w:u w:val="single"/>
-          </w:rPr>
-          <w:t>約一3:8</w:t>
-        </w:r>
-      </w:hyperlink>
-      <w:r>
-        <w:rPr>
-          <w:lang w:val="zh_TW" w:bidi="zh_TW"/>
-        </w:rPr>
-        <w:t>），但藉著耶穌的服事，撒但已被擊敗，並被驅逐出天上（</w:t>
-      </w:r>
-      <w:hyperlink r:id="rId43">
-        <w:r>
-          <w:rPr>
-            <w:lang w:val="zh_TW" w:bidi="zh_TW"/>
-          </w:rPr>
-          <w:rPr>
-            <w:color w:val="0000EE"/>
-            <w:u w:val="single"/>
-          </w:rPr>
-          <w:t>路10:18</w:t>
-        </w:r>
-      </w:hyperlink>
+          <w:i/>
+          <w:lang w:val="zh_TW" w:bidi="zh_TW"/>
+        </w:rPr>
+        <w:t>另見</w:t>
+      </w:r>
+      <w:r>
+        <w:rPr>
+          <w:lang w:val="zh_TW" w:bidi="zh_TW"/>
+        </w:rPr>
+        <w:t xml:space="preserve"> </w:t>
+      </w:r>
+      <w:r>
+        <w:rPr>
+          <w:lang w:val="zh_TW" w:bidi="zh_TW"/>
+        </w:rPr>
+        <w:t>民事法律和司法</w:t>
+      </w:r>
       <w:r>
         <w:rPr>
           <w:lang w:val="zh_TW" w:bidi="zh_TW"/>
         </w:rPr>
         <w:t>；</w:t>
       </w:r>
-      <w:hyperlink r:id="rId44">
-        <w:r>
-          <w:rPr>
-            <w:lang w:val="zh_TW" w:bidi="zh_TW"/>
-          </w:rPr>
-          <w:rPr>
-            <w:color w:val="0000EE"/>
-            <w:u w:val="single"/>
-          </w:rPr>
-          <w:t>啟12</w:t>
-        </w:r>
-      </w:hyperlink>
-      <w:r>
-        <w:rPr>
-          <w:lang w:val="zh_TW" w:bidi="zh_TW"/>
-        </w:rPr>
-        <w:t>）。儘管牠是一個危險的仇敵，基督徒擁有強大的武器——禱告、信心以及耶穌之血的果效。撒但若獲准，仍可引發身體疾病（</w:t>
-      </w:r>
-      <w:hyperlink r:id="rId45">
-        <w:r>
-          <w:rPr>
-            <w:lang w:val="zh_TW" w:bidi="zh_TW"/>
-          </w:rPr>
-          <w:rPr>
-            <w:color w:val="0000EE"/>
-            <w:u w:val="single"/>
-          </w:rPr>
-          <w:t>林後12:7</w:t>
-        </w:r>
-      </w:hyperlink>
-      <w:r>
-        <w:rPr>
-          <w:lang w:val="zh_TW" w:bidi="zh_TW"/>
-        </w:rPr>
-        <w:t>），而人也可能被交給撒但受懲罰（</w:t>
-      </w:r>
-      <w:hyperlink r:id="rId46">
-        <w:r>
-          <w:rPr>
-            <w:lang w:val="zh_TW" w:bidi="zh_TW"/>
-          </w:rPr>
-          <w:rPr>
-            <w:color w:val="0000EE"/>
-            <w:u w:val="single"/>
-          </w:rPr>
-          <w:t>林前5:5</w:t>
-        </w:r>
-      </w:hyperlink>
+      <w:r>
+        <w:rPr>
+          <w:lang w:val="zh_TW" w:bidi="zh_TW"/>
+        </w:rPr>
+        <w:t>家庭生活和關係</w:t>
+      </w:r>
       <w:r>
         <w:rPr>
           <w:lang w:val="zh_TW" w:bidi="zh_TW"/>
         </w:rPr>
         <w:t>；</w:t>
       </w:r>
-      <w:hyperlink r:id="rId47">
-        <w:r>
-          <w:rPr>
-            <w:lang w:val="zh_TW" w:bidi="zh_TW"/>
-          </w:rPr>
-          <w:rPr>
-            <w:color w:val="0000EE"/>
-            <w:u w:val="single"/>
-          </w:rPr>
-          <w:t>提前1:20</w:t>
-        </w:r>
-      </w:hyperlink>
-      <w:r>
-        <w:rPr>
-          <w:lang w:val="zh_TW" w:bidi="zh_TW"/>
-        </w:rPr>
-        <w:t>）。最終，神掌控撒但，並將徹底毀滅牠（</w:t>
-      </w:r>
-      <w:hyperlink r:id="rId48">
-        <w:r>
-          <w:rPr>
-            <w:lang w:val="zh_TW" w:bidi="zh_TW"/>
-          </w:rPr>
-          <w:rPr>
-            <w:color w:val="0000EE"/>
-            <w:u w:val="single"/>
-          </w:rPr>
-          <w:t>羅16:20</w:t>
-        </w:r>
-      </w:hyperlink>
-      <w:r>
-        <w:rPr>
-          <w:lang w:val="zh_TW" w:bidi="zh_TW"/>
-        </w:rPr>
-        <w:t>；</w:t>
-      </w:r>
-      <w:hyperlink r:id="rId49">
-        <w:r>
-          <w:rPr>
-            <w:lang w:val="zh_TW" w:bidi="zh_TW"/>
-          </w:rPr>
-          <w:rPr>
-            <w:color w:val="0000EE"/>
-            <w:u w:val="single"/>
-          </w:rPr>
-          <w:t>啟20:10</w:t>
-        </w:r>
-      </w:hyperlink>
-      <w:r>
-        <w:rPr>
-          <w:lang w:val="zh_TW" w:bidi="zh_TW"/>
-        </w:rPr>
-        <w:t>）。</w:t>
-      </w:r>
-    </w:p>
-    <w:p>
-      <w:pPr/>
-      <w:r>
-        <w:rPr>
-          <w:lang w:val="zh_TW" w:bidi="zh_TW"/>
-        </w:rPr>
-      </w:r>
-      <w:r>
-        <w:rPr>
-          <w:i/>
-          <w:lang w:val="zh_TW" w:bidi="zh_TW"/>
-        </w:rPr>
-        <w:t>另見</w:t>
-      </w:r>
-      <w:r>
-        <w:rPr>
-          <w:lang w:val="zh_TW" w:bidi="zh_TW"/>
-        </w:rPr>
-        <w:t xml:space="preserve"> </w:t>
-      </w:r>
-      <w:r>
-        <w:rPr>
-          <w:lang w:val="zh_TW" w:bidi="zh_TW"/>
-        </w:rPr>
-        <w:t>天使，</w:t>
-      </w:r>
-      <w:r>
-        <w:rPr>
-          <w:lang w:val="zh_TW" w:bidi="zh_TW"/>
-        </w:rPr>
-        <w:t>鬼魔，</w:t>
-      </w:r>
-      <w:r>
-        <w:rPr>
-          <w:lang w:val="zh_TW" w:bidi="zh_TW"/>
-        </w:rPr>
-        <w:t>鬼附，</w:t>
-      </w:r>
-      <w:r>
-        <w:rPr>
-          <w:lang w:val="zh_TW" w:bidi="zh_TW"/>
-        </w:rPr>
-        <w:t>路西弗</w:t>
-      </w:r>
-      <w:r>
-        <w:rPr>
-          <w:lang w:val="zh_TW" w:bidi="zh_TW"/>
-        </w:rPr>
-        <w:t>。</w:t>
-      </w:r>
-      <w:r>
-        <w:rPr>
-          <w:lang w:val="zh_TW" w:bidi="zh_TW"/>
-        </w:rPr>
-      </w:r>
-      <w:r>
-        <w:rPr>
-          <w:lang w:val="zh_TW" w:bidi="zh_TW"/>
-        </w:rPr>
-      </w:r>
-    </w:p>
-    <w:p>
-      <w:pPr/>
-      <w:r>
-        <w:rPr>
-          <w:lang w:val="zh_TW" w:bidi="zh_TW"/>
-        </w:rPr>
-      </w:r>
-    </w:p>
-    <w:p>
-      <w:pPr>
-        <w:pStyle w:val="Heading2"/>
-      </w:pPr>
-      <w:r>
-        <w:rPr>
-          <w:lang w:val="zh_TW" w:bidi="zh_TW"/>
-        </w:rPr>
-        <w:t>撒都該人</w:t>
-      </w:r>
-      <w:r>
-        <w:rPr>
-          <w:lang w:val="zh_TW" w:bidi="zh_TW"/>
-        </w:rPr>
-      </w:r>
-    </w:p>
-    <w:p>
-      <w:pPr/>
-      <w:r>
-        <w:rPr>
-          <w:lang w:val="zh_TW" w:bidi="zh_TW"/>
-        </w:rPr>
-      </w:r>
-      <w:r>
-        <w:rPr>
-          <w:lang w:val="zh_TW" w:bidi="zh_TW"/>
-        </w:rPr>
-        <w:t>在新約中提到14次的猶太教派，在舊約中並未提及。</w:t>
-      </w:r>
-    </w:p>
-    <w:p>
-      <w:pPr>
-        <w:pStyle w:val="Heading3"/>
-      </w:pPr>
-      <w:r>
-        <w:rPr>
-          <w:lang w:val="zh_TW" w:bidi="zh_TW"/>
-        </w:rPr>
-        <w:t>他們的歷史</w:t>
-      </w:r>
-    </w:p>
-    <w:p>
-      <w:pPr/>
-      <w:r>
-        <w:rPr>
-          <w:lang w:val="zh_TW" w:bidi="zh_TW"/>
-        </w:rPr>
-      </w:r>
-      <w:r>
-        <w:rPr>
-          <w:lang w:val="zh_TW" w:bidi="zh_TW"/>
-        </w:rPr>
-        <w:t>關於該名稱的起源，學者提出了幾種可能的解釋。首先，有人認為撒都該人（Sadducees）</w:t>
-      </w:r>
-      <w:r>
-        <w:rPr>
-          <w:lang w:val="zh_TW" w:bidi="zh_TW"/>
-        </w:rPr>
-        <w:t>這個</w:t>
-      </w:r>
-      <w:r>
-        <w:rPr>
-          <w:lang w:val="zh_TW" w:bidi="zh_TW"/>
-        </w:rPr>
-        <w:t>名稱與希伯來文中的「公義」（saddik）有關。然而，從語源學的角度來看，這種解釋並不穩妥，因為</w:t>
-      </w:r>
-      <w:r>
-        <w:rPr>
-          <w:lang w:val="zh_TW" w:bidi="zh_TW"/>
-        </w:rPr>
-        <w:t>這個</w:t>
-      </w:r>
-      <w:r>
-        <w:rPr>
-          <w:lang w:val="zh_TW" w:bidi="zh_TW"/>
-        </w:rPr>
-        <w:t>詞中的</w:t>
-      </w:r>
-      <w:r>
-        <w:rPr>
-          <w:i/>
-          <w:lang w:val="zh_TW" w:bidi="zh_TW"/>
-        </w:rPr>
-        <w:t>i</w:t>
-      </w:r>
-      <w:r>
-        <w:rPr>
-          <w:lang w:val="zh_TW" w:bidi="zh_TW"/>
-        </w:rPr>
-        <w:t>會變成</w:t>
-      </w:r>
-      <w:r>
-        <w:rPr>
-          <w:i/>
-          <w:lang w:val="zh_TW" w:bidi="zh_TW"/>
-        </w:rPr>
-        <w:t>u</w:t>
-      </w:r>
-      <w:r>
-        <w:rPr>
-          <w:lang w:val="zh_TW" w:bidi="zh_TW"/>
-        </w:rPr>
-        <w:t>，而且沒有明確的證據表明他們自稱為「義人」。其次，有人認為</w:t>
-      </w:r>
-      <w:r>
-        <w:rPr>
-          <w:lang w:val="zh_TW" w:bidi="zh_TW"/>
-        </w:rPr>
-        <w:t>這個</w:t>
-      </w:r>
-      <w:r>
-        <w:rPr>
-          <w:lang w:val="zh_TW" w:bidi="zh_TW"/>
-        </w:rPr>
-        <w:t>名稱源於撒督（Zadok，有時在希臘文中寫作Saddouk），即大衛時代的一位祭司（</w:t>
-      </w:r>
-      <w:hyperlink r:id="rId50">
-        <w:r>
-          <w:rPr>
-            <w:lang w:val="zh_TW" w:bidi="zh_TW"/>
-          </w:rPr>
-          <w:rPr>
-            <w:color w:val="0000EE"/>
-            <w:u w:val="single"/>
-          </w:rPr>
-          <w:t>撒下8:17</w:t>
-        </w:r>
-      </w:hyperlink>
-      <w:r>
-        <w:rPr>
-          <w:lang w:val="zh_TW" w:bidi="zh_TW"/>
-        </w:rPr>
-        <w:t>，</w:t>
-      </w:r>
-      <w:hyperlink r:id="rId51">
-        <w:r>
-          <w:rPr>
-            <w:lang w:val="zh_TW" w:bidi="zh_TW"/>
-          </w:rPr>
-          <w:rPr>
-            <w:color w:val="0000EE"/>
-            <w:u w:val="single"/>
-          </w:rPr>
-          <w:t>15:24–29</w:t>
-        </w:r>
-      </w:hyperlink>
-      <w:r>
-        <w:rPr>
-          <w:lang w:val="zh_TW" w:bidi="zh_TW"/>
-        </w:rPr>
-        <w:t>），他</w:t>
-      </w:r>
-      <w:r>
-        <w:rPr>
-          <w:lang w:val="zh_TW" w:bidi="zh_TW"/>
-        </w:rPr>
-        <w:t>用膏</w:t>
-      </w:r>
-      <w:r>
-        <w:rPr>
-          <w:lang w:val="zh_TW" w:bidi="zh_TW"/>
-        </w:rPr>
-        <w:t>膏</w:t>
-      </w:r>
-      <w:r>
-        <w:rPr>
-          <w:lang w:val="zh_TW" w:bidi="zh_TW"/>
-        </w:rPr>
-        <w:t>所羅門</w:t>
-      </w:r>
-      <w:r>
-        <w:rPr>
-          <w:lang w:val="zh_TW" w:bidi="zh_TW"/>
-        </w:rPr>
-        <w:t>（</w:t>
-      </w:r>
-      <w:hyperlink r:id="rId52">
-        <w:r>
-          <w:rPr>
-            <w:lang w:val="zh_TW" w:bidi="zh_TW"/>
-          </w:rPr>
-          <w:rPr>
-            <w:color w:val="0000EE"/>
-            <w:u w:val="single"/>
-          </w:rPr>
-          <w:t>王上1:32–39</w:t>
-        </w:r>
-      </w:hyperlink>
-      <w:r>
-        <w:rPr>
-          <w:lang w:val="zh_TW" w:bidi="zh_TW"/>
-        </w:rPr>
-        <w:t>），並在所羅門統治期間成為大祭司（</w:t>
-      </w:r>
-      <w:hyperlink r:id="rId53">
-        <w:r>
-          <w:rPr>
-            <w:lang w:val="zh_TW" w:bidi="zh_TW"/>
-          </w:rPr>
-          <w:rPr>
-            <w:color w:val="0000EE"/>
-            <w:u w:val="single"/>
-          </w:rPr>
-          <w:t>2:35</w:t>
-        </w:r>
-      </w:hyperlink>
-      <w:r>
-        <w:rPr>
-          <w:lang w:val="zh_TW" w:bidi="zh_TW"/>
-        </w:rPr>
-        <w:t>）。據記載，他是亞倫的兒子以利亞撒的後裔（</w:t>
-      </w:r>
-      <w:hyperlink r:id="rId54">
-        <w:r>
-          <w:rPr>
-            <w:lang w:val="zh_TW" w:bidi="zh_TW"/>
-          </w:rPr>
-          <w:rPr>
-            <w:color w:val="0000EE"/>
-            <w:u w:val="single"/>
-          </w:rPr>
-          <w:t>代上6:3–8</w:t>
-        </w:r>
-      </w:hyperlink>
-      <w:r>
-        <w:rPr>
-          <w:lang w:val="zh_TW" w:bidi="zh_TW"/>
-        </w:rPr>
-        <w:t>），撒督家族的祭司（Zadokite priests）應該一直在聖殿事奉，直到被擄時期。在關於聖殿崇拜恢復的藍圖中（</w:t>
-      </w:r>
-      <w:hyperlink r:id="rId55">
-        <w:r>
-          <w:rPr>
-            <w:lang w:val="zh_TW" w:bidi="zh_TW"/>
-          </w:rPr>
-          <w:rPr>
-            <w:color w:val="0000EE"/>
-            <w:u w:val="single"/>
-          </w:rPr>
-          <w:t>結40–48</w:t>
-        </w:r>
-      </w:hyperlink>
-      <w:r>
-        <w:rPr>
-          <w:lang w:val="zh_TW" w:bidi="zh_TW"/>
-        </w:rPr>
-        <w:t>），撒督家族的祭司再次被指派為「利未祭司」來事奉（</w:t>
-      </w:r>
-      <w:hyperlink r:id="rId56">
-        <w:r>
-          <w:rPr>
-            <w:lang w:val="zh_TW" w:bidi="zh_TW"/>
-          </w:rPr>
-          <w:rPr>
-            <w:color w:val="0000EE"/>
-            <w:u w:val="single"/>
-          </w:rPr>
-          <w:t>44:15–16</w:t>
-        </w:r>
-      </w:hyperlink>
-      <w:r>
-        <w:rPr>
-          <w:lang w:val="zh_TW" w:bidi="zh_TW"/>
-        </w:rPr>
-        <w:t>，</w:t>
-      </w:r>
-      <w:hyperlink r:id="rId57">
-        <w:r>
-          <w:rPr>
-            <w:lang w:val="zh_TW" w:bidi="zh_TW"/>
-          </w:rPr>
-          <w:rPr>
-            <w:color w:val="0000EE"/>
-            <w:u w:val="single"/>
-          </w:rPr>
-          <w:t>48:11–12</w:t>
-        </w:r>
-      </w:hyperlink>
-      <w:r>
-        <w:rPr>
-          <w:lang w:val="zh_TW" w:bidi="zh_TW"/>
-        </w:rPr>
-        <w:t>）。被擄歸回之後，我們讀到約薩答的兒子約書亞擔任大祭司（</w:t>
-      </w:r>
-      <w:hyperlink r:id="rId58">
-        <w:r>
-          <w:rPr>
-            <w:lang w:val="zh_TW" w:bidi="zh_TW"/>
-          </w:rPr>
-          <w:rPr>
-            <w:color w:val="0000EE"/>
-            <w:u w:val="single"/>
-          </w:rPr>
-          <w:t>該1:1</w:t>
-        </w:r>
-      </w:hyperlink>
-      <w:r>
-        <w:rPr>
-          <w:lang w:val="zh_TW" w:bidi="zh_TW"/>
-        </w:rPr>
-        <w:t>），他的家譜可追溯至撒督（</w:t>
-      </w:r>
-      <w:hyperlink r:id="rId59">
-        <w:r>
-          <w:rPr>
-            <w:lang w:val="zh_TW" w:bidi="zh_TW"/>
-          </w:rPr>
-          <w:rPr>
-            <w:color w:val="0000EE"/>
-            <w:u w:val="single"/>
-          </w:rPr>
-          <w:t>代上6:8–15</w:t>
-        </w:r>
-      </w:hyperlink>
-      <w:r>
-        <w:rPr>
-          <w:lang w:val="zh_TW" w:bidi="zh_TW"/>
-        </w:rPr>
-        <w:t>）。公元前二世紀初的文獻顯示，撒督家族的祭司地位仍然受到重視，但並不確定撒都該人是否支持撒督祭司的職</w:t>
-      </w:r>
-      <w:r>
-        <w:rPr>
-          <w:lang w:val="zh_TW" w:bidi="zh_TW"/>
-        </w:rPr>
-        <w:t>分</w:t>
-      </w:r>
-      <w:r>
-        <w:rPr>
-          <w:lang w:val="zh_TW" w:bidi="zh_TW"/>
-        </w:rPr>
-        <w:t>。此外，這種關於撒都該人名稱起源的解釋，無法合理</w:t>
-      </w:r>
-      <w:r>
-        <w:rPr>
-          <w:lang w:val="zh_TW" w:bidi="zh_TW"/>
-        </w:rPr>
-        <w:t>解釋</w:t>
-      </w:r>
-      <w:r>
-        <w:rPr>
-          <w:lang w:val="zh_TW" w:bidi="zh_TW"/>
-        </w:rPr>
-        <w:t>該詞中的雙</w:t>
-      </w:r>
-      <w:r>
-        <w:rPr>
-          <w:i/>
-          <w:lang w:val="zh_TW" w:bidi="zh_TW"/>
-        </w:rPr>
-        <w:t>d</w:t>
-      </w:r>
-      <w:r>
-        <w:rPr>
-          <w:lang w:val="zh_TW" w:bidi="zh_TW"/>
-        </w:rPr>
-        <w:t>。</w:t>
-      </w:r>
-    </w:p>
-    <w:p>
-      <w:pPr/>
-      <w:r>
-        <w:rPr>
-          <w:lang w:val="zh_TW" w:bidi="zh_TW"/>
-        </w:rPr>
-      </w:r>
-      <w:r>
-        <w:rPr>
-          <w:lang w:val="zh_TW" w:bidi="zh_TW"/>
-        </w:rPr>
-        <w:t>第三，根據一個</w:t>
-      </w:r>
-      <w:r>
-        <w:rPr>
-          <w:lang w:val="zh_TW" w:bidi="zh_TW"/>
-        </w:rPr>
-        <w:t>晚期</w:t>
-      </w:r>
-      <w:r>
-        <w:rPr>
-          <w:lang w:val="zh_TW" w:bidi="zh_TW"/>
-        </w:rPr>
-        <w:t>的拉比傳統，撒都該人</w:t>
-      </w:r>
-      <w:r>
-        <w:rPr>
-          <w:lang w:val="zh_TW" w:bidi="zh_TW"/>
-        </w:rPr>
-        <w:t>的名稱</w:t>
-      </w:r>
-      <w:r>
-        <w:rPr>
-          <w:lang w:val="zh_TW" w:bidi="zh_TW"/>
-        </w:rPr>
-        <w:t>源於公元前二世紀一位名為撒督的人。然而，這種觀點缺乏足夠的支持。</w:t>
-      </w:r>
-    </w:p>
-    <w:p>
-      <w:pPr/>
-      <w:r>
-        <w:rPr>
-          <w:lang w:val="zh_TW" w:bidi="zh_TW"/>
-        </w:rPr>
-      </w:r>
-      <w:r>
-        <w:rPr>
-          <w:lang w:val="zh_TW" w:bidi="zh_TW"/>
-        </w:rPr>
-        <w:t>最後，英國新約學者文信（T. W. Manson）</w:t>
-      </w:r>
-      <w:r>
-        <w:rPr>
-          <w:lang w:val="zh_TW" w:bidi="zh_TW"/>
-        </w:rPr>
-        <w:t>提出</w:t>
-      </w:r>
-      <w:r>
-        <w:rPr>
-          <w:lang w:val="zh_TW" w:bidi="zh_TW"/>
-        </w:rPr>
-        <w:t>，他們的名稱可能與希臘文詞語sundikoi有關，意思是「議會成員」，</w:t>
-      </w:r>
-      <w:r>
-        <w:rPr>
-          <w:lang w:val="zh_TW" w:bidi="zh_TW"/>
-        </w:rPr>
-        <w:t>因此</w:t>
-      </w:r>
-      <w:r>
-        <w:rPr>
-          <w:lang w:val="zh_TW" w:bidi="zh_TW"/>
-        </w:rPr>
-        <w:t>視</w:t>
-      </w:r>
-      <w:r>
-        <w:rPr>
-          <w:lang w:val="zh_TW" w:bidi="zh_TW"/>
-        </w:rPr>
-        <w:t>撒都該人為哈斯蒙尼家族統治者下的議員</w:t>
-      </w:r>
-      <w:r>
-        <w:rPr>
-          <w:lang w:val="zh_TW" w:bidi="zh_TW"/>
-        </w:rPr>
-        <w:t>。</w:t>
-      </w:r>
-    </w:p>
-    <w:p>
-      <w:pPr/>
-      <w:r>
-        <w:rPr>
-          <w:lang w:val="zh_TW" w:bidi="zh_TW"/>
-        </w:rPr>
-      </w:r>
-      <w:r>
-        <w:rPr>
-          <w:lang w:val="zh_TW" w:bidi="zh_TW"/>
-        </w:rPr>
-        <w:t>撒都該人最早的歷史記載，可追溯至約拿單‧馬加比（Jonathan Maccabeus）</w:t>
-      </w:r>
-      <w:r>
-        <w:rPr>
-          <w:lang w:val="zh_TW" w:bidi="zh_TW"/>
-        </w:rPr>
-        <w:t>的</w:t>
-      </w:r>
-      <w:r>
-        <w:rPr>
-          <w:lang w:val="zh_TW" w:bidi="zh_TW"/>
-        </w:rPr>
-        <w:t>時代，他在公元前160年至143年期間領導猶太人對抗西流古（Seleucids）。約瑟夫（Josephus，猶太古史記 13.5.9）提到，撒都該人</w:t>
-      </w:r>
-      <w:r>
-        <w:rPr>
-          <w:lang w:val="zh_TW" w:bidi="zh_TW"/>
-        </w:rPr>
-        <w:t>在此時已是一個派別</w:t>
-      </w:r>
-      <w:r>
-        <w:rPr>
-          <w:lang w:val="zh_TW" w:bidi="zh_TW"/>
-        </w:rPr>
-        <w:t>，並且在</w:t>
-      </w:r>
-      <w:r>
-        <w:rPr>
-          <w:lang w:val="zh_TW" w:bidi="zh_TW"/>
-        </w:rPr>
-        <w:t>約翰‧許爾堪</w:t>
-      </w:r>
-      <w:r>
-        <w:rPr>
-          <w:lang w:val="zh_TW" w:bidi="zh_TW"/>
-        </w:rPr>
-        <w:t>（John Hyrcanus）擔任猶太國的領袖（公元前135–104年）時，與法利賽人發生衝突（猶太古史記 13.10.6）。撒都該人可能在某種意義上支持撒督祭司的傳統，或聲稱當時耶路撒冷的祭司職分源自撒督的後裔，但這一點並不</w:t>
-      </w:r>
-      <w:r>
-        <w:rPr>
-          <w:lang w:val="zh_TW" w:bidi="zh_TW"/>
-        </w:rPr>
-        <w:t>清楚</w:t>
-      </w:r>
-      <w:r>
-        <w:rPr>
-          <w:b/>
-          <w:lang w:val="zh_TW" w:bidi="zh_TW"/>
-        </w:rPr>
-        <w:t>。</w:t>
-      </w:r>
-      <w:r>
-        <w:rPr>
-          <w:lang w:val="zh_TW" w:bidi="zh_TW"/>
-        </w:rPr>
-        <w:t>約瑟夫</w:t>
-      </w:r>
-      <w:r>
-        <w:rPr>
-          <w:lang w:val="zh_TW" w:bidi="zh_TW"/>
-        </w:rPr>
-        <w:t>指出，</w:t>
-      </w:r>
-      <w:r>
-        <w:rPr>
-          <w:lang w:val="zh_TW" w:bidi="zh_TW"/>
-        </w:rPr>
-        <w:t>撒都該人</w:t>
-      </w:r>
-      <w:r>
-        <w:rPr>
-          <w:lang w:val="zh_TW" w:bidi="zh_TW"/>
-        </w:rPr>
-        <w:t>得到富人的支持</w:t>
-      </w:r>
-      <w:r>
-        <w:rPr>
-          <w:lang w:val="zh_TW" w:bidi="zh_TW"/>
-        </w:rPr>
-        <w:t>，</w:t>
-      </w:r>
-      <w:r>
-        <w:rPr>
-          <w:lang w:val="zh_TW" w:bidi="zh_TW"/>
-        </w:rPr>
-        <w:t>而法利賽人則在普通民眾中擁有影響力</w:t>
-      </w:r>
-      <w:r>
-        <w:rPr>
-          <w:lang w:val="zh_TW" w:bidi="zh_TW"/>
-        </w:rPr>
-        <w:t>。在莎樂美·亞歷山德拉（Salome Alexandra，公元前76–67年）</w:t>
-      </w:r>
-      <w:r>
-        <w:rPr>
-          <w:lang w:val="zh_TW" w:bidi="zh_TW"/>
-        </w:rPr>
-        <w:t>統治時期</w:t>
-      </w:r>
-      <w:r>
-        <w:rPr>
-          <w:lang w:val="zh_TW" w:bidi="zh_TW"/>
-        </w:rPr>
-        <w:t>，法利賽人</w:t>
-      </w:r>
-      <w:r>
-        <w:rPr>
-          <w:lang w:val="zh_TW" w:bidi="zh_TW"/>
-        </w:rPr>
-        <w:t>佔據上風</w:t>
-      </w:r>
-      <w:r>
-        <w:rPr>
-          <w:lang w:val="zh_TW" w:bidi="zh_TW"/>
-        </w:rPr>
-        <w:t>。然而，但當猶太成為羅馬省份後，羅馬總督開始頻繁更換大祭司，而大多數大祭司似乎都來自撒都該人的貴族家庭。這些撒都該人的家族雖然能與羅馬人妥協，但在當地仍擁有權力和影響力。隨著猶太人與羅馬統治者之間的敵意加劇，撒都該人的影響力逐漸</w:t>
-      </w:r>
-      <w:r>
-        <w:rPr>
-          <w:lang w:val="zh_TW" w:bidi="zh_TW"/>
-        </w:rPr>
-        <w:t>下降</w:t>
-      </w:r>
-      <w:r>
-        <w:rPr>
-          <w:lang w:val="zh_TW" w:bidi="zh_TW"/>
-        </w:rPr>
-        <w:t>。公元70年，耶路撒冷被羅馬人攻陷後，撒都該人便從歷史中消失。</w:t>
-      </w:r>
-    </w:p>
-    <w:p>
-      <w:pPr>
-        <w:pStyle w:val="Heading3"/>
-      </w:pPr>
-      <w:r>
-        <w:rPr>
-          <w:lang w:val="zh_TW" w:bidi="zh_TW"/>
-        </w:rPr>
-        <w:t>在新約聖經中</w:t>
-      </w:r>
-    </w:p>
-    <w:p>
-      <w:pPr/>
-      <w:r>
-        <w:rPr>
-          <w:lang w:val="zh_TW" w:bidi="zh_TW"/>
-        </w:rPr>
-      </w:r>
-      <w:r>
-        <w:rPr>
-          <w:lang w:val="zh_TW" w:bidi="zh_TW"/>
-        </w:rPr>
-        <w:t>在福音書的敘述中，撒都該人的首次出現是在約翰的洗禮現場，當時跟與法利賽人在</w:t>
-      </w:r>
-      <w:r>
-        <w:rPr>
-          <w:lang w:val="zh_TW" w:bidi="zh_TW"/>
-        </w:rPr>
-        <w:t>一起</w:t>
-      </w:r>
-      <w:r>
-        <w:rPr>
-          <w:lang w:val="zh_TW" w:bidi="zh_TW"/>
-        </w:rPr>
-        <w:t>。施洗約翰稱他們為「</w:t>
-      </w:r>
-      <w:r>
-        <w:rPr>
-          <w:lang w:val="zh_TW" w:bidi="zh_TW"/>
-        </w:rPr>
-        <w:t>毒蛇的種類</w:t>
-      </w:r>
-      <w:r>
-        <w:rPr>
-          <w:lang w:val="zh_TW" w:bidi="zh_TW"/>
-        </w:rPr>
-        <w:t>」，並挑戰他們在生活中悔改（</w:t>
-      </w:r>
-      <w:hyperlink r:id="rId60">
-        <w:r>
-          <w:rPr>
-            <w:lang w:val="zh_TW" w:bidi="zh_TW"/>
-          </w:rPr>
-          <w:rPr>
-            <w:color w:val="0000EE"/>
-            <w:u w:val="single"/>
-          </w:rPr>
-          <w:t>太3:7–10</w:t>
-        </w:r>
-      </w:hyperlink>
-      <w:r>
-        <w:rPr>
-          <w:lang w:val="zh_TW" w:bidi="zh_TW"/>
-        </w:rPr>
-        <w:t>）。後來，撒都該人與一些法利賽人一起來試探耶穌，要求祂</w:t>
-      </w:r>
-      <w:r>
-        <w:rPr>
-          <w:lang w:val="zh_TW" w:bidi="zh_TW"/>
-        </w:rPr>
-        <w:t>從天上顯個神蹟給他們看</w:t>
-      </w:r>
-      <w:r>
-        <w:rPr>
-          <w:lang w:val="zh_TW" w:bidi="zh_TW"/>
-        </w:rPr>
-        <w:t>（</w:t>
-      </w:r>
-      <w:hyperlink r:id="rId61">
-        <w:r>
-          <w:rPr>
-            <w:lang w:val="zh_TW" w:bidi="zh_TW"/>
-          </w:rPr>
-          <w:rPr>
-            <w:color w:val="0000EE"/>
-            <w:u w:val="single"/>
-          </w:rPr>
-          <w:t>16:1</w:t>
-        </w:r>
-      </w:hyperlink>
-      <w:r>
-        <w:rPr>
-          <w:lang w:val="zh_TW" w:bidi="zh_TW"/>
-        </w:rPr>
-        <w:t>）。耶穌告訴門徒要提防撒都該人（</w:t>
-      </w:r>
-      <w:hyperlink r:id="rId62">
-        <w:r>
-          <w:rPr>
-            <w:lang w:val="zh_TW" w:bidi="zh_TW"/>
-          </w:rPr>
-          <w:rPr>
-            <w:color w:val="0000EE"/>
-            <w:u w:val="single"/>
-          </w:rPr>
-          <w:t>6、11–12</w:t>
-        </w:r>
-      </w:hyperlink>
-      <w:r>
-        <w:rPr>
-          <w:lang w:val="zh_TW" w:bidi="zh_TW"/>
-        </w:rPr>
-        <w:t>）。</w:t>
-      </w:r>
-    </w:p>
-    <w:p>
-      <w:pPr/>
-      <w:r>
-        <w:rPr>
-          <w:lang w:val="zh_TW" w:bidi="zh_TW"/>
-        </w:rPr>
-      </w:r>
-      <w:r>
-        <w:rPr>
-          <w:lang w:val="zh_TW" w:bidi="zh_TW"/>
-        </w:rPr>
-        <w:t>在</w:t>
-      </w:r>
-      <w:hyperlink r:id="rId63">
-        <w:r>
-          <w:rPr>
-            <w:lang w:val="zh_TW" w:bidi="zh_TW"/>
-          </w:rPr>
-          <w:rPr>
-            <w:color w:val="0000EE"/>
-            <w:u w:val="single"/>
-          </w:rPr>
-          <w:t>馬太福音二十二章23至33節</w:t>
-        </w:r>
-      </w:hyperlink>
-      <w:r>
-        <w:rPr>
-          <w:lang w:val="zh_TW" w:bidi="zh_TW"/>
-        </w:rPr>
-        <w:t>中（參</w:t>
-      </w:r>
-      <w:hyperlink r:id="rId64">
-        <w:r>
-          <w:rPr>
-            <w:lang w:val="zh_TW" w:bidi="zh_TW"/>
-          </w:rPr>
-          <w:rPr>
-            <w:color w:val="0000EE"/>
-            <w:u w:val="single"/>
-          </w:rPr>
-          <w:t>可12:18–27</w:t>
-        </w:r>
-      </w:hyperlink>
-      <w:r>
-        <w:rPr>
-          <w:lang w:val="zh_TW" w:bidi="zh_TW"/>
-        </w:rPr>
-        <w:t>；</w:t>
-      </w:r>
-      <w:hyperlink r:id="rId65">
-        <w:r>
-          <w:rPr>
-            <w:lang w:val="zh_TW" w:bidi="zh_TW"/>
-          </w:rPr>
-          <w:rPr>
-            <w:color w:val="0000EE"/>
-            <w:u w:val="single"/>
-          </w:rPr>
-          <w:t>路20:27–38</w:t>
-        </w:r>
-      </w:hyperlink>
-      <w:r>
-        <w:rPr>
-          <w:lang w:val="zh_TW" w:bidi="zh_TW"/>
-        </w:rPr>
-        <w:t>），法利賽人和撒都該人之間開始出現巨大</w:t>
-      </w:r>
-      <w:r>
-        <w:rPr>
-          <w:lang w:val="zh_TW" w:bidi="zh_TW"/>
-        </w:rPr>
-        <w:t>分歧</w:t>
-      </w:r>
-      <w:r>
-        <w:rPr>
-          <w:lang w:val="zh_TW" w:bidi="zh_TW"/>
-        </w:rPr>
-        <w:t>。撒都該人和其他人一樣，想用問題讓刁難耶穌，於是提出了一個詭辯的問題，顯示他們對死人復活的懷疑</w:t>
-      </w:r>
-      <w:r>
-        <w:rPr>
-          <w:lang w:val="zh_TW" w:bidi="zh_TW"/>
-        </w:rPr>
-        <w:t>。</w:t>
-      </w:r>
-      <w:r>
-        <w:rPr>
-          <w:lang w:val="zh_TW" w:bidi="zh_TW"/>
-        </w:rPr>
-        <w:t>在這段經文中，撒都該人被描述為否認死後有復活的人。他們引用了一個</w:t>
-      </w:r>
-      <w:r>
-        <w:rPr>
-          <w:lang w:val="zh_TW" w:bidi="zh_TW"/>
-        </w:rPr>
-        <w:t>婦人</w:t>
-      </w:r>
-      <w:r>
-        <w:rPr>
-          <w:lang w:val="zh_TW" w:bidi="zh_TW"/>
-        </w:rPr>
-        <w:t>先後嫁給七個兄弟的例子，問道：「</w:t>
-      </w:r>
-      <w:r>
-        <w:rPr>
-          <w:lang w:val="zh_TW" w:bidi="zh_TW"/>
-        </w:rPr>
-        <w:t>當復活的時候，她是七個人中哪一個的妻子呢？</w:t>
-      </w:r>
-      <w:r>
-        <w:rPr>
-          <w:lang w:val="zh_TW" w:bidi="zh_TW"/>
-        </w:rPr>
-        <w:t>」這暗示了復活不可能是真實的，因為存在這樣的問題。</w:t>
-      </w:r>
-      <w:r>
-        <w:rPr>
-          <w:lang w:val="zh_TW" w:bidi="zh_TW"/>
-        </w:rPr>
-        <w:t>耶穌指出他們的錯誤在於不明白聖經和神的大能</w:t>
-      </w:r>
-      <w:r>
-        <w:rPr>
-          <w:lang w:val="zh_TW" w:bidi="zh_TW"/>
-        </w:rPr>
-        <w:t>。</w:t>
-      </w:r>
-    </w:p>
-    <w:p>
-      <w:pPr/>
-      <w:r>
-        <w:rPr>
-          <w:lang w:val="zh_TW" w:bidi="zh_TW"/>
-        </w:rPr>
-      </w:r>
-      <w:r>
-        <w:rPr>
-          <w:lang w:val="zh_TW" w:bidi="zh_TW"/>
-        </w:rPr>
-        <w:t>在耶路撒冷教會的初期，祭司、</w:t>
-      </w:r>
-      <w:r>
-        <w:rPr>
-          <w:lang w:val="zh_TW" w:bidi="zh_TW"/>
-        </w:rPr>
-        <w:t>守殿官</w:t>
-      </w:r>
-      <w:r>
-        <w:rPr>
-          <w:lang w:val="zh_TW" w:bidi="zh_TW"/>
-        </w:rPr>
-        <w:t>以及撒都該人</w:t>
-      </w:r>
-      <w:r>
-        <w:rPr>
-          <w:lang w:val="zh_TW" w:bidi="zh_TW"/>
-        </w:rPr>
-        <w:t>因使徒傳講死人復活而感到煩惱</w:t>
-      </w:r>
-      <w:r>
-        <w:rPr>
-          <w:lang w:val="zh_TW" w:bidi="zh_TW"/>
-        </w:rPr>
-        <w:t>（</w:t>
-      </w:r>
-      <w:hyperlink r:id="rId66">
-        <w:r>
-          <w:rPr>
-            <w:lang w:val="zh_TW" w:bidi="zh_TW"/>
-          </w:rPr>
-          <w:rPr>
-            <w:color w:val="0000EE"/>
-            <w:u w:val="single"/>
-          </w:rPr>
-          <w:t>徒4:1–2</w:t>
-        </w:r>
-      </w:hyperlink>
-      <w:r>
-        <w:rPr>
-          <w:lang w:val="zh_TW" w:bidi="zh_TW"/>
-        </w:rPr>
-        <w:t>）。撒都該人似乎主導了對使徒和他們</w:t>
-      </w:r>
-      <w:r>
-        <w:rPr>
-          <w:lang w:val="zh_TW" w:bidi="zh_TW"/>
-        </w:rPr>
-        <w:t>傳道</w:t>
-      </w:r>
-      <w:r>
-        <w:rPr>
-          <w:lang w:val="zh_TW" w:bidi="zh_TW"/>
-        </w:rPr>
-        <w:t>的反對聲音。後來，大祭司和撒都該人決定逮捕使徒並將他們關在監獄中（</w:t>
-      </w:r>
-      <w:hyperlink r:id="rId67">
-        <w:r>
-          <w:rPr>
-            <w:lang w:val="zh_TW" w:bidi="zh_TW"/>
-          </w:rPr>
-          <w:rPr>
-            <w:color w:val="0000EE"/>
-            <w:u w:val="single"/>
-          </w:rPr>
-          <w:t>5:17</w:t>
-        </w:r>
-      </w:hyperlink>
-      <w:r>
-        <w:rPr>
-          <w:lang w:val="zh_TW" w:bidi="zh_TW"/>
-        </w:rPr>
-        <w:t>）。</w:t>
-      </w:r>
-      <w:r>
-        <w:rPr>
-          <w:lang w:val="zh_TW" w:bidi="zh_TW"/>
-        </w:rPr>
-        <w:t>新約中唯一提到撒都該人的另一處，是</w:t>
-      </w:r>
-      <w:hyperlink r:id="rId68">
-        <w:r>
-          <w:rPr>
-            <w:lang w:val="zh_TW" w:bidi="zh_TW"/>
-          </w:rPr>
-          <w:rPr>
-            <w:color w:val="0000EE"/>
-            <w:u w:val="single"/>
-          </w:rPr>
-          <w:t>使徒行傳二十三章6至8節</w:t>
-        </w:r>
-      </w:hyperlink>
-      <w:r>
-        <w:rPr>
-          <w:lang w:val="zh_TW" w:bidi="zh_TW"/>
-        </w:rPr>
-        <w:t>，</w:t>
-      </w:r>
-      <w:r>
-        <w:rPr>
-          <w:lang w:val="zh_TW" w:bidi="zh_TW"/>
-        </w:rPr>
-        <w:t>記載</w:t>
-      </w:r>
-      <w:r>
-        <w:rPr>
-          <w:lang w:val="zh_TW" w:bidi="zh_TW"/>
-        </w:rPr>
-        <w:t>了保羅在猶太公會前的審訊。在那次場合中，保羅故意談到他對復活的信心，</w:t>
-      </w:r>
-      <w:r>
-        <w:rPr>
-          <w:lang w:val="zh_TW" w:bidi="zh_TW"/>
-        </w:rPr>
-        <w:t>以</w:t>
-      </w:r>
-      <w:r>
-        <w:rPr>
-          <w:lang w:val="zh_TW" w:bidi="zh_TW"/>
-        </w:rPr>
-        <w:t>引</w:t>
-      </w:r>
-      <w:r>
-        <w:rPr>
-          <w:lang w:val="zh_TW" w:bidi="zh_TW"/>
-        </w:rPr>
-        <w:t>起</w:t>
-      </w:r>
-      <w:r>
-        <w:rPr>
-          <w:lang w:val="zh_TW" w:bidi="zh_TW"/>
-        </w:rPr>
-        <w:t>法利賽人和不信復活的撒都該人之間的分歧。</w:t>
-      </w:r>
-    </w:p>
-    <w:p>
-      <w:pPr/>
-      <w:r>
-        <w:rPr>
-          <w:lang w:val="zh_TW" w:bidi="zh_TW"/>
-        </w:rPr>
-      </w:r>
-      <w:r>
-        <w:rPr>
-          <w:lang w:val="zh_TW" w:bidi="zh_TW"/>
-        </w:rPr>
-        <w:t>因此，從這些新約經文中，我們了解到撒都該人的基本信條、他們在大祭司家族中的顯赫地位，以及</w:t>
-      </w:r>
-      <w:r>
-        <w:rPr>
-          <w:lang w:val="zh_TW" w:bidi="zh_TW"/>
-        </w:rPr>
-        <w:t>他們與</w:t>
-      </w:r>
-      <w:r>
-        <w:rPr>
-          <w:lang w:val="zh_TW" w:bidi="zh_TW"/>
-        </w:rPr>
-        <w:t>法利賽人之間的</w:t>
-      </w:r>
-      <w:r>
-        <w:rPr>
-          <w:lang w:val="zh_TW" w:bidi="zh_TW"/>
-        </w:rPr>
-        <w:t>分歧。</w:t>
-      </w:r>
-    </w:p>
-    <w:p>
-      <w:pPr/>
-      <w:r>
-        <w:rPr>
-          <w:lang w:val="zh_TW" w:bidi="zh_TW"/>
-        </w:rPr>
-      </w:r>
-      <w:r>
-        <w:rPr>
-          <w:lang w:val="zh_TW" w:bidi="zh_TW"/>
-        </w:rPr>
-        <w:t>約瑟夫是公元一世紀末的猶太歷史學家，</w:t>
-      </w:r>
-      <w:r>
-        <w:rPr>
-          <w:lang w:val="zh_TW" w:bidi="zh_TW"/>
-        </w:rPr>
-        <w:t>他</w:t>
-      </w:r>
-      <w:r>
-        <w:rPr>
-          <w:lang w:val="zh_TW" w:bidi="zh_TW"/>
-        </w:rPr>
-        <w:t>補充了新約中關於這個派別的一些</w:t>
-      </w:r>
-      <w:r>
-        <w:rPr>
-          <w:lang w:val="zh_TW" w:bidi="zh_TW"/>
-        </w:rPr>
-        <w:t>信息</w:t>
-      </w:r>
-      <w:r>
-        <w:rPr>
-          <w:lang w:val="zh_TW" w:bidi="zh_TW"/>
-        </w:rPr>
-        <w:t>。他指出，與法利賽人和愛色尼派（Essenes）不同，</w:t>
-      </w:r>
-      <w:r>
-        <w:rPr>
-          <w:lang w:val="zh_TW" w:bidi="zh_TW"/>
-        </w:rPr>
-        <w:t>撒都該人</w:t>
-      </w:r>
-      <w:r>
-        <w:rPr>
-          <w:lang w:val="zh_TW" w:bidi="zh_TW"/>
-        </w:rPr>
-        <w:t>不承認神的主權護理，而強調我們所遭遇的一切都是我們所做的善或惡的結果（猶太古史記 13.5.9；猶太戰史</w:t>
-      </w:r>
-      <w:r>
-        <w:rPr>
-          <w:i/>
-          <w:lang w:val="zh_TW" w:bidi="zh_TW"/>
-        </w:rPr>
-        <w:t xml:space="preserve"> </w:t>
-      </w:r>
-      <w:r>
-        <w:rPr>
-          <w:lang w:val="zh_TW" w:bidi="zh_TW"/>
-        </w:rPr>
-        <w:t>2.8.14）。約瑟夫以類似新約的方式提到，撒都該人拒絕「靈魂的不朽持續性，以及在陰間的懲罰和獎賞」（猶太戰史 2.8.14）。他們宣稱「靈魂隨著身體一起死去」（</w:t>
-      </w:r>
-      <w:r>
-        <w:rPr>
-          <w:i/>
-          <w:lang w:val="zh_TW" w:bidi="zh_TW"/>
-        </w:rPr>
-        <w:t xml:space="preserve">猶太古史記 </w:t>
-      </w:r>
-      <w:r>
-        <w:rPr>
-          <w:lang w:val="zh_TW" w:bidi="zh_TW"/>
-        </w:rPr>
-        <w:t>18.1.4）。早期基督教作家——希坡律陀（Hippolytus）、俄利根（</w:t>
-      </w:r>
-      <w:r>
-        <w:rPr>
-          <w:lang w:val="zh_TW" w:bidi="zh_TW"/>
-        </w:rPr>
-        <w:t>Origen</w:t>
-      </w:r>
-      <w:r>
-        <w:rPr>
-          <w:lang w:val="zh_TW" w:bidi="zh_TW"/>
-        </w:rPr>
-        <w:t>）和耶柔米（</w:t>
-      </w:r>
-      <w:r>
-        <w:rPr>
-          <w:lang w:val="zh_TW" w:bidi="zh_TW"/>
-        </w:rPr>
-        <w:t>Jerome</w:t>
-      </w:r>
-      <w:r>
-        <w:rPr>
-          <w:lang w:val="zh_TW" w:bidi="zh_TW"/>
-        </w:rPr>
-        <w:t>）——表示撒都該人只接受摩西五經，而不接受其它舊約</w:t>
-      </w:r>
-      <w:r>
-        <w:rPr>
-          <w:lang w:val="zh_TW" w:bidi="zh_TW"/>
-        </w:rPr>
-        <w:t>書卷</w:t>
-      </w:r>
-      <w:r>
-        <w:rPr>
-          <w:lang w:val="zh_TW" w:bidi="zh_TW"/>
-        </w:rPr>
-        <w:t>。然而，他們似乎並不反對其它舊約書卷整體（不過我們可能懷疑，他們是否接受像但以理書這樣明確提到死人復活的書卷），而是反對法利賽人引入的律法規條，並主張只有舊約律法應被視為強制性的。在這一點上，</w:t>
-      </w:r>
-      <w:r>
-        <w:rPr>
-          <w:lang w:val="zh_TW" w:bidi="zh_TW"/>
-        </w:rPr>
-        <w:t>以及他們對天使和死後生命的否定上</w:t>
-      </w:r>
-      <w:r>
-        <w:rPr>
-          <w:lang w:val="zh_TW" w:bidi="zh_TW"/>
-        </w:rPr>
-        <w:t>，他們似乎</w:t>
-      </w:r>
-      <w:r>
-        <w:rPr>
-          <w:lang w:val="zh_TW" w:bidi="zh_TW"/>
-        </w:rPr>
-        <w:t>視法利賽人為革新者</w:t>
-      </w:r>
-      <w:r>
-        <w:rPr>
-          <w:lang w:val="zh_TW" w:bidi="zh_TW"/>
-        </w:rPr>
-        <w:t>，</w:t>
-      </w:r>
-      <w:r>
-        <w:rPr>
-          <w:lang w:val="zh_TW" w:bidi="zh_TW"/>
-        </w:rPr>
-        <w:t>而自視為保守派</w:t>
-      </w:r>
-      <w:r>
-        <w:rPr>
-          <w:lang w:val="zh_TW" w:bidi="zh_TW"/>
-        </w:rPr>
-        <w:t>。</w:t>
-      </w:r>
-    </w:p>
-    <w:p>
-      <w:pPr/>
-      <w:r>
-        <w:rPr>
-          <w:lang w:val="zh_TW" w:bidi="zh_TW"/>
-        </w:rPr>
-      </w:r>
-      <w:r>
-        <w:rPr>
-          <w:lang w:val="zh_TW" w:bidi="zh_TW"/>
-        </w:rPr>
-        <w:t>另一個</w:t>
-      </w:r>
-      <w:r>
-        <w:rPr>
-          <w:lang w:val="zh_TW" w:bidi="zh_TW"/>
-        </w:rPr>
-        <w:t>關於撒都該人的主要</w:t>
-      </w:r>
-      <w:r>
-        <w:rPr>
-          <w:lang w:val="zh_TW" w:bidi="zh_TW"/>
-        </w:rPr>
-        <w:t>資料</w:t>
-      </w:r>
-      <w:r>
-        <w:rPr>
-          <w:lang w:val="zh_TW" w:bidi="zh_TW"/>
-        </w:rPr>
-        <w:t>來源是米示拿（Mishnah），這是拉比教導的彙編，在公元二世紀成書。撒都該人反對法利賽人試圖強加於民眾的許多詳細規條（巴拉 3.3、7）。此外，它也表明，撒都該人比其它猶太派別，更傾向妥協接受外邦人的方式（拿達</w:t>
-      </w:r>
-      <w:r>
-        <w:rPr>
-          <w:i/>
-          <w:lang w:val="zh_TW" w:bidi="zh_TW"/>
-        </w:rPr>
-        <w:t xml:space="preserve"> </w:t>
-      </w:r>
-      <w:r>
-        <w:rPr>
-          <w:lang w:val="zh_TW" w:bidi="zh_TW"/>
-        </w:rPr>
-        <w:t>4.2）。</w:t>
-      </w:r>
-    </w:p>
-    <w:p>
-      <w:pPr/>
-      <w:r>
-        <w:rPr>
-          <w:lang w:val="zh_TW" w:bidi="zh_TW"/>
-        </w:rPr>
-      </w:r>
-      <w:r>
-        <w:rPr>
-          <w:i/>
-          <w:lang w:val="zh_TW" w:bidi="zh_TW"/>
-        </w:rPr>
-        <w:t>參見</w:t>
-      </w:r>
-      <w:r>
-        <w:rPr>
-          <w:lang w:val="zh_TW" w:bidi="zh_TW"/>
-        </w:rPr>
-        <w:t xml:space="preserve"> </w:t>
-      </w:r>
-      <w:r>
-        <w:rPr>
-          <w:lang w:val="zh_TW" w:bidi="zh_TW"/>
-        </w:rPr>
-        <w:t>愛色尼派</w:t>
-      </w:r>
-      <w:r>
-        <w:rPr>
-          <w:lang w:val="zh_TW" w:bidi="zh_TW"/>
-        </w:rPr>
-        <w:t>，</w:t>
-      </w:r>
-      <w:r>
-        <w:rPr>
-          <w:lang w:val="zh_TW" w:bidi="zh_TW"/>
-        </w:rPr>
-        <w:t>猶太教</w:t>
-      </w:r>
-      <w:r>
-        <w:rPr>
-          <w:lang w:val="zh_TW" w:bidi="zh_TW"/>
-        </w:rPr>
-        <w:t>，</w:t>
-      </w:r>
-      <w:r>
-        <w:rPr>
-          <w:lang w:val="zh_TW" w:bidi="zh_TW"/>
-        </w:rPr>
-        <w:t>法利賽人</w:t>
-      </w:r>
-      <w:r>
-        <w:rPr>
-          <w:lang w:val="zh_TW" w:bidi="zh_TW"/>
-        </w:rPr>
-        <w:t>。</w:t>
-      </w:r>
-      <w:r>
-        <w:rPr>
-          <w:lang w:val="zh_TW" w:bidi="zh_TW"/>
-        </w:rPr>
-      </w:r>
-      <w:r>
-        <w:rPr>
-          <w:lang w:val="zh_TW" w:bidi="zh_TW"/>
-        </w:rPr>
-      </w:r>
-    </w:p>
-    <w:p>
-      <w:pPr/>
-      <w:r>
-        <w:rPr>
-          <w:lang w:val="zh_TW" w:bidi="zh_TW"/>
-        </w:rPr>
-      </w:r>
-    </w:p>
-    <w:p>
-      <w:pPr>
-        <w:pStyle w:val="Heading2"/>
-      </w:pPr>
-      <w:r>
-        <w:rPr>
-          <w:lang w:val="zh_TW" w:bidi="zh_TW"/>
-        </w:rPr>
-        <w:t>撒羅米</w:t>
-      </w:r>
-      <w:r>
-        <w:rPr>
-          <w:lang w:val="zh_TW" w:bidi="zh_TW"/>
-        </w:rPr>
-      </w:r>
-    </w:p>
-    <w:p>
-      <w:pPr/>
-      <w:r>
-        <w:rPr>
-          <w:lang w:val="zh_TW" w:bidi="zh_TW"/>
-        </w:rPr>
-      </w:r>
-      <w:r>
-        <w:rPr>
-          <w:lang w:val="zh_TW" w:bidi="zh_TW"/>
-        </w:rPr>
-        <w:t>撒羅米這個名字來自希伯來的問候語</w:t>
-      </w:r>
-      <w:r>
-        <w:rPr>
-          <w:i/>
-          <w:lang w:val="zh_TW" w:bidi="zh_TW"/>
-        </w:rPr>
-        <w:t>shalom，</w:t>
-      </w:r>
-      <w:r>
-        <w:rPr>
-          <w:lang w:val="zh_TW" w:bidi="zh_TW"/>
-        </w:rPr>
-        <w:t>意思是平安。這個名字在結尾加上字母「e」是希臘式的風格。</w:t>
-      </w:r>
-    </w:p>
-    <w:p>
-      <w:pPr>
-        <w:pStyle w:val="ListNumber"/>
-        <w:numPr>
-          <w:ilvl w:val="0"/>
-          <w:numId w:val="15"/>
-        </w:numPr>
-        <w:spacing w:line="240" w:lineRule="auto"/>
-        <w:ind w:left="720"/>
-      </w:pPr>
-      <w:r>
-        <w:rPr>
-          <w:lang w:val="zh_TW" w:bidi="zh_TW"/>
-        </w:rPr>
-      </w:r>
-      <w:r>
-        <w:rPr>
-          <w:lang w:val="zh_TW" w:bidi="zh_TW"/>
-        </w:rPr>
-        <w:t>一位名叫撒羅米的婦人是耶穌的追隨者。她可能是馬利亞的姐妹，雅各和約翰的母親。在</w:t>
-      </w:r>
-      <w:hyperlink r:id="rId69">
-        <w:r>
-          <w:rPr>
-            <w:lang w:val="zh_TW" w:bidi="zh_TW"/>
-          </w:rPr>
-          <w:rPr>
-            <w:color w:val="0000EE"/>
-            <w:u w:val="single"/>
-          </w:rPr>
-          <w:t>馬可福音十五章40節</w:t>
-        </w:r>
-      </w:hyperlink>
-      <w:r>
-        <w:rPr>
-          <w:lang w:val="zh_TW" w:bidi="zh_TW"/>
-        </w:rPr>
-        <w:t>中，福音書作者描述了站在十字架下的婦人。有三位的名字被提及：抹大拉的馬利亞、小雅各和約西的母親馬利亞，以及撒羅米。</w:t>
-        <w:br/>
-      </w:r>
-      <w:r>
-        <w:rPr>
-          <w:lang w:val="zh_TW" w:bidi="zh_TW"/>
-        </w:rPr>
-        <w:t>馬可後來描述了天未亮之前來到墳墓的婦人。馬可記載抹大拉的馬利亞、雅各的母親馬利亞和撒羅米帶了香料來膏抹屍體（</w:t>
-      </w:r>
-      <w:hyperlink r:id="rId70">
-        <w:r>
-          <w:rPr>
-            <w:lang w:val="zh_TW" w:bidi="zh_TW"/>
-          </w:rPr>
-          <w:rPr>
-            <w:color w:val="0000EE"/>
-            <w:u w:val="single"/>
-          </w:rPr>
-          <w:t>馬可福音16:1</w:t>
-        </w:r>
-      </w:hyperlink>
-      <w:r>
-        <w:rPr>
-          <w:lang w:val="zh_TW" w:bidi="zh_TW"/>
-        </w:rPr>
-        <w:t>）。</w:t>
-        <w:br/>
-      </w:r>
-      <w:r>
-        <w:rPr>
-          <w:lang w:val="zh_TW" w:bidi="zh_TW"/>
-        </w:rPr>
-        <w:t>馬太提到兩位名叫馬利亞的女人，以及西庇太兒子的母親，她可能是撒羅米（</w:t>
-      </w:r>
-      <w:hyperlink r:id="rId71">
-        <w:r>
-          <w:rPr>
-            <w:lang w:val="zh_TW" w:bidi="zh_TW"/>
-          </w:rPr>
-          <w:rPr>
-            <w:color w:val="0000EE"/>
-            <w:u w:val="single"/>
-          </w:rPr>
-          <w:t>馬太福音27:56</w:t>
-        </w:r>
-      </w:hyperlink>
-      <w:r>
-        <w:rPr>
-          <w:lang w:val="zh_TW" w:bidi="zh_TW"/>
-        </w:rPr>
-        <w:t>）。</w:t>
-        <w:br/>
-      </w:r>
-      <w:r>
-        <w:rPr>
-          <w:lang w:val="zh_TW" w:bidi="zh_TW"/>
-        </w:rPr>
-        <w:t>約翰提到四位女性：</w:t>
-      </w:r>
-    </w:p>
-    <w:p>
-      <w:pPr>
-        <w:pStyle w:val="ListNumber"/>
-        <w:spacing w:line="240" w:lineRule="auto"/>
-        <w:ind w:left="1440"/>
-      </w:pPr>
-      <w:r>
-        <w:rPr>
-          <w:lang w:val="zh_TW" w:bidi="zh_TW"/>
-        </w:rPr>
-      </w:r>
-      <w:r>
-        <w:rPr>
-          <w:lang w:val="zh_TW" w:bidi="zh_TW"/>
-        </w:rPr>
-        <w:t>耶穌的母親馬利亞；</w:t>
-      </w:r>
-    </w:p>
-    <w:p>
-      <w:pPr>
-        <w:pStyle w:val="ListNumber"/>
-        <w:spacing w:line="240" w:lineRule="auto"/>
-        <w:ind w:left="1440"/>
-      </w:pPr>
-      <w:r>
-        <w:rPr>
-          <w:lang w:val="zh_TW" w:bidi="zh_TW"/>
-        </w:rPr>
-      </w:r>
-      <w:r>
-        <w:rPr>
-          <w:lang w:val="zh_TW" w:bidi="zh_TW"/>
-        </w:rPr>
-        <w:t>革羅罷</w:t>
-      </w:r>
-      <w:r>
-        <w:rPr>
-          <w:lang w:val="zh_TW" w:bidi="zh_TW"/>
-        </w:rPr>
-        <w:t>的妻子馬利亞；</w:t>
-      </w:r>
-    </w:p>
-    <w:p>
-      <w:pPr>
-        <w:pStyle w:val="ListNumber"/>
-        <w:spacing w:line="240" w:lineRule="auto"/>
-        <w:ind w:left="1440"/>
-      </w:pPr>
-      <w:r>
-        <w:rPr>
-          <w:lang w:val="zh_TW" w:bidi="zh_TW"/>
-        </w:rPr>
-      </w:r>
-      <w:r>
-        <w:rPr>
-          <w:lang w:val="zh_TW" w:bidi="zh_TW"/>
-        </w:rPr>
-        <w:t>抹大拉的馬利亞；以及</w:t>
-      </w:r>
-    </w:p>
-    <w:p>
-      <w:pPr>
-        <w:pStyle w:val="ListNumber"/>
-        <w:spacing w:line="240" w:lineRule="auto"/>
-        <w:ind w:left="1440"/>
-      </w:pPr>
-      <w:r>
-        <w:rPr>
-          <w:lang w:val="zh_TW" w:bidi="zh_TW"/>
-        </w:rPr>
-      </w:r>
-      <w:r>
-        <w:rPr>
-          <w:lang w:val="zh_TW" w:bidi="zh_TW"/>
-        </w:rPr>
-        <w:t>馬利亞的</w:t>
-      </w:r>
-      <w:r>
-        <w:rPr>
-          <w:lang w:val="zh_TW" w:bidi="zh_TW"/>
-        </w:rPr>
-        <w:t>姊妹</w:t>
-      </w:r>
-      <w:r>
-        <w:rPr>
-          <w:lang w:val="zh_TW" w:bidi="zh_TW"/>
-        </w:rPr>
-        <w:t>（在</w:t>
-      </w:r>
-      <w:hyperlink r:id="rId72">
-        <w:r>
-          <w:rPr>
-            <w:lang w:val="zh_TW" w:bidi="zh_TW"/>
-          </w:rPr>
-          <w:rPr>
-            <w:color w:val="0000EE"/>
-            <w:u w:val="single"/>
-          </w:rPr>
-          <w:t>約翰福音19:25</w:t>
-        </w:r>
-      </w:hyperlink>
-      <w:r>
-        <w:rPr>
-          <w:lang w:val="zh_TW" w:bidi="zh_TW"/>
-        </w:rPr>
-        <w:t>中未提及名字）。</w:t>
-      </w:r>
-    </w:p>
-    <w:p>
-      <w:pPr/>
-      <w:r>
-        <w:rPr>
-          <w:lang w:val="zh_TW" w:bidi="zh_TW"/>
-        </w:rPr>
-      </w:r>
-      <w:r>
-        <w:rPr>
-          <w:lang w:val="zh_TW" w:bidi="zh_TW"/>
-        </w:rPr>
-        <w:t>如果馬利亞的</w:t>
-      </w:r>
-      <w:r>
-        <w:rPr>
-          <w:lang w:val="zh_TW" w:bidi="zh_TW"/>
-        </w:rPr>
-        <w:t>姊妹</w:t>
-      </w:r>
-      <w:r>
-        <w:rPr>
-          <w:lang w:val="zh_TW" w:bidi="zh_TW"/>
-        </w:rPr>
-        <w:t>是撒羅米，那麼她和西庇太兒子的母親很可能是同一個人。這就使雅各和約翰，即西庇太的兒子，是耶穌的表兄弟。</w:t>
-      </w:r>
-    </w:p>
-    <w:p>
-      <w:pPr>
-        <w:pStyle w:val="ListNumber"/>
-        <w:numPr>
-          <w:ilvl w:val="0"/>
-          <w:numId w:val="16"/>
-        </w:numPr>
-        <w:spacing w:line="240" w:lineRule="auto"/>
-        <w:ind w:left="720"/>
-      </w:pPr>
-      <w:r>
-        <w:rPr>
-          <w:lang w:val="zh_TW" w:bidi="zh_TW"/>
-        </w:rPr>
-      </w:r>
-      <w:r>
-        <w:rPr>
-          <w:lang w:val="zh_TW" w:bidi="zh_TW"/>
-        </w:rPr>
-        <w:t>希羅底的女兒，來自希羅底與希律腓力的第一次婚姻。</w:t>
-      </w:r>
-      <w:hyperlink r:id="rId73">
-        <w:r>
-          <w:rPr>
-            <w:lang w:val="zh_TW" w:bidi="zh_TW"/>
-          </w:rPr>
-          <w:rPr>
-            <w:color w:val="0000EE"/>
-            <w:u w:val="single"/>
-          </w:rPr>
-          <w:t>馬太福音十四章6節</w:t>
-        </w:r>
-      </w:hyperlink>
-      <w:r>
-        <w:rPr>
-          <w:lang w:val="zh_TW" w:bidi="zh_TW"/>
-        </w:rPr>
-        <w:t>和</w:t>
-      </w:r>
-      <w:hyperlink r:id="rId74">
-        <w:r>
-          <w:rPr>
-            <w:lang w:val="zh_TW" w:bidi="zh_TW"/>
-          </w:rPr>
-          <w:rPr>
-            <w:color w:val="0000EE"/>
-            <w:u w:val="single"/>
-          </w:rPr>
-          <w:t>馬可福音六章22節</w:t>
-        </w:r>
-      </w:hyperlink>
-      <w:r>
-        <w:rPr>
-          <w:lang w:val="zh_TW" w:bidi="zh_TW"/>
-        </w:rPr>
-        <w:t>都沒有提到她的名字，但根據傳統，撒羅米是那位以舞蹈取悅希律的女孩。作為獎賞，希律發誓答應她任何要求，甚至他國的一半。在她母親的指使下，她要施洗約翰的頭。</w:t>
-      </w:r>
-      <w:r>
-        <w:rPr>
-          <w:lang w:val="zh_TW" w:bidi="zh_TW"/>
-        </w:rPr>
-      </w:r>
-      <w:r>
-        <w:rPr>
-          <w:lang w:val="zh_TW" w:bidi="zh_TW"/>
-        </w:rPr>
-      </w:r>
-    </w:p>
-    <w:p>
-      <w:pPr/>
-      <w:r>
-        <w:rPr>
-          <w:lang w:val="zh_TW" w:bidi="zh_TW"/>
-        </w:rPr>
-      </w:r>
-    </w:p>
-    <w:p>
-      <w:pPr>
-        <w:pStyle w:val="Heading2"/>
-      </w:pPr>
-      <w:r>
-        <w:rPr>
-          <w:lang w:val="zh_TW" w:bidi="zh_TW"/>
-        </w:rPr>
-        <w:t>撒馬利亞人</w:t>
-      </w:r>
-      <w:r>
-        <w:rPr>
-          <w:lang w:val="zh_TW" w:bidi="zh_TW"/>
-        </w:rPr>
-      </w:r>
-    </w:p>
-    <w:p>
-      <w:pPr/>
-      <w:r>
-        <w:rPr>
-          <w:lang w:val="zh_TW" w:bidi="zh_TW"/>
-        </w:rPr>
-      </w:r>
-      <w:r>
-        <w:rPr>
-          <w:lang w:val="zh_TW" w:bidi="zh_TW"/>
-        </w:rPr>
-        <w:t>從猶太人中分裂出來的群體。這個群體居住在猶太地的北方、加利利的南方，並且與其猶太鄰居之間處於敵對緊張的狀態。耶穌對這個備受鄙視的群體所表現的態度，與當時人們的普遍態度形成強烈對比。</w:t>
-      </w:r>
-    </w:p>
-    <w:p>
-      <w:pPr/>
-      <w:r>
-        <w:rPr>
-          <w:lang w:val="zh_TW" w:bidi="zh_TW"/>
-        </w:rPr>
-      </w:r>
-      <w:r>
-        <w:rPr>
-          <w:lang w:val="zh_TW" w:bidi="zh_TW"/>
-        </w:rPr>
-        <w:t>概述</w:t>
-      </w:r>
-    </w:p>
-    <w:p>
-      <w:pPr>
-        <w:pStyle w:val="ListBullet"/>
-        <w:spacing w:line="240" w:lineRule="auto"/>
-        <w:ind w:left="720"/>
-      </w:pPr>
-      <w:r>
-        <w:rPr>
-          <w:lang w:val="zh_TW" w:bidi="zh_TW"/>
-        </w:rPr>
-      </w:r>
-      <w:r>
-        <w:rPr>
-          <w:b/>
-          <w:u w:val="single"/>
-          <w:lang w:val="zh_TW" w:bidi="zh_TW"/>
-        </w:rPr>
-        <w:t>教派的起源</w:t>
-      </w:r>
-    </w:p>
-    <w:p>
-      <w:pPr>
-        <w:pStyle w:val="ListBullet"/>
-        <w:spacing w:line="240" w:lineRule="auto"/>
-        <w:ind w:left="720"/>
-      </w:pPr>
-      <w:r>
-        <w:rPr>
-          <w:lang w:val="zh_TW" w:bidi="zh_TW"/>
-        </w:rPr>
-      </w:r>
-      <w:r>
-        <w:rPr>
-          <w:b/>
-          <w:u w:val="single"/>
-          <w:lang w:val="zh_TW" w:bidi="zh_TW"/>
-        </w:rPr>
-        <w:t>撒馬利亞人與猶太人的關係</w:t>
-      </w:r>
-    </w:p>
-    <w:p>
-      <w:pPr>
-        <w:pStyle w:val="ListBullet"/>
-        <w:spacing w:line="240" w:lineRule="auto"/>
-        <w:ind w:left="720"/>
-      </w:pPr>
-      <w:r>
-        <w:rPr>
-          <w:lang w:val="zh_TW" w:bidi="zh_TW"/>
-        </w:rPr>
-      </w:r>
-      <w:r>
-        <w:rPr>
-          <w:b/>
-          <w:u w:val="single"/>
-          <w:lang w:val="zh_TW" w:bidi="zh_TW"/>
-        </w:rPr>
-        <w:t>撒馬利亞人的信仰</w:t>
-      </w:r>
-    </w:p>
-    <w:p>
-      <w:pPr>
-        <w:pStyle w:val="ListBullet"/>
-        <w:spacing w:line="240" w:lineRule="auto"/>
-        <w:ind w:left="720"/>
-      </w:pPr>
-      <w:r>
-        <w:rPr>
-          <w:lang w:val="zh_TW" w:bidi="zh_TW"/>
-        </w:rPr>
-      </w:r>
-      <w:r>
-        <w:rPr>
-          <w:b/>
-          <w:u w:val="single"/>
-          <w:lang w:val="zh_TW" w:bidi="zh_TW"/>
-        </w:rPr>
-        <w:t>耶穌與撒馬利亞人</w:t>
-      </w:r>
-    </w:p>
-    <w:p>
-      <w:pPr>
-        <w:pStyle w:val="ListBullet"/>
-        <w:spacing w:line="240" w:lineRule="auto"/>
-        <w:ind w:left="720"/>
-      </w:pPr>
-      <w:r>
-        <w:rPr>
-          <w:lang w:val="zh_TW" w:bidi="zh_TW"/>
-        </w:rPr>
-      </w:r>
-      <w:r>
-        <w:rPr>
-          <w:b/>
-          <w:u w:val="single"/>
-          <w:lang w:val="zh_TW" w:bidi="zh_TW"/>
-        </w:rPr>
-        <w:t>撒馬利亞在初代教會使命中的地位</w:t>
-      </w:r>
-    </w:p>
-    <w:p>
-      <w:pPr>
-        <w:pStyle w:val="Heading3"/>
-      </w:pPr>
-      <w:r>
-        <w:rPr>
-          <w:lang w:val="zh_TW" w:bidi="zh_TW"/>
-        </w:rPr>
-        <w:t>教派的起源</w:t>
-      </w:r>
-    </w:p>
-    <w:p>
-      <w:pPr/>
-      <w:r>
-        <w:rPr>
-          <w:lang w:val="zh_TW" w:bidi="zh_TW"/>
-        </w:rPr>
-      </w:r>
-      <w:r>
-        <w:rPr>
-          <w:lang w:val="zh_TW" w:bidi="zh_TW"/>
-        </w:rPr>
-        <w:t>我們難以確切判定撒馬利亞教派何時形成，以及與猶太教最終決裂的時間。舊約聖經對撒馬利亞人教派起源的看法是，他們源自被重新安置於該地的外邦民族，他們對神的敬拜只屬表面，其內在仍然是偶像崇拜。根據</w:t>
-      </w:r>
-      <w:hyperlink r:id="rId75">
-        <w:r>
-          <w:rPr>
-            <w:lang w:val="zh_TW" w:bidi="zh_TW"/>
-          </w:rPr>
-          <w:rPr>
-            <w:color w:val="0000EE"/>
-            <w:u w:val="single"/>
-          </w:rPr>
-          <w:t>列王紀下十七章</w:t>
-        </w:r>
-      </w:hyperlink>
-      <w:r>
-        <w:rPr>
-          <w:lang w:val="zh_TW" w:bidi="zh_TW"/>
-        </w:rPr>
-        <w:t>，撒馬利亞人教派起源於公元前722年，以色列被亞述擊敗後的人口安排。亞述王將以色列人逐出該地，並重新在該地安置巴比倫、古他和其它各國的被征服人民。</w:t>
-      </w:r>
-    </w:p>
-    <w:p>
-      <w:pPr/>
-      <w:r>
-        <w:rPr>
-          <w:lang w:val="zh_TW" w:bidi="zh_TW"/>
-        </w:rPr>
-      </w:r>
-      <w:r>
-        <w:rPr>
-          <w:lang w:val="zh_TW" w:bidi="zh_TW"/>
-        </w:rPr>
-        <w:t>撒馬利亞人對其起源提出了截然不同的見解。他們聲稱自己是以法蓮和瑪拿西兩個猶太支派的後裔（見</w:t>
-      </w:r>
-      <w:hyperlink r:id="rId76">
-        <w:r>
-          <w:rPr>
-            <w:lang w:val="zh_TW" w:bidi="zh_TW"/>
-          </w:rPr>
-          <w:rPr>
-            <w:color w:val="0000EE"/>
-            <w:u w:val="single"/>
-          </w:rPr>
-          <w:t>約4:12</w:t>
-        </w:r>
-      </w:hyperlink>
-      <w:r>
-        <w:rPr>
-          <w:lang w:val="zh_TW" w:bidi="zh_TW"/>
-        </w:rPr>
-        <w:t>），並認為以色列人在公元前722年被亞述擄掠，並非全面或永久性的。為了解釋他們群體與猶太人之間的敵意，撒馬利亞人的說法認為，猶太人有叛教之罪，他們在以利時代設立異教的敬拜聖所，而不是持守在基利心山上的唯一聖地。因此，撒馬利亞人認為自己在血統和敬拜上，都是真正的以色列人。</w:t>
-      </w:r>
-    </w:p>
-    <w:p>
-      <w:pPr/>
-      <w:r>
-        <w:rPr>
-          <w:lang w:val="zh_TW" w:bidi="zh_TW"/>
-        </w:rPr>
-      </w:r>
-      <w:r>
-        <w:rPr>
-          <w:lang w:val="zh_TW" w:bidi="zh_TW"/>
-        </w:rPr>
-        <w:t>根據該時期的亞述文獻記載，確實證明對北國的人口安排，但亞述王顯然未有全面驅逐（見</w:t>
-      </w:r>
-      <w:hyperlink r:id="rId77">
-        <w:r>
-          <w:rPr>
-            <w:lang w:val="zh_TW" w:bidi="zh_TW"/>
-          </w:rPr>
-          <w:rPr>
-            <w:color w:val="0000EE"/>
-            <w:u w:val="single"/>
-          </w:rPr>
-          <w:t>代下34:9</w:t>
-        </w:r>
-      </w:hyperlink>
-      <w:r>
-        <w:rPr>
-          <w:lang w:val="zh_TW" w:bidi="zh_TW"/>
-        </w:rPr>
-        <w:t>）。這表明該地可能存在兩個族群：第一是未被擄走的本地以色列餘民，第二是外來的被擄族群，他們逐漸被本地居民的信仰所吸引，然而在早期的融合過程中，無疑存在宗教混合的情況。</w:t>
-      </w:r>
-    </w:p>
-    <w:p>
-      <w:pPr>
-        <w:pStyle w:val="Heading3"/>
-      </w:pPr>
-      <w:r>
-        <w:rPr>
-          <w:lang w:val="zh_TW" w:bidi="zh_TW"/>
-        </w:rPr>
-        <w:t>撒馬利亞人與猶太人的關係</w:t>
-      </w:r>
-    </w:p>
-    <w:p>
-      <w:pPr/>
-      <w:r>
-        <w:rPr>
-          <w:lang w:val="zh_TW" w:bidi="zh_TW"/>
-        </w:rPr>
-      </w:r>
-      <w:r>
-        <w:rPr>
-          <w:lang w:val="zh_TW" w:bidi="zh_TW"/>
-        </w:rPr>
-        <w:t>住在北方的基利心山（他們的聖山）、示劍與撒馬利亞地區的撒馬利亞人，與曾住在猶太地、後來住到加利利的猶太人，他們的關係歷史實在充滿變化張力。被擄之民於波斯統治者賽魯士的詔令下（約公元前538年），返回耶路撒冷時，北方與南方王國之間古老的緊張關係再次出現。當時整個南部地區由北方撒馬利亞的參巴拉統治，他是波斯權下巴勒斯坦的本地統治者。被擄之民渴望返回耶路撒冷，特別是他們重建耶路撒冷聖殿的心願，對他在北方的領導地位構成實質的政治威脅（</w:t>
-      </w:r>
-      <w:hyperlink r:id="rId78">
-        <w:r>
-          <w:rPr>
-            <w:lang w:val="zh_TW" w:bidi="zh_TW"/>
-          </w:rPr>
-          <w:rPr>
-            <w:color w:val="0000EE"/>
-            <w:u w:val="single"/>
-          </w:rPr>
-          <w:t>拉4:7–24</w:t>
-        </w:r>
-      </w:hyperlink>
-      <w:r>
-        <w:rPr>
-          <w:lang w:val="zh_TW" w:bidi="zh_TW"/>
-        </w:rPr>
-        <w:t>；</w:t>
-      </w:r>
-      <w:hyperlink r:id="rId79">
-        <w:r>
-          <w:rPr>
-            <w:lang w:val="zh_TW" w:bidi="zh_TW"/>
-          </w:rPr>
-          <w:rPr>
-            <w:color w:val="0000EE"/>
-            <w:u w:val="single"/>
-          </w:rPr>
-          <w:t>尼4:1–9</w:t>
-        </w:r>
-      </w:hyperlink>
-      <w:r>
-        <w:rPr>
-          <w:lang w:val="zh_TW" w:bidi="zh_TW"/>
-        </w:rPr>
-        <w:t>）。</w:t>
-      </w:r>
-    </w:p>
-    <w:p>
-      <w:pPr/>
-      <w:r>
-        <w:rPr>
-          <w:lang w:val="zh_TW" w:bidi="zh_TW"/>
-        </w:rPr>
-      </w:r>
-      <w:r>
-        <w:rPr>
-          <w:lang w:val="zh_TW" w:bidi="zh_TW"/>
-        </w:rPr>
-        <w:t>最初的反對是出於政治動機，但在之後某個時期，可能是在主前五世紀，另有一座聖殿在基利心山上建立時，反對便轉變為宗教層面之事。這段時間猶太人對撒馬利亞人的敵意，可參考另一個例子，來自</w:t>
-      </w:r>
-      <w:hyperlink r:id="rId80">
-        <w:r>
-          <w:rPr>
-            <w:lang w:val="zh_TW" w:bidi="zh_TW"/>
-          </w:rPr>
-          <w:rPr>
-            <w:color w:val="0000EE"/>
-            <w:u w:val="single"/>
-          </w:rPr>
-          <w:t>便西拉智訓五十篇25至26節</w:t>
-        </w:r>
-      </w:hyperlink>
-      <w:r>
-        <w:rPr>
-          <w:lang w:val="zh_TW" w:bidi="zh_TW"/>
-        </w:rPr>
-        <w:t>（約寫於公元前200年），其中將撒馬利亞人的地位置於以東人和非利士人之下，並稱他們為「愚蠢的民族」（參利未遺訓7:2）。</w:t>
-      </w:r>
-    </w:p>
-    <w:p>
-      <w:pPr/>
-      <w:r>
-        <w:rPr>
-          <w:lang w:val="zh_TW" w:bidi="zh_TW"/>
-        </w:rPr>
-      </w:r>
-      <w:r>
-        <w:rPr>
-          <w:lang w:val="zh_TW" w:bidi="zh_TW"/>
-        </w:rPr>
-        <w:t>猶太人對撒馬利亞人的輕視加深，因為撒馬利亞人未有對抗安提阿古·伊皮法尼（約公元前167年）在該區推行的希臘化敬拜的行動。部分猶太群體反對將耶路撒冷聖殿尹為宙斯的聖殿（</w:t>
-      </w:r>
-      <w:hyperlink r:id="rId81">
-        <w:r>
-          <w:rPr>
-            <w:lang w:val="zh_TW" w:bidi="zh_TW"/>
-          </w:rPr>
-          <w:rPr>
-            <w:color w:val="0000EE"/>
-            <w:u w:val="single"/>
-          </w:rPr>
-          <w:t>馬加比一書1:62–64</w:t>
-        </w:r>
-      </w:hyperlink>
-      <w:r>
-        <w:rPr>
-          <w:lang w:val="zh_TW" w:bidi="zh_TW"/>
-        </w:rPr>
-        <w:t>），並最終跟隨馬加比起義（</w:t>
-      </w:r>
-      <w:hyperlink r:id="rId82">
-        <w:r>
-          <w:rPr>
-            <w:lang w:val="zh_TW" w:bidi="zh_TW"/>
-          </w:rPr>
-          <w:rPr>
-            <w:color w:val="0000EE"/>
-            <w:u w:val="single"/>
-          </w:rPr>
-          <w:t>馬加比一書2:42–43</w:t>
-        </w:r>
-      </w:hyperlink>
-      <w:r>
-        <w:rPr>
-          <w:lang w:val="zh_TW" w:bidi="zh_TW"/>
-        </w:rPr>
-        <w:t>），但資料顯示撒馬利亞人並未有同樣表態（見</w:t>
-      </w:r>
-      <w:hyperlink r:id="rId83">
-        <w:r>
-          <w:rPr>
-            <w:lang w:val="zh_TW" w:bidi="zh_TW"/>
-          </w:rPr>
-          <w:rPr>
-            <w:color w:val="0000EE"/>
-            <w:u w:val="single"/>
-          </w:rPr>
-          <w:t>馬加比一書6:2</w:t>
-        </w:r>
-      </w:hyperlink>
-      <w:r>
-        <w:rPr>
-          <w:lang w:val="zh_TW" w:bidi="zh_TW"/>
-        </w:rPr>
-        <w:t>）。</w:t>
-      </w:r>
-    </w:p>
-    <w:p>
-      <w:pPr/>
-      <w:r>
-        <w:rPr>
-          <w:lang w:val="zh_TW" w:bidi="zh_TW"/>
-        </w:rPr>
-      </w:r>
-      <w:r>
-        <w:rPr>
-          <w:lang w:val="zh_TW" w:bidi="zh_TW"/>
-        </w:rPr>
-        <w:t>這種惡劣的關係，在哈斯蒙尼家族帶來短暫的猶太獨立時期，達到高峰。當時，猶太統治者約翰‧許爾堪率軍攻擊示劍，征服並摧毀撒馬利亞人位於基利心山上的聖殿（約公元前128年）。</w:t>
-      </w:r>
-    </w:p>
-    <w:p>
-      <w:pPr/>
-      <w:r>
-        <w:rPr>
-          <w:lang w:val="zh_TW" w:bidi="zh_TW"/>
-        </w:rPr>
-      </w:r>
-      <w:r>
-        <w:rPr>
-          <w:lang w:val="zh_TW" w:bidi="zh_TW"/>
-        </w:rPr>
-        <w:t>在大希律王統治之下，撒馬利亞的處境有所改善，然而撒馬利亞人與猶太地及加利利猶太人之間的敵意仍然持續。撒馬利亞人認為耶路撒冷聖殿是虛假的宗教中心，並被耶路撒冷當局排除在內院之外。大約在公元6年，一群撒馬利亞人在逾越節期間，將人骨撒在聖殿的門廊和聖所內，褻瀆耶路撒冷聖殿。當加利利猶太人在各種節期期間前往耶路撒冷，而必須穿越撒馬利亞時，他們遭遇敵意的情況亦屢見不鮮（</w:t>
-      </w:r>
-      <w:hyperlink r:id="rId84">
-        <w:r>
-          <w:rPr>
-            <w:lang w:val="zh_TW" w:bidi="zh_TW"/>
-          </w:rPr>
-          <w:rPr>
-            <w:color w:val="0000EE"/>
-            <w:u w:val="single"/>
-          </w:rPr>
-          <w:t>路9:51–53</w:t>
-        </w:r>
-      </w:hyperlink>
-      <w:r>
-        <w:rPr>
-          <w:lang w:val="zh_TW" w:bidi="zh_TW"/>
-        </w:rPr>
-        <w:t>）。</w:t>
-      </w:r>
-    </w:p>
-    <w:p>
-      <w:pPr/>
-      <w:r>
-        <w:rPr>
-          <w:lang w:val="zh_TW" w:bidi="zh_TW"/>
-        </w:rPr>
-      </w:r>
-      <w:r>
-        <w:rPr>
-          <w:lang w:val="zh_TW" w:bidi="zh_TW"/>
-        </w:rPr>
-        <w:t>這種敵對在耶穌時代仍然持續，兩個群體將對方排除在各自的敬拜中心之外，即耶路撒冷聖殿和位於基利心山的撒馬利亞人聖殿。例如，撒馬利亞人被禁止進入聖殿內院，他們所獻的祭物都被視為外邦人的獻祭。因此，若將撒馬利亞人稱為「分裂者」會更為準確，但實際上他們被當作外邦人對待。兩個群體之間不可通婚，人際關係也受到極大限制（</w:t>
-      </w:r>
-      <w:hyperlink r:id="rId85">
-        <w:r>
-          <w:rPr>
-            <w:lang w:val="zh_TW" w:bidi="zh_TW"/>
-          </w:rPr>
-          <w:rPr>
-            <w:color w:val="0000EE"/>
-            <w:u w:val="single"/>
-          </w:rPr>
-          <w:t>約4:9</w:t>
-        </w:r>
-      </w:hyperlink>
-      <w:r>
-        <w:rPr>
-          <w:lang w:val="zh_TW" w:bidi="zh_TW"/>
-        </w:rPr>
-        <w:t>）。在這種強制隔離下，兩個群體之間的互動難免有限。僅僅是「撒馬利亞人」這個詞，在猶太人口中就已是蔑視（</w:t>
-      </w:r>
-      <w:hyperlink r:id="rId86">
-        <w:r>
-          <w:rPr>
-            <w:lang w:val="zh_TW" w:bidi="zh_TW"/>
-          </w:rPr>
-          <w:rPr>
-            <w:color w:val="0000EE"/>
-            <w:u w:val="single"/>
-          </w:rPr>
-          <w:t>約8:48</w:t>
-        </w:r>
-      </w:hyperlink>
-      <w:r>
-        <w:rPr>
-          <w:lang w:val="zh_TW" w:bidi="zh_TW"/>
-        </w:rPr>
-        <w:t>），一些文士甚至不願直接說出這個稱呼（參</w:t>
-      </w:r>
-      <w:hyperlink r:id="rId87">
-        <w:r>
-          <w:rPr>
-            <w:lang w:val="zh_TW" w:bidi="zh_TW"/>
-          </w:rPr>
-          <w:rPr>
-            <w:color w:val="0000EE"/>
-            <w:u w:val="single"/>
-          </w:rPr>
-          <w:t>路10:37</w:t>
-        </w:r>
-      </w:hyperlink>
-      <w:r>
-        <w:rPr>
-          <w:lang w:val="zh_TW" w:bidi="zh_TW"/>
-        </w:rPr>
-        <w:t>中明顯的委婉說法）。門徒對撒馬利亞人拒絕提供住宿的反應（</w:t>
-      </w:r>
-      <w:hyperlink r:id="rId88">
-        <w:r>
-          <w:rPr>
-            <w:lang w:val="zh_TW" w:bidi="zh_TW"/>
-          </w:rPr>
-          <w:rPr>
-            <w:color w:val="0000EE"/>
-            <w:u w:val="single"/>
-          </w:rPr>
-          <w:t>路9:51–55</w:t>
-        </w:r>
-      </w:hyperlink>
-      <w:r>
-        <w:rPr>
-          <w:lang w:val="zh_TW" w:bidi="zh_TW"/>
-        </w:rPr>
-        <w:t>），即是當時猶太人對撒馬利亞人敵意的典型例子。</w:t>
-      </w:r>
-    </w:p>
-    <w:p>
-      <w:pPr/>
-      <w:r>
-        <w:rPr>
-          <w:lang w:val="zh_TW" w:bidi="zh_TW"/>
-        </w:rPr>
-      </w:r>
-      <w:r>
-        <w:rPr>
-          <w:lang w:val="zh_TW" w:bidi="zh_TW"/>
-        </w:rPr>
-        <w:t>目前證據雖然不足以顯示撒馬利亞人的態度相同，但我們可推測這種情況存在，亦相當合理。因此，在</w:t>
-      </w:r>
-      <w:hyperlink r:id="rId88">
-        <w:r>
-          <w:rPr>
-            <w:lang w:val="zh_TW" w:bidi="zh_TW"/>
-          </w:rPr>
-          <w:rPr>
-            <w:color w:val="0000EE"/>
-            <w:u w:val="single"/>
-          </w:rPr>
-          <w:t>路加福音九章51至55節</w:t>
-        </w:r>
-      </w:hyperlink>
-      <w:r>
-        <w:rPr>
-          <w:lang w:val="zh_TW" w:bidi="zh_TW"/>
-        </w:rPr>
-        <w:t>所記載的情況中，撒馬利亞人拒絕款待其他「定意向耶路撒冷去」的猶太人，很可能並非罕見。</w:t>
-      </w:r>
-    </w:p>
-    <w:p>
-      <w:pPr>
-        <w:pStyle w:val="Heading3"/>
-      </w:pPr>
-      <w:r>
-        <w:rPr>
-          <w:lang w:val="zh_TW" w:bidi="zh_TW"/>
-        </w:rPr>
-        <w:t>撒馬利亞人的信仰</w:t>
-      </w:r>
-    </w:p>
-    <w:p>
-      <w:pPr/>
-      <w:r>
-        <w:rPr>
-          <w:lang w:val="zh_TW" w:bidi="zh_TW"/>
-        </w:rPr>
-      </w:r>
-      <w:r>
-        <w:rPr>
-          <w:lang w:val="zh_TW" w:bidi="zh_TW"/>
-        </w:rPr>
-        <w:t>撒馬利亞人的主要信仰，同時展現了他們與主流猶太教之間的共通之處與明顯差異。他們與猶太教共同持守對亞伯拉罕、以撒、雅各之神的一神信仰。然而，相較之下，北方基利心山作為唯一獻祭聖地的地位則有所提升，這主張是基於撒馬利亞文本中，數處與申命記和出埃及記不同的段落。基利心山因此被認定為亞伯第一次獻祭的地點（</w:t>
-      </w:r>
-      <w:hyperlink r:id="rId89">
-        <w:r>
-          <w:rPr>
-            <w:lang w:val="zh_TW" w:bidi="zh_TW"/>
-          </w:rPr>
-          <w:rPr>
-            <w:color w:val="0000EE"/>
-            <w:u w:val="single"/>
-          </w:rPr>
-          <w:t>創4:4</w:t>
-        </w:r>
-      </w:hyperlink>
-      <w:r>
-        <w:rPr>
-          <w:lang w:val="zh_TW" w:bidi="zh_TW"/>
-        </w:rPr>
-        <w:t>）、挪亞在洪水後獻祭的地方（</w:t>
-      </w:r>
-      <w:hyperlink r:id="rId90">
-        <w:r>
-          <w:rPr>
-            <w:lang w:val="zh_TW" w:bidi="zh_TW"/>
-          </w:rPr>
-          <w:rPr>
-            <w:color w:val="0000EE"/>
-            <w:u w:val="single"/>
-          </w:rPr>
-          <w:t>8:20</w:t>
-        </w:r>
-      </w:hyperlink>
-      <w:r>
-        <w:rPr>
-          <w:lang w:val="zh_TW" w:bidi="zh_TW"/>
-        </w:rPr>
-        <w:t>）、亞伯拉罕與麥基洗德相會之處（</w:t>
-      </w:r>
-      <w:hyperlink r:id="rId91">
-        <w:r>
-          <w:rPr>
-            <w:lang w:val="zh_TW" w:bidi="zh_TW"/>
-          </w:rPr>
-          <w:rPr>
-            <w:color w:val="0000EE"/>
-            <w:u w:val="single"/>
-          </w:rPr>
-          <w:t>14:18</w:t>
-        </w:r>
-      </w:hyperlink>
-      <w:r>
-        <w:rPr>
-          <w:lang w:val="zh_TW" w:bidi="zh_TW"/>
-        </w:rPr>
-        <w:t>）、以撒獻祭預備之地（第</w:t>
-      </w:r>
-      <w:hyperlink r:id="rId92">
-        <w:r>
-          <w:rPr>
-            <w:lang w:val="zh_TW" w:bidi="zh_TW"/>
-          </w:rPr>
-          <w:rPr>
-            <w:color w:val="0000EE"/>
-            <w:u w:val="single"/>
-          </w:rPr>
-          <w:t>22</w:t>
-        </w:r>
-      </w:hyperlink>
-      <w:r>
-        <w:rPr>
-          <w:lang w:val="zh_TW" w:bidi="zh_TW"/>
-        </w:rPr>
-        <w:t>章），以及許多其它相關的地方。</w:t>
-      </w:r>
-    </w:p>
-    <w:p>
-      <w:pPr/>
-      <w:r>
-        <w:rPr>
-          <w:lang w:val="zh_TW" w:bidi="zh_TW"/>
-        </w:rPr>
-      </w:r>
-      <w:r>
-        <w:rPr>
-          <w:lang w:val="zh_TW" w:bidi="zh_TW"/>
-        </w:rPr>
-        <w:t>撒馬利亞人僅承認聖經的前五卷書（摩西五經）為神的啟示，其教義和實踐完全基於這些書卷。如此狹窄的正典範圍，不僅決定了撒馬利亞神學的方向，也使他們與當時的猶太思想進一步分離。例如，在撒馬利亞人的思想中，摩西的地位比猶太人所理解的更為崇高；他不僅被視為最主要的先知，更在後來的思想中，被描述為最卓越的人，在創造世之時便已存在，為以色列向神代求，並且被認為是人類的「世界之光」。撒馬利亞神學中的彌賽亞盼望，也反映了這種狹窄的正典觀。由於在五經中找不到任何關於大衛家彌賽亞的證據，因此撒馬利亞人不會期待出自大衛家的彌賽亞。相反，根據</w:t>
-      </w:r>
-      <w:hyperlink r:id="rId93">
-        <w:r>
-          <w:rPr>
-            <w:lang w:val="zh_TW" w:bidi="zh_TW"/>
-          </w:rPr>
-          <w:rPr>
-            <w:color w:val="0000EE"/>
-            <w:u w:val="single"/>
-          </w:rPr>
-          <w:t>申命記十八章15至18節</w:t>
-        </w:r>
-      </w:hyperlink>
-      <w:r>
-        <w:rPr>
-          <w:lang w:val="zh_TW" w:bidi="zh_TW"/>
-        </w:rPr>
-        <w:t>的內容，他們期待著一位「像摩西的先知」。這位期盼的先知也被稱為「塔合伯」（Taheb），即復興者，因為他在末後的日子，要在基利心山恢復正確的敬拜秩序，並使異教的敬拜歸向此處。</w:t>
-      </w:r>
-    </w:p>
-    <w:p>
-      <w:pPr/>
-      <w:r>
-        <w:rPr>
-          <w:lang w:val="zh_TW" w:bidi="zh_TW"/>
-        </w:rPr>
-      </w:r>
-      <w:r>
-        <w:rPr>
-          <w:lang w:val="zh_TW" w:bidi="zh_TW"/>
-        </w:rPr>
-        <w:t>因此明顯的是，正是這個群體高舉基利心山的主張，使他們在神學和文化上與猶太鄰居區分開來。</w:t>
-      </w:r>
-    </w:p>
-    <w:p>
-      <w:pPr>
-        <w:pStyle w:val="Heading3"/>
-      </w:pPr>
-      <w:r>
-        <w:rPr>
-          <w:lang w:val="zh_TW" w:bidi="zh_TW"/>
-        </w:rPr>
-        <w:t>耶穌與撒馬利亞人</w:t>
-      </w:r>
-    </w:p>
-    <w:p>
-      <w:pPr/>
-      <w:r>
-        <w:rPr>
-          <w:lang w:val="zh_TW" w:bidi="zh_TW"/>
-        </w:rPr>
-      </w:r>
-      <w:r>
-        <w:rPr>
-          <w:lang w:val="zh_TW" w:bidi="zh_TW"/>
-        </w:rPr>
-        <w:t>猶太人普遍認為撒馬利亞人幾乎等同外邦人，而耶穌在某種程度上也有這樣的看法。耶穌稱那位撒馬利亞痲瘋病人為「這外族人」（</w:t>
-      </w:r>
-      <w:hyperlink r:id="rId94">
-        <w:r>
-          <w:rPr>
-            <w:lang w:val="zh_TW" w:bidi="zh_TW"/>
-          </w:rPr>
-          <w:rPr>
-            <w:color w:val="0000EE"/>
-            <w:u w:val="single"/>
-          </w:rPr>
-          <w:t>路17:18</w:t>
-        </w:r>
-      </w:hyperlink>
-      <w:r>
-        <w:rPr>
-          <w:lang w:val="zh_TW" w:bidi="zh_TW"/>
-        </w:rPr>
-        <w:t>），並在差遣門徒時禁止他們將國度的信息傳給撒馬利亞人或外邦人（</w:t>
-      </w:r>
-      <w:hyperlink r:id="rId95">
-        <w:r>
-          <w:rPr>
-            <w:lang w:val="zh_TW" w:bidi="zh_TW"/>
-          </w:rPr>
-          <w:rPr>
-            <w:color w:val="0000EE"/>
-            <w:u w:val="single"/>
-          </w:rPr>
-          <w:t>太10:5</w:t>
-        </w:r>
-      </w:hyperlink>
-      <w:r>
-        <w:rPr>
-          <w:lang w:val="zh_TW" w:bidi="zh_TW"/>
-        </w:rPr>
-        <w:t>）。</w:t>
-      </w:r>
-    </w:p>
-    <w:p>
-      <w:pPr/>
-      <w:r>
-        <w:rPr>
-          <w:lang w:val="zh_TW" w:bidi="zh_TW"/>
-        </w:rPr>
-      </w:r>
-      <w:r>
-        <w:rPr>
-          <w:lang w:val="zh_TW" w:bidi="zh_TW"/>
-        </w:rPr>
-        <w:t>然而，福音書確鑿的證據顯示，耶穌對撒馬利亞人的態度與祂同時代的猶太人南轅北轍。當門徒表現出猶太人的敵意，並要求降下「審判之火」，懲罰拒絕接待的撒馬利亞人時，耶穌「責備了他們」（</w:t>
-      </w:r>
-      <w:hyperlink r:id="rId96">
-        <w:r>
-          <w:rPr>
-            <w:lang w:val="zh_TW" w:bidi="zh_TW"/>
-          </w:rPr>
-          <w:rPr>
-            <w:color w:val="0000EE"/>
-            <w:u w:val="single"/>
-          </w:rPr>
-          <w:t>路9:55</w:t>
-        </w:r>
-      </w:hyperlink>
-      <w:r>
-        <w:rPr>
-          <w:lang w:val="zh_TW" w:bidi="zh_TW"/>
-        </w:rPr>
-        <w:t>）。此外，祂不僅沒有拒絕醫治那位撒馬利亞痲瘋病人，反而肯定他是十人中唯一記得歸榮耀給神的（</w:t>
-      </w:r>
-      <w:hyperlink r:id="rId97">
-        <w:r>
-          <w:rPr>
-            <w:lang w:val="zh_TW" w:bidi="zh_TW"/>
-          </w:rPr>
-          <w:rPr>
-            <w:color w:val="0000EE"/>
-            <w:u w:val="single"/>
-          </w:rPr>
-          <w:t>17:11–19</w:t>
-        </w:r>
-      </w:hyperlink>
-      <w:r>
-        <w:rPr>
-          <w:lang w:val="zh_TW" w:bidi="zh_TW"/>
-        </w:rPr>
-        <w:t>）。同樣在好撒馬利亞人的比喻中（</w:t>
-      </w:r>
-      <w:hyperlink r:id="rId98">
-        <w:r>
-          <w:rPr>
-            <w:lang w:val="zh_TW" w:bidi="zh_TW"/>
-          </w:rPr>
-          <w:rPr>
-            <w:color w:val="0000EE"/>
-            <w:u w:val="single"/>
-          </w:rPr>
-          <w:t>10:30–37</w:t>
-        </w:r>
-      </w:hyperlink>
-      <w:r>
-        <w:rPr>
-          <w:lang w:val="zh_TW" w:bidi="zh_TW"/>
-        </w:rPr>
-        <w:t>），耶穌明顯突破了傳統的偏見，將被鄙視的撒馬利亞人（而非受尊敬的猶太祭司或利未人），描繪為真正幫助有需要者的鄰舍。在此處及其它地方，耶穌以神的要求挑戰聽眾，突破傳統對「義人」與「被排斥者」的界定。</w:t>
-      </w:r>
-    </w:p>
-    <w:p>
-      <w:pPr/>
-      <w:r>
-        <w:rPr>
-          <w:lang w:val="zh_TW" w:bidi="zh_TW"/>
-        </w:rPr>
-      </w:r>
-      <w:hyperlink r:id="rId99">
-        <w:r>
-          <w:rPr>
-            <w:lang w:val="zh_TW" w:bidi="zh_TW"/>
-          </w:rPr>
-          <w:rPr>
-            <w:color w:val="0000EE"/>
-            <w:u w:val="single"/>
-          </w:rPr>
-          <w:t>約翰福音四章4至43節</w:t>
-        </w:r>
-      </w:hyperlink>
-      <w:r>
-        <w:rPr>
-          <w:lang w:val="zh_TW" w:bidi="zh_TW"/>
-        </w:rPr>
-        <w:t>不僅記錄了耶穌與撒馬利亞婦人之間引人入勝的對話，還記錄了耶穌隨後在敘加這個撒馬利亞城市停留兩日的事蹟。在此，我們看見耶穌不僅冒著風險，與井邊的撒馬利亞婦人接觸，不介意被視為禮儀上不潔淨（</w:t>
-      </w:r>
-      <w:hyperlink r:id="rId100">
-        <w:r>
-          <w:rPr>
-            <w:lang w:val="zh_TW" w:bidi="zh_TW"/>
-          </w:rPr>
-          <w:rPr>
-            <w:color w:val="0000EE"/>
-            <w:u w:val="single"/>
-          </w:rPr>
-          <w:t>7–9</w:t>
-        </w:r>
-      </w:hyperlink>
-      <w:r>
-        <w:rPr>
-          <w:lang w:val="zh_TW" w:bidi="zh_TW"/>
-        </w:rPr>
-        <w:t>節），還給予她救贖的恩賜（</w:t>
-      </w:r>
-      <w:hyperlink r:id="rId101">
-        <w:r>
-          <w:rPr>
-            <w:lang w:val="zh_TW" w:bidi="zh_TW"/>
-          </w:rPr>
-          <w:rPr>
-            <w:color w:val="0000EE"/>
-            <w:u w:val="single"/>
-          </w:rPr>
-          <w:t>10</w:t>
-        </w:r>
-      </w:hyperlink>
-      <w:r>
-        <w:rPr>
-          <w:lang w:val="zh_TW" w:bidi="zh_TW"/>
-        </w:rPr>
-        <w:t>節），甚至涵蓋整個撒馬利亞城鎮（</w:t>
-      </w:r>
-      <w:hyperlink r:id="rId102">
-        <w:r>
-          <w:rPr>
-            <w:lang w:val="zh_TW" w:bidi="zh_TW"/>
-          </w:rPr>
-          <w:rPr>
-            <w:color w:val="0000EE"/>
-            <w:u w:val="single"/>
-          </w:rPr>
-          <w:t>39–41</w:t>
-        </w:r>
-      </w:hyperlink>
-      <w:r>
-        <w:rPr>
-          <w:lang w:val="zh_TW" w:bidi="zh_TW"/>
-        </w:rPr>
-        <w:t>節）。婦人聽見耶穌了解她的婚姻生活（</w:t>
-      </w:r>
-      <w:hyperlink r:id="rId103">
-        <w:r>
-          <w:rPr>
-            <w:lang w:val="zh_TW" w:bidi="zh_TW"/>
-          </w:rPr>
-          <w:rPr>
-            <w:color w:val="0000EE"/>
-            <w:u w:val="single"/>
-          </w:rPr>
-          <w:t>16–18</w:t>
-        </w:r>
-      </w:hyperlink>
-      <w:r>
-        <w:rPr>
-          <w:lang w:val="zh_TW" w:bidi="zh_TW"/>
-        </w:rPr>
-        <w:t>節），知道他必定是一位「先知」。呼應撒馬利亞人期盼，在末後的日子會有一位「像摩西的先知」，可能婦人會想到，耶穌就是他們期待已久的先知彌賽亞（</w:t>
-      </w:r>
-      <w:hyperlink r:id="rId104">
-        <w:r>
-          <w:rPr>
-            <w:lang w:val="zh_TW" w:bidi="zh_TW"/>
-          </w:rPr>
-          <w:rPr>
-            <w:color w:val="0000EE"/>
-            <w:u w:val="single"/>
-          </w:rPr>
-          <w:t>19</w:t>
-        </w:r>
-      </w:hyperlink>
-      <w:r>
-        <w:rPr>
-          <w:lang w:val="zh_TW" w:bidi="zh_TW"/>
-        </w:rPr>
-        <w:t>、</w:t>
-      </w:r>
-      <w:hyperlink r:id="rId104">
-        <w:r>
-          <w:rPr>
-            <w:lang w:val="zh_TW" w:bidi="zh_TW"/>
-          </w:rPr>
-          <w:rPr>
-            <w:color w:val="0000EE"/>
-            <w:u w:val="single"/>
-          </w:rPr>
-          <w:t>25–26</w:t>
-        </w:r>
-      </w:hyperlink>
-      <w:r>
-        <w:rPr>
-          <w:lang w:val="zh_TW" w:bidi="zh_TW"/>
-        </w:rPr>
-        <w:t>節）。耶穌停留在這個受鄙視的群體中，藉此突破猶太人對撒馬利亞人根深蒂固的敵意，也接受他們對自己作為「彌賽亞」（</w:t>
-      </w:r>
-      <w:hyperlink r:id="rId105">
-        <w:r>
-          <w:rPr>
-            <w:lang w:val="zh_TW" w:bidi="zh_TW"/>
-          </w:rPr>
-          <w:rPr>
-            <w:color w:val="0000EE"/>
-            <w:u w:val="single"/>
-          </w:rPr>
-          <w:t>26</w:t>
-        </w:r>
-      </w:hyperlink>
-      <w:r>
-        <w:rPr>
-          <w:lang w:val="zh_TW" w:bidi="zh_TW"/>
-        </w:rPr>
-        <w:t>節）和「世界的救主」（</w:t>
-      </w:r>
-      <w:hyperlink r:id="rId106">
-        <w:r>
-          <w:rPr>
-            <w:lang w:val="zh_TW" w:bidi="zh_TW"/>
-          </w:rPr>
-          <w:rPr>
-            <w:color w:val="0000EE"/>
-            <w:u w:val="single"/>
-          </w:rPr>
-          <w:t>42</w:t>
-        </w:r>
-      </w:hyperlink>
-      <w:r>
-        <w:rPr>
-          <w:lang w:val="zh_TW" w:bidi="zh_TW"/>
-        </w:rPr>
-        <w:t>節）的信仰。在此，正如耶穌與猶太社會中被排斥者的互動一般，祂重新定義公義，肯定其意思不是根據血統或宗教實踐，而是根據他們對祂的信心。如此，祂打破了當時種族與文化的界線，為福音進入整個外邦世界奠定基礎。</w:t>
-      </w:r>
-    </w:p>
-    <w:p>
-      <w:pPr>
-        <w:pStyle w:val="Heading3"/>
-      </w:pPr>
-      <w:r>
-        <w:rPr>
-          <w:lang w:val="zh_TW" w:bidi="zh_TW"/>
-        </w:rPr>
-        <w:t>撒馬利亞在初代教會使命中的地位</w:t>
-      </w:r>
-    </w:p>
-    <w:p>
-      <w:pPr/>
-      <w:r>
-        <w:rPr>
-          <w:lang w:val="zh_TW" w:bidi="zh_TW"/>
-        </w:rPr>
-      </w:r>
-      <w:r>
-        <w:rPr>
-          <w:lang w:val="zh_TW" w:bidi="zh_TW"/>
-        </w:rPr>
-        <w:t>耶穌升天前頒布大使命，吩咐門徒將福音傳到撒馬利亞（</w:t>
-      </w:r>
-      <w:hyperlink r:id="rId107">
-        <w:r>
-          <w:rPr>
-            <w:lang w:val="zh_TW" w:bidi="zh_TW"/>
-          </w:rPr>
-          <w:rPr>
-            <w:color w:val="0000EE"/>
-            <w:u w:val="single"/>
-          </w:rPr>
-          <w:t>徒1:8</w:t>
-        </w:r>
-      </w:hyperlink>
-      <w:r>
-        <w:rPr>
-          <w:lang w:val="zh_TW" w:bidi="zh_TW"/>
-        </w:rPr>
-        <w:t>）。初代教會的宣教行動確實包含這個地區。司提反殉道之後，許多基督徒被迫離開耶路撒冷（</w:t>
-      </w:r>
-      <w:hyperlink r:id="rId108">
-        <w:r>
-          <w:rPr>
-            <w:lang w:val="zh_TW" w:bidi="zh_TW"/>
-          </w:rPr>
-          <w:rPr>
-            <w:color w:val="0000EE"/>
-            <w:u w:val="single"/>
-          </w:rPr>
-          <w:t>8:1</w:t>
-        </w:r>
-      </w:hyperlink>
-      <w:r>
-        <w:rPr>
-          <w:lang w:val="zh_TW" w:bidi="zh_TW"/>
-        </w:rPr>
-        <w:t>），其中一位名叫腓利的基督徒，在撒馬利亞的城市傳揚福音（</w:t>
-      </w:r>
-      <w:hyperlink r:id="rId109">
-        <w:r>
-          <w:rPr>
-            <w:lang w:val="zh_TW" w:bidi="zh_TW"/>
-          </w:rPr>
-          <w:rPr>
-            <w:color w:val="0000EE"/>
-            <w:u w:val="single"/>
-          </w:rPr>
-          <w:t>5</w:t>
-        </w:r>
-      </w:hyperlink>
-      <w:r>
-        <w:rPr>
-          <w:lang w:val="zh_TW" w:bidi="zh_TW"/>
-        </w:rPr>
-        <w:t>節）。他所行神蹟引發強烈回應，因此彼得與約翰（代表耶路撒冷的使徒）被差派前往，調查並確認聖靈在他們中間。然而，主後第二世紀的證據顯示，基督教並未在撒馬利亞人當中建立穩固基礎。大多數撒馬利亞人仍維持自身的宗教傳統。至今，撒馬利亞人的小型餘民仍然存在，居住在基利心山（示劍）附近，以及以色列境內的若干城市。</w:t>
-      </w:r>
-    </w:p>
-    <w:p>
-      <w:pPr/>
-      <w:r>
-        <w:rPr>
-          <w:lang w:val="zh_TW" w:bidi="zh_TW"/>
-        </w:rPr>
-      </w:r>
-      <w:r>
-        <w:rPr>
-          <w:i/>
-          <w:lang w:val="zh_TW" w:bidi="zh_TW"/>
-        </w:rPr>
-        <w:t>另見</w:t>
-      </w:r>
-      <w:r>
-        <w:rPr>
-          <w:lang w:val="zh_TW" w:bidi="zh_TW"/>
-        </w:rPr>
-        <w:t>聖經聖經抄本與文本（舊約）</w:t>
-      </w:r>
-      <w:r>
-        <w:rPr>
-          <w:lang w:val="zh_TW" w:bidi="zh_TW"/>
-        </w:rPr>
-        <w:t>；</w:t>
-      </w:r>
-      <w:r>
-        <w:rPr>
-          <w:lang w:val="zh_TW" w:bidi="zh_TW"/>
-        </w:rPr>
-        <w:t>撒馬利亞</w:t>
+      <w:r>
+        <w:rPr>
+          <w:lang w:val="zh_TW" w:bidi="zh_TW"/>
+        </w:rPr>
+        <w:t>婚姻、婚姻習俗</w:t>
       </w:r>
       <w:r>
         <w:rPr>
@@ -6235,24 +2818,6 @@
   </w:num>
   <w:num w:numId="13" w16cid:durableId="592781308">
     <w:abstractNumId w:val="11"/>
-  </w:num>
-  <w:num w:numId="14">
-    <w:abstractNumId w:val="3"/>
-    <w:lvlOverride w:ilvl="0">
-      <w:startOverride w:val="1"/>
-    </w:lvlOverride>
-  </w:num>
-  <w:num w:numId="15">
-    <w:abstractNumId w:val="3"/>
-    <w:lvlOverride w:ilvl="0">
-      <w:startOverride w:val="1"/>
-    </w:lvlOverride>
-  </w:num>
-  <w:num w:numId="16">
-    <w:abstractNumId w:val="3"/>
-    <w:lvlOverride w:ilvl="0">
-      <w:startOverride w:val="1"/>
-    </w:lvlOverride>
   </w:num>
   <w:numIdMacAtCleanup w:val="10"/>
 </w:numbering>

--- a/zht/docx/122.content.docx
+++ b/zht/docx/122.content.docx
@@ -19,7 +19,7 @@
         <w:rPr>
           <w:lang w:val="zh_TW" w:bidi="zh_TW"/>
         </w:rPr>
-        <w:t>Resource: Tyndale Open Bible Dictionary</w:t>
+        <w:t>Resource: Aquifer Open Bible Dictionary</w:t>
       </w:r>
       <w:r>
         <w:rPr>
@@ -112,7 +112,7 @@
         <w:rPr>
           <w:lang w:val="zh_TW" w:bidi="zh_TW"/>
         </w:rPr>
-        <w:t>Tyndale Open Bible Dictionary</w:t>
+        <w:t>Aquifer Open Bible Dictionary</w:t>
       </w:r>
     </w:p>
     <w:p>

--- a/zht/docx/122.content.docx
+++ b/zht/docx/122.content.docx
@@ -149,7 +149,7 @@
         <w:rPr>
           <w:lang w:val="zh_TW" w:bidi="zh_TW"/>
         </w:rPr>
-        <w:t>qie</w:t>
+        <w:t>pu</w:t>
       </w:r>
       <w:r>
         <w:rPr>
@@ -212,7 +212,7 @@
         <w:rPr>
           <w:lang w:val="zh_TW" w:bidi="zh_TW"/>
         </w:rPr>
-        <w:t>妾制、妾</w:t>
+        <w:t>葡萄樹與葡萄園</w:t>
       </w:r>
       <w:r>
         <w:rPr>
@@ -231,25 +231,7 @@
         <w:rPr>
           <w:lang w:val="zh_TW" w:bidi="zh_TW"/>
         </w:rPr>
-        <w:t>妾制是指一名男子與一名女子同居，而該女子（稱爲「妾」）被視為其性伴侶或次要妻子，但其地位低於正妻。妾制在許多古代文化中相當普遍，尤其是在美索不達米亞地區。在那裡，君王往往擁有後宮；即使是一般平民，也可能在正妻之外另有一至兩名妾。聖經中亦提及這兩種類型的妾制。妾通常是奴隸或戰爭中被擄的女子（</w:t>
-      </w:r>
-      <w:hyperlink r:id="rId13">
-        <w:r>
-          <w:rPr>
-            <w:lang w:val="zh_TW" w:bidi="zh_TW"/>
-          </w:rPr>
-          <w:rPr>
-            <w:color w:val="0000EE"/>
-            <w:u w:val="single"/>
-          </w:rPr>
-          <w:t>士5:30</w:t>
-        </w:r>
-      </w:hyperlink>
-      <w:r>
-        <w:rPr>
-          <w:lang w:val="zh_TW" w:bidi="zh_TW"/>
-        </w:rPr>
-        <w:t>）。</w:t>
+        <w:t>葡萄藤或葡萄樹可產出葡萄、葡萄乾和葡萄酒。葡萄園是種植葡萄樹的園子。</w:t>
       </w:r>
     </w:p>
     <w:p>
@@ -263,7 +245,72 @@
         <w:rPr>
           <w:lang w:val="zh_TW" w:bidi="zh_TW"/>
         </w:rPr>
-        <w:t>男子選擇納妾，部分原因在於其成本較低，通常不需要支付聘禮或嫁妝。此外，納妾也能藉由增加子嗣來提升男子的社會地位。妾所生的兒女，往往在被呈交給正妻認可之後，便成為家族的一分子。妾的存在，同時也增加了家庭中的勞動力。</w:t>
+        <w:t>聖經提到的葡萄樹，既有字面上的意義，也有比喻的意義。葡萄樹可能起源於亞拉臘地區（</w:t>
+      </w:r>
+      <w:hyperlink r:id="rId13">
+        <w:r>
+          <w:rPr>
+            <w:lang w:val="zh_TW" w:bidi="zh_TW"/>
+          </w:rPr>
+          <w:rPr>
+            <w:color w:val="0000EE"/>
+            <w:u w:val="single"/>
+          </w:rPr>
+          <w:t>創9:20</w:t>
+        </w:r>
+      </w:hyperlink>
+      <w:r>
+        <w:rPr>
+          <w:lang w:val="zh_TW" w:bidi="zh_TW"/>
+        </w:rPr>
+        <w:t>）。古埃及人也有種植葡萄樹，墓葬壁畫亦有描繪酒的製作過程。迦南人曾以酒迎接亞伯拉罕（</w:t>
+      </w:r>
+      <w:hyperlink r:id="rId14">
+        <w:r>
+          <w:rPr>
+            <w:lang w:val="zh_TW" w:bidi="zh_TW"/>
+          </w:rPr>
+          <w:rPr>
+            <w:color w:val="0000EE"/>
+            <w:u w:val="single"/>
+          </w:rPr>
+          <w:t>創14:18</w:t>
+        </w:r>
+      </w:hyperlink>
+      <w:r>
+        <w:rPr>
+          <w:lang w:val="zh_TW" w:bidi="zh_TW"/>
+        </w:rPr>
+        <w:t>）。摩西曾描述應許之地的葡萄園（</w:t>
+      </w:r>
+      <w:hyperlink r:id="rId15">
+        <w:r>
+          <w:rPr>
+            <w:lang w:val="zh_TW" w:bidi="zh_TW"/>
+          </w:rPr>
+          <w:rPr>
+            <w:color w:val="0000EE"/>
+            <w:u w:val="single"/>
+          </w:rPr>
+          <w:t>申6:11</w:t>
+        </w:r>
+      </w:hyperlink>
+      <w:r>
+        <w:rPr>
+          <w:lang w:val="zh_TW" w:bidi="zh_TW"/>
+        </w:rPr>
+        <w:t>）。</w:t>
+      </w:r>
+    </w:p>
+    <w:p>
+      <w:pPr>
+        <w:pStyle w:val="Heading3"/>
+      </w:pPr>
+      <w:r>
+        <w:rPr>
+          <w:lang w:val="zh_TW" w:bidi="zh_TW"/>
+        </w:rPr>
+        <w:t>為什麼葡萄藤在聖經時代如此重要？</w:t>
       </w:r>
     </w:p>
     <w:p>
@@ -277,18 +324,36 @@
         <w:rPr>
           <w:lang w:val="zh_TW" w:bidi="zh_TW"/>
         </w:rPr>
-        <w:t>在族長時期，納妾是一種常見的社會現象（</w:t>
-      </w:r>
-      <w:hyperlink r:id="rId14">
-        <w:r>
-          <w:rPr>
-            <w:lang w:val="zh_TW" w:bidi="zh_TW"/>
-          </w:rPr>
-          <w:rPr>
-            <w:color w:val="0000EE"/>
-            <w:u w:val="single"/>
-          </w:rPr>
-          <w:t>創22:24</w:t>
+        <w:t>優質的葡萄來自山谷和平原，為希伯來人提供水果和酒，豐富他們清淡的飲食（</w:t>
+      </w:r>
+      <w:hyperlink r:id="rId16">
+        <w:r>
+          <w:rPr>
+            <w:lang w:val="zh_TW" w:bidi="zh_TW"/>
+          </w:rPr>
+          <w:rPr>
+            <w:color w:val="0000EE"/>
+            <w:u w:val="single"/>
+          </w:rPr>
+          <w:t>民13:20、24</w:t>
+        </w:r>
+      </w:hyperlink>
+      <w:r>
+        <w:rPr>
+          <w:lang w:val="zh_TW" w:bidi="zh_TW"/>
+        </w:rPr>
+        <w:t>；</w:t>
+      </w:r>
+      <w:hyperlink r:id="rId17">
+        <w:r>
+          <w:rPr>
+            <w:lang w:val="zh_TW" w:bidi="zh_TW"/>
+          </w:rPr>
+          <w:rPr>
+            <w:color w:val="0000EE"/>
+            <w:u w:val="single"/>
+          </w:rPr>
+          <w:t>士14:5</w:t>
         </w:r>
       </w:hyperlink>
       <w:r>
@@ -297,60 +362,6 @@
         </w:rPr>
         <w:t>，</w:t>
       </w:r>
-      <w:hyperlink r:id="rId15">
-        <w:r>
-          <w:rPr>
-            <w:lang w:val="zh_TW" w:bidi="zh_TW"/>
-          </w:rPr>
-          <w:rPr>
-            <w:color w:val="0000EE"/>
-            <w:u w:val="single"/>
-          </w:rPr>
-          <w:t>35:22</w:t>
-        </w:r>
-      </w:hyperlink>
-      <w:r>
-        <w:rPr>
-          <w:lang w:val="zh_TW" w:bidi="zh_TW"/>
-        </w:rPr>
-        <w:t>，</w:t>
-      </w:r>
-      <w:hyperlink r:id="rId16">
-        <w:r>
-          <w:rPr>
-            <w:lang w:val="zh_TW" w:bidi="zh_TW"/>
-          </w:rPr>
-          <w:rPr>
-            <w:color w:val="0000EE"/>
-            <w:u w:val="single"/>
-          </w:rPr>
-          <w:t>36:12</w:t>
-        </w:r>
-      </w:hyperlink>
-      <w:r>
-        <w:rPr>
-          <w:lang w:val="zh_TW" w:bidi="zh_TW"/>
-        </w:rPr>
-        <w:t>），尤其在正妻無法生育的情況下更為普遍（</w:t>
-      </w:r>
-      <w:hyperlink r:id="rId17">
-        <w:r>
-          <w:rPr>
-            <w:lang w:val="zh_TW" w:bidi="zh_TW"/>
-          </w:rPr>
-          <w:rPr>
-            <w:color w:val="0000EE"/>
-            <w:u w:val="single"/>
-          </w:rPr>
-          <w:t>創16:1–3</w:t>
-        </w:r>
-      </w:hyperlink>
-      <w:r>
-        <w:rPr>
-          <w:lang w:val="zh_TW" w:bidi="zh_TW"/>
-        </w:rPr>
-        <w:t>，</w:t>
-      </w:r>
       <w:hyperlink r:id="rId18">
         <w:r>
           <w:rPr>
@@ -360,14 +371,14 @@
             <w:color w:val="0000EE"/>
             <w:u w:val="single"/>
           </w:rPr>
-          <w:t>25:5–6</w:t>
-        </w:r>
-      </w:hyperlink>
-      <w:r>
-        <w:rPr>
-          <w:lang w:val="zh_TW" w:bidi="zh_TW"/>
-        </w:rPr>
-        <w:t>；</w:t>
+          <w:t>15:5</w:t>
+        </w:r>
+      </w:hyperlink>
+      <w:r>
+        <w:rPr>
+          <w:lang w:val="zh_TW" w:bidi="zh_TW"/>
+        </w:rPr>
+        <w:t>）。酒是他們文化的重要一環，買賣相當流行，而在以色列最後幾位國王執政期間，酒的貿易非常活躍（參</w:t>
       </w:r>
       <w:hyperlink r:id="rId19">
         <w:r>
@@ -378,14 +389,14 @@
             <w:color w:val="0000EE"/>
             <w:u w:val="single"/>
           </w:rPr>
-          <w:t>歷代志上1:32</w:t>
-        </w:r>
-      </w:hyperlink>
-      <w:r>
-        <w:rPr>
-          <w:lang w:val="zh_TW" w:bidi="zh_TW"/>
-        </w:rPr>
-        <w:t>）。妾享有一定的權利，她的子女可以被承認為家族成員，並且有繼承財產的資格。（例如，</w:t>
+          <w:t>結27:18</w:t>
+        </w:r>
+      </w:hyperlink>
+      <w:r>
+        <w:rPr>
+          <w:lang w:val="zh_TW" w:bidi="zh_TW"/>
+        </w:rPr>
+        <w:t>）。到希臘人和羅馬人統治時，這種貿易仍然流行。對於希伯來人來說，理想生活的景象是安靜地待在一處，耕種自己的土地，坐在自己的葡萄樹下（</w:t>
       </w:r>
       <w:hyperlink r:id="rId20">
         <w:r>
@@ -396,61 +407,7 @@
             <w:color w:val="0000EE"/>
             <w:u w:val="single"/>
           </w:rPr>
-          <w:t>創49:1–28</w:t>
-        </w:r>
-      </w:hyperlink>
-      <w:r>
-        <w:rPr>
-          <w:lang w:val="zh_TW" w:bidi="zh_TW"/>
-        </w:rPr>
-        <w:t>中將妾所生的兒子與正妻所生的兒子一同列入以色列十二支派之中；另見</w:t>
-      </w:r>
-      <w:hyperlink r:id="rId21">
-        <w:r>
-          <w:rPr>
-            <w:lang w:val="zh_TW" w:bidi="zh_TW"/>
-          </w:rPr>
-          <w:rPr>
-            <w:color w:val="0000EE"/>
-            <w:u w:val="single"/>
-          </w:rPr>
-          <w:t>創35:22–26</w:t>
-        </w:r>
-      </w:hyperlink>
-      <w:r>
-        <w:rPr>
-          <w:lang w:val="zh_TW" w:bidi="zh_TW"/>
-        </w:rPr>
-        <w:t>）。摩西律法並未禁止妾制，反而在關於多妻的規定中提及妾的地位（</w:t>
-      </w:r>
-      <w:hyperlink r:id="rId22">
-        <w:r>
-          <w:rPr>
-            <w:lang w:val="zh_TW" w:bidi="zh_TW"/>
-          </w:rPr>
-          <w:rPr>
-            <w:color w:val="0000EE"/>
-            <w:u w:val="single"/>
-          </w:rPr>
-          <w:t>申17:17</w:t>
-        </w:r>
-      </w:hyperlink>
-      <w:r>
-        <w:rPr>
-          <w:lang w:val="zh_TW" w:bidi="zh_TW"/>
-        </w:rPr>
-        <w:t>，</w:t>
-      </w:r>
-      <w:hyperlink r:id="rId23">
-        <w:r>
-          <w:rPr>
-            <w:lang w:val="zh_TW" w:bidi="zh_TW"/>
-          </w:rPr>
-          <w:rPr>
-            <w:color w:val="0000EE"/>
-            <w:u w:val="single"/>
-          </w:rPr>
-          <w:t>21:15–17</w:t>
+          <w:t>王上4:25</w:t>
         </w:r>
       </w:hyperlink>
       <w:r>
@@ -458,6 +415,17 @@
           <w:lang w:val="zh_TW" w:bidi="zh_TW"/>
         </w:rPr>
         <w:t>）。</w:t>
+      </w:r>
+    </w:p>
+    <w:p>
+      <w:pPr>
+        <w:pStyle w:val="Heading3"/>
+      </w:pPr>
+      <w:r>
+        <w:rPr>
+          <w:lang w:val="zh_TW" w:bidi="zh_TW"/>
+        </w:rPr>
+        <w:t>葡萄的種植與收成</w:t>
       </w:r>
     </w:p>
     <w:p>
@@ -471,7 +439,61 @@
         <w:rPr>
           <w:lang w:val="zh_TW" w:bidi="zh_TW"/>
         </w:rPr>
-        <w:t>到了士師時代，妾制仍然持續存在。基甸有一名妾（</w:t>
+        <w:t>典型的葡萄園周圍有保護園子的籬笆或圍欄。在收成的季節，守衛會待在瞭望塔看守，防止小偷偷竊農作物（</w:t>
+      </w:r>
+      <w:hyperlink r:id="rId21">
+        <w:r>
+          <w:rPr>
+            <w:lang w:val="zh_TW" w:bidi="zh_TW"/>
+          </w:rPr>
+          <w:rPr>
+            <w:color w:val="0000EE"/>
+            <w:u w:val="single"/>
+          </w:rPr>
+          <w:t>伯24:18</w:t>
+        </w:r>
+      </w:hyperlink>
+      <w:r>
+        <w:rPr>
+          <w:lang w:val="zh_TW" w:bidi="zh_TW"/>
+        </w:rPr>
+        <w:t>；</w:t>
+      </w:r>
+      <w:hyperlink r:id="rId22">
+        <w:r>
+          <w:rPr>
+            <w:lang w:val="zh_TW" w:bidi="zh_TW"/>
+          </w:rPr>
+          <w:rPr>
+            <w:color w:val="0000EE"/>
+            <w:u w:val="single"/>
+          </w:rPr>
+          <w:t>賽1:8</w:t>
+        </w:r>
+      </w:hyperlink>
+      <w:r>
+        <w:rPr>
+          <w:lang w:val="zh_TW" w:bidi="zh_TW"/>
+        </w:rPr>
+        <w:t>；</w:t>
+      </w:r>
+      <w:hyperlink r:id="rId23">
+        <w:r>
+          <w:rPr>
+            <w:lang w:val="zh_TW" w:bidi="zh_TW"/>
+          </w:rPr>
+          <w:rPr>
+            <w:color w:val="0000EE"/>
+            <w:u w:val="single"/>
+          </w:rPr>
+          <w:t>可12:1</w:t>
+        </w:r>
+      </w:hyperlink>
+      <w:r>
+        <w:rPr>
+          <w:lang w:val="zh_TW" w:bidi="zh_TW"/>
+        </w:rPr>
+        <w:t>）。葡萄藤則一行行種植在封閉的區域裡，隨著植物生長，葡萄藤沿著支架，以將結果的枝條從地面上抬起來（</w:t>
       </w:r>
       <w:hyperlink r:id="rId24">
         <w:r>
@@ -482,14 +504,14 @@
             <w:color w:val="0000EE"/>
             <w:u w:val="single"/>
           </w:rPr>
-          <w:t>士8:31</w:t>
-        </w:r>
-      </w:hyperlink>
-      <w:r>
-        <w:rPr>
-          <w:lang w:val="zh_TW" w:bidi="zh_TW"/>
-        </w:rPr>
-        <w:t>），一位利未人也有妾（</w:t>
+          <w:t>結17:6</w:t>
+        </w:r>
+      </w:hyperlink>
+      <w:r>
+        <w:rPr>
+          <w:lang w:val="zh_TW" w:bidi="zh_TW"/>
+        </w:rPr>
+        <w:t>）。葡萄園工人修剪並照料葡萄藤（</w:t>
       </w:r>
       <w:hyperlink r:id="rId25">
         <w:r>
@@ -500,14 +522,14 @@
             <w:color w:val="0000EE"/>
             <w:u w:val="single"/>
           </w:rPr>
-          <w:t>士19章</w:t>
-        </w:r>
-      </w:hyperlink>
-      <w:r>
-        <w:rPr>
-          <w:lang w:val="zh_TW" w:bidi="zh_TW"/>
-        </w:rPr>
-        <w:t>）。這名利未人的妾因遭便雅憫支派的人凌辱，引發了一場血腥的內戰（</w:t>
+          <w:t>利25:3</w:t>
+        </w:r>
+      </w:hyperlink>
+      <w:r>
+        <w:rPr>
+          <w:lang w:val="zh_TW" w:bidi="zh_TW"/>
+        </w:rPr>
+        <w:t>；</w:t>
       </w:r>
       <w:hyperlink r:id="rId26">
         <w:r>
@@ -518,176 +540,133 @@
             <w:color w:val="0000EE"/>
             <w:u w:val="single"/>
           </w:rPr>
-          <w:t>士20–21章</w:t>
-        </w:r>
-      </w:hyperlink>
-      <w:r>
-        <w:rPr>
-          <w:lang w:val="zh_TW" w:bidi="zh_TW"/>
-        </w:rPr>
-        <w:t>）。在以色列的君主時期，只有君王才負擔得起納妾的生活，例如：</w:t>
+          <w:t>賽61:5</w:t>
+        </w:r>
+      </w:hyperlink>
+      <w:r>
+        <w:rPr>
+          <w:lang w:val="zh_TW" w:bidi="zh_TW"/>
+        </w:rPr>
+        <w:t>；</w:t>
+      </w:r>
+      <w:hyperlink r:id="rId27">
+        <w:r>
+          <w:rPr>
+            <w:lang w:val="zh_TW" w:bidi="zh_TW"/>
+          </w:rPr>
+          <w:rPr>
+            <w:color w:val="0000EE"/>
+            <w:u w:val="single"/>
+          </w:rPr>
+          <w:t>珥3:10</w:t>
+        </w:r>
+      </w:hyperlink>
+      <w:r>
+        <w:rPr>
+          <w:lang w:val="zh_TW" w:bidi="zh_TW"/>
+        </w:rPr>
+        <w:t>；</w:t>
+      </w:r>
+      <w:hyperlink r:id="rId28">
+        <w:r>
+          <w:rPr>
+            <w:lang w:val="zh_TW" w:bidi="zh_TW"/>
+          </w:rPr>
+          <w:rPr>
+            <w:color w:val="0000EE"/>
+            <w:u w:val="single"/>
+          </w:rPr>
+          <w:t>約15:2</w:t>
+        </w:r>
+      </w:hyperlink>
+      <w:r>
+        <w:rPr>
+          <w:lang w:val="zh_TW" w:bidi="zh_TW"/>
+        </w:rPr>
+        <w:t>），又採摘成熟的果實並送往榨酒池（</w:t>
+      </w:r>
+      <w:hyperlink r:id="rId29">
+        <w:r>
+          <w:rPr>
+            <w:lang w:val="zh_TW" w:bidi="zh_TW"/>
+          </w:rPr>
+          <w:rPr>
+            <w:color w:val="0000EE"/>
+            <w:u w:val="single"/>
+          </w:rPr>
+          <w:t>何9:2</w:t>
+        </w:r>
+      </w:hyperlink>
+      <w:r>
+        <w:rPr>
+          <w:lang w:val="zh_TW" w:bidi="zh_TW"/>
+        </w:rPr>
+        <w:t>）。踹葡萄是一個慶祝的場合（</w:t>
+      </w:r>
+      <w:hyperlink r:id="rId30">
+        <w:r>
+          <w:rPr>
+            <w:lang w:val="zh_TW" w:bidi="zh_TW"/>
+          </w:rPr>
+          <w:rPr>
+            <w:color w:val="0000EE"/>
+            <w:u w:val="single"/>
+          </w:rPr>
+          <w:t>賽16:10</w:t>
+        </w:r>
+      </w:hyperlink>
+      <w:r>
+        <w:rPr>
+          <w:lang w:val="zh_TW" w:bidi="zh_TW"/>
+        </w:rPr>
+        <w:t>；</w:t>
+      </w:r>
+      <w:hyperlink r:id="rId31">
+        <w:r>
+          <w:rPr>
+            <w:lang w:val="zh_TW" w:bidi="zh_TW"/>
+          </w:rPr>
+          <w:rPr>
+            <w:color w:val="0000EE"/>
+            <w:u w:val="single"/>
+          </w:rPr>
+          <w:t>耶25:30</w:t>
+        </w:r>
+      </w:hyperlink>
+      <w:r>
+        <w:rPr>
+          <w:lang w:val="zh_TW" w:bidi="zh_TW"/>
+        </w:rPr>
+        <w:t>）。發酵的汁液會收集在新的羊皮袋和大型陶罐中（</w:t>
+      </w:r>
+      <w:hyperlink r:id="rId32">
+        <w:r>
+          <w:rPr>
+            <w:lang w:val="zh_TW" w:bidi="zh_TW"/>
+          </w:rPr>
+          <w:rPr>
+            <w:color w:val="0000EE"/>
+            <w:u w:val="single"/>
+          </w:rPr>
+          <w:t>太9:17</w:t>
+        </w:r>
+      </w:hyperlink>
+      <w:r>
+        <w:rPr>
+          <w:lang w:val="zh_TW" w:bidi="zh_TW"/>
+        </w:rPr>
+        <w:t>）。</w:t>
       </w:r>
     </w:p>
     <w:p>
       <w:pPr>
-        <w:pStyle w:val="ListBullet"/>
-        <w:spacing w:line="240" w:lineRule="auto"/>
-        <w:ind w:left="720"/>
-      </w:pPr>
-      <w:r>
-        <w:rPr>
-          <w:lang w:val="zh_TW" w:bidi="zh_TW"/>
-        </w:rPr>
-      </w:r>
-      <w:r>
-        <w:rPr>
-          <w:lang w:val="zh_TW" w:bidi="zh_TW"/>
-        </w:rPr>
-        <w:t>掃羅（</w:t>
-      </w:r>
-      <w:hyperlink r:id="rId27">
-        <w:r>
-          <w:rPr>
-            <w:lang w:val="zh_TW" w:bidi="zh_TW"/>
-          </w:rPr>
-          <w:rPr>
-            <w:color w:val="0000EE"/>
-            <w:u w:val="single"/>
-          </w:rPr>
-          <w:t>撒下3:7</w:t>
-        </w:r>
-      </w:hyperlink>
-      <w:r>
-        <w:rPr>
-          <w:lang w:val="zh_TW" w:bidi="zh_TW"/>
-        </w:rPr>
-        <w:t>）</w:t>
-      </w:r>
-    </w:p>
-    <w:p>
-      <w:pPr>
-        <w:pStyle w:val="ListBullet"/>
-        <w:spacing w:line="240" w:lineRule="auto"/>
-        <w:ind w:left="720"/>
-      </w:pPr>
-      <w:r>
-        <w:rPr>
-          <w:lang w:val="zh_TW" w:bidi="zh_TW"/>
-        </w:rPr>
-      </w:r>
-      <w:r>
-        <w:rPr>
-          <w:lang w:val="zh_TW" w:bidi="zh_TW"/>
-        </w:rPr>
-        <w:t>大衛（</w:t>
-      </w:r>
-      <w:hyperlink r:id="rId28">
-        <w:r>
-          <w:rPr>
-            <w:lang w:val="zh_TW" w:bidi="zh_TW"/>
-          </w:rPr>
-          <w:rPr>
-            <w:color w:val="0000EE"/>
-            <w:u w:val="single"/>
-          </w:rPr>
-          <w:t>撒下5:13</w:t>
-        </w:r>
-      </w:hyperlink>
-      <w:r>
-        <w:rPr>
-          <w:lang w:val="zh_TW" w:bidi="zh_TW"/>
-        </w:rPr>
-        <w:t>，</w:t>
-      </w:r>
-      <w:hyperlink r:id="rId29">
-        <w:r>
-          <w:rPr>
-            <w:lang w:val="zh_TW" w:bidi="zh_TW"/>
-          </w:rPr>
-          <w:rPr>
-            <w:color w:val="0000EE"/>
-            <w:u w:val="single"/>
-          </w:rPr>
-          <w:t>15:16</w:t>
-        </w:r>
-      </w:hyperlink>
-      <w:r>
-        <w:rPr>
-          <w:lang w:val="zh_TW" w:bidi="zh_TW"/>
-        </w:rPr>
-        <w:t>）</w:t>
-      </w:r>
-    </w:p>
-    <w:p>
-      <w:pPr>
-        <w:pStyle w:val="ListBullet"/>
-        <w:spacing w:line="240" w:lineRule="auto"/>
-        <w:ind w:left="720"/>
-      </w:pPr>
-      <w:r>
-        <w:rPr>
-          <w:lang w:val="zh_TW" w:bidi="zh_TW"/>
-        </w:rPr>
-      </w:r>
-      <w:r>
-        <w:rPr>
-          <w:lang w:val="zh_TW" w:bidi="zh_TW"/>
-        </w:rPr>
-        <w:t>所羅門（</w:t>
-      </w:r>
-      <w:hyperlink r:id="rId30">
-        <w:r>
-          <w:rPr>
-            <w:lang w:val="zh_TW" w:bidi="zh_TW"/>
-          </w:rPr>
-          <w:rPr>
-            <w:color w:val="0000EE"/>
-            <w:u w:val="single"/>
-          </w:rPr>
-          <w:t>王上11:3</w:t>
-        </w:r>
-      </w:hyperlink>
-      <w:r>
-        <w:rPr>
-          <w:lang w:val="zh_TW" w:bidi="zh_TW"/>
-        </w:rPr>
-        <w:t>）</w:t>
-      </w:r>
-    </w:p>
-    <w:p>
-      <w:pPr>
-        <w:pStyle w:val="ListBullet"/>
-        <w:spacing w:line="240" w:lineRule="auto"/>
-        <w:ind w:left="720"/>
-      </w:pPr>
-      <w:r>
-        <w:rPr>
-          <w:lang w:val="zh_TW" w:bidi="zh_TW"/>
-        </w:rPr>
-      </w:r>
-      <w:r>
-        <w:rPr>
-          <w:lang w:val="zh_TW" w:bidi="zh_TW"/>
-        </w:rPr>
-        <w:t>羅波安（</w:t>
-      </w:r>
-      <w:hyperlink r:id="rId31">
-        <w:r>
-          <w:rPr>
-            <w:lang w:val="zh_TW" w:bidi="zh_TW"/>
-          </w:rPr>
-          <w:rPr>
-            <w:color w:val="0000EE"/>
-            <w:u w:val="single"/>
-          </w:rPr>
-          <w:t>代下11:21</w:t>
-        </w:r>
-      </w:hyperlink>
-      <w:r>
-        <w:rPr>
-          <w:lang w:val="zh_TW" w:bidi="zh_TW"/>
-        </w:rPr>
-        <w:t>）</w:t>
+        <w:pStyle w:val="Heading3"/>
+      </w:pPr>
+      <w:r>
+        <w:rPr>
+          <w:lang w:val="zh_TW" w:bidi="zh_TW"/>
+        </w:rPr>
+        <w:t>葡萄園在日常生活中的角色</w:t>
       </w:r>
     </w:p>
     <w:p>
@@ -701,115 +680,72 @@
         <w:rPr>
           <w:lang w:val="zh_TW" w:bidi="zh_TW"/>
         </w:rPr>
-        <w:t>在同一時期的其它文化中，王室後宮也十分常見，包括：</w:t>
+        <w:t>收成葡萄的工人可以免除兵役，這點顯示葡萄對以色列經濟的重要性。稅務和債務通常以酒而非金錢支付。法律規定，窮人可以在葡萄園中，拾取遺留園中沒有被收成的葡萄，就像在麥田中拾取遺留的穀物一樣（</w:t>
+      </w:r>
+      <w:hyperlink r:id="rId33">
+        <w:r>
+          <w:rPr>
+            <w:lang w:val="zh_TW" w:bidi="zh_TW"/>
+          </w:rPr>
+          <w:rPr>
+            <w:color w:val="0000EE"/>
+            <w:u w:val="single"/>
+          </w:rPr>
+          <w:t>利19:9–10</w:t>
+        </w:r>
+      </w:hyperlink>
+      <w:r>
+        <w:rPr>
+          <w:lang w:val="zh_TW" w:bidi="zh_TW"/>
+        </w:rPr>
+        <w:t>）。不結果的葡萄藤被用來製作木炭（</w:t>
+      </w:r>
+      <w:hyperlink r:id="rId34">
+        <w:r>
+          <w:rPr>
+            <w:lang w:val="zh_TW" w:bidi="zh_TW"/>
+          </w:rPr>
+          <w:rPr>
+            <w:color w:val="0000EE"/>
+            <w:u w:val="single"/>
+          </w:rPr>
+          <w:t>結15:4</w:t>
+        </w:r>
+      </w:hyperlink>
+      <w:r>
+        <w:rPr>
+          <w:lang w:val="zh_TW" w:bidi="zh_TW"/>
+        </w:rPr>
+        <w:t>；</w:t>
+      </w:r>
+      <w:hyperlink r:id="rId35">
+        <w:r>
+          <w:rPr>
+            <w:lang w:val="zh_TW" w:bidi="zh_TW"/>
+          </w:rPr>
+          <w:rPr>
+            <w:color w:val="0000EE"/>
+            <w:u w:val="single"/>
+          </w:rPr>
+          <w:t>約15:6</w:t>
+        </w:r>
+      </w:hyperlink>
+      <w:r>
+        <w:rPr>
+          <w:lang w:val="zh_TW" w:bidi="zh_TW"/>
+        </w:rPr>
+        <w:t>）。</w:t>
       </w:r>
     </w:p>
     <w:p>
       <w:pPr>
-        <w:pStyle w:val="ListBullet"/>
-        <w:spacing w:line="240" w:lineRule="auto"/>
-        <w:ind w:left="720"/>
-      </w:pPr>
-      <w:r>
-        <w:rPr>
-          <w:lang w:val="zh_TW" w:bidi="zh_TW"/>
-        </w:rPr>
-      </w:r>
-      <w:r>
-        <w:rPr>
-          <w:lang w:val="zh_TW" w:bidi="zh_TW"/>
-        </w:rPr>
-        <w:t>埃及</w:t>
-      </w:r>
-    </w:p>
-    <w:p>
-      <w:pPr>
-        <w:pStyle w:val="ListBullet"/>
-        <w:spacing w:line="240" w:lineRule="auto"/>
-        <w:ind w:left="720"/>
-      </w:pPr>
-      <w:r>
-        <w:rPr>
-          <w:lang w:val="zh_TW" w:bidi="zh_TW"/>
-        </w:rPr>
-      </w:r>
-      <w:r>
-        <w:rPr>
-          <w:lang w:val="zh_TW" w:bidi="zh_TW"/>
-        </w:rPr>
-        <w:t>波斯（</w:t>
-      </w:r>
-      <w:hyperlink r:id="rId32">
-        <w:r>
-          <w:rPr>
-            <w:lang w:val="zh_TW" w:bidi="zh_TW"/>
-          </w:rPr>
-          <w:rPr>
-            <w:color w:val="0000EE"/>
-            <w:u w:val="single"/>
-          </w:rPr>
-          <w:t>斯2:14</w:t>
-        </w:r>
-      </w:hyperlink>
-      <w:r>
-        <w:rPr>
-          <w:lang w:val="zh_TW" w:bidi="zh_TW"/>
-        </w:rPr>
-        <w:t>）</w:t>
-      </w:r>
-    </w:p>
-    <w:p>
-      <w:pPr>
-        <w:pStyle w:val="ListBullet"/>
-        <w:spacing w:line="240" w:lineRule="auto"/>
-        <w:ind w:left="720"/>
-      </w:pPr>
-      <w:r>
-        <w:rPr>
-          <w:lang w:val="zh_TW" w:bidi="zh_TW"/>
-        </w:rPr>
-      </w:r>
-      <w:r>
-        <w:rPr>
-          <w:lang w:val="zh_TW" w:bidi="zh_TW"/>
-        </w:rPr>
-        <w:t>巴比倫 （</w:t>
-      </w:r>
-      <w:hyperlink r:id="rId33">
-        <w:r>
-          <w:rPr>
-            <w:lang w:val="zh_TW" w:bidi="zh_TW"/>
-          </w:rPr>
-          <w:rPr>
-            <w:color w:val="0000EE"/>
-            <w:u w:val="single"/>
-          </w:rPr>
-          <w:t>但5:2–3</w:t>
-        </w:r>
-      </w:hyperlink>
-      <w:r>
-        <w:rPr>
-          <w:lang w:val="zh_TW" w:bidi="zh_TW"/>
-        </w:rPr>
-        <w:t>、</w:t>
-      </w:r>
-      <w:hyperlink r:id="rId33">
-        <w:r>
-          <w:rPr>
-            <w:lang w:val="zh_TW" w:bidi="zh_TW"/>
-          </w:rPr>
-          <w:rPr>
-            <w:color w:val="0000EE"/>
-            <w:u w:val="single"/>
-          </w:rPr>
-          <w:t>23</w:t>
-        </w:r>
-      </w:hyperlink>
-      <w:r>
-        <w:rPr>
-          <w:lang w:val="zh_TW" w:bidi="zh_TW"/>
-        </w:rPr>
-        <w:t>）</w:t>
+        <w:pStyle w:val="Heading3"/>
+      </w:pPr>
+      <w:r>
+        <w:rPr>
+          <w:lang w:val="zh_TW" w:bidi="zh_TW"/>
+        </w:rPr>
+        <w:t>耶穌關於葡萄樹與酒的教導</w:t>
       </w:r>
     </w:p>
     <w:p>
@@ -823,36 +759,126 @@
         <w:rPr>
           <w:lang w:val="zh_TW" w:bidi="zh_TW"/>
         </w:rPr>
-        <w:t>儘管妾制在古代社會被廣泛接受，但兩人之間的婚姻仍被視為更理想的婚姻。妾制的出現多與追求聲望和生育更多子嗣有關，但有時也可能導致性自由（</w:t>
-      </w:r>
-      <w:hyperlink r:id="rId34">
-        <w:r>
-          <w:rPr>
-            <w:lang w:val="zh_TW" w:bidi="zh_TW"/>
-          </w:rPr>
-          <w:rPr>
-            <w:color w:val="0000EE"/>
-            <w:u w:val="single"/>
-          </w:rPr>
-          <w:t>傳2:8</w:t>
-        </w:r>
-      </w:hyperlink>
-      <w:r>
-        <w:rPr>
-          <w:lang w:val="zh_TW" w:bidi="zh_TW"/>
-        </w:rPr>
-        <w:t>）。雖然妾制在希臘與羅馬文化中普遍存在，但這種制度並不符合耶穌對婚姻的教導（</w:t>
-      </w:r>
-      <w:hyperlink r:id="rId35">
-        <w:r>
-          <w:rPr>
-            <w:lang w:val="zh_TW" w:bidi="zh_TW"/>
-          </w:rPr>
-          <w:rPr>
-            <w:color w:val="0000EE"/>
-            <w:u w:val="single"/>
-          </w:rPr>
-          <w:t>太19:1–9</w:t>
+        <w:t>耶穌經常使用葡萄園作為所講比喻的背景（</w:t>
+      </w:r>
+      <w:hyperlink r:id="rId36">
+        <w:r>
+          <w:rPr>
+            <w:lang w:val="zh_TW" w:bidi="zh_TW"/>
+          </w:rPr>
+          <w:rPr>
+            <w:color w:val="0000EE"/>
+            <w:u w:val="single"/>
+          </w:rPr>
+          <w:t>太20:1–16</w:t>
+        </w:r>
+      </w:hyperlink>
+      <w:r>
+        <w:rPr>
+          <w:lang w:val="zh_TW" w:bidi="zh_TW"/>
+        </w:rPr>
+        <w:t>，</w:t>
+      </w:r>
+      <w:hyperlink r:id="rId37">
+        <w:r>
+          <w:rPr>
+            <w:lang w:val="zh_TW" w:bidi="zh_TW"/>
+          </w:rPr>
+          <w:rPr>
+            <w:color w:val="0000EE"/>
+            <w:u w:val="single"/>
+          </w:rPr>
+          <w:t>21:28–43</w:t>
+        </w:r>
+      </w:hyperlink>
+      <w:r>
+        <w:rPr>
+          <w:lang w:val="zh_TW" w:bidi="zh_TW"/>
+        </w:rPr>
+        <w:t>；</w:t>
+      </w:r>
+      <w:hyperlink r:id="rId38">
+        <w:r>
+          <w:rPr>
+            <w:lang w:val="zh_TW" w:bidi="zh_TW"/>
+          </w:rPr>
+          <w:rPr>
+            <w:color w:val="0000EE"/>
+            <w:u w:val="single"/>
+          </w:rPr>
+          <w:t>可12:1–11</w:t>
+        </w:r>
+      </w:hyperlink>
+      <w:r>
+        <w:rPr>
+          <w:lang w:val="zh_TW" w:bidi="zh_TW"/>
+        </w:rPr>
+        <w:t>；</w:t>
+      </w:r>
+      <w:hyperlink r:id="rId39">
+        <w:r>
+          <w:rPr>
+            <w:lang w:val="zh_TW" w:bidi="zh_TW"/>
+          </w:rPr>
+          <w:rPr>
+            <w:color w:val="0000EE"/>
+            <w:u w:val="single"/>
+          </w:rPr>
+          <w:t>路13:6–9</w:t>
+        </w:r>
+      </w:hyperlink>
+      <w:r>
+        <w:rPr>
+          <w:lang w:val="zh_TW" w:bidi="zh_TW"/>
+        </w:rPr>
+        <w:t>，</w:t>
+      </w:r>
+      <w:hyperlink r:id="rId40">
+        <w:r>
+          <w:rPr>
+            <w:lang w:val="zh_TW" w:bidi="zh_TW"/>
+          </w:rPr>
+          <w:rPr>
+            <w:color w:val="0000EE"/>
+            <w:u w:val="single"/>
+          </w:rPr>
+          <w:t>20:9–18</w:t>
+        </w:r>
+      </w:hyperlink>
+      <w:r>
+        <w:rPr>
+          <w:lang w:val="zh_TW" w:bidi="zh_TW"/>
+        </w:rPr>
+        <w:t>）。當時的人普遍都知道和理解釀酒的方法。耶穌將新酒放入舊皮袋的故事，對新約聖經的聽眾來說，很容易明白（</w:t>
+      </w:r>
+      <w:hyperlink r:id="rId32">
+        <w:r>
+          <w:rPr>
+            <w:lang w:val="zh_TW" w:bidi="zh_TW"/>
+          </w:rPr>
+          <w:rPr>
+            <w:color w:val="0000EE"/>
+            <w:u w:val="single"/>
+          </w:rPr>
+          <w:t>太9:17</w:t>
+        </w:r>
+      </w:hyperlink>
+      <w:r>
+        <w:rPr>
+          <w:lang w:val="zh_TW" w:bidi="zh_TW"/>
+        </w:rPr>
+        <w:t>）。在象徵意義上，基督將自己描述為真正的葡萄樹，祂的血成為象徵聖餐的聖禮之酒（</w:t>
+      </w:r>
+      <w:hyperlink r:id="rId41">
+        <w:r>
+          <w:rPr>
+            <w:lang w:val="zh_TW" w:bidi="zh_TW"/>
+          </w:rPr>
+          <w:rPr>
+            <w:color w:val="0000EE"/>
+            <w:u w:val="single"/>
+          </w:rPr>
+          <w:t>約15:1–11</w:t>
         </w:r>
       </w:hyperlink>
       <w:r>
@@ -886,31 +912,1426 @@
         <w:rPr>
           <w:lang w:val="zh_TW" w:bidi="zh_TW"/>
         </w:rPr>
-        <w:t>民事法律和司法</w:t>
-      </w:r>
+        <w:t>農業</w:t>
+      </w:r>
+      <w:r>
+        <w:rPr>
+          <w:lang w:val="zh_TW" w:bidi="zh_TW"/>
+        </w:rPr>
+        <w:t>、</w:t>
+      </w:r>
+      <w:r>
+        <w:rPr>
+          <w:lang w:val="zh_TW" w:bidi="zh_TW"/>
+        </w:rPr>
+        <w:t>植物（藤本植物）</w:t>
+      </w:r>
+      <w:r>
+        <w:rPr>
+          <w:lang w:val="zh_TW" w:bidi="zh_TW"/>
+        </w:rPr>
+        <w:t>。</w:t>
+      </w:r>
+      <w:r>
+        <w:rPr>
+          <w:lang w:val="zh_TW" w:bidi="zh_TW"/>
+        </w:rPr>
+      </w:r>
+      <w:r>
+        <w:rPr>
+          <w:lang w:val="zh_TW" w:bidi="zh_TW"/>
+        </w:rPr>
+      </w:r>
+    </w:p>
+    <w:p>
+      <w:pPr/>
+      <w:r>
+        <w:rPr>
+          <w:lang w:val="zh_TW" w:bidi="zh_TW"/>
+        </w:rPr>
+      </w:r>
+    </w:p>
+    <w:p>
+      <w:pPr>
+        <w:pStyle w:val="Heading2"/>
+      </w:pPr>
+      <w:r>
+        <w:rPr>
+          <w:lang w:val="zh_TW" w:bidi="zh_TW"/>
+        </w:rPr>
+        <w:t>蒲式耳</w:t>
+      </w:r>
+      <w:r>
+        <w:rPr>
+          <w:lang w:val="zh_TW" w:bidi="zh_TW"/>
+        </w:rPr>
+      </w:r>
+    </w:p>
+    <w:p>
+      <w:pPr>
+        <w:pStyle w:val="ListNumber"/>
+        <w:numPr>
+          <w:ilvl w:val="0"/>
+          <w:numId w:val="14"/>
+        </w:numPr>
+        <w:spacing w:line="240" w:lineRule="auto"/>
+        <w:ind w:left="720"/>
+      </w:pPr>
+      <w:r>
+        <w:rPr>
+          <w:lang w:val="zh_TW" w:bidi="zh_TW"/>
+        </w:rPr>
+      </w:r>
+      <w:r>
+        <w:rPr>
+          <w:lang w:val="zh_TW" w:bidi="zh_TW"/>
+        </w:rPr>
+        <w:t>一個小容器（「籃子」），可以用來罩住燈（</w:t>
+      </w:r>
+      <w:hyperlink r:id="rId42">
+        <w:r>
+          <w:rPr>
+            <w:lang w:val="zh_TW" w:bidi="zh_TW"/>
+          </w:rPr>
+          <w:rPr>
+            <w:color w:val="0000EE"/>
+            <w:u w:val="single"/>
+          </w:rPr>
+          <w:t>太5:15</w:t>
+        </w:r>
+      </w:hyperlink>
       <w:r>
         <w:rPr>
           <w:lang w:val="zh_TW" w:bidi="zh_TW"/>
         </w:rPr>
         <w:t>；</w:t>
       </w:r>
-      <w:r>
-        <w:rPr>
-          <w:lang w:val="zh_TW" w:bidi="zh_TW"/>
-        </w:rPr>
-        <w:t>家庭生活和關係</w:t>
-      </w:r>
+      <w:hyperlink r:id="rId43">
+        <w:r>
+          <w:rPr>
+            <w:lang w:val="zh_TW" w:bidi="zh_TW"/>
+          </w:rPr>
+          <w:rPr>
+            <w:color w:val="0000EE"/>
+            <w:u w:val="single"/>
+          </w:rPr>
+          <w:t>可4:21</w:t>
+        </w:r>
+      </w:hyperlink>
       <w:r>
         <w:rPr>
           <w:lang w:val="zh_TW" w:bidi="zh_TW"/>
         </w:rPr>
         <w:t>；</w:t>
       </w:r>
-      <w:r>
-        <w:rPr>
-          <w:lang w:val="zh_TW" w:bidi="zh_TW"/>
-        </w:rPr>
-        <w:t>婚姻、婚姻習俗</w:t>
+      <w:hyperlink r:id="rId44">
+        <w:r>
+          <w:rPr>
+            <w:lang w:val="zh_TW" w:bidi="zh_TW"/>
+          </w:rPr>
+          <w:rPr>
+            <w:color w:val="0000EE"/>
+            <w:u w:val="single"/>
+          </w:rPr>
+          <w:t>路11:33</w:t>
+        </w:r>
+      </w:hyperlink>
+      <w:r>
+        <w:rPr>
+          <w:lang w:val="zh_TW" w:bidi="zh_TW"/>
+        </w:rPr>
+        <w:t>）。</w:t>
+      </w:r>
+      <w:r>
+        <w:rPr>
+          <w:i/>
+          <w:lang w:val="zh_TW" w:bidi="zh_TW"/>
+        </w:rPr>
+        <w:t>見</w:t>
+      </w:r>
+      <w:r>
+        <w:rPr>
+          <w:lang w:val="zh_TW" w:bidi="zh_TW"/>
+        </w:rPr>
+        <w:t xml:space="preserve"> </w:t>
+      </w:r>
+      <w:r>
+        <w:rPr>
+          <w:lang w:val="zh_TW" w:bidi="zh_TW"/>
+        </w:rPr>
+        <w:t>度量衡</w:t>
+      </w:r>
+      <w:r>
+        <w:rPr>
+          <w:lang w:val="zh_TW" w:bidi="zh_TW"/>
+        </w:rPr>
+        <w:t>。</w:t>
+      </w:r>
+    </w:p>
+    <w:p>
+      <w:pPr>
+        <w:pStyle w:val="ListNumber"/>
+        <w:spacing w:line="240" w:lineRule="auto"/>
+        <w:ind w:left="720"/>
+      </w:pPr>
+      <w:r>
+        <w:rPr>
+          <w:lang w:val="zh_TW" w:bidi="zh_TW"/>
+        </w:rPr>
+      </w:r>
+      <w:r>
+        <w:rPr>
+          <w:lang w:val="zh_TW" w:bidi="zh_TW"/>
+        </w:rPr>
+        <w:t>一種測量單位，約等於19夸脫或18公升。在希伯來文中，這稱為「伊法」。</w:t>
+      </w:r>
+      <w:r>
+        <w:rPr>
+          <w:lang w:val="zh_TW" w:bidi="zh_TW"/>
+        </w:rPr>
+      </w:r>
+      <w:r>
+        <w:rPr>
+          <w:lang w:val="zh_TW" w:bidi="zh_TW"/>
+        </w:rPr>
+      </w:r>
+    </w:p>
+    <w:p>
+      <w:pPr/>
+      <w:r>
+        <w:rPr>
+          <w:lang w:val="zh_TW" w:bidi="zh_TW"/>
+        </w:rPr>
+      </w:r>
+    </w:p>
+    <w:p>
+      <w:pPr>
+        <w:pStyle w:val="Heading2"/>
+      </w:pPr>
+      <w:r>
+        <w:rPr>
+          <w:lang w:val="zh_TW" w:bidi="zh_TW"/>
+        </w:rPr>
+        <w:t>僕人</w:t>
+      </w:r>
+      <w:r>
+        <w:rPr>
+          <w:lang w:val="zh_TW" w:bidi="zh_TW"/>
+        </w:rPr>
+      </w:r>
+    </w:p>
+    <w:p>
+      <w:pPr/>
+      <w:r>
+        <w:rPr>
+          <w:lang w:val="zh_TW" w:bidi="zh_TW"/>
+        </w:rPr>
+      </w:r>
+      <w:r>
+        <w:rPr>
+          <w:lang w:val="zh_TW" w:bidi="zh_TW"/>
+        </w:rPr>
+        <w:t>一個有義務服事主人的人，而主人會提供一定程度的保護。有些僕人（servant）是法律上的奴隸（slave），另一些則是自願的僕人。很難明確區分「僕人（servant）」、「奴隸（slave）」、「男奴（bondman）」和「女奴（bondwoman）」。希伯來文和希臘文中有多個詞被翻譯為「僕人」，但在較新的譯本中，有時會使用其它詞語。</w:t>
+      </w:r>
+    </w:p>
+    <w:p>
+      <w:pPr/>
+      <w:r>
+        <w:rPr>
+          <w:lang w:val="zh_TW" w:bidi="zh_TW"/>
+        </w:rPr>
+      </w:r>
+      <w:r>
+        <w:rPr>
+          <w:lang w:val="zh_TW" w:bidi="zh_TW"/>
+        </w:rPr>
+        <w:t>在希伯來文中，表示「少年（lad）」、「少年人（youth）」或「童子（boy）」的詞語常常也指僕人（</w:t>
+      </w:r>
+      <w:hyperlink r:id="rId45">
+        <w:r>
+          <w:rPr>
+            <w:lang w:val="zh_TW" w:bidi="zh_TW"/>
+          </w:rPr>
+          <w:rPr>
+            <w:color w:val="0000EE"/>
+            <w:u w:val="single"/>
+          </w:rPr>
+          <w:t>出33:11</w:t>
+        </w:r>
+      </w:hyperlink>
+      <w:r>
+        <w:rPr>
+          <w:lang w:val="zh_TW" w:bidi="zh_TW"/>
+        </w:rPr>
+        <w:t>；</w:t>
+      </w:r>
+      <w:hyperlink r:id="rId46">
+        <w:r>
+          <w:rPr>
+            <w:lang w:val="zh_TW" w:bidi="zh_TW"/>
+          </w:rPr>
+          <w:rPr>
+            <w:color w:val="0000EE"/>
+            <w:u w:val="single"/>
+          </w:rPr>
+          <w:t>民22:22</w:t>
+        </w:r>
+      </w:hyperlink>
+      <w:r>
+        <w:rPr>
+          <w:lang w:val="zh_TW" w:bidi="zh_TW"/>
+        </w:rPr>
+        <w:t>；</w:t>
+      </w:r>
+      <w:hyperlink r:id="rId47">
+        <w:r>
+          <w:rPr>
+            <w:lang w:val="zh_TW" w:bidi="zh_TW"/>
+          </w:rPr>
+          <w:rPr>
+            <w:color w:val="0000EE"/>
+            <w:u w:val="single"/>
+          </w:rPr>
+          <w:t>王下4:12</w:t>
+        </w:r>
+      </w:hyperlink>
+      <w:r>
+        <w:rPr>
+          <w:lang w:val="zh_TW" w:bidi="zh_TW"/>
+        </w:rPr>
+        <w:t>）。表示「生來自由的僕人（free-born servant）」的詞語通常用來指稱耶和華的僕人，如利未人（</w:t>
+      </w:r>
+      <w:hyperlink r:id="rId48">
+        <w:r>
+          <w:rPr>
+            <w:lang w:val="zh_TW" w:bidi="zh_TW"/>
+          </w:rPr>
+          <w:rPr>
+            <w:color w:val="0000EE"/>
+            <w:u w:val="single"/>
+          </w:rPr>
+          <w:t>拉8:17</w:t>
+        </w:r>
+      </w:hyperlink>
+      <w:r>
+        <w:rPr>
+          <w:lang w:val="zh_TW" w:bidi="zh_TW"/>
+        </w:rPr>
+        <w:t>；</w:t>
+      </w:r>
+      <w:hyperlink r:id="rId49">
+        <w:r>
+          <w:rPr>
+            <w:lang w:val="zh_TW" w:bidi="zh_TW"/>
+          </w:rPr>
+          <w:rPr>
+            <w:color w:val="0000EE"/>
+            <w:u w:val="single"/>
+          </w:rPr>
+          <w:t>賽61:6</w:t>
+        </w:r>
+      </w:hyperlink>
+      <w:r>
+        <w:rPr>
+          <w:lang w:val="zh_TW" w:bidi="zh_TW"/>
+        </w:rPr>
+        <w:t>；</w:t>
+      </w:r>
+      <w:hyperlink r:id="rId50">
+        <w:r>
+          <w:rPr>
+            <w:lang w:val="zh_TW" w:bidi="zh_TW"/>
+          </w:rPr>
+          <w:rPr>
+            <w:color w:val="0000EE"/>
+            <w:u w:val="single"/>
+          </w:rPr>
+          <w:t>拉44:11</w:t>
+        </w:r>
+      </w:hyperlink>
+      <w:r>
+        <w:rPr>
+          <w:lang w:val="zh_TW" w:bidi="zh_TW"/>
+        </w:rPr>
+        <w:t>）或祭司（</w:t>
+      </w:r>
+      <w:hyperlink r:id="rId51">
+        <w:r>
+          <w:rPr>
+            <w:lang w:val="zh_TW" w:bidi="zh_TW"/>
+          </w:rPr>
+          <w:rPr>
+            <w:color w:val="0000EE"/>
+            <w:u w:val="single"/>
+          </w:rPr>
+          <w:t>出28:35</w:t>
+        </w:r>
+      </w:hyperlink>
+      <w:r>
+        <w:rPr>
+          <w:lang w:val="zh_TW" w:bidi="zh_TW"/>
+        </w:rPr>
+        <w:t>；</w:t>
+      </w:r>
+      <w:hyperlink r:id="rId52">
+        <w:r>
+          <w:rPr>
+            <w:lang w:val="zh_TW" w:bidi="zh_TW"/>
+          </w:rPr>
+          <w:rPr>
+            <w:color w:val="0000EE"/>
+            <w:u w:val="single"/>
+          </w:rPr>
+          <w:t>珥1:9</w:t>
+        </w:r>
+      </w:hyperlink>
+      <w:r>
+        <w:rPr>
+          <w:lang w:val="zh_TW" w:bidi="zh_TW"/>
+        </w:rPr>
+        <w:t>，</w:t>
+      </w:r>
+      <w:hyperlink r:id="rId53">
+        <w:r>
+          <w:rPr>
+            <w:lang w:val="zh_TW" w:bidi="zh_TW"/>
+          </w:rPr>
+          <w:rPr>
+            <w:color w:val="0000EE"/>
+            <w:u w:val="single"/>
+          </w:rPr>
+          <w:t>2:17</w:t>
+        </w:r>
+      </w:hyperlink>
+      <w:r>
+        <w:rPr>
+          <w:lang w:val="zh_TW" w:bidi="zh_TW"/>
+        </w:rPr>
+        <w:t>）。有時王的臣子被稱為臣僕（</w:t>
+      </w:r>
+      <w:hyperlink r:id="rId54">
+        <w:r>
+          <w:rPr>
+            <w:lang w:val="zh_TW" w:bidi="zh_TW"/>
+          </w:rPr>
+          <w:rPr>
+            <w:color w:val="0000EE"/>
+            <w:u w:val="single"/>
+          </w:rPr>
+          <w:t>代上27:1</w:t>
+        </w:r>
+      </w:hyperlink>
+      <w:r>
+        <w:rPr>
+          <w:lang w:val="zh_TW" w:bidi="zh_TW"/>
+        </w:rPr>
+        <w:t>；</w:t>
+      </w:r>
+      <w:hyperlink r:id="rId55">
+        <w:r>
+          <w:rPr>
+            <w:lang w:val="zh_TW" w:bidi="zh_TW"/>
+          </w:rPr>
+          <w:rPr>
+            <w:color w:val="0000EE"/>
+            <w:u w:val="single"/>
+          </w:rPr>
+          <w:t>箴29:12</w:t>
+        </w:r>
+      </w:hyperlink>
+      <w:r>
+        <w:rPr>
+          <w:lang w:val="zh_TW" w:bidi="zh_TW"/>
+        </w:rPr>
+        <w:t>），在耶和華面前侍奉的天使也被稱為僕役（</w:t>
+      </w:r>
+      <w:hyperlink r:id="rId56">
+        <w:r>
+          <w:rPr>
+            <w:lang w:val="zh_TW" w:bidi="zh_TW"/>
+          </w:rPr>
+          <w:rPr>
+            <w:color w:val="0000EE"/>
+            <w:u w:val="single"/>
+          </w:rPr>
+          <w:t>詩103:21</w:t>
+        </w:r>
+      </w:hyperlink>
+      <w:r>
+        <w:rPr>
+          <w:lang w:val="zh_TW" w:bidi="zh_TW"/>
+        </w:rPr>
+        <w:t>，</w:t>
+      </w:r>
+      <w:hyperlink r:id="rId57">
+        <w:r>
+          <w:rPr>
+            <w:lang w:val="zh_TW" w:bidi="zh_TW"/>
+          </w:rPr>
+          <w:rPr>
+            <w:color w:val="0000EE"/>
+            <w:u w:val="single"/>
+          </w:rPr>
+          <w:t>104:4</w:t>
+        </w:r>
+      </w:hyperlink>
+      <w:r>
+        <w:rPr>
+          <w:lang w:val="zh_TW" w:bidi="zh_TW"/>
+        </w:rPr>
+        <w:t>）。雇傭的僕人或雇工也被視為自由人（</w:t>
+      </w:r>
+      <w:hyperlink r:id="rId58">
+        <w:r>
+          <w:rPr>
+            <w:lang w:val="zh_TW" w:bidi="zh_TW"/>
+          </w:rPr>
+          <w:rPr>
+            <w:color w:val="0000EE"/>
+            <w:u w:val="single"/>
+          </w:rPr>
+          <w:t>出12:45</w:t>
+        </w:r>
+      </w:hyperlink>
+      <w:r>
+        <w:rPr>
+          <w:lang w:val="zh_TW" w:bidi="zh_TW"/>
+        </w:rPr>
+        <w:t>；</w:t>
+      </w:r>
+      <w:hyperlink r:id="rId59">
+        <w:r>
+          <w:rPr>
+            <w:lang w:val="zh_TW" w:bidi="zh_TW"/>
+          </w:rPr>
+          <w:rPr>
+            <w:color w:val="0000EE"/>
+            <w:u w:val="single"/>
+          </w:rPr>
+          <w:t>伯7:1</w:t>
+        </w:r>
+      </w:hyperlink>
+      <w:r>
+        <w:rPr>
+          <w:lang w:val="zh_TW" w:bidi="zh_TW"/>
+        </w:rPr>
+        <w:t>；</w:t>
+      </w:r>
+      <w:hyperlink r:id="rId60">
+        <w:r>
+          <w:rPr>
+            <w:lang w:val="zh_TW" w:bidi="zh_TW"/>
+          </w:rPr>
+          <w:rPr>
+            <w:color w:val="0000EE"/>
+            <w:u w:val="single"/>
+          </w:rPr>
+          <w:t>瑪3:5</w:t>
+        </w:r>
+      </w:hyperlink>
+      <w:r>
+        <w:rPr>
+          <w:lang w:val="zh_TW" w:bidi="zh_TW"/>
+        </w:rPr>
+        <w:t>）。</w:t>
+      </w:r>
+    </w:p>
+    <w:p>
+      <w:pPr/>
+      <w:r>
+        <w:rPr>
+          <w:lang w:val="zh_TW" w:bidi="zh_TW"/>
+        </w:rPr>
+      </w:r>
+      <w:r>
+        <w:rPr>
+          <w:lang w:val="zh_TW" w:bidi="zh_TW"/>
+        </w:rPr>
+        <w:t>最常見的希伯來詞語在舊約中出現近800次，代表被束縛的奴隸（</w:t>
+      </w:r>
+      <w:hyperlink r:id="rId61">
+        <w:r>
+          <w:rPr>
+            <w:lang w:val="zh_TW" w:bidi="zh_TW"/>
+          </w:rPr>
+          <w:rPr>
+            <w:color w:val="0000EE"/>
+            <w:u w:val="single"/>
+          </w:rPr>
+          <w:t>創9:25</w:t>
+        </w:r>
+      </w:hyperlink>
+      <w:r>
+        <w:rPr>
+          <w:lang w:val="zh_TW" w:bidi="zh_TW"/>
+        </w:rPr>
+        <w:t>，</w:t>
+      </w:r>
+      <w:hyperlink r:id="rId62">
+        <w:r>
+          <w:rPr>
+            <w:lang w:val="zh_TW" w:bidi="zh_TW"/>
+          </w:rPr>
+          <w:rPr>
+            <w:color w:val="0000EE"/>
+            <w:u w:val="single"/>
+          </w:rPr>
+          <w:t>12:16</w:t>
+        </w:r>
+      </w:hyperlink>
+      <w:r>
+        <w:rPr>
+          <w:lang w:val="zh_TW" w:bidi="zh_TW"/>
+        </w:rPr>
+        <w:t>；</w:t>
+      </w:r>
+      <w:hyperlink r:id="rId63">
+        <w:r>
+          <w:rPr>
+            <w:lang w:val="zh_TW" w:bidi="zh_TW"/>
+          </w:rPr>
+          <w:rPr>
+            <w:color w:val="0000EE"/>
+            <w:u w:val="single"/>
+          </w:rPr>
+          <w:t>出20:17</w:t>
+        </w:r>
+      </w:hyperlink>
+      <w:r>
+        <w:rPr>
+          <w:lang w:val="zh_TW" w:bidi="zh_TW"/>
+        </w:rPr>
+        <w:t>；</w:t>
+      </w:r>
+      <w:hyperlink r:id="rId64">
+        <w:r>
+          <w:rPr>
+            <w:lang w:val="zh_TW" w:bidi="zh_TW"/>
+          </w:rPr>
+          <w:rPr>
+            <w:color w:val="0000EE"/>
+            <w:u w:val="single"/>
+          </w:rPr>
+          <w:t>申5:15</w:t>
+        </w:r>
+      </w:hyperlink>
+      <w:r>
+        <w:rPr>
+          <w:lang w:val="zh_TW" w:bidi="zh_TW"/>
+        </w:rPr>
+        <w:t>，</w:t>
+      </w:r>
+      <w:hyperlink r:id="rId65">
+        <w:r>
+          <w:rPr>
+            <w:lang w:val="zh_TW" w:bidi="zh_TW"/>
+          </w:rPr>
+          <w:rPr>
+            <w:color w:val="0000EE"/>
+            <w:u w:val="single"/>
+          </w:rPr>
+          <w:t>15:17</w:t>
+        </w:r>
+      </w:hyperlink>
+      <w:r>
+        <w:rPr>
+          <w:lang w:val="zh_TW" w:bidi="zh_TW"/>
+        </w:rPr>
+        <w:t>）。然而，同一個詞也被用來指有貴族地位的人，如君王的臣僕或謀士（</w:t>
+      </w:r>
+      <w:hyperlink r:id="rId66">
+        <w:r>
+          <w:rPr>
+            <w:lang w:val="zh_TW" w:bidi="zh_TW"/>
+          </w:rPr>
+          <w:rPr>
+            <w:color w:val="0000EE"/>
+            <w:u w:val="single"/>
+          </w:rPr>
+          <w:t>王下22:12</w:t>
+        </w:r>
+      </w:hyperlink>
+      <w:r>
+        <w:rPr>
+          <w:lang w:val="zh_TW" w:bidi="zh_TW"/>
+        </w:rPr>
+        <w:t>；</w:t>
+      </w:r>
+      <w:hyperlink r:id="rId67">
+        <w:r>
+          <w:rPr>
+            <w:lang w:val="zh_TW" w:bidi="zh_TW"/>
+          </w:rPr>
+          <w:rPr>
+            <w:color w:val="0000EE"/>
+            <w:u w:val="single"/>
+          </w:rPr>
+          <w:t>代下34:20</w:t>
+        </w:r>
+      </w:hyperlink>
+      <w:r>
+        <w:rPr>
+          <w:lang w:val="zh_TW" w:bidi="zh_TW"/>
+        </w:rPr>
+        <w:t>；</w:t>
+      </w:r>
+      <w:hyperlink r:id="rId68">
+        <w:r>
+          <w:rPr>
+            <w:lang w:val="zh_TW" w:bidi="zh_TW"/>
+          </w:rPr>
+          <w:rPr>
+            <w:color w:val="0000EE"/>
+            <w:u w:val="single"/>
+          </w:rPr>
+          <w:t>尼2:10</w:t>
+        </w:r>
+      </w:hyperlink>
+      <w:r>
+        <w:rPr>
+          <w:lang w:val="zh_TW" w:bidi="zh_TW"/>
+        </w:rPr>
+        <w:t>）或神的僕人（</w:t>
+      </w:r>
+      <w:hyperlink r:id="rId69">
+        <w:r>
+          <w:rPr>
+            <w:lang w:val="zh_TW" w:bidi="zh_TW"/>
+          </w:rPr>
+          <w:rPr>
+            <w:color w:val="0000EE"/>
+            <w:u w:val="single"/>
+          </w:rPr>
+          <w:t>創24:14</w:t>
+        </w:r>
+      </w:hyperlink>
+      <w:r>
+        <w:rPr>
+          <w:lang w:val="zh_TW" w:bidi="zh_TW"/>
+        </w:rPr>
+        <w:t>；</w:t>
+      </w:r>
+      <w:hyperlink r:id="rId70">
+        <w:r>
+          <w:rPr>
+            <w:lang w:val="zh_TW" w:bidi="zh_TW"/>
+          </w:rPr>
+          <w:rPr>
+            <w:color w:val="0000EE"/>
+            <w:u w:val="single"/>
+          </w:rPr>
+          <w:t>民12:7</w:t>
+        </w:r>
+      </w:hyperlink>
+      <w:r>
+        <w:rPr>
+          <w:lang w:val="zh_TW" w:bidi="zh_TW"/>
+        </w:rPr>
+        <w:t>；</w:t>
+      </w:r>
+      <w:hyperlink r:id="rId71">
+        <w:r>
+          <w:rPr>
+            <w:lang w:val="zh_TW" w:bidi="zh_TW"/>
+          </w:rPr>
+          <w:rPr>
+            <w:color w:val="0000EE"/>
+            <w:u w:val="single"/>
+          </w:rPr>
+          <w:t>書1:7</w:t>
+        </w:r>
+      </w:hyperlink>
+      <w:r>
+        <w:rPr>
+          <w:lang w:val="zh_TW" w:bidi="zh_TW"/>
+        </w:rPr>
+        <w:t>；</w:t>
+      </w:r>
+      <w:hyperlink r:id="rId72">
+        <w:r>
+          <w:rPr>
+            <w:lang w:val="zh_TW" w:bidi="zh_TW"/>
+          </w:rPr>
+          <w:rPr>
+            <w:color w:val="0000EE"/>
+            <w:u w:val="single"/>
+          </w:rPr>
+          <w:t>王下21:8</w:t>
+        </w:r>
+      </w:hyperlink>
+      <w:r>
+        <w:rPr>
+          <w:lang w:val="zh_TW" w:bidi="zh_TW"/>
+        </w:rPr>
+        <w:t>），例如「我的僕人摩西」（或大衛、以賽亞、以色列、約伯等）。其中一個最崇高的表達是「耶和華的僕人」（</w:t>
+      </w:r>
+      <w:hyperlink r:id="rId73">
+        <w:r>
+          <w:rPr>
+            <w:lang w:val="zh_TW" w:bidi="zh_TW"/>
+          </w:rPr>
+          <w:rPr>
+            <w:color w:val="0000EE"/>
+            <w:u w:val="single"/>
+          </w:rPr>
+          <w:t>申34:5</w:t>
+        </w:r>
+      </w:hyperlink>
+      <w:r>
+        <w:rPr>
+          <w:lang w:val="zh_TW" w:bidi="zh_TW"/>
+        </w:rPr>
+        <w:t>；</w:t>
+      </w:r>
+      <w:hyperlink r:id="rId74">
+        <w:r>
+          <w:rPr>
+            <w:lang w:val="zh_TW" w:bidi="zh_TW"/>
+          </w:rPr>
+          <w:rPr>
+            <w:color w:val="0000EE"/>
+            <w:u w:val="single"/>
+          </w:rPr>
+          <w:t>書1:13</w:t>
+        </w:r>
+      </w:hyperlink>
+      <w:r>
+        <w:rPr>
+          <w:lang w:val="zh_TW" w:bidi="zh_TW"/>
+        </w:rPr>
+        <w:t>，</w:t>
+      </w:r>
+      <w:hyperlink r:id="rId75">
+        <w:r>
+          <w:rPr>
+            <w:lang w:val="zh_TW" w:bidi="zh_TW"/>
+          </w:rPr>
+          <w:rPr>
+            <w:color w:val="0000EE"/>
+            <w:u w:val="single"/>
+          </w:rPr>
+          <w:t>8:31–33</w:t>
+        </w:r>
+      </w:hyperlink>
+      <w:r>
+        <w:rPr>
+          <w:lang w:val="zh_TW" w:bidi="zh_TW"/>
+        </w:rPr>
+        <w:t>；</w:t>
+      </w:r>
+      <w:hyperlink r:id="rId76">
+        <w:r>
+          <w:rPr>
+            <w:lang w:val="zh_TW" w:bidi="zh_TW"/>
+          </w:rPr>
+          <w:rPr>
+            <w:color w:val="0000EE"/>
+            <w:u w:val="single"/>
+          </w:rPr>
+          <w:t>賽49:1</w:t>
+        </w:r>
+      </w:hyperlink>
+      <w:r>
+        <w:rPr>
+          <w:lang w:val="zh_TW" w:bidi="zh_TW"/>
+        </w:rPr>
+        <w:t>–</w:t>
+      </w:r>
+      <w:hyperlink r:id="rId76">
+        <w:r>
+          <w:rPr>
+            <w:lang w:val="zh_TW" w:bidi="zh_TW"/>
+          </w:rPr>
+          <w:rPr>
+            <w:color w:val="0000EE"/>
+            <w:u w:val="single"/>
+          </w:rPr>
+          <w:t>6</w:t>
+        </w:r>
+      </w:hyperlink>
+      <w:r>
+        <w:rPr>
+          <w:lang w:val="zh_TW" w:bidi="zh_TW"/>
+        </w:rPr>
+        <w:t>，</w:t>
+      </w:r>
+      <w:hyperlink r:id="rId77">
+        <w:r>
+          <w:rPr>
+            <w:lang w:val="zh_TW" w:bidi="zh_TW"/>
+          </w:rPr>
+          <w:rPr>
+            <w:color w:val="0000EE"/>
+            <w:u w:val="single"/>
+          </w:rPr>
+          <w:t>50:4</w:t>
+        </w:r>
+      </w:hyperlink>
+      <w:r>
+        <w:rPr>
+          <w:lang w:val="zh_TW" w:bidi="zh_TW"/>
+        </w:rPr>
+        <w:t>–</w:t>
+      </w:r>
+      <w:hyperlink r:id="rId77">
+        <w:r>
+          <w:rPr>
+            <w:lang w:val="zh_TW" w:bidi="zh_TW"/>
+          </w:rPr>
+          <w:rPr>
+            <w:color w:val="0000EE"/>
+            <w:u w:val="single"/>
+          </w:rPr>
+          <w:t>9</w:t>
+        </w:r>
+      </w:hyperlink>
+      <w:r>
+        <w:rPr>
+          <w:lang w:val="zh_TW" w:bidi="zh_TW"/>
+        </w:rPr>
+        <w:t>，</w:t>
+      </w:r>
+      <w:hyperlink r:id="rId78">
+        <w:r>
+          <w:rPr>
+            <w:lang w:val="zh_TW" w:bidi="zh_TW"/>
+          </w:rPr>
+          <w:rPr>
+            <w:color w:val="0000EE"/>
+            <w:u w:val="single"/>
+          </w:rPr>
+          <w:t>52:13–53:12</w:t>
+        </w:r>
+      </w:hyperlink>
+      <w:r>
+        <w:rPr>
+          <w:lang w:val="zh_TW" w:bidi="zh_TW"/>
+        </w:rPr>
+        <w:t>）。俄巴底亞這個專有名詞的意思是「耶和華的僕人」。</w:t>
+      </w:r>
+    </w:p>
+    <w:p>
+      <w:pPr/>
+      <w:r>
+        <w:rPr>
+          <w:lang w:val="zh_TW" w:bidi="zh_TW"/>
+        </w:rPr>
+      </w:r>
+      <w:r>
+        <w:rPr>
+          <w:lang w:val="zh_TW" w:bidi="zh_TW"/>
+        </w:rPr>
+        <w:t>新約中，「僕人」有多種定義，包括雇工或傭工（</w:t>
+      </w:r>
+      <w:hyperlink r:id="rId79">
+        <w:r>
+          <w:rPr>
+            <w:lang w:val="zh_TW" w:bidi="zh_TW"/>
+          </w:rPr>
+          <w:rPr>
+            <w:color w:val="0000EE"/>
+            <w:u w:val="single"/>
+          </w:rPr>
+          <w:t>可1:20</w:t>
+        </w:r>
+      </w:hyperlink>
+      <w:r>
+        <w:rPr>
+          <w:lang w:val="zh_TW" w:bidi="zh_TW"/>
+        </w:rPr>
+        <w:t>；</w:t>
+      </w:r>
+      <w:hyperlink r:id="rId80">
+        <w:r>
+          <w:rPr>
+            <w:lang w:val="zh_TW" w:bidi="zh_TW"/>
+          </w:rPr>
+          <w:rPr>
+            <w:color w:val="0000EE"/>
+            <w:u w:val="single"/>
+          </w:rPr>
+          <w:t>路15:17</w:t>
+        </w:r>
+      </w:hyperlink>
+      <w:r>
+        <w:rPr>
+          <w:lang w:val="zh_TW" w:bidi="zh_TW"/>
+        </w:rPr>
+        <w:t>–</w:t>
+      </w:r>
+      <w:hyperlink r:id="rId80">
+        <w:r>
+          <w:rPr>
+            <w:lang w:val="zh_TW" w:bidi="zh_TW"/>
+          </w:rPr>
+          <w:rPr>
+            <w:color w:val="0000EE"/>
+            <w:u w:val="single"/>
+          </w:rPr>
+          <w:t>19</w:t>
+        </w:r>
+      </w:hyperlink>
+      <w:r>
+        <w:rPr>
+          <w:lang w:val="zh_TW" w:bidi="zh_TW"/>
+        </w:rPr>
+        <w:t>；</w:t>
+      </w:r>
+      <w:hyperlink r:id="rId81">
+        <w:r>
+          <w:rPr>
+            <w:lang w:val="zh_TW" w:bidi="zh_TW"/>
+          </w:rPr>
+          <w:rPr>
+            <w:color w:val="0000EE"/>
+            <w:u w:val="single"/>
+          </w:rPr>
+          <w:t>約10:12</w:t>
+        </w:r>
+      </w:hyperlink>
+      <w:r>
+        <w:rPr>
+          <w:lang w:val="zh_TW" w:bidi="zh_TW"/>
+        </w:rPr>
+        <w:t>–</w:t>
+      </w:r>
+      <w:hyperlink r:id="rId81">
+        <w:r>
+          <w:rPr>
+            <w:lang w:val="zh_TW" w:bidi="zh_TW"/>
+          </w:rPr>
+          <w:rPr>
+            <w:color w:val="0000EE"/>
+            <w:u w:val="single"/>
+          </w:rPr>
+          <w:t>14</w:t>
+        </w:r>
+      </w:hyperlink>
+      <w:r>
+        <w:rPr>
+          <w:lang w:val="zh_TW" w:bidi="zh_TW"/>
+        </w:rPr>
+        <w:t>），更廣泛地指奴隸（</w:t>
+      </w:r>
+      <w:hyperlink r:id="rId82">
+        <w:r>
+          <w:rPr>
+            <w:lang w:val="zh_TW" w:bidi="zh_TW"/>
+          </w:rPr>
+          <w:rPr>
+            <w:color w:val="0000EE"/>
+            <w:u w:val="single"/>
+          </w:rPr>
+          <w:t>太8:9</w:t>
+        </w:r>
+      </w:hyperlink>
+      <w:r>
+        <w:rPr>
+          <w:lang w:val="zh_TW" w:bidi="zh_TW"/>
+        </w:rPr>
+        <w:t>，</w:t>
+      </w:r>
+      <w:hyperlink r:id="rId83">
+        <w:r>
+          <w:rPr>
+            <w:lang w:val="zh_TW" w:bidi="zh_TW"/>
+          </w:rPr>
+          <w:rPr>
+            <w:color w:val="0000EE"/>
+            <w:u w:val="single"/>
+          </w:rPr>
+          <w:t>10:24</w:t>
+        </w:r>
+      </w:hyperlink>
+      <w:r>
+        <w:rPr>
+          <w:lang w:val="zh_TW" w:bidi="zh_TW"/>
+        </w:rPr>
+        <w:t>–</w:t>
+      </w:r>
+      <w:hyperlink r:id="rId83">
+        <w:r>
+          <w:rPr>
+            <w:lang w:val="zh_TW" w:bidi="zh_TW"/>
+          </w:rPr>
+          <w:rPr>
+            <w:color w:val="0000EE"/>
+            <w:u w:val="single"/>
+          </w:rPr>
+          <w:t>25</w:t>
+        </w:r>
+      </w:hyperlink>
+      <w:r>
+        <w:rPr>
+          <w:lang w:val="zh_TW" w:bidi="zh_TW"/>
+        </w:rPr>
+        <w:t>，</w:t>
+      </w:r>
+      <w:hyperlink r:id="rId84">
+        <w:r>
+          <w:rPr>
+            <w:lang w:val="zh_TW" w:bidi="zh_TW"/>
+          </w:rPr>
+          <w:rPr>
+            <w:color w:val="0000EE"/>
+            <w:u w:val="single"/>
+          </w:rPr>
+          <w:t>13:27</w:t>
+        </w:r>
+      </w:hyperlink>
+      <w:r>
+        <w:rPr>
+          <w:lang w:val="zh_TW" w:bidi="zh_TW"/>
+        </w:rPr>
+        <w:t>–</w:t>
+      </w:r>
+      <w:hyperlink r:id="rId84">
+        <w:r>
+          <w:rPr>
+            <w:lang w:val="zh_TW" w:bidi="zh_TW"/>
+          </w:rPr>
+          <w:rPr>
+            <w:color w:val="0000EE"/>
+            <w:u w:val="single"/>
+          </w:rPr>
+          <w:t>28</w:t>
+        </w:r>
+      </w:hyperlink>
+      <w:r>
+        <w:rPr>
+          <w:lang w:val="zh_TW" w:bidi="zh_TW"/>
+        </w:rPr>
+        <w:t>；</w:t>
+      </w:r>
+      <w:hyperlink r:id="rId85">
+        <w:r>
+          <w:rPr>
+            <w:lang w:val="zh_TW" w:bidi="zh_TW"/>
+          </w:rPr>
+          <w:rPr>
+            <w:color w:val="0000EE"/>
+            <w:u w:val="single"/>
+          </w:rPr>
+          <w:t>可10:44</w:t>
+        </w:r>
+      </w:hyperlink>
+      <w:r>
+        <w:rPr>
+          <w:lang w:val="zh_TW" w:bidi="zh_TW"/>
+        </w:rPr>
+        <w:t>，</w:t>
+      </w:r>
+      <w:hyperlink r:id="rId86">
+        <w:r>
+          <w:rPr>
+            <w:lang w:val="zh_TW" w:bidi="zh_TW"/>
+          </w:rPr>
+          <w:rPr>
+            <w:color w:val="0000EE"/>
+            <w:u w:val="single"/>
+          </w:rPr>
+          <w:t>12:2</w:t>
+        </w:r>
+      </w:hyperlink>
+      <w:r>
+        <w:rPr>
+          <w:lang w:val="zh_TW" w:bidi="zh_TW"/>
+        </w:rPr>
+        <w:t>–</w:t>
+      </w:r>
+      <w:hyperlink r:id="rId86">
+        <w:r>
+          <w:rPr>
+            <w:lang w:val="zh_TW" w:bidi="zh_TW"/>
+          </w:rPr>
+          <w:rPr>
+            <w:color w:val="0000EE"/>
+            <w:u w:val="single"/>
+          </w:rPr>
+          <w:t>4</w:t>
+        </w:r>
+      </w:hyperlink>
+      <w:r>
+        <w:rPr>
+          <w:lang w:val="zh_TW" w:bidi="zh_TW"/>
+        </w:rPr>
+        <w:t>；</w:t>
+      </w:r>
+      <w:hyperlink r:id="rId87">
+        <w:r>
+          <w:rPr>
+            <w:lang w:val="zh_TW" w:bidi="zh_TW"/>
+          </w:rPr>
+          <w:rPr>
+            <w:color w:val="0000EE"/>
+            <w:u w:val="single"/>
+          </w:rPr>
+          <w:t>路7:2</w:t>
+        </w:r>
+      </w:hyperlink>
+      <w:r>
+        <w:rPr>
+          <w:lang w:val="zh_TW" w:bidi="zh_TW"/>
+        </w:rPr>
+        <w:t>–</w:t>
+      </w:r>
+      <w:hyperlink r:id="rId87">
+        <w:r>
+          <w:rPr>
+            <w:lang w:val="zh_TW" w:bidi="zh_TW"/>
+          </w:rPr>
+          <w:rPr>
+            <w:color w:val="0000EE"/>
+            <w:u w:val="single"/>
+          </w:rPr>
+          <w:t>3，8</w:t>
+        </w:r>
+      </w:hyperlink>
+      <w:r>
+        <w:rPr>
+          <w:lang w:val="zh_TW" w:bidi="zh_TW"/>
+        </w:rPr>
+        <w:t>–</w:t>
+      </w:r>
+      <w:hyperlink r:id="rId87">
+        <w:r>
+          <w:rPr>
+            <w:lang w:val="zh_TW" w:bidi="zh_TW"/>
+          </w:rPr>
+          <w:rPr>
+            <w:color w:val="0000EE"/>
+            <w:u w:val="single"/>
+          </w:rPr>
+          <w:t>10</w:t>
+        </w:r>
+      </w:hyperlink>
+      <w:r>
+        <w:rPr>
+          <w:lang w:val="zh_TW" w:bidi="zh_TW"/>
+        </w:rPr>
+        <w:t>；</w:t>
+      </w:r>
+      <w:hyperlink r:id="rId88">
+        <w:r>
+          <w:rPr>
+            <w:lang w:val="zh_TW" w:bidi="zh_TW"/>
+          </w:rPr>
+          <w:rPr>
+            <w:color w:val="0000EE"/>
+            <w:u w:val="single"/>
+          </w:rPr>
+          <w:t>約4:51</w:t>
+        </w:r>
+      </w:hyperlink>
+      <w:r>
+        <w:rPr>
+          <w:lang w:val="zh_TW" w:bidi="zh_TW"/>
+        </w:rPr>
+        <w:t>，</w:t>
+      </w:r>
+      <w:hyperlink r:id="rId89">
+        <w:r>
+          <w:rPr>
+            <w:lang w:val="zh_TW" w:bidi="zh_TW"/>
+          </w:rPr>
+          <w:rPr>
+            <w:color w:val="0000EE"/>
+            <w:u w:val="single"/>
+          </w:rPr>
+          <w:t>8:34，</w:t>
+        </w:r>
+      </w:hyperlink>
+      <w:hyperlink r:id="rId90">
+        <w:r>
+          <w:rPr>
+            <w:lang w:val="zh_TW" w:bidi="zh_TW"/>
+          </w:rPr>
+          <w:rPr>
+            <w:color w:val="0000EE"/>
+            <w:u w:val="single"/>
+          </w:rPr>
+          <w:t>13:16</w:t>
+        </w:r>
+      </w:hyperlink>
+      <w:r>
+        <w:rPr>
+          <w:lang w:val="zh_TW" w:bidi="zh_TW"/>
+        </w:rPr>
+        <w:t>；</w:t>
+      </w:r>
+      <w:hyperlink r:id="rId91">
+        <w:r>
+          <w:rPr>
+            <w:lang w:val="zh_TW" w:bidi="zh_TW"/>
+          </w:rPr>
+          <w:rPr>
+            <w:color w:val="0000EE"/>
+            <w:u w:val="single"/>
+          </w:rPr>
+          <w:t>弗6:5</w:t>
+        </w:r>
+      </w:hyperlink>
+      <w:r>
+        <w:rPr>
+          <w:lang w:val="zh_TW" w:bidi="zh_TW"/>
+        </w:rPr>
+        <w:t>；</w:t>
+      </w:r>
+      <w:hyperlink r:id="rId92">
+        <w:r>
+          <w:rPr>
+            <w:lang w:val="zh_TW" w:bidi="zh_TW"/>
+          </w:rPr>
+          <w:rPr>
+            <w:color w:val="0000EE"/>
+            <w:u w:val="single"/>
+          </w:rPr>
+          <w:t>西1:7</w:t>
+        </w:r>
+      </w:hyperlink>
+      <w:r>
+        <w:rPr>
+          <w:lang w:val="zh_TW" w:bidi="zh_TW"/>
+        </w:rPr>
+        <w:t>），也包括家僕（</w:t>
+      </w:r>
+      <w:hyperlink r:id="rId93">
+        <w:r>
+          <w:rPr>
+            <w:lang w:val="zh_TW" w:bidi="zh_TW"/>
+          </w:rPr>
+          <w:rPr>
+            <w:color w:val="0000EE"/>
+            <w:u w:val="single"/>
+          </w:rPr>
+          <w:t>路16:13</w:t>
+        </w:r>
+      </w:hyperlink>
+      <w:r>
+        <w:rPr>
+          <w:lang w:val="zh_TW" w:bidi="zh_TW"/>
+        </w:rPr>
+        <w:t>）。</w:t>
+      </w:r>
+    </w:p>
+    <w:p>
+      <w:pPr/>
+      <w:r>
+        <w:rPr>
+          <w:lang w:val="zh_TW" w:bidi="zh_TW"/>
+        </w:rPr>
+      </w:r>
+      <w:r>
+        <w:rPr>
+          <w:i/>
+          <w:lang w:val="zh_TW" w:bidi="zh_TW"/>
+        </w:rPr>
+        <w:t>另見</w:t>
+      </w:r>
+      <w:r>
+        <w:rPr>
+          <w:lang w:val="zh_TW" w:bidi="zh_TW"/>
+        </w:rPr>
+        <w:t>奴隸，為奴</w:t>
+      </w:r>
+      <w:r>
+        <w:rPr>
+          <w:lang w:val="zh_TW" w:bidi="zh_TW"/>
+        </w:rPr>
+        <w:t>。</w:t>
+      </w:r>
+      <w:r>
+        <w:rPr>
+          <w:lang w:val="zh_TW" w:bidi="zh_TW"/>
+        </w:rPr>
+      </w:r>
+      <w:r>
+        <w:rPr>
+          <w:lang w:val="zh_TW" w:bidi="zh_TW"/>
+        </w:rPr>
+      </w:r>
+    </w:p>
+    <w:p>
+      <w:pPr/>
+      <w:r>
+        <w:rPr>
+          <w:lang w:val="zh_TW" w:bidi="zh_TW"/>
+        </w:rPr>
+      </w:r>
+    </w:p>
+    <w:p>
+      <w:pPr>
+        <w:pStyle w:val="Heading2"/>
+      </w:pPr>
+      <w:r>
+        <w:rPr>
+          <w:lang w:val="zh_TW" w:bidi="zh_TW"/>
+        </w:rPr>
+        <w:t>普瓦（Phuvah）</w:t>
+      </w:r>
+      <w:r>
+        <w:rPr>
+          <w:lang w:val="zh_TW" w:bidi="zh_TW"/>
+        </w:rPr>
+      </w:r>
+    </w:p>
+    <w:p>
+      <w:pPr/>
+      <w:r>
+        <w:rPr>
+          <w:lang w:val="zh_TW" w:bidi="zh_TW"/>
+        </w:rPr>
+      </w:r>
+      <w:r>
+        <w:rPr>
+          <w:lang w:val="zh_TW" w:bidi="zh_TW"/>
+        </w:rPr>
+        <w:t>某英文譯本將普瓦（Puvah）拼寫成Phuvah。普瓦是族長以薩迦的一個兒子（</w:t>
+      </w:r>
+      <w:hyperlink r:id="rId94">
+        <w:r>
+          <w:rPr>
+            <w:lang w:val="zh_TW" w:bidi="zh_TW"/>
+          </w:rPr>
+          <w:rPr>
+            <w:color w:val="0000EE"/>
+            <w:u w:val="single"/>
+          </w:rPr>
+          <w:t>創46:13</w:t>
+        </w:r>
+      </w:hyperlink>
+      <w:r>
+        <w:rPr>
+          <w:lang w:val="zh_TW" w:bidi="zh_TW"/>
+        </w:rPr>
+        <w:t>）。</w:t>
+      </w:r>
+    </w:p>
+    <w:p>
+      <w:pPr/>
+      <w:r>
+        <w:rPr>
+          <w:lang w:val="zh_TW" w:bidi="zh_TW"/>
+        </w:rPr>
+      </w:r>
+      <w:r>
+        <w:rPr>
+          <w:i/>
+          <w:lang w:val="zh_TW" w:bidi="zh_TW"/>
+        </w:rPr>
+        <w:t>見</w:t>
+      </w:r>
+      <w:r>
+        <w:rPr>
+          <w:lang w:val="zh_TW" w:bidi="zh_TW"/>
+        </w:rPr>
+        <w:t xml:space="preserve"> </w:t>
+      </w:r>
+      <w:r>
+        <w:rPr>
+          <w:lang w:val="zh_TW" w:bidi="zh_TW"/>
+        </w:rPr>
+        <w:t>普瓦</w:t>
       </w:r>
       <w:r>
         <w:rPr>
@@ -2818,6 +4239,12 @@
   </w:num>
   <w:num w:numId="13" w16cid:durableId="592781308">
     <w:abstractNumId w:val="11"/>
+  </w:num>
+  <w:num w:numId="14">
+    <w:abstractNumId w:val="3"/>
+    <w:lvlOverride w:ilvl="0">
+      <w:startOverride w:val="1"/>
+    </w:lvlOverride>
   </w:num>
   <w:numIdMacAtCleanup w:val="10"/>
 </w:numbering>

--- a/zht/docx/122.content.docx
+++ b/zht/docx/122.content.docx
@@ -149,7 +149,7 @@
         <w:rPr>
           <w:lang w:val="zh_TW" w:bidi="zh_TW"/>
         </w:rPr>
-        <w:t>pu</w:t>
+        <w:t>peng</w:t>
       </w:r>
       <w:r>
         <w:rPr>
@@ -212,7 +212,7 @@
         <w:rPr>
           <w:lang w:val="zh_TW" w:bidi="zh_TW"/>
         </w:rPr>
-        <w:t>葡萄樹與葡萄園</w:t>
+        <w:t>棚</w:t>
       </w:r>
       <w:r>
         <w:rPr>
@@ -231,21 +231,7 @@
         <w:rPr>
           <w:lang w:val="zh_TW" w:bidi="zh_TW"/>
         </w:rPr>
-        <w:t>葡萄藤或葡萄樹可產出葡萄、葡萄乾和葡萄酒。葡萄園是種植葡萄樹的園子。</w:t>
-      </w:r>
-    </w:p>
-    <w:p>
-      <w:pPr/>
-      <w:r>
-        <w:rPr>
-          <w:lang w:val="zh_TW" w:bidi="zh_TW"/>
-        </w:rPr>
-      </w:r>
-      <w:r>
-        <w:rPr>
-          <w:lang w:val="zh_TW" w:bidi="zh_TW"/>
-        </w:rPr>
-        <w:t>聖經提到的葡萄樹，既有字面上的意義，也有比喻的意義。葡萄樹可能起源於亞拉臘地區（</w:t>
+        <w:t>棚是一種用樹枝和木棍搭成的小型臨時住處或遮蔽物。當沒有永久建築可供使用時，人們就會搭棚。棚白天可以遮蔭，夜間可以抵擋露水和風（</w:t>
       </w:r>
       <w:hyperlink r:id="rId13">
         <w:r>
@@ -256,14 +242,14 @@
             <w:color w:val="0000EE"/>
             <w:u w:val="single"/>
           </w:rPr>
-          <w:t>創9:20</w:t>
+          <w:t>創33:17</w:t>
         </w:r>
       </w:hyperlink>
       <w:r>
         <w:rPr>
           <w:lang w:val="zh_TW" w:bidi="zh_TW"/>
         </w:rPr>
-        <w:t>）。古埃及人也有種植葡萄樹，墓葬壁畫亦有描繪酒的製作過程。迦南人曾以酒迎接亞伯拉罕（</w:t>
+        <w:t>；</w:t>
       </w:r>
       <w:hyperlink r:id="rId14">
         <w:r>
@@ -274,14 +260,28 @@
             <w:color w:val="0000EE"/>
             <w:u w:val="single"/>
           </w:rPr>
-          <w:t>創14:18</w:t>
+          <w:t>拿4:5</w:t>
         </w:r>
       </w:hyperlink>
       <w:r>
         <w:rPr>
           <w:lang w:val="zh_TW" w:bidi="zh_TW"/>
         </w:rPr>
-        <w:t>）。摩西曾描述應許之地的葡萄園（</w:t>
+        <w:t>）。</w:t>
+      </w:r>
+    </w:p>
+    <w:p>
+      <w:pPr/>
+      <w:r>
+        <w:rPr>
+          <w:lang w:val="zh_TW" w:bidi="zh_TW"/>
+        </w:rPr>
+      </w:r>
+      <w:r>
+        <w:rPr>
+          <w:lang w:val="zh_TW" w:bidi="zh_TW"/>
+        </w:rPr>
+        <w:t>這個詞也用於比喻，指脆弱而容易毀壞的事物。例如，這個詞在</w:t>
       </w:r>
       <w:hyperlink r:id="rId15">
         <w:r>
@@ -292,39 +292,14 @@
             <w:color w:val="0000EE"/>
             <w:u w:val="single"/>
           </w:rPr>
-          <w:t>申6:11</w:t>
+          <w:t>約伯記二十七章18節</w:t>
         </w:r>
       </w:hyperlink>
       <w:r>
         <w:rPr>
           <w:lang w:val="zh_TW" w:bidi="zh_TW"/>
         </w:rPr>
-        <w:t>）。</w:t>
-      </w:r>
-    </w:p>
-    <w:p>
-      <w:pPr>
-        <w:pStyle w:val="Heading3"/>
-      </w:pPr>
-      <w:r>
-        <w:rPr>
-          <w:lang w:val="zh_TW" w:bidi="zh_TW"/>
-        </w:rPr>
-        <w:t>為什麼葡萄藤在聖經時代如此重要？</w:t>
-      </w:r>
-    </w:p>
-    <w:p>
-      <w:pPr/>
-      <w:r>
-        <w:rPr>
-          <w:lang w:val="zh_TW" w:bidi="zh_TW"/>
-        </w:rPr>
-      </w:r>
-      <w:r>
-        <w:rPr>
-          <w:lang w:val="zh_TW" w:bidi="zh_TW"/>
-        </w:rPr>
-        <w:t>優質的葡萄來自山谷和平原，為希伯來人提供水果和酒，豐富他們清淡的飲食（</w:t>
+        <w:t>中翻譯為「棚」，在</w:t>
       </w:r>
       <w:hyperlink r:id="rId16">
         <w:r>
@@ -335,14 +310,172 @@
             <w:color w:val="0000EE"/>
             <w:u w:val="single"/>
           </w:rPr>
-          <w:t>民13:20、24</w:t>
+          <w:t>以賽亞書一章8節</w:t>
         </w:r>
       </w:hyperlink>
       <w:r>
         <w:rPr>
           <w:lang w:val="zh_TW" w:bidi="zh_TW"/>
         </w:rPr>
+        <w:t>中翻譯為「草棚」。</w:t>
+      </w:r>
+    </w:p>
+    <w:p>
+      <w:pPr/>
+      <w:r>
+        <w:rPr>
+          <w:lang w:val="zh_TW" w:bidi="zh_TW"/>
+        </w:rPr>
+      </w:r>
+      <w:r>
+        <w:rPr>
+          <w:i/>
+          <w:lang w:val="zh_TW" w:bidi="zh_TW"/>
+        </w:rPr>
+        <w:t>另見</w:t>
+      </w:r>
+      <w:r>
+        <w:rPr>
+          <w:lang w:val="zh_TW" w:bidi="zh_TW"/>
+        </w:rPr>
+        <w:t xml:space="preserve"> </w:t>
+      </w:r>
+      <w:r>
+        <w:rPr>
+          <w:lang w:val="zh_TW" w:bidi="zh_TW"/>
+        </w:rPr>
+        <w:t>以色列的筵席和節期</w:t>
+      </w:r>
+      <w:r>
+        <w:rPr>
+          <w:lang w:val="zh_TW" w:bidi="zh_TW"/>
+        </w:rPr>
         <w:t>；</w:t>
+      </w:r>
+      <w:r>
+        <w:rPr>
+          <w:lang w:val="zh_TW" w:bidi="zh_TW"/>
+        </w:rPr>
+        <w:t>行宮</w:t>
+      </w:r>
+      <w:r>
+        <w:rPr>
+          <w:lang w:val="zh_TW" w:bidi="zh_TW"/>
+        </w:rPr>
+        <w:t>。</w:t>
+      </w:r>
+      <w:r>
+        <w:rPr>
+          <w:lang w:val="zh_TW" w:bidi="zh_TW"/>
+        </w:rPr>
+      </w:r>
+      <w:r>
+        <w:rPr>
+          <w:lang w:val="zh_TW" w:bidi="zh_TW"/>
+        </w:rPr>
+      </w:r>
+    </w:p>
+    <w:p>
+      <w:pPr/>
+      <w:r>
+        <w:rPr>
+          <w:lang w:val="zh_TW" w:bidi="zh_TW"/>
+        </w:rPr>
+      </w:r>
+    </w:p>
+    <w:p>
+      <w:pPr>
+        <w:pStyle w:val="Heading2"/>
+      </w:pPr>
+      <w:r>
+        <w:rPr>
+          <w:lang w:val="zh_TW" w:bidi="zh_TW"/>
+        </w:rPr>
+        <w:t>棚子</w:t>
+      </w:r>
+      <w:r>
+        <w:rPr>
+          <w:lang w:val="zh_TW" w:bidi="zh_TW"/>
+        </w:rPr>
+      </w:r>
+    </w:p>
+    <w:p>
+      <w:pPr/>
+      <w:r>
+        <w:rPr>
+          <w:lang w:val="zh_TW" w:bidi="zh_TW"/>
+        </w:rPr>
+      </w:r>
+      <w:r>
+        <w:rPr>
+          <w:lang w:val="zh_TW" w:bidi="zh_TW"/>
+        </w:rPr>
+        <w:t>在較早期的聖經譯本中，英文pavilion這個詞語有時是用來描述遮蔽物或庇護所。這個詞通常用來翻譯兩個希伯來文詞語：</w:t>
+      </w:r>
+      <w:r>
+        <w:rPr>
+          <w:i/>
+          <w:lang w:val="zh_TW" w:bidi="zh_TW"/>
+        </w:rPr>
+        <w:t>sukkah</w:t>
+      </w:r>
+      <w:r>
+        <w:rPr>
+          <w:lang w:val="zh_TW" w:bidi="zh_TW"/>
+        </w:rPr>
+        <w:t>和</w:t>
+      </w:r>
+      <w:r>
+        <w:rPr>
+          <w:i/>
+          <w:lang w:val="zh_TW" w:bidi="zh_TW"/>
+        </w:rPr>
+        <w:t>sokoh</w:t>
+      </w:r>
+      <w:r>
+        <w:rPr>
+          <w:lang w:val="zh_TW" w:bidi="zh_TW"/>
+        </w:rPr>
+        <w:t>。這些詞語是指簡單的遮蔽物，例如棚子、帳棚、茅屋或洞穴。</w:t>
+      </w:r>
+    </w:p>
+    <w:p>
+      <w:pPr/>
+      <w:r>
+        <w:rPr>
+          <w:lang w:val="zh_TW" w:bidi="zh_TW"/>
+        </w:rPr>
+      </w:r>
+      <w:r>
+        <w:rPr>
+          <w:i/>
+          <w:lang w:val="zh_TW" w:bidi="zh_TW"/>
+        </w:rPr>
+        <w:t>sukkah</w:t>
+      </w:r>
+      <w:r>
+        <w:rPr>
+          <w:lang w:val="zh_TW" w:bidi="zh_TW"/>
+        </w:rPr>
+        <w:t>這個詞也譯為「棚」（</w:t>
+      </w:r>
+      <w:hyperlink r:id="rId13">
+        <w:r>
+          <w:rPr>
+            <w:lang w:val="zh_TW" w:bidi="zh_TW"/>
+          </w:rPr>
+          <w:rPr>
+            <w:color w:val="0000EE"/>
+            <w:u w:val="single"/>
+          </w:rPr>
+          <w:t>創33:17</w:t>
+        </w:r>
+      </w:hyperlink>
+      <w:r>
+        <w:rPr>
+          <w:lang w:val="zh_TW" w:bidi="zh_TW"/>
+        </w:rPr>
+        <w:t>）、住棚節中的「棚」（</w:t>
       </w:r>
       <w:hyperlink r:id="rId17">
         <w:r>
@@ -353,14 +486,14 @@
             <w:color w:val="0000EE"/>
             <w:u w:val="single"/>
           </w:rPr>
-          <w:t>士14:5</w:t>
+          <w:t>利23:34</w:t>
         </w:r>
       </w:hyperlink>
       <w:r>
         <w:rPr>
           <w:lang w:val="zh_TW" w:bidi="zh_TW"/>
         </w:rPr>
-        <w:t>，</w:t>
+        <w:t>）和「棚」（</w:t>
       </w:r>
       <w:hyperlink r:id="rId18">
         <w:r>
@@ -371,14 +504,27 @@
             <w:color w:val="0000EE"/>
             <w:u w:val="single"/>
           </w:rPr>
-          <w:t>15:5</w:t>
+          <w:t>撒下11:11</w:t>
         </w:r>
       </w:hyperlink>
       <w:r>
         <w:rPr>
           <w:lang w:val="zh_TW" w:bidi="zh_TW"/>
         </w:rPr>
-        <w:t>）。酒是他們文化的重要一環，買賣相當流行，而在以色列最後幾位國王執政期間，酒的貿易非常活躍（參</w:t>
+        <w:t>）。</w:t>
+      </w:r>
+      <w:r>
+        <w:rPr>
+          <w:i/>
+          <w:lang w:val="zh_TW" w:bidi="zh_TW"/>
+        </w:rPr>
+        <w:t>sokoh</w:t>
+      </w:r>
+      <w:r>
+        <w:rPr>
+          <w:lang w:val="zh_TW" w:bidi="zh_TW"/>
+        </w:rPr>
+        <w:t>的其它譯法包括「洞」（</w:t>
       </w:r>
       <w:hyperlink r:id="rId19">
         <w:r>
@@ -389,14 +535,14 @@
             <w:color w:val="0000EE"/>
             <w:u w:val="single"/>
           </w:rPr>
-          <w:t>結27:18</w:t>
+          <w:t>詩10:9</w:t>
         </w:r>
       </w:hyperlink>
       <w:r>
         <w:rPr>
           <w:lang w:val="zh_TW" w:bidi="zh_TW"/>
         </w:rPr>
-        <w:t>）。到希臘人和羅馬人統治時，這種貿易仍然流行。對於希伯來人來說，理想生活的景象是安靜地待在一處，耕種自己的土地，坐在自己的葡萄樹下（</w:t>
+        <w:t>）、「帳幕」（</w:t>
       </w:r>
       <w:hyperlink r:id="rId20">
         <w:r>
@@ -407,39 +553,14 @@
             <w:color w:val="0000EE"/>
             <w:u w:val="single"/>
           </w:rPr>
-          <w:t>王上4:25</w:t>
+          <w:t>76:2</w:t>
         </w:r>
       </w:hyperlink>
       <w:r>
         <w:rPr>
           <w:lang w:val="zh_TW" w:bidi="zh_TW"/>
         </w:rPr>
-        <w:t>）。</w:t>
-      </w:r>
-    </w:p>
-    <w:p>
-      <w:pPr>
-        <w:pStyle w:val="Heading3"/>
-      </w:pPr>
-      <w:r>
-        <w:rPr>
-          <w:lang w:val="zh_TW" w:bidi="zh_TW"/>
-        </w:rPr>
-        <w:t>葡萄的種植與收成</w:t>
-      </w:r>
-    </w:p>
-    <w:p>
-      <w:pPr/>
-      <w:r>
-        <w:rPr>
-          <w:lang w:val="zh_TW" w:bidi="zh_TW"/>
-        </w:rPr>
-      </w:r>
-      <w:r>
-        <w:rPr>
-          <w:lang w:val="zh_TW" w:bidi="zh_TW"/>
-        </w:rPr>
-        <w:t>典型的葡萄園周圍有保護園子的籬笆或圍欄。在收成的季節，守衛會待在瞭望塔看守，防止小偷偷竊農作物（</w:t>
+        <w:t>）和「隱密處」（</w:t>
       </w:r>
       <w:hyperlink r:id="rId21">
         <w:r>
@@ -450,14 +571,28 @@
             <w:color w:val="0000EE"/>
             <w:u w:val="single"/>
           </w:rPr>
-          <w:t>伯24:18</w:t>
+          <w:t>耶25:38</w:t>
         </w:r>
       </w:hyperlink>
       <w:r>
         <w:rPr>
           <w:lang w:val="zh_TW" w:bidi="zh_TW"/>
         </w:rPr>
-        <w:t>；</w:t>
+        <w:t>）。</w:t>
+      </w:r>
+    </w:p>
+    <w:p>
+      <w:pPr/>
+      <w:r>
+        <w:rPr>
+          <w:lang w:val="zh_TW" w:bidi="zh_TW"/>
+        </w:rPr>
+      </w:r>
+      <w:r>
+        <w:rPr>
+          <w:lang w:val="zh_TW" w:bidi="zh_TW"/>
+        </w:rPr>
+        <w:t>在</w:t>
       </w:r>
       <w:hyperlink r:id="rId22">
         <w:r>
@@ -468,14 +603,28 @@
             <w:color w:val="0000EE"/>
             <w:u w:val="single"/>
           </w:rPr>
-          <w:t>賽1:8</w:t>
+          <w:t>列王紀上二十章16節</w:t>
         </w:r>
       </w:hyperlink>
       <w:r>
         <w:rPr>
           <w:lang w:val="zh_TW" w:bidi="zh_TW"/>
         </w:rPr>
-        <w:t>；</w:t>
+        <w:t>，一些英文譯本用pavilions（帳幕）描述便‧哈達王和他臣僕所在的帳棚。當亞哈王攻擊他們時，他們正在帳幕裡飲酒。其它譯本則譯為「棚子」、「臨時居所」、「營房」或直接譯為「帳棚」。</w:t>
+      </w:r>
+    </w:p>
+    <w:p>
+      <w:pPr/>
+      <w:r>
+        <w:rPr>
+          <w:lang w:val="zh_TW" w:bidi="zh_TW"/>
+        </w:rPr>
+      </w:r>
+      <w:r>
+        <w:rPr>
+          <w:lang w:val="zh_TW" w:bidi="zh_TW"/>
+        </w:rPr>
+        <w:t>詩篇也以詩歌的方式使用「棚子」這個意象。在</w:t>
       </w:r>
       <w:hyperlink r:id="rId23">
         <w:r>
@@ -486,14 +635,14 @@
             <w:color w:val="0000EE"/>
             <w:u w:val="single"/>
           </w:rPr>
-          <w:t>可12:1</w:t>
+          <w:t>詩篇二十七篇5節</w:t>
         </w:r>
       </w:hyperlink>
       <w:r>
         <w:rPr>
           <w:lang w:val="zh_TW" w:bidi="zh_TW"/>
         </w:rPr>
-        <w:t>）。葡萄藤則一行行種植在封閉的區域裡，隨著植物生長，葡萄藤沿著支架，以將結果的枝條從地面上抬起來（</w:t>
+        <w:t>和</w:t>
       </w:r>
       <w:hyperlink r:id="rId24">
         <w:r>
@@ -504,14 +653,14 @@
             <w:color w:val="0000EE"/>
             <w:u w:val="single"/>
           </w:rPr>
-          <w:t>結17:6</w:t>
+          <w:t>三十一篇20節</w:t>
         </w:r>
       </w:hyperlink>
       <w:r>
         <w:rPr>
           <w:lang w:val="zh_TW" w:bidi="zh_TW"/>
         </w:rPr>
-        <w:t>）。葡萄園工人修剪並照料葡萄藤（</w:t>
+        <w:t>詩人說神賜下特別的保護。這種保護好像一個亭子，使人可以躲避危險。</w:t>
       </w:r>
       <w:hyperlink r:id="rId25">
         <w:r>
@@ -522,1822 +671,14 @@
             <w:color w:val="0000EE"/>
             <w:u w:val="single"/>
           </w:rPr>
-          <w:t>利25:3</w:t>
+          <w:t>詩篇十八篇11節</w:t>
         </w:r>
       </w:hyperlink>
       <w:r>
         <w:rPr>
           <w:lang w:val="zh_TW" w:bidi="zh_TW"/>
         </w:rPr>
-        <w:t>；</w:t>
-      </w:r>
-      <w:hyperlink r:id="rId26">
-        <w:r>
-          <w:rPr>
-            <w:lang w:val="zh_TW" w:bidi="zh_TW"/>
-          </w:rPr>
-          <w:rPr>
-            <w:color w:val="0000EE"/>
-            <w:u w:val="single"/>
-          </w:rPr>
-          <w:t>賽61:5</w:t>
-        </w:r>
-      </w:hyperlink>
-      <w:r>
-        <w:rPr>
-          <w:lang w:val="zh_TW" w:bidi="zh_TW"/>
-        </w:rPr>
-        <w:t>；</w:t>
-      </w:r>
-      <w:hyperlink r:id="rId27">
-        <w:r>
-          <w:rPr>
-            <w:lang w:val="zh_TW" w:bidi="zh_TW"/>
-          </w:rPr>
-          <w:rPr>
-            <w:color w:val="0000EE"/>
-            <w:u w:val="single"/>
-          </w:rPr>
-          <w:t>珥3:10</w:t>
-        </w:r>
-      </w:hyperlink>
-      <w:r>
-        <w:rPr>
-          <w:lang w:val="zh_TW" w:bidi="zh_TW"/>
-        </w:rPr>
-        <w:t>；</w:t>
-      </w:r>
-      <w:hyperlink r:id="rId28">
-        <w:r>
-          <w:rPr>
-            <w:lang w:val="zh_TW" w:bidi="zh_TW"/>
-          </w:rPr>
-          <w:rPr>
-            <w:color w:val="0000EE"/>
-            <w:u w:val="single"/>
-          </w:rPr>
-          <w:t>約15:2</w:t>
-        </w:r>
-      </w:hyperlink>
-      <w:r>
-        <w:rPr>
-          <w:lang w:val="zh_TW" w:bidi="zh_TW"/>
-        </w:rPr>
-        <w:t>），又採摘成熟的果實並送往榨酒池（</w:t>
-      </w:r>
-      <w:hyperlink r:id="rId29">
-        <w:r>
-          <w:rPr>
-            <w:lang w:val="zh_TW" w:bidi="zh_TW"/>
-          </w:rPr>
-          <w:rPr>
-            <w:color w:val="0000EE"/>
-            <w:u w:val="single"/>
-          </w:rPr>
-          <w:t>何9:2</w:t>
-        </w:r>
-      </w:hyperlink>
-      <w:r>
-        <w:rPr>
-          <w:lang w:val="zh_TW" w:bidi="zh_TW"/>
-        </w:rPr>
-        <w:t>）。踹葡萄是一個慶祝的場合（</w:t>
-      </w:r>
-      <w:hyperlink r:id="rId30">
-        <w:r>
-          <w:rPr>
-            <w:lang w:val="zh_TW" w:bidi="zh_TW"/>
-          </w:rPr>
-          <w:rPr>
-            <w:color w:val="0000EE"/>
-            <w:u w:val="single"/>
-          </w:rPr>
-          <w:t>賽16:10</w:t>
-        </w:r>
-      </w:hyperlink>
-      <w:r>
-        <w:rPr>
-          <w:lang w:val="zh_TW" w:bidi="zh_TW"/>
-        </w:rPr>
-        <w:t>；</w:t>
-      </w:r>
-      <w:hyperlink r:id="rId31">
-        <w:r>
-          <w:rPr>
-            <w:lang w:val="zh_TW" w:bidi="zh_TW"/>
-          </w:rPr>
-          <w:rPr>
-            <w:color w:val="0000EE"/>
-            <w:u w:val="single"/>
-          </w:rPr>
-          <w:t>耶25:30</w:t>
-        </w:r>
-      </w:hyperlink>
-      <w:r>
-        <w:rPr>
-          <w:lang w:val="zh_TW" w:bidi="zh_TW"/>
-        </w:rPr>
-        <w:t>）。發酵的汁液會收集在新的羊皮袋和大型陶罐中（</w:t>
-      </w:r>
-      <w:hyperlink r:id="rId32">
-        <w:r>
-          <w:rPr>
-            <w:lang w:val="zh_TW" w:bidi="zh_TW"/>
-          </w:rPr>
-          <w:rPr>
-            <w:color w:val="0000EE"/>
-            <w:u w:val="single"/>
-          </w:rPr>
-          <w:t>太9:17</w:t>
-        </w:r>
-      </w:hyperlink>
-      <w:r>
-        <w:rPr>
-          <w:lang w:val="zh_TW" w:bidi="zh_TW"/>
-        </w:rPr>
-        <w:t>）。</w:t>
-      </w:r>
-    </w:p>
-    <w:p>
-      <w:pPr>
-        <w:pStyle w:val="Heading3"/>
-      </w:pPr>
-      <w:r>
-        <w:rPr>
-          <w:lang w:val="zh_TW" w:bidi="zh_TW"/>
-        </w:rPr>
-        <w:t>葡萄園在日常生活中的角色</w:t>
-      </w:r>
-    </w:p>
-    <w:p>
-      <w:pPr/>
-      <w:r>
-        <w:rPr>
-          <w:lang w:val="zh_TW" w:bidi="zh_TW"/>
-        </w:rPr>
-      </w:r>
-      <w:r>
-        <w:rPr>
-          <w:lang w:val="zh_TW" w:bidi="zh_TW"/>
-        </w:rPr>
-        <w:t>收成葡萄的工人可以免除兵役，這點顯示葡萄對以色列經濟的重要性。稅務和債務通常以酒而非金錢支付。法律規定，窮人可以在葡萄園中，拾取遺留園中沒有被收成的葡萄，就像在麥田中拾取遺留的穀物一樣（</w:t>
-      </w:r>
-      <w:hyperlink r:id="rId33">
-        <w:r>
-          <w:rPr>
-            <w:lang w:val="zh_TW" w:bidi="zh_TW"/>
-          </w:rPr>
-          <w:rPr>
-            <w:color w:val="0000EE"/>
-            <w:u w:val="single"/>
-          </w:rPr>
-          <w:t>利19:9–10</w:t>
-        </w:r>
-      </w:hyperlink>
-      <w:r>
-        <w:rPr>
-          <w:lang w:val="zh_TW" w:bidi="zh_TW"/>
-        </w:rPr>
-        <w:t>）。不結果的葡萄藤被用來製作木炭（</w:t>
-      </w:r>
-      <w:hyperlink r:id="rId34">
-        <w:r>
-          <w:rPr>
-            <w:lang w:val="zh_TW" w:bidi="zh_TW"/>
-          </w:rPr>
-          <w:rPr>
-            <w:color w:val="0000EE"/>
-            <w:u w:val="single"/>
-          </w:rPr>
-          <w:t>結15:4</w:t>
-        </w:r>
-      </w:hyperlink>
-      <w:r>
-        <w:rPr>
-          <w:lang w:val="zh_TW" w:bidi="zh_TW"/>
-        </w:rPr>
-        <w:t>；</w:t>
-      </w:r>
-      <w:hyperlink r:id="rId35">
-        <w:r>
-          <w:rPr>
-            <w:lang w:val="zh_TW" w:bidi="zh_TW"/>
-          </w:rPr>
-          <w:rPr>
-            <w:color w:val="0000EE"/>
-            <w:u w:val="single"/>
-          </w:rPr>
-          <w:t>約15:6</w:t>
-        </w:r>
-      </w:hyperlink>
-      <w:r>
-        <w:rPr>
-          <w:lang w:val="zh_TW" w:bidi="zh_TW"/>
-        </w:rPr>
-        <w:t>）。</w:t>
-      </w:r>
-    </w:p>
-    <w:p>
-      <w:pPr>
-        <w:pStyle w:val="Heading3"/>
-      </w:pPr>
-      <w:r>
-        <w:rPr>
-          <w:lang w:val="zh_TW" w:bidi="zh_TW"/>
-        </w:rPr>
-        <w:t>耶穌關於葡萄樹與酒的教導</w:t>
-      </w:r>
-    </w:p>
-    <w:p>
-      <w:pPr/>
-      <w:r>
-        <w:rPr>
-          <w:lang w:val="zh_TW" w:bidi="zh_TW"/>
-        </w:rPr>
-      </w:r>
-      <w:r>
-        <w:rPr>
-          <w:lang w:val="zh_TW" w:bidi="zh_TW"/>
-        </w:rPr>
-        <w:t>耶穌經常使用葡萄園作為所講比喻的背景（</w:t>
-      </w:r>
-      <w:hyperlink r:id="rId36">
-        <w:r>
-          <w:rPr>
-            <w:lang w:val="zh_TW" w:bidi="zh_TW"/>
-          </w:rPr>
-          <w:rPr>
-            <w:color w:val="0000EE"/>
-            <w:u w:val="single"/>
-          </w:rPr>
-          <w:t>太20:1–16</w:t>
-        </w:r>
-      </w:hyperlink>
-      <w:r>
-        <w:rPr>
-          <w:lang w:val="zh_TW" w:bidi="zh_TW"/>
-        </w:rPr>
-        <w:t>，</w:t>
-      </w:r>
-      <w:hyperlink r:id="rId37">
-        <w:r>
-          <w:rPr>
-            <w:lang w:val="zh_TW" w:bidi="zh_TW"/>
-          </w:rPr>
-          <w:rPr>
-            <w:color w:val="0000EE"/>
-            <w:u w:val="single"/>
-          </w:rPr>
-          <w:t>21:28–43</w:t>
-        </w:r>
-      </w:hyperlink>
-      <w:r>
-        <w:rPr>
-          <w:lang w:val="zh_TW" w:bidi="zh_TW"/>
-        </w:rPr>
-        <w:t>；</w:t>
-      </w:r>
-      <w:hyperlink r:id="rId38">
-        <w:r>
-          <w:rPr>
-            <w:lang w:val="zh_TW" w:bidi="zh_TW"/>
-          </w:rPr>
-          <w:rPr>
-            <w:color w:val="0000EE"/>
-            <w:u w:val="single"/>
-          </w:rPr>
-          <w:t>可12:1–11</w:t>
-        </w:r>
-      </w:hyperlink>
-      <w:r>
-        <w:rPr>
-          <w:lang w:val="zh_TW" w:bidi="zh_TW"/>
-        </w:rPr>
-        <w:t>；</w:t>
-      </w:r>
-      <w:hyperlink r:id="rId39">
-        <w:r>
-          <w:rPr>
-            <w:lang w:val="zh_TW" w:bidi="zh_TW"/>
-          </w:rPr>
-          <w:rPr>
-            <w:color w:val="0000EE"/>
-            <w:u w:val="single"/>
-          </w:rPr>
-          <w:t>路13:6–9</w:t>
-        </w:r>
-      </w:hyperlink>
-      <w:r>
-        <w:rPr>
-          <w:lang w:val="zh_TW" w:bidi="zh_TW"/>
-        </w:rPr>
-        <w:t>，</w:t>
-      </w:r>
-      <w:hyperlink r:id="rId40">
-        <w:r>
-          <w:rPr>
-            <w:lang w:val="zh_TW" w:bidi="zh_TW"/>
-          </w:rPr>
-          <w:rPr>
-            <w:color w:val="0000EE"/>
-            <w:u w:val="single"/>
-          </w:rPr>
-          <w:t>20:9–18</w:t>
-        </w:r>
-      </w:hyperlink>
-      <w:r>
-        <w:rPr>
-          <w:lang w:val="zh_TW" w:bidi="zh_TW"/>
-        </w:rPr>
-        <w:t>）。當時的人普遍都知道和理解釀酒的方法。耶穌將新酒放入舊皮袋的故事，對新約聖經的聽眾來說，很容易明白（</w:t>
-      </w:r>
-      <w:hyperlink r:id="rId32">
-        <w:r>
-          <w:rPr>
-            <w:lang w:val="zh_TW" w:bidi="zh_TW"/>
-          </w:rPr>
-          <w:rPr>
-            <w:color w:val="0000EE"/>
-            <w:u w:val="single"/>
-          </w:rPr>
-          <w:t>太9:17</w:t>
-        </w:r>
-      </w:hyperlink>
-      <w:r>
-        <w:rPr>
-          <w:lang w:val="zh_TW" w:bidi="zh_TW"/>
-        </w:rPr>
-        <w:t>）。在象徵意義上，基督將自己描述為真正的葡萄樹，祂的血成為象徵聖餐的聖禮之酒（</w:t>
-      </w:r>
-      <w:hyperlink r:id="rId41">
-        <w:r>
-          <w:rPr>
-            <w:lang w:val="zh_TW" w:bidi="zh_TW"/>
-          </w:rPr>
-          <w:rPr>
-            <w:color w:val="0000EE"/>
-            <w:u w:val="single"/>
-          </w:rPr>
-          <w:t>約15:1–11</w:t>
-        </w:r>
-      </w:hyperlink>
-      <w:r>
-        <w:rPr>
-          <w:lang w:val="zh_TW" w:bidi="zh_TW"/>
-        </w:rPr>
-        <w:t>）。</w:t>
-      </w:r>
-    </w:p>
-    <w:p>
-      <w:pPr/>
-      <w:r>
-        <w:rPr>
-          <w:lang w:val="zh_TW" w:bidi="zh_TW"/>
-        </w:rPr>
-      </w:r>
-      <w:r>
-        <w:rPr>
-          <w:i/>
-          <w:lang w:val="zh_TW" w:bidi="zh_TW"/>
-        </w:rPr>
-        <w:t>另見</w:t>
-      </w:r>
-      <w:r>
-        <w:rPr>
-          <w:lang w:val="zh_TW" w:bidi="zh_TW"/>
-        </w:rPr>
-        <w:t xml:space="preserve"> </w:t>
-      </w:r>
-      <w:r>
-        <w:rPr>
-          <w:lang w:val="zh_TW" w:bidi="zh_TW"/>
-        </w:rPr>
-        <w:t>農業</w:t>
-      </w:r>
-      <w:r>
-        <w:rPr>
-          <w:lang w:val="zh_TW" w:bidi="zh_TW"/>
-        </w:rPr>
-        <w:t>、</w:t>
-      </w:r>
-      <w:r>
-        <w:rPr>
-          <w:lang w:val="zh_TW" w:bidi="zh_TW"/>
-        </w:rPr>
-        <w:t>植物（藤本植物）</w:t>
-      </w:r>
-      <w:r>
-        <w:rPr>
-          <w:lang w:val="zh_TW" w:bidi="zh_TW"/>
-        </w:rPr>
-        <w:t>。</w:t>
-      </w:r>
-      <w:r>
-        <w:rPr>
-          <w:lang w:val="zh_TW" w:bidi="zh_TW"/>
-        </w:rPr>
-      </w:r>
-      <w:r>
-        <w:rPr>
-          <w:lang w:val="zh_TW" w:bidi="zh_TW"/>
-        </w:rPr>
-      </w:r>
-    </w:p>
-    <w:p>
-      <w:pPr/>
-      <w:r>
-        <w:rPr>
-          <w:lang w:val="zh_TW" w:bidi="zh_TW"/>
-        </w:rPr>
-      </w:r>
-    </w:p>
-    <w:p>
-      <w:pPr>
-        <w:pStyle w:val="Heading2"/>
-      </w:pPr>
-      <w:r>
-        <w:rPr>
-          <w:lang w:val="zh_TW" w:bidi="zh_TW"/>
-        </w:rPr>
-        <w:t>蒲式耳</w:t>
-      </w:r>
-      <w:r>
-        <w:rPr>
-          <w:lang w:val="zh_TW" w:bidi="zh_TW"/>
-        </w:rPr>
-      </w:r>
-    </w:p>
-    <w:p>
-      <w:pPr>
-        <w:pStyle w:val="ListNumber"/>
-        <w:numPr>
-          <w:ilvl w:val="0"/>
-          <w:numId w:val="14"/>
-        </w:numPr>
-        <w:spacing w:line="240" w:lineRule="auto"/>
-        <w:ind w:left="720"/>
-      </w:pPr>
-      <w:r>
-        <w:rPr>
-          <w:lang w:val="zh_TW" w:bidi="zh_TW"/>
-        </w:rPr>
-      </w:r>
-      <w:r>
-        <w:rPr>
-          <w:lang w:val="zh_TW" w:bidi="zh_TW"/>
-        </w:rPr>
-        <w:t>一個小容器（「籃子」），可以用來罩住燈（</w:t>
-      </w:r>
-      <w:hyperlink r:id="rId42">
-        <w:r>
-          <w:rPr>
-            <w:lang w:val="zh_TW" w:bidi="zh_TW"/>
-          </w:rPr>
-          <w:rPr>
-            <w:color w:val="0000EE"/>
-            <w:u w:val="single"/>
-          </w:rPr>
-          <w:t>太5:15</w:t>
-        </w:r>
-      </w:hyperlink>
-      <w:r>
-        <w:rPr>
-          <w:lang w:val="zh_TW" w:bidi="zh_TW"/>
-        </w:rPr>
-        <w:t>；</w:t>
-      </w:r>
-      <w:hyperlink r:id="rId43">
-        <w:r>
-          <w:rPr>
-            <w:lang w:val="zh_TW" w:bidi="zh_TW"/>
-          </w:rPr>
-          <w:rPr>
-            <w:color w:val="0000EE"/>
-            <w:u w:val="single"/>
-          </w:rPr>
-          <w:t>可4:21</w:t>
-        </w:r>
-      </w:hyperlink>
-      <w:r>
-        <w:rPr>
-          <w:lang w:val="zh_TW" w:bidi="zh_TW"/>
-        </w:rPr>
-        <w:t>；</w:t>
-      </w:r>
-      <w:hyperlink r:id="rId44">
-        <w:r>
-          <w:rPr>
-            <w:lang w:val="zh_TW" w:bidi="zh_TW"/>
-          </w:rPr>
-          <w:rPr>
-            <w:color w:val="0000EE"/>
-            <w:u w:val="single"/>
-          </w:rPr>
-          <w:t>路11:33</w:t>
-        </w:r>
-      </w:hyperlink>
-      <w:r>
-        <w:rPr>
-          <w:lang w:val="zh_TW" w:bidi="zh_TW"/>
-        </w:rPr>
-        <w:t>）。</w:t>
-      </w:r>
-      <w:r>
-        <w:rPr>
-          <w:i/>
-          <w:lang w:val="zh_TW" w:bidi="zh_TW"/>
-        </w:rPr>
-        <w:t>見</w:t>
-      </w:r>
-      <w:r>
-        <w:rPr>
-          <w:lang w:val="zh_TW" w:bidi="zh_TW"/>
-        </w:rPr>
-        <w:t xml:space="preserve"> </w:t>
-      </w:r>
-      <w:r>
-        <w:rPr>
-          <w:lang w:val="zh_TW" w:bidi="zh_TW"/>
-        </w:rPr>
-        <w:t>度量衡</w:t>
-      </w:r>
-      <w:r>
-        <w:rPr>
-          <w:lang w:val="zh_TW" w:bidi="zh_TW"/>
-        </w:rPr>
-        <w:t>。</w:t>
-      </w:r>
-    </w:p>
-    <w:p>
-      <w:pPr>
-        <w:pStyle w:val="ListNumber"/>
-        <w:spacing w:line="240" w:lineRule="auto"/>
-        <w:ind w:left="720"/>
-      </w:pPr>
-      <w:r>
-        <w:rPr>
-          <w:lang w:val="zh_TW" w:bidi="zh_TW"/>
-        </w:rPr>
-      </w:r>
-      <w:r>
-        <w:rPr>
-          <w:lang w:val="zh_TW" w:bidi="zh_TW"/>
-        </w:rPr>
-        <w:t>一種測量單位，約等於19夸脫或18公升。在希伯來文中，這稱為「伊法」。</w:t>
-      </w:r>
-      <w:r>
-        <w:rPr>
-          <w:lang w:val="zh_TW" w:bidi="zh_TW"/>
-        </w:rPr>
-      </w:r>
-      <w:r>
-        <w:rPr>
-          <w:lang w:val="zh_TW" w:bidi="zh_TW"/>
-        </w:rPr>
-      </w:r>
-    </w:p>
-    <w:p>
-      <w:pPr/>
-      <w:r>
-        <w:rPr>
-          <w:lang w:val="zh_TW" w:bidi="zh_TW"/>
-        </w:rPr>
-      </w:r>
-    </w:p>
-    <w:p>
-      <w:pPr>
-        <w:pStyle w:val="Heading2"/>
-      </w:pPr>
-      <w:r>
-        <w:rPr>
-          <w:lang w:val="zh_TW" w:bidi="zh_TW"/>
-        </w:rPr>
-        <w:t>僕人</w:t>
-      </w:r>
-      <w:r>
-        <w:rPr>
-          <w:lang w:val="zh_TW" w:bidi="zh_TW"/>
-        </w:rPr>
-      </w:r>
-    </w:p>
-    <w:p>
-      <w:pPr/>
-      <w:r>
-        <w:rPr>
-          <w:lang w:val="zh_TW" w:bidi="zh_TW"/>
-        </w:rPr>
-      </w:r>
-      <w:r>
-        <w:rPr>
-          <w:lang w:val="zh_TW" w:bidi="zh_TW"/>
-        </w:rPr>
-        <w:t>一個有義務服事主人的人，而主人會提供一定程度的保護。有些僕人（servant）是法律上的奴隸（slave），另一些則是自願的僕人。很難明確區分「僕人（servant）」、「奴隸（slave）」、「男奴（bondman）」和「女奴（bondwoman）」。希伯來文和希臘文中有多個詞被翻譯為「僕人」，但在較新的譯本中，有時會使用其它詞語。</w:t>
-      </w:r>
-    </w:p>
-    <w:p>
-      <w:pPr/>
-      <w:r>
-        <w:rPr>
-          <w:lang w:val="zh_TW" w:bidi="zh_TW"/>
-        </w:rPr>
-      </w:r>
-      <w:r>
-        <w:rPr>
-          <w:lang w:val="zh_TW" w:bidi="zh_TW"/>
-        </w:rPr>
-        <w:t>在希伯來文中，表示「少年（lad）」、「少年人（youth）」或「童子（boy）」的詞語常常也指僕人（</w:t>
-      </w:r>
-      <w:hyperlink r:id="rId45">
-        <w:r>
-          <w:rPr>
-            <w:lang w:val="zh_TW" w:bidi="zh_TW"/>
-          </w:rPr>
-          <w:rPr>
-            <w:color w:val="0000EE"/>
-            <w:u w:val="single"/>
-          </w:rPr>
-          <w:t>出33:11</w:t>
-        </w:r>
-      </w:hyperlink>
-      <w:r>
-        <w:rPr>
-          <w:lang w:val="zh_TW" w:bidi="zh_TW"/>
-        </w:rPr>
-        <w:t>；</w:t>
-      </w:r>
-      <w:hyperlink r:id="rId46">
-        <w:r>
-          <w:rPr>
-            <w:lang w:val="zh_TW" w:bidi="zh_TW"/>
-          </w:rPr>
-          <w:rPr>
-            <w:color w:val="0000EE"/>
-            <w:u w:val="single"/>
-          </w:rPr>
-          <w:t>民22:22</w:t>
-        </w:r>
-      </w:hyperlink>
-      <w:r>
-        <w:rPr>
-          <w:lang w:val="zh_TW" w:bidi="zh_TW"/>
-        </w:rPr>
-        <w:t>；</w:t>
-      </w:r>
-      <w:hyperlink r:id="rId47">
-        <w:r>
-          <w:rPr>
-            <w:lang w:val="zh_TW" w:bidi="zh_TW"/>
-          </w:rPr>
-          <w:rPr>
-            <w:color w:val="0000EE"/>
-            <w:u w:val="single"/>
-          </w:rPr>
-          <w:t>王下4:12</w:t>
-        </w:r>
-      </w:hyperlink>
-      <w:r>
-        <w:rPr>
-          <w:lang w:val="zh_TW" w:bidi="zh_TW"/>
-        </w:rPr>
-        <w:t>）。表示「生來自由的僕人（free-born servant）」的詞語通常用來指稱耶和華的僕人，如利未人（</w:t>
-      </w:r>
-      <w:hyperlink r:id="rId48">
-        <w:r>
-          <w:rPr>
-            <w:lang w:val="zh_TW" w:bidi="zh_TW"/>
-          </w:rPr>
-          <w:rPr>
-            <w:color w:val="0000EE"/>
-            <w:u w:val="single"/>
-          </w:rPr>
-          <w:t>拉8:17</w:t>
-        </w:r>
-      </w:hyperlink>
-      <w:r>
-        <w:rPr>
-          <w:lang w:val="zh_TW" w:bidi="zh_TW"/>
-        </w:rPr>
-        <w:t>；</w:t>
-      </w:r>
-      <w:hyperlink r:id="rId49">
-        <w:r>
-          <w:rPr>
-            <w:lang w:val="zh_TW" w:bidi="zh_TW"/>
-          </w:rPr>
-          <w:rPr>
-            <w:color w:val="0000EE"/>
-            <w:u w:val="single"/>
-          </w:rPr>
-          <w:t>賽61:6</w:t>
-        </w:r>
-      </w:hyperlink>
-      <w:r>
-        <w:rPr>
-          <w:lang w:val="zh_TW" w:bidi="zh_TW"/>
-        </w:rPr>
-        <w:t>；</w:t>
-      </w:r>
-      <w:hyperlink r:id="rId50">
-        <w:r>
-          <w:rPr>
-            <w:lang w:val="zh_TW" w:bidi="zh_TW"/>
-          </w:rPr>
-          <w:rPr>
-            <w:color w:val="0000EE"/>
-            <w:u w:val="single"/>
-          </w:rPr>
-          <w:t>拉44:11</w:t>
-        </w:r>
-      </w:hyperlink>
-      <w:r>
-        <w:rPr>
-          <w:lang w:val="zh_TW" w:bidi="zh_TW"/>
-        </w:rPr>
-        <w:t>）或祭司（</w:t>
-      </w:r>
-      <w:hyperlink r:id="rId51">
-        <w:r>
-          <w:rPr>
-            <w:lang w:val="zh_TW" w:bidi="zh_TW"/>
-          </w:rPr>
-          <w:rPr>
-            <w:color w:val="0000EE"/>
-            <w:u w:val="single"/>
-          </w:rPr>
-          <w:t>出28:35</w:t>
-        </w:r>
-      </w:hyperlink>
-      <w:r>
-        <w:rPr>
-          <w:lang w:val="zh_TW" w:bidi="zh_TW"/>
-        </w:rPr>
-        <w:t>；</w:t>
-      </w:r>
-      <w:hyperlink r:id="rId52">
-        <w:r>
-          <w:rPr>
-            <w:lang w:val="zh_TW" w:bidi="zh_TW"/>
-          </w:rPr>
-          <w:rPr>
-            <w:color w:val="0000EE"/>
-            <w:u w:val="single"/>
-          </w:rPr>
-          <w:t>珥1:9</w:t>
-        </w:r>
-      </w:hyperlink>
-      <w:r>
-        <w:rPr>
-          <w:lang w:val="zh_TW" w:bidi="zh_TW"/>
-        </w:rPr>
-        <w:t>，</w:t>
-      </w:r>
-      <w:hyperlink r:id="rId53">
-        <w:r>
-          <w:rPr>
-            <w:lang w:val="zh_TW" w:bidi="zh_TW"/>
-          </w:rPr>
-          <w:rPr>
-            <w:color w:val="0000EE"/>
-            <w:u w:val="single"/>
-          </w:rPr>
-          <w:t>2:17</w:t>
-        </w:r>
-      </w:hyperlink>
-      <w:r>
-        <w:rPr>
-          <w:lang w:val="zh_TW" w:bidi="zh_TW"/>
-        </w:rPr>
-        <w:t>）。有時王的臣子被稱為臣僕（</w:t>
-      </w:r>
-      <w:hyperlink r:id="rId54">
-        <w:r>
-          <w:rPr>
-            <w:lang w:val="zh_TW" w:bidi="zh_TW"/>
-          </w:rPr>
-          <w:rPr>
-            <w:color w:val="0000EE"/>
-            <w:u w:val="single"/>
-          </w:rPr>
-          <w:t>代上27:1</w:t>
-        </w:r>
-      </w:hyperlink>
-      <w:r>
-        <w:rPr>
-          <w:lang w:val="zh_TW" w:bidi="zh_TW"/>
-        </w:rPr>
-        <w:t>；</w:t>
-      </w:r>
-      <w:hyperlink r:id="rId55">
-        <w:r>
-          <w:rPr>
-            <w:lang w:val="zh_TW" w:bidi="zh_TW"/>
-          </w:rPr>
-          <w:rPr>
-            <w:color w:val="0000EE"/>
-            <w:u w:val="single"/>
-          </w:rPr>
-          <w:t>箴29:12</w:t>
-        </w:r>
-      </w:hyperlink>
-      <w:r>
-        <w:rPr>
-          <w:lang w:val="zh_TW" w:bidi="zh_TW"/>
-        </w:rPr>
-        <w:t>），在耶和華面前侍奉的天使也被稱為僕役（</w:t>
-      </w:r>
-      <w:hyperlink r:id="rId56">
-        <w:r>
-          <w:rPr>
-            <w:lang w:val="zh_TW" w:bidi="zh_TW"/>
-          </w:rPr>
-          <w:rPr>
-            <w:color w:val="0000EE"/>
-            <w:u w:val="single"/>
-          </w:rPr>
-          <w:t>詩103:21</w:t>
-        </w:r>
-      </w:hyperlink>
-      <w:r>
-        <w:rPr>
-          <w:lang w:val="zh_TW" w:bidi="zh_TW"/>
-        </w:rPr>
-        <w:t>，</w:t>
-      </w:r>
-      <w:hyperlink r:id="rId57">
-        <w:r>
-          <w:rPr>
-            <w:lang w:val="zh_TW" w:bidi="zh_TW"/>
-          </w:rPr>
-          <w:rPr>
-            <w:color w:val="0000EE"/>
-            <w:u w:val="single"/>
-          </w:rPr>
-          <w:t>104:4</w:t>
-        </w:r>
-      </w:hyperlink>
-      <w:r>
-        <w:rPr>
-          <w:lang w:val="zh_TW" w:bidi="zh_TW"/>
-        </w:rPr>
-        <w:t>）。雇傭的僕人或雇工也被視為自由人（</w:t>
-      </w:r>
-      <w:hyperlink r:id="rId58">
-        <w:r>
-          <w:rPr>
-            <w:lang w:val="zh_TW" w:bidi="zh_TW"/>
-          </w:rPr>
-          <w:rPr>
-            <w:color w:val="0000EE"/>
-            <w:u w:val="single"/>
-          </w:rPr>
-          <w:t>出12:45</w:t>
-        </w:r>
-      </w:hyperlink>
-      <w:r>
-        <w:rPr>
-          <w:lang w:val="zh_TW" w:bidi="zh_TW"/>
-        </w:rPr>
-        <w:t>；</w:t>
-      </w:r>
-      <w:hyperlink r:id="rId59">
-        <w:r>
-          <w:rPr>
-            <w:lang w:val="zh_TW" w:bidi="zh_TW"/>
-          </w:rPr>
-          <w:rPr>
-            <w:color w:val="0000EE"/>
-            <w:u w:val="single"/>
-          </w:rPr>
-          <w:t>伯7:1</w:t>
-        </w:r>
-      </w:hyperlink>
-      <w:r>
-        <w:rPr>
-          <w:lang w:val="zh_TW" w:bidi="zh_TW"/>
-        </w:rPr>
-        <w:t>；</w:t>
-      </w:r>
-      <w:hyperlink r:id="rId60">
-        <w:r>
-          <w:rPr>
-            <w:lang w:val="zh_TW" w:bidi="zh_TW"/>
-          </w:rPr>
-          <w:rPr>
-            <w:color w:val="0000EE"/>
-            <w:u w:val="single"/>
-          </w:rPr>
-          <w:t>瑪3:5</w:t>
-        </w:r>
-      </w:hyperlink>
-      <w:r>
-        <w:rPr>
-          <w:lang w:val="zh_TW" w:bidi="zh_TW"/>
-        </w:rPr>
-        <w:t>）。</w:t>
-      </w:r>
-    </w:p>
-    <w:p>
-      <w:pPr/>
-      <w:r>
-        <w:rPr>
-          <w:lang w:val="zh_TW" w:bidi="zh_TW"/>
-        </w:rPr>
-      </w:r>
-      <w:r>
-        <w:rPr>
-          <w:lang w:val="zh_TW" w:bidi="zh_TW"/>
-        </w:rPr>
-        <w:t>最常見的希伯來詞語在舊約中出現近800次，代表被束縛的奴隸（</w:t>
-      </w:r>
-      <w:hyperlink r:id="rId61">
-        <w:r>
-          <w:rPr>
-            <w:lang w:val="zh_TW" w:bidi="zh_TW"/>
-          </w:rPr>
-          <w:rPr>
-            <w:color w:val="0000EE"/>
-            <w:u w:val="single"/>
-          </w:rPr>
-          <w:t>創9:25</w:t>
-        </w:r>
-      </w:hyperlink>
-      <w:r>
-        <w:rPr>
-          <w:lang w:val="zh_TW" w:bidi="zh_TW"/>
-        </w:rPr>
-        <w:t>，</w:t>
-      </w:r>
-      <w:hyperlink r:id="rId62">
-        <w:r>
-          <w:rPr>
-            <w:lang w:val="zh_TW" w:bidi="zh_TW"/>
-          </w:rPr>
-          <w:rPr>
-            <w:color w:val="0000EE"/>
-            <w:u w:val="single"/>
-          </w:rPr>
-          <w:t>12:16</w:t>
-        </w:r>
-      </w:hyperlink>
-      <w:r>
-        <w:rPr>
-          <w:lang w:val="zh_TW" w:bidi="zh_TW"/>
-        </w:rPr>
-        <w:t>；</w:t>
-      </w:r>
-      <w:hyperlink r:id="rId63">
-        <w:r>
-          <w:rPr>
-            <w:lang w:val="zh_TW" w:bidi="zh_TW"/>
-          </w:rPr>
-          <w:rPr>
-            <w:color w:val="0000EE"/>
-            <w:u w:val="single"/>
-          </w:rPr>
-          <w:t>出20:17</w:t>
-        </w:r>
-      </w:hyperlink>
-      <w:r>
-        <w:rPr>
-          <w:lang w:val="zh_TW" w:bidi="zh_TW"/>
-        </w:rPr>
-        <w:t>；</w:t>
-      </w:r>
-      <w:hyperlink r:id="rId64">
-        <w:r>
-          <w:rPr>
-            <w:lang w:val="zh_TW" w:bidi="zh_TW"/>
-          </w:rPr>
-          <w:rPr>
-            <w:color w:val="0000EE"/>
-            <w:u w:val="single"/>
-          </w:rPr>
-          <w:t>申5:15</w:t>
-        </w:r>
-      </w:hyperlink>
-      <w:r>
-        <w:rPr>
-          <w:lang w:val="zh_TW" w:bidi="zh_TW"/>
-        </w:rPr>
-        <w:t>，</w:t>
-      </w:r>
-      <w:hyperlink r:id="rId65">
-        <w:r>
-          <w:rPr>
-            <w:lang w:val="zh_TW" w:bidi="zh_TW"/>
-          </w:rPr>
-          <w:rPr>
-            <w:color w:val="0000EE"/>
-            <w:u w:val="single"/>
-          </w:rPr>
-          <w:t>15:17</w:t>
-        </w:r>
-      </w:hyperlink>
-      <w:r>
-        <w:rPr>
-          <w:lang w:val="zh_TW" w:bidi="zh_TW"/>
-        </w:rPr>
-        <w:t>）。然而，同一個詞也被用來指有貴族地位的人，如君王的臣僕或謀士（</w:t>
-      </w:r>
-      <w:hyperlink r:id="rId66">
-        <w:r>
-          <w:rPr>
-            <w:lang w:val="zh_TW" w:bidi="zh_TW"/>
-          </w:rPr>
-          <w:rPr>
-            <w:color w:val="0000EE"/>
-            <w:u w:val="single"/>
-          </w:rPr>
-          <w:t>王下22:12</w:t>
-        </w:r>
-      </w:hyperlink>
-      <w:r>
-        <w:rPr>
-          <w:lang w:val="zh_TW" w:bidi="zh_TW"/>
-        </w:rPr>
-        <w:t>；</w:t>
-      </w:r>
-      <w:hyperlink r:id="rId67">
-        <w:r>
-          <w:rPr>
-            <w:lang w:val="zh_TW" w:bidi="zh_TW"/>
-          </w:rPr>
-          <w:rPr>
-            <w:color w:val="0000EE"/>
-            <w:u w:val="single"/>
-          </w:rPr>
-          <w:t>代下34:20</w:t>
-        </w:r>
-      </w:hyperlink>
-      <w:r>
-        <w:rPr>
-          <w:lang w:val="zh_TW" w:bidi="zh_TW"/>
-        </w:rPr>
-        <w:t>；</w:t>
-      </w:r>
-      <w:hyperlink r:id="rId68">
-        <w:r>
-          <w:rPr>
-            <w:lang w:val="zh_TW" w:bidi="zh_TW"/>
-          </w:rPr>
-          <w:rPr>
-            <w:color w:val="0000EE"/>
-            <w:u w:val="single"/>
-          </w:rPr>
-          <w:t>尼2:10</w:t>
-        </w:r>
-      </w:hyperlink>
-      <w:r>
-        <w:rPr>
-          <w:lang w:val="zh_TW" w:bidi="zh_TW"/>
-        </w:rPr>
-        <w:t>）或神的僕人（</w:t>
-      </w:r>
-      <w:hyperlink r:id="rId69">
-        <w:r>
-          <w:rPr>
-            <w:lang w:val="zh_TW" w:bidi="zh_TW"/>
-          </w:rPr>
-          <w:rPr>
-            <w:color w:val="0000EE"/>
-            <w:u w:val="single"/>
-          </w:rPr>
-          <w:t>創24:14</w:t>
-        </w:r>
-      </w:hyperlink>
-      <w:r>
-        <w:rPr>
-          <w:lang w:val="zh_TW" w:bidi="zh_TW"/>
-        </w:rPr>
-        <w:t>；</w:t>
-      </w:r>
-      <w:hyperlink r:id="rId70">
-        <w:r>
-          <w:rPr>
-            <w:lang w:val="zh_TW" w:bidi="zh_TW"/>
-          </w:rPr>
-          <w:rPr>
-            <w:color w:val="0000EE"/>
-            <w:u w:val="single"/>
-          </w:rPr>
-          <w:t>民12:7</w:t>
-        </w:r>
-      </w:hyperlink>
-      <w:r>
-        <w:rPr>
-          <w:lang w:val="zh_TW" w:bidi="zh_TW"/>
-        </w:rPr>
-        <w:t>；</w:t>
-      </w:r>
-      <w:hyperlink r:id="rId71">
-        <w:r>
-          <w:rPr>
-            <w:lang w:val="zh_TW" w:bidi="zh_TW"/>
-          </w:rPr>
-          <w:rPr>
-            <w:color w:val="0000EE"/>
-            <w:u w:val="single"/>
-          </w:rPr>
-          <w:t>書1:7</w:t>
-        </w:r>
-      </w:hyperlink>
-      <w:r>
-        <w:rPr>
-          <w:lang w:val="zh_TW" w:bidi="zh_TW"/>
-        </w:rPr>
-        <w:t>；</w:t>
-      </w:r>
-      <w:hyperlink r:id="rId72">
-        <w:r>
-          <w:rPr>
-            <w:lang w:val="zh_TW" w:bidi="zh_TW"/>
-          </w:rPr>
-          <w:rPr>
-            <w:color w:val="0000EE"/>
-            <w:u w:val="single"/>
-          </w:rPr>
-          <w:t>王下21:8</w:t>
-        </w:r>
-      </w:hyperlink>
-      <w:r>
-        <w:rPr>
-          <w:lang w:val="zh_TW" w:bidi="zh_TW"/>
-        </w:rPr>
-        <w:t>），例如「我的僕人摩西」（或大衛、以賽亞、以色列、約伯等）。其中一個最崇高的表達是「耶和華的僕人」（</w:t>
-      </w:r>
-      <w:hyperlink r:id="rId73">
-        <w:r>
-          <w:rPr>
-            <w:lang w:val="zh_TW" w:bidi="zh_TW"/>
-          </w:rPr>
-          <w:rPr>
-            <w:color w:val="0000EE"/>
-            <w:u w:val="single"/>
-          </w:rPr>
-          <w:t>申34:5</w:t>
-        </w:r>
-      </w:hyperlink>
-      <w:r>
-        <w:rPr>
-          <w:lang w:val="zh_TW" w:bidi="zh_TW"/>
-        </w:rPr>
-        <w:t>；</w:t>
-      </w:r>
-      <w:hyperlink r:id="rId74">
-        <w:r>
-          <w:rPr>
-            <w:lang w:val="zh_TW" w:bidi="zh_TW"/>
-          </w:rPr>
-          <w:rPr>
-            <w:color w:val="0000EE"/>
-            <w:u w:val="single"/>
-          </w:rPr>
-          <w:t>書1:13</w:t>
-        </w:r>
-      </w:hyperlink>
-      <w:r>
-        <w:rPr>
-          <w:lang w:val="zh_TW" w:bidi="zh_TW"/>
-        </w:rPr>
-        <w:t>，</w:t>
-      </w:r>
-      <w:hyperlink r:id="rId75">
-        <w:r>
-          <w:rPr>
-            <w:lang w:val="zh_TW" w:bidi="zh_TW"/>
-          </w:rPr>
-          <w:rPr>
-            <w:color w:val="0000EE"/>
-            <w:u w:val="single"/>
-          </w:rPr>
-          <w:t>8:31–33</w:t>
-        </w:r>
-      </w:hyperlink>
-      <w:r>
-        <w:rPr>
-          <w:lang w:val="zh_TW" w:bidi="zh_TW"/>
-        </w:rPr>
-        <w:t>；</w:t>
-      </w:r>
-      <w:hyperlink r:id="rId76">
-        <w:r>
-          <w:rPr>
-            <w:lang w:val="zh_TW" w:bidi="zh_TW"/>
-          </w:rPr>
-          <w:rPr>
-            <w:color w:val="0000EE"/>
-            <w:u w:val="single"/>
-          </w:rPr>
-          <w:t>賽49:1</w:t>
-        </w:r>
-      </w:hyperlink>
-      <w:r>
-        <w:rPr>
-          <w:lang w:val="zh_TW" w:bidi="zh_TW"/>
-        </w:rPr>
-        <w:t>–</w:t>
-      </w:r>
-      <w:hyperlink r:id="rId76">
-        <w:r>
-          <w:rPr>
-            <w:lang w:val="zh_TW" w:bidi="zh_TW"/>
-          </w:rPr>
-          <w:rPr>
-            <w:color w:val="0000EE"/>
-            <w:u w:val="single"/>
-          </w:rPr>
-          <w:t>6</w:t>
-        </w:r>
-      </w:hyperlink>
-      <w:r>
-        <w:rPr>
-          <w:lang w:val="zh_TW" w:bidi="zh_TW"/>
-        </w:rPr>
-        <w:t>，</w:t>
-      </w:r>
-      <w:hyperlink r:id="rId77">
-        <w:r>
-          <w:rPr>
-            <w:lang w:val="zh_TW" w:bidi="zh_TW"/>
-          </w:rPr>
-          <w:rPr>
-            <w:color w:val="0000EE"/>
-            <w:u w:val="single"/>
-          </w:rPr>
-          <w:t>50:4</w:t>
-        </w:r>
-      </w:hyperlink>
-      <w:r>
-        <w:rPr>
-          <w:lang w:val="zh_TW" w:bidi="zh_TW"/>
-        </w:rPr>
-        <w:t>–</w:t>
-      </w:r>
-      <w:hyperlink r:id="rId77">
-        <w:r>
-          <w:rPr>
-            <w:lang w:val="zh_TW" w:bidi="zh_TW"/>
-          </w:rPr>
-          <w:rPr>
-            <w:color w:val="0000EE"/>
-            <w:u w:val="single"/>
-          </w:rPr>
-          <w:t>9</w:t>
-        </w:r>
-      </w:hyperlink>
-      <w:r>
-        <w:rPr>
-          <w:lang w:val="zh_TW" w:bidi="zh_TW"/>
-        </w:rPr>
-        <w:t>，</w:t>
-      </w:r>
-      <w:hyperlink r:id="rId78">
-        <w:r>
-          <w:rPr>
-            <w:lang w:val="zh_TW" w:bidi="zh_TW"/>
-          </w:rPr>
-          <w:rPr>
-            <w:color w:val="0000EE"/>
-            <w:u w:val="single"/>
-          </w:rPr>
-          <w:t>52:13–53:12</w:t>
-        </w:r>
-      </w:hyperlink>
-      <w:r>
-        <w:rPr>
-          <w:lang w:val="zh_TW" w:bidi="zh_TW"/>
-        </w:rPr>
-        <w:t>）。俄巴底亞這個專有名詞的意思是「耶和華的僕人」。</w:t>
-      </w:r>
-    </w:p>
-    <w:p>
-      <w:pPr/>
-      <w:r>
-        <w:rPr>
-          <w:lang w:val="zh_TW" w:bidi="zh_TW"/>
-        </w:rPr>
-      </w:r>
-      <w:r>
-        <w:rPr>
-          <w:lang w:val="zh_TW" w:bidi="zh_TW"/>
-        </w:rPr>
-        <w:t>新約中，「僕人」有多種定義，包括雇工或傭工（</w:t>
-      </w:r>
-      <w:hyperlink r:id="rId79">
-        <w:r>
-          <w:rPr>
-            <w:lang w:val="zh_TW" w:bidi="zh_TW"/>
-          </w:rPr>
-          <w:rPr>
-            <w:color w:val="0000EE"/>
-            <w:u w:val="single"/>
-          </w:rPr>
-          <w:t>可1:20</w:t>
-        </w:r>
-      </w:hyperlink>
-      <w:r>
-        <w:rPr>
-          <w:lang w:val="zh_TW" w:bidi="zh_TW"/>
-        </w:rPr>
-        <w:t>；</w:t>
-      </w:r>
-      <w:hyperlink r:id="rId80">
-        <w:r>
-          <w:rPr>
-            <w:lang w:val="zh_TW" w:bidi="zh_TW"/>
-          </w:rPr>
-          <w:rPr>
-            <w:color w:val="0000EE"/>
-            <w:u w:val="single"/>
-          </w:rPr>
-          <w:t>路15:17</w:t>
-        </w:r>
-      </w:hyperlink>
-      <w:r>
-        <w:rPr>
-          <w:lang w:val="zh_TW" w:bidi="zh_TW"/>
-        </w:rPr>
-        <w:t>–</w:t>
-      </w:r>
-      <w:hyperlink r:id="rId80">
-        <w:r>
-          <w:rPr>
-            <w:lang w:val="zh_TW" w:bidi="zh_TW"/>
-          </w:rPr>
-          <w:rPr>
-            <w:color w:val="0000EE"/>
-            <w:u w:val="single"/>
-          </w:rPr>
-          <w:t>19</w:t>
-        </w:r>
-      </w:hyperlink>
-      <w:r>
-        <w:rPr>
-          <w:lang w:val="zh_TW" w:bidi="zh_TW"/>
-        </w:rPr>
-        <w:t>；</w:t>
-      </w:r>
-      <w:hyperlink r:id="rId81">
-        <w:r>
-          <w:rPr>
-            <w:lang w:val="zh_TW" w:bidi="zh_TW"/>
-          </w:rPr>
-          <w:rPr>
-            <w:color w:val="0000EE"/>
-            <w:u w:val="single"/>
-          </w:rPr>
-          <w:t>約10:12</w:t>
-        </w:r>
-      </w:hyperlink>
-      <w:r>
-        <w:rPr>
-          <w:lang w:val="zh_TW" w:bidi="zh_TW"/>
-        </w:rPr>
-        <w:t>–</w:t>
-      </w:r>
-      <w:hyperlink r:id="rId81">
-        <w:r>
-          <w:rPr>
-            <w:lang w:val="zh_TW" w:bidi="zh_TW"/>
-          </w:rPr>
-          <w:rPr>
-            <w:color w:val="0000EE"/>
-            <w:u w:val="single"/>
-          </w:rPr>
-          <w:t>14</w:t>
-        </w:r>
-      </w:hyperlink>
-      <w:r>
-        <w:rPr>
-          <w:lang w:val="zh_TW" w:bidi="zh_TW"/>
-        </w:rPr>
-        <w:t>），更廣泛地指奴隸（</w:t>
-      </w:r>
-      <w:hyperlink r:id="rId82">
-        <w:r>
-          <w:rPr>
-            <w:lang w:val="zh_TW" w:bidi="zh_TW"/>
-          </w:rPr>
-          <w:rPr>
-            <w:color w:val="0000EE"/>
-            <w:u w:val="single"/>
-          </w:rPr>
-          <w:t>太8:9</w:t>
-        </w:r>
-      </w:hyperlink>
-      <w:r>
-        <w:rPr>
-          <w:lang w:val="zh_TW" w:bidi="zh_TW"/>
-        </w:rPr>
-        <w:t>，</w:t>
-      </w:r>
-      <w:hyperlink r:id="rId83">
-        <w:r>
-          <w:rPr>
-            <w:lang w:val="zh_TW" w:bidi="zh_TW"/>
-          </w:rPr>
-          <w:rPr>
-            <w:color w:val="0000EE"/>
-            <w:u w:val="single"/>
-          </w:rPr>
-          <w:t>10:24</w:t>
-        </w:r>
-      </w:hyperlink>
-      <w:r>
-        <w:rPr>
-          <w:lang w:val="zh_TW" w:bidi="zh_TW"/>
-        </w:rPr>
-        <w:t>–</w:t>
-      </w:r>
-      <w:hyperlink r:id="rId83">
-        <w:r>
-          <w:rPr>
-            <w:lang w:val="zh_TW" w:bidi="zh_TW"/>
-          </w:rPr>
-          <w:rPr>
-            <w:color w:val="0000EE"/>
-            <w:u w:val="single"/>
-          </w:rPr>
-          <w:t>25</w:t>
-        </w:r>
-      </w:hyperlink>
-      <w:r>
-        <w:rPr>
-          <w:lang w:val="zh_TW" w:bidi="zh_TW"/>
-        </w:rPr>
-        <w:t>，</w:t>
-      </w:r>
-      <w:hyperlink r:id="rId84">
-        <w:r>
-          <w:rPr>
-            <w:lang w:val="zh_TW" w:bidi="zh_TW"/>
-          </w:rPr>
-          <w:rPr>
-            <w:color w:val="0000EE"/>
-            <w:u w:val="single"/>
-          </w:rPr>
-          <w:t>13:27</w:t>
-        </w:r>
-      </w:hyperlink>
-      <w:r>
-        <w:rPr>
-          <w:lang w:val="zh_TW" w:bidi="zh_TW"/>
-        </w:rPr>
-        <w:t>–</w:t>
-      </w:r>
-      <w:hyperlink r:id="rId84">
-        <w:r>
-          <w:rPr>
-            <w:lang w:val="zh_TW" w:bidi="zh_TW"/>
-          </w:rPr>
-          <w:rPr>
-            <w:color w:val="0000EE"/>
-            <w:u w:val="single"/>
-          </w:rPr>
-          <w:t>28</w:t>
-        </w:r>
-      </w:hyperlink>
-      <w:r>
-        <w:rPr>
-          <w:lang w:val="zh_TW" w:bidi="zh_TW"/>
-        </w:rPr>
-        <w:t>；</w:t>
-      </w:r>
-      <w:hyperlink r:id="rId85">
-        <w:r>
-          <w:rPr>
-            <w:lang w:val="zh_TW" w:bidi="zh_TW"/>
-          </w:rPr>
-          <w:rPr>
-            <w:color w:val="0000EE"/>
-            <w:u w:val="single"/>
-          </w:rPr>
-          <w:t>可10:44</w:t>
-        </w:r>
-      </w:hyperlink>
-      <w:r>
-        <w:rPr>
-          <w:lang w:val="zh_TW" w:bidi="zh_TW"/>
-        </w:rPr>
-        <w:t>，</w:t>
-      </w:r>
-      <w:hyperlink r:id="rId86">
-        <w:r>
-          <w:rPr>
-            <w:lang w:val="zh_TW" w:bidi="zh_TW"/>
-          </w:rPr>
-          <w:rPr>
-            <w:color w:val="0000EE"/>
-            <w:u w:val="single"/>
-          </w:rPr>
-          <w:t>12:2</w:t>
-        </w:r>
-      </w:hyperlink>
-      <w:r>
-        <w:rPr>
-          <w:lang w:val="zh_TW" w:bidi="zh_TW"/>
-        </w:rPr>
-        <w:t>–</w:t>
-      </w:r>
-      <w:hyperlink r:id="rId86">
-        <w:r>
-          <w:rPr>
-            <w:lang w:val="zh_TW" w:bidi="zh_TW"/>
-          </w:rPr>
-          <w:rPr>
-            <w:color w:val="0000EE"/>
-            <w:u w:val="single"/>
-          </w:rPr>
-          <w:t>4</w:t>
-        </w:r>
-      </w:hyperlink>
-      <w:r>
-        <w:rPr>
-          <w:lang w:val="zh_TW" w:bidi="zh_TW"/>
-        </w:rPr>
-        <w:t>；</w:t>
-      </w:r>
-      <w:hyperlink r:id="rId87">
-        <w:r>
-          <w:rPr>
-            <w:lang w:val="zh_TW" w:bidi="zh_TW"/>
-          </w:rPr>
-          <w:rPr>
-            <w:color w:val="0000EE"/>
-            <w:u w:val="single"/>
-          </w:rPr>
-          <w:t>路7:2</w:t>
-        </w:r>
-      </w:hyperlink>
-      <w:r>
-        <w:rPr>
-          <w:lang w:val="zh_TW" w:bidi="zh_TW"/>
-        </w:rPr>
-        <w:t>–</w:t>
-      </w:r>
-      <w:hyperlink r:id="rId87">
-        <w:r>
-          <w:rPr>
-            <w:lang w:val="zh_TW" w:bidi="zh_TW"/>
-          </w:rPr>
-          <w:rPr>
-            <w:color w:val="0000EE"/>
-            <w:u w:val="single"/>
-          </w:rPr>
-          <w:t>3，8</w:t>
-        </w:r>
-      </w:hyperlink>
-      <w:r>
-        <w:rPr>
-          <w:lang w:val="zh_TW" w:bidi="zh_TW"/>
-        </w:rPr>
-        <w:t>–</w:t>
-      </w:r>
-      <w:hyperlink r:id="rId87">
-        <w:r>
-          <w:rPr>
-            <w:lang w:val="zh_TW" w:bidi="zh_TW"/>
-          </w:rPr>
-          <w:rPr>
-            <w:color w:val="0000EE"/>
-            <w:u w:val="single"/>
-          </w:rPr>
-          <w:t>10</w:t>
-        </w:r>
-      </w:hyperlink>
-      <w:r>
-        <w:rPr>
-          <w:lang w:val="zh_TW" w:bidi="zh_TW"/>
-        </w:rPr>
-        <w:t>；</w:t>
-      </w:r>
-      <w:hyperlink r:id="rId88">
-        <w:r>
-          <w:rPr>
-            <w:lang w:val="zh_TW" w:bidi="zh_TW"/>
-          </w:rPr>
-          <w:rPr>
-            <w:color w:val="0000EE"/>
-            <w:u w:val="single"/>
-          </w:rPr>
-          <w:t>約4:51</w:t>
-        </w:r>
-      </w:hyperlink>
-      <w:r>
-        <w:rPr>
-          <w:lang w:val="zh_TW" w:bidi="zh_TW"/>
-        </w:rPr>
-        <w:t>，</w:t>
-      </w:r>
-      <w:hyperlink r:id="rId89">
-        <w:r>
-          <w:rPr>
-            <w:lang w:val="zh_TW" w:bidi="zh_TW"/>
-          </w:rPr>
-          <w:rPr>
-            <w:color w:val="0000EE"/>
-            <w:u w:val="single"/>
-          </w:rPr>
-          <w:t>8:34，</w:t>
-        </w:r>
-      </w:hyperlink>
-      <w:hyperlink r:id="rId90">
-        <w:r>
-          <w:rPr>
-            <w:lang w:val="zh_TW" w:bidi="zh_TW"/>
-          </w:rPr>
-          <w:rPr>
-            <w:color w:val="0000EE"/>
-            <w:u w:val="single"/>
-          </w:rPr>
-          <w:t>13:16</w:t>
-        </w:r>
-      </w:hyperlink>
-      <w:r>
-        <w:rPr>
-          <w:lang w:val="zh_TW" w:bidi="zh_TW"/>
-        </w:rPr>
-        <w:t>；</w:t>
-      </w:r>
-      <w:hyperlink r:id="rId91">
-        <w:r>
-          <w:rPr>
-            <w:lang w:val="zh_TW" w:bidi="zh_TW"/>
-          </w:rPr>
-          <w:rPr>
-            <w:color w:val="0000EE"/>
-            <w:u w:val="single"/>
-          </w:rPr>
-          <w:t>弗6:5</w:t>
-        </w:r>
-      </w:hyperlink>
-      <w:r>
-        <w:rPr>
-          <w:lang w:val="zh_TW" w:bidi="zh_TW"/>
-        </w:rPr>
-        <w:t>；</w:t>
-      </w:r>
-      <w:hyperlink r:id="rId92">
-        <w:r>
-          <w:rPr>
-            <w:lang w:val="zh_TW" w:bidi="zh_TW"/>
-          </w:rPr>
-          <w:rPr>
-            <w:color w:val="0000EE"/>
-            <w:u w:val="single"/>
-          </w:rPr>
-          <w:t>西1:7</w:t>
-        </w:r>
-      </w:hyperlink>
-      <w:r>
-        <w:rPr>
-          <w:lang w:val="zh_TW" w:bidi="zh_TW"/>
-        </w:rPr>
-        <w:t>），也包括家僕（</w:t>
-      </w:r>
-      <w:hyperlink r:id="rId93">
-        <w:r>
-          <w:rPr>
-            <w:lang w:val="zh_TW" w:bidi="zh_TW"/>
-          </w:rPr>
-          <w:rPr>
-            <w:color w:val="0000EE"/>
-            <w:u w:val="single"/>
-          </w:rPr>
-          <w:t>路16:13</w:t>
-        </w:r>
-      </w:hyperlink>
-      <w:r>
-        <w:rPr>
-          <w:lang w:val="zh_TW" w:bidi="zh_TW"/>
-        </w:rPr>
-        <w:t>）。</w:t>
-      </w:r>
-    </w:p>
-    <w:p>
-      <w:pPr/>
-      <w:r>
-        <w:rPr>
-          <w:lang w:val="zh_TW" w:bidi="zh_TW"/>
-        </w:rPr>
-      </w:r>
-      <w:r>
-        <w:rPr>
-          <w:i/>
-          <w:lang w:val="zh_TW" w:bidi="zh_TW"/>
-        </w:rPr>
-        <w:t>另見</w:t>
-      </w:r>
-      <w:r>
-        <w:rPr>
-          <w:lang w:val="zh_TW" w:bidi="zh_TW"/>
-        </w:rPr>
-        <w:t>奴隸，為奴</w:t>
-      </w:r>
-      <w:r>
-        <w:rPr>
-          <w:lang w:val="zh_TW" w:bidi="zh_TW"/>
-        </w:rPr>
-        <w:t>。</w:t>
-      </w:r>
-      <w:r>
-        <w:rPr>
-          <w:lang w:val="zh_TW" w:bidi="zh_TW"/>
-        </w:rPr>
-      </w:r>
-      <w:r>
-        <w:rPr>
-          <w:lang w:val="zh_TW" w:bidi="zh_TW"/>
-        </w:rPr>
-      </w:r>
-    </w:p>
-    <w:p>
-      <w:pPr/>
-      <w:r>
-        <w:rPr>
-          <w:lang w:val="zh_TW" w:bidi="zh_TW"/>
-        </w:rPr>
-      </w:r>
-    </w:p>
-    <w:p>
-      <w:pPr>
-        <w:pStyle w:val="Heading2"/>
-      </w:pPr>
-      <w:r>
-        <w:rPr>
-          <w:lang w:val="zh_TW" w:bidi="zh_TW"/>
-        </w:rPr>
-        <w:t>普瓦（Phuvah）</w:t>
-      </w:r>
-      <w:r>
-        <w:rPr>
-          <w:lang w:val="zh_TW" w:bidi="zh_TW"/>
-        </w:rPr>
-      </w:r>
-    </w:p>
-    <w:p>
-      <w:pPr/>
-      <w:r>
-        <w:rPr>
-          <w:lang w:val="zh_TW" w:bidi="zh_TW"/>
-        </w:rPr>
-      </w:r>
-      <w:r>
-        <w:rPr>
-          <w:lang w:val="zh_TW" w:bidi="zh_TW"/>
-        </w:rPr>
-        <w:t>某英文譯本將普瓦（Puvah）拼寫成Phuvah。普瓦是族長以薩迦的一個兒子（</w:t>
-      </w:r>
-      <w:hyperlink r:id="rId94">
-        <w:r>
-          <w:rPr>
-            <w:lang w:val="zh_TW" w:bidi="zh_TW"/>
-          </w:rPr>
-          <w:rPr>
-            <w:color w:val="0000EE"/>
-            <w:u w:val="single"/>
-          </w:rPr>
-          <w:t>創46:13</w:t>
-        </w:r>
-      </w:hyperlink>
-      <w:r>
-        <w:rPr>
-          <w:lang w:val="zh_TW" w:bidi="zh_TW"/>
-        </w:rPr>
-        <w:t>）。</w:t>
-      </w:r>
-    </w:p>
-    <w:p>
-      <w:pPr/>
-      <w:r>
-        <w:rPr>
-          <w:lang w:val="zh_TW" w:bidi="zh_TW"/>
-        </w:rPr>
-      </w:r>
-      <w:r>
-        <w:rPr>
-          <w:i/>
-          <w:lang w:val="zh_TW" w:bidi="zh_TW"/>
-        </w:rPr>
-        <w:t>見</w:t>
-      </w:r>
-      <w:r>
-        <w:rPr>
-          <w:lang w:val="zh_TW" w:bidi="zh_TW"/>
-        </w:rPr>
-        <w:t xml:space="preserve"> </w:t>
-      </w:r>
-      <w:r>
-        <w:rPr>
-          <w:lang w:val="zh_TW" w:bidi="zh_TW"/>
-        </w:rPr>
-        <w:t>普瓦</w:t>
-      </w:r>
-      <w:r>
-        <w:rPr>
-          <w:lang w:val="zh_TW" w:bidi="zh_TW"/>
-        </w:rPr>
-        <w:t>。</w:t>
+        <w:t>說：「他以黑暗為藏身之處， 以水的黑暗、天空的厚雲為他四圍的行宮。」這節經文是以意象來描寫神將祂的同在隱藏在幽暗的雲層之中。</w:t>
       </w:r>
       <w:r>
         <w:rPr>
@@ -4239,12 +2580,6 @@
   </w:num>
   <w:num w:numId="13" w16cid:durableId="592781308">
     <w:abstractNumId w:val="11"/>
-  </w:num>
-  <w:num w:numId="14">
-    <w:abstractNumId w:val="3"/>
-    <w:lvlOverride w:ilvl="0">
-      <w:startOverride w:val="1"/>
-    </w:lvlOverride>
   </w:num>
   <w:numIdMacAtCleanup w:val="10"/>
 </w:numbering>

--- a/zht/docx/122.content.docx
+++ b/zht/docx/122.content.docx
@@ -149,7 +149,7 @@
         <w:rPr>
           <w:lang w:val="zh_TW" w:bidi="zh_TW"/>
         </w:rPr>
-        <w:t>peng</w:t>
+        <w:t>nuo</w:t>
       </w:r>
       <w:r>
         <w:rPr>
@@ -212,7 +212,7 @@
         <w:rPr>
           <w:lang w:val="zh_TW" w:bidi="zh_TW"/>
         </w:rPr>
-        <w:t>棚</w:t>
+        <w:t>挪伯</w:t>
       </w:r>
       <w:r>
         <w:rPr>
@@ -231,7 +231,7 @@
         <w:rPr>
           <w:lang w:val="zh_TW" w:bidi="zh_TW"/>
         </w:rPr>
-        <w:t>棚是一種用樹枝和木棍搭成的小型臨時住處或遮蔽物。當沒有永久建築可供使用時，人們就會搭棚。棚白天可以遮蔭，夜間可以抵擋露水和風（</w:t>
+        <w:t>一座位於耶路撒冷東北方、橄欖山對面的斯科普斯山（Mount Scopus）上的城。挪伯是一個重要的宗教中心，有86位祭司住在那裡，並且有以弗得（</w:t>
       </w:r>
       <w:hyperlink r:id="rId13">
         <w:r>
@@ -242,14 +242,28 @@
             <w:color w:val="0000EE"/>
             <w:u w:val="single"/>
           </w:rPr>
-          <w:t>創33:17</w:t>
+          <w:t>撒上22:13–20</w:t>
         </w:r>
       </w:hyperlink>
       <w:r>
         <w:rPr>
           <w:lang w:val="zh_TW" w:bidi="zh_TW"/>
         </w:rPr>
-        <w:t>；</w:t>
+        <w:t>）。當非利士人摧毀示羅的聖所時，挪伯成為了那些從示羅逃離祭司的主要聖所。</w:t>
+      </w:r>
+    </w:p>
+    <w:p>
+      <w:pPr/>
+      <w:r>
+        <w:rPr>
+          <w:lang w:val="zh_TW" w:bidi="zh_TW"/>
+        </w:rPr>
+      </w:r>
+      <w:r>
+        <w:rPr>
+          <w:lang w:val="zh_TW" w:bidi="zh_TW"/>
+        </w:rPr>
+        <w:t>大衛前往挪伯的事件見證了古代關於桌子和陳設餅的習俗（</w:t>
       </w:r>
       <w:hyperlink r:id="rId14">
         <w:r>
@@ -260,28 +274,14 @@
             <w:color w:val="0000EE"/>
             <w:u w:val="single"/>
           </w:rPr>
-          <w:t>拿4:5</w:t>
+          <w:t>出37:10–16</w:t>
         </w:r>
       </w:hyperlink>
       <w:r>
         <w:rPr>
           <w:lang w:val="zh_TW" w:bidi="zh_TW"/>
         </w:rPr>
-        <w:t>）。</w:t>
-      </w:r>
-    </w:p>
-    <w:p>
-      <w:pPr/>
-      <w:r>
-        <w:rPr>
-          <w:lang w:val="zh_TW" w:bidi="zh_TW"/>
-        </w:rPr>
-      </w:r>
-      <w:r>
-        <w:rPr>
-          <w:lang w:val="zh_TW" w:bidi="zh_TW"/>
-        </w:rPr>
-        <w:t>這個詞也用於比喻，指脆弱而容易毀壞的事物。例如，這個詞在</w:t>
+        <w:t>；</w:t>
       </w:r>
       <w:hyperlink r:id="rId15">
         <w:r>
@@ -292,14 +292,14 @@
             <w:color w:val="0000EE"/>
             <w:u w:val="single"/>
           </w:rPr>
-          <w:t>約伯記二十七章18節</w:t>
+          <w:t>撒上21:2–7</w:t>
         </w:r>
       </w:hyperlink>
       <w:r>
         <w:rPr>
           <w:lang w:val="zh_TW" w:bidi="zh_TW"/>
         </w:rPr>
-        <w:t>中翻譯為「棚」，在</w:t>
+        <w:t>）。耶穌曾引用大衛因飢餓而打破安息日規矩的例子，作為行為合理的解釋（</w:t>
       </w:r>
       <w:hyperlink r:id="rId16">
         <w:r>
@@ -310,14 +310,14 @@
             <w:color w:val="0000EE"/>
             <w:u w:val="single"/>
           </w:rPr>
-          <w:t>以賽亞書一章8節</w:t>
+          <w:t>可2:23–28</w:t>
         </w:r>
       </w:hyperlink>
       <w:r>
         <w:rPr>
           <w:lang w:val="zh_TW" w:bidi="zh_TW"/>
         </w:rPr>
-        <w:t>中翻譯為「草棚」。</w:t>
+        <w:t>）。當時，大衛因逃避掃羅的追捕而飢餓難耐，便進入挪伯的聖所，取走了每週安息日獻給神的陳設餅。</w:t>
       </w:r>
     </w:p>
     <w:p>
@@ -329,153 +329,9 @@
       </w:r>
       <w:r>
         <w:rPr>
-          <w:i/>
-          <w:lang w:val="zh_TW" w:bidi="zh_TW"/>
-        </w:rPr>
-        <w:t>另見</w:t>
-      </w:r>
-      <w:r>
-        <w:rPr>
-          <w:lang w:val="zh_TW" w:bidi="zh_TW"/>
-        </w:rPr>
-        <w:t xml:space="preserve"> </w:t>
-      </w:r>
-      <w:r>
-        <w:rPr>
-          <w:lang w:val="zh_TW" w:bidi="zh_TW"/>
-        </w:rPr>
-        <w:t>以色列的筵席和節期</w:t>
-      </w:r>
-      <w:r>
-        <w:rPr>
-          <w:lang w:val="zh_TW" w:bidi="zh_TW"/>
-        </w:rPr>
-        <w:t>；</w:t>
-      </w:r>
-      <w:r>
-        <w:rPr>
-          <w:lang w:val="zh_TW" w:bidi="zh_TW"/>
-        </w:rPr>
-        <w:t>行宮</w:t>
-      </w:r>
-      <w:r>
-        <w:rPr>
-          <w:lang w:val="zh_TW" w:bidi="zh_TW"/>
-        </w:rPr>
-        <w:t>。</w:t>
-      </w:r>
-      <w:r>
-        <w:rPr>
-          <w:lang w:val="zh_TW" w:bidi="zh_TW"/>
-        </w:rPr>
-      </w:r>
-      <w:r>
-        <w:rPr>
-          <w:lang w:val="zh_TW" w:bidi="zh_TW"/>
-        </w:rPr>
-      </w:r>
-    </w:p>
-    <w:p>
-      <w:pPr/>
-      <w:r>
-        <w:rPr>
-          <w:lang w:val="zh_TW" w:bidi="zh_TW"/>
-        </w:rPr>
-      </w:r>
-    </w:p>
-    <w:p>
-      <w:pPr>
-        <w:pStyle w:val="Heading2"/>
-      </w:pPr>
-      <w:r>
-        <w:rPr>
-          <w:lang w:val="zh_TW" w:bidi="zh_TW"/>
-        </w:rPr>
-        <w:t>棚子</w:t>
-      </w:r>
-      <w:r>
-        <w:rPr>
-          <w:lang w:val="zh_TW" w:bidi="zh_TW"/>
-        </w:rPr>
-      </w:r>
-    </w:p>
-    <w:p>
-      <w:pPr/>
-      <w:r>
-        <w:rPr>
-          <w:lang w:val="zh_TW" w:bidi="zh_TW"/>
-        </w:rPr>
-      </w:r>
-      <w:r>
-        <w:rPr>
-          <w:lang w:val="zh_TW" w:bidi="zh_TW"/>
-        </w:rPr>
-        <w:t>在較早期的聖經譯本中，英文pavilion這個詞語有時是用來描述遮蔽物或庇護所。這個詞通常用來翻譯兩個希伯來文詞語：</w:t>
-      </w:r>
-      <w:r>
-        <w:rPr>
-          <w:i/>
-          <w:lang w:val="zh_TW" w:bidi="zh_TW"/>
-        </w:rPr>
-        <w:t>sukkah</w:t>
-      </w:r>
-      <w:r>
-        <w:rPr>
-          <w:lang w:val="zh_TW" w:bidi="zh_TW"/>
-        </w:rPr>
-        <w:t>和</w:t>
-      </w:r>
-      <w:r>
-        <w:rPr>
-          <w:i/>
-          <w:lang w:val="zh_TW" w:bidi="zh_TW"/>
-        </w:rPr>
-        <w:t>sokoh</w:t>
-      </w:r>
-      <w:r>
-        <w:rPr>
-          <w:lang w:val="zh_TW" w:bidi="zh_TW"/>
-        </w:rPr>
-        <w:t>。這些詞語是指簡單的遮蔽物，例如棚子、帳棚、茅屋或洞穴。</w:t>
-      </w:r>
-    </w:p>
-    <w:p>
-      <w:pPr/>
-      <w:r>
-        <w:rPr>
-          <w:lang w:val="zh_TW" w:bidi="zh_TW"/>
-        </w:rPr>
-      </w:r>
-      <w:r>
-        <w:rPr>
-          <w:i/>
-          <w:lang w:val="zh_TW" w:bidi="zh_TW"/>
-        </w:rPr>
-        <w:t>sukkah</w:t>
-      </w:r>
-      <w:r>
-        <w:rPr>
-          <w:lang w:val="zh_TW" w:bidi="zh_TW"/>
-        </w:rPr>
-        <w:t>這個詞也譯為「棚」（</w:t>
-      </w:r>
-      <w:hyperlink r:id="rId13">
-        <w:r>
-          <w:rPr>
-            <w:lang w:val="zh_TW" w:bidi="zh_TW"/>
-          </w:rPr>
-          <w:rPr>
-            <w:color w:val="0000EE"/>
-            <w:u w:val="single"/>
-          </w:rPr>
-          <w:t>創33:17</w:t>
-        </w:r>
-      </w:hyperlink>
-      <w:r>
-        <w:rPr>
-          <w:lang w:val="zh_TW" w:bidi="zh_TW"/>
-        </w:rPr>
-        <w:t>）、住棚節中的「棚」（</w:t>
+          <w:lang w:val="zh_TW" w:bidi="zh_TW"/>
+        </w:rPr>
+        <w:t>亞希米勒是以利的後裔，也是挪伯祭司的領袖。他將陳設餅和曾殺死歌利亞的劍交給大衛。這使得掃羅非常憤怒，下令屠殺亞希米勒及所有挪伯的祭司和居民（</w:t>
       </w:r>
       <w:hyperlink r:id="rId17">
         <w:r>
@@ -486,14 +342,28 @@
             <w:color w:val="0000EE"/>
             <w:u w:val="single"/>
           </w:rPr>
-          <w:t>利23:34</w:t>
+          <w:t>撒上22:6–23</w:t>
         </w:r>
       </w:hyperlink>
       <w:r>
         <w:rPr>
           <w:lang w:val="zh_TW" w:bidi="zh_TW"/>
         </w:rPr>
-        <w:t>）和「棚」（</w:t>
+        <w:t>）。這一事件導致了掃羅的沒落。</w:t>
+      </w:r>
+    </w:p>
+    <w:p>
+      <w:pPr/>
+      <w:r>
+        <w:rPr>
+          <w:lang w:val="zh_TW" w:bidi="zh_TW"/>
+        </w:rPr>
+      </w:r>
+      <w:r>
+        <w:rPr>
+          <w:lang w:val="zh_TW" w:bidi="zh_TW"/>
+        </w:rPr>
+        <w:t>亞比亞他是唯一逃過屠殺的祭司，並在大衛統治期間發揮了重要作用，直到所羅門最終將他革除（</w:t>
       </w:r>
       <w:hyperlink r:id="rId18">
         <w:r>
@@ -504,27 +374,14 @@
             <w:color w:val="0000EE"/>
             <w:u w:val="single"/>
           </w:rPr>
-          <w:t>撒下11:11</w:t>
+          <w:t>王上2:26–27</w:t>
         </w:r>
       </w:hyperlink>
       <w:r>
         <w:rPr>
           <w:lang w:val="zh_TW" w:bidi="zh_TW"/>
         </w:rPr>
-        <w:t>）。</w:t>
-      </w:r>
-      <w:r>
-        <w:rPr>
-          <w:i/>
-          <w:lang w:val="zh_TW" w:bidi="zh_TW"/>
-        </w:rPr>
-        <w:t>sokoh</w:t>
-      </w:r>
-      <w:r>
-        <w:rPr>
-          <w:lang w:val="zh_TW" w:bidi="zh_TW"/>
-        </w:rPr>
-        <w:t>的其它譯法包括「洞」（</w:t>
+        <w:t>）。「敬拜神的地方」這個短語可能指的是挪伯的聖所（</w:t>
       </w:r>
       <w:hyperlink r:id="rId19">
         <w:r>
@@ -535,14 +392,62 @@
             <w:color w:val="0000EE"/>
             <w:u w:val="single"/>
           </w:rPr>
-          <w:t>詩10:9</w:t>
+          <w:t>撒下15:32</w:t>
         </w:r>
       </w:hyperlink>
       <w:r>
         <w:rPr>
           <w:lang w:val="zh_TW" w:bidi="zh_TW"/>
         </w:rPr>
-        <w:t>）、「帳幕」（</w:t>
+        <w:t>）。</w:t>
+      </w:r>
+      <w:r>
+        <w:rPr>
+          <w:lang w:val="zh_TW" w:bidi="zh_TW"/>
+        </w:rPr>
+      </w:r>
+      <w:r>
+        <w:rPr>
+          <w:lang w:val="zh_TW" w:bidi="zh_TW"/>
+        </w:rPr>
+      </w:r>
+    </w:p>
+    <w:p>
+      <w:pPr/>
+      <w:r>
+        <w:rPr>
+          <w:lang w:val="zh_TW" w:bidi="zh_TW"/>
+        </w:rPr>
+      </w:r>
+    </w:p>
+    <w:p>
+      <w:pPr>
+        <w:pStyle w:val="Heading2"/>
+      </w:pPr>
+      <w:r>
+        <w:rPr>
+          <w:lang w:val="zh_TW" w:bidi="zh_TW"/>
+        </w:rPr>
+        <w:t>挪答， 挪答人</w:t>
+      </w:r>
+      <w:r>
+        <w:rPr>
+          <w:lang w:val="zh_TW" w:bidi="zh_TW"/>
+        </w:rPr>
+      </w:r>
+    </w:p>
+    <w:p>
+      <w:pPr/>
+      <w:r>
+        <w:rPr>
+          <w:lang w:val="zh_TW" w:bidi="zh_TW"/>
+        </w:rPr>
+      </w:r>
+      <w:r>
+        <w:rPr>
+          <w:lang w:val="zh_TW" w:bidi="zh_TW"/>
+        </w:rPr>
+        <w:t>阿拉伯一個部族的祖先，這個部族曾與夏甲人聯合，與住在約旦河東的以色列支派爭戰（</w:t>
       </w:r>
       <w:hyperlink r:id="rId20">
         <w:r>
@@ -553,14 +458,14 @@
             <w:color w:val="0000EE"/>
             <w:u w:val="single"/>
           </w:rPr>
-          <w:t>76:2</w:t>
+          <w:t>代上5:19</w:t>
         </w:r>
       </w:hyperlink>
       <w:r>
         <w:rPr>
           <w:lang w:val="zh_TW" w:bidi="zh_TW"/>
         </w:rPr>
-        <w:t>）和「隱密處」（</w:t>
+        <w:t>）。雖然以實瑪利眾子的名單之中沒有列出挪答（參</w:t>
       </w:r>
       <w:hyperlink r:id="rId21">
         <w:r>
@@ -571,14 +476,24 @@
             <w:color w:val="0000EE"/>
             <w:u w:val="single"/>
           </w:rPr>
-          <w:t>耶25:38</w:t>
+          <w:t>創25:13–15</w:t>
         </w:r>
       </w:hyperlink>
       <w:r>
         <w:rPr>
           <w:lang w:val="zh_TW" w:bidi="zh_TW"/>
         </w:rPr>
-        <w:t>）。</w:t>
+        <w:t>），但他可能是以實瑪利家系的遠親。</w:t>
+      </w:r>
+      <w:r>
+        <w:rPr>
+          <w:lang w:val="zh_TW" w:bidi="zh_TW"/>
+        </w:rPr>
+      </w:r>
+      <w:r>
+        <w:rPr>
+          <w:lang w:val="zh_TW" w:bidi="zh_TW"/>
+        </w:rPr>
       </w:r>
     </w:p>
     <w:p>
@@ -588,11 +503,35 @@
           <w:lang w:val="zh_TW" w:bidi="zh_TW"/>
         </w:rPr>
       </w:r>
-      <w:r>
-        <w:rPr>
-          <w:lang w:val="zh_TW" w:bidi="zh_TW"/>
-        </w:rPr>
-        <w:t>在</w:t>
+    </w:p>
+    <w:p>
+      <w:pPr>
+        <w:pStyle w:val="Heading2"/>
+      </w:pPr>
+      <w:r>
+        <w:rPr>
+          <w:lang w:val="zh_TW" w:bidi="zh_TW"/>
+        </w:rPr>
+        <w:t>挪得</w:t>
+      </w:r>
+      <w:r>
+        <w:rPr>
+          <w:lang w:val="zh_TW" w:bidi="zh_TW"/>
+        </w:rPr>
+      </w:r>
+    </w:p>
+    <w:p>
+      <w:pPr/>
+      <w:r>
+        <w:rPr>
+          <w:lang w:val="zh_TW" w:bidi="zh_TW"/>
+        </w:rPr>
+      </w:r>
+      <w:r>
+        <w:rPr>
+          <w:lang w:val="zh_TW" w:bidi="zh_TW"/>
+        </w:rPr>
+        <w:t>該隱殺了他的弟弟亞伯後，去到伊甸東方的土地名稱（</w:t>
       </w:r>
       <w:hyperlink r:id="rId22">
         <w:r>
@@ -603,14 +542,24 @@
             <w:color w:val="0000EE"/>
             <w:u w:val="single"/>
           </w:rPr>
-          <w:t>列王紀上二十章16節</w:t>
+          <w:t>創4:16</w:t>
         </w:r>
       </w:hyperlink>
       <w:r>
         <w:rPr>
           <w:lang w:val="zh_TW" w:bidi="zh_TW"/>
         </w:rPr>
-        <w:t>，一些英文譯本用pavilions（帳幕）描述便‧哈達王和他臣僕所在的帳棚。當亞哈王攻擊他們時，他們正在帳幕裡飲酒。其它譯本則譯為「棚子」、「臨時居所」、「營房」或直接譯為「帳棚」。</w:t>
+        <w:t>）。</w:t>
+      </w:r>
+      <w:r>
+        <w:rPr>
+          <w:lang w:val="zh_TW" w:bidi="zh_TW"/>
+        </w:rPr>
+      </w:r>
+      <w:r>
+        <w:rPr>
+          <w:lang w:val="zh_TW" w:bidi="zh_TW"/>
+        </w:rPr>
       </w:r>
     </w:p>
     <w:p>
@@ -620,11 +569,43 @@
           <w:lang w:val="zh_TW" w:bidi="zh_TW"/>
         </w:rPr>
       </w:r>
-      <w:r>
-        <w:rPr>
-          <w:lang w:val="zh_TW" w:bidi="zh_TW"/>
-        </w:rPr>
-        <w:t>詩篇也以詩歌的方式使用「棚子」這個意象。在</w:t>
+    </w:p>
+    <w:p>
+      <w:pPr>
+        <w:pStyle w:val="Heading2"/>
+      </w:pPr>
+      <w:r>
+        <w:rPr>
+          <w:lang w:val="zh_TW" w:bidi="zh_TW"/>
+        </w:rPr>
+        <w:t>挪亞</w:t>
+      </w:r>
+      <w:r>
+        <w:rPr>
+          <w:lang w:val="zh_TW" w:bidi="zh_TW"/>
+        </w:rPr>
+      </w:r>
+    </w:p>
+    <w:p>
+      <w:pPr>
+        <w:pStyle w:val="ListNumber"/>
+        <w:numPr>
+          <w:ilvl w:val="0"/>
+          <w:numId w:val="14"/>
+        </w:numPr>
+        <w:spacing w:line="240" w:lineRule="auto"/>
+        <w:ind w:left="720"/>
+      </w:pPr>
+      <w:r>
+        <w:rPr>
+          <w:lang w:val="zh_TW" w:bidi="zh_TW"/>
+        </w:rPr>
+      </w:r>
+      <w:r>
+        <w:rPr>
+          <w:lang w:val="zh_TW" w:bidi="zh_TW"/>
+        </w:rPr>
+        <w:t>拉麥的兒子、瑪土撒拉的孫子，是亞當第三個兒子塞特的後裔（</w:t>
       </w:r>
       <w:hyperlink r:id="rId23">
         <w:r>
@@ -635,14 +616,14 @@
             <w:color w:val="0000EE"/>
             <w:u w:val="single"/>
           </w:rPr>
-          <w:t>詩篇二十七篇5節</w:t>
+          <w:t>創5:3–20</w:t>
         </w:r>
       </w:hyperlink>
       <w:r>
         <w:rPr>
           <w:lang w:val="zh_TW" w:bidi="zh_TW"/>
         </w:rPr>
-        <w:t>和</w:t>
+        <w:t>）。拉麥給他的兒子取名為挪亞，這個聽起來像希伯來文單詞的名字，可以表示「安慰」或「慰藉」。當拉麥給他這個名字時，他說：「這個兒子必為我們的操作和手中的勞苦安慰我們；這操作勞苦是因為耶和華咒詛地」（</w:t>
       </w:r>
       <w:hyperlink r:id="rId24">
         <w:r>
@@ -653,14 +634,21 @@
             <w:color w:val="0000EE"/>
             <w:u w:val="single"/>
           </w:rPr>
-          <w:t>三十一篇20節</w:t>
+          <w:t>創5:29</w:t>
         </w:r>
       </w:hyperlink>
       <w:r>
         <w:rPr>
           <w:lang w:val="zh_TW" w:bidi="zh_TW"/>
         </w:rPr>
-        <w:t>詩人說神賜下特別的保護。這種保護好像一個亭子，使人可以躲避危險。</w:t>
+        <w:t>）。</w:t>
+        <w:br/>
+      </w:r>
+      <w:r>
+        <w:rPr>
+          <w:lang w:val="zh_TW" w:bidi="zh_TW"/>
+        </w:rPr>
+        <w:t>由於不止息的邪惡，神定意要毀滅受造界（參</w:t>
       </w:r>
       <w:hyperlink r:id="rId25">
         <w:r>
@@ -671,14 +659,417 @@
             <w:color w:val="0000EE"/>
             <w:u w:val="single"/>
           </w:rPr>
-          <w:t>詩篇十八篇11節</w:t>
+          <w:t>太24:37–39</w:t>
         </w:r>
       </w:hyperlink>
       <w:r>
         <w:rPr>
           <w:lang w:val="zh_TW" w:bidi="zh_TW"/>
         </w:rPr>
-        <w:t>說：「他以黑暗為藏身之處， 以水的黑暗、天空的厚雲為他四圍的行宮。」這節經文是以意象來描寫神將祂的同在隱藏在幽暗的雲層之中。</w:t>
+        <w:t>；</w:t>
+      </w:r>
+      <w:hyperlink r:id="rId26">
+        <w:r>
+          <w:rPr>
+            <w:lang w:val="zh_TW" w:bidi="zh_TW"/>
+          </w:rPr>
+          <w:rPr>
+            <w:color w:val="0000EE"/>
+            <w:u w:val="single"/>
+          </w:rPr>
+          <w:t>路17:26–27</w:t>
+        </w:r>
+      </w:hyperlink>
+      <w:r>
+        <w:rPr>
+          <w:lang w:val="zh_TW" w:bidi="zh_TW"/>
+        </w:rPr>
+        <w:t>），但神特別保留了挪亞，因為他在神眼中是個義人，在人前也無可指責（</w:t>
+      </w:r>
+      <w:hyperlink r:id="rId27">
+        <w:r>
+          <w:rPr>
+            <w:lang w:val="zh_TW" w:bidi="zh_TW"/>
+          </w:rPr>
+          <w:rPr>
+            <w:color w:val="0000EE"/>
+            <w:u w:val="single"/>
+          </w:rPr>
+          <w:t>創6:3–9</w:t>
+        </w:r>
+      </w:hyperlink>
+      <w:r>
+        <w:rPr>
+          <w:lang w:val="zh_TW" w:bidi="zh_TW"/>
+        </w:rPr>
+        <w:t>）。挪亞按著神精準的指示，他建造了一艘方舟。只有八個人進入：</w:t>
+      </w:r>
+    </w:p>
+    <w:p>
+      <w:pPr>
+        <w:pStyle w:val="ListBullet"/>
+        <w:spacing w:line="240" w:lineRule="auto"/>
+        <w:ind w:left="1440"/>
+      </w:pPr>
+      <w:r>
+        <w:rPr>
+          <w:lang w:val="zh_TW" w:bidi="zh_TW"/>
+        </w:rPr>
+      </w:r>
+      <w:r>
+        <w:rPr>
+          <w:lang w:val="zh_TW" w:bidi="zh_TW"/>
+        </w:rPr>
+        <w:t>挪亞</w:t>
+      </w:r>
+    </w:p>
+    <w:p>
+      <w:pPr>
+        <w:pStyle w:val="ListBullet"/>
+        <w:spacing w:line="240" w:lineRule="auto"/>
+        <w:ind w:left="1440"/>
+      </w:pPr>
+      <w:r>
+        <w:rPr>
+          <w:lang w:val="zh_TW" w:bidi="zh_TW"/>
+        </w:rPr>
+      </w:r>
+      <w:r>
+        <w:rPr>
+          <w:lang w:val="zh_TW" w:bidi="zh_TW"/>
+        </w:rPr>
+        <w:t>他的妻子</w:t>
+      </w:r>
+    </w:p>
+    <w:p>
+      <w:pPr>
+        <w:pStyle w:val="ListBullet"/>
+        <w:spacing w:line="240" w:lineRule="auto"/>
+        <w:ind w:left="1440"/>
+      </w:pPr>
+      <w:r>
+        <w:rPr>
+          <w:lang w:val="zh_TW" w:bidi="zh_TW"/>
+        </w:rPr>
+      </w:r>
+      <w:r>
+        <w:rPr>
+          <w:lang w:val="zh_TW" w:bidi="zh_TW"/>
+        </w:rPr>
+        <w:t>他的三個兒子</w:t>
+      </w:r>
+    </w:p>
+    <w:p>
+      <w:pPr>
+        <w:pStyle w:val="ListBullet"/>
+        <w:spacing w:line="240" w:lineRule="auto"/>
+        <w:ind w:left="1440"/>
+      </w:pPr>
+      <w:r>
+        <w:rPr>
+          <w:lang w:val="zh_TW" w:bidi="zh_TW"/>
+        </w:rPr>
+      </w:r>
+      <w:r>
+        <w:rPr>
+          <w:lang w:val="zh_TW" w:bidi="zh_TW"/>
+        </w:rPr>
+        <w:t>他們的妻子</w:t>
+      </w:r>
+    </w:p>
+    <w:p>
+      <w:pPr/>
+      <w:r>
+        <w:rPr>
+          <w:lang w:val="zh_TW" w:bidi="zh_TW"/>
+        </w:rPr>
+      </w:r>
+      <w:r>
+        <w:rPr>
+          <w:lang w:val="zh_TW" w:bidi="zh_TW"/>
+        </w:rPr>
+        <w:t>各類生物都成對被帶入。如此，他們便從隨後的洪水中得以保護，而其他所有活物都滅亡了（</w:t>
+      </w:r>
+      <w:hyperlink r:id="rId28">
+        <w:r>
+          <w:rPr>
+            <w:lang w:val="zh_TW" w:bidi="zh_TW"/>
+          </w:rPr>
+          <w:rPr>
+            <w:color w:val="0000EE"/>
+            <w:u w:val="single"/>
+          </w:rPr>
+          <w:t>創6:14–8:19</w:t>
+        </w:r>
+      </w:hyperlink>
+      <w:r>
+        <w:rPr>
+          <w:lang w:val="zh_TW" w:bidi="zh_TW"/>
+        </w:rPr>
+        <w:t>）。當他們離開方舟後，挪亞築了一座壇。他獻上了使神喜悅的燔祭。神以應許作為回應：儘管人類有罪，祂不會再次降下洪水，或使季節混亂（</w:t>
+      </w:r>
+      <w:hyperlink r:id="rId29">
+        <w:r>
+          <w:rPr>
+            <w:lang w:val="zh_TW" w:bidi="zh_TW"/>
+          </w:rPr>
+          <w:rPr>
+            <w:color w:val="0000EE"/>
+            <w:u w:val="single"/>
+          </w:rPr>
+          <w:t>創8:20–9:17</w:t>
+        </w:r>
+      </w:hyperlink>
+      <w:r>
+        <w:rPr>
+          <w:lang w:val="zh_TW" w:bidi="zh_TW"/>
+        </w:rPr>
+        <w:t>）。</w:t>
+      </w:r>
+    </w:p>
+    <w:p>
+      <w:pPr/>
+      <w:r>
+        <w:rPr>
+          <w:lang w:val="zh_TW" w:bidi="zh_TW"/>
+        </w:rPr>
+      </w:r>
+      <w:r>
+        <w:rPr>
+          <w:lang w:val="zh_TW" w:bidi="zh_TW"/>
+        </w:rPr>
+        <w:t>挪亞曾經抵禦強大的誘惑。然而，可能因疏忽或年老，他喝醉了。家人之間的反應各不相同，導致了不同的結局。閃和雅弗得了祝福。含沒有得到祝福，而他的兒子迦南則被咒詛（</w:t>
+      </w:r>
+      <w:hyperlink r:id="rId30">
+        <w:r>
+          <w:rPr>
+            <w:lang w:val="zh_TW" w:bidi="zh_TW"/>
+          </w:rPr>
+          <w:rPr>
+            <w:color w:val="0000EE"/>
+            <w:u w:val="single"/>
+          </w:rPr>
+          <w:t>創9:20–27</w:t>
+        </w:r>
+      </w:hyperlink>
+      <w:r>
+        <w:rPr>
+          <w:lang w:val="zh_TW" w:bidi="zh_TW"/>
+        </w:rPr>
+        <w:t>）。挪亞在洪水之後又活了350年，他活到950歲時便去世。</w:t>
+      </w:r>
+    </w:p>
+    <w:p>
+      <w:pPr/>
+      <w:r>
+        <w:rPr>
+          <w:lang w:val="zh_TW" w:bidi="zh_TW"/>
+        </w:rPr>
+      </w:r>
+      <w:hyperlink r:id="rId31">
+        <w:r>
+          <w:rPr>
+            <w:lang w:val="zh_TW" w:bidi="zh_TW"/>
+          </w:rPr>
+          <w:rPr>
+            <w:color w:val="0000EE"/>
+            <w:u w:val="single"/>
+          </w:rPr>
+          <w:t>以西結書十四章12至14節</w:t>
+        </w:r>
+      </w:hyperlink>
+      <w:r>
+        <w:rPr>
+          <w:lang w:val="zh_TW" w:bidi="zh_TW"/>
+        </w:rPr>
+        <w:t>，</w:t>
+      </w:r>
+      <w:hyperlink r:id="rId31">
+        <w:r>
+          <w:rPr>
+            <w:lang w:val="zh_TW" w:bidi="zh_TW"/>
+          </w:rPr>
+          <w:rPr>
+            <w:color w:val="0000EE"/>
+            <w:u w:val="single"/>
+          </w:rPr>
+          <w:t>十九至二十章</w:t>
+        </w:r>
+      </w:hyperlink>
+      <w:r>
+        <w:rPr>
+          <w:lang w:val="zh_TW" w:bidi="zh_TW"/>
+        </w:rPr>
+        <w:t>提到挪亞、但以理和約伯因為「他們的義」。《希伯來書》稱讚挪亞，因著信心與聖潔的敬畏，他拒絕了世界，並成為公義的承受者（</w:t>
+      </w:r>
+      <w:hyperlink r:id="rId32">
+        <w:r>
+          <w:rPr>
+            <w:lang w:val="zh_TW" w:bidi="zh_TW"/>
+          </w:rPr>
+          <w:rPr>
+            <w:color w:val="0000EE"/>
+            <w:u w:val="single"/>
+          </w:rPr>
+          <w:t>來11:7</w:t>
+        </w:r>
+      </w:hyperlink>
+      <w:r>
+        <w:rPr>
+          <w:lang w:val="zh_TW" w:bidi="zh_TW"/>
+        </w:rPr>
+        <w:t>），而</w:t>
+      </w:r>
+      <w:hyperlink r:id="rId33">
+        <w:r>
+          <w:rPr>
+            <w:lang w:val="zh_TW" w:bidi="zh_TW"/>
+          </w:rPr>
+          <w:rPr>
+            <w:color w:val="0000EE"/>
+            <w:u w:val="single"/>
+          </w:rPr>
+          <w:t>彼得後書二章5節</w:t>
+        </w:r>
+      </w:hyperlink>
+      <w:r>
+        <w:rPr>
+          <w:lang w:val="zh_TW" w:bidi="zh_TW"/>
+        </w:rPr>
+        <w:t>稱他為「傳義道的」。</w:t>
+      </w:r>
+    </w:p>
+    <w:p>
+      <w:pPr/>
+      <w:r>
+        <w:rPr>
+          <w:lang w:val="zh_TW" w:bidi="zh_TW"/>
+        </w:rPr>
+      </w:r>
+      <w:r>
+        <w:rPr>
+          <w:i/>
+          <w:lang w:val="zh_TW" w:bidi="zh_TW"/>
+        </w:rPr>
+        <w:t>另見</w:t>
+      </w:r>
+      <w:r>
+        <w:rPr>
+          <w:lang w:val="zh_TW" w:bidi="zh_TW"/>
+        </w:rPr>
+        <w:t>洪水</w:t>
+      </w:r>
+      <w:r>
+        <w:rPr>
+          <w:lang w:val="zh_TW" w:bidi="zh_TW"/>
+        </w:rPr>
+        <w:t>；</w:t>
+      </w:r>
+      <w:r>
+        <w:rPr>
+          <w:lang w:val="zh_TW" w:bidi="zh_TW"/>
+        </w:rPr>
+        <w:t>吉加墨詩史詩</w:t>
+      </w:r>
+      <w:r>
+        <w:rPr>
+          <w:lang w:val="zh_TW" w:bidi="zh_TW"/>
+        </w:rPr>
+        <w:t>。</w:t>
+      </w:r>
+    </w:p>
+    <w:p>
+      <w:pPr>
+        <w:pStyle w:val="ListNumber"/>
+        <w:numPr>
+          <w:ilvl w:val="0"/>
+          <w:numId w:val="15"/>
+        </w:numPr>
+        <w:spacing w:line="240" w:lineRule="auto"/>
+        <w:ind w:left="720"/>
+      </w:pPr>
+      <w:r>
+        <w:rPr>
+          <w:lang w:val="zh_TW" w:bidi="zh_TW"/>
+        </w:rPr>
+      </w:r>
+      <w:r>
+        <w:rPr>
+          <w:lang w:val="zh_TW" w:bidi="zh_TW"/>
+        </w:rPr>
+        <w:t>瑪拿西支派西羅非哈的女兒（</w:t>
+      </w:r>
+      <w:hyperlink r:id="rId34">
+        <w:r>
+          <w:rPr>
+            <w:lang w:val="zh_TW" w:bidi="zh_TW"/>
+          </w:rPr>
+          <w:rPr>
+            <w:color w:val="0000EE"/>
+            <w:u w:val="single"/>
+          </w:rPr>
+          <w:t>民26:33</w:t>
+        </w:r>
+      </w:hyperlink>
+      <w:r>
+        <w:rPr>
+          <w:lang w:val="zh_TW" w:bidi="zh_TW"/>
+        </w:rPr>
+        <w:t>）。當她們的父親死後沒有留下兒子時，她和她的四個姐妹請求制定律法，以保護她們的產業繼承權（</w:t>
+      </w:r>
+      <w:hyperlink r:id="rId35">
+        <w:r>
+          <w:rPr>
+            <w:lang w:val="zh_TW" w:bidi="zh_TW"/>
+          </w:rPr>
+          <w:rPr>
+            <w:color w:val="0000EE"/>
+            <w:u w:val="single"/>
+          </w:rPr>
+          <w:t>民27:1–11</w:t>
+        </w:r>
+      </w:hyperlink>
+      <w:r>
+        <w:rPr>
+          <w:lang w:val="zh_TW" w:bidi="zh_TW"/>
+        </w:rPr>
+        <w:t>；參</w:t>
+      </w:r>
+      <w:hyperlink r:id="rId36">
+        <w:r>
+          <w:rPr>
+            <w:lang w:val="zh_TW" w:bidi="zh_TW"/>
+          </w:rPr>
+          <w:rPr>
+            <w:color w:val="0000EE"/>
+            <w:u w:val="single"/>
+          </w:rPr>
+          <w:t>書17:3–6</w:t>
+        </w:r>
+      </w:hyperlink>
+      <w:r>
+        <w:rPr>
+          <w:lang w:val="zh_TW" w:bidi="zh_TW"/>
+        </w:rPr>
+        <w:t>）。然而，她們被限制只能在自己的支派之內成婚（</w:t>
+      </w:r>
+      <w:hyperlink r:id="rId37">
+        <w:r>
+          <w:rPr>
+            <w:lang w:val="zh_TW" w:bidi="zh_TW"/>
+          </w:rPr>
+          <w:rPr>
+            <w:color w:val="0000EE"/>
+            <w:u w:val="single"/>
+          </w:rPr>
+          <w:t>民36:1–12</w:t>
+        </w:r>
+      </w:hyperlink>
+      <w:r>
+        <w:rPr>
+          <w:lang w:val="zh_TW" w:bidi="zh_TW"/>
+        </w:rPr>
+        <w:t>）。</w:t>
       </w:r>
       <w:r>
         <w:rPr>
@@ -2580,6 +2971,18 @@
   </w:num>
   <w:num w:numId="13" w16cid:durableId="592781308">
     <w:abstractNumId w:val="11"/>
+  </w:num>
+  <w:num w:numId="14">
+    <w:abstractNumId w:val="3"/>
+    <w:lvlOverride w:ilvl="0">
+      <w:startOverride w:val="1"/>
+    </w:lvlOverride>
+  </w:num>
+  <w:num w:numId="15">
+    <w:abstractNumId w:val="3"/>
+    <w:lvlOverride w:ilvl="0">
+      <w:startOverride w:val="1"/>
+    </w:lvlOverride>
   </w:num>
   <w:numIdMacAtCleanup w:val="10"/>
 </w:numbering>

--- a/zht/docx/122.content.docx
+++ b/zht/docx/122.content.docx
@@ -233,18 +233,12 @@
         </w:rPr>
         <w:t>一座位於耶路撒冷東北方、橄欖山對面的斯科普斯山（Mount Scopus）上的城。挪伯是一個重要的宗教中心，有86位祭司住在那裡，並且有以弗得（</w:t>
       </w:r>
-      <w:hyperlink r:id="rId13">
-        <w:r>
-          <w:rPr>
-            <w:lang w:val="zh_TW" w:bidi="zh_TW"/>
-          </w:rPr>
-          <w:rPr>
-            <w:color w:val="0000EE"/>
-            <w:u w:val="single"/>
-          </w:rPr>
-          <w:t>撒上22:13–20</w:t>
-        </w:r>
-      </w:hyperlink>
+      <w:r>
+        <w:rPr>
+          <w:lang w:val="zh_TW" w:bidi="zh_TW"/>
+        </w:rPr>
+        <w:t>撒上22:13–20</w:t>
+      </w:r>
       <w:r>
         <w:rPr>
           <w:lang w:val="zh_TW" w:bidi="zh_TW"/>
@@ -265,54 +259,36 @@
         </w:rPr>
         <w:t>大衛前往挪伯的事件見證了古代關於桌子和陳設餅的習俗（</w:t>
       </w:r>
-      <w:hyperlink r:id="rId14">
-        <w:r>
-          <w:rPr>
-            <w:lang w:val="zh_TW" w:bidi="zh_TW"/>
-          </w:rPr>
-          <w:rPr>
-            <w:color w:val="0000EE"/>
-            <w:u w:val="single"/>
-          </w:rPr>
-          <w:t>出37:10–16</w:t>
-        </w:r>
-      </w:hyperlink>
+      <w:r>
+        <w:rPr>
+          <w:lang w:val="zh_TW" w:bidi="zh_TW"/>
+        </w:rPr>
+        <w:t>出37:10–16</w:t>
+      </w:r>
       <w:r>
         <w:rPr>
           <w:lang w:val="zh_TW" w:bidi="zh_TW"/>
         </w:rPr>
         <w:t>；</w:t>
       </w:r>
-      <w:hyperlink r:id="rId15">
-        <w:r>
-          <w:rPr>
-            <w:lang w:val="zh_TW" w:bidi="zh_TW"/>
-          </w:rPr>
-          <w:rPr>
-            <w:color w:val="0000EE"/>
-            <w:u w:val="single"/>
-          </w:rPr>
-          <w:t>撒上21:2–7</w:t>
-        </w:r>
-      </w:hyperlink>
+      <w:r>
+        <w:rPr>
+          <w:lang w:val="zh_TW" w:bidi="zh_TW"/>
+        </w:rPr>
+        <w:t>撒上21:2–7</w:t>
+      </w:r>
       <w:r>
         <w:rPr>
           <w:lang w:val="zh_TW" w:bidi="zh_TW"/>
         </w:rPr>
         <w:t>）。耶穌曾引用大衛因飢餓而打破安息日規矩的例子，作為行為合理的解釋（</w:t>
       </w:r>
-      <w:hyperlink r:id="rId16">
-        <w:r>
-          <w:rPr>
-            <w:lang w:val="zh_TW" w:bidi="zh_TW"/>
-          </w:rPr>
-          <w:rPr>
-            <w:color w:val="0000EE"/>
-            <w:u w:val="single"/>
-          </w:rPr>
-          <w:t>可2:23–28</w:t>
-        </w:r>
-      </w:hyperlink>
+      <w:r>
+        <w:rPr>
+          <w:lang w:val="zh_TW" w:bidi="zh_TW"/>
+        </w:rPr>
+        <w:t>可2:23–28</w:t>
+      </w:r>
       <w:r>
         <w:rPr>
           <w:lang w:val="zh_TW" w:bidi="zh_TW"/>
@@ -333,18 +309,12 @@
         </w:rPr>
         <w:t>亞希米勒是以利的後裔，也是挪伯祭司的領袖。他將陳設餅和曾殺死歌利亞的劍交給大衛。這使得掃羅非常憤怒，下令屠殺亞希米勒及所有挪伯的祭司和居民（</w:t>
       </w:r>
-      <w:hyperlink r:id="rId17">
-        <w:r>
-          <w:rPr>
-            <w:lang w:val="zh_TW" w:bidi="zh_TW"/>
-          </w:rPr>
-          <w:rPr>
-            <w:color w:val="0000EE"/>
-            <w:u w:val="single"/>
-          </w:rPr>
-          <w:t>撒上22:6–23</w:t>
-        </w:r>
-      </w:hyperlink>
+      <w:r>
+        <w:rPr>
+          <w:lang w:val="zh_TW" w:bidi="zh_TW"/>
+        </w:rPr>
+        <w:t>撒上22:6–23</w:t>
+      </w:r>
       <w:r>
         <w:rPr>
           <w:lang w:val="zh_TW" w:bidi="zh_TW"/>
@@ -365,36 +335,24 @@
         </w:rPr>
         <w:t>亞比亞他是唯一逃過屠殺的祭司，並在大衛統治期間發揮了重要作用，直到所羅門最終將他革除（</w:t>
       </w:r>
-      <w:hyperlink r:id="rId18">
-        <w:r>
-          <w:rPr>
-            <w:lang w:val="zh_TW" w:bidi="zh_TW"/>
-          </w:rPr>
-          <w:rPr>
-            <w:color w:val="0000EE"/>
-            <w:u w:val="single"/>
-          </w:rPr>
-          <w:t>王上2:26–27</w:t>
-        </w:r>
-      </w:hyperlink>
+      <w:r>
+        <w:rPr>
+          <w:lang w:val="zh_TW" w:bidi="zh_TW"/>
+        </w:rPr>
+        <w:t>王上2:26–27</w:t>
+      </w:r>
       <w:r>
         <w:rPr>
           <w:lang w:val="zh_TW" w:bidi="zh_TW"/>
         </w:rPr>
         <w:t>）。「敬拜神的地方」這個短語可能指的是挪伯的聖所（</w:t>
       </w:r>
-      <w:hyperlink r:id="rId19">
-        <w:r>
-          <w:rPr>
-            <w:lang w:val="zh_TW" w:bidi="zh_TW"/>
-          </w:rPr>
-          <w:rPr>
-            <w:color w:val="0000EE"/>
-            <w:u w:val="single"/>
-          </w:rPr>
-          <w:t>撒下15:32</w:t>
-        </w:r>
-      </w:hyperlink>
+      <w:r>
+        <w:rPr>
+          <w:lang w:val="zh_TW" w:bidi="zh_TW"/>
+        </w:rPr>
+        <w:t>撒下15:32</w:t>
+      </w:r>
       <w:r>
         <w:rPr>
           <w:lang w:val="zh_TW" w:bidi="zh_TW"/>
@@ -449,36 +407,24 @@
         </w:rPr>
         <w:t>阿拉伯一個部族的祖先，這個部族曾與夏甲人聯合，與住在約旦河東的以色列支派爭戰（</w:t>
       </w:r>
-      <w:hyperlink r:id="rId20">
-        <w:r>
-          <w:rPr>
-            <w:lang w:val="zh_TW" w:bidi="zh_TW"/>
-          </w:rPr>
-          <w:rPr>
-            <w:color w:val="0000EE"/>
-            <w:u w:val="single"/>
-          </w:rPr>
-          <w:t>代上5:19</w:t>
-        </w:r>
-      </w:hyperlink>
+      <w:r>
+        <w:rPr>
+          <w:lang w:val="zh_TW" w:bidi="zh_TW"/>
+        </w:rPr>
+        <w:t>代上5:19</w:t>
+      </w:r>
       <w:r>
         <w:rPr>
           <w:lang w:val="zh_TW" w:bidi="zh_TW"/>
         </w:rPr>
         <w:t>）。雖然以實瑪利眾子的名單之中沒有列出挪答（參</w:t>
       </w:r>
-      <w:hyperlink r:id="rId21">
-        <w:r>
-          <w:rPr>
-            <w:lang w:val="zh_TW" w:bidi="zh_TW"/>
-          </w:rPr>
-          <w:rPr>
-            <w:color w:val="0000EE"/>
-            <w:u w:val="single"/>
-          </w:rPr>
-          <w:t>創25:13–15</w:t>
-        </w:r>
-      </w:hyperlink>
+      <w:r>
+        <w:rPr>
+          <w:lang w:val="zh_TW" w:bidi="zh_TW"/>
+        </w:rPr>
+        <w:t>創25:13–15</w:t>
+      </w:r>
       <w:r>
         <w:rPr>
           <w:lang w:val="zh_TW" w:bidi="zh_TW"/>
@@ -533,18 +479,12 @@
         </w:rPr>
         <w:t>該隱殺了他的弟弟亞伯後，去到伊甸東方的土地名稱（</w:t>
       </w:r>
-      <w:hyperlink r:id="rId22">
-        <w:r>
-          <w:rPr>
-            <w:lang w:val="zh_TW" w:bidi="zh_TW"/>
-          </w:rPr>
-          <w:rPr>
-            <w:color w:val="0000EE"/>
-            <w:u w:val="single"/>
-          </w:rPr>
-          <w:t>創4:16</w:t>
-        </w:r>
-      </w:hyperlink>
+      <w:r>
+        <w:rPr>
+          <w:lang w:val="zh_TW" w:bidi="zh_TW"/>
+        </w:rPr>
+        <w:t>創4:16</w:t>
+      </w:r>
       <w:r>
         <w:rPr>
           <w:lang w:val="zh_TW" w:bidi="zh_TW"/>
@@ -607,36 +547,24 @@
         </w:rPr>
         <w:t>拉麥的兒子、瑪土撒拉的孫子，是亞當第三個兒子塞特的後裔（</w:t>
       </w:r>
-      <w:hyperlink r:id="rId23">
-        <w:r>
-          <w:rPr>
-            <w:lang w:val="zh_TW" w:bidi="zh_TW"/>
-          </w:rPr>
-          <w:rPr>
-            <w:color w:val="0000EE"/>
-            <w:u w:val="single"/>
-          </w:rPr>
-          <w:t>創5:3–20</w:t>
-        </w:r>
-      </w:hyperlink>
+      <w:r>
+        <w:rPr>
+          <w:lang w:val="zh_TW" w:bidi="zh_TW"/>
+        </w:rPr>
+        <w:t>創5:3–20</w:t>
+      </w:r>
       <w:r>
         <w:rPr>
           <w:lang w:val="zh_TW" w:bidi="zh_TW"/>
         </w:rPr>
         <w:t>）。拉麥給他的兒子取名為挪亞，這個聽起來像希伯來文單詞的名字，可以表示「安慰」或「慰藉」。當拉麥給他這個名字時，他說：「這個兒子必為我們的操作和手中的勞苦安慰我們；這操作勞苦是因為耶和華咒詛地」（</w:t>
       </w:r>
-      <w:hyperlink r:id="rId24">
-        <w:r>
-          <w:rPr>
-            <w:lang w:val="zh_TW" w:bidi="zh_TW"/>
-          </w:rPr>
-          <w:rPr>
-            <w:color w:val="0000EE"/>
-            <w:u w:val="single"/>
-          </w:rPr>
-          <w:t>創5:29</w:t>
-        </w:r>
-      </w:hyperlink>
+      <w:r>
+        <w:rPr>
+          <w:lang w:val="zh_TW" w:bidi="zh_TW"/>
+        </w:rPr>
+        <w:t>創5:29</w:t>
+      </w:r>
       <w:r>
         <w:rPr>
           <w:lang w:val="zh_TW" w:bidi="zh_TW"/>
@@ -650,54 +578,36 @@
         </w:rPr>
         <w:t>由於不止息的邪惡，神定意要毀滅受造界（參</w:t>
       </w:r>
-      <w:hyperlink r:id="rId25">
-        <w:r>
-          <w:rPr>
-            <w:lang w:val="zh_TW" w:bidi="zh_TW"/>
-          </w:rPr>
-          <w:rPr>
-            <w:color w:val="0000EE"/>
-            <w:u w:val="single"/>
-          </w:rPr>
-          <w:t>太24:37–39</w:t>
-        </w:r>
-      </w:hyperlink>
+      <w:r>
+        <w:rPr>
+          <w:lang w:val="zh_TW" w:bidi="zh_TW"/>
+        </w:rPr>
+        <w:t>太24:37–39</w:t>
+      </w:r>
       <w:r>
         <w:rPr>
           <w:lang w:val="zh_TW" w:bidi="zh_TW"/>
         </w:rPr>
         <w:t>；</w:t>
       </w:r>
-      <w:hyperlink r:id="rId26">
-        <w:r>
-          <w:rPr>
-            <w:lang w:val="zh_TW" w:bidi="zh_TW"/>
-          </w:rPr>
-          <w:rPr>
-            <w:color w:val="0000EE"/>
-            <w:u w:val="single"/>
-          </w:rPr>
-          <w:t>路17:26–27</w:t>
-        </w:r>
-      </w:hyperlink>
+      <w:r>
+        <w:rPr>
+          <w:lang w:val="zh_TW" w:bidi="zh_TW"/>
+        </w:rPr>
+        <w:t>路17:26–27</w:t>
+      </w:r>
       <w:r>
         <w:rPr>
           <w:lang w:val="zh_TW" w:bidi="zh_TW"/>
         </w:rPr>
         <w:t>），但神特別保留了挪亞，因為他在神眼中是個義人，在人前也無可指責（</w:t>
       </w:r>
-      <w:hyperlink r:id="rId27">
-        <w:r>
-          <w:rPr>
-            <w:lang w:val="zh_TW" w:bidi="zh_TW"/>
-          </w:rPr>
-          <w:rPr>
-            <w:color w:val="0000EE"/>
-            <w:u w:val="single"/>
-          </w:rPr>
-          <w:t>創6:3–9</w:t>
-        </w:r>
-      </w:hyperlink>
+      <w:r>
+        <w:rPr>
+          <w:lang w:val="zh_TW" w:bidi="zh_TW"/>
+        </w:rPr>
+        <w:t>創6:3–9</w:t>
+      </w:r>
       <w:r>
         <w:rPr>
           <w:lang w:val="zh_TW" w:bidi="zh_TW"/>
@@ -790,36 +700,24 @@
         </w:rPr>
         <w:t>各類生物都成對被帶入。如此，他們便從隨後的洪水中得以保護，而其他所有活物都滅亡了（</w:t>
       </w:r>
-      <w:hyperlink r:id="rId28">
-        <w:r>
-          <w:rPr>
-            <w:lang w:val="zh_TW" w:bidi="zh_TW"/>
-          </w:rPr>
-          <w:rPr>
-            <w:color w:val="0000EE"/>
-            <w:u w:val="single"/>
-          </w:rPr>
-          <w:t>創6:14–8:19</w:t>
-        </w:r>
-      </w:hyperlink>
+      <w:r>
+        <w:rPr>
+          <w:lang w:val="zh_TW" w:bidi="zh_TW"/>
+        </w:rPr>
+        <w:t>創6:14–8:19</w:t>
+      </w:r>
       <w:r>
         <w:rPr>
           <w:lang w:val="zh_TW" w:bidi="zh_TW"/>
         </w:rPr>
         <w:t>）。當他們離開方舟後，挪亞築了一座壇。他獻上了使神喜悅的燔祭。神以應許作為回應：儘管人類有罪，祂不會再次降下洪水，或使季節混亂（</w:t>
       </w:r>
-      <w:hyperlink r:id="rId29">
-        <w:r>
-          <w:rPr>
-            <w:lang w:val="zh_TW" w:bidi="zh_TW"/>
-          </w:rPr>
-          <w:rPr>
-            <w:color w:val="0000EE"/>
-            <w:u w:val="single"/>
-          </w:rPr>
-          <w:t>創8:20–9:17</w:t>
-        </w:r>
-      </w:hyperlink>
+      <w:r>
+        <w:rPr>
+          <w:lang w:val="zh_TW" w:bidi="zh_TW"/>
+        </w:rPr>
+        <w:t>創8:20–9:17</w:t>
+      </w:r>
       <w:r>
         <w:rPr>
           <w:lang w:val="zh_TW" w:bidi="zh_TW"/>
@@ -840,18 +738,12 @@
         </w:rPr>
         <w:t>挪亞曾經抵禦強大的誘惑。然而，可能因疏忽或年老，他喝醉了。家人之間的反應各不相同，導致了不同的結局。閃和雅弗得了祝福。含沒有得到祝福，而他的兒子迦南則被咒詛（</w:t>
       </w:r>
-      <w:hyperlink r:id="rId30">
-        <w:r>
-          <w:rPr>
-            <w:lang w:val="zh_TW" w:bidi="zh_TW"/>
-          </w:rPr>
-          <w:rPr>
-            <w:color w:val="0000EE"/>
-            <w:u w:val="single"/>
-          </w:rPr>
-          <w:t>創9:20–27</w:t>
-        </w:r>
-      </w:hyperlink>
+      <w:r>
+        <w:rPr>
+          <w:lang w:val="zh_TW" w:bidi="zh_TW"/>
+        </w:rPr>
+        <w:t>創9:20–27</w:t>
+      </w:r>
       <w:r>
         <w:rPr>
           <w:lang w:val="zh_TW" w:bidi="zh_TW"/>
@@ -866,72 +758,48 @@
           <w:lang w:val="zh_TW" w:bidi="zh_TW"/>
         </w:rPr>
       </w:r>
-      <w:hyperlink r:id="rId31">
-        <w:r>
-          <w:rPr>
-            <w:lang w:val="zh_TW" w:bidi="zh_TW"/>
-          </w:rPr>
-          <w:rPr>
-            <w:color w:val="0000EE"/>
-            <w:u w:val="single"/>
-          </w:rPr>
-          <w:t>以西結書十四章12至14節</w:t>
-        </w:r>
-      </w:hyperlink>
+      <w:r>
+        <w:rPr>
+          <w:lang w:val="zh_TW" w:bidi="zh_TW"/>
+        </w:rPr>
+        <w:t>以西結書十四章12至14節</w:t>
+      </w:r>
       <w:r>
         <w:rPr>
           <w:lang w:val="zh_TW" w:bidi="zh_TW"/>
         </w:rPr>
         <w:t>，</w:t>
       </w:r>
-      <w:hyperlink r:id="rId31">
-        <w:r>
-          <w:rPr>
-            <w:lang w:val="zh_TW" w:bidi="zh_TW"/>
-          </w:rPr>
-          <w:rPr>
-            <w:color w:val="0000EE"/>
-            <w:u w:val="single"/>
-          </w:rPr>
-          <w:t>十九至二十章</w:t>
-        </w:r>
-      </w:hyperlink>
+      <w:r>
+        <w:rPr>
+          <w:lang w:val="zh_TW" w:bidi="zh_TW"/>
+        </w:rPr>
+        <w:t>十九至二十章</w:t>
+      </w:r>
       <w:r>
         <w:rPr>
           <w:lang w:val="zh_TW" w:bidi="zh_TW"/>
         </w:rPr>
         <w:t>提到挪亞、但以理和約伯因為「他們的義」。《希伯來書》稱讚挪亞，因著信心與聖潔的敬畏，他拒絕了世界，並成為公義的承受者（</w:t>
       </w:r>
-      <w:hyperlink r:id="rId32">
-        <w:r>
-          <w:rPr>
-            <w:lang w:val="zh_TW" w:bidi="zh_TW"/>
-          </w:rPr>
-          <w:rPr>
-            <w:color w:val="0000EE"/>
-            <w:u w:val="single"/>
-          </w:rPr>
-          <w:t>來11:7</w:t>
-        </w:r>
-      </w:hyperlink>
+      <w:r>
+        <w:rPr>
+          <w:lang w:val="zh_TW" w:bidi="zh_TW"/>
+        </w:rPr>
+        <w:t>來11:7</w:t>
+      </w:r>
       <w:r>
         <w:rPr>
           <w:lang w:val="zh_TW" w:bidi="zh_TW"/>
         </w:rPr>
         <w:t>），而</w:t>
       </w:r>
-      <w:hyperlink r:id="rId33">
-        <w:r>
-          <w:rPr>
-            <w:lang w:val="zh_TW" w:bidi="zh_TW"/>
-          </w:rPr>
-          <w:rPr>
-            <w:color w:val="0000EE"/>
-            <w:u w:val="single"/>
-          </w:rPr>
-          <w:t>彼得後書二章5節</w:t>
-        </w:r>
-      </w:hyperlink>
+      <w:r>
+        <w:rPr>
+          <w:lang w:val="zh_TW" w:bidi="zh_TW"/>
+        </w:rPr>
+        <w:t>彼得後書二章5節</w:t>
+      </w:r>
       <w:r>
         <w:rPr>
           <w:lang w:val="zh_TW" w:bidi="zh_TW"/>
@@ -999,72 +867,48 @@
         </w:rPr>
         <w:t>瑪拿西支派西羅非哈的女兒（</w:t>
       </w:r>
-      <w:hyperlink r:id="rId34">
-        <w:r>
-          <w:rPr>
-            <w:lang w:val="zh_TW" w:bidi="zh_TW"/>
-          </w:rPr>
-          <w:rPr>
-            <w:color w:val="0000EE"/>
-            <w:u w:val="single"/>
-          </w:rPr>
-          <w:t>民26:33</w:t>
-        </w:r>
-      </w:hyperlink>
+      <w:r>
+        <w:rPr>
+          <w:lang w:val="zh_TW" w:bidi="zh_TW"/>
+        </w:rPr>
+        <w:t>民26:33</w:t>
+      </w:r>
       <w:r>
         <w:rPr>
           <w:lang w:val="zh_TW" w:bidi="zh_TW"/>
         </w:rPr>
         <w:t>）。當她們的父親死後沒有留下兒子時，她和她的四個姐妹請求制定律法，以保護她們的產業繼承權（</w:t>
       </w:r>
-      <w:hyperlink r:id="rId35">
-        <w:r>
-          <w:rPr>
-            <w:lang w:val="zh_TW" w:bidi="zh_TW"/>
-          </w:rPr>
-          <w:rPr>
-            <w:color w:val="0000EE"/>
-            <w:u w:val="single"/>
-          </w:rPr>
-          <w:t>民27:1–11</w:t>
-        </w:r>
-      </w:hyperlink>
+      <w:r>
+        <w:rPr>
+          <w:lang w:val="zh_TW" w:bidi="zh_TW"/>
+        </w:rPr>
+        <w:t>民27:1–11</w:t>
+      </w:r>
       <w:r>
         <w:rPr>
           <w:lang w:val="zh_TW" w:bidi="zh_TW"/>
         </w:rPr>
         <w:t>；參</w:t>
       </w:r>
-      <w:hyperlink r:id="rId36">
-        <w:r>
-          <w:rPr>
-            <w:lang w:val="zh_TW" w:bidi="zh_TW"/>
-          </w:rPr>
-          <w:rPr>
-            <w:color w:val="0000EE"/>
-            <w:u w:val="single"/>
-          </w:rPr>
-          <w:t>書17:3–6</w:t>
-        </w:r>
-      </w:hyperlink>
+      <w:r>
+        <w:rPr>
+          <w:lang w:val="zh_TW" w:bidi="zh_TW"/>
+        </w:rPr>
+        <w:t>書17:3–6</w:t>
+      </w:r>
       <w:r>
         <w:rPr>
           <w:lang w:val="zh_TW" w:bidi="zh_TW"/>
         </w:rPr>
         <w:t>）。然而，她們被限制只能在自己的支派之內成婚（</w:t>
       </w:r>
-      <w:hyperlink r:id="rId37">
-        <w:r>
-          <w:rPr>
-            <w:lang w:val="zh_TW" w:bidi="zh_TW"/>
-          </w:rPr>
-          <w:rPr>
-            <w:color w:val="0000EE"/>
-            <w:u w:val="single"/>
-          </w:rPr>
-          <w:t>民36:1–12</w:t>
-        </w:r>
-      </w:hyperlink>
+      <w:r>
+        <w:rPr>
+          <w:lang w:val="zh_TW" w:bidi="zh_TW"/>
+        </w:rPr>
+        <w:t>民36:1–12</w:t>
+      </w:r>
       <w:r>
         <w:rPr>
           <w:lang w:val="zh_TW" w:bidi="zh_TW"/>
